--- a/B端后台操作手册.docx
+++ b/B端后台操作手册.docx
@@ -5346,12 +5346,11 @@
       <w:pPr>
         <w:pStyle w:val="16"/>
         <w:numPr>
+          <w:ilvl w:val="0"/>
           <w:numId w:val="0"/>
         </w:numPr>
         <w:ind w:leftChars="0"/>
       </w:pPr>
-      <w:bookmarkStart w:id="0" w:name="_GoBack"/>
-      <w:bookmarkEnd w:id="0"/>
     </w:p>
     <w:p>
       <w:pPr>
@@ -5370,7 +5369,6 @@
       </w:r>
     </w:p>
     <w:p>
-      <w:pPr/>
       <w:r>
         <w:rPr>
           <w:rFonts w:ascii="微软雅黑" w:hAnsi="微软雅黑" w:eastAsia="微软雅黑"/>
@@ -5400,18 +5398,745 @@
       </w:pPr>
       <w:r>
         <w:drawing>
-          <wp:inline xmlns:a="http://schemas.openxmlformats.org/drawingml/2006/main" xmlns:pic="http://schemas.openxmlformats.org/drawingml/2006/picture">
-            <wp:extent cx="5806440" cy="2890083"/>
+          <wp:inline distT="0" distB="0" distL="114300" distR="114300">
+            <wp:extent cx="5806440" cy="2889885"/>
+            <wp:effectExtent l="0" t="0" r="3810" b="5715"/>
             <wp:docPr id="23" name="Picture 23"/>
             <wp:cNvGraphicFramePr>
-              <a:graphicFrameLocks noChangeAspect="1"/>
+              <a:graphicFrameLocks xmlns:a="http://schemas.openxmlformats.org/drawingml/2006/main" noChangeAspect="1"/>
             </wp:cNvGraphicFramePr>
-            <a:graphic>
+            <a:graphic xmlns:a="http://schemas.openxmlformats.org/drawingml/2006/main">
               <a:graphicData uri="http://schemas.openxmlformats.org/drawingml/2006/picture">
-                <pic:pic>
+                <pic:pic xmlns:pic="http://schemas.openxmlformats.org/drawingml/2006/picture">
                   <pic:nvPicPr>
-                    <pic:cNvPr id="0" name="image.png"/>
-                    <pic:cNvPicPr/>
+                    <pic:cNvPr id="23" name="Picture 23"/>
+                    <pic:cNvPicPr>
+                      <a:picLocks noChangeAspect="1"/>
+                    </pic:cNvPicPr>
+                  </pic:nvPicPr>
+                  <pic:blipFill>
+                    <a:blip r:embed="rId27"/>
+                    <a:stretch>
+                      <a:fillRect/>
+                    </a:stretch>
+                  </pic:blipFill>
+                  <pic:spPr>
+                    <a:xfrm>
+                      <a:off x="0" y="0"/>
+                      <a:ext cx="5806440" cy="2890083"/>
+                    </a:xfrm>
+                    <a:prstGeom prst="rect">
+                      <a:avLst/>
+                    </a:prstGeom>
+                  </pic:spPr>
+                </pic:pic>
+              </a:graphicData>
+            </a:graphic>
+          </wp:inline>
+        </w:drawing>
+      </w:r>
+    </w:p>
+    <w:p>
+      <w:pPr>
+        <w:pStyle w:val="15"/>
+        <w:jc w:val="center"/>
+      </w:pPr>
+      <w:r>
+        <w:rPr>
+          <w:rFonts w:ascii="微软雅黑" w:hAnsi="微软雅黑" w:eastAsia="微软雅黑"/>
+          <w:b w:val="0"/>
+          <w:color w:val="707E92"/>
+          <w:sz w:val="18"/>
+        </w:rPr>
+        <w:t>图22：客服配置-在线客服页签，用于维护前台在线客服入口。</w:t>
+      </w:r>
+    </w:p>
+    <w:p>
+      <w:pPr>
+        <w:pStyle w:val="16"/>
+      </w:pPr>
+      <w:r>
+        <w:rPr>
+          <w:rFonts w:ascii="微软雅黑" w:hAnsi="微软雅黑" w:eastAsia="微软雅黑"/>
+          <w:b/>
+          <w:color w:val="2F5597"/>
+          <w:sz w:val="20"/>
+        </w:rPr>
+        <w:t>在线客服开关</w:t>
+      </w:r>
+      <w:r>
+        <w:rPr>
+          <w:rFonts w:ascii="微软雅黑" w:hAnsi="微软雅黑" w:eastAsia="微软雅黑"/>
+          <w:b w:val="0"/>
+          <w:sz w:val="20"/>
+        </w:rPr>
+        <w:t>：控制前台在线客服入口是否展示。启用后前台按当前头像、标题和说明展示入口；停用后用户侧不再显示该在线客服入口，需确认是否已有其他客服渠道兜底。</w:t>
+      </w:r>
+    </w:p>
+    <w:p>
+      <w:pPr>
+        <w:pStyle w:val="16"/>
+      </w:pPr>
+      <w:r>
+        <w:rPr>
+          <w:rFonts w:ascii="微软雅黑" w:hAnsi="微软雅黑" w:eastAsia="微软雅黑"/>
+          <w:b/>
+          <w:color w:val="2F5597"/>
+          <w:sz w:val="20"/>
+        </w:rPr>
+        <w:t>客服头像</w:t>
+      </w:r>
+      <w:r>
+        <w:rPr>
+          <w:rFonts w:ascii="微软雅黑" w:hAnsi="微软雅黑" w:eastAsia="微软雅黑"/>
+          <w:b w:val="0"/>
+          <w:sz w:val="20"/>
+        </w:rPr>
+        <w:t>：上传前台展示的在线客服头像，建议使用 64*64 或等比例图片，支持 PNG、JPG、GIF，大小控制在 100KB 以内。编辑状态下可删除并重新上传。</w:t>
+      </w:r>
+    </w:p>
+    <w:p>
+      <w:pPr>
+        <w:pStyle w:val="16"/>
+      </w:pPr>
+      <w:r>
+        <w:rPr>
+          <w:rFonts w:ascii="微软雅黑" w:hAnsi="微软雅黑" w:eastAsia="微软雅黑"/>
+          <w:b/>
+          <w:color w:val="2F5597"/>
+          <w:sz w:val="20"/>
+        </w:rPr>
+        <w:t>前端标题</w:t>
+      </w:r>
+      <w:r>
+        <w:rPr>
+          <w:rFonts w:ascii="微软雅黑" w:hAnsi="微软雅黑" w:eastAsia="微软雅黑"/>
+          <w:b w:val="0"/>
+          <w:sz w:val="20"/>
+        </w:rPr>
+        <w:t>：配置用户侧看到的客服入口标题，示例为“测试”。标题应简短明确，通常用于说明客服入口名称或服务类型。</w:t>
+      </w:r>
+    </w:p>
+    <w:p>
+      <w:pPr>
+        <w:pStyle w:val="16"/>
+      </w:pPr>
+      <w:r>
+        <w:rPr>
+          <w:rFonts w:ascii="微软雅黑" w:hAnsi="微软雅黑" w:eastAsia="微软雅黑"/>
+          <w:b/>
+          <w:color w:val="2F5597"/>
+          <w:sz w:val="20"/>
+        </w:rPr>
+        <w:t>前端说明</w:t>
+      </w:r>
+      <w:r>
+        <w:rPr>
+          <w:rFonts w:ascii="微软雅黑" w:hAnsi="微软雅黑" w:eastAsia="微软雅黑"/>
+          <w:b w:val="0"/>
+          <w:sz w:val="20"/>
+        </w:rPr>
+        <w:t>：配置用户侧客服入口的说明文案，示例为“测试说明”。可说明服务范围、在线时间或联系前需要准备的信息。</w:t>
+      </w:r>
+    </w:p>
+    <w:p>
+      <w:pPr>
+        <w:pStyle w:val="16"/>
+      </w:pPr>
+      <w:r>
+        <w:rPr>
+          <w:rFonts w:ascii="微软雅黑" w:hAnsi="微软雅黑" w:eastAsia="微软雅黑"/>
+          <w:b/>
+          <w:color w:val="2F5597"/>
+          <w:sz w:val="20"/>
+        </w:rPr>
+        <w:t>编辑与保存</w:t>
+      </w:r>
+      <w:r>
+        <w:rPr>
+          <w:rFonts w:ascii="微软雅黑" w:hAnsi="微软雅黑" w:eastAsia="微软雅黑"/>
+          <w:b w:val="0"/>
+          <w:sz w:val="20"/>
+        </w:rPr>
+        <w:t>：页面默认展示为只读状态，点击“编辑”后可修改头像、标题、说明和开关；保存前复核图片规格、文案语言和开关状态，取消则放弃本次调整。</w:t>
+      </w:r>
+    </w:p>
+    <w:p>
+      <w:pPr>
+        <w:pStyle w:val="6"/>
+      </w:pPr>
+      <w:r>
+        <w:rPr>
+          <w:rFonts w:ascii="微软雅黑" w:hAnsi="微软雅黑" w:eastAsia="微软雅黑"/>
+          <w:b/>
+          <w:color w:val="2F5597"/>
+          <w:sz w:val="22"/>
+        </w:rPr>
+        <w:t>其他客服</w:t>
+      </w:r>
+    </w:p>
+    <w:p>
+      <w:pPr>
+        <w:jc w:val="center"/>
+      </w:pPr>
+      <w:r>
+        <w:drawing>
+          <wp:inline distT="0" distB="0" distL="114300" distR="114300">
+            <wp:extent cx="5897880" cy="2672715"/>
+            <wp:effectExtent l="0" t="0" r="7620" b="13335"/>
+            <wp:docPr id="24" name="Picture 24"/>
+            <wp:cNvGraphicFramePr>
+              <a:graphicFrameLocks xmlns:a="http://schemas.openxmlformats.org/drawingml/2006/main" noChangeAspect="1"/>
+            </wp:cNvGraphicFramePr>
+            <a:graphic xmlns:a="http://schemas.openxmlformats.org/drawingml/2006/main">
+              <a:graphicData uri="http://schemas.openxmlformats.org/drawingml/2006/picture">
+                <pic:pic xmlns:pic="http://schemas.openxmlformats.org/drawingml/2006/picture">
+                  <pic:nvPicPr>
+                    <pic:cNvPr id="24" name="Picture 24"/>
+                    <pic:cNvPicPr>
+                      <a:picLocks noChangeAspect="1"/>
+                    </pic:cNvPicPr>
+                  </pic:nvPicPr>
+                  <pic:blipFill>
+                    <a:blip r:embed="rId28"/>
+                    <a:stretch>
+                      <a:fillRect/>
+                    </a:stretch>
+                  </pic:blipFill>
+                  <pic:spPr>
+                    <a:xfrm>
+                      <a:off x="0" y="0"/>
+                      <a:ext cx="5897880" cy="2673140"/>
+                    </a:xfrm>
+                    <a:prstGeom prst="rect">
+                      <a:avLst/>
+                    </a:prstGeom>
+                  </pic:spPr>
+                </pic:pic>
+              </a:graphicData>
+            </a:graphic>
+          </wp:inline>
+        </w:drawing>
+      </w:r>
+    </w:p>
+    <w:p>
+      <w:pPr>
+        <w:pStyle w:val="15"/>
+        <w:jc w:val="center"/>
+      </w:pPr>
+      <w:r>
+        <w:rPr>
+          <w:rFonts w:ascii="微软雅黑" w:hAnsi="微软雅黑" w:eastAsia="微软雅黑"/>
+          <w:b w:val="0"/>
+          <w:color w:val="707E92"/>
+          <w:sz w:val="18"/>
+        </w:rPr>
+        <w:t>图23：客服配置-其他客服页签，用于维护 Telegram、WhatsApp、Facebook、Line 等 IM 客服。</w:t>
+      </w:r>
+    </w:p>
+    <w:p>
+      <w:pPr>
+        <w:pStyle w:val="16"/>
+      </w:pPr>
+      <w:r>
+        <w:rPr>
+          <w:rFonts w:ascii="微软雅黑" w:hAnsi="微软雅黑" w:eastAsia="微软雅黑"/>
+          <w:b/>
+          <w:color w:val="2F5597"/>
+          <w:sz w:val="20"/>
+        </w:rPr>
+        <w:t>新增</w:t>
+      </w:r>
+      <w:r>
+        <w:rPr>
+          <w:rFonts w:ascii="微软雅黑" w:hAnsi="微软雅黑" w:eastAsia="微软雅黑"/>
+          <w:b w:val="0"/>
+          <w:sz w:val="20"/>
+        </w:rPr>
+        <w:t>：点击右上角“新增”打开其他客服配置弹窗，用于新增一个 IM 类型及其下属客服账号。新增前应确认同类客服是否已存在，避免前台重复展示。</w:t>
+      </w:r>
+    </w:p>
+    <w:p>
+      <w:pPr>
+        <w:pStyle w:val="16"/>
+      </w:pPr>
+      <w:r>
+        <w:rPr>
+          <w:rFonts w:ascii="微软雅黑" w:hAnsi="微软雅黑" w:eastAsia="微软雅黑"/>
+          <w:b/>
+          <w:color w:val="2F5597"/>
+          <w:sz w:val="20"/>
+        </w:rPr>
+        <w:t>排序</w:t>
+      </w:r>
+      <w:r>
+        <w:rPr>
+          <w:rFonts w:ascii="微软雅黑" w:hAnsi="微软雅黑" w:eastAsia="微软雅黑"/>
+          <w:b w:val="0"/>
+          <w:sz w:val="20"/>
+        </w:rPr>
+        <w:t>：控制其他客服在前台或列表中的展示顺序，数字越小通常越靠前。调整排序后需检查重点渠道是否排在预期位置。</w:t>
+      </w:r>
+    </w:p>
+    <w:p>
+      <w:pPr>
+        <w:pStyle w:val="16"/>
+      </w:pPr>
+      <w:r>
+        <w:rPr>
+          <w:rFonts w:ascii="微软雅黑" w:hAnsi="微软雅黑" w:eastAsia="微软雅黑"/>
+          <w:b/>
+          <w:color w:val="2F5597"/>
+          <w:sz w:val="20"/>
+        </w:rPr>
+        <w:t>IM</w:t>
+      </w:r>
+      <w:r>
+        <w:rPr>
+          <w:rFonts w:ascii="微软雅黑" w:hAnsi="微软雅黑" w:eastAsia="微软雅黑"/>
+          <w:b w:val="0"/>
+          <w:sz w:val="20"/>
+        </w:rPr>
+        <w:t>：显示客服渠道类型，当前原型包含 Telegram、WhatsApp、Facebook、Line。不同 IM 对应不同图标和链接填写习惯。</w:t>
+      </w:r>
+    </w:p>
+    <w:p>
+      <w:pPr>
+        <w:pStyle w:val="16"/>
+      </w:pPr>
+      <w:r>
+        <w:rPr>
+          <w:rFonts w:ascii="微软雅黑" w:hAnsi="微软雅黑" w:eastAsia="微软雅黑"/>
+          <w:b/>
+          <w:color w:val="2F5597"/>
+          <w:sz w:val="20"/>
+        </w:rPr>
+        <w:t>配置客服</w:t>
+      </w:r>
+      <w:r>
+        <w:rPr>
+          <w:rFonts w:ascii="微软雅黑" w:hAnsi="微软雅黑" w:eastAsia="微软雅黑"/>
+          <w:b w:val="0"/>
+          <w:sz w:val="20"/>
+        </w:rPr>
+        <w:t>：展示该 IM 下的客服昵称、链接及在线时间。单个 IM 可配置多名客服；若暂无客服账号，列表以“-”展示。</w:t>
+      </w:r>
+    </w:p>
+    <w:p>
+      <w:pPr>
+        <w:pStyle w:val="16"/>
+      </w:pPr>
+      <w:r>
+        <w:rPr>
+          <w:rFonts w:ascii="微软雅黑" w:hAnsi="微软雅黑" w:eastAsia="微软雅黑"/>
+          <w:b/>
+          <w:color w:val="2F5597"/>
+          <w:sz w:val="20"/>
+        </w:rPr>
+        <w:t>图标</w:t>
+      </w:r>
+      <w:r>
+        <w:rPr>
+          <w:rFonts w:ascii="微软雅黑" w:hAnsi="微软雅黑" w:eastAsia="微软雅黑"/>
+          <w:b w:val="0"/>
+          <w:sz w:val="20"/>
+        </w:rPr>
+        <w:t>：展示该 IM 在前台使用的入口图标，需与 IM 类型保持一致，避免用户误点或识别错误。</w:t>
+      </w:r>
+    </w:p>
+    <w:p>
+      <w:pPr>
+        <w:pStyle w:val="16"/>
+      </w:pPr>
+      <w:r>
+        <w:rPr>
+          <w:rFonts w:ascii="微软雅黑" w:hAnsi="微软雅黑" w:eastAsia="微软雅黑"/>
+          <w:b/>
+          <w:color w:val="2F5597"/>
+          <w:sz w:val="20"/>
+        </w:rPr>
+        <w:t>开关</w:t>
+      </w:r>
+      <w:r>
+        <w:rPr>
+          <w:rFonts w:ascii="微软雅黑" w:hAnsi="微软雅黑" w:eastAsia="微软雅黑"/>
+          <w:b w:val="0"/>
+          <w:sz w:val="20"/>
+        </w:rPr>
+        <w:t>：控制单个其他客服渠道是否启用。关闭后该渠道不应在用户侧展示；批量调整前需确认是否影响当前在线支持能力。</w:t>
+      </w:r>
+    </w:p>
+    <w:p>
+      <w:pPr>
+        <w:pStyle w:val="16"/>
+      </w:pPr>
+      <w:r>
+        <w:rPr>
+          <w:rFonts w:ascii="微软雅黑" w:hAnsi="微软雅黑" w:eastAsia="微软雅黑"/>
+          <w:b/>
+          <w:color w:val="2F5597"/>
+          <w:sz w:val="20"/>
+        </w:rPr>
+        <w:t>操作</w:t>
+      </w:r>
+      <w:r>
+        <w:rPr>
+          <w:rFonts w:ascii="微软雅黑" w:hAnsi="微软雅黑" w:eastAsia="微软雅黑"/>
+          <w:b w:val="0"/>
+          <w:sz w:val="20"/>
+        </w:rPr>
+        <w:t>：“编辑”进入该行配置弹窗，可调整排序、IM、图标、客服明细和开关；“删除”用于移除该客服渠道，删除前应确认无前台正在使用的链接。</w:t>
+      </w:r>
+    </w:p>
+    <w:p>
+      <w:pPr>
+        <w:pStyle w:val="6"/>
+      </w:pPr>
+      <w:r>
+        <w:rPr>
+          <w:rFonts w:ascii="微软雅黑" w:hAnsi="微软雅黑" w:eastAsia="微软雅黑"/>
+          <w:b/>
+          <w:color w:val="2F5597"/>
+          <w:sz w:val="22"/>
+        </w:rPr>
+        <w:t>新增或编辑其他客服</w:t>
+      </w:r>
+    </w:p>
+    <w:p>
+      <w:pPr>
+        <w:jc w:val="center"/>
+      </w:pPr>
+      <w:r>
+        <w:drawing>
+          <wp:inline distT="0" distB="0" distL="114300" distR="114300">
+            <wp:extent cx="5120640" cy="6169660"/>
+            <wp:effectExtent l="0" t="0" r="3810" b="2540"/>
+            <wp:docPr id="25" name="Picture 25"/>
+            <wp:cNvGraphicFramePr>
+              <a:graphicFrameLocks xmlns:a="http://schemas.openxmlformats.org/drawingml/2006/main" noChangeAspect="1"/>
+            </wp:cNvGraphicFramePr>
+            <a:graphic xmlns:a="http://schemas.openxmlformats.org/drawingml/2006/main">
+              <a:graphicData uri="http://schemas.openxmlformats.org/drawingml/2006/picture">
+                <pic:pic xmlns:pic="http://schemas.openxmlformats.org/drawingml/2006/picture">
+                  <pic:nvPicPr>
+                    <pic:cNvPr id="25" name="Picture 25"/>
+                    <pic:cNvPicPr>
+                      <a:picLocks noChangeAspect="1"/>
+                    </pic:cNvPicPr>
+                  </pic:nvPicPr>
+                  <pic:blipFill>
+                    <a:blip r:embed="rId29"/>
+                    <a:stretch>
+                      <a:fillRect/>
+                    </a:stretch>
+                  </pic:blipFill>
+                  <pic:spPr>
+                    <a:xfrm>
+                      <a:off x="0" y="0"/>
+                      <a:ext cx="5120640" cy="6169891"/>
+                    </a:xfrm>
+                    <a:prstGeom prst="rect">
+                      <a:avLst/>
+                    </a:prstGeom>
+                  </pic:spPr>
+                </pic:pic>
+              </a:graphicData>
+            </a:graphic>
+          </wp:inline>
+        </w:drawing>
+      </w:r>
+    </w:p>
+    <w:p>
+      <w:pPr>
+        <w:pStyle w:val="15"/>
+        <w:jc w:val="center"/>
+      </w:pPr>
+      <w:r>
+        <w:rPr>
+          <w:rFonts w:ascii="微软雅黑" w:hAnsi="微软雅黑" w:eastAsia="微软雅黑"/>
+          <w:b w:val="0"/>
+          <w:color w:val="707E92"/>
+          <w:sz w:val="18"/>
+        </w:rPr>
+        <w:t>图24：编辑其他客服弹窗，用于维护 IM 渠道、图标、客服账号和在线时间。</w:t>
+      </w:r>
+    </w:p>
+    <w:p>
+      <w:pPr>
+        <w:pStyle w:val="16"/>
+      </w:pPr>
+      <w:r>
+        <w:rPr>
+          <w:rFonts w:ascii="微软雅黑" w:hAnsi="微软雅黑" w:eastAsia="微软雅黑"/>
+          <w:b/>
+          <w:color w:val="2F5597"/>
+          <w:sz w:val="20"/>
+        </w:rPr>
+        <w:t>弹窗标题</w:t>
+      </w:r>
+      <w:r>
+        <w:rPr>
+          <w:rFonts w:ascii="微软雅黑" w:hAnsi="微软雅黑" w:eastAsia="微软雅黑"/>
+          <w:b w:val="0"/>
+          <w:sz w:val="20"/>
+        </w:rPr>
+        <w:t>：从列表点击“编辑”时标题显示“编辑其他客服”；点击“新增”时显示“新增其他客服”。可通过标题确认当前是在新增还是修改已有配置。</w:t>
+      </w:r>
+    </w:p>
+    <w:p>
+      <w:pPr>
+        <w:pStyle w:val="16"/>
+      </w:pPr>
+      <w:r>
+        <w:rPr>
+          <w:rFonts w:ascii="微软雅黑" w:hAnsi="微软雅黑" w:eastAsia="微软雅黑"/>
+          <w:b/>
+          <w:color w:val="2F5597"/>
+          <w:sz w:val="20"/>
+        </w:rPr>
+        <w:t>排序与 IM</w:t>
+      </w:r>
+      <w:r>
+        <w:rPr>
+          <w:rFonts w:ascii="微软雅黑" w:hAnsi="微软雅黑" w:eastAsia="微软雅黑"/>
+          <w:b w:val="0"/>
+          <w:sz w:val="20"/>
+        </w:rPr>
+        <w:t>：排序为数字输入；IM 为必填下拉项，选择后应同步检查图标和客服明细中的图标是否一致。</w:t>
+      </w:r>
+    </w:p>
+    <w:p>
+      <w:pPr>
+        <w:pStyle w:val="16"/>
+      </w:pPr>
+      <w:r>
+        <w:rPr>
+          <w:rFonts w:ascii="微软雅黑" w:hAnsi="微软雅黑" w:eastAsia="微软雅黑"/>
+          <w:b/>
+          <w:color w:val="2F5597"/>
+          <w:sz w:val="20"/>
+        </w:rPr>
+        <w:t>图标上传</w:t>
+      </w:r>
+      <w:r>
+        <w:rPr>
+          <w:rFonts w:ascii="微软雅黑" w:hAnsi="微软雅黑" w:eastAsia="微软雅黑"/>
+          <w:b w:val="0"/>
+          <w:sz w:val="20"/>
+        </w:rPr>
+        <w:t>：图标为必填项，使用 64*64 或等比例 PNG、JPG、GIF 图片，大小不超过 100KB。删除旧图标后需重新上传，避免保存后前台缺失入口图。</w:t>
+      </w:r>
+    </w:p>
+    <w:p>
+      <w:pPr>
+        <w:pStyle w:val="16"/>
+      </w:pPr>
+      <w:r>
+        <w:rPr>
+          <w:rFonts w:ascii="微软雅黑" w:hAnsi="微软雅黑" w:eastAsia="微软雅黑"/>
+          <w:b/>
+          <w:color w:val="2F5597"/>
+          <w:sz w:val="20"/>
+        </w:rPr>
+        <w:t>配置客服明细</w:t>
+      </w:r>
+      <w:r>
+        <w:rPr>
+          <w:rFonts w:ascii="微软雅黑" w:hAnsi="微软雅黑" w:eastAsia="微软雅黑"/>
+          <w:b w:val="0"/>
+          <w:sz w:val="20"/>
+        </w:rPr>
+        <w:t>：每行维护一名客服，包括昵称、链接、在线时间、图标和删除操作。点击“添加”可增加一行；在线时间建议按 00:00-21:00 这类格式填写，便于用户判断可联系时段。</w:t>
+      </w:r>
+    </w:p>
+    <w:p>
+      <w:pPr>
+        <w:pStyle w:val="16"/>
+      </w:pPr>
+      <w:r>
+        <w:rPr>
+          <w:rFonts w:ascii="微软雅黑" w:hAnsi="微软雅黑" w:eastAsia="微软雅黑"/>
+          <w:b/>
+          <w:color w:val="2F5597"/>
+          <w:sz w:val="20"/>
+        </w:rPr>
+        <w:t>开关</w:t>
+      </w:r>
+      <w:r>
+        <w:rPr>
+          <w:rFonts w:ascii="微软雅黑" w:hAnsi="微软雅黑" w:eastAsia="微软雅黑"/>
+          <w:b w:val="0"/>
+          <w:sz w:val="20"/>
+        </w:rPr>
+        <w:t>：控制当前 IM 渠道整体是否启用。即使客服明细已填写，开关关闭时前台也不应展示该渠道。</w:t>
+      </w:r>
+    </w:p>
+    <w:p>
+      <w:pPr>
+        <w:pStyle w:val="16"/>
+      </w:pPr>
+      <w:r>
+        <w:rPr>
+          <w:rFonts w:ascii="微软雅黑" w:hAnsi="微软雅黑" w:eastAsia="微软雅黑"/>
+          <w:b/>
+          <w:color w:val="2F5597"/>
+          <w:sz w:val="20"/>
+        </w:rPr>
+        <w:t>取消与确定</w:t>
+      </w:r>
+      <w:r>
+        <w:rPr>
+          <w:rFonts w:ascii="微软雅黑" w:hAnsi="微软雅黑" w:eastAsia="微软雅黑"/>
+          <w:b w:val="0"/>
+          <w:sz w:val="20"/>
+        </w:rPr>
+        <w:t>：点击“取消”或右上角关闭不保存本次修改；点击“确定”保存弹窗内配置并回到其他客服列表，保存后应检查列表展示、开关状态和链接是否符合预期。</w:t>
+      </w:r>
+    </w:p>
+    <w:p>
+      <w:pPr>
+        <w:pStyle w:val="5"/>
+        <w:keepNext/>
+        <w:spacing w:before="180" w:after="100" w:line="259" w:lineRule="auto"/>
+      </w:pPr>
+      <w:r>
+        <w:rPr>
+          <w:rFonts w:ascii="微软雅黑" w:hAnsi="微软雅黑" w:eastAsia="微软雅黑"/>
+          <w:b/>
+          <w:color w:val="2F5597"/>
+          <w:sz w:val="25"/>
+        </w:rPr>
+        <w:t>分享配置</w:t>
+      </w:r>
+    </w:p>
+    <w:p>
+      <w:pPr>
+        <w:pStyle w:val="16"/>
+        <w:spacing w:after="40" w:line="276" w:lineRule="auto"/>
+      </w:pPr>
+      <w:r>
+        <w:rPr>
+          <w:rFonts w:ascii="微软雅黑" w:hAnsi="微软雅黑" w:eastAsia="微软雅黑"/>
+          <w:b/>
+          <w:color w:val="254061"/>
+          <w:sz w:val="20"/>
+        </w:rPr>
+        <w:t>页面介绍：</w:t>
+      </w:r>
+      <w:r>
+        <w:rPr>
+          <w:rFonts w:ascii="微软雅黑" w:hAnsi="微软雅黑" w:eastAsia="微软雅黑"/>
+          <w:b w:val="0"/>
+          <w:sz w:val="20"/>
+        </w:rPr>
+        <w:t>用于处理“分享配置”相关后台业务，具体说明可在后续补充截图时继续细化。</w:t>
+      </w:r>
+    </w:p>
+    <w:p>
+      <w:pPr>
+        <w:pStyle w:val="16"/>
+        <w:spacing w:after="40" w:line="276" w:lineRule="auto"/>
+      </w:pPr>
+      <w:r>
+        <w:rPr>
+          <w:rFonts w:ascii="微软雅黑" w:hAnsi="微软雅黑" w:eastAsia="微软雅黑"/>
+          <w:b/>
+          <w:color w:val="254061"/>
+          <w:sz w:val="20"/>
+        </w:rPr>
+        <w:t>常用操作：</w:t>
+      </w:r>
+      <w:r>
+        <w:rPr>
+          <w:rFonts w:ascii="微软雅黑" w:hAnsi="微软雅黑" w:eastAsia="微软雅黑"/>
+          <w:b w:val="0"/>
+          <w:sz w:val="20"/>
+        </w:rPr>
+        <w:t>进入页面后先通过筛选条件定位数据或配置项，再执行页面支持的新增、编辑、启用、停用、审核、导出或查看详情等操作。</w:t>
+      </w:r>
+    </w:p>
+    <w:p>
+      <w:pPr>
+        <w:pStyle w:val="16"/>
+        <w:spacing w:after="40" w:line="276" w:lineRule="auto"/>
+      </w:pPr>
+      <w:r>
+        <w:rPr>
+          <w:rFonts w:ascii="微软雅黑" w:hAnsi="微软雅黑" w:eastAsia="微软雅黑"/>
+          <w:b/>
+          <w:color w:val="254061"/>
+          <w:sz w:val="20"/>
+        </w:rPr>
+        <w:t>后续补充：</w:t>
+      </w:r>
+      <w:r>
+        <w:rPr>
+          <w:rFonts w:ascii="微软雅黑" w:hAnsi="微软雅黑" w:eastAsia="微软雅黑"/>
+          <w:b w:val="0"/>
+          <w:sz w:val="20"/>
+        </w:rPr>
+        <w:t>按页面截图补齐关键字段、按钮说明、弹窗流程、保存校验和常见问题。</w:t>
+      </w:r>
+    </w:p>
+    <w:p>
+      <w:pPr>
+        <w:pStyle w:val="5"/>
+        <w:keepNext/>
+        <w:spacing w:before="180" w:after="100" w:line="259" w:lineRule="auto"/>
+      </w:pPr>
+      <w:r>
+        <w:rPr>
+          <w:rFonts w:ascii="微软雅黑" w:hAnsi="微软雅黑" w:eastAsia="微软雅黑"/>
+          <w:b/>
+          <w:color w:val="2F5597"/>
+          <w:sz w:val="25"/>
+        </w:rPr>
+        <w:t>第三方登录配置</w:t>
+      </w:r>
+    </w:p>
+    <w:p>
+      <w:pPr>
+        <w:pStyle w:val="16"/>
+      </w:pPr>
+      <w:r>
+        <w:rPr>
+          <w:rFonts w:ascii="微软雅黑" w:hAnsi="微软雅黑" w:eastAsia="微软雅黑"/>
+          <w:b/>
+          <w:color w:val="2F5597"/>
+          <w:sz w:val="20"/>
+        </w:rPr>
+        <w:t>页面介绍：</w:t>
+      </w:r>
+      <w:r>
+        <w:rPr>
+          <w:rFonts w:ascii="微软雅黑" w:hAnsi="微软雅黑" w:eastAsia="微软雅黑"/>
+          <w:b w:val="0"/>
+          <w:sz w:val="20"/>
+        </w:rPr>
+        <w:t>第三方登录配置用于维护站点登录相关的外部服务参数，包括自动注册开关，以及邮箱、Facebook、Whatsapp、Telegram、短信和 Google 等登录或验证服务。页面以配置卡片展示每个服务的启用状态、配置状态和关键参数，运营或技术人员可在上线前逐项核对。</w:t>
+      </w:r>
+    </w:p>
+    <w:p>
+      <w:pPr>
+        <w:jc w:val="center"/>
+      </w:pPr>
+      <w:r>
+        <w:drawing>
+          <wp:inline distT="0" distB="0" distL="114300" distR="114300">
+            <wp:extent cx="5806440" cy="2287270"/>
+            <wp:effectExtent l="0" t="0" r="3810" b="17780"/>
+            <wp:docPr id="28" name="Picture 28"/>
+            <wp:cNvGraphicFramePr>
+              <a:graphicFrameLocks xmlns:a="http://schemas.openxmlformats.org/drawingml/2006/main" noChangeAspect="1"/>
+            </wp:cNvGraphicFramePr>
+            <a:graphic xmlns:a="http://schemas.openxmlformats.org/drawingml/2006/main">
+              <a:graphicData uri="http://schemas.openxmlformats.org/drawingml/2006/picture">
+                <pic:pic xmlns:pic="http://schemas.openxmlformats.org/drawingml/2006/picture">
+                  <pic:nvPicPr>
+                    <pic:cNvPr id="28" name="Picture 28"/>
+                    <pic:cNvPicPr>
+                      <a:picLocks noChangeAspect="1"/>
+                    </pic:cNvPicPr>
                   </pic:nvPicPr>
                   <pic:blipFill>
                     <a:blip r:embed="rId30"/>
@@ -5422,9 +6147,11 @@
                   <pic:spPr>
                     <a:xfrm>
                       <a:off x="0" y="0"/>
-                      <a:ext cx="5806440" cy="2890083"/>
+                      <a:ext cx="5806440" cy="2287386"/>
                     </a:xfrm>
-                    <a:prstGeom prst="rect"/>
+                    <a:prstGeom prst="rect">
+                      <a:avLst/>
+                    </a:prstGeom>
                   </pic:spPr>
                 </pic:pic>
               </a:graphicData>
@@ -5445,7 +6172,7 @@
           <w:color w:val="707E92"/>
           <w:sz w:val="18"/>
         </w:rPr>
-        <w:t>图22：客服配置-在线客服页签，用于维护前台在线客服入口。</w:t>
+        <w:t>图：第三方登录配置页面概览。</w:t>
       </w:r>
     </w:p>
     <w:p>
@@ -5459,15 +6186,41 @@
           <w:color w:val="2F5597"/>
           <w:sz w:val="20"/>
         </w:rPr>
-        <w:t>在线客服开关</w:t>
-      </w:r>
-      <w:r>
-        <w:rPr>
-          <w:rFonts w:ascii="微软雅黑" w:hAnsi="微软雅黑" w:eastAsia="微软雅黑"/>
-          <w:b w:val="0"/>
-          <w:sz w:val="20"/>
-        </w:rPr>
-        <w:t>：控制前台在线客服入口是否展示。启用后前台按当前头像、标题和说明展示入口；停用后用户侧不再显示该在线客服入口，需确认是否已有其他客服渠道兜底。</w:t>
+        <w:t>自动注册：</w:t>
+      </w:r>
+      <w:r>
+        <w:rPr>
+          <w:rFonts w:ascii="微软雅黑" w:hAnsi="微软雅黑" w:eastAsia="微软雅黑"/>
+          <w:b w:val="0"/>
+          <w:sz w:val="20"/>
+        </w:rPr>
+        <w:t>控制用户</w:t>
+      </w:r>
+      <w:r>
+        <w:rPr>
+          <w:rFonts w:hint="eastAsia"/>
+          <w:b w:val="0"/>
+          <w:sz w:val="20"/>
+          <w:lang w:val="en-US" w:eastAsia="zh-CN"/>
+        </w:rPr>
+        <w:t>第一次打开网站时</w:t>
+      </w:r>
+      <w:r>
+        <w:rPr>
+          <w:rFonts w:ascii="微软雅黑" w:hAnsi="微软雅黑" w:eastAsia="微软雅黑"/>
+          <w:b w:val="0"/>
+          <w:sz w:val="20"/>
+        </w:rPr>
+        <w:t>，是否自动创建账户</w:t>
+      </w:r>
+      <w:r>
+        <w:rPr>
+          <w:rFonts w:hint="eastAsia"/>
+          <w:b w:val="0"/>
+          <w:sz w:val="20"/>
+          <w:lang w:eastAsia="zh-CN"/>
+        </w:rPr>
+        <w:t>。</w:t>
       </w:r>
     </w:p>
     <w:p>
@@ -5481,15 +6234,15 @@
           <w:color w:val="2F5597"/>
           <w:sz w:val="20"/>
         </w:rPr>
-        <w:t>客服头像</w:t>
-      </w:r>
-      <w:r>
-        <w:rPr>
-          <w:rFonts w:ascii="微软雅黑" w:hAnsi="微软雅黑" w:eastAsia="微软雅黑"/>
-          <w:b w:val="0"/>
-          <w:sz w:val="20"/>
-        </w:rPr>
-        <w:t>：上传前台展示的在线客服头像，建议使用 64*64 或等比例图片，支持 PNG、JPG、GIF，大小控制在 100KB 以内。编辑状态下可删除并重新上传。</w:t>
+        <w:t>配置卡片状态：</w:t>
+      </w:r>
+      <w:r>
+        <w:rPr>
+          <w:rFonts w:ascii="微软雅黑" w:hAnsi="微软雅黑" w:eastAsia="微软雅黑"/>
+          <w:b w:val="0"/>
+          <w:sz w:val="20"/>
+        </w:rPr>
+        <w:t>每张卡片右上角提供启用/关闭开关和“编辑”入口，标题下方显示“已配置”或“未配置”。已配置代表至少存在有效参数；启用状态代表当前服务是否允许在前台登录或验证流程中使用。上线前不要只看“已配置”，还要核对开关是否处于预期状态。</w:t>
       </w:r>
     </w:p>
     <w:p>
@@ -5503,15 +6256,15 @@
           <w:color w:val="2F5597"/>
           <w:sz w:val="20"/>
         </w:rPr>
-        <w:t>前端标题</w:t>
-      </w:r>
-      <w:r>
-        <w:rPr>
-          <w:rFonts w:ascii="微软雅黑" w:hAnsi="微软雅黑" w:eastAsia="微软雅黑"/>
-          <w:b w:val="0"/>
-          <w:sz w:val="20"/>
-        </w:rPr>
-        <w:t>：配置用户侧看到的客服入口标题，示例为“测试”。标题应简短明确，通常用于说明客服入口名称或服务类型。</w:t>
+        <w:t>邮箱配置：</w:t>
+      </w:r>
+      <w:r>
+        <w:rPr>
+          <w:rFonts w:ascii="微软雅黑" w:hAnsi="微软雅黑" w:eastAsia="微软雅黑"/>
+          <w:b w:val="0"/>
+          <w:sz w:val="20"/>
+        </w:rPr>
+        <w:t>用于维护邮箱登录或邮件验证能力，字段包括 SMTP服务器、SMTP端口、SMTP账号、SMTP密码和发件人名称。保存前需确认服务器地址、端口、账号权限、密码或授权码、发件人名称与邮件服务商要求一致。</w:t>
       </w:r>
     </w:p>
     <w:p>
@@ -5525,15 +6278,15 @@
           <w:color w:val="2F5597"/>
           <w:sz w:val="20"/>
         </w:rPr>
-        <w:t>前端说明</w:t>
-      </w:r>
-      <w:r>
-        <w:rPr>
-          <w:rFonts w:ascii="微软雅黑" w:hAnsi="微软雅黑" w:eastAsia="微软雅黑"/>
-          <w:b w:val="0"/>
-          <w:sz w:val="20"/>
-        </w:rPr>
-        <w:t>：配置用户侧客服入口的说明文案，示例为“测试说明”。可说明服务范围、在线时间或联系前需要准备的信息。</w:t>
+        <w:t>Facebook配置：</w:t>
+      </w:r>
+      <w:r>
+        <w:rPr>
+          <w:rFonts w:ascii="微软雅黑" w:hAnsi="微软雅黑" w:eastAsia="微软雅黑"/>
+          <w:b w:val="0"/>
+          <w:sz w:val="20"/>
+        </w:rPr>
+        <w:t>用于维护 Facebook 第三方登录参数，字段包括 AppId 和密钥。修改后应同步确认前台登录页展示、回调域名、应用状态和密钥是否匹配，避免用户点击 Facebook 登录后无法完成授权。</w:t>
       </w:r>
     </w:p>
     <w:p>
@@ -5547,29 +6300,185 @@
           <w:color w:val="2F5597"/>
           <w:sz w:val="20"/>
         </w:rPr>
-        <w:t>编辑与保存</w:t>
-      </w:r>
-      <w:r>
-        <w:rPr>
-          <w:rFonts w:ascii="微软雅黑" w:hAnsi="微软雅黑" w:eastAsia="微软雅黑"/>
-          <w:b w:val="0"/>
-          <w:sz w:val="20"/>
-        </w:rPr>
-        <w:t>：页面默认展示为只读状态，点击“编辑”后可修改头像、标题、说明和开关；保存前复核图片规格、文案语言和开关状态，取消则放弃本次调整。</w:t>
-      </w:r>
-    </w:p>
-    <w:p>
-      <w:pPr>
-        <w:pStyle w:val="6"/>
+        <w:t>Whatsapp配置：</w:t>
+      </w:r>
+      <w:r>
+        <w:rPr>
+          <w:rFonts w:ascii="微软雅黑" w:hAnsi="微软雅黑" w:eastAsia="微软雅黑"/>
+          <w:b w:val="0"/>
+          <w:sz w:val="20"/>
+        </w:rPr>
+        <w:t>用于维护 Whatsapp 相关登录或消息验证参数，字段包括 ApiKey、PhoneId 和 BusinessId。该类参数通常与第三方 Business 后台绑定，保存后需用测试账号验证发送链路和号码归属是否正常。</w:t>
+      </w:r>
+    </w:p>
+    <w:p>
+      <w:pPr>
+        <w:pStyle w:val="16"/>
       </w:pPr>
       <w:r>
         <w:rPr>
           <w:rFonts w:ascii="微软雅黑" w:hAnsi="微软雅黑" w:eastAsia="微软雅黑"/>
           <w:b/>
           <w:color w:val="2F5597"/>
-          <w:sz w:val="22"/>
-        </w:rPr>
-        <w:t>其他客服</w:t>
+          <w:sz w:val="20"/>
+        </w:rPr>
+        <w:t>Telegram配置：</w:t>
+      </w:r>
+      <w:r>
+        <w:rPr>
+          <w:rFonts w:ascii="微软雅黑" w:hAnsi="微软雅黑" w:eastAsia="微软雅黑"/>
+          <w:b w:val="0"/>
+          <w:sz w:val="20"/>
+        </w:rPr>
+        <w:t>用于维护 Telegram 登录或机器人验证参数，字段包括 BotToken 和 Bot名称。BotToken 属于敏感信息，页面展示时会做脱敏处理；更新后需确认机器人名称、Token、前台入口和回调配置一致。</w:t>
+      </w:r>
+    </w:p>
+    <w:p>
+      <w:pPr>
+        <w:pStyle w:val="16"/>
+      </w:pPr>
+      <w:r>
+        <w:rPr>
+          <w:rFonts w:ascii="微软雅黑" w:hAnsi="微软雅黑" w:eastAsia="微软雅黑"/>
+          <w:b/>
+          <w:color w:val="2F5597"/>
+          <w:sz w:val="20"/>
+        </w:rPr>
+        <w:t>短信配置：</w:t>
+      </w:r>
+      <w:r>
+        <w:rPr>
+          <w:rFonts w:ascii="微软雅黑" w:hAnsi="微软雅黑" w:eastAsia="微软雅黑"/>
+          <w:b w:val="0"/>
+          <w:sz w:val="20"/>
+        </w:rPr>
+        <w:t>用于维护短信服务参数，字段包括短信提供商（twilio/mock）、AccountSID、AuthToken 和发送号码。生产站点应使用正式服务商参数；mock 仅适合联调或演示环境，切换前需确认不会影响真实用户验证码接收。</w:t>
+      </w:r>
+    </w:p>
+    <w:p>
+      <w:pPr>
+        <w:pStyle w:val="16"/>
+      </w:pPr>
+      <w:r>
+        <w:rPr>
+          <w:rFonts w:ascii="微软雅黑" w:hAnsi="微软雅黑" w:eastAsia="微软雅黑"/>
+          <w:b/>
+          <w:color w:val="2F5597"/>
+          <w:sz w:val="20"/>
+        </w:rPr>
+        <w:t>Google配置：</w:t>
+      </w:r>
+      <w:r>
+        <w:rPr>
+          <w:rFonts w:ascii="微软雅黑" w:hAnsi="微软雅黑" w:eastAsia="微软雅黑"/>
+          <w:b w:val="0"/>
+          <w:sz w:val="20"/>
+        </w:rPr>
+        <w:t>用于维护 Google 第三方登录参数，字段包括 ClientId 和密钥。保存后需检查前台域名、OAuth 应用配置、回调地址和启用状态，确保用户能够正常跳转授权并返回站点。</w:t>
+      </w:r>
+    </w:p>
+    <w:p>
+      <w:pPr>
+        <w:pStyle w:val="16"/>
+      </w:pPr>
+      <w:r>
+        <w:rPr>
+          <w:rFonts w:ascii="微软雅黑" w:hAnsi="微软雅黑" w:eastAsia="微软雅黑"/>
+          <w:b/>
+          <w:color w:val="2F5597"/>
+          <w:sz w:val="20"/>
+        </w:rPr>
+        <w:t>编辑与保存：</w:t>
+      </w:r>
+      <w:r>
+        <w:rPr>
+          <w:rFonts w:ascii="微软雅黑" w:hAnsi="微软雅黑" w:eastAsia="微软雅黑"/>
+          <w:b w:val="0"/>
+          <w:sz w:val="20"/>
+        </w:rPr>
+        <w:t>点击某张卡片的“编辑”后，该卡片进入编辑态，可修改输入框和开关；点击“取消”放弃本次调整并恢复原展示值；点击“保存”将当前输入同步到展示态。涉及密钥、Token、AuthToken 等敏感字段时，保存前应由技术或运维人员复核来源，避免粘贴测试环境参数。</w:t>
+      </w:r>
+    </w:p>
+    <w:p>
+      <w:pPr>
+        <w:pStyle w:val="16"/>
+      </w:pPr>
+      <w:r>
+        <w:rPr>
+          <w:rFonts w:ascii="微软雅黑" w:hAnsi="微软雅黑" w:eastAsia="微软雅黑"/>
+          <w:b/>
+          <w:color w:val="2F5597"/>
+          <w:sz w:val="20"/>
+        </w:rPr>
+        <w:t>注意事项：</w:t>
+      </w:r>
+      <w:r>
+        <w:rPr>
+          <w:rFonts w:ascii="微软雅黑" w:hAnsi="微软雅黑" w:eastAsia="微软雅黑"/>
+          <w:b w:val="0"/>
+          <w:sz w:val="20"/>
+        </w:rPr>
+        <w:t>第三方登录配置会直接影响前台用户登录、注册和验证链路。修改前应确认是否处于低峰期或有回滚方案；修改后至少验证前台入口是否展示、授权跳转是否成功、自动注册是否符合预期、未配置或关闭的服务是否不会被前台继续调用。</w:t>
+      </w:r>
+    </w:p>
+    <w:p>
+      <w:pPr>
+        <w:pStyle w:val="16"/>
+      </w:pPr>
+      <w:r>
+        <w:rPr>
+          <w:rFonts w:ascii="微软雅黑" w:hAnsi="微软雅黑" w:eastAsia="微软雅黑"/>
+          <w:b/>
+          <w:color w:val="2F5597"/>
+          <w:sz w:val="20"/>
+        </w:rPr>
+        <w:t>常见问题：</w:t>
+      </w:r>
+      <w:r>
+        <w:rPr>
+          <w:rFonts w:ascii="微软雅黑" w:hAnsi="微软雅黑" w:eastAsia="微软雅黑"/>
+          <w:b w:val="0"/>
+          <w:sz w:val="20"/>
+        </w:rPr>
+        <w:t>若前台看不到某个第三方登录入口，优先检查该服务是否已配置、开关是否开启、登录模板是否展示对应入口；若点击后授权失败，优先检查 AppId、ClientId、Token、密钥、回调域名、第三方应用状态和当前站点域名是否一致。</w:t>
+      </w:r>
+    </w:p>
+    <w:p>
+      <w:pPr>
+        <w:pStyle w:val="5"/>
+        <w:keepNext/>
+        <w:spacing w:before="180" w:after="100" w:line="259" w:lineRule="auto"/>
+      </w:pPr>
+      <w:r>
+        <w:rPr>
+          <w:rFonts w:ascii="微软雅黑" w:hAnsi="微软雅黑" w:eastAsia="微软雅黑"/>
+          <w:b/>
+          <w:color w:val="2F5597"/>
+          <w:sz w:val="25"/>
+        </w:rPr>
+        <w:t>支付通道配置</w:t>
+      </w:r>
+    </w:p>
+    <w:p>
+      <w:pPr>
+        <w:pStyle w:val="16"/>
+      </w:pPr>
+      <w:r>
+        <w:rPr>
+          <w:rFonts w:ascii="微软雅黑" w:hAnsi="微软雅黑" w:eastAsia="微软雅黑"/>
+          <w:b/>
+          <w:color w:val="2F5597"/>
+          <w:sz w:val="20"/>
+        </w:rPr>
+        <w:t>页面介绍：</w:t>
+      </w:r>
+      <w:r>
+        <w:rPr>
+          <w:rFonts w:ascii="微软雅黑" w:hAnsi="微软雅黑" w:eastAsia="微软雅黑"/>
+          <w:b w:val="0"/>
+          <w:sz w:val="20"/>
+        </w:rPr>
+        <w:t>支付通道配置用于维护后台可用的在线支付平台，支持按支付通道筛选查询，查看通道类型、通道名称、代收渠道、代付渠道、货币类型、创建时间、状态、商户号、使用站点、备注等信息，并通过操作列进入修改或删除。</w:t>
       </w:r>
     </w:p>
     <w:p>
@@ -5578,18 +6487,21 @@
       </w:pPr>
       <w:r>
         <w:drawing>
-          <wp:inline xmlns:a="http://schemas.openxmlformats.org/drawingml/2006/main" xmlns:pic="http://schemas.openxmlformats.org/drawingml/2006/picture">
-            <wp:extent cx="5897880" cy="2673140"/>
-            <wp:docPr id="24" name="Picture 24"/>
+          <wp:inline distT="0" distB="0" distL="114300" distR="114300">
+            <wp:extent cx="5806440" cy="1687830"/>
+            <wp:effectExtent l="0" t="0" r="3810" b="7620"/>
+            <wp:docPr id="26" name="Picture 26"/>
             <wp:cNvGraphicFramePr>
-              <a:graphicFrameLocks noChangeAspect="1"/>
+              <a:graphicFrameLocks xmlns:a="http://schemas.openxmlformats.org/drawingml/2006/main" noChangeAspect="1"/>
             </wp:cNvGraphicFramePr>
-            <a:graphic>
+            <a:graphic xmlns:a="http://schemas.openxmlformats.org/drawingml/2006/main">
               <a:graphicData uri="http://schemas.openxmlformats.org/drawingml/2006/picture">
-                <pic:pic>
+                <pic:pic xmlns:pic="http://schemas.openxmlformats.org/drawingml/2006/picture">
                   <pic:nvPicPr>
-                    <pic:cNvPr id="0" name="image.png"/>
-                    <pic:cNvPicPr/>
+                    <pic:cNvPr id="26" name="Picture 26"/>
+                    <pic:cNvPicPr>
+                      <a:picLocks noChangeAspect="1"/>
+                    </pic:cNvPicPr>
                   </pic:nvPicPr>
                   <pic:blipFill>
                     <a:blip r:embed="rId31"/>
@@ -5600,9 +6512,11 @@
                   <pic:spPr>
                     <a:xfrm>
                       <a:off x="0" y="0"/>
-                      <a:ext cx="5897880" cy="2673140"/>
+                      <a:ext cx="5806440" cy="1688000"/>
                     </a:xfrm>
-                    <a:prstGeom prst="rect"/>
+                    <a:prstGeom prst="rect">
+                      <a:avLst/>
+                    </a:prstGeom>
                   </pic:spPr>
                 </pic:pic>
               </a:graphicData>
@@ -5613,7 +6527,6 @@
     </w:p>
     <w:p>
       <w:pPr>
-        <w:pStyle w:val="15"/>
         <w:jc w:val="center"/>
       </w:pPr>
       <w:r>
@@ -5623,7 +6536,7 @@
           <w:color w:val="707E92"/>
           <w:sz w:val="18"/>
         </w:rPr>
-        <w:t>图23：客服配置-其他客服页签，用于维护 Telegram、WhatsApp、Facebook、Line 等 IM 客服。</w:t>
+        <w:t>图：支付通道配置列表。</w:t>
       </w:r>
     </w:p>
     <w:p>
@@ -5637,161 +6550,15 @@
           <w:color w:val="2F5597"/>
           <w:sz w:val="20"/>
         </w:rPr>
-        <w:t>新增</w:t>
-      </w:r>
-      <w:r>
-        <w:rPr>
-          <w:rFonts w:ascii="微软雅黑" w:hAnsi="微软雅黑" w:eastAsia="微软雅黑"/>
-          <w:b w:val="0"/>
-          <w:sz w:val="20"/>
-        </w:rPr>
-        <w:t>：点击右上角“新增”打开其他客服配置弹窗，用于新增一个 IM 类型及其下属客服账号。新增前应确认同类客服是否已存在，避免前台重复展示。</w:t>
-      </w:r>
-    </w:p>
-    <w:p>
-      <w:pPr>
-        <w:pStyle w:val="16"/>
-      </w:pPr>
-      <w:r>
-        <w:rPr>
-          <w:rFonts w:ascii="微软雅黑" w:hAnsi="微软雅黑" w:eastAsia="微软雅黑"/>
-          <w:b/>
-          <w:color w:val="2F5597"/>
-          <w:sz w:val="20"/>
-        </w:rPr>
-        <w:t>排序</w:t>
-      </w:r>
-      <w:r>
-        <w:rPr>
-          <w:rFonts w:ascii="微软雅黑" w:hAnsi="微软雅黑" w:eastAsia="微软雅黑"/>
-          <w:b w:val="0"/>
-          <w:sz w:val="20"/>
-        </w:rPr>
-        <w:t>：控制其他客服在前台或列表中的展示顺序，数字越小通常越靠前。调整排序后需检查重点渠道是否排在预期位置。</w:t>
-      </w:r>
-    </w:p>
-    <w:p>
-      <w:pPr>
-        <w:pStyle w:val="16"/>
-      </w:pPr>
-      <w:r>
-        <w:rPr>
-          <w:rFonts w:ascii="微软雅黑" w:hAnsi="微软雅黑" w:eastAsia="微软雅黑"/>
-          <w:b/>
-          <w:color w:val="2F5597"/>
-          <w:sz w:val="20"/>
-        </w:rPr>
-        <w:t>IM</w:t>
-      </w:r>
-      <w:r>
-        <w:rPr>
-          <w:rFonts w:ascii="微软雅黑" w:hAnsi="微软雅黑" w:eastAsia="微软雅黑"/>
-          <w:b w:val="0"/>
-          <w:sz w:val="20"/>
-        </w:rPr>
-        <w:t>：显示客服渠道类型，当前原型包含 Telegram、WhatsApp、Facebook、Line。不同 IM 对应不同图标和链接填写习惯。</w:t>
-      </w:r>
-    </w:p>
-    <w:p>
-      <w:pPr>
-        <w:pStyle w:val="16"/>
-      </w:pPr>
-      <w:r>
-        <w:rPr>
-          <w:rFonts w:ascii="微软雅黑" w:hAnsi="微软雅黑" w:eastAsia="微软雅黑"/>
-          <w:b/>
-          <w:color w:val="2F5597"/>
-          <w:sz w:val="20"/>
-        </w:rPr>
-        <w:t>配置客服</w:t>
-      </w:r>
-      <w:r>
-        <w:rPr>
-          <w:rFonts w:ascii="微软雅黑" w:hAnsi="微软雅黑" w:eastAsia="微软雅黑"/>
-          <w:b w:val="0"/>
-          <w:sz w:val="20"/>
-        </w:rPr>
-        <w:t>：展示该 IM 下的客服昵称、链接及在线时间。单个 IM 可配置多名客服；若暂无客服账号，列表以“-”展示。</w:t>
-      </w:r>
-    </w:p>
-    <w:p>
-      <w:pPr>
-        <w:pStyle w:val="16"/>
-      </w:pPr>
-      <w:r>
-        <w:rPr>
-          <w:rFonts w:ascii="微软雅黑" w:hAnsi="微软雅黑" w:eastAsia="微软雅黑"/>
-          <w:b/>
-          <w:color w:val="2F5597"/>
-          <w:sz w:val="20"/>
-        </w:rPr>
-        <w:t>图标</w:t>
-      </w:r>
-      <w:r>
-        <w:rPr>
-          <w:rFonts w:ascii="微软雅黑" w:hAnsi="微软雅黑" w:eastAsia="微软雅黑"/>
-          <w:b w:val="0"/>
-          <w:sz w:val="20"/>
-        </w:rPr>
-        <w:t>：展示该 IM 在前台使用的入口图标，需与 IM 类型保持一致，避免用户误点或识别错误。</w:t>
-      </w:r>
-    </w:p>
-    <w:p>
-      <w:pPr>
-        <w:pStyle w:val="16"/>
-      </w:pPr>
-      <w:r>
-        <w:rPr>
-          <w:rFonts w:ascii="微软雅黑" w:hAnsi="微软雅黑" w:eastAsia="微软雅黑"/>
-          <w:b/>
-          <w:color w:val="2F5597"/>
-          <w:sz w:val="20"/>
-        </w:rPr>
-        <w:t>开关</w:t>
-      </w:r>
-      <w:r>
-        <w:rPr>
-          <w:rFonts w:ascii="微软雅黑" w:hAnsi="微软雅黑" w:eastAsia="微软雅黑"/>
-          <w:b w:val="0"/>
-          <w:sz w:val="20"/>
-        </w:rPr>
-        <w:t>：控制单个其他客服渠道是否启用。关闭后该渠道不应在用户侧展示；批量调整前需确认是否影响当前在线支持能力。</w:t>
-      </w:r>
-    </w:p>
-    <w:p>
-      <w:pPr>
-        <w:pStyle w:val="16"/>
-      </w:pPr>
-      <w:r>
-        <w:rPr>
-          <w:rFonts w:ascii="微软雅黑" w:hAnsi="微软雅黑" w:eastAsia="微软雅黑"/>
-          <w:b/>
-          <w:color w:val="2F5597"/>
-          <w:sz w:val="20"/>
-        </w:rPr>
-        <w:t>操作</w:t>
-      </w:r>
-      <w:r>
-        <w:rPr>
-          <w:rFonts w:ascii="微软雅黑" w:hAnsi="微软雅黑" w:eastAsia="微软雅黑"/>
-          <w:b w:val="0"/>
-          <w:sz w:val="20"/>
-        </w:rPr>
-        <w:t>：“编辑”进入该行配置弹窗，可调整排序、IM、图标、客服明细和开关；“删除”用于移除该客服渠道，删除前应确认无前台正在使用的链接。</w:t>
-      </w:r>
-    </w:p>
-    <w:p>
-      <w:pPr>
-        <w:pStyle w:val="6"/>
-      </w:pPr>
-      <w:r>
-        <w:rPr>
-          <w:rFonts w:ascii="微软雅黑" w:hAnsi="微软雅黑" w:eastAsia="微软雅黑"/>
-          <w:b/>
-          <w:color w:val="2F5597"/>
-          <w:sz w:val="22"/>
-        </w:rPr>
-        <w:t>新增或编辑其他客服</w:t>
+        <w:t>新增支付平台：</w:t>
+      </w:r>
+      <w:r>
+        <w:rPr>
+          <w:rFonts w:ascii="微软雅黑" w:hAnsi="微软雅黑" w:eastAsia="微软雅黑"/>
+          <w:b w:val="0"/>
+          <w:sz w:val="20"/>
+        </w:rPr>
+        <w:t>点击“新增支付平台”后，在弹窗中选择支付通道、填写通道名称和货币类型；不同支付通道需要填写的参数略有差异，例如代收渠道、代付渠道、代收商户ID、代收商户Key、代付商户号、代付商户Key等，请根据页面展示的必填标识、占位提示和可选项逐项填写。</w:t>
       </w:r>
     </w:p>
     <w:p>
@@ -5800,18 +6567,21 @@
       </w:pPr>
       <w:r>
         <w:drawing>
-          <wp:inline xmlns:a="http://schemas.openxmlformats.org/drawingml/2006/main" xmlns:pic="http://schemas.openxmlformats.org/drawingml/2006/picture">
-            <wp:extent cx="5120640" cy="6169891"/>
-            <wp:docPr id="25" name="Picture 25"/>
+          <wp:inline distT="0" distB="0" distL="114300" distR="114300">
+            <wp:extent cx="5806440" cy="6962140"/>
+            <wp:effectExtent l="0" t="0" r="3810" b="10160"/>
+            <wp:docPr id="27" name="Picture 27"/>
             <wp:cNvGraphicFramePr>
-              <a:graphicFrameLocks noChangeAspect="1"/>
+              <a:graphicFrameLocks xmlns:a="http://schemas.openxmlformats.org/drawingml/2006/main" noChangeAspect="1"/>
             </wp:cNvGraphicFramePr>
-            <a:graphic>
+            <a:graphic xmlns:a="http://schemas.openxmlformats.org/drawingml/2006/main">
               <a:graphicData uri="http://schemas.openxmlformats.org/drawingml/2006/picture">
-                <pic:pic>
+                <pic:pic xmlns:pic="http://schemas.openxmlformats.org/drawingml/2006/picture">
                   <pic:nvPicPr>
-                    <pic:cNvPr id="0" name="image.png"/>
-                    <pic:cNvPicPr/>
+                    <pic:cNvPr id="27" name="Picture 27"/>
+                    <pic:cNvPicPr>
+                      <a:picLocks noChangeAspect="1"/>
+                    </pic:cNvPicPr>
                   </pic:nvPicPr>
                   <pic:blipFill>
                     <a:blip r:embed="rId32"/>
@@ -5822,9 +6592,11 @@
                   <pic:spPr>
                     <a:xfrm>
                       <a:off x="0" y="0"/>
-                      <a:ext cx="5120640" cy="6169891"/>
+                      <a:ext cx="5806440" cy="6962225"/>
                     </a:xfrm>
-                    <a:prstGeom prst="rect"/>
+                    <a:prstGeom prst="rect">
+                      <a:avLst/>
+                    </a:prstGeom>
                   </pic:spPr>
                 </pic:pic>
               </a:graphicData>
@@ -5835,7 +6607,6 @@
     </w:p>
     <w:p>
       <w:pPr>
-        <w:pStyle w:val="15"/>
         <w:jc w:val="center"/>
       </w:pPr>
       <w:r>
@@ -5845,7 +6616,7 @@
           <w:color w:val="707E92"/>
           <w:sz w:val="18"/>
         </w:rPr>
-        <w:t>图24：编辑其他客服弹窗，用于维护 IM 渠道、图标、客服账号和在线时间。</w:t>
+        <w:t>图：新增在线支付平台参数配置。</w:t>
       </w:r>
     </w:p>
     <w:p>
@@ -5859,15 +6630,15 @@
           <w:color w:val="2F5597"/>
           <w:sz w:val="20"/>
         </w:rPr>
-        <w:t>弹窗标题</w:t>
-      </w:r>
-      <w:r>
-        <w:rPr>
-          <w:rFonts w:ascii="微软雅黑" w:hAnsi="微软雅黑" w:eastAsia="微软雅黑"/>
-          <w:b w:val="0"/>
-          <w:sz w:val="20"/>
-        </w:rPr>
-        <w:t>：从列表点击“编辑”时标题显示“编辑其他客服”；点击“新增”时显示“新增其他客服”。可通过标题确认当前是在新增还是修改已有配置。</w:t>
+        <w:t>渠道选择：</w:t>
+      </w:r>
+      <w:r>
+        <w:rPr>
+          <w:rFonts w:ascii="微软雅黑" w:hAnsi="微软雅黑" w:eastAsia="微软雅黑"/>
+          <w:b w:val="0"/>
+          <w:sz w:val="20"/>
+        </w:rPr>
+        <w:t>代收渠道和代付渠道以复选项方式配置，可按实际接入能力选择 Cashapp、Btcpay、Paypal、Applepay、Googlepay、Card、Chime、ACH 等选项；如某个通道不展示对应渠道或商户参数，表示该支付通道暂不需要填写该项。</w:t>
       </w:r>
     </w:p>
     <w:p>
@@ -5881,15 +6652,15 @@
           <w:color w:val="2F5597"/>
           <w:sz w:val="20"/>
         </w:rPr>
-        <w:t>排序与 IM</w:t>
-      </w:r>
-      <w:r>
-        <w:rPr>
-          <w:rFonts w:ascii="微软雅黑" w:hAnsi="微软雅黑" w:eastAsia="微软雅黑"/>
-          <w:b w:val="0"/>
-          <w:sz w:val="20"/>
-        </w:rPr>
-        <w:t>：排序为数字输入；IM 为必填下拉项，选择后应同步检查图标和客服明细中的图标是否一致。</w:t>
+        <w:t>启用配置：</w:t>
+      </w:r>
+      <w:r>
+        <w:rPr>
+          <w:rFonts w:ascii="微软雅黑" w:hAnsi="微软雅黑" w:eastAsia="微软雅黑"/>
+          <w:b w:val="0"/>
+          <w:sz w:val="20"/>
+        </w:rPr>
+        <w:t>新增或编辑时可设置“是否启用”。启用后系统会调用第三方接口检测配置，需确认商户号、Key、渠道、币种、站点范围等信息正确，避免因参数错误导致支付通道不可用。</w:t>
       </w:r>
     </w:p>
     <w:p>
@@ -5903,15 +6674,15 @@
           <w:color w:val="2F5597"/>
           <w:sz w:val="20"/>
         </w:rPr>
-        <w:t>图标上传</w:t>
-      </w:r>
-      <w:r>
-        <w:rPr>
-          <w:rFonts w:ascii="微软雅黑" w:hAnsi="微软雅黑" w:eastAsia="微软雅黑"/>
-          <w:b w:val="0"/>
-          <w:sz w:val="20"/>
-        </w:rPr>
-        <w:t>：图标为必填项，使用 64*64 或等比例 PNG、JPG、GIF 图片，大小不超过 100KB。删除旧图标后需重新上传，避免保存后前台缺失入口图。</w:t>
+        <w:t>站点范围：</w:t>
+      </w:r>
+      <w:r>
+        <w:rPr>
+          <w:rFonts w:ascii="微软雅黑" w:hAnsi="微软雅黑" w:eastAsia="微软雅黑"/>
+          <w:b w:val="0"/>
+          <w:sz w:val="20"/>
+        </w:rPr>
+        <w:t>列表中的“使用站点”用于确认该支付通道对哪些站点生效，显示“全部站点”时代表全部子站点可使用，显示站点编号时仅对指定站点生效。上线前应结合币种、通道状态和站点范围做复核。</w:t>
       </w:r>
     </w:p>
     <w:p>
@@ -5925,15 +6696,15 @@
           <w:color w:val="2F5597"/>
           <w:sz w:val="20"/>
         </w:rPr>
-        <w:t>配置客服明细</w:t>
-      </w:r>
-      <w:r>
-        <w:rPr>
-          <w:rFonts w:ascii="微软雅黑" w:hAnsi="微软雅黑" w:eastAsia="微软雅黑"/>
-          <w:b w:val="0"/>
-          <w:sz w:val="20"/>
-        </w:rPr>
-        <w:t>：每行维护一名客服，包括昵称、链接、在线时间、图标和删除操作。点击“添加”可增加一行；在线时间建议按 00:00-21:00 这类格式填写，便于用户判断可联系时段。</w:t>
+        <w:t>常用操作：</w:t>
+      </w:r>
+      <w:r>
+        <w:rPr>
+          <w:rFonts w:ascii="微软雅黑" w:hAnsi="微软雅黑" w:eastAsia="微软雅黑"/>
+          <w:b w:val="0"/>
+          <w:sz w:val="20"/>
+        </w:rPr>
+        <w:t>需要调整通道信息时点击“修改”，按页面提示补充或修正参数后确认保存；确认通道不再使用时再执行“删除”。删除前应先确认该通道没有正在使用的充值、提现或代付流程。</w:t>
       </w:r>
     </w:p>
     <w:p>
@@ -5947,37 +6718,15 @@
           <w:color w:val="2F5597"/>
           <w:sz w:val="20"/>
         </w:rPr>
-        <w:t>开关</w:t>
-      </w:r>
-      <w:r>
-        <w:rPr>
-          <w:rFonts w:ascii="微软雅黑" w:hAnsi="微软雅黑" w:eastAsia="微软雅黑"/>
-          <w:b w:val="0"/>
-          <w:sz w:val="20"/>
-        </w:rPr>
-        <w:t>：控制当前 IM 渠道整体是否启用。即使客服明细已填写，开关关闭时前台也不应展示该渠道。</w:t>
-      </w:r>
-    </w:p>
-    <w:p>
-      <w:pPr>
-        <w:pStyle w:val="16"/>
-      </w:pPr>
-      <w:r>
-        <w:rPr>
-          <w:rFonts w:ascii="微软雅黑" w:hAnsi="微软雅黑" w:eastAsia="微软雅黑"/>
-          <w:b/>
-          <w:color w:val="2F5597"/>
-          <w:sz w:val="20"/>
-        </w:rPr>
-        <w:t>取消与确定</w:t>
-      </w:r>
-      <w:r>
-        <w:rPr>
-          <w:rFonts w:ascii="微软雅黑" w:hAnsi="微软雅黑" w:eastAsia="微软雅黑"/>
-          <w:b w:val="0"/>
-          <w:sz w:val="20"/>
-        </w:rPr>
-        <w:t>：点击“取消”或右上角关闭不保存本次修改；点击“确定”保存弹窗内配置并回到其他客服列表，保存后应检查列表展示、开关状态和链接是否符合预期。</w:t>
+        <w:t>注意事项：</w:t>
+      </w:r>
+      <w:r>
+        <w:rPr>
+          <w:rFonts w:ascii="微软雅黑" w:hAnsi="微软雅黑" w:eastAsia="微软雅黑"/>
+          <w:b w:val="0"/>
+          <w:sz w:val="20"/>
+        </w:rPr>
+        <w:t>支付通道参数以页面实时展示为准，不同支付通道、币种和渠道组合可能出现不同必填项；遇到保存失败、检测失败或前台无法支付时，优先检查必填参数、商户密钥、币种、启用状态、使用站点和第三方接口配置。</w:t>
       </w:r>
     </w:p>
     <w:p>
@@ -5993,7 +6742,7 @@
           <w:color w:val="2F5597"/>
           <w:sz w:val="25"/>
         </w:rPr>
-        <w:t>分享配置</w:t>
+        <w:t>广告埋点配置</w:t>
       </w:r>
     </w:p>
     <w:p>
@@ -6016,7 +6765,7 @@
           <w:b w:val="0"/>
           <w:sz w:val="20"/>
         </w:rPr>
-        <w:t>用于处理“分享配置”相关后台业务，具体说明可在后续补充截图时继续细化。</w:t>
+        <w:t>用于处理“广告埋点配置”相关后台业务，具体说明可在后续补充截图时继续细化。</w:t>
       </w:r>
     </w:p>
     <w:p>
@@ -6078,76 +6827,589 @@
           <w:color w:val="2F5597"/>
           <w:sz w:val="25"/>
         </w:rPr>
-        <w:t>第三方登录配置</w:t>
-      </w:r>
-    </w:p>
-    <w:p>
-      <w:pPr>
-        <w:pStyle w:val="16"/>
-        <w:spacing w:after="40" w:line="276" w:lineRule="auto"/>
-      </w:pPr>
-      <w:r>
-        <w:rPr>
-          <w:rFonts w:ascii="微软雅黑" w:hAnsi="微软雅黑" w:eastAsia="微软雅黑"/>
-          <w:b/>
-          <w:color w:val="254061"/>
-          <w:sz w:val="20"/>
-        </w:rPr>
-        <w:t>页面介绍：</w:t>
-      </w:r>
-      <w:r>
-        <w:rPr>
-          <w:rFonts w:ascii="微软雅黑" w:hAnsi="微软雅黑" w:eastAsia="微软雅黑"/>
-          <w:b w:val="0"/>
-          <w:sz w:val="20"/>
-        </w:rPr>
-        <w:t>用于处理“第三方登录配置”相关后台业务，具体说明可在后续补充截图时继续细化。</w:t>
-      </w:r>
-    </w:p>
-    <w:p>
-      <w:pPr>
-        <w:pStyle w:val="16"/>
-        <w:spacing w:after="40" w:line="276" w:lineRule="auto"/>
-      </w:pPr>
-      <w:r>
-        <w:rPr>
-          <w:rFonts w:ascii="微软雅黑" w:hAnsi="微软雅黑" w:eastAsia="微软雅黑"/>
-          <w:b/>
-          <w:color w:val="254061"/>
-          <w:sz w:val="20"/>
-        </w:rPr>
-        <w:t>常用操作：</w:t>
-      </w:r>
-      <w:r>
-        <w:rPr>
-          <w:rFonts w:ascii="微软雅黑" w:hAnsi="微软雅黑" w:eastAsia="微软雅黑"/>
-          <w:b w:val="0"/>
-          <w:sz w:val="20"/>
-        </w:rPr>
-        <w:t>进入页面后先通过筛选条件定位数据或配置项，再执行页面支持的新增、编辑、启用、停用、审核、导出或查看详情等操作。</w:t>
-      </w:r>
-    </w:p>
-    <w:p>
-      <w:pPr>
-        <w:pStyle w:val="16"/>
-        <w:spacing w:after="40" w:line="276" w:lineRule="auto"/>
-      </w:pPr>
-      <w:r>
-        <w:rPr>
-          <w:rFonts w:ascii="微软雅黑" w:hAnsi="微软雅黑" w:eastAsia="微软雅黑"/>
-          <w:b/>
-          <w:color w:val="254061"/>
-          <w:sz w:val="20"/>
-        </w:rPr>
-        <w:t>后续补充：</w:t>
-      </w:r>
-      <w:r>
-        <w:rPr>
-          <w:rFonts w:ascii="微软雅黑" w:hAnsi="微软雅黑" w:eastAsia="微软雅黑"/>
-          <w:b w:val="0"/>
-          <w:sz w:val="20"/>
-        </w:rPr>
-        <w:t>按页面截图补齐关键字段、按钮说明、弹窗流程、保存校验和常见问题。</w:t>
+        <w:t>音乐管理</w:t>
+      </w:r>
+    </w:p>
+    <w:p>
+      <w:pPr>
+        <w:pStyle w:val="6"/>
+      </w:pPr>
+      <w:r>
+        <w:rPr>
+          <w:rFonts w:ascii="微软雅黑" w:hAnsi="微软雅黑" w:eastAsia="微软雅黑"/>
+          <w:b/>
+          <w:color w:val="1F4E79"/>
+          <w:sz w:val="21"/>
+        </w:rPr>
+        <w:t>页面说明</w:t>
+      </w:r>
+    </w:p>
+    <w:p>
+      <w:pPr>
+        <w:jc w:val="center"/>
+      </w:pPr>
+      <w:r>
+        <w:drawing>
+          <wp:inline distT="0" distB="0" distL="114300" distR="114300">
+            <wp:extent cx="5943600" cy="1033780"/>
+            <wp:effectExtent l="0" t="0" r="0" b="13970"/>
+            <wp:docPr id="29" name="Picture 29"/>
+            <wp:cNvGraphicFramePr>
+              <a:graphicFrameLocks xmlns:a="http://schemas.openxmlformats.org/drawingml/2006/main" noChangeAspect="1"/>
+            </wp:cNvGraphicFramePr>
+            <a:graphic xmlns:a="http://schemas.openxmlformats.org/drawingml/2006/main">
+              <a:graphicData uri="http://schemas.openxmlformats.org/drawingml/2006/picture">
+                <pic:pic xmlns:pic="http://schemas.openxmlformats.org/drawingml/2006/picture">
+                  <pic:nvPicPr>
+                    <pic:cNvPr id="29" name="Picture 29"/>
+                    <pic:cNvPicPr>
+                      <a:picLocks noChangeAspect="1"/>
+                    </pic:cNvPicPr>
+                  </pic:nvPicPr>
+                  <pic:blipFill>
+                    <a:blip r:embed="rId33"/>
+                    <a:stretch>
+                      <a:fillRect/>
+                    </a:stretch>
+                  </pic:blipFill>
+                  <pic:spPr>
+                    <a:xfrm>
+                      <a:off x="0" y="0"/>
+                      <a:ext cx="5943600" cy="1034136"/>
+                    </a:xfrm>
+                    <a:prstGeom prst="rect">
+                      <a:avLst/>
+                    </a:prstGeom>
+                  </pic:spPr>
+                </pic:pic>
+              </a:graphicData>
+            </a:graphic>
+          </wp:inline>
+        </w:drawing>
+      </w:r>
+    </w:p>
+    <w:p>
+      <w:pPr>
+        <w:pStyle w:val="15"/>
+        <w:jc w:val="center"/>
+      </w:pPr>
+      <w:r>
+        <w:rPr>
+          <w:rFonts w:ascii="微软雅黑" w:hAnsi="微软雅黑" w:eastAsia="微软雅黑"/>
+          <w:color w:val="7F7F7F"/>
+          <w:sz w:val="18"/>
+        </w:rPr>
+        <w:t>图：音乐管理列表，用于维护音乐开关、曲目状态和列表操作。</w:t>
+      </w:r>
+    </w:p>
+    <w:p>
+      <w:pPr>
+        <w:pStyle w:val="16"/>
+      </w:pPr>
+      <w:r>
+        <w:rPr>
+          <w:rFonts w:ascii="微软雅黑" w:hAnsi="微软雅黑" w:eastAsia="微软雅黑"/>
+          <w:sz w:val="20"/>
+        </w:rPr>
+        <w:t>音乐管理用于维护客户端背景音乐或侧滑菜单音乐播放器中可播放的曲目。页面顶部提供“音乐开关”，用于统一控制客户端音乐播放功能；下方列表展示已上传的音乐文件，支持新增、修改、删除和单曲启用或停用。</w:t>
+      </w:r>
+    </w:p>
+    <w:p>
+      <w:pPr>
+        <w:pStyle w:val="16"/>
+      </w:pPr>
+      <w:r>
+        <w:rPr>
+          <w:rFonts w:ascii="微软雅黑" w:hAnsi="微软雅黑" w:eastAsia="微软雅黑"/>
+          <w:sz w:val="20"/>
+        </w:rPr>
+        <w:t>当音乐开关关闭时，客户端音乐播放功能关闭，侧滑菜单中的音乐播放器不再展示。关闭前应确认当前站点是否仍需要背景音乐、活动音乐或用户侧音乐入口，避免影响前台体验。</w:t>
+      </w:r>
+    </w:p>
+    <w:p>
+      <w:pPr>
+        <w:pStyle w:val="6"/>
+      </w:pPr>
+      <w:r>
+        <w:rPr>
+          <w:rFonts w:ascii="微软雅黑" w:hAnsi="微软雅黑" w:eastAsia="微软雅黑"/>
+          <w:b/>
+          <w:color w:val="1F4E79"/>
+          <w:sz w:val="21"/>
+        </w:rPr>
+        <w:t>列表字段</w:t>
+      </w:r>
+    </w:p>
+    <w:p>
+      <w:pPr>
+        <w:pStyle w:val="16"/>
+      </w:pPr>
+      <w:r>
+        <w:rPr>
+          <w:rFonts w:ascii="微软雅黑" w:hAnsi="微软雅黑" w:eastAsia="微软雅黑"/>
+          <w:b/>
+          <w:color w:val="1F4E79"/>
+          <w:sz w:val="20"/>
+        </w:rPr>
+        <w:t>序号：</w:t>
+      </w:r>
+      <w:r>
+        <w:rPr>
+          <w:rFonts w:ascii="微软雅黑" w:hAnsi="微软雅黑" w:eastAsia="微软雅黑"/>
+          <w:sz w:val="20"/>
+        </w:rPr>
+        <w:t>显示当前音乐在列表中的顺序编号，用于快速核对曲目数量和位置。</w:t>
+      </w:r>
+    </w:p>
+    <w:p>
+      <w:pPr>
+        <w:pStyle w:val="16"/>
+      </w:pPr>
+      <w:r>
+        <w:rPr>
+          <w:rFonts w:ascii="微软雅黑" w:hAnsi="微软雅黑" w:eastAsia="微软雅黑"/>
+          <w:b/>
+          <w:color w:val="1F4E79"/>
+          <w:sz w:val="20"/>
+        </w:rPr>
+        <w:t>歌曲名称：</w:t>
+      </w:r>
+      <w:r>
+        <w:rPr>
+          <w:rFonts w:ascii="微软雅黑" w:hAnsi="微软雅黑" w:eastAsia="微软雅黑"/>
+          <w:sz w:val="20"/>
+        </w:rPr>
+        <w:t>展示音乐名称，例如 BGM1、BGM2。名称建议简短清晰，便于运营人员识别用途或播放场景。</w:t>
+      </w:r>
+    </w:p>
+    <w:p>
+      <w:pPr>
+        <w:pStyle w:val="16"/>
+      </w:pPr>
+      <w:r>
+        <w:rPr>
+          <w:rFonts w:ascii="微软雅黑" w:hAnsi="微软雅黑" w:eastAsia="微软雅黑"/>
+          <w:b/>
+          <w:color w:val="1F4E79"/>
+          <w:sz w:val="20"/>
+        </w:rPr>
+        <w:t>大小/MB：</w:t>
+      </w:r>
+      <w:r>
+        <w:rPr>
+          <w:rFonts w:ascii="微软雅黑" w:hAnsi="微软雅黑" w:eastAsia="微软雅黑"/>
+          <w:sz w:val="20"/>
+        </w:rPr>
+        <w:t>展示源文件大小，便于判断文件是否符合上传限制以及是否可能影响前台加载速度。</w:t>
+      </w:r>
+    </w:p>
+    <w:p>
+      <w:pPr>
+        <w:pStyle w:val="16"/>
+      </w:pPr>
+      <w:r>
+        <w:rPr>
+          <w:rFonts w:ascii="微软雅黑" w:hAnsi="微软雅黑" w:eastAsia="微软雅黑"/>
+          <w:b/>
+          <w:color w:val="1F4E79"/>
+          <w:sz w:val="20"/>
+        </w:rPr>
+        <w:t>源文件：</w:t>
+      </w:r>
+      <w:r>
+        <w:rPr>
+          <w:rFonts w:ascii="微软雅黑" w:hAnsi="微软雅黑" w:eastAsia="微软雅黑"/>
+          <w:sz w:val="20"/>
+        </w:rPr>
+        <w:t>展示音乐文件地址。列表中较长地址会自动省略，核对文件时可结合修改入口或源文件管理记录确认完整链接。</w:t>
+      </w:r>
+    </w:p>
+    <w:p>
+      <w:pPr>
+        <w:pStyle w:val="16"/>
+      </w:pPr>
+      <w:r>
+        <w:rPr>
+          <w:rFonts w:ascii="微软雅黑" w:hAnsi="微软雅黑" w:eastAsia="微软雅黑"/>
+          <w:b/>
+          <w:color w:val="1F4E79"/>
+          <w:sz w:val="20"/>
+        </w:rPr>
+        <w:t>停/启用：</w:t>
+      </w:r>
+      <w:r>
+        <w:rPr>
+          <w:rFonts w:ascii="微软雅黑" w:hAnsi="微软雅黑" w:eastAsia="微软雅黑"/>
+          <w:sz w:val="20"/>
+        </w:rPr>
+        <w:t>控制单首音乐是否参与前台展示或播放。启用后该曲目可被客户端使用；停用后该曲目不应继续出现在用户侧音乐播放列表中。</w:t>
+      </w:r>
+    </w:p>
+    <w:p>
+      <w:pPr>
+        <w:pStyle w:val="16"/>
+      </w:pPr>
+      <w:r>
+        <w:rPr>
+          <w:rFonts w:ascii="微软雅黑" w:hAnsi="微软雅黑" w:eastAsia="微软雅黑"/>
+          <w:b/>
+          <w:color w:val="1F4E79"/>
+          <w:sz w:val="20"/>
+        </w:rPr>
+        <w:t>操作：</w:t>
+      </w:r>
+      <w:r>
+        <w:rPr>
+          <w:rFonts w:ascii="微软雅黑" w:hAnsi="微软雅黑" w:eastAsia="微软雅黑"/>
+          <w:sz w:val="20"/>
+        </w:rPr>
+        <w:t>提供“修改”和“删除”。修改用于调整歌曲名称、排序或重新上传文件；删除用于移除不再使用的曲目，删除前应确认该音乐没有被活动、页面或运营配置依赖。</w:t>
+      </w:r>
+    </w:p>
+    <w:p>
+      <w:pPr>
+        <w:pStyle w:val="6"/>
+      </w:pPr>
+      <w:r>
+        <w:rPr>
+          <w:rFonts w:ascii="微软雅黑" w:hAnsi="微软雅黑" w:eastAsia="微软雅黑"/>
+          <w:b/>
+          <w:color w:val="1F4E79"/>
+          <w:sz w:val="21"/>
+        </w:rPr>
+        <w:t>新增音乐</w:t>
+      </w:r>
+    </w:p>
+    <w:p>
+      <w:pPr>
+        <w:jc w:val="center"/>
+      </w:pPr>
+      <w:r>
+        <w:drawing>
+          <wp:inline distT="0" distB="0" distL="114300" distR="114300">
+            <wp:extent cx="4297680" cy="2256790"/>
+            <wp:effectExtent l="0" t="0" r="7620" b="10160"/>
+            <wp:docPr id="30" name="Picture 30"/>
+            <wp:cNvGraphicFramePr>
+              <a:graphicFrameLocks xmlns:a="http://schemas.openxmlformats.org/drawingml/2006/main" noChangeAspect="1"/>
+            </wp:cNvGraphicFramePr>
+            <a:graphic xmlns:a="http://schemas.openxmlformats.org/drawingml/2006/main">
+              <a:graphicData uri="http://schemas.openxmlformats.org/drawingml/2006/picture">
+                <pic:pic xmlns:pic="http://schemas.openxmlformats.org/drawingml/2006/picture">
+                  <pic:nvPicPr>
+                    <pic:cNvPr id="30" name="Picture 30"/>
+                    <pic:cNvPicPr>
+                      <a:picLocks noChangeAspect="1"/>
+                    </pic:cNvPicPr>
+                  </pic:nvPicPr>
+                  <pic:blipFill>
+                    <a:blip r:embed="rId34"/>
+                    <a:stretch>
+                      <a:fillRect/>
+                    </a:stretch>
+                  </pic:blipFill>
+                  <pic:spPr>
+                    <a:xfrm>
+                      <a:off x="0" y="0"/>
+                      <a:ext cx="4297680" cy="2257286"/>
+                    </a:xfrm>
+                    <a:prstGeom prst="rect">
+                      <a:avLst/>
+                    </a:prstGeom>
+                  </pic:spPr>
+                </pic:pic>
+              </a:graphicData>
+            </a:graphic>
+          </wp:inline>
+        </w:drawing>
+      </w:r>
+    </w:p>
+    <w:p>
+      <w:pPr>
+        <w:pStyle w:val="15"/>
+        <w:jc w:val="center"/>
+      </w:pPr>
+      <w:r>
+        <w:rPr>
+          <w:rFonts w:ascii="微软雅黑" w:hAnsi="微软雅黑" w:eastAsia="微软雅黑"/>
+          <w:color w:val="7F7F7F"/>
+          <w:sz w:val="18"/>
+        </w:rPr>
+        <w:t>图：新增音乐弹窗，用于填写歌曲名称、排序并上传 MP3 文件。</w:t>
+      </w:r>
+    </w:p>
+    <w:p>
+      <w:pPr>
+        <w:pStyle w:val="16"/>
+      </w:pPr>
+      <w:r>
+        <w:rPr>
+          <w:rFonts w:ascii="微软雅黑" w:hAnsi="微软雅黑" w:eastAsia="微软雅黑"/>
+          <w:sz w:val="20"/>
+        </w:rPr>
+        <w:t>点击右上角“新增”打开“新增音乐”弹窗，按页面提示填写歌曲名称、排序并上传音乐文件。带星号的歌曲名称和音乐文件为必填项，提交前应确认名称不重复、排序值符合展示顺序、文件格式和大小符合限制。</w:t>
+      </w:r>
+    </w:p>
+    <w:p>
+      <w:pPr>
+        <w:pStyle w:val="16"/>
+      </w:pPr>
+      <w:r>
+        <w:rPr>
+          <w:rFonts w:ascii="微软雅黑" w:hAnsi="微软雅黑" w:eastAsia="微软雅黑"/>
+          <w:b/>
+          <w:color w:val="1F4E79"/>
+          <w:sz w:val="20"/>
+        </w:rPr>
+        <w:t>歌曲名称：</w:t>
+      </w:r>
+      <w:r>
+        <w:rPr>
+          <w:rFonts w:ascii="微软雅黑" w:hAnsi="微软雅黑" w:eastAsia="微软雅黑"/>
+          <w:sz w:val="20"/>
+        </w:rPr>
+        <w:t>填写后台列表和前台可能展示的曲目名称。建议使用统一命名规则，例如 BGM1、活动主题曲、首页背景音乐等。</w:t>
+      </w:r>
+    </w:p>
+    <w:p>
+      <w:pPr>
+        <w:pStyle w:val="16"/>
+      </w:pPr>
+      <w:r>
+        <w:rPr>
+          <w:rFonts w:ascii="微软雅黑" w:hAnsi="微软雅黑" w:eastAsia="微软雅黑"/>
+          <w:b/>
+          <w:color w:val="1F4E79"/>
+          <w:sz w:val="20"/>
+        </w:rPr>
+        <w:t>排序：</w:t>
+      </w:r>
+      <w:r>
+        <w:rPr>
+          <w:rFonts w:ascii="微软雅黑" w:hAnsi="微软雅黑" w:eastAsia="微软雅黑"/>
+          <w:sz w:val="20"/>
+        </w:rPr>
+        <w:t>填写数字排序值，用于控制音乐在列表或前台播放器中的排列位置。数字规则以页面实际排序口径为准，保存后应回到列表确认顺序是否符合预期。</w:t>
+      </w:r>
+    </w:p>
+    <w:p>
+      <w:pPr>
+        <w:pStyle w:val="16"/>
+      </w:pPr>
+      <w:r>
+        <w:rPr>
+          <w:rFonts w:ascii="微软雅黑" w:hAnsi="微软雅黑" w:eastAsia="微软雅黑"/>
+          <w:b/>
+          <w:color w:val="1F4E79"/>
+          <w:sz w:val="20"/>
+        </w:rPr>
+        <w:t>音乐文件：</w:t>
+      </w:r>
+      <w:r>
+        <w:rPr>
+          <w:rFonts w:ascii="微软雅黑" w:hAnsi="微软雅黑" w:eastAsia="微软雅黑"/>
+          <w:sz w:val="20"/>
+        </w:rPr>
+        <w:t>点击“上传歌曲”选择本地 MP3 文件。页面提示文件需为 MP3 格式且小于 10240KB；超过限制或格式不符时应重新压缩或转换后再上传。</w:t>
+      </w:r>
+    </w:p>
+    <w:p>
+      <w:pPr>
+        <w:pStyle w:val="16"/>
+      </w:pPr>
+      <w:r>
+        <w:rPr>
+          <w:rFonts w:ascii="微软雅黑" w:hAnsi="微软雅黑" w:eastAsia="微软雅黑"/>
+          <w:b/>
+          <w:color w:val="1F4E79"/>
+          <w:sz w:val="20"/>
+        </w:rPr>
+        <w:t>提交与取消：</w:t>
+      </w:r>
+      <w:r>
+        <w:rPr>
+          <w:rFonts w:ascii="微软雅黑" w:hAnsi="微软雅黑" w:eastAsia="微软雅黑"/>
+          <w:sz w:val="20"/>
+        </w:rPr>
+        <w:t>点击“提交”保存新增音乐并回到列表；点击“取消”或右上角关闭不会保存本次填写内容。提交后应检查列表中歌曲名称、大小、源文件地址和启用状态是否正常。</w:t>
+      </w:r>
+    </w:p>
+    <w:p>
+      <w:pPr>
+        <w:pStyle w:val="6"/>
+      </w:pPr>
+      <w:r>
+        <w:rPr>
+          <w:rFonts w:ascii="微软雅黑" w:hAnsi="微软雅黑" w:eastAsia="微软雅黑"/>
+          <w:b/>
+          <w:color w:val="1F4E79"/>
+          <w:sz w:val="21"/>
+        </w:rPr>
+        <w:t>修改、停用与删除</w:t>
+      </w:r>
+    </w:p>
+    <w:p>
+      <w:pPr>
+        <w:pStyle w:val="16"/>
+      </w:pPr>
+      <w:r>
+        <w:rPr>
+          <w:rFonts w:ascii="微软雅黑" w:hAnsi="微软雅黑" w:eastAsia="微软雅黑"/>
+          <w:b/>
+          <w:color w:val="1F4E79"/>
+          <w:sz w:val="20"/>
+        </w:rPr>
+        <w:t>修改音乐：</w:t>
+      </w:r>
+      <w:r>
+        <w:rPr>
+          <w:rFonts w:ascii="微软雅黑" w:hAnsi="微软雅黑" w:eastAsia="微软雅黑"/>
+          <w:sz w:val="20"/>
+        </w:rPr>
+        <w:t>在列表操作列点击“修改”，进入编辑弹窗后可调整歌曲名称、排序或重新上传源文件。替换文件前应确认新文件试听正常、大小符合限制，并避免误覆盖线上正在使用的曲目。</w:t>
+      </w:r>
+    </w:p>
+    <w:p>
+      <w:pPr>
+        <w:pStyle w:val="16"/>
+      </w:pPr>
+      <w:r>
+        <w:rPr>
+          <w:rFonts w:ascii="微软雅黑" w:hAnsi="微软雅黑" w:eastAsia="微软雅黑"/>
+          <w:b/>
+          <w:color w:val="1F4E79"/>
+          <w:sz w:val="20"/>
+        </w:rPr>
+        <w:t>启用或停用单曲：</w:t>
+      </w:r>
+      <w:r>
+        <w:rPr>
+          <w:rFonts w:ascii="微软雅黑" w:hAnsi="微软雅黑" w:eastAsia="微软雅黑"/>
+          <w:sz w:val="20"/>
+        </w:rPr>
+        <w:t>通过列表“停/启用”开关控制单首音乐状态。批量调整多首音乐前，应先确认全局音乐开关处于预期状态，否则单曲启用后用户侧也可能无法播放。</w:t>
+      </w:r>
+    </w:p>
+    <w:p>
+      <w:pPr>
+        <w:pStyle w:val="16"/>
+      </w:pPr>
+      <w:r>
+        <w:rPr>
+          <w:rFonts w:ascii="微软雅黑" w:hAnsi="微软雅黑" w:eastAsia="微软雅黑"/>
+          <w:b/>
+          <w:color w:val="1F4E79"/>
+          <w:sz w:val="20"/>
+        </w:rPr>
+        <w:t>删除音乐：</w:t>
+      </w:r>
+      <w:r>
+        <w:rPr>
+          <w:rFonts w:ascii="微软雅黑" w:hAnsi="微软雅黑" w:eastAsia="微软雅黑"/>
+          <w:sz w:val="20"/>
+        </w:rPr>
+        <w:t>点击“删除”移除曲目。删除属于高影响操作，执行前应确认该歌曲不再用于前台播放、活动配置或运营素材；误删后通常需要重新上传文件并重新配置排序。</w:t>
+      </w:r>
+    </w:p>
+    <w:p>
+      <w:pPr>
+        <w:pStyle w:val="6"/>
+      </w:pPr>
+      <w:r>
+        <w:rPr>
+          <w:rFonts w:ascii="微软雅黑" w:hAnsi="微软雅黑" w:eastAsia="微软雅黑"/>
+          <w:b/>
+          <w:color w:val="1F4E79"/>
+          <w:sz w:val="21"/>
+        </w:rPr>
+        <w:t>注意事项</w:t>
+      </w:r>
+    </w:p>
+    <w:p>
+      <w:pPr>
+        <w:pStyle w:val="16"/>
+      </w:pPr>
+      <w:r>
+        <w:rPr>
+          <w:rFonts w:ascii="微软雅黑" w:hAnsi="微软雅黑" w:eastAsia="微软雅黑"/>
+          <w:sz w:val="20"/>
+        </w:rPr>
+        <w:t>音乐文件会影响用户侧加载和播放体验，建议控制文件大小、音量和时长，避免上传过大的 MP3 或音质异常文件。</w:t>
+      </w:r>
+    </w:p>
+    <w:p>
+      <w:pPr>
+        <w:pStyle w:val="16"/>
+      </w:pPr>
+      <w:r>
+        <w:rPr>
+          <w:rFonts w:ascii="微软雅黑" w:hAnsi="微软雅黑" w:eastAsia="微软雅黑"/>
+          <w:sz w:val="20"/>
+        </w:rPr>
+        <w:t>新增或修改后应在前台对应入口做一次播放验证，重点检查播放器是否展示、歌曲是否能正常加载、切换曲目是否顺畅，以及关闭音乐开关后用户侧入口是否按预期隐藏。</w:t>
+      </w:r>
+    </w:p>
+    <w:p>
+      <w:pPr>
+        <w:pStyle w:val="3"/>
+        <w:keepNext/>
+        <w:spacing w:before="360" w:after="240" w:line="276" w:lineRule="auto"/>
+      </w:pPr>
+      <w:bookmarkStart w:id="0" w:name="_GoBack"/>
+      <w:bookmarkEnd w:id="0"/>
+      <w:r>
+        <w:rPr>
+          <w:rFonts w:ascii="微软雅黑" w:hAnsi="微软雅黑" w:eastAsia="微软雅黑"/>
+          <w:b/>
+          <w:color w:val="17365D"/>
+          <w:sz w:val="40"/>
+        </w:rPr>
+        <w:t>五、运营中心</w:t>
+      </w:r>
+    </w:p>
+    <w:p>
+      <w:pPr>
+        <w:pStyle w:val="4"/>
+        <w:keepNext/>
+        <w:spacing w:before="240" w:after="140" w:line="269" w:lineRule="auto"/>
+      </w:pPr>
+      <w:r>
+        <w:rPr>
+          <w:rFonts w:ascii="微软雅黑" w:hAnsi="微软雅黑" w:eastAsia="微软雅黑"/>
+          <w:b/>
+          <w:color w:val="1F4E79"/>
+          <w:sz w:val="30"/>
+        </w:rPr>
+        <w:t>模块定位</w:t>
+      </w:r>
+    </w:p>
+    <w:p>
+      <w:pPr>
+        <w:spacing w:after="60" w:line="276" w:lineRule="auto"/>
+      </w:pPr>
+      <w:r>
+        <w:rPr>
+          <w:rFonts w:ascii="微软雅黑" w:hAnsi="微软雅黑" w:eastAsia="微软雅黑"/>
+          <w:b w:val="0"/>
+          <w:sz w:val="20"/>
+        </w:rPr>
+        <w:t>本章节按后台真实菜单顺序整理，页面说明与后台左侧菜单保持一致，便于商户按菜单路径查找和操作。</w:t>
+      </w:r>
+    </w:p>
+    <w:p>
+      <w:pPr>
+        <w:pStyle w:val="4"/>
+        <w:keepNext/>
+        <w:spacing w:before="240" w:after="140" w:line="269" w:lineRule="auto"/>
+      </w:pPr>
+      <w:r>
+        <w:rPr>
+          <w:rFonts w:ascii="微软雅黑" w:hAnsi="微软雅黑" w:eastAsia="微软雅黑"/>
+          <w:b/>
+          <w:color w:val="1F4E79"/>
+          <w:sz w:val="30"/>
+        </w:rPr>
+        <w:t>页面说明</w:t>
       </w:r>
     </w:p>
     <w:p>
@@ -6163,7 +7425,7 @@
           <w:color w:val="2F5597"/>
           <w:sz w:val="25"/>
         </w:rPr>
-        <w:t>支付通道配置</w:t>
+        <w:t>用户分群思维导图</w:t>
       </w:r>
     </w:p>
     <w:p>
@@ -6186,7 +7448,7 @@
           <w:b w:val="0"/>
           <w:sz w:val="20"/>
         </w:rPr>
-        <w:t>用于处理“支付通道配置”相关后台业务，具体说明可在后续补充截图时继续细化。</w:t>
+        <w:t>用于处理“用户分群思维导图”相关后台业务，具体说明可在后续补充截图时继续细化。</w:t>
       </w:r>
     </w:p>
     <w:p>
@@ -6248,7 +7510,7 @@
           <w:color w:val="2F5597"/>
           <w:sz w:val="25"/>
         </w:rPr>
-        <w:t>广告埋点配置</w:t>
+        <w:t>站点维护管理</w:t>
       </w:r>
     </w:p>
     <w:p>
@@ -6271,7 +7533,7 @@
           <w:b w:val="0"/>
           <w:sz w:val="20"/>
         </w:rPr>
-        <w:t>用于处理“广告埋点配置”相关后台业务，具体说明可在后续补充截图时继续细化。</w:t>
+        <w:t>用于处理“站点维护管理”相关后台业务，具体说明可在后续补充截图时继续细化。</w:t>
       </w:r>
     </w:p>
     <w:p>
@@ -6333,7 +7595,7 @@
           <w:color w:val="2F5597"/>
           <w:sz w:val="25"/>
         </w:rPr>
-        <w:t>音乐管理</w:t>
+        <w:t>平台公告</w:t>
       </w:r>
     </w:p>
     <w:p>
@@ -6356,7 +7618,687 @@
           <w:b w:val="0"/>
           <w:sz w:val="20"/>
         </w:rPr>
-        <w:t>用于处理“音乐管理”相关后台业务，具体说明可在后续补充截图时继续细化。</w:t>
+        <w:t>用于处理“平台公告”相关后台业务，具体说明可在后续补充截图时继续细化。</w:t>
+      </w:r>
+    </w:p>
+    <w:p>
+      <w:pPr>
+        <w:pStyle w:val="16"/>
+        <w:spacing w:after="40" w:line="276" w:lineRule="auto"/>
+      </w:pPr>
+      <w:r>
+        <w:rPr>
+          <w:rFonts w:ascii="微软雅黑" w:hAnsi="微软雅黑" w:eastAsia="微软雅黑"/>
+          <w:b/>
+          <w:color w:val="254061"/>
+          <w:sz w:val="20"/>
+        </w:rPr>
+        <w:t>常用操作：</w:t>
+      </w:r>
+      <w:r>
+        <w:rPr>
+          <w:rFonts w:ascii="微软雅黑" w:hAnsi="微软雅黑" w:eastAsia="微软雅黑"/>
+          <w:b w:val="0"/>
+          <w:sz w:val="20"/>
+        </w:rPr>
+        <w:t>进入页面后先通过筛选条件定位数据或配置项，再执行页面支持的新增、编辑、启用、停用、审核、导出或查看详情等操作。</w:t>
+      </w:r>
+    </w:p>
+    <w:p>
+      <w:pPr>
+        <w:pStyle w:val="16"/>
+        <w:spacing w:after="40" w:line="276" w:lineRule="auto"/>
+      </w:pPr>
+      <w:r>
+        <w:rPr>
+          <w:rFonts w:ascii="微软雅黑" w:hAnsi="微软雅黑" w:eastAsia="微软雅黑"/>
+          <w:b/>
+          <w:color w:val="254061"/>
+          <w:sz w:val="20"/>
+        </w:rPr>
+        <w:t>后续补充：</w:t>
+      </w:r>
+      <w:r>
+        <w:rPr>
+          <w:rFonts w:ascii="微软雅黑" w:hAnsi="微软雅黑" w:eastAsia="微软雅黑"/>
+          <w:b w:val="0"/>
+          <w:sz w:val="20"/>
+        </w:rPr>
+        <w:t>按页面截图补齐关键字段、按钮说明、弹窗流程、保存校验和常见问题。</w:t>
+      </w:r>
+    </w:p>
+    <w:p>
+      <w:pPr>
+        <w:pStyle w:val="5"/>
+        <w:keepNext/>
+        <w:spacing w:before="180" w:after="100" w:line="259" w:lineRule="auto"/>
+      </w:pPr>
+      <w:r>
+        <w:rPr>
+          <w:rFonts w:ascii="微软雅黑" w:hAnsi="微软雅黑" w:eastAsia="微软雅黑"/>
+          <w:b/>
+          <w:color w:val="2F5597"/>
+          <w:sz w:val="25"/>
+        </w:rPr>
+        <w:t>给平台提建议</w:t>
+      </w:r>
+    </w:p>
+    <w:p>
+      <w:pPr>
+        <w:pStyle w:val="16"/>
+        <w:spacing w:after="40" w:line="276" w:lineRule="auto"/>
+      </w:pPr>
+      <w:r>
+        <w:rPr>
+          <w:rFonts w:ascii="微软雅黑" w:hAnsi="微软雅黑" w:eastAsia="微软雅黑"/>
+          <w:b/>
+          <w:color w:val="254061"/>
+          <w:sz w:val="20"/>
+        </w:rPr>
+        <w:t>页面介绍：</w:t>
+      </w:r>
+      <w:r>
+        <w:rPr>
+          <w:rFonts w:ascii="微软雅黑" w:hAnsi="微软雅黑" w:eastAsia="微软雅黑"/>
+          <w:b w:val="0"/>
+          <w:sz w:val="20"/>
+        </w:rPr>
+        <w:t>用于处理“给平台提建议”相关后台业务，具体说明可在后续补充截图时继续细化。</w:t>
+      </w:r>
+    </w:p>
+    <w:p>
+      <w:pPr>
+        <w:pStyle w:val="16"/>
+        <w:spacing w:after="40" w:line="276" w:lineRule="auto"/>
+      </w:pPr>
+      <w:r>
+        <w:rPr>
+          <w:rFonts w:ascii="微软雅黑" w:hAnsi="微软雅黑" w:eastAsia="微软雅黑"/>
+          <w:b/>
+          <w:color w:val="254061"/>
+          <w:sz w:val="20"/>
+        </w:rPr>
+        <w:t>常用操作：</w:t>
+      </w:r>
+      <w:r>
+        <w:rPr>
+          <w:rFonts w:ascii="微软雅黑" w:hAnsi="微软雅黑" w:eastAsia="微软雅黑"/>
+          <w:b w:val="0"/>
+          <w:sz w:val="20"/>
+        </w:rPr>
+        <w:t>进入页面后先通过筛选条件定位数据或配置项，再执行页面支持的新增、编辑、启用、停用、审核、导出或查看详情等操作。</w:t>
+      </w:r>
+    </w:p>
+    <w:p>
+      <w:pPr>
+        <w:pStyle w:val="16"/>
+        <w:spacing w:after="40" w:line="276" w:lineRule="auto"/>
+      </w:pPr>
+      <w:r>
+        <w:rPr>
+          <w:rFonts w:ascii="微软雅黑" w:hAnsi="微软雅黑" w:eastAsia="微软雅黑"/>
+          <w:b/>
+          <w:color w:val="254061"/>
+          <w:sz w:val="20"/>
+        </w:rPr>
+        <w:t>后续补充：</w:t>
+      </w:r>
+      <w:r>
+        <w:rPr>
+          <w:rFonts w:ascii="微软雅黑" w:hAnsi="微软雅黑" w:eastAsia="微软雅黑"/>
+          <w:b w:val="0"/>
+          <w:sz w:val="20"/>
+        </w:rPr>
+        <w:t>按页面截图补齐关键字段、按钮说明、弹窗流程、保存校验和常见问题。</w:t>
+      </w:r>
+    </w:p>
+    <w:p>
+      <w:pPr>
+        <w:pStyle w:val="5"/>
+        <w:keepNext/>
+        <w:spacing w:before="180" w:after="100" w:line="259" w:lineRule="auto"/>
+      </w:pPr>
+      <w:r>
+        <w:rPr>
+          <w:rFonts w:ascii="微软雅黑" w:hAnsi="微软雅黑" w:eastAsia="微软雅黑"/>
+          <w:b/>
+          <w:color w:val="2F5597"/>
+          <w:sz w:val="25"/>
+        </w:rPr>
+        <w:t>会员投诉列表</w:t>
+      </w:r>
+    </w:p>
+    <w:p>
+      <w:pPr>
+        <w:pStyle w:val="16"/>
+        <w:spacing w:after="40" w:line="276" w:lineRule="auto"/>
+      </w:pPr>
+      <w:r>
+        <w:rPr>
+          <w:rFonts w:ascii="微软雅黑" w:hAnsi="微软雅黑" w:eastAsia="微软雅黑"/>
+          <w:b/>
+          <w:color w:val="254061"/>
+          <w:sz w:val="20"/>
+        </w:rPr>
+        <w:t>页面介绍：</w:t>
+      </w:r>
+      <w:r>
+        <w:rPr>
+          <w:rFonts w:ascii="微软雅黑" w:hAnsi="微软雅黑" w:eastAsia="微软雅黑"/>
+          <w:b w:val="0"/>
+          <w:sz w:val="20"/>
+        </w:rPr>
+        <w:t>用于处理“会员投诉列表”相关后台业务，具体说明可在后续补充截图时继续细化。</w:t>
+      </w:r>
+    </w:p>
+    <w:p>
+      <w:pPr>
+        <w:pStyle w:val="16"/>
+        <w:spacing w:after="40" w:line="276" w:lineRule="auto"/>
+      </w:pPr>
+      <w:r>
+        <w:rPr>
+          <w:rFonts w:ascii="微软雅黑" w:hAnsi="微软雅黑" w:eastAsia="微软雅黑"/>
+          <w:b/>
+          <w:color w:val="254061"/>
+          <w:sz w:val="20"/>
+        </w:rPr>
+        <w:t>常用操作：</w:t>
+      </w:r>
+      <w:r>
+        <w:rPr>
+          <w:rFonts w:ascii="微软雅黑" w:hAnsi="微软雅黑" w:eastAsia="微软雅黑"/>
+          <w:b w:val="0"/>
+          <w:sz w:val="20"/>
+        </w:rPr>
+        <w:t>进入页面后先通过筛选条件定位数据或配置项，再执行页面支持的新增、编辑、启用、停用、审核、导出或查看详情等操作。</w:t>
+      </w:r>
+    </w:p>
+    <w:p>
+      <w:pPr>
+        <w:pStyle w:val="16"/>
+        <w:spacing w:after="40" w:line="276" w:lineRule="auto"/>
+      </w:pPr>
+      <w:r>
+        <w:rPr>
+          <w:rFonts w:ascii="微软雅黑" w:hAnsi="微软雅黑" w:eastAsia="微软雅黑"/>
+          <w:b/>
+          <w:color w:val="254061"/>
+          <w:sz w:val="20"/>
+        </w:rPr>
+        <w:t>后续补充：</w:t>
+      </w:r>
+      <w:r>
+        <w:rPr>
+          <w:rFonts w:ascii="微软雅黑" w:hAnsi="微软雅黑" w:eastAsia="微软雅黑"/>
+          <w:b w:val="0"/>
+          <w:sz w:val="20"/>
+        </w:rPr>
+        <w:t>按页面截图补齐关键字段、按钮说明、弹窗流程、保存校验和常见问题。</w:t>
+      </w:r>
+    </w:p>
+    <w:p>
+      <w:pPr>
+        <w:pStyle w:val="5"/>
+        <w:keepNext/>
+        <w:spacing w:before="180" w:after="100" w:line="259" w:lineRule="auto"/>
+      </w:pPr>
+      <w:r>
+        <w:rPr>
+          <w:rFonts w:ascii="微软雅黑" w:hAnsi="微软雅黑" w:eastAsia="微软雅黑"/>
+          <w:b/>
+          <w:color w:val="2F5597"/>
+          <w:sz w:val="25"/>
+        </w:rPr>
+        <w:t>消息推送</w:t>
+      </w:r>
+    </w:p>
+    <w:p>
+      <w:pPr>
+        <w:pStyle w:val="16"/>
+        <w:spacing w:after="40" w:line="276" w:lineRule="auto"/>
+      </w:pPr>
+      <w:r>
+        <w:rPr>
+          <w:rFonts w:ascii="微软雅黑" w:hAnsi="微软雅黑" w:eastAsia="微软雅黑"/>
+          <w:b/>
+          <w:color w:val="254061"/>
+          <w:sz w:val="20"/>
+        </w:rPr>
+        <w:t>页面介绍：</w:t>
+      </w:r>
+      <w:r>
+        <w:rPr>
+          <w:rFonts w:ascii="微软雅黑" w:hAnsi="微软雅黑" w:eastAsia="微软雅黑"/>
+          <w:b w:val="0"/>
+          <w:sz w:val="20"/>
+        </w:rPr>
+        <w:t>用于处理“消息推送”相关后台业务，具体说明可在后续补充截图时继续细化。</w:t>
+      </w:r>
+    </w:p>
+    <w:p>
+      <w:pPr>
+        <w:pStyle w:val="16"/>
+        <w:spacing w:after="40" w:line="276" w:lineRule="auto"/>
+      </w:pPr>
+      <w:r>
+        <w:rPr>
+          <w:rFonts w:ascii="微软雅黑" w:hAnsi="微软雅黑" w:eastAsia="微软雅黑"/>
+          <w:b/>
+          <w:color w:val="254061"/>
+          <w:sz w:val="20"/>
+        </w:rPr>
+        <w:t>常用操作：</w:t>
+      </w:r>
+      <w:r>
+        <w:rPr>
+          <w:rFonts w:ascii="微软雅黑" w:hAnsi="微软雅黑" w:eastAsia="微软雅黑"/>
+          <w:b w:val="0"/>
+          <w:sz w:val="20"/>
+        </w:rPr>
+        <w:t>进入页面后先通过筛选条件定位数据或配置项，再执行页面支持的新增、编辑、启用、停用、审核、导出或查看详情等操作。</w:t>
+      </w:r>
+    </w:p>
+    <w:p>
+      <w:pPr>
+        <w:pStyle w:val="16"/>
+        <w:spacing w:after="40" w:line="276" w:lineRule="auto"/>
+      </w:pPr>
+      <w:r>
+        <w:rPr>
+          <w:rFonts w:ascii="微软雅黑" w:hAnsi="微软雅黑" w:eastAsia="微软雅黑"/>
+          <w:b/>
+          <w:color w:val="254061"/>
+          <w:sz w:val="20"/>
+        </w:rPr>
+        <w:t>后续补充：</w:t>
+      </w:r>
+      <w:r>
+        <w:rPr>
+          <w:rFonts w:ascii="微软雅黑" w:hAnsi="微软雅黑" w:eastAsia="微软雅黑"/>
+          <w:b w:val="0"/>
+          <w:sz w:val="20"/>
+        </w:rPr>
+        <w:t>按页面截图补齐关键字段、按钮说明、弹窗流程、保存校验和常见问题。</w:t>
+      </w:r>
+    </w:p>
+    <w:p>
+      <w:pPr>
+        <w:pStyle w:val="5"/>
+        <w:keepNext/>
+        <w:spacing w:before="180" w:after="100" w:line="259" w:lineRule="auto"/>
+      </w:pPr>
+      <w:r>
+        <w:rPr>
+          <w:rFonts w:ascii="微软雅黑" w:hAnsi="微软雅黑" w:eastAsia="微软雅黑"/>
+          <w:b/>
+          <w:color w:val="2F5597"/>
+          <w:sz w:val="25"/>
+        </w:rPr>
+        <w:t>宣传管理</w:t>
+      </w:r>
+    </w:p>
+    <w:p>
+      <w:pPr>
+        <w:pStyle w:val="16"/>
+        <w:spacing w:after="40" w:line="276" w:lineRule="auto"/>
+      </w:pPr>
+      <w:r>
+        <w:rPr>
+          <w:rFonts w:ascii="微软雅黑" w:hAnsi="微软雅黑" w:eastAsia="微软雅黑"/>
+          <w:b/>
+          <w:color w:val="254061"/>
+          <w:sz w:val="20"/>
+        </w:rPr>
+        <w:t>页面介绍：</w:t>
+      </w:r>
+      <w:r>
+        <w:rPr>
+          <w:rFonts w:ascii="微软雅黑" w:hAnsi="微软雅黑" w:eastAsia="微软雅黑"/>
+          <w:b w:val="0"/>
+          <w:sz w:val="20"/>
+        </w:rPr>
+        <w:t>用于处理“宣传管理”相关后台业务，具体说明可在后续补充截图时继续细化。</w:t>
+      </w:r>
+    </w:p>
+    <w:p>
+      <w:pPr>
+        <w:pStyle w:val="16"/>
+        <w:spacing w:after="40" w:line="276" w:lineRule="auto"/>
+      </w:pPr>
+      <w:r>
+        <w:rPr>
+          <w:rFonts w:ascii="微软雅黑" w:hAnsi="微软雅黑" w:eastAsia="微软雅黑"/>
+          <w:b/>
+          <w:color w:val="254061"/>
+          <w:sz w:val="20"/>
+        </w:rPr>
+        <w:t>常用操作：</w:t>
+      </w:r>
+      <w:r>
+        <w:rPr>
+          <w:rFonts w:ascii="微软雅黑" w:hAnsi="微软雅黑" w:eastAsia="微软雅黑"/>
+          <w:b w:val="0"/>
+          <w:sz w:val="20"/>
+        </w:rPr>
+        <w:t>进入页面后先通过筛选条件定位数据或配置项，再执行页面支持的新增、编辑、启用、停用、审核、导出或查看详情等操作。</w:t>
+      </w:r>
+    </w:p>
+    <w:p>
+      <w:pPr>
+        <w:pStyle w:val="16"/>
+        <w:spacing w:after="40" w:line="276" w:lineRule="auto"/>
+      </w:pPr>
+      <w:r>
+        <w:rPr>
+          <w:rFonts w:ascii="微软雅黑" w:hAnsi="微软雅黑" w:eastAsia="微软雅黑"/>
+          <w:b/>
+          <w:color w:val="254061"/>
+          <w:sz w:val="20"/>
+        </w:rPr>
+        <w:t>后续补充：</w:t>
+      </w:r>
+      <w:r>
+        <w:rPr>
+          <w:rFonts w:ascii="微软雅黑" w:hAnsi="微软雅黑" w:eastAsia="微软雅黑"/>
+          <w:b w:val="0"/>
+          <w:sz w:val="20"/>
+        </w:rPr>
+        <w:t>按页面截图补齐关键字段、按钮说明、弹窗流程、保存校验和常见问题。</w:t>
+      </w:r>
+    </w:p>
+    <w:p>
+      <w:pPr>
+        <w:pStyle w:val="5"/>
+        <w:keepNext/>
+        <w:spacing w:before="180" w:after="100" w:line="259" w:lineRule="auto"/>
+      </w:pPr>
+      <w:r>
+        <w:rPr>
+          <w:rFonts w:ascii="微软雅黑" w:hAnsi="微软雅黑" w:eastAsia="微软雅黑"/>
+          <w:b/>
+          <w:color w:val="2F5597"/>
+          <w:sz w:val="25"/>
+        </w:rPr>
+        <w:t>客服中心</w:t>
+      </w:r>
+    </w:p>
+    <w:p>
+      <w:pPr>
+        <w:pStyle w:val="16"/>
+        <w:spacing w:after="40" w:line="276" w:lineRule="auto"/>
+      </w:pPr>
+      <w:r>
+        <w:rPr>
+          <w:rFonts w:ascii="微软雅黑" w:hAnsi="微软雅黑" w:eastAsia="微软雅黑"/>
+          <w:b/>
+          <w:color w:val="254061"/>
+          <w:sz w:val="20"/>
+        </w:rPr>
+        <w:t>页面介绍：</w:t>
+      </w:r>
+      <w:r>
+        <w:rPr>
+          <w:rFonts w:ascii="微软雅黑" w:hAnsi="微软雅黑" w:eastAsia="微软雅黑"/>
+          <w:b w:val="0"/>
+          <w:sz w:val="20"/>
+        </w:rPr>
+        <w:t>用于处理“客服中心”相关后台业务，具体说明可在后续补充截图时继续细化。</w:t>
+      </w:r>
+    </w:p>
+    <w:p>
+      <w:pPr>
+        <w:pStyle w:val="16"/>
+        <w:spacing w:after="40" w:line="276" w:lineRule="auto"/>
+      </w:pPr>
+      <w:r>
+        <w:rPr>
+          <w:rFonts w:ascii="微软雅黑" w:hAnsi="微软雅黑" w:eastAsia="微软雅黑"/>
+          <w:b/>
+          <w:color w:val="254061"/>
+          <w:sz w:val="20"/>
+        </w:rPr>
+        <w:t>常用操作：</w:t>
+      </w:r>
+      <w:r>
+        <w:rPr>
+          <w:rFonts w:ascii="微软雅黑" w:hAnsi="微软雅黑" w:eastAsia="微软雅黑"/>
+          <w:b w:val="0"/>
+          <w:sz w:val="20"/>
+        </w:rPr>
+        <w:t>进入页面后先通过筛选条件定位数据或配置项，再执行页面支持的新增、编辑、启用、停用、审核、导出或查看详情等操作。</w:t>
+      </w:r>
+    </w:p>
+    <w:p>
+      <w:pPr>
+        <w:pStyle w:val="16"/>
+        <w:spacing w:after="40" w:line="276" w:lineRule="auto"/>
+      </w:pPr>
+      <w:r>
+        <w:rPr>
+          <w:rFonts w:ascii="微软雅黑" w:hAnsi="微软雅黑" w:eastAsia="微软雅黑"/>
+          <w:b/>
+          <w:color w:val="254061"/>
+          <w:sz w:val="20"/>
+        </w:rPr>
+        <w:t>后续补充：</w:t>
+      </w:r>
+      <w:r>
+        <w:rPr>
+          <w:rFonts w:ascii="微软雅黑" w:hAnsi="微软雅黑" w:eastAsia="微软雅黑"/>
+          <w:b w:val="0"/>
+          <w:sz w:val="20"/>
+        </w:rPr>
+        <w:t>按页面截图补齐关键字段、按钮说明、弹窗流程、保存校验和常见问题。</w:t>
+      </w:r>
+    </w:p>
+    <w:p>
+      <w:pPr>
+        <w:pStyle w:val="5"/>
+        <w:keepNext/>
+        <w:spacing w:before="180" w:after="100" w:line="259" w:lineRule="auto"/>
+      </w:pPr>
+      <w:r>
+        <w:rPr>
+          <w:rFonts w:ascii="微软雅黑" w:hAnsi="微软雅黑" w:eastAsia="微软雅黑"/>
+          <w:b/>
+          <w:color w:val="2F5597"/>
+          <w:sz w:val="25"/>
+        </w:rPr>
+        <w:t>任务中心</w:t>
+      </w:r>
+    </w:p>
+    <w:p>
+      <w:pPr>
+        <w:pStyle w:val="16"/>
+        <w:spacing w:after="40" w:line="276" w:lineRule="auto"/>
+      </w:pPr>
+      <w:r>
+        <w:rPr>
+          <w:rFonts w:ascii="微软雅黑" w:hAnsi="微软雅黑" w:eastAsia="微软雅黑"/>
+          <w:b/>
+          <w:color w:val="254061"/>
+          <w:sz w:val="20"/>
+        </w:rPr>
+        <w:t>页面介绍：</w:t>
+      </w:r>
+      <w:r>
+        <w:rPr>
+          <w:rFonts w:ascii="微软雅黑" w:hAnsi="微软雅黑" w:eastAsia="微软雅黑"/>
+          <w:b w:val="0"/>
+          <w:sz w:val="20"/>
+        </w:rPr>
+        <w:t>用于处理“任务中心”相关后台业务，具体说明可在后续补充截图时继续细化。</w:t>
+      </w:r>
+    </w:p>
+    <w:p>
+      <w:pPr>
+        <w:pStyle w:val="16"/>
+        <w:spacing w:after="40" w:line="276" w:lineRule="auto"/>
+      </w:pPr>
+      <w:r>
+        <w:rPr>
+          <w:rFonts w:ascii="微软雅黑" w:hAnsi="微软雅黑" w:eastAsia="微软雅黑"/>
+          <w:b/>
+          <w:color w:val="254061"/>
+          <w:sz w:val="20"/>
+        </w:rPr>
+        <w:t>常用操作：</w:t>
+      </w:r>
+      <w:r>
+        <w:rPr>
+          <w:rFonts w:ascii="微软雅黑" w:hAnsi="微软雅黑" w:eastAsia="微软雅黑"/>
+          <w:b w:val="0"/>
+          <w:sz w:val="20"/>
+        </w:rPr>
+        <w:t>进入页面后先通过筛选条件定位数据或配置项，再执行页面支持的新增、编辑、启用、停用、审核、导出或查看详情等操作。</w:t>
+      </w:r>
+    </w:p>
+    <w:p>
+      <w:pPr>
+        <w:pStyle w:val="16"/>
+        <w:spacing w:after="40" w:line="276" w:lineRule="auto"/>
+      </w:pPr>
+      <w:r>
+        <w:rPr>
+          <w:rFonts w:ascii="微软雅黑" w:hAnsi="微软雅黑" w:eastAsia="微软雅黑"/>
+          <w:b/>
+          <w:color w:val="254061"/>
+          <w:sz w:val="20"/>
+        </w:rPr>
+        <w:t>后续补充：</w:t>
+      </w:r>
+      <w:r>
+        <w:rPr>
+          <w:rFonts w:ascii="微软雅黑" w:hAnsi="微软雅黑" w:eastAsia="微软雅黑"/>
+          <w:b w:val="0"/>
+          <w:sz w:val="20"/>
+        </w:rPr>
+        <w:t>按页面截图补齐关键字段、按钮说明、弹窗流程、保存校验和常见问题。</w:t>
+      </w:r>
+    </w:p>
+    <w:p>
+      <w:pPr>
+        <w:pStyle w:val="5"/>
+        <w:keepNext/>
+        <w:spacing w:before="180" w:after="100" w:line="259" w:lineRule="auto"/>
+      </w:pPr>
+      <w:r>
+        <w:rPr>
+          <w:rFonts w:ascii="微软雅黑" w:hAnsi="微软雅黑" w:eastAsia="微软雅黑"/>
+          <w:b/>
+          <w:color w:val="2F5597"/>
+          <w:sz w:val="25"/>
+        </w:rPr>
+        <w:t>落地页管理</w:t>
+      </w:r>
+    </w:p>
+    <w:p>
+      <w:pPr>
+        <w:pStyle w:val="16"/>
+        <w:spacing w:after="40" w:line="276" w:lineRule="auto"/>
+      </w:pPr>
+      <w:r>
+        <w:rPr>
+          <w:rFonts w:ascii="微软雅黑" w:hAnsi="微软雅黑" w:eastAsia="微软雅黑"/>
+          <w:b/>
+          <w:color w:val="254061"/>
+          <w:sz w:val="20"/>
+        </w:rPr>
+        <w:t>页面介绍：</w:t>
+      </w:r>
+      <w:r>
+        <w:rPr>
+          <w:rFonts w:ascii="微软雅黑" w:hAnsi="微软雅黑" w:eastAsia="微软雅黑"/>
+          <w:b w:val="0"/>
+          <w:sz w:val="20"/>
+        </w:rPr>
+        <w:t>用于处理“落地页管理”相关后台业务，具体说明可在后续补充截图时继续细化。</w:t>
+      </w:r>
+    </w:p>
+    <w:p>
+      <w:pPr>
+        <w:pStyle w:val="16"/>
+        <w:spacing w:after="40" w:line="276" w:lineRule="auto"/>
+      </w:pPr>
+      <w:r>
+        <w:rPr>
+          <w:rFonts w:ascii="微软雅黑" w:hAnsi="微软雅黑" w:eastAsia="微软雅黑"/>
+          <w:b/>
+          <w:color w:val="254061"/>
+          <w:sz w:val="20"/>
+        </w:rPr>
+        <w:t>常用操作：</w:t>
+      </w:r>
+      <w:r>
+        <w:rPr>
+          <w:rFonts w:ascii="微软雅黑" w:hAnsi="微软雅黑" w:eastAsia="微软雅黑"/>
+          <w:b w:val="0"/>
+          <w:sz w:val="20"/>
+        </w:rPr>
+        <w:t>进入页面后先通过筛选条件定位数据或配置项，再执行页面支持的新增、编辑、启用、停用、审核、导出或查看详情等操作。</w:t>
+      </w:r>
+    </w:p>
+    <w:p>
+      <w:pPr>
+        <w:pStyle w:val="16"/>
+        <w:spacing w:after="40" w:line="276" w:lineRule="auto"/>
+      </w:pPr>
+      <w:r>
+        <w:rPr>
+          <w:rFonts w:ascii="微软雅黑" w:hAnsi="微软雅黑" w:eastAsia="微软雅黑"/>
+          <w:b/>
+          <w:color w:val="254061"/>
+          <w:sz w:val="20"/>
+        </w:rPr>
+        <w:t>后续补充：</w:t>
+      </w:r>
+      <w:r>
+        <w:rPr>
+          <w:rFonts w:ascii="微软雅黑" w:hAnsi="微软雅黑" w:eastAsia="微软雅黑"/>
+          <w:b w:val="0"/>
+          <w:sz w:val="20"/>
+        </w:rPr>
+        <w:t>按页面截图补齐关键字段、按钮说明、弹窗流程、保存校验和常见问题。</w:t>
+      </w:r>
+    </w:p>
+    <w:p>
+      <w:pPr>
+        <w:pStyle w:val="5"/>
+        <w:keepNext/>
+        <w:spacing w:before="180" w:after="100" w:line="259" w:lineRule="auto"/>
+      </w:pPr>
+      <w:r>
+        <w:rPr>
+          <w:rFonts w:ascii="微软雅黑" w:hAnsi="微软雅黑" w:eastAsia="微软雅黑"/>
+          <w:b/>
+          <w:color w:val="2F5597"/>
+          <w:sz w:val="25"/>
+        </w:rPr>
+        <w:t>活动排行统计</w:t>
+      </w:r>
+    </w:p>
+    <w:p>
+      <w:pPr>
+        <w:pStyle w:val="16"/>
+        <w:spacing w:after="40" w:line="276" w:lineRule="auto"/>
+      </w:pPr>
+      <w:r>
+        <w:rPr>
+          <w:rFonts w:ascii="微软雅黑" w:hAnsi="微软雅黑" w:eastAsia="微软雅黑"/>
+          <w:b/>
+          <w:color w:val="254061"/>
+          <w:sz w:val="20"/>
+        </w:rPr>
+        <w:t>页面介绍：</w:t>
+      </w:r>
+      <w:r>
+        <w:rPr>
+          <w:rFonts w:ascii="微软雅黑" w:hAnsi="微软雅黑" w:eastAsia="微软雅黑"/>
+          <w:b w:val="0"/>
+          <w:sz w:val="20"/>
+        </w:rPr>
+        <w:t>用于处理“活动排行统计”相关后台业务，具体说明可在后续补充截图时继续细化。</w:t>
       </w:r>
     </w:p>
     <w:p>
@@ -6418,7 +8360,7 @@
           <w:color w:val="17365D"/>
           <w:sz w:val="40"/>
         </w:rPr>
-        <w:t>五、运营中心</w:t>
+        <w:t>六、优惠活动</w:t>
       </w:r>
     </w:p>
     <w:p>
@@ -6479,7 +8421,7 @@
           <w:color w:val="2F5597"/>
           <w:sz w:val="25"/>
         </w:rPr>
-        <w:t>用户分群思维导图</w:t>
+        <w:t>优惠活动列表</w:t>
       </w:r>
     </w:p>
     <w:p>
@@ -6502,7 +8444,7 @@
           <w:b w:val="0"/>
           <w:sz w:val="20"/>
         </w:rPr>
-        <w:t>用于处理“用户分群思维导图”相关后台业务，具体说明可在后续补充截图时继续细化。</w:t>
+        <w:t>用于处理“优惠活动列表”相关后台业务，具体说明可在后续补充截图时继续细化。</w:t>
       </w:r>
     </w:p>
     <w:p>
@@ -6564,7 +8506,7 @@
           <w:color w:val="2F5597"/>
           <w:sz w:val="25"/>
         </w:rPr>
-        <w:t>站点维护管理</w:t>
+        <w:t>幸运转盘配置</w:t>
       </w:r>
     </w:p>
     <w:p>
@@ -6587,7 +8529,7 @@
           <w:b w:val="0"/>
           <w:sz w:val="20"/>
         </w:rPr>
-        <w:t>用于处理“站点维护管理”相关后台业务，具体说明可在后续补充截图时继续细化。</w:t>
+        <w:t>用于处理“幸运转盘配置”相关后台业务，具体说明可在后续补充截图时继续细化。</w:t>
       </w:r>
     </w:p>
     <w:p>
@@ -6649,7 +8591,7 @@
           <w:color w:val="2F5597"/>
           <w:sz w:val="25"/>
         </w:rPr>
-        <w:t>平台公告</w:t>
+        <w:t>新增活动</w:t>
       </w:r>
     </w:p>
     <w:p>
@@ -6672,7 +8614,7 @@
           <w:b w:val="0"/>
           <w:sz w:val="20"/>
         </w:rPr>
-        <w:t>用于处理“平台公告”相关后台业务，具体说明可在后续补充截图时继续细化。</w:t>
+        <w:t>用于处理“新增活动”相关后台业务，具体说明可在后续补充截图时继续细化。</w:t>
       </w:r>
     </w:p>
     <w:p>
@@ -6734,7 +8676,7 @@
           <w:color w:val="2F5597"/>
           <w:sz w:val="25"/>
         </w:rPr>
-        <w:t>给平台提建议</w:t>
+        <w:t>活动分析</w:t>
       </w:r>
     </w:p>
     <w:p>
@@ -6757,7 +8699,7 @@
           <w:b w:val="0"/>
           <w:sz w:val="20"/>
         </w:rPr>
-        <w:t>用于处理“给平台提建议”相关后台业务，具体说明可在后续补充截图时继续细化。</w:t>
+        <w:t>用于处理“活动分析”相关后台业务，具体说明可在后续补充截图时继续细化。</w:t>
       </w:r>
     </w:p>
     <w:p>
@@ -6819,7 +8761,7 @@
           <w:color w:val="2F5597"/>
           <w:sz w:val="25"/>
         </w:rPr>
-        <w:t>会员投诉列表</w:t>
+        <w:t>优惠数据报表</w:t>
       </w:r>
     </w:p>
     <w:p>
@@ -6842,7 +8784,7 @@
           <w:b w:val="0"/>
           <w:sz w:val="20"/>
         </w:rPr>
-        <w:t>用于处理“会员投诉列表”相关后台业务，具体说明可在后续补充截图时继续细化。</w:t>
+        <w:t>用于处理“优惠数据报表”相关后台业务，具体说明可在后续补充截图时继续细化。</w:t>
       </w:r>
     </w:p>
     <w:p>
@@ -6904,7 +8846,7 @@
           <w:color w:val="2F5597"/>
           <w:sz w:val="25"/>
         </w:rPr>
-        <w:t>消息推送</w:t>
+        <w:t>票券中心</w:t>
       </w:r>
     </w:p>
     <w:p>
@@ -6927,7 +8869,7 @@
           <w:b w:val="0"/>
           <w:sz w:val="20"/>
         </w:rPr>
-        <w:t>用于处理“消息推送”相关后台业务，具体说明可在后续补充截图时继续细化。</w:t>
+        <w:t>用于处理“票券中心”相关后台业务，具体说明可在后续补充截图时继续细化。</w:t>
       </w:r>
     </w:p>
     <w:p>
@@ -6989,7 +8931,7 @@
           <w:color w:val="2F5597"/>
           <w:sz w:val="25"/>
         </w:rPr>
-        <w:t>宣传管理</w:t>
+        <w:t>票券使用记录</w:t>
       </w:r>
     </w:p>
     <w:p>
@@ -7012,7 +8954,7 @@
           <w:b w:val="0"/>
           <w:sz w:val="20"/>
         </w:rPr>
-        <w:t>用于处理“宣传管理”相关后台业务，具体说明可在后续补充截图时继续细化。</w:t>
+        <w:t>用于处理“票券使用记录”相关后台业务，具体说明可在后续补充截图时继续细化。</w:t>
       </w:r>
     </w:p>
     <w:p>
@@ -7074,7 +9016,7 @@
           <w:color w:val="2F5597"/>
           <w:sz w:val="25"/>
         </w:rPr>
-        <w:t>客服中心</w:t>
+        <w:t>全局配置</w:t>
       </w:r>
     </w:p>
     <w:p>
@@ -7097,7 +9039,7 @@
           <w:b w:val="0"/>
           <w:sz w:val="20"/>
         </w:rPr>
-        <w:t>用于处理“客服中心”相关后台业务，具体说明可在后续补充截图时继续细化。</w:t>
+        <w:t>用于处理“全局配置”相关后台业务，具体说明可在后续补充截图时继续细化。</w:t>
       </w:r>
     </w:p>
     <w:p>
@@ -7144,6 +9086,67 @@
           <w:sz w:val="20"/>
         </w:rPr>
         <w:t>按页面截图补齐关键字段、按钮说明、弹窗流程、保存校验和常见问题。</w:t>
+      </w:r>
+    </w:p>
+    <w:p>
+      <w:pPr>
+        <w:pStyle w:val="3"/>
+        <w:keepNext/>
+        <w:spacing w:before="360" w:after="240" w:line="276" w:lineRule="auto"/>
+      </w:pPr>
+      <w:r>
+        <w:rPr>
+          <w:rFonts w:ascii="微软雅黑" w:hAnsi="微软雅黑" w:eastAsia="微软雅黑"/>
+          <w:b/>
+          <w:color w:val="17365D"/>
+          <w:sz w:val="40"/>
+        </w:rPr>
+        <w:t>七、财务中心</w:t>
+      </w:r>
+    </w:p>
+    <w:p>
+      <w:pPr>
+        <w:pStyle w:val="4"/>
+        <w:keepNext/>
+        <w:spacing w:before="240" w:after="140" w:line="269" w:lineRule="auto"/>
+      </w:pPr>
+      <w:r>
+        <w:rPr>
+          <w:rFonts w:ascii="微软雅黑" w:hAnsi="微软雅黑" w:eastAsia="微软雅黑"/>
+          <w:b/>
+          <w:color w:val="1F4E79"/>
+          <w:sz w:val="30"/>
+        </w:rPr>
+        <w:t>模块定位</w:t>
+      </w:r>
+    </w:p>
+    <w:p>
+      <w:pPr>
+        <w:spacing w:after="60" w:line="276" w:lineRule="auto"/>
+      </w:pPr>
+      <w:r>
+        <w:rPr>
+          <w:rFonts w:ascii="微软雅黑" w:hAnsi="微软雅黑" w:eastAsia="微软雅黑"/>
+          <w:b w:val="0"/>
+          <w:sz w:val="20"/>
+        </w:rPr>
+        <w:t>本章节按后台真实菜单顺序整理，页面说明与后台左侧菜单保持一致，便于商户按菜单路径查找和操作。</w:t>
+      </w:r>
+    </w:p>
+    <w:p>
+      <w:pPr>
+        <w:pStyle w:val="4"/>
+        <w:keepNext/>
+        <w:spacing w:before="240" w:after="140" w:line="269" w:lineRule="auto"/>
+      </w:pPr>
+      <w:r>
+        <w:rPr>
+          <w:rFonts w:ascii="微软雅黑" w:hAnsi="微软雅黑" w:eastAsia="微软雅黑"/>
+          <w:b/>
+          <w:color w:val="1F4E79"/>
+          <w:sz w:val="30"/>
+        </w:rPr>
+        <w:t>页面说明</w:t>
       </w:r>
     </w:p>
     <w:p>
@@ -7159,7 +9162,7 @@
           <w:color w:val="2F5597"/>
           <w:sz w:val="25"/>
         </w:rPr>
-        <w:t>任务中心</w:t>
+        <w:t>会员提现设置</w:t>
       </w:r>
     </w:p>
     <w:p>
@@ -7182,7 +9185,7 @@
           <w:b w:val="0"/>
           <w:sz w:val="20"/>
         </w:rPr>
-        <w:t>用于处理“任务中心”相关后台业务，具体说明可在后续补充截图时继续细化。</w:t>
+        <w:t>用于处理“会员提现设置”相关后台业务，具体说明可在后续补充截图时继续细化。</w:t>
       </w:r>
     </w:p>
     <w:p>
@@ -7244,7 +9247,7 @@
           <w:color w:val="2F5597"/>
           <w:sz w:val="25"/>
         </w:rPr>
-        <w:t>落地页管理</w:t>
+        <w:t>会员充值配置</w:t>
       </w:r>
     </w:p>
     <w:p>
@@ -7267,7 +9270,7 @@
           <w:b w:val="0"/>
           <w:sz w:val="20"/>
         </w:rPr>
-        <w:t>用于处理“落地页管理”相关后台业务，具体说明可在后续补充截图时继续细化。</w:t>
+        <w:t>用于处理“会员充值配置”相关后台业务，具体说明可在后续补充截图时继续细化。</w:t>
       </w:r>
     </w:p>
     <w:p>
@@ -7329,7 +9332,7 @@
           <w:color w:val="2F5597"/>
           <w:sz w:val="25"/>
         </w:rPr>
-        <w:t>活动排行统计</w:t>
+        <w:t>充值订单列表</w:t>
       </w:r>
     </w:p>
     <w:p>
@@ -7352,7 +9355,602 @@
           <w:b w:val="0"/>
           <w:sz w:val="20"/>
         </w:rPr>
-        <w:t>用于处理“活动排行统计”相关后台业务，具体说明可在后续补充截图时继续细化。</w:t>
+        <w:t>用于处理“充值订单列表”相关后台业务，具体说明可在后续补充截图时继续细化。</w:t>
+      </w:r>
+    </w:p>
+    <w:p>
+      <w:pPr>
+        <w:pStyle w:val="16"/>
+        <w:spacing w:after="40" w:line="276" w:lineRule="auto"/>
+      </w:pPr>
+      <w:r>
+        <w:rPr>
+          <w:rFonts w:ascii="微软雅黑" w:hAnsi="微软雅黑" w:eastAsia="微软雅黑"/>
+          <w:b/>
+          <w:color w:val="254061"/>
+          <w:sz w:val="20"/>
+        </w:rPr>
+        <w:t>常用操作：</w:t>
+      </w:r>
+      <w:r>
+        <w:rPr>
+          <w:rFonts w:ascii="微软雅黑" w:hAnsi="微软雅黑" w:eastAsia="微软雅黑"/>
+          <w:b w:val="0"/>
+          <w:sz w:val="20"/>
+        </w:rPr>
+        <w:t>进入页面后先通过筛选条件定位数据或配置项，再执行页面支持的新增、编辑、启用、停用、审核、导出或查看详情等操作。</w:t>
+      </w:r>
+    </w:p>
+    <w:p>
+      <w:pPr>
+        <w:pStyle w:val="16"/>
+        <w:spacing w:after="40" w:line="276" w:lineRule="auto"/>
+      </w:pPr>
+      <w:r>
+        <w:rPr>
+          <w:rFonts w:ascii="微软雅黑" w:hAnsi="微软雅黑" w:eastAsia="微软雅黑"/>
+          <w:b/>
+          <w:color w:val="254061"/>
+          <w:sz w:val="20"/>
+        </w:rPr>
+        <w:t>后续补充：</w:t>
+      </w:r>
+      <w:r>
+        <w:rPr>
+          <w:rFonts w:ascii="微软雅黑" w:hAnsi="微软雅黑" w:eastAsia="微软雅黑"/>
+          <w:b w:val="0"/>
+          <w:sz w:val="20"/>
+        </w:rPr>
+        <w:t>按页面截图补齐关键字段、按钮说明、弹窗流程、保存校验和常见问题。</w:t>
+      </w:r>
+    </w:p>
+    <w:p>
+      <w:pPr>
+        <w:pStyle w:val="5"/>
+        <w:keepNext/>
+        <w:spacing w:before="180" w:after="100" w:line="259" w:lineRule="auto"/>
+      </w:pPr>
+      <w:r>
+        <w:rPr>
+          <w:rFonts w:ascii="微软雅黑" w:hAnsi="微软雅黑" w:eastAsia="微软雅黑"/>
+          <w:b/>
+          <w:color w:val="2F5597"/>
+          <w:sz w:val="25"/>
+        </w:rPr>
+        <w:t>提现订单列表</w:t>
+      </w:r>
+    </w:p>
+    <w:p>
+      <w:pPr>
+        <w:pStyle w:val="16"/>
+        <w:spacing w:after="40" w:line="276" w:lineRule="auto"/>
+      </w:pPr>
+      <w:r>
+        <w:rPr>
+          <w:rFonts w:ascii="微软雅黑" w:hAnsi="微软雅黑" w:eastAsia="微软雅黑"/>
+          <w:b/>
+          <w:color w:val="254061"/>
+          <w:sz w:val="20"/>
+        </w:rPr>
+        <w:t>页面介绍：</w:t>
+      </w:r>
+      <w:r>
+        <w:rPr>
+          <w:rFonts w:ascii="微软雅黑" w:hAnsi="微软雅黑" w:eastAsia="微软雅黑"/>
+          <w:b w:val="0"/>
+          <w:sz w:val="20"/>
+        </w:rPr>
+        <w:t>用于处理“提现订单列表”相关后台业务，具体说明可在后续补充截图时继续细化。</w:t>
+      </w:r>
+    </w:p>
+    <w:p>
+      <w:pPr>
+        <w:pStyle w:val="16"/>
+        <w:spacing w:after="40" w:line="276" w:lineRule="auto"/>
+      </w:pPr>
+      <w:r>
+        <w:rPr>
+          <w:rFonts w:ascii="微软雅黑" w:hAnsi="微软雅黑" w:eastAsia="微软雅黑"/>
+          <w:b/>
+          <w:color w:val="254061"/>
+          <w:sz w:val="20"/>
+        </w:rPr>
+        <w:t>常用操作：</w:t>
+      </w:r>
+      <w:r>
+        <w:rPr>
+          <w:rFonts w:ascii="微软雅黑" w:hAnsi="微软雅黑" w:eastAsia="微软雅黑"/>
+          <w:b w:val="0"/>
+          <w:sz w:val="20"/>
+        </w:rPr>
+        <w:t>进入页面后先通过筛选条件定位数据或配置项，再执行页面支持的新增、编辑、启用、停用、审核、导出或查看详情等操作。</w:t>
+      </w:r>
+    </w:p>
+    <w:p>
+      <w:pPr>
+        <w:pStyle w:val="16"/>
+        <w:spacing w:after="40" w:line="276" w:lineRule="auto"/>
+      </w:pPr>
+      <w:r>
+        <w:rPr>
+          <w:rFonts w:ascii="微软雅黑" w:hAnsi="微软雅黑" w:eastAsia="微软雅黑"/>
+          <w:b/>
+          <w:color w:val="254061"/>
+          <w:sz w:val="20"/>
+        </w:rPr>
+        <w:t>后续补充：</w:t>
+      </w:r>
+      <w:r>
+        <w:rPr>
+          <w:rFonts w:ascii="微软雅黑" w:hAnsi="微软雅黑" w:eastAsia="微软雅黑"/>
+          <w:b w:val="0"/>
+          <w:sz w:val="20"/>
+        </w:rPr>
+        <w:t>按页面截图补齐关键字段、按钮说明、弹窗流程、保存校验和常见问题。</w:t>
+      </w:r>
+    </w:p>
+    <w:p>
+      <w:pPr>
+        <w:pStyle w:val="5"/>
+        <w:keepNext/>
+        <w:spacing w:before="180" w:after="100" w:line="259" w:lineRule="auto"/>
+      </w:pPr>
+      <w:r>
+        <w:rPr>
+          <w:rFonts w:ascii="微软雅黑" w:hAnsi="微软雅黑" w:eastAsia="微软雅黑"/>
+          <w:b/>
+          <w:color w:val="2F5597"/>
+          <w:sz w:val="25"/>
+        </w:rPr>
+        <w:t>提现风控审核</w:t>
+      </w:r>
+    </w:p>
+    <w:p>
+      <w:pPr>
+        <w:pStyle w:val="16"/>
+        <w:spacing w:after="40" w:line="276" w:lineRule="auto"/>
+      </w:pPr>
+      <w:r>
+        <w:rPr>
+          <w:rFonts w:ascii="微软雅黑" w:hAnsi="微软雅黑" w:eastAsia="微软雅黑"/>
+          <w:b/>
+          <w:color w:val="254061"/>
+          <w:sz w:val="20"/>
+        </w:rPr>
+        <w:t>页面介绍：</w:t>
+      </w:r>
+      <w:r>
+        <w:rPr>
+          <w:rFonts w:ascii="微软雅黑" w:hAnsi="微软雅黑" w:eastAsia="微软雅黑"/>
+          <w:b w:val="0"/>
+          <w:sz w:val="20"/>
+        </w:rPr>
+        <w:t>用于处理“提现风控审核”相关后台业务，具体说明可在后续补充截图时继续细化。</w:t>
+      </w:r>
+    </w:p>
+    <w:p>
+      <w:pPr>
+        <w:pStyle w:val="16"/>
+        <w:spacing w:after="40" w:line="276" w:lineRule="auto"/>
+      </w:pPr>
+      <w:r>
+        <w:rPr>
+          <w:rFonts w:ascii="微软雅黑" w:hAnsi="微软雅黑" w:eastAsia="微软雅黑"/>
+          <w:b/>
+          <w:color w:val="254061"/>
+          <w:sz w:val="20"/>
+        </w:rPr>
+        <w:t>常用操作：</w:t>
+      </w:r>
+      <w:r>
+        <w:rPr>
+          <w:rFonts w:ascii="微软雅黑" w:hAnsi="微软雅黑" w:eastAsia="微软雅黑"/>
+          <w:b w:val="0"/>
+          <w:sz w:val="20"/>
+        </w:rPr>
+        <w:t>进入页面后先通过筛选条件定位数据或配置项，再执行页面支持的新增、编辑、启用、停用、审核、导出或查看详情等操作。</w:t>
+      </w:r>
+    </w:p>
+    <w:p>
+      <w:pPr>
+        <w:pStyle w:val="16"/>
+        <w:spacing w:after="40" w:line="276" w:lineRule="auto"/>
+      </w:pPr>
+      <w:r>
+        <w:rPr>
+          <w:rFonts w:ascii="微软雅黑" w:hAnsi="微软雅黑" w:eastAsia="微软雅黑"/>
+          <w:b/>
+          <w:color w:val="254061"/>
+          <w:sz w:val="20"/>
+        </w:rPr>
+        <w:t>后续补充：</w:t>
+      </w:r>
+      <w:r>
+        <w:rPr>
+          <w:rFonts w:ascii="微软雅黑" w:hAnsi="微软雅黑" w:eastAsia="微软雅黑"/>
+          <w:b w:val="0"/>
+          <w:sz w:val="20"/>
+        </w:rPr>
+        <w:t>按页面截图补齐关键字段、按钮说明、弹窗流程、保存校验和常见问题。</w:t>
+      </w:r>
+    </w:p>
+    <w:p>
+      <w:pPr>
+        <w:pStyle w:val="5"/>
+        <w:keepNext/>
+        <w:spacing w:before="180" w:after="100" w:line="259" w:lineRule="auto"/>
+      </w:pPr>
+      <w:r>
+        <w:rPr>
+          <w:rFonts w:ascii="微软雅黑" w:hAnsi="微软雅黑" w:eastAsia="微软雅黑"/>
+          <w:b/>
+          <w:color w:val="2F5597"/>
+          <w:sz w:val="25"/>
+        </w:rPr>
+        <w:t>支付通道数据</w:t>
+      </w:r>
+    </w:p>
+    <w:p>
+      <w:pPr>
+        <w:pStyle w:val="16"/>
+        <w:spacing w:after="40" w:line="276" w:lineRule="auto"/>
+      </w:pPr>
+      <w:r>
+        <w:rPr>
+          <w:rFonts w:ascii="微软雅黑" w:hAnsi="微软雅黑" w:eastAsia="微软雅黑"/>
+          <w:b/>
+          <w:color w:val="254061"/>
+          <w:sz w:val="20"/>
+        </w:rPr>
+        <w:t>页面介绍：</w:t>
+      </w:r>
+      <w:r>
+        <w:rPr>
+          <w:rFonts w:ascii="微软雅黑" w:hAnsi="微软雅黑" w:eastAsia="微软雅黑"/>
+          <w:b w:val="0"/>
+          <w:sz w:val="20"/>
+        </w:rPr>
+        <w:t>用于处理“支付通道数据”相关后台业务，具体说明可在后续补充截图时继续细化。</w:t>
+      </w:r>
+    </w:p>
+    <w:p>
+      <w:pPr>
+        <w:pStyle w:val="16"/>
+        <w:spacing w:after="40" w:line="276" w:lineRule="auto"/>
+      </w:pPr>
+      <w:r>
+        <w:rPr>
+          <w:rFonts w:ascii="微软雅黑" w:hAnsi="微软雅黑" w:eastAsia="微软雅黑"/>
+          <w:b/>
+          <w:color w:val="254061"/>
+          <w:sz w:val="20"/>
+        </w:rPr>
+        <w:t>常用操作：</w:t>
+      </w:r>
+      <w:r>
+        <w:rPr>
+          <w:rFonts w:ascii="微软雅黑" w:hAnsi="微软雅黑" w:eastAsia="微软雅黑"/>
+          <w:b w:val="0"/>
+          <w:sz w:val="20"/>
+        </w:rPr>
+        <w:t>进入页面后先通过筛选条件定位数据或配置项，再执行页面支持的新增、编辑、启用、停用、审核、导出或查看详情等操作。</w:t>
+      </w:r>
+    </w:p>
+    <w:p>
+      <w:pPr>
+        <w:pStyle w:val="16"/>
+        <w:spacing w:after="40" w:line="276" w:lineRule="auto"/>
+      </w:pPr>
+      <w:r>
+        <w:rPr>
+          <w:rFonts w:ascii="微软雅黑" w:hAnsi="微软雅黑" w:eastAsia="微软雅黑"/>
+          <w:b/>
+          <w:color w:val="254061"/>
+          <w:sz w:val="20"/>
+        </w:rPr>
+        <w:t>后续补充：</w:t>
+      </w:r>
+      <w:r>
+        <w:rPr>
+          <w:rFonts w:ascii="微软雅黑" w:hAnsi="微软雅黑" w:eastAsia="微软雅黑"/>
+          <w:b w:val="0"/>
+          <w:sz w:val="20"/>
+        </w:rPr>
+        <w:t>按页面截图补齐关键字段、按钮说明、弹窗流程、保存校验和常见问题。</w:t>
+      </w:r>
+    </w:p>
+    <w:p>
+      <w:pPr>
+        <w:pStyle w:val="5"/>
+        <w:keepNext/>
+        <w:spacing w:before="180" w:after="100" w:line="259" w:lineRule="auto"/>
+      </w:pPr>
+      <w:r>
+        <w:rPr>
+          <w:rFonts w:ascii="微软雅黑" w:hAnsi="微软雅黑" w:eastAsia="微软雅黑"/>
+          <w:b/>
+          <w:color w:val="2F5597"/>
+          <w:sz w:val="25"/>
+        </w:rPr>
+        <w:t>人工加扣款</w:t>
+      </w:r>
+    </w:p>
+    <w:p>
+      <w:pPr>
+        <w:pStyle w:val="16"/>
+        <w:spacing w:after="40" w:line="276" w:lineRule="auto"/>
+      </w:pPr>
+      <w:r>
+        <w:rPr>
+          <w:rFonts w:ascii="微软雅黑" w:hAnsi="微软雅黑" w:eastAsia="微软雅黑"/>
+          <w:b/>
+          <w:color w:val="254061"/>
+          <w:sz w:val="20"/>
+        </w:rPr>
+        <w:t>页面介绍：</w:t>
+      </w:r>
+      <w:r>
+        <w:rPr>
+          <w:rFonts w:ascii="微软雅黑" w:hAnsi="微软雅黑" w:eastAsia="微软雅黑"/>
+          <w:b w:val="0"/>
+          <w:sz w:val="20"/>
+        </w:rPr>
+        <w:t>用于处理“人工加扣款”相关后台业务，具体说明可在后续补充截图时继续细化。</w:t>
+      </w:r>
+    </w:p>
+    <w:p>
+      <w:pPr>
+        <w:pStyle w:val="16"/>
+        <w:spacing w:after="40" w:line="276" w:lineRule="auto"/>
+      </w:pPr>
+      <w:r>
+        <w:rPr>
+          <w:rFonts w:ascii="微软雅黑" w:hAnsi="微软雅黑" w:eastAsia="微软雅黑"/>
+          <w:b/>
+          <w:color w:val="254061"/>
+          <w:sz w:val="20"/>
+        </w:rPr>
+        <w:t>常用操作：</w:t>
+      </w:r>
+      <w:r>
+        <w:rPr>
+          <w:rFonts w:ascii="微软雅黑" w:hAnsi="微软雅黑" w:eastAsia="微软雅黑"/>
+          <w:b w:val="0"/>
+          <w:sz w:val="20"/>
+        </w:rPr>
+        <w:t>进入页面后先通过筛选条件定位数据或配置项，再执行页面支持的新增、编辑、启用、停用、审核、导出或查看详情等操作。</w:t>
+      </w:r>
+    </w:p>
+    <w:p>
+      <w:pPr>
+        <w:pStyle w:val="16"/>
+        <w:spacing w:after="40" w:line="276" w:lineRule="auto"/>
+      </w:pPr>
+      <w:r>
+        <w:rPr>
+          <w:rFonts w:ascii="微软雅黑" w:hAnsi="微软雅黑" w:eastAsia="微软雅黑"/>
+          <w:b/>
+          <w:color w:val="254061"/>
+          <w:sz w:val="20"/>
+        </w:rPr>
+        <w:t>后续补充：</w:t>
+      </w:r>
+      <w:r>
+        <w:rPr>
+          <w:rFonts w:ascii="微软雅黑" w:hAnsi="微软雅黑" w:eastAsia="微软雅黑"/>
+          <w:b w:val="0"/>
+          <w:sz w:val="20"/>
+        </w:rPr>
+        <w:t>按页面截图补齐关键字段、按钮说明、弹窗流程、保存校验和常见问题。</w:t>
+      </w:r>
+    </w:p>
+    <w:p>
+      <w:pPr>
+        <w:pStyle w:val="5"/>
+        <w:keepNext/>
+        <w:spacing w:before="180" w:after="100" w:line="259" w:lineRule="auto"/>
+      </w:pPr>
+      <w:r>
+        <w:rPr>
+          <w:rFonts w:ascii="微软雅黑" w:hAnsi="微软雅黑" w:eastAsia="微软雅黑"/>
+          <w:b/>
+          <w:color w:val="2F5597"/>
+          <w:sz w:val="25"/>
+        </w:rPr>
+        <w:t>账变记录</w:t>
+      </w:r>
+    </w:p>
+    <w:p>
+      <w:pPr>
+        <w:pStyle w:val="16"/>
+        <w:spacing w:after="40" w:line="276" w:lineRule="auto"/>
+      </w:pPr>
+      <w:r>
+        <w:rPr>
+          <w:rFonts w:ascii="微软雅黑" w:hAnsi="微软雅黑" w:eastAsia="微软雅黑"/>
+          <w:b/>
+          <w:color w:val="254061"/>
+          <w:sz w:val="20"/>
+        </w:rPr>
+        <w:t>页面介绍：</w:t>
+      </w:r>
+      <w:r>
+        <w:rPr>
+          <w:rFonts w:ascii="微软雅黑" w:hAnsi="微软雅黑" w:eastAsia="微软雅黑"/>
+          <w:b w:val="0"/>
+          <w:sz w:val="20"/>
+        </w:rPr>
+        <w:t>用于处理“账变记录”相关后台业务，具体说明可在后续补充截图时继续细化。</w:t>
+      </w:r>
+    </w:p>
+    <w:p>
+      <w:pPr>
+        <w:pStyle w:val="16"/>
+        <w:spacing w:after="40" w:line="276" w:lineRule="auto"/>
+      </w:pPr>
+      <w:r>
+        <w:rPr>
+          <w:rFonts w:ascii="微软雅黑" w:hAnsi="微软雅黑" w:eastAsia="微软雅黑"/>
+          <w:b/>
+          <w:color w:val="254061"/>
+          <w:sz w:val="20"/>
+        </w:rPr>
+        <w:t>常用操作：</w:t>
+      </w:r>
+      <w:r>
+        <w:rPr>
+          <w:rFonts w:ascii="微软雅黑" w:hAnsi="微软雅黑" w:eastAsia="微软雅黑"/>
+          <w:b w:val="0"/>
+          <w:sz w:val="20"/>
+        </w:rPr>
+        <w:t>进入页面后先通过筛选条件定位数据或配置项，再执行页面支持的新增、编辑、启用、停用、审核、导出或查看详情等操作。</w:t>
+      </w:r>
+    </w:p>
+    <w:p>
+      <w:pPr>
+        <w:pStyle w:val="16"/>
+        <w:spacing w:after="40" w:line="276" w:lineRule="auto"/>
+      </w:pPr>
+      <w:r>
+        <w:rPr>
+          <w:rFonts w:ascii="微软雅黑" w:hAnsi="微软雅黑" w:eastAsia="微软雅黑"/>
+          <w:b/>
+          <w:color w:val="254061"/>
+          <w:sz w:val="20"/>
+        </w:rPr>
+        <w:t>后续补充：</w:t>
+      </w:r>
+      <w:r>
+        <w:rPr>
+          <w:rFonts w:ascii="微软雅黑" w:hAnsi="微软雅黑" w:eastAsia="微软雅黑"/>
+          <w:b w:val="0"/>
+          <w:sz w:val="20"/>
+        </w:rPr>
+        <w:t>按页面截图补齐关键字段、按钮说明、弹窗流程、保存校验和常见问题。</w:t>
+      </w:r>
+    </w:p>
+    <w:p>
+      <w:pPr>
+        <w:pStyle w:val="5"/>
+        <w:keepNext/>
+        <w:spacing w:before="180" w:after="100" w:line="259" w:lineRule="auto"/>
+      </w:pPr>
+      <w:r>
+        <w:rPr>
+          <w:rFonts w:ascii="微软雅黑" w:hAnsi="微软雅黑" w:eastAsia="微软雅黑"/>
+          <w:b/>
+          <w:color w:val="2F5597"/>
+          <w:sz w:val="25"/>
+        </w:rPr>
+        <w:t>资金账变类型</w:t>
+      </w:r>
+    </w:p>
+    <w:p>
+      <w:pPr>
+        <w:pStyle w:val="16"/>
+        <w:spacing w:after="40" w:line="276" w:lineRule="auto"/>
+      </w:pPr>
+      <w:r>
+        <w:rPr>
+          <w:rFonts w:ascii="微软雅黑" w:hAnsi="微软雅黑" w:eastAsia="微软雅黑"/>
+          <w:b/>
+          <w:color w:val="254061"/>
+          <w:sz w:val="20"/>
+        </w:rPr>
+        <w:t>页面介绍：</w:t>
+      </w:r>
+      <w:r>
+        <w:rPr>
+          <w:rFonts w:ascii="微软雅黑" w:hAnsi="微软雅黑" w:eastAsia="微软雅黑"/>
+          <w:b w:val="0"/>
+          <w:sz w:val="20"/>
+        </w:rPr>
+        <w:t>用于处理“资金账变类型”相关后台业务，具体说明可在后续补充截图时继续细化。</w:t>
+      </w:r>
+    </w:p>
+    <w:p>
+      <w:pPr>
+        <w:pStyle w:val="16"/>
+        <w:spacing w:after="40" w:line="276" w:lineRule="auto"/>
+      </w:pPr>
+      <w:r>
+        <w:rPr>
+          <w:rFonts w:ascii="微软雅黑" w:hAnsi="微软雅黑" w:eastAsia="微软雅黑"/>
+          <w:b/>
+          <w:color w:val="254061"/>
+          <w:sz w:val="20"/>
+        </w:rPr>
+        <w:t>常用操作：</w:t>
+      </w:r>
+      <w:r>
+        <w:rPr>
+          <w:rFonts w:ascii="微软雅黑" w:hAnsi="微软雅黑" w:eastAsia="微软雅黑"/>
+          <w:b w:val="0"/>
+          <w:sz w:val="20"/>
+        </w:rPr>
+        <w:t>进入页面后先通过筛选条件定位数据或配置项，再执行页面支持的新增、编辑、启用、停用、审核、导出或查看详情等操作。</w:t>
+      </w:r>
+    </w:p>
+    <w:p>
+      <w:pPr>
+        <w:pStyle w:val="16"/>
+        <w:spacing w:after="40" w:line="276" w:lineRule="auto"/>
+      </w:pPr>
+      <w:r>
+        <w:rPr>
+          <w:rFonts w:ascii="微软雅黑" w:hAnsi="微软雅黑" w:eastAsia="微软雅黑"/>
+          <w:b/>
+          <w:color w:val="254061"/>
+          <w:sz w:val="20"/>
+        </w:rPr>
+        <w:t>后续补充：</w:t>
+      </w:r>
+      <w:r>
+        <w:rPr>
+          <w:rFonts w:ascii="微软雅黑" w:hAnsi="微软雅黑" w:eastAsia="微软雅黑"/>
+          <w:b w:val="0"/>
+          <w:sz w:val="20"/>
+        </w:rPr>
+        <w:t>按页面截图补齐关键字段、按钮说明、弹窗流程、保存校验和常见问题。</w:t>
+      </w:r>
+    </w:p>
+    <w:p>
+      <w:pPr>
+        <w:pStyle w:val="5"/>
+        <w:keepNext/>
+        <w:spacing w:before="180" w:after="100" w:line="259" w:lineRule="auto"/>
+      </w:pPr>
+      <w:r>
+        <w:rPr>
+          <w:rFonts w:ascii="微软雅黑" w:hAnsi="微软雅黑" w:eastAsia="微软雅黑"/>
+          <w:b/>
+          <w:color w:val="2F5597"/>
+          <w:sz w:val="25"/>
+        </w:rPr>
+        <w:t>打码管理</w:t>
+      </w:r>
+    </w:p>
+    <w:p>
+      <w:pPr>
+        <w:pStyle w:val="16"/>
+        <w:spacing w:after="40" w:line="276" w:lineRule="auto"/>
+      </w:pPr>
+      <w:r>
+        <w:rPr>
+          <w:rFonts w:ascii="微软雅黑" w:hAnsi="微软雅黑" w:eastAsia="微软雅黑"/>
+          <w:b/>
+          <w:color w:val="254061"/>
+          <w:sz w:val="20"/>
+        </w:rPr>
+        <w:t>页面介绍：</w:t>
+      </w:r>
+      <w:r>
+        <w:rPr>
+          <w:rFonts w:ascii="微软雅黑" w:hAnsi="微软雅黑" w:eastAsia="微软雅黑"/>
+          <w:b w:val="0"/>
+          <w:sz w:val="20"/>
+        </w:rPr>
+        <w:t>用于处理“打码管理”相关后台业务，具体说明可在后续补充截图时继续细化。</w:t>
       </w:r>
     </w:p>
     <w:p>
@@ -7414,7 +10012,7 @@
           <w:color w:val="17365D"/>
           <w:sz w:val="40"/>
         </w:rPr>
-        <w:t>六、优惠活动</w:t>
+        <w:t>八、数据报表</w:t>
       </w:r>
     </w:p>
     <w:p>
@@ -7475,7 +10073,7 @@
           <w:color w:val="2F5597"/>
           <w:sz w:val="25"/>
         </w:rPr>
-        <w:t>优惠活动列表</w:t>
+        <w:t>综合数据报表</w:t>
       </w:r>
     </w:p>
     <w:p>
@@ -7498,7 +10096,7 @@
           <w:b w:val="0"/>
           <w:sz w:val="20"/>
         </w:rPr>
-        <w:t>用于处理“优惠活动列表”相关后台业务，具体说明可在后续补充截图时继续细化。</w:t>
+        <w:t>用于处理“综合数据报表”相关后台业务，具体说明可在后续补充截图时继续细化。</w:t>
       </w:r>
     </w:p>
     <w:p>
@@ -7560,7 +10158,7 @@
           <w:color w:val="2F5597"/>
           <w:sz w:val="25"/>
         </w:rPr>
-        <w:t>幸运转盘配置</w:t>
+        <w:t>游戏人数据表</w:t>
       </w:r>
     </w:p>
     <w:p>
@@ -7583,7 +10181,7 @@
           <w:b w:val="0"/>
           <w:sz w:val="20"/>
         </w:rPr>
-        <w:t>用于处理“幸运转盘配置”相关后台业务，具体说明可在后续补充截图时继续细化。</w:t>
+        <w:t>用于处理“游戏人数据表”相关后台业务，具体说明可在后续补充截图时继续细化。</w:t>
       </w:r>
     </w:p>
     <w:p>
@@ -7645,7 +10243,7 @@
           <w:color w:val="2F5597"/>
           <w:sz w:val="25"/>
         </w:rPr>
-        <w:t>新增活动</w:t>
+        <w:t>优惠数据报表</w:t>
       </w:r>
     </w:p>
     <w:p>
@@ -7668,7 +10266,7 @@
           <w:b w:val="0"/>
           <w:sz w:val="20"/>
         </w:rPr>
-        <w:t>用于处理“新增活动”相关后台业务，具体说明可在后续补充截图时继续细化。</w:t>
+        <w:t>用于处理“优惠数据报表”相关后台业务，具体说明可在后续补充截图时继续细化。</w:t>
       </w:r>
     </w:p>
     <w:p>
@@ -7730,7 +10328,7 @@
           <w:color w:val="2F5597"/>
           <w:sz w:val="25"/>
         </w:rPr>
-        <w:t>活动分析</w:t>
+        <w:t>充值留存报表</w:t>
       </w:r>
     </w:p>
     <w:p>
@@ -7753,7 +10351,7 @@
           <w:b w:val="0"/>
           <w:sz w:val="20"/>
         </w:rPr>
-        <w:t>用于处理“活动分析”相关后台业务，具体说明可在后续补充截图时继续细化。</w:t>
+        <w:t>用于处理“充值留存报表”相关后台业务，具体说明可在后续补充截图时继续细化。</w:t>
       </w:r>
     </w:p>
     <w:p>
@@ -7815,7 +10413,7 @@
           <w:color w:val="2F5597"/>
           <w:sz w:val="25"/>
         </w:rPr>
-        <w:t>优惠数据报表</w:t>
+        <w:t>代理结算明细</w:t>
       </w:r>
     </w:p>
     <w:p>
@@ -7838,7 +10436,7 @@
           <w:b w:val="0"/>
           <w:sz w:val="20"/>
         </w:rPr>
-        <w:t>用于处理“优惠数据报表”相关后台业务，具体说明可在后续补充截图时继续细化。</w:t>
+        <w:t>用于处理“代理结算明细”相关后台业务，具体说明可在后续补充截图时继续细化。</w:t>
       </w:r>
     </w:p>
     <w:p>
@@ -7900,7 +10498,7 @@
           <w:color w:val="2F5597"/>
           <w:sz w:val="25"/>
         </w:rPr>
-        <w:t>票券中心</w:t>
+        <w:t>VIP数据统计</w:t>
       </w:r>
     </w:p>
     <w:p>
@@ -7923,7 +10521,7 @@
           <w:b w:val="0"/>
           <w:sz w:val="20"/>
         </w:rPr>
-        <w:t>用于处理“票券中心”相关后台业务，具体说明可在后续补充截图时继续细化。</w:t>
+        <w:t>用于处理“VIP数据统计”相关后台业务，具体说明可在后续补充截图时继续细化。</w:t>
       </w:r>
     </w:p>
     <w:p>
@@ -7985,7 +10583,7 @@
           <w:color w:val="2F5597"/>
           <w:sz w:val="25"/>
         </w:rPr>
-        <w:t>票券使用记录</w:t>
+        <w:t>数据排行</w:t>
       </w:r>
     </w:p>
     <w:p>
@@ -8008,7 +10606,7 @@
           <w:b w:val="0"/>
           <w:sz w:val="20"/>
         </w:rPr>
-        <w:t>用于处理“票券使用记录”相关后台业务，具体说明可在后续补充截图时继续细化。</w:t>
+        <w:t>用于处理“数据排行”相关后台业务，具体说明可在后续补充截图时继续细化。</w:t>
       </w:r>
     </w:p>
     <w:p>
@@ -8070,7 +10668,7 @@
           <w:color w:val="2F5597"/>
           <w:sz w:val="25"/>
         </w:rPr>
-        <w:t>全局配置</w:t>
+        <w:t>游戏记录</w:t>
       </w:r>
     </w:p>
     <w:p>
@@ -8093,7 +10691,602 @@
           <w:b w:val="0"/>
           <w:sz w:val="20"/>
         </w:rPr>
-        <w:t>用于处理“全局配置”相关后台业务，具体说明可在后续补充截图时继续细化。</w:t>
+        <w:t>用于处理“游戏记录”相关后台业务，具体说明可在后续补充截图时继续细化。</w:t>
+      </w:r>
+    </w:p>
+    <w:p>
+      <w:pPr>
+        <w:pStyle w:val="16"/>
+        <w:spacing w:after="40" w:line="276" w:lineRule="auto"/>
+      </w:pPr>
+      <w:r>
+        <w:rPr>
+          <w:rFonts w:ascii="微软雅黑" w:hAnsi="微软雅黑" w:eastAsia="微软雅黑"/>
+          <w:b/>
+          <w:color w:val="254061"/>
+          <w:sz w:val="20"/>
+        </w:rPr>
+        <w:t>常用操作：</w:t>
+      </w:r>
+      <w:r>
+        <w:rPr>
+          <w:rFonts w:ascii="微软雅黑" w:hAnsi="微软雅黑" w:eastAsia="微软雅黑"/>
+          <w:b w:val="0"/>
+          <w:sz w:val="20"/>
+        </w:rPr>
+        <w:t>进入页面后先通过筛选条件定位数据或配置项，再执行页面支持的新增、编辑、启用、停用、审核、导出或查看详情等操作。</w:t>
+      </w:r>
+    </w:p>
+    <w:p>
+      <w:pPr>
+        <w:pStyle w:val="16"/>
+        <w:spacing w:after="40" w:line="276" w:lineRule="auto"/>
+      </w:pPr>
+      <w:r>
+        <w:rPr>
+          <w:rFonts w:ascii="微软雅黑" w:hAnsi="微软雅黑" w:eastAsia="微软雅黑"/>
+          <w:b/>
+          <w:color w:val="254061"/>
+          <w:sz w:val="20"/>
+        </w:rPr>
+        <w:t>后续补充：</w:t>
+      </w:r>
+      <w:r>
+        <w:rPr>
+          <w:rFonts w:ascii="微软雅黑" w:hAnsi="微软雅黑" w:eastAsia="微软雅黑"/>
+          <w:b w:val="0"/>
+          <w:sz w:val="20"/>
+        </w:rPr>
+        <w:t>按页面截图补齐关键字段、按钮说明、弹窗流程、保存校验和常见问题。</w:t>
+      </w:r>
+    </w:p>
+    <w:p>
+      <w:pPr>
+        <w:pStyle w:val="5"/>
+        <w:keepNext/>
+        <w:spacing w:before="180" w:after="100" w:line="259" w:lineRule="auto"/>
+      </w:pPr>
+      <w:r>
+        <w:rPr>
+          <w:rFonts w:ascii="微软雅黑" w:hAnsi="微软雅黑" w:eastAsia="微软雅黑"/>
+          <w:b/>
+          <w:color w:val="2F5597"/>
+          <w:sz w:val="25"/>
+        </w:rPr>
+        <w:t>用户留存</w:t>
+      </w:r>
+    </w:p>
+    <w:p>
+      <w:pPr>
+        <w:pStyle w:val="16"/>
+        <w:spacing w:after="40" w:line="276" w:lineRule="auto"/>
+      </w:pPr>
+      <w:r>
+        <w:rPr>
+          <w:rFonts w:ascii="微软雅黑" w:hAnsi="微软雅黑" w:eastAsia="微软雅黑"/>
+          <w:b/>
+          <w:color w:val="254061"/>
+          <w:sz w:val="20"/>
+        </w:rPr>
+        <w:t>页面介绍：</w:t>
+      </w:r>
+      <w:r>
+        <w:rPr>
+          <w:rFonts w:ascii="微软雅黑" w:hAnsi="微软雅黑" w:eastAsia="微软雅黑"/>
+          <w:b w:val="0"/>
+          <w:sz w:val="20"/>
+        </w:rPr>
+        <w:t>用于处理“用户留存”相关后台业务，具体说明可在后续补充截图时继续细化。</w:t>
+      </w:r>
+    </w:p>
+    <w:p>
+      <w:pPr>
+        <w:pStyle w:val="16"/>
+        <w:spacing w:after="40" w:line="276" w:lineRule="auto"/>
+      </w:pPr>
+      <w:r>
+        <w:rPr>
+          <w:rFonts w:ascii="微软雅黑" w:hAnsi="微软雅黑" w:eastAsia="微软雅黑"/>
+          <w:b/>
+          <w:color w:val="254061"/>
+          <w:sz w:val="20"/>
+        </w:rPr>
+        <w:t>常用操作：</w:t>
+      </w:r>
+      <w:r>
+        <w:rPr>
+          <w:rFonts w:ascii="微软雅黑" w:hAnsi="微软雅黑" w:eastAsia="微软雅黑"/>
+          <w:b w:val="0"/>
+          <w:sz w:val="20"/>
+        </w:rPr>
+        <w:t>进入页面后先通过筛选条件定位数据或配置项，再执行页面支持的新增、编辑、启用、停用、审核、导出或查看详情等操作。</w:t>
+      </w:r>
+    </w:p>
+    <w:p>
+      <w:pPr>
+        <w:pStyle w:val="16"/>
+        <w:spacing w:after="40" w:line="276" w:lineRule="auto"/>
+      </w:pPr>
+      <w:r>
+        <w:rPr>
+          <w:rFonts w:ascii="微软雅黑" w:hAnsi="微软雅黑" w:eastAsia="微软雅黑"/>
+          <w:b/>
+          <w:color w:val="254061"/>
+          <w:sz w:val="20"/>
+        </w:rPr>
+        <w:t>后续补充：</w:t>
+      </w:r>
+      <w:r>
+        <w:rPr>
+          <w:rFonts w:ascii="微软雅黑" w:hAnsi="微软雅黑" w:eastAsia="微软雅黑"/>
+          <w:b w:val="0"/>
+          <w:sz w:val="20"/>
+        </w:rPr>
+        <w:t>按页面截图补齐关键字段、按钮说明、弹窗流程、保存校验和常见问题。</w:t>
+      </w:r>
+    </w:p>
+    <w:p>
+      <w:pPr>
+        <w:pStyle w:val="5"/>
+        <w:keepNext/>
+        <w:spacing w:before="180" w:after="100" w:line="259" w:lineRule="auto"/>
+      </w:pPr>
+      <w:r>
+        <w:rPr>
+          <w:rFonts w:ascii="微软雅黑" w:hAnsi="微软雅黑" w:eastAsia="微软雅黑"/>
+          <w:b/>
+          <w:color w:val="2F5597"/>
+          <w:sz w:val="25"/>
+        </w:rPr>
+        <w:t>用户分析</w:t>
+      </w:r>
+    </w:p>
+    <w:p>
+      <w:pPr>
+        <w:pStyle w:val="16"/>
+        <w:spacing w:after="40" w:line="276" w:lineRule="auto"/>
+      </w:pPr>
+      <w:r>
+        <w:rPr>
+          <w:rFonts w:ascii="微软雅黑" w:hAnsi="微软雅黑" w:eastAsia="微软雅黑"/>
+          <w:b/>
+          <w:color w:val="254061"/>
+          <w:sz w:val="20"/>
+        </w:rPr>
+        <w:t>页面介绍：</w:t>
+      </w:r>
+      <w:r>
+        <w:rPr>
+          <w:rFonts w:ascii="微软雅黑" w:hAnsi="微软雅黑" w:eastAsia="微软雅黑"/>
+          <w:b w:val="0"/>
+          <w:sz w:val="20"/>
+        </w:rPr>
+        <w:t>用于处理“用户分析”相关后台业务，具体说明可在后续补充截图时继续细化。</w:t>
+      </w:r>
+    </w:p>
+    <w:p>
+      <w:pPr>
+        <w:pStyle w:val="16"/>
+        <w:spacing w:after="40" w:line="276" w:lineRule="auto"/>
+      </w:pPr>
+      <w:r>
+        <w:rPr>
+          <w:rFonts w:ascii="微软雅黑" w:hAnsi="微软雅黑" w:eastAsia="微软雅黑"/>
+          <w:b/>
+          <w:color w:val="254061"/>
+          <w:sz w:val="20"/>
+        </w:rPr>
+        <w:t>常用操作：</w:t>
+      </w:r>
+      <w:r>
+        <w:rPr>
+          <w:rFonts w:ascii="微软雅黑" w:hAnsi="微软雅黑" w:eastAsia="微软雅黑"/>
+          <w:b w:val="0"/>
+          <w:sz w:val="20"/>
+        </w:rPr>
+        <w:t>进入页面后先通过筛选条件定位数据或配置项，再执行页面支持的新增、编辑、启用、停用、审核、导出或查看详情等操作。</w:t>
+      </w:r>
+    </w:p>
+    <w:p>
+      <w:pPr>
+        <w:pStyle w:val="16"/>
+        <w:spacing w:after="40" w:line="276" w:lineRule="auto"/>
+      </w:pPr>
+      <w:r>
+        <w:rPr>
+          <w:rFonts w:ascii="微软雅黑" w:hAnsi="微软雅黑" w:eastAsia="微软雅黑"/>
+          <w:b/>
+          <w:color w:val="254061"/>
+          <w:sz w:val="20"/>
+        </w:rPr>
+        <w:t>后续补充：</w:t>
+      </w:r>
+      <w:r>
+        <w:rPr>
+          <w:rFonts w:ascii="微软雅黑" w:hAnsi="微软雅黑" w:eastAsia="微软雅黑"/>
+          <w:b w:val="0"/>
+          <w:sz w:val="20"/>
+        </w:rPr>
+        <w:t>按页面截图补齐关键字段、按钮说明、弹窗流程、保存校验和常见问题。</w:t>
+      </w:r>
+    </w:p>
+    <w:p>
+      <w:pPr>
+        <w:pStyle w:val="5"/>
+        <w:keepNext/>
+        <w:spacing w:before="180" w:after="100" w:line="259" w:lineRule="auto"/>
+      </w:pPr>
+      <w:r>
+        <w:rPr>
+          <w:rFonts w:ascii="微软雅黑" w:hAnsi="微软雅黑" w:eastAsia="微软雅黑"/>
+          <w:b/>
+          <w:color w:val="2F5597"/>
+          <w:sz w:val="25"/>
+        </w:rPr>
+        <w:t>LTV</w:t>
+      </w:r>
+    </w:p>
+    <w:p>
+      <w:pPr>
+        <w:pStyle w:val="16"/>
+        <w:spacing w:after="40" w:line="276" w:lineRule="auto"/>
+      </w:pPr>
+      <w:r>
+        <w:rPr>
+          <w:rFonts w:ascii="微软雅黑" w:hAnsi="微软雅黑" w:eastAsia="微软雅黑"/>
+          <w:b/>
+          <w:color w:val="254061"/>
+          <w:sz w:val="20"/>
+        </w:rPr>
+        <w:t>页面介绍：</w:t>
+      </w:r>
+      <w:r>
+        <w:rPr>
+          <w:rFonts w:ascii="微软雅黑" w:hAnsi="微软雅黑" w:eastAsia="微软雅黑"/>
+          <w:b w:val="0"/>
+          <w:sz w:val="20"/>
+        </w:rPr>
+        <w:t>用于处理“LTV”相关后台业务，具体说明可在后续补充截图时继续细化。</w:t>
+      </w:r>
+    </w:p>
+    <w:p>
+      <w:pPr>
+        <w:pStyle w:val="16"/>
+        <w:spacing w:after="40" w:line="276" w:lineRule="auto"/>
+      </w:pPr>
+      <w:r>
+        <w:rPr>
+          <w:rFonts w:ascii="微软雅黑" w:hAnsi="微软雅黑" w:eastAsia="微软雅黑"/>
+          <w:b/>
+          <w:color w:val="254061"/>
+          <w:sz w:val="20"/>
+        </w:rPr>
+        <w:t>常用操作：</w:t>
+      </w:r>
+      <w:r>
+        <w:rPr>
+          <w:rFonts w:ascii="微软雅黑" w:hAnsi="微软雅黑" w:eastAsia="微软雅黑"/>
+          <w:b w:val="0"/>
+          <w:sz w:val="20"/>
+        </w:rPr>
+        <w:t>进入页面后先通过筛选条件定位数据或配置项，再执行页面支持的新增、编辑、启用、停用、审核、导出或查看详情等操作。</w:t>
+      </w:r>
+    </w:p>
+    <w:p>
+      <w:pPr>
+        <w:pStyle w:val="16"/>
+        <w:spacing w:after="40" w:line="276" w:lineRule="auto"/>
+      </w:pPr>
+      <w:r>
+        <w:rPr>
+          <w:rFonts w:ascii="微软雅黑" w:hAnsi="微软雅黑" w:eastAsia="微软雅黑"/>
+          <w:b/>
+          <w:color w:val="254061"/>
+          <w:sz w:val="20"/>
+        </w:rPr>
+        <w:t>后续补充：</w:t>
+      </w:r>
+      <w:r>
+        <w:rPr>
+          <w:rFonts w:ascii="微软雅黑" w:hAnsi="微软雅黑" w:eastAsia="微软雅黑"/>
+          <w:b w:val="0"/>
+          <w:sz w:val="20"/>
+        </w:rPr>
+        <w:t>按页面截图补齐关键字段、按钮说明、弹窗流程、保存校验和常见问题。</w:t>
+      </w:r>
+    </w:p>
+    <w:p>
+      <w:pPr>
+        <w:pStyle w:val="5"/>
+        <w:keepNext/>
+        <w:spacing w:before="180" w:after="100" w:line="259" w:lineRule="auto"/>
+      </w:pPr>
+      <w:r>
+        <w:rPr>
+          <w:rFonts w:ascii="微软雅黑" w:hAnsi="微软雅黑" w:eastAsia="微软雅黑"/>
+          <w:b/>
+          <w:color w:val="2F5597"/>
+          <w:sz w:val="25"/>
+        </w:rPr>
+        <w:t>活动统计报表</w:t>
+      </w:r>
+    </w:p>
+    <w:p>
+      <w:pPr>
+        <w:pStyle w:val="16"/>
+        <w:spacing w:after="40" w:line="276" w:lineRule="auto"/>
+      </w:pPr>
+      <w:r>
+        <w:rPr>
+          <w:rFonts w:ascii="微软雅黑" w:hAnsi="微软雅黑" w:eastAsia="微软雅黑"/>
+          <w:b/>
+          <w:color w:val="254061"/>
+          <w:sz w:val="20"/>
+        </w:rPr>
+        <w:t>页面介绍：</w:t>
+      </w:r>
+      <w:r>
+        <w:rPr>
+          <w:rFonts w:ascii="微软雅黑" w:hAnsi="微软雅黑" w:eastAsia="微软雅黑"/>
+          <w:b w:val="0"/>
+          <w:sz w:val="20"/>
+        </w:rPr>
+        <w:t>用于处理“活动统计报表”相关后台业务，具体说明可在后续补充截图时继续细化。</w:t>
+      </w:r>
+    </w:p>
+    <w:p>
+      <w:pPr>
+        <w:pStyle w:val="16"/>
+        <w:spacing w:after="40" w:line="276" w:lineRule="auto"/>
+      </w:pPr>
+      <w:r>
+        <w:rPr>
+          <w:rFonts w:ascii="微软雅黑" w:hAnsi="微软雅黑" w:eastAsia="微软雅黑"/>
+          <w:b/>
+          <w:color w:val="254061"/>
+          <w:sz w:val="20"/>
+        </w:rPr>
+        <w:t>常用操作：</w:t>
+      </w:r>
+      <w:r>
+        <w:rPr>
+          <w:rFonts w:ascii="微软雅黑" w:hAnsi="微软雅黑" w:eastAsia="微软雅黑"/>
+          <w:b w:val="0"/>
+          <w:sz w:val="20"/>
+        </w:rPr>
+        <w:t>进入页面后先通过筛选条件定位数据或配置项，再执行页面支持的新增、编辑、启用、停用、审核、导出或查看详情等操作。</w:t>
+      </w:r>
+    </w:p>
+    <w:p>
+      <w:pPr>
+        <w:pStyle w:val="16"/>
+        <w:spacing w:after="40" w:line="276" w:lineRule="auto"/>
+      </w:pPr>
+      <w:r>
+        <w:rPr>
+          <w:rFonts w:ascii="微软雅黑" w:hAnsi="微软雅黑" w:eastAsia="微软雅黑"/>
+          <w:b/>
+          <w:color w:val="254061"/>
+          <w:sz w:val="20"/>
+        </w:rPr>
+        <w:t>后续补充：</w:t>
+      </w:r>
+      <w:r>
+        <w:rPr>
+          <w:rFonts w:ascii="微软雅黑" w:hAnsi="微软雅黑" w:eastAsia="微软雅黑"/>
+          <w:b w:val="0"/>
+          <w:sz w:val="20"/>
+        </w:rPr>
+        <w:t>按页面截图补齐关键字段、按钮说明、弹窗流程、保存校验和常见问题。</w:t>
+      </w:r>
+    </w:p>
+    <w:p>
+      <w:pPr>
+        <w:pStyle w:val="5"/>
+        <w:keepNext/>
+        <w:spacing w:before="180" w:after="100" w:line="259" w:lineRule="auto"/>
+      </w:pPr>
+      <w:r>
+        <w:rPr>
+          <w:rFonts w:ascii="微软雅黑" w:hAnsi="微软雅黑" w:eastAsia="微软雅黑"/>
+          <w:b/>
+          <w:color w:val="2F5597"/>
+          <w:sz w:val="25"/>
+        </w:rPr>
+        <w:t>充值分布表</w:t>
+      </w:r>
+    </w:p>
+    <w:p>
+      <w:pPr>
+        <w:pStyle w:val="16"/>
+        <w:spacing w:after="40" w:line="276" w:lineRule="auto"/>
+      </w:pPr>
+      <w:r>
+        <w:rPr>
+          <w:rFonts w:ascii="微软雅黑" w:hAnsi="微软雅黑" w:eastAsia="微软雅黑"/>
+          <w:b/>
+          <w:color w:val="254061"/>
+          <w:sz w:val="20"/>
+        </w:rPr>
+        <w:t>页面介绍：</w:t>
+      </w:r>
+      <w:r>
+        <w:rPr>
+          <w:rFonts w:ascii="微软雅黑" w:hAnsi="微软雅黑" w:eastAsia="微软雅黑"/>
+          <w:b w:val="0"/>
+          <w:sz w:val="20"/>
+        </w:rPr>
+        <w:t>用于处理“充值分布表”相关后台业务，具体说明可在后续补充截图时继续细化。</w:t>
+      </w:r>
+    </w:p>
+    <w:p>
+      <w:pPr>
+        <w:pStyle w:val="16"/>
+        <w:spacing w:after="40" w:line="276" w:lineRule="auto"/>
+      </w:pPr>
+      <w:r>
+        <w:rPr>
+          <w:rFonts w:ascii="微软雅黑" w:hAnsi="微软雅黑" w:eastAsia="微软雅黑"/>
+          <w:b/>
+          <w:color w:val="254061"/>
+          <w:sz w:val="20"/>
+        </w:rPr>
+        <w:t>常用操作：</w:t>
+      </w:r>
+      <w:r>
+        <w:rPr>
+          <w:rFonts w:ascii="微软雅黑" w:hAnsi="微软雅黑" w:eastAsia="微软雅黑"/>
+          <w:b w:val="0"/>
+          <w:sz w:val="20"/>
+        </w:rPr>
+        <w:t>进入页面后先通过筛选条件定位数据或配置项，再执行页面支持的新增、编辑、启用、停用、审核、导出或查看详情等操作。</w:t>
+      </w:r>
+    </w:p>
+    <w:p>
+      <w:pPr>
+        <w:pStyle w:val="16"/>
+        <w:spacing w:after="40" w:line="276" w:lineRule="auto"/>
+      </w:pPr>
+      <w:r>
+        <w:rPr>
+          <w:rFonts w:ascii="微软雅黑" w:hAnsi="微软雅黑" w:eastAsia="微软雅黑"/>
+          <w:b/>
+          <w:color w:val="254061"/>
+          <w:sz w:val="20"/>
+        </w:rPr>
+        <w:t>后续补充：</w:t>
+      </w:r>
+      <w:r>
+        <w:rPr>
+          <w:rFonts w:ascii="微软雅黑" w:hAnsi="微软雅黑" w:eastAsia="微软雅黑"/>
+          <w:b w:val="0"/>
+          <w:sz w:val="20"/>
+        </w:rPr>
+        <w:t>按页面截图补齐关键字段、按钮说明、弹窗流程、保存校验和常见问题。</w:t>
+      </w:r>
+    </w:p>
+    <w:p>
+      <w:pPr>
+        <w:pStyle w:val="5"/>
+        <w:keepNext/>
+        <w:spacing w:before="180" w:after="100" w:line="259" w:lineRule="auto"/>
+      </w:pPr>
+      <w:r>
+        <w:rPr>
+          <w:rFonts w:ascii="微软雅黑" w:hAnsi="微软雅黑" w:eastAsia="微软雅黑"/>
+          <w:b/>
+          <w:color w:val="2F5597"/>
+          <w:sz w:val="25"/>
+        </w:rPr>
+        <w:t>任务统计报表</w:t>
+      </w:r>
+    </w:p>
+    <w:p>
+      <w:pPr>
+        <w:pStyle w:val="16"/>
+        <w:spacing w:after="40" w:line="276" w:lineRule="auto"/>
+      </w:pPr>
+      <w:r>
+        <w:rPr>
+          <w:rFonts w:ascii="微软雅黑" w:hAnsi="微软雅黑" w:eastAsia="微软雅黑"/>
+          <w:b/>
+          <w:color w:val="254061"/>
+          <w:sz w:val="20"/>
+        </w:rPr>
+        <w:t>页面介绍：</w:t>
+      </w:r>
+      <w:r>
+        <w:rPr>
+          <w:rFonts w:ascii="微软雅黑" w:hAnsi="微软雅黑" w:eastAsia="微软雅黑"/>
+          <w:b w:val="0"/>
+          <w:sz w:val="20"/>
+        </w:rPr>
+        <w:t>用于处理“任务统计报表”相关后台业务，具体说明可在后续补充截图时继续细化。</w:t>
+      </w:r>
+    </w:p>
+    <w:p>
+      <w:pPr>
+        <w:pStyle w:val="16"/>
+        <w:spacing w:after="40" w:line="276" w:lineRule="auto"/>
+      </w:pPr>
+      <w:r>
+        <w:rPr>
+          <w:rFonts w:ascii="微软雅黑" w:hAnsi="微软雅黑" w:eastAsia="微软雅黑"/>
+          <w:b/>
+          <w:color w:val="254061"/>
+          <w:sz w:val="20"/>
+        </w:rPr>
+        <w:t>常用操作：</w:t>
+      </w:r>
+      <w:r>
+        <w:rPr>
+          <w:rFonts w:ascii="微软雅黑" w:hAnsi="微软雅黑" w:eastAsia="微软雅黑"/>
+          <w:b w:val="0"/>
+          <w:sz w:val="20"/>
+        </w:rPr>
+        <w:t>进入页面后先通过筛选条件定位数据或配置项，再执行页面支持的新增、编辑、启用、停用、审核、导出或查看详情等操作。</w:t>
+      </w:r>
+    </w:p>
+    <w:p>
+      <w:pPr>
+        <w:pStyle w:val="16"/>
+        <w:spacing w:after="40" w:line="276" w:lineRule="auto"/>
+      </w:pPr>
+      <w:r>
+        <w:rPr>
+          <w:rFonts w:ascii="微软雅黑" w:hAnsi="微软雅黑" w:eastAsia="微软雅黑"/>
+          <w:b/>
+          <w:color w:val="254061"/>
+          <w:sz w:val="20"/>
+        </w:rPr>
+        <w:t>后续补充：</w:t>
+      </w:r>
+      <w:r>
+        <w:rPr>
+          <w:rFonts w:ascii="微软雅黑" w:hAnsi="微软雅黑" w:eastAsia="微软雅黑"/>
+          <w:b w:val="0"/>
+          <w:sz w:val="20"/>
+        </w:rPr>
+        <w:t>按页面截图补齐关键字段、按钮说明、弹窗流程、保存校验和常见问题。</w:t>
+      </w:r>
+    </w:p>
+    <w:p>
+      <w:pPr>
+        <w:pStyle w:val="5"/>
+        <w:keepNext/>
+        <w:spacing w:before="180" w:after="100" w:line="259" w:lineRule="auto"/>
+      </w:pPr>
+      <w:r>
+        <w:rPr>
+          <w:rFonts w:ascii="微软雅黑" w:hAnsi="微软雅黑" w:eastAsia="微软雅黑"/>
+          <w:b/>
+          <w:color w:val="2F5597"/>
+          <w:sz w:val="25"/>
+        </w:rPr>
+        <w:t>用户分群查询</w:t>
+      </w:r>
+    </w:p>
+    <w:p>
+      <w:pPr>
+        <w:pStyle w:val="16"/>
+        <w:spacing w:after="40" w:line="276" w:lineRule="auto"/>
+      </w:pPr>
+      <w:r>
+        <w:rPr>
+          <w:rFonts w:ascii="微软雅黑" w:hAnsi="微软雅黑" w:eastAsia="微软雅黑"/>
+          <w:b/>
+          <w:color w:val="254061"/>
+          <w:sz w:val="20"/>
+        </w:rPr>
+        <w:t>页面介绍：</w:t>
+      </w:r>
+      <w:r>
+        <w:rPr>
+          <w:rFonts w:ascii="微软雅黑" w:hAnsi="微软雅黑" w:eastAsia="微软雅黑"/>
+          <w:b w:val="0"/>
+          <w:sz w:val="20"/>
+        </w:rPr>
+        <w:t>用于处理“用户分群查询”相关后台业务，具体说明可在后续补充截图时继续细化。</w:t>
       </w:r>
     </w:p>
     <w:p>
@@ -8155,7 +11348,7 @@
           <w:color w:val="17365D"/>
           <w:sz w:val="40"/>
         </w:rPr>
-        <w:t>七、财务中心</w:t>
+        <w:t>九、游戏中心</w:t>
       </w:r>
     </w:p>
     <w:p>
@@ -8216,7 +11409,7 @@
           <w:color w:val="2F5597"/>
           <w:sz w:val="25"/>
         </w:rPr>
-        <w:t>会员提现设置</w:t>
+        <w:t>推荐频道管理</w:t>
       </w:r>
     </w:p>
     <w:p>
@@ -8239,7 +11432,7 @@
           <w:b w:val="0"/>
           <w:sz w:val="20"/>
         </w:rPr>
-        <w:t>用于处理“会员提现设置”相关后台业务，具体说明可在后续补充截图时继续细化。</w:t>
+        <w:t>用于处理“推荐频道管理”相关后台业务，具体说明可在后续补充截图时继续细化。</w:t>
       </w:r>
     </w:p>
     <w:p>
@@ -8301,7 +11494,7 @@
           <w:color w:val="2F5597"/>
           <w:sz w:val="25"/>
         </w:rPr>
-        <w:t>会员充值配置</w:t>
+        <w:t>游戏类型设置</w:t>
       </w:r>
     </w:p>
     <w:p>
@@ -8324,7 +11517,7 @@
           <w:b w:val="0"/>
           <w:sz w:val="20"/>
         </w:rPr>
-        <w:t>用于处理“会员充值配置”相关后台业务，具体说明可在后续补充截图时继续细化。</w:t>
+        <w:t>用于处理“游戏类型设置”相关后台业务，具体说明可在后续补充截图时继续细化。</w:t>
       </w:r>
     </w:p>
     <w:p>
@@ -8386,7 +11579,7 @@
           <w:color w:val="2F5597"/>
           <w:sz w:val="25"/>
         </w:rPr>
-        <w:t>充值订单列表</w:t>
+        <w:t>游戏频道管理</w:t>
       </w:r>
     </w:p>
     <w:p>
@@ -8409,7 +11602,7 @@
           <w:b w:val="0"/>
           <w:sz w:val="20"/>
         </w:rPr>
-        <w:t>用于处理“充值订单列表”相关后台业务，具体说明可在后续补充截图时继续细化。</w:t>
+        <w:t>用于处理“游戏频道管理”相关后台业务，具体说明可在后续补充截图时继续细化。</w:t>
       </w:r>
     </w:p>
     <w:p>
@@ -8471,7 +11664,7 @@
           <w:color w:val="2F5597"/>
           <w:sz w:val="25"/>
         </w:rPr>
-        <w:t>提现订单列表</w:t>
+        <w:t>子游戏列表</w:t>
       </w:r>
     </w:p>
     <w:p>
@@ -8494,7 +11687,7 @@
           <w:b w:val="0"/>
           <w:sz w:val="20"/>
         </w:rPr>
-        <w:t>用于处理“提现订单列表”相关后台业务，具体说明可在后续补充截图时继续细化。</w:t>
+        <w:t>用于处理“子游戏列表”相关后台业务，具体说明可在后续补充截图时继续细化。</w:t>
       </w:r>
     </w:p>
     <w:p>
@@ -8556,7 +11749,7 @@
           <w:color w:val="2F5597"/>
           <w:sz w:val="25"/>
         </w:rPr>
-        <w:t>提现风控审核</w:t>
+        <w:t>游戏统计</w:t>
       </w:r>
     </w:p>
     <w:p>
@@ -8579,7 +11772,7 @@
           <w:b w:val="0"/>
           <w:sz w:val="20"/>
         </w:rPr>
-        <w:t>用于处理“提现风控审核”相关后台业务，具体说明可在后续补充截图时继续细化。</w:t>
+        <w:t>用于处理“游戏统计”相关后台业务，具体说明可在后续补充截图时继续细化。</w:t>
       </w:r>
     </w:p>
     <w:p>
@@ -8641,7 +11834,7 @@
           <w:color w:val="2F5597"/>
           <w:sz w:val="25"/>
         </w:rPr>
-        <w:t>支付通道数据</w:t>
+        <w:t>游戏厂商统计</w:t>
       </w:r>
     </w:p>
     <w:p>
@@ -8664,7 +11857,7 @@
           <w:b w:val="0"/>
           <w:sz w:val="20"/>
         </w:rPr>
-        <w:t>用于处理“支付通道数据”相关后台业务，具体说明可在后续补充截图时继续细化。</w:t>
+        <w:t>用于处理“游戏厂商统计”相关后台业务，具体说明可在后续补充截图时继续细化。</w:t>
       </w:r>
     </w:p>
     <w:p>
@@ -8711,6 +11904,67 @@
           <w:sz w:val="20"/>
         </w:rPr>
         <w:t>按页面截图补齐关键字段、按钮说明、弹窗流程、保存校验和常见问题。</w:t>
+      </w:r>
+    </w:p>
+    <w:p>
+      <w:pPr>
+        <w:pStyle w:val="3"/>
+        <w:keepNext/>
+        <w:spacing w:before="360" w:after="240" w:line="276" w:lineRule="auto"/>
+      </w:pPr>
+      <w:r>
+        <w:rPr>
+          <w:rFonts w:ascii="微软雅黑" w:hAnsi="微软雅黑" w:eastAsia="微软雅黑"/>
+          <w:b/>
+          <w:color w:val="17365D"/>
+          <w:sz w:val="40"/>
+        </w:rPr>
+        <w:t>十、用户管理</w:t>
+      </w:r>
+    </w:p>
+    <w:p>
+      <w:pPr>
+        <w:pStyle w:val="4"/>
+        <w:keepNext/>
+        <w:spacing w:before="240" w:after="140" w:line="269" w:lineRule="auto"/>
+      </w:pPr>
+      <w:r>
+        <w:rPr>
+          <w:rFonts w:ascii="微软雅黑" w:hAnsi="微软雅黑" w:eastAsia="微软雅黑"/>
+          <w:b/>
+          <w:color w:val="1F4E79"/>
+          <w:sz w:val="30"/>
+        </w:rPr>
+        <w:t>模块定位</w:t>
+      </w:r>
+    </w:p>
+    <w:p>
+      <w:pPr>
+        <w:spacing w:after="60" w:line="276" w:lineRule="auto"/>
+      </w:pPr>
+      <w:r>
+        <w:rPr>
+          <w:rFonts w:ascii="微软雅黑" w:hAnsi="微软雅黑" w:eastAsia="微软雅黑"/>
+          <w:b w:val="0"/>
+          <w:sz w:val="20"/>
+        </w:rPr>
+        <w:t>本章节按后台真实菜单顺序整理，页面说明与后台左侧菜单保持一致，便于商户按菜单路径查找和操作。</w:t>
+      </w:r>
+    </w:p>
+    <w:p>
+      <w:pPr>
+        <w:pStyle w:val="4"/>
+        <w:keepNext/>
+        <w:spacing w:before="240" w:after="140" w:line="269" w:lineRule="auto"/>
+      </w:pPr>
+      <w:r>
+        <w:rPr>
+          <w:rFonts w:ascii="微软雅黑" w:hAnsi="微软雅黑" w:eastAsia="微软雅黑"/>
+          <w:b/>
+          <w:color w:val="1F4E79"/>
+          <w:sz w:val="30"/>
+        </w:rPr>
+        <w:t>页面说明</w:t>
       </w:r>
     </w:p>
     <w:p>
@@ -8726,7 +11980,7 @@
           <w:color w:val="2F5597"/>
           <w:sz w:val="25"/>
         </w:rPr>
-        <w:t>人工加扣款</w:t>
+        <w:t>在线玩家列表</w:t>
       </w:r>
     </w:p>
     <w:p>
@@ -8749,7 +12003,7 @@
           <w:b w:val="0"/>
           <w:sz w:val="20"/>
         </w:rPr>
-        <w:t>用于处理“人工加扣款”相关后台业务，具体说明可在后续补充截图时继续细化。</w:t>
+        <w:t>用于处理“在线玩家列表”相关后台业务，具体说明可在后续补充截图时继续细化。</w:t>
       </w:r>
     </w:p>
     <w:p>
@@ -8811,7 +12065,7 @@
           <w:color w:val="2F5597"/>
           <w:sz w:val="25"/>
         </w:rPr>
-        <w:t>账变记录</w:t>
+        <w:t>所有会员</w:t>
       </w:r>
     </w:p>
     <w:p>
@@ -8834,7 +12088,7 @@
           <w:b w:val="0"/>
           <w:sz w:val="20"/>
         </w:rPr>
-        <w:t>用于处理“账变记录”相关后台业务，具体说明可在后续补充截图时继续细化。</w:t>
+        <w:t>用于处理“所有会员”相关后台业务，具体说明可在后续补充截图时继续细化。</w:t>
       </w:r>
     </w:p>
     <w:p>
@@ -8896,7 +12150,7 @@
           <w:color w:val="2F5597"/>
           <w:sz w:val="25"/>
         </w:rPr>
-        <w:t>资金账变类型</w:t>
+        <w:t>VIP设置</w:t>
       </w:r>
     </w:p>
     <w:p>
@@ -8919,7 +12173,7 @@
           <w:b w:val="0"/>
           <w:sz w:val="20"/>
         </w:rPr>
-        <w:t>用于处理“资金账变类型”相关后台业务，具体说明可在后续补充截图时继续细化。</w:t>
+        <w:t>用于处理“VIP设置”相关后台业务，具体说明可在后续补充截图时继续细化。</w:t>
       </w:r>
     </w:p>
     <w:p>
@@ -8981,7 +12235,7 @@
           <w:color w:val="2F5597"/>
           <w:sz w:val="25"/>
         </w:rPr>
-        <w:t>打码管理</w:t>
+        <w:t>有奖反馈</w:t>
       </w:r>
     </w:p>
     <w:p>
@@ -9004,7 +12258,7 @@
           <w:b w:val="0"/>
           <w:sz w:val="20"/>
         </w:rPr>
-        <w:t>用于处理“打码管理”相关后台业务，具体说明可在后续补充截图时继续细化。</w:t>
+        <w:t>用于处理“有奖反馈”相关后台业务，具体说明可在后续补充截图时继续细化。</w:t>
       </w:r>
     </w:p>
     <w:p>
@@ -9066,7 +12320,7 @@
           <w:color w:val="17365D"/>
           <w:sz w:val="40"/>
         </w:rPr>
-        <w:t>八、数据报表</w:t>
+        <w:t>十一、代理中心</w:t>
       </w:r>
     </w:p>
     <w:p>
@@ -9127,7 +12381,7 @@
           <w:color w:val="2F5597"/>
           <w:sz w:val="25"/>
         </w:rPr>
-        <w:t>综合数据报表</w:t>
+        <w:t>代理列表</w:t>
       </w:r>
     </w:p>
     <w:p>
@@ -9150,7 +12404,7 @@
           <w:b w:val="0"/>
           <w:sz w:val="20"/>
         </w:rPr>
-        <w:t>用于处理“综合数据报表”相关后台业务，具体说明可在后续补充截图时继续细化。</w:t>
+        <w:t>用于处理“代理列表”相关后台业务，具体说明可在后续补充截图时继续细化。</w:t>
       </w:r>
     </w:p>
     <w:p>
@@ -9212,7 +12466,7 @@
           <w:color w:val="2F5597"/>
           <w:sz w:val="25"/>
         </w:rPr>
-        <w:t>游戏人数据表</w:t>
+        <w:t>代理配置</w:t>
       </w:r>
     </w:p>
     <w:p>
@@ -9235,7 +12489,7 @@
           <w:b w:val="0"/>
           <w:sz w:val="20"/>
         </w:rPr>
-        <w:t>用于处理“游戏人数据表”相关后台业务，具体说明可在后续补充截图时继续细化。</w:t>
+        <w:t>用于处理“代理配置”相关后台业务，具体说明可在后续补充截图时继续细化。</w:t>
       </w:r>
     </w:p>
     <w:p>
@@ -9297,7 +12551,7 @@
           <w:color w:val="2F5597"/>
           <w:sz w:val="25"/>
         </w:rPr>
-        <w:t>优惠数据报表</w:t>
+        <w:t>代理领取记录</w:t>
       </w:r>
     </w:p>
     <w:p>
@@ -9320,7 +12574,7 @@
           <w:b w:val="0"/>
           <w:sz w:val="20"/>
         </w:rPr>
-        <w:t>用于处理“优惠数据报表”相关后台业务，具体说明可在后续补充截图时继续细化。</w:t>
+        <w:t>用于处理“代理领取记录”相关后台业务，具体说明可在后续补充截图时继续细化。</w:t>
       </w:r>
     </w:p>
     <w:p>
@@ -9382,7 +12636,7 @@
           <w:color w:val="2F5597"/>
           <w:sz w:val="25"/>
         </w:rPr>
-        <w:t>充值留存报表</w:t>
+        <w:t>代理数据查询</w:t>
       </w:r>
     </w:p>
     <w:p>
@@ -9405,7 +12659,7 @@
           <w:b w:val="0"/>
           <w:sz w:val="20"/>
         </w:rPr>
-        <w:t>用于处理“充值留存报表”相关后台业务，具体说明可在后续补充截图时继续细化。</w:t>
+        <w:t>用于处理“代理数据查询”相关后台业务，具体说明可在后续补充截图时继续细化。</w:t>
       </w:r>
     </w:p>
     <w:p>
@@ -9452,6 +12706,67 @@
           <w:sz w:val="20"/>
         </w:rPr>
         <w:t>按页面截图补齐关键字段、按钮说明、弹窗流程、保存校验和常见问题。</w:t>
+      </w:r>
+    </w:p>
+    <w:p>
+      <w:pPr>
+        <w:pStyle w:val="3"/>
+        <w:keepNext/>
+        <w:spacing w:before="360" w:after="240" w:line="276" w:lineRule="auto"/>
+      </w:pPr>
+      <w:r>
+        <w:rPr>
+          <w:rFonts w:ascii="微软雅黑" w:hAnsi="微软雅黑" w:eastAsia="微软雅黑"/>
+          <w:b/>
+          <w:color w:val="17365D"/>
+          <w:sz w:val="40"/>
+        </w:rPr>
+        <w:t>十二、风险中心</w:t>
+      </w:r>
+    </w:p>
+    <w:p>
+      <w:pPr>
+        <w:pStyle w:val="4"/>
+        <w:keepNext/>
+        <w:spacing w:before="240" w:after="140" w:line="269" w:lineRule="auto"/>
+      </w:pPr>
+      <w:r>
+        <w:rPr>
+          <w:rFonts w:ascii="微软雅黑" w:hAnsi="微软雅黑" w:eastAsia="微软雅黑"/>
+          <w:b/>
+          <w:color w:val="1F4E79"/>
+          <w:sz w:val="30"/>
+        </w:rPr>
+        <w:t>模块定位</w:t>
+      </w:r>
+    </w:p>
+    <w:p>
+      <w:pPr>
+        <w:spacing w:after="60" w:line="276" w:lineRule="auto"/>
+      </w:pPr>
+      <w:r>
+        <w:rPr>
+          <w:rFonts w:ascii="微软雅黑" w:hAnsi="微软雅黑" w:eastAsia="微软雅黑"/>
+          <w:b w:val="0"/>
+          <w:sz w:val="20"/>
+        </w:rPr>
+        <w:t>本章节按后台真实菜单顺序整理，页面说明与后台左侧菜单保持一致，便于商户按菜单路径查找和操作。</w:t>
+      </w:r>
+    </w:p>
+    <w:p>
+      <w:pPr>
+        <w:pStyle w:val="4"/>
+        <w:keepNext/>
+        <w:spacing w:before="240" w:after="140" w:line="269" w:lineRule="auto"/>
+      </w:pPr>
+      <w:r>
+        <w:rPr>
+          <w:rFonts w:ascii="微软雅黑" w:hAnsi="微软雅黑" w:eastAsia="微软雅黑"/>
+          <w:b/>
+          <w:color w:val="1F4E79"/>
+          <w:sz w:val="30"/>
+        </w:rPr>
+        <w:t>页面说明</w:t>
       </w:r>
     </w:p>
     <w:p>
@@ -9467,7 +12782,7 @@
           <w:color w:val="2F5597"/>
           <w:sz w:val="25"/>
         </w:rPr>
-        <w:t>代理结算明细</w:t>
+        <w:t>黑名单</w:t>
       </w:r>
     </w:p>
     <w:p>
@@ -9490,7 +12805,7 @@
           <w:b w:val="0"/>
           <w:sz w:val="20"/>
         </w:rPr>
-        <w:t>用于处理“代理结算明细”相关后台业务，具体说明可在后续补充截图时继续细化。</w:t>
+        <w:t>用于处理“黑名单”相关后台业务，具体说明可在后续补充截图时继续细化。</w:t>
       </w:r>
     </w:p>
     <w:p>
@@ -9552,7 +12867,7 @@
           <w:color w:val="2F5597"/>
           <w:sz w:val="25"/>
         </w:rPr>
-        <w:t>VIP数据统计</w:t>
+        <w:t>刷子监控</w:t>
       </w:r>
     </w:p>
     <w:p>
@@ -9575,7 +12890,7 @@
           <w:b w:val="0"/>
           <w:sz w:val="20"/>
         </w:rPr>
-        <w:t>用于处理“VIP数据统计”相关后台业务，具体说明可在后续补充截图时继续细化。</w:t>
+        <w:t>用于处理“刷子监控”相关后台业务，具体说明可在后续补充截图时继续细化。</w:t>
       </w:r>
     </w:p>
     <w:p>
@@ -9637,7 +12952,7 @@
           <w:color w:val="2F5597"/>
           <w:sz w:val="25"/>
         </w:rPr>
-        <w:t>数据排行</w:t>
+        <w:t>游戏获利监控</w:t>
       </w:r>
     </w:p>
     <w:p>
@@ -9660,7 +12975,7 @@
           <w:b w:val="0"/>
           <w:sz w:val="20"/>
         </w:rPr>
-        <w:t>用于处理“数据排行”相关后台业务，具体说明可在后续补充截图时继续细化。</w:t>
+        <w:t>用于处理“游戏获利监控”相关后台业务，具体说明可在后续补充截图时继续细化。</w:t>
       </w:r>
     </w:p>
     <w:p>
@@ -9707,6 +13022,67 @@
           <w:sz w:val="20"/>
         </w:rPr>
         <w:t>按页面截图补齐关键字段、按钮说明、弹窗流程、保存校验和常见问题。</w:t>
+      </w:r>
+    </w:p>
+    <w:p>
+      <w:pPr>
+        <w:pStyle w:val="3"/>
+        <w:keepNext/>
+        <w:spacing w:before="360" w:after="240" w:line="276" w:lineRule="auto"/>
+      </w:pPr>
+      <w:r>
+        <w:rPr>
+          <w:rFonts w:ascii="微软雅黑" w:hAnsi="微软雅黑" w:eastAsia="微软雅黑"/>
+          <w:b/>
+          <w:color w:val="17365D"/>
+          <w:sz w:val="40"/>
+        </w:rPr>
+        <w:t>十三、商户中心</w:t>
+      </w:r>
+    </w:p>
+    <w:p>
+      <w:pPr>
+        <w:pStyle w:val="4"/>
+        <w:keepNext/>
+        <w:spacing w:before="240" w:after="140" w:line="269" w:lineRule="auto"/>
+      </w:pPr>
+      <w:r>
+        <w:rPr>
+          <w:rFonts w:ascii="微软雅黑" w:hAnsi="微软雅黑" w:eastAsia="微软雅黑"/>
+          <w:b/>
+          <w:color w:val="1F4E79"/>
+          <w:sz w:val="30"/>
+        </w:rPr>
+        <w:t>模块定位</w:t>
+      </w:r>
+    </w:p>
+    <w:p>
+      <w:pPr>
+        <w:spacing w:after="60" w:line="276" w:lineRule="auto"/>
+      </w:pPr>
+      <w:r>
+        <w:rPr>
+          <w:rFonts w:ascii="微软雅黑" w:hAnsi="微软雅黑" w:eastAsia="微软雅黑"/>
+          <w:b w:val="0"/>
+          <w:sz w:val="20"/>
+        </w:rPr>
+        <w:t>本章节按后台真实菜单顺序整理，页面说明与后台左侧菜单保持一致，便于商户按菜单路径查找和操作。</w:t>
+      </w:r>
+    </w:p>
+    <w:p>
+      <w:pPr>
+        <w:pStyle w:val="4"/>
+        <w:keepNext/>
+        <w:spacing w:before="240" w:after="140" w:line="269" w:lineRule="auto"/>
+      </w:pPr>
+      <w:r>
+        <w:rPr>
+          <w:rFonts w:ascii="微软雅黑" w:hAnsi="微软雅黑" w:eastAsia="微软雅黑"/>
+          <w:b/>
+          <w:color w:val="1F4E79"/>
+          <w:sz w:val="30"/>
+        </w:rPr>
+        <w:t>页面说明</w:t>
       </w:r>
     </w:p>
     <w:p>
@@ -9722,7 +13098,7 @@
           <w:color w:val="2F5597"/>
           <w:sz w:val="25"/>
         </w:rPr>
-        <w:t>游戏记录</w:t>
+        <w:t>商户信息</w:t>
       </w:r>
     </w:p>
     <w:p>
@@ -9745,7 +13121,7 @@
           <w:b w:val="0"/>
           <w:sz w:val="20"/>
         </w:rPr>
-        <w:t>用于处理“游戏记录”相关后台业务，具体说明可在后续补充截图时继续细化。</w:t>
+        <w:t>用于处理“商户信息”相关后台业务，具体说明可在后续补充截图时继续细化。</w:t>
       </w:r>
     </w:p>
     <w:p>
@@ -9807,7 +13183,7 @@
           <w:color w:val="2F5597"/>
           <w:sz w:val="25"/>
         </w:rPr>
-        <w:t>用户留存</w:t>
+        <w:t>商户充值</w:t>
       </w:r>
     </w:p>
     <w:p>
@@ -9830,7 +13206,7 @@
           <w:b w:val="0"/>
           <w:sz w:val="20"/>
         </w:rPr>
-        <w:t>用于处理“用户留存”相关后台业务，具体说明可在后续补充截图时继续细化。</w:t>
+        <w:t>用于处理“商户充值”相关后台业务，具体说明可在后续补充截图时继续细化。</w:t>
       </w:r>
     </w:p>
     <w:p>
@@ -9892,7 +13268,7 @@
           <w:color w:val="2F5597"/>
           <w:sz w:val="25"/>
         </w:rPr>
-        <w:t>用户分析</w:t>
+        <w:t>充值记录</w:t>
       </w:r>
     </w:p>
     <w:p>
@@ -9915,7 +13291,7 @@
           <w:b w:val="0"/>
           <w:sz w:val="20"/>
         </w:rPr>
-        <w:t>用于处理“用户分析”相关后台业务，具体说明可在后续补充截图时继续细化。</w:t>
+        <w:t>用于处理“充值记录”相关后台业务，具体说明可在后续补充截图时继续细化。</w:t>
       </w:r>
     </w:p>
     <w:p>
@@ -9977,7 +13353,7 @@
           <w:color w:val="2F5597"/>
           <w:sz w:val="25"/>
         </w:rPr>
-        <w:t>LTV</w:t>
+        <w:t>商户账变记录</w:t>
       </w:r>
     </w:p>
     <w:p>
@@ -10000,7 +13376,7 @@
           <w:b w:val="0"/>
           <w:sz w:val="20"/>
         </w:rPr>
-        <w:t>用于处理“LTV”相关后台业务，具体说明可在后续补充截图时继续细化。</w:t>
+        <w:t>用于处理“商户账变记录”相关后台业务，具体说明可在后续补充截图时继续细化。</w:t>
       </w:r>
     </w:p>
     <w:p>
@@ -10062,7 +13438,7 @@
           <w:color w:val="2F5597"/>
           <w:sz w:val="25"/>
         </w:rPr>
-        <w:t>活动统计报表</w:t>
+        <w:t>商户账单</w:t>
       </w:r>
     </w:p>
     <w:p>
@@ -10085,7 +13461,7 @@
           <w:b w:val="0"/>
           <w:sz w:val="20"/>
         </w:rPr>
-        <w:t>用于处理“活动统计报表”相关后台业务，具体说明可在后续补充截图时继续细化。</w:t>
+        <w:t>用于处理“商户账单”相关后台业务，具体说明可在后续补充截图时继续细化。</w:t>
       </w:r>
     </w:p>
     <w:p>
@@ -10132,6 +13508,67 @@
           <w:sz w:val="20"/>
         </w:rPr>
         <w:t>按页面截图补齐关键字段、按钮说明、弹窗流程、保存校验和常见问题。</w:t>
+      </w:r>
+    </w:p>
+    <w:p>
+      <w:pPr>
+        <w:pStyle w:val="3"/>
+        <w:keepNext/>
+        <w:spacing w:before="360" w:after="240" w:line="276" w:lineRule="auto"/>
+      </w:pPr>
+      <w:r>
+        <w:rPr>
+          <w:rFonts w:ascii="微软雅黑" w:hAnsi="微软雅黑" w:eastAsia="微软雅黑"/>
+          <w:b/>
+          <w:color w:val="17365D"/>
+          <w:sz w:val="40"/>
+        </w:rPr>
+        <w:t>十四、埋点配置</w:t>
+      </w:r>
+    </w:p>
+    <w:p>
+      <w:pPr>
+        <w:pStyle w:val="4"/>
+        <w:keepNext/>
+        <w:spacing w:before="240" w:after="140" w:line="269" w:lineRule="auto"/>
+      </w:pPr>
+      <w:r>
+        <w:rPr>
+          <w:rFonts w:ascii="微软雅黑" w:hAnsi="微软雅黑" w:eastAsia="微软雅黑"/>
+          <w:b/>
+          <w:color w:val="1F4E79"/>
+          <w:sz w:val="30"/>
+        </w:rPr>
+        <w:t>模块定位</w:t>
+      </w:r>
+    </w:p>
+    <w:p>
+      <w:pPr>
+        <w:spacing w:after="60" w:line="276" w:lineRule="auto"/>
+      </w:pPr>
+      <w:r>
+        <w:rPr>
+          <w:rFonts w:ascii="微软雅黑" w:hAnsi="微软雅黑" w:eastAsia="微软雅黑"/>
+          <w:b w:val="0"/>
+          <w:sz w:val="20"/>
+        </w:rPr>
+        <w:t>本章节按后台真实菜单顺序整理，页面说明与后台左侧菜单保持一致，便于商户按菜单路径查找和操作。</w:t>
+      </w:r>
+    </w:p>
+    <w:p>
+      <w:pPr>
+        <w:pStyle w:val="4"/>
+        <w:keepNext/>
+        <w:spacing w:before="240" w:after="140" w:line="269" w:lineRule="auto"/>
+      </w:pPr>
+      <w:r>
+        <w:rPr>
+          <w:rFonts w:ascii="微软雅黑" w:hAnsi="微软雅黑" w:eastAsia="微软雅黑"/>
+          <w:b/>
+          <w:color w:val="1F4E79"/>
+          <w:sz w:val="30"/>
+        </w:rPr>
+        <w:t>页面说明</w:t>
       </w:r>
     </w:p>
     <w:p>
@@ -10147,7 +13584,7 @@
           <w:color w:val="2F5597"/>
           <w:sz w:val="25"/>
         </w:rPr>
-        <w:t>充值分布表</w:t>
+        <w:t>埋点统计</w:t>
       </w:r>
     </w:p>
     <w:p>
@@ -10170,7 +13607,7 @@
           <w:b w:val="0"/>
           <w:sz w:val="20"/>
         </w:rPr>
-        <w:t>用于处理“充值分布表”相关后台业务，具体说明可在后续补充截图时继续细化。</w:t>
+        <w:t>用于处理“埋点统计”相关后台业务，具体说明可在后续补充截图时继续细化。</w:t>
       </w:r>
     </w:p>
     <w:p>
@@ -10232,7 +13669,7 @@
           <w:color w:val="2F5597"/>
           <w:sz w:val="25"/>
         </w:rPr>
-        <w:t>任务统计报表</w:t>
+        <w:t>会话列表</w:t>
       </w:r>
     </w:p>
     <w:p>
@@ -10255,7 +13692,7 @@
           <w:b w:val="0"/>
           <w:sz w:val="20"/>
         </w:rPr>
-        <w:t>用于处理“任务统计报表”相关后台业务，具体说明可在后续补充截图时继续细化。</w:t>
+        <w:t>用于处理“会话列表”相关后台业务，具体说明可在后续补充截图时继续细化。</w:t>
       </w:r>
     </w:p>
     <w:p>
@@ -10317,7 +13754,7 @@
           <w:color w:val="2F5597"/>
           <w:sz w:val="25"/>
         </w:rPr>
-        <w:t>用户分群查询</w:t>
+        <w:t>事件流水</w:t>
       </w:r>
     </w:p>
     <w:p>
@@ -10340,7 +13777,7 @@
           <w:b w:val="0"/>
           <w:sz w:val="20"/>
         </w:rPr>
-        <w:t>用于处理“用户分群查询”相关后台业务，具体说明可在后续补充截图时继续细化。</w:t>
+        <w:t>用于处理“事件流水”相关后台业务，具体说明可在后续补充截图时继续细化。</w:t>
       </w:r>
     </w:p>
     <w:p>
@@ -10402,7 +13839,7 @@
           <w:color w:val="17365D"/>
           <w:sz w:val="40"/>
         </w:rPr>
-        <w:t>九、游戏中心</w:t>
+        <w:t>十五、人事中心</w:t>
       </w:r>
     </w:p>
     <w:p>
@@ -10463,7 +13900,7 @@
           <w:color w:val="2F5597"/>
           <w:sz w:val="25"/>
         </w:rPr>
-        <w:t>推荐频道管理</w:t>
+        <w:t>账号管理</w:t>
       </w:r>
     </w:p>
     <w:p>
@@ -10486,7 +13923,7 @@
           <w:b w:val="0"/>
           <w:sz w:val="20"/>
         </w:rPr>
-        <w:t>用于处理“推荐频道管理”相关后台业务，具体说明可在后续补充截图时继续细化。</w:t>
+        <w:t>用于处理“账号管理”相关后台业务，具体说明可在后续补充截图时继续细化。</w:t>
       </w:r>
     </w:p>
     <w:p>
@@ -10548,76 +13985,30 @@
           <w:color w:val="2F5597"/>
           <w:sz w:val="25"/>
         </w:rPr>
-        <w:t>游戏类型设置</w:t>
-      </w:r>
-    </w:p>
-    <w:p>
-      <w:pPr>
-        <w:pStyle w:val="16"/>
-        <w:spacing w:after="40" w:line="276" w:lineRule="auto"/>
-      </w:pPr>
-      <w:r>
-        <w:rPr>
-          <w:rFonts w:ascii="微软雅黑" w:hAnsi="微软雅黑" w:eastAsia="微软雅黑"/>
-          <w:b/>
-          <w:color w:val="254061"/>
-          <w:sz w:val="20"/>
-        </w:rPr>
-        <w:t>页面介绍：</w:t>
-      </w:r>
-      <w:r>
-        <w:rPr>
-          <w:rFonts w:ascii="微软雅黑" w:hAnsi="微软雅黑" w:eastAsia="微软雅黑"/>
-          <w:b w:val="0"/>
-          <w:sz w:val="20"/>
-        </w:rPr>
-        <w:t>用于处理“游戏类型设置”相关后台业务，具体说明可在后续补充截图时继续细化。</w:t>
-      </w:r>
-    </w:p>
-    <w:p>
-      <w:pPr>
-        <w:pStyle w:val="16"/>
-        <w:spacing w:after="40" w:line="276" w:lineRule="auto"/>
-      </w:pPr>
-      <w:r>
-        <w:rPr>
-          <w:rFonts w:ascii="微软雅黑" w:hAnsi="微软雅黑" w:eastAsia="微软雅黑"/>
-          <w:b/>
-          <w:color w:val="254061"/>
-          <w:sz w:val="20"/>
-        </w:rPr>
-        <w:t>常用操作：</w:t>
-      </w:r>
-      <w:r>
-        <w:rPr>
-          <w:rFonts w:ascii="微软雅黑" w:hAnsi="微软雅黑" w:eastAsia="微软雅黑"/>
-          <w:b w:val="0"/>
-          <w:sz w:val="20"/>
-        </w:rPr>
-        <w:t>进入页面后先通过筛选条件定位数据或配置项，再执行页面支持的新增、编辑、启用、停用、审核、导出或查看详情等操作。</w:t>
-      </w:r>
-    </w:p>
-    <w:p>
-      <w:pPr>
-        <w:pStyle w:val="16"/>
-        <w:spacing w:after="40" w:line="276" w:lineRule="auto"/>
-      </w:pPr>
-      <w:r>
-        <w:rPr>
-          <w:rFonts w:ascii="微软雅黑" w:hAnsi="微软雅黑" w:eastAsia="微软雅黑"/>
-          <w:b/>
-          <w:color w:val="254061"/>
-          <w:sz w:val="20"/>
-        </w:rPr>
-        <w:t>后续补充：</w:t>
-      </w:r>
-      <w:r>
-        <w:rPr>
-          <w:rFonts w:ascii="微软雅黑" w:hAnsi="微软雅黑" w:eastAsia="微软雅黑"/>
-          <w:b w:val="0"/>
-          <w:sz w:val="20"/>
-        </w:rPr>
-        <w:t>按页面截图补齐关键字段、按钮说明、弹窗流程、保存校验和常见问题。</w:t>
+        <w:t>日志管理</w:t>
+      </w:r>
+    </w:p>
+    <w:p>
+      <w:pPr>
+        <w:pStyle w:val="16"/>
+        <w:spacing w:after="40" w:line="276" w:lineRule="auto"/>
+      </w:pPr>
+      <w:r>
+        <w:rPr>
+          <w:rFonts w:ascii="微软雅黑" w:hAnsi="微软雅黑" w:eastAsia="微软雅黑"/>
+          <w:b/>
+          <w:color w:val="254061"/>
+          <w:sz w:val="20"/>
+        </w:rPr>
+        <w:t>页面说明：</w:t>
+      </w:r>
+      <w:r>
+        <w:rPr>
+          <w:rFonts w:ascii="微软雅黑" w:hAnsi="微软雅黑" w:eastAsia="微软雅黑"/>
+          <w:b w:val="0"/>
+          <w:sz w:val="20"/>
+        </w:rPr>
+        <w:t>日志管理用于查看后台账号登录、操作和系统异常相关记录。</w:t>
       </w:r>
     </w:p>
     <w:p>
@@ -10633,7 +14024,7 @@
           <w:color w:val="2F5597"/>
           <w:sz w:val="25"/>
         </w:rPr>
-        <w:t>游戏频道管理</w:t>
+        <w:t>管理员登录日志</w:t>
       </w:r>
     </w:p>
     <w:p>
@@ -10656,7 +14047,7 @@
           <w:b w:val="0"/>
           <w:sz w:val="20"/>
         </w:rPr>
-        <w:t>用于处理“游戏频道管理”相关后台业务，具体说明可在后续补充截图时继续细化。</w:t>
+        <w:t>用于处理“管理员登录日志”相关后台业务，具体说明可在后续补充截图时继续细化。</w:t>
       </w:r>
     </w:p>
     <w:p>
@@ -10718,7 +14109,7 @@
           <w:color w:val="2F5597"/>
           <w:sz w:val="25"/>
         </w:rPr>
-        <w:t>子游戏列表</w:t>
+        <w:t>管理员操作日志</w:t>
       </w:r>
     </w:p>
     <w:p>
@@ -10741,7 +14132,7 @@
           <w:b w:val="0"/>
           <w:sz w:val="20"/>
         </w:rPr>
-        <w:t>用于处理“子游戏列表”相关后台业务，具体说明可在后续补充截图时继续细化。</w:t>
+        <w:t>用于处理“管理员操作日志”相关后台业务，具体说明可在后续补充截图时继续细化。</w:t>
       </w:r>
     </w:p>
     <w:p>
@@ -10803,7 +14194,7 @@
           <w:color w:val="2F5597"/>
           <w:sz w:val="25"/>
         </w:rPr>
-        <w:t>游戏统计</w:t>
+        <w:t>系统异常日志</w:t>
       </w:r>
     </w:p>
     <w:p>
@@ -10826,92 +14217,7 @@
           <w:b w:val="0"/>
           <w:sz w:val="20"/>
         </w:rPr>
-        <w:t>用于处理“游戏统计”相关后台业务，具体说明可在后续补充截图时继续细化。</w:t>
-      </w:r>
-    </w:p>
-    <w:p>
-      <w:pPr>
-        <w:pStyle w:val="16"/>
-        <w:spacing w:after="40" w:line="276" w:lineRule="auto"/>
-      </w:pPr>
-      <w:r>
-        <w:rPr>
-          <w:rFonts w:ascii="微软雅黑" w:hAnsi="微软雅黑" w:eastAsia="微软雅黑"/>
-          <w:b/>
-          <w:color w:val="254061"/>
-          <w:sz w:val="20"/>
-        </w:rPr>
-        <w:t>常用操作：</w:t>
-      </w:r>
-      <w:r>
-        <w:rPr>
-          <w:rFonts w:ascii="微软雅黑" w:hAnsi="微软雅黑" w:eastAsia="微软雅黑"/>
-          <w:b w:val="0"/>
-          <w:sz w:val="20"/>
-        </w:rPr>
-        <w:t>进入页面后先通过筛选条件定位数据或配置项，再执行页面支持的新增、编辑、启用、停用、审核、导出或查看详情等操作。</w:t>
-      </w:r>
-    </w:p>
-    <w:p>
-      <w:pPr>
-        <w:pStyle w:val="16"/>
-        <w:spacing w:after="40" w:line="276" w:lineRule="auto"/>
-      </w:pPr>
-      <w:r>
-        <w:rPr>
-          <w:rFonts w:ascii="微软雅黑" w:hAnsi="微软雅黑" w:eastAsia="微软雅黑"/>
-          <w:b/>
-          <w:color w:val="254061"/>
-          <w:sz w:val="20"/>
-        </w:rPr>
-        <w:t>后续补充：</w:t>
-      </w:r>
-      <w:r>
-        <w:rPr>
-          <w:rFonts w:ascii="微软雅黑" w:hAnsi="微软雅黑" w:eastAsia="微软雅黑"/>
-          <w:b w:val="0"/>
-          <w:sz w:val="20"/>
-        </w:rPr>
-        <w:t>按页面截图补齐关键字段、按钮说明、弹窗流程、保存校验和常见问题。</w:t>
-      </w:r>
-    </w:p>
-    <w:p>
-      <w:pPr>
-        <w:pStyle w:val="5"/>
-        <w:keepNext/>
-        <w:spacing w:before="180" w:after="100" w:line="259" w:lineRule="auto"/>
-      </w:pPr>
-      <w:r>
-        <w:rPr>
-          <w:rFonts w:ascii="微软雅黑" w:hAnsi="微软雅黑" w:eastAsia="微软雅黑"/>
-          <w:b/>
-          <w:color w:val="2F5597"/>
-          <w:sz w:val="25"/>
-        </w:rPr>
-        <w:t>游戏厂商统计</w:t>
-      </w:r>
-    </w:p>
-    <w:p>
-      <w:pPr>
-        <w:pStyle w:val="16"/>
-        <w:spacing w:after="40" w:line="276" w:lineRule="auto"/>
-      </w:pPr>
-      <w:r>
-        <w:rPr>
-          <w:rFonts w:ascii="微软雅黑" w:hAnsi="微软雅黑" w:eastAsia="微软雅黑"/>
-          <w:b/>
-          <w:color w:val="254061"/>
-          <w:sz w:val="20"/>
-        </w:rPr>
-        <w:t>页面介绍：</w:t>
-      </w:r>
-      <w:r>
-        <w:rPr>
-          <w:rFonts w:ascii="微软雅黑" w:hAnsi="微软雅黑" w:eastAsia="微软雅黑"/>
-          <w:b w:val="0"/>
-          <w:sz w:val="20"/>
-        </w:rPr>
-        <w:t>用于处理“游戏厂商统计”相关后台业务，具体说明可在后续补充截图时继续细化。</w:t>
+        <w:t>用于处理“系统异常日志”相关后台业务，具体说明可在后续补充截图时继续细化。</w:t>
       </w:r>
     </w:p>
     <w:p>
@@ -10973,7 +14279,7 @@
           <w:color w:val="17365D"/>
           <w:sz w:val="40"/>
         </w:rPr>
-        <w:t>十、用户管理</w:t>
+        <w:t>十六、典型业务流程</w:t>
       </w:r>
     </w:p>
     <w:p>
@@ -10989,20 +14295,49 @@
           <w:color w:val="1F4E79"/>
           <w:sz w:val="30"/>
         </w:rPr>
-        <w:t>模块定位</w:t>
-      </w:r>
-    </w:p>
-    <w:p>
-      <w:pPr>
-        <w:spacing w:after="60" w:line="276" w:lineRule="auto"/>
-      </w:pPr>
-      <w:r>
-        <w:rPr>
-          <w:rFonts w:ascii="微软雅黑" w:hAnsi="微软雅黑" w:eastAsia="微软雅黑"/>
-          <w:b w:val="0"/>
-          <w:sz w:val="20"/>
-        </w:rPr>
-        <w:t>本章节按后台真实菜单顺序整理，页面说明与后台左侧菜单保持一致，便于商户按菜单路径查找和操作。</w:t>
+        <w:t>新站点上线流程</w:t>
+      </w:r>
+    </w:p>
+    <w:p>
+      <w:pPr>
+        <w:pStyle w:val="14"/>
+        <w:spacing w:after="40" w:line="276" w:lineRule="auto"/>
+      </w:pPr>
+      <w:r>
+        <w:rPr>
+          <w:rFonts w:ascii="微软雅黑" w:hAnsi="微软雅黑" w:eastAsia="微软雅黑"/>
+          <w:b w:val="0"/>
+          <w:sz w:val="20"/>
+        </w:rPr>
+        <w:t>进入站点配置，完成模板管理、站点配置、品牌、域名、客服、分享、登录和支付相关配置。</w:t>
+      </w:r>
+    </w:p>
+    <w:p>
+      <w:pPr>
+        <w:pStyle w:val="14"/>
+        <w:spacing w:after="40" w:line="276" w:lineRule="auto"/>
+      </w:pPr>
+      <w:r>
+        <w:rPr>
+          <w:rFonts w:ascii="微软雅黑" w:hAnsi="微软雅黑" w:eastAsia="微软雅黑"/>
+          <w:b w:val="0"/>
+          <w:sz w:val="20"/>
+        </w:rPr>
+        <w:t>检查首页、登录、充值、客服、活动入口和分享入口。</w:t>
+      </w:r>
+    </w:p>
+    <w:p>
+      <w:pPr>
+        <w:pStyle w:val="14"/>
+        <w:spacing w:after="40" w:line="276" w:lineRule="auto"/>
+      </w:pPr>
+      <w:r>
+        <w:rPr>
+          <w:rFonts w:ascii="微软雅黑" w:hAnsi="微软雅黑" w:eastAsia="微软雅黑"/>
+          <w:b w:val="0"/>
+          <w:sz w:val="20"/>
+        </w:rPr>
+        <w:t>上线后通过首页看板、数据报表和异常日志观察运行状态。</w:t>
       </w:r>
     </w:p>
     <w:p>
@@ -11018,347 +14353,223 @@
           <w:color w:val="1F4E79"/>
           <w:sz w:val="30"/>
         </w:rPr>
-        <w:t>页面说明</w:t>
-      </w:r>
-    </w:p>
-    <w:p>
-      <w:pPr>
-        <w:pStyle w:val="5"/>
+        <w:t>发布活动流程</w:t>
+      </w:r>
+    </w:p>
+    <w:p>
+      <w:pPr>
+        <w:pStyle w:val="14"/>
+        <w:spacing w:after="40" w:line="276" w:lineRule="auto"/>
+      </w:pPr>
+      <w:r>
+        <w:rPr>
+          <w:rFonts w:ascii="微软雅黑" w:hAnsi="微软雅黑" w:eastAsia="微软雅黑"/>
+          <w:b w:val="0"/>
+          <w:sz w:val="20"/>
+        </w:rPr>
+        <w:t>进入优惠活动，创建或编辑活动规则。</w:t>
+      </w:r>
+    </w:p>
+    <w:p>
+      <w:pPr>
+        <w:pStyle w:val="14"/>
+        <w:spacing w:after="40" w:line="276" w:lineRule="auto"/>
+      </w:pPr>
+      <w:r>
+        <w:rPr>
+          <w:rFonts w:ascii="微软雅黑" w:hAnsi="微软雅黑" w:eastAsia="微软雅黑"/>
+          <w:b w:val="0"/>
+          <w:sz w:val="20"/>
+        </w:rPr>
+        <w:t>检查活动展示入口、票券或任务关联、预算、领取限制和目标人群。</w:t>
+      </w:r>
+    </w:p>
+    <w:p>
+      <w:pPr>
+        <w:pStyle w:val="14"/>
+        <w:spacing w:after="40" w:line="276" w:lineRule="auto"/>
+      </w:pPr>
+      <w:r>
+        <w:rPr>
+          <w:rFonts w:ascii="微软雅黑" w:hAnsi="微软雅黑" w:eastAsia="微软雅黑"/>
+          <w:b w:val="0"/>
+          <w:sz w:val="20"/>
+        </w:rPr>
+        <w:t>上线后通过活动报表、优惠数据报表和用户分析跟踪效果。</w:t>
+      </w:r>
+    </w:p>
+    <w:p>
+      <w:pPr>
+        <w:pStyle w:val="4"/>
         <w:keepNext/>
-        <w:spacing w:before="180" w:after="100" w:line="259" w:lineRule="auto"/>
-      </w:pPr>
-      <w:r>
-        <w:rPr>
-          <w:rFonts w:ascii="微软雅黑" w:hAnsi="微软雅黑" w:eastAsia="微软雅黑"/>
-          <w:b/>
-          <w:color w:val="2F5597"/>
-          <w:sz w:val="25"/>
-        </w:rPr>
-        <w:t>在线玩家列表</w:t>
-      </w:r>
-    </w:p>
-    <w:p>
-      <w:pPr>
-        <w:pStyle w:val="16"/>
-        <w:spacing w:after="40" w:line="276" w:lineRule="auto"/>
-      </w:pPr>
-      <w:r>
-        <w:rPr>
-          <w:rFonts w:ascii="微软雅黑" w:hAnsi="微软雅黑" w:eastAsia="微软雅黑"/>
-          <w:b/>
-          <w:color w:val="254061"/>
-          <w:sz w:val="20"/>
-        </w:rPr>
-        <w:t>页面介绍：</w:t>
-      </w:r>
-      <w:r>
-        <w:rPr>
-          <w:rFonts w:ascii="微软雅黑" w:hAnsi="微软雅黑" w:eastAsia="微软雅黑"/>
-          <w:b w:val="0"/>
-          <w:sz w:val="20"/>
-        </w:rPr>
-        <w:t>用于处理“在线玩家列表”相关后台业务，具体说明可在后续补充截图时继续细化。</w:t>
-      </w:r>
-    </w:p>
-    <w:p>
-      <w:pPr>
-        <w:pStyle w:val="16"/>
-        <w:spacing w:after="40" w:line="276" w:lineRule="auto"/>
-      </w:pPr>
-      <w:r>
-        <w:rPr>
-          <w:rFonts w:ascii="微软雅黑" w:hAnsi="微软雅黑" w:eastAsia="微软雅黑"/>
-          <w:b/>
-          <w:color w:val="254061"/>
-          <w:sz w:val="20"/>
-        </w:rPr>
-        <w:t>常用操作：</w:t>
-      </w:r>
-      <w:r>
-        <w:rPr>
-          <w:rFonts w:ascii="微软雅黑" w:hAnsi="微软雅黑" w:eastAsia="微软雅黑"/>
-          <w:b w:val="0"/>
-          <w:sz w:val="20"/>
-        </w:rPr>
-        <w:t>进入页面后先通过筛选条件定位数据或配置项，再执行页面支持的新增、编辑、启用、停用、审核、导出或查看详情等操作。</w:t>
-      </w:r>
-    </w:p>
-    <w:p>
-      <w:pPr>
-        <w:pStyle w:val="16"/>
-        <w:spacing w:after="40" w:line="276" w:lineRule="auto"/>
-      </w:pPr>
-      <w:r>
-        <w:rPr>
-          <w:rFonts w:ascii="微软雅黑" w:hAnsi="微软雅黑" w:eastAsia="微软雅黑"/>
-          <w:b/>
-          <w:color w:val="254061"/>
-          <w:sz w:val="20"/>
-        </w:rPr>
-        <w:t>后续补充：</w:t>
-      </w:r>
-      <w:r>
-        <w:rPr>
-          <w:rFonts w:ascii="微软雅黑" w:hAnsi="微软雅黑" w:eastAsia="微软雅黑"/>
-          <w:b w:val="0"/>
-          <w:sz w:val="20"/>
-        </w:rPr>
-        <w:t>按页面截图补齐关键字段、按钮说明、弹窗流程、保存校验和常见问题。</w:t>
-      </w:r>
-    </w:p>
-    <w:p>
-      <w:pPr>
-        <w:pStyle w:val="5"/>
+        <w:spacing w:before="240" w:after="140" w:line="269" w:lineRule="auto"/>
+      </w:pPr>
+      <w:r>
+        <w:rPr>
+          <w:rFonts w:ascii="微软雅黑" w:hAnsi="微软雅黑" w:eastAsia="微软雅黑"/>
+          <w:b/>
+          <w:color w:val="1F4E79"/>
+          <w:sz w:val="30"/>
+        </w:rPr>
+        <w:t>处理提现流程</w:t>
+      </w:r>
+    </w:p>
+    <w:p>
+      <w:pPr>
+        <w:pStyle w:val="14"/>
+        <w:spacing w:after="40" w:line="276" w:lineRule="auto"/>
+      </w:pPr>
+      <w:r>
+        <w:rPr>
+          <w:rFonts w:ascii="微软雅黑" w:hAnsi="微软雅黑" w:eastAsia="微软雅黑"/>
+          <w:b w:val="0"/>
+          <w:sz w:val="20"/>
+        </w:rPr>
+        <w:t>进入财务中心的提现订单列表，筛选待审核或处理中订单。</w:t>
+      </w:r>
+    </w:p>
+    <w:p>
+      <w:pPr>
+        <w:pStyle w:val="14"/>
+        <w:spacing w:after="40" w:line="276" w:lineRule="auto"/>
+      </w:pPr>
+      <w:r>
+        <w:rPr>
+          <w:rFonts w:ascii="微软雅黑" w:hAnsi="微软雅黑" w:eastAsia="微软雅黑"/>
+          <w:b w:val="0"/>
+          <w:sz w:val="20"/>
+        </w:rPr>
+        <w:t>核对会员、金额、账户、打码、风控提示和历史资金记录。</w:t>
+      </w:r>
+    </w:p>
+    <w:p>
+      <w:pPr>
+        <w:pStyle w:val="14"/>
+        <w:spacing w:after="40" w:line="276" w:lineRule="auto"/>
+      </w:pPr>
+      <w:r>
+        <w:rPr>
+          <w:rFonts w:ascii="微软雅黑" w:hAnsi="微软雅黑" w:eastAsia="微软雅黑"/>
+          <w:b w:val="0"/>
+          <w:sz w:val="20"/>
+        </w:rPr>
+        <w:t>无异常时通过；存在风险时转入提现风控审核或驳回，并填写处理原因。</w:t>
+      </w:r>
+    </w:p>
+    <w:p>
+      <w:pPr>
+        <w:pStyle w:val="4"/>
         <w:keepNext/>
-        <w:spacing w:before="180" w:after="100" w:line="259" w:lineRule="auto"/>
-      </w:pPr>
-      <w:r>
-        <w:rPr>
-          <w:rFonts w:ascii="微软雅黑" w:hAnsi="微软雅黑" w:eastAsia="微软雅黑"/>
-          <w:b/>
-          <w:color w:val="2F5597"/>
-          <w:sz w:val="25"/>
-        </w:rPr>
-        <w:t>所有会员</w:t>
-      </w:r>
-    </w:p>
-    <w:p>
-      <w:pPr>
-        <w:pStyle w:val="16"/>
-        <w:spacing w:after="40" w:line="276" w:lineRule="auto"/>
-      </w:pPr>
-      <w:r>
-        <w:rPr>
-          <w:rFonts w:ascii="微软雅黑" w:hAnsi="微软雅黑" w:eastAsia="微软雅黑"/>
-          <w:b/>
-          <w:color w:val="254061"/>
-          <w:sz w:val="20"/>
-        </w:rPr>
-        <w:t>页面介绍：</w:t>
-      </w:r>
-      <w:r>
-        <w:rPr>
-          <w:rFonts w:ascii="微软雅黑" w:hAnsi="微软雅黑" w:eastAsia="微软雅黑"/>
-          <w:b w:val="0"/>
-          <w:sz w:val="20"/>
-        </w:rPr>
-        <w:t>用于处理“所有会员”相关后台业务，具体说明可在后续补充截图时继续细化。</w:t>
-      </w:r>
-    </w:p>
-    <w:p>
-      <w:pPr>
-        <w:pStyle w:val="16"/>
-        <w:spacing w:after="40" w:line="276" w:lineRule="auto"/>
-      </w:pPr>
-      <w:r>
-        <w:rPr>
-          <w:rFonts w:ascii="微软雅黑" w:hAnsi="微软雅黑" w:eastAsia="微软雅黑"/>
-          <w:b/>
-          <w:color w:val="254061"/>
-          <w:sz w:val="20"/>
-        </w:rPr>
-        <w:t>常用操作：</w:t>
-      </w:r>
-      <w:r>
-        <w:rPr>
-          <w:rFonts w:ascii="微软雅黑" w:hAnsi="微软雅黑" w:eastAsia="微软雅黑"/>
-          <w:b w:val="0"/>
-          <w:sz w:val="20"/>
-        </w:rPr>
-        <w:t>进入页面后先通过筛选条件定位数据或配置项，再执行页面支持的新增、编辑、启用、停用、审核、导出或查看详情等操作。</w:t>
-      </w:r>
-    </w:p>
-    <w:p>
-      <w:pPr>
-        <w:pStyle w:val="16"/>
-        <w:spacing w:after="40" w:line="276" w:lineRule="auto"/>
-      </w:pPr>
-      <w:r>
-        <w:rPr>
-          <w:rFonts w:ascii="微软雅黑" w:hAnsi="微软雅黑" w:eastAsia="微软雅黑"/>
-          <w:b/>
-          <w:color w:val="254061"/>
-          <w:sz w:val="20"/>
-        </w:rPr>
-        <w:t>后续补充：</w:t>
-      </w:r>
-      <w:r>
-        <w:rPr>
-          <w:rFonts w:ascii="微软雅黑" w:hAnsi="微软雅黑" w:eastAsia="微软雅黑"/>
-          <w:b w:val="0"/>
-          <w:sz w:val="20"/>
-        </w:rPr>
-        <w:t>按页面截图补齐关键字段、按钮说明、弹窗流程、保存校验和常见问题。</w:t>
-      </w:r>
-    </w:p>
-    <w:p>
-      <w:pPr>
-        <w:pStyle w:val="5"/>
+        <w:spacing w:before="240" w:after="140" w:line="269" w:lineRule="auto"/>
+      </w:pPr>
+      <w:r>
+        <w:rPr>
+          <w:rFonts w:ascii="微软雅黑" w:hAnsi="微软雅黑" w:eastAsia="微软雅黑"/>
+          <w:b/>
+          <w:color w:val="1F4E79"/>
+          <w:sz w:val="30"/>
+        </w:rPr>
+        <w:t>排查用户资金问题</w:t>
+      </w:r>
+    </w:p>
+    <w:p>
+      <w:pPr>
+        <w:pStyle w:val="14"/>
+        <w:spacing w:after="40" w:line="276" w:lineRule="auto"/>
+      </w:pPr>
+      <w:r>
+        <w:rPr>
+          <w:rFonts w:ascii="微软雅黑" w:hAnsi="微软雅黑" w:eastAsia="微软雅黑"/>
+          <w:b w:val="0"/>
+          <w:sz w:val="20"/>
+        </w:rPr>
+        <w:t>进入用户管理定位会员，或进入财务中心账变记录筛选会员账号。</w:t>
+      </w:r>
+    </w:p>
+    <w:p>
+      <w:pPr>
+        <w:pStyle w:val="14"/>
+        <w:spacing w:after="40" w:line="276" w:lineRule="auto"/>
+      </w:pPr>
+      <w:r>
+        <w:rPr>
+          <w:rFonts w:ascii="微软雅黑" w:hAnsi="微软雅黑" w:eastAsia="微软雅黑"/>
+          <w:b w:val="0"/>
+          <w:sz w:val="20"/>
+        </w:rPr>
+        <w:t>结合充值订单、提现订单、人工加扣款和账变记录核对完整资金链路。</w:t>
+      </w:r>
+    </w:p>
+    <w:p>
+      <w:pPr>
+        <w:pStyle w:val="14"/>
+        <w:spacing w:after="40" w:line="276" w:lineRule="auto"/>
+      </w:pPr>
+      <w:r>
+        <w:rPr>
+          <w:rFonts w:ascii="微软雅黑" w:hAnsi="微软雅黑" w:eastAsia="微软雅黑"/>
+          <w:b w:val="0"/>
+          <w:sz w:val="20"/>
+        </w:rPr>
+        <w:t>需要追责时进入人事中心的管理员操作日志查询相关操作。</w:t>
+      </w:r>
+    </w:p>
+    <w:p>
+      <w:pPr>
+        <w:pStyle w:val="4"/>
         <w:keepNext/>
-        <w:spacing w:before="180" w:after="100" w:line="259" w:lineRule="auto"/>
-      </w:pPr>
-      <w:r>
-        <w:rPr>
-          <w:rFonts w:ascii="微软雅黑" w:hAnsi="微软雅黑" w:eastAsia="微软雅黑"/>
-          <w:b/>
-          <w:color w:val="2F5597"/>
-          <w:sz w:val="25"/>
-        </w:rPr>
-        <w:t>VIP设置</w:t>
-      </w:r>
-    </w:p>
-    <w:p>
-      <w:pPr>
-        <w:pStyle w:val="16"/>
-        <w:spacing w:after="40" w:line="276" w:lineRule="auto"/>
-      </w:pPr>
-      <w:r>
-        <w:rPr>
-          <w:rFonts w:ascii="微软雅黑" w:hAnsi="微软雅黑" w:eastAsia="微软雅黑"/>
-          <w:b/>
-          <w:color w:val="254061"/>
-          <w:sz w:val="20"/>
-        </w:rPr>
-        <w:t>页面介绍：</w:t>
-      </w:r>
-      <w:r>
-        <w:rPr>
-          <w:rFonts w:ascii="微软雅黑" w:hAnsi="微软雅黑" w:eastAsia="微软雅黑"/>
-          <w:b w:val="0"/>
-          <w:sz w:val="20"/>
-        </w:rPr>
-        <w:t>用于处理“VIP设置”相关后台业务，具体说明可在后续补充截图时继续细化。</w:t>
-      </w:r>
-    </w:p>
-    <w:p>
-      <w:pPr>
-        <w:pStyle w:val="16"/>
-        <w:spacing w:after="40" w:line="276" w:lineRule="auto"/>
-      </w:pPr>
-      <w:r>
-        <w:rPr>
-          <w:rFonts w:ascii="微软雅黑" w:hAnsi="微软雅黑" w:eastAsia="微软雅黑"/>
-          <w:b/>
-          <w:color w:val="254061"/>
-          <w:sz w:val="20"/>
-        </w:rPr>
-        <w:t>常用操作：</w:t>
-      </w:r>
-      <w:r>
-        <w:rPr>
-          <w:rFonts w:ascii="微软雅黑" w:hAnsi="微软雅黑" w:eastAsia="微软雅黑"/>
-          <w:b w:val="0"/>
-          <w:sz w:val="20"/>
-        </w:rPr>
-        <w:t>进入页面后先通过筛选条件定位数据或配置项，再执行页面支持的新增、编辑、启用、停用、审核、导出或查看详情等操作。</w:t>
-      </w:r>
-    </w:p>
-    <w:p>
-      <w:pPr>
-        <w:pStyle w:val="16"/>
-        <w:spacing w:after="40" w:line="276" w:lineRule="auto"/>
-      </w:pPr>
-      <w:r>
-        <w:rPr>
-          <w:rFonts w:ascii="微软雅黑" w:hAnsi="微软雅黑" w:eastAsia="微软雅黑"/>
-          <w:b/>
-          <w:color w:val="254061"/>
-          <w:sz w:val="20"/>
-        </w:rPr>
-        <w:t>后续补充：</w:t>
-      </w:r>
-      <w:r>
-        <w:rPr>
-          <w:rFonts w:ascii="微软雅黑" w:hAnsi="微软雅黑" w:eastAsia="微软雅黑"/>
-          <w:b w:val="0"/>
-          <w:sz w:val="20"/>
-        </w:rPr>
-        <w:t>按页面截图补齐关键字段、按钮说明、弹窗流程、保存校验和常见问题。</w:t>
-      </w:r>
-    </w:p>
-    <w:p>
-      <w:pPr>
-        <w:pStyle w:val="5"/>
-        <w:keepNext/>
-        <w:spacing w:before="180" w:after="100" w:line="259" w:lineRule="auto"/>
-      </w:pPr>
-      <w:r>
-        <w:rPr>
-          <w:rFonts w:ascii="微软雅黑" w:hAnsi="微软雅黑" w:eastAsia="微软雅黑"/>
-          <w:b/>
-          <w:color w:val="2F5597"/>
-          <w:sz w:val="25"/>
-        </w:rPr>
-        <w:t>有奖反馈</w:t>
-      </w:r>
-    </w:p>
-    <w:p>
-      <w:pPr>
-        <w:pStyle w:val="16"/>
-        <w:spacing w:after="40" w:line="276" w:lineRule="auto"/>
-      </w:pPr>
-      <w:r>
-        <w:rPr>
-          <w:rFonts w:ascii="微软雅黑" w:hAnsi="微软雅黑" w:eastAsia="微软雅黑"/>
-          <w:b/>
-          <w:color w:val="254061"/>
-          <w:sz w:val="20"/>
-        </w:rPr>
-        <w:t>页面介绍：</w:t>
-      </w:r>
-      <w:r>
-        <w:rPr>
-          <w:rFonts w:ascii="微软雅黑" w:hAnsi="微软雅黑" w:eastAsia="微软雅黑"/>
-          <w:b w:val="0"/>
-          <w:sz w:val="20"/>
-        </w:rPr>
-        <w:t>用于处理“有奖反馈”相关后台业务，具体说明可在后续补充截图时继续细化。</w:t>
-      </w:r>
-    </w:p>
-    <w:p>
-      <w:pPr>
-        <w:pStyle w:val="16"/>
-        <w:spacing w:after="40" w:line="276" w:lineRule="auto"/>
-      </w:pPr>
-      <w:r>
-        <w:rPr>
-          <w:rFonts w:ascii="微软雅黑" w:hAnsi="微软雅黑" w:eastAsia="微软雅黑"/>
-          <w:b/>
-          <w:color w:val="254061"/>
-          <w:sz w:val="20"/>
-        </w:rPr>
-        <w:t>常用操作：</w:t>
-      </w:r>
-      <w:r>
-        <w:rPr>
-          <w:rFonts w:ascii="微软雅黑" w:hAnsi="微软雅黑" w:eastAsia="微软雅黑"/>
-          <w:b w:val="0"/>
-          <w:sz w:val="20"/>
-        </w:rPr>
-        <w:t>进入页面后先通过筛选条件定位数据或配置项，再执行页面支持的新增、编辑、启用、停用、审核、导出或查看详情等操作。</w:t>
-      </w:r>
-    </w:p>
-    <w:p>
-      <w:pPr>
-        <w:pStyle w:val="16"/>
-        <w:spacing w:after="40" w:line="276" w:lineRule="auto"/>
-      </w:pPr>
-      <w:r>
-        <w:rPr>
-          <w:rFonts w:ascii="微软雅黑" w:hAnsi="微软雅黑" w:eastAsia="微软雅黑"/>
-          <w:b/>
-          <w:color w:val="254061"/>
-          <w:sz w:val="20"/>
-        </w:rPr>
-        <w:t>后续补充：</w:t>
-      </w:r>
-      <w:r>
-        <w:rPr>
-          <w:rFonts w:ascii="微软雅黑" w:hAnsi="微软雅黑" w:eastAsia="微软雅黑"/>
-          <w:b w:val="0"/>
-          <w:sz w:val="20"/>
-        </w:rPr>
-        <w:t>按页面截图补齐关键字段、按钮说明、弹窗流程、保存校验和常见问题。</w:t>
+        <w:spacing w:before="240" w:after="140" w:line="269" w:lineRule="auto"/>
+      </w:pPr>
+      <w:r>
+        <w:rPr>
+          <w:rFonts w:ascii="微软雅黑" w:hAnsi="微软雅黑" w:eastAsia="微软雅黑"/>
+          <w:b/>
+          <w:color w:val="1F4E79"/>
+          <w:sz w:val="30"/>
+        </w:rPr>
+        <w:t>查看活动效果</w:t>
+      </w:r>
+    </w:p>
+    <w:p>
+      <w:pPr>
+        <w:pStyle w:val="14"/>
+        <w:spacing w:after="40" w:line="276" w:lineRule="auto"/>
+      </w:pPr>
+      <w:r>
+        <w:rPr>
+          <w:rFonts w:ascii="微软雅黑" w:hAnsi="微软雅黑" w:eastAsia="微软雅黑"/>
+          <w:b w:val="0"/>
+          <w:sz w:val="20"/>
+        </w:rPr>
+        <w:t>固定活动名称、统计时间和渠道范围。</w:t>
+      </w:r>
+    </w:p>
+    <w:p>
+      <w:pPr>
+        <w:pStyle w:val="14"/>
+        <w:spacing w:after="40" w:line="276" w:lineRule="auto"/>
+      </w:pPr>
+      <w:r>
+        <w:rPr>
+          <w:rFonts w:ascii="微软雅黑" w:hAnsi="微软雅黑" w:eastAsia="微软雅黑"/>
+          <w:b w:val="0"/>
+          <w:sz w:val="20"/>
+        </w:rPr>
+        <w:t>查看优惠活动、数据报表中的活动相关报表。</w:t>
+      </w:r>
+    </w:p>
+    <w:p>
+      <w:pPr>
+        <w:pStyle w:val="14"/>
+        <w:spacing w:after="40" w:line="276" w:lineRule="auto"/>
+      </w:pPr>
+      <w:r>
+        <w:rPr>
+          <w:rFonts w:ascii="微软雅黑" w:hAnsi="微软雅黑" w:eastAsia="微软雅黑"/>
+          <w:b w:val="0"/>
+          <w:sz w:val="20"/>
+        </w:rPr>
+        <w:t>结合用户分析、充值分布、留存和 LTV 判断活动质量。</w:t>
       </w:r>
     </w:p>
     <w:p>
@@ -11374,7 +14585,7 @@
           <w:color w:val="17365D"/>
           <w:sz w:val="40"/>
         </w:rPr>
-        <w:t>十一、代理中心</w:t>
+        <w:t>十七、常见问题与排查</w:t>
       </w:r>
     </w:p>
     <w:p>
@@ -11390,7 +14601,7 @@
           <w:color w:val="1F4E79"/>
           <w:sz w:val="30"/>
         </w:rPr>
-        <w:t>模块定位</w:t>
+        <w:t>登录后看不到菜单</w:t>
       </w:r>
     </w:p>
     <w:p>
@@ -11403,7 +14614,7 @@
           <w:b w:val="0"/>
           <w:sz w:val="20"/>
         </w:rPr>
-        <w:t>本章节按后台真实菜单顺序整理，页面说明与后台左侧菜单保持一致，便于商户按菜单路径查找和操作。</w:t>
+        <w:t>确认账号状态、所选角色、站点范围和该角色是否包含对应菜单。</w:t>
       </w:r>
     </w:p>
     <w:p>
@@ -11419,363 +14630,20 @@
           <w:color w:val="1F4E79"/>
           <w:sz w:val="30"/>
         </w:rPr>
-        <w:t>页面说明</w:t>
-      </w:r>
-    </w:p>
-    <w:p>
-      <w:pPr>
-        <w:pStyle w:val="5"/>
-        <w:keepNext/>
-        <w:spacing w:before="180" w:after="100" w:line="259" w:lineRule="auto"/>
-      </w:pPr>
-      <w:r>
-        <w:rPr>
-          <w:rFonts w:ascii="微软雅黑" w:hAnsi="微软雅黑" w:eastAsia="微软雅黑"/>
-          <w:b/>
-          <w:color w:val="2F5597"/>
-          <w:sz w:val="25"/>
-        </w:rPr>
-        <w:t>代理列表</w:t>
-      </w:r>
-    </w:p>
-    <w:p>
-      <w:pPr>
-        <w:pStyle w:val="16"/>
-        <w:spacing w:after="40" w:line="276" w:lineRule="auto"/>
-      </w:pPr>
-      <w:r>
-        <w:rPr>
-          <w:rFonts w:ascii="微软雅黑" w:hAnsi="微软雅黑" w:eastAsia="微软雅黑"/>
-          <w:b/>
-          <w:color w:val="254061"/>
-          <w:sz w:val="20"/>
-        </w:rPr>
-        <w:t>页面介绍：</w:t>
-      </w:r>
-      <w:r>
-        <w:rPr>
-          <w:rFonts w:ascii="微软雅黑" w:hAnsi="微软雅黑" w:eastAsia="微软雅黑"/>
-          <w:b w:val="0"/>
-          <w:sz w:val="20"/>
-        </w:rPr>
-        <w:t>用于处理“代理列表”相关后台业务，具体说明可在后续补充截图时继续细化。</w:t>
-      </w:r>
-    </w:p>
-    <w:p>
-      <w:pPr>
-        <w:pStyle w:val="16"/>
-        <w:spacing w:after="40" w:line="276" w:lineRule="auto"/>
-      </w:pPr>
-      <w:r>
-        <w:rPr>
-          <w:rFonts w:ascii="微软雅黑" w:hAnsi="微软雅黑" w:eastAsia="微软雅黑"/>
-          <w:b/>
-          <w:color w:val="254061"/>
-          <w:sz w:val="20"/>
-        </w:rPr>
-        <w:t>常用操作：</w:t>
-      </w:r>
-      <w:r>
-        <w:rPr>
-          <w:rFonts w:ascii="微软雅黑" w:hAnsi="微软雅黑" w:eastAsia="微软雅黑"/>
-          <w:b w:val="0"/>
-          <w:sz w:val="20"/>
-        </w:rPr>
-        <w:t>进入页面后先通过筛选条件定位数据或配置项，再执行页面支持的新增、编辑、启用、停用、审核、导出或查看详情等操作。</w:t>
-      </w:r>
-    </w:p>
-    <w:p>
-      <w:pPr>
-        <w:pStyle w:val="16"/>
-        <w:spacing w:after="40" w:line="276" w:lineRule="auto"/>
-      </w:pPr>
-      <w:r>
-        <w:rPr>
-          <w:rFonts w:ascii="微软雅黑" w:hAnsi="微软雅黑" w:eastAsia="微软雅黑"/>
-          <w:b/>
-          <w:color w:val="254061"/>
-          <w:sz w:val="20"/>
-        </w:rPr>
-        <w:t>后续补充：</w:t>
-      </w:r>
-      <w:r>
-        <w:rPr>
-          <w:rFonts w:ascii="微软雅黑" w:hAnsi="微软雅黑" w:eastAsia="微软雅黑"/>
-          <w:b w:val="0"/>
-          <w:sz w:val="20"/>
-        </w:rPr>
-        <w:t>按页面截图补齐关键字段、按钮说明、弹窗流程、保存校验和常见问题。</w:t>
-      </w:r>
-    </w:p>
-    <w:p>
-      <w:pPr>
-        <w:pStyle w:val="5"/>
-        <w:keepNext/>
-        <w:spacing w:before="180" w:after="100" w:line="259" w:lineRule="auto"/>
-      </w:pPr>
-      <w:r>
-        <w:rPr>
-          <w:rFonts w:ascii="微软雅黑" w:hAnsi="微软雅黑" w:eastAsia="微软雅黑"/>
-          <w:b/>
-          <w:color w:val="2F5597"/>
-          <w:sz w:val="25"/>
-        </w:rPr>
-        <w:t>代理配置</w:t>
-      </w:r>
-    </w:p>
-    <w:p>
-      <w:pPr>
-        <w:pStyle w:val="16"/>
-        <w:spacing w:after="40" w:line="276" w:lineRule="auto"/>
-      </w:pPr>
-      <w:r>
-        <w:rPr>
-          <w:rFonts w:ascii="微软雅黑" w:hAnsi="微软雅黑" w:eastAsia="微软雅黑"/>
-          <w:b/>
-          <w:color w:val="254061"/>
-          <w:sz w:val="20"/>
-        </w:rPr>
-        <w:t>页面介绍：</w:t>
-      </w:r>
-      <w:r>
-        <w:rPr>
-          <w:rFonts w:ascii="微软雅黑" w:hAnsi="微软雅黑" w:eastAsia="微软雅黑"/>
-          <w:b w:val="0"/>
-          <w:sz w:val="20"/>
-        </w:rPr>
-        <w:t>用于处理“代理配置”相关后台业务，具体说明可在后续补充截图时继续细化。</w:t>
-      </w:r>
-    </w:p>
-    <w:p>
-      <w:pPr>
-        <w:pStyle w:val="16"/>
-        <w:spacing w:after="40" w:line="276" w:lineRule="auto"/>
-      </w:pPr>
-      <w:r>
-        <w:rPr>
-          <w:rFonts w:ascii="微软雅黑" w:hAnsi="微软雅黑" w:eastAsia="微软雅黑"/>
-          <w:b/>
-          <w:color w:val="254061"/>
-          <w:sz w:val="20"/>
-        </w:rPr>
-        <w:t>常用操作：</w:t>
-      </w:r>
-      <w:r>
-        <w:rPr>
-          <w:rFonts w:ascii="微软雅黑" w:hAnsi="微软雅黑" w:eastAsia="微软雅黑"/>
-          <w:b w:val="0"/>
-          <w:sz w:val="20"/>
-        </w:rPr>
-        <w:t>进入页面后先通过筛选条件定位数据或配置项，再执行页面支持的新增、编辑、启用、停用、审核、导出或查看详情等操作。</w:t>
-      </w:r>
-    </w:p>
-    <w:p>
-      <w:pPr>
-        <w:pStyle w:val="16"/>
-        <w:spacing w:after="40" w:line="276" w:lineRule="auto"/>
-      </w:pPr>
-      <w:r>
-        <w:rPr>
-          <w:rFonts w:ascii="微软雅黑" w:hAnsi="微软雅黑" w:eastAsia="微软雅黑"/>
-          <w:b/>
-          <w:color w:val="254061"/>
-          <w:sz w:val="20"/>
-        </w:rPr>
-        <w:t>后续补充：</w:t>
-      </w:r>
-      <w:r>
-        <w:rPr>
-          <w:rFonts w:ascii="微软雅黑" w:hAnsi="微软雅黑" w:eastAsia="微软雅黑"/>
-          <w:b w:val="0"/>
-          <w:sz w:val="20"/>
-        </w:rPr>
-        <w:t>按页面截图补齐关键字段、按钮说明、弹窗流程、保存校验和常见问题。</w:t>
-      </w:r>
-    </w:p>
-    <w:p>
-      <w:pPr>
-        <w:pStyle w:val="5"/>
-        <w:keepNext/>
-        <w:spacing w:before="180" w:after="100" w:line="259" w:lineRule="auto"/>
-      </w:pPr>
-      <w:r>
-        <w:rPr>
-          <w:rFonts w:ascii="微软雅黑" w:hAnsi="微软雅黑" w:eastAsia="微软雅黑"/>
-          <w:b/>
-          <w:color w:val="2F5597"/>
-          <w:sz w:val="25"/>
-        </w:rPr>
-        <w:t>代理领取记录</w:t>
-      </w:r>
-    </w:p>
-    <w:p>
-      <w:pPr>
-        <w:pStyle w:val="16"/>
-        <w:spacing w:after="40" w:line="276" w:lineRule="auto"/>
-      </w:pPr>
-      <w:r>
-        <w:rPr>
-          <w:rFonts w:ascii="微软雅黑" w:hAnsi="微软雅黑" w:eastAsia="微软雅黑"/>
-          <w:b/>
-          <w:color w:val="254061"/>
-          <w:sz w:val="20"/>
-        </w:rPr>
-        <w:t>页面介绍：</w:t>
-      </w:r>
-      <w:r>
-        <w:rPr>
-          <w:rFonts w:ascii="微软雅黑" w:hAnsi="微软雅黑" w:eastAsia="微软雅黑"/>
-          <w:b w:val="0"/>
-          <w:sz w:val="20"/>
-        </w:rPr>
-        <w:t>用于处理“代理领取记录”相关后台业务，具体说明可在后续补充截图时继续细化。</w:t>
-      </w:r>
-    </w:p>
-    <w:p>
-      <w:pPr>
-        <w:pStyle w:val="16"/>
-        <w:spacing w:after="40" w:line="276" w:lineRule="auto"/>
-      </w:pPr>
-      <w:r>
-        <w:rPr>
-          <w:rFonts w:ascii="微软雅黑" w:hAnsi="微软雅黑" w:eastAsia="微软雅黑"/>
-          <w:b/>
-          <w:color w:val="254061"/>
-          <w:sz w:val="20"/>
-        </w:rPr>
-        <w:t>常用操作：</w:t>
-      </w:r>
-      <w:r>
-        <w:rPr>
-          <w:rFonts w:ascii="微软雅黑" w:hAnsi="微软雅黑" w:eastAsia="微软雅黑"/>
-          <w:b w:val="0"/>
-          <w:sz w:val="20"/>
-        </w:rPr>
-        <w:t>进入页面后先通过筛选条件定位数据或配置项，再执行页面支持的新增、编辑、启用、停用、审核、导出或查看详情等操作。</w:t>
-      </w:r>
-    </w:p>
-    <w:p>
-      <w:pPr>
-        <w:pStyle w:val="16"/>
-        <w:spacing w:after="40" w:line="276" w:lineRule="auto"/>
-      </w:pPr>
-      <w:r>
-        <w:rPr>
-          <w:rFonts w:ascii="微软雅黑" w:hAnsi="微软雅黑" w:eastAsia="微软雅黑"/>
-          <w:b/>
-          <w:color w:val="254061"/>
-          <w:sz w:val="20"/>
-        </w:rPr>
-        <w:t>后续补充：</w:t>
-      </w:r>
-      <w:r>
-        <w:rPr>
-          <w:rFonts w:ascii="微软雅黑" w:hAnsi="微软雅黑" w:eastAsia="微软雅黑"/>
-          <w:b w:val="0"/>
-          <w:sz w:val="20"/>
-        </w:rPr>
-        <w:t>按页面截图补齐关键字段、按钮说明、弹窗流程、保存校验和常见问题。</w:t>
-      </w:r>
-    </w:p>
-    <w:p>
-      <w:pPr>
-        <w:pStyle w:val="5"/>
-        <w:keepNext/>
-        <w:spacing w:before="180" w:after="100" w:line="259" w:lineRule="auto"/>
-      </w:pPr>
-      <w:r>
-        <w:rPr>
-          <w:rFonts w:ascii="微软雅黑" w:hAnsi="微软雅黑" w:eastAsia="微软雅黑"/>
-          <w:b/>
-          <w:color w:val="2F5597"/>
-          <w:sz w:val="25"/>
-        </w:rPr>
-        <w:t>代理数据查询</w:t>
-      </w:r>
-    </w:p>
-    <w:p>
-      <w:pPr>
-        <w:pStyle w:val="16"/>
-        <w:spacing w:after="40" w:line="276" w:lineRule="auto"/>
-      </w:pPr>
-      <w:r>
-        <w:rPr>
-          <w:rFonts w:ascii="微软雅黑" w:hAnsi="微软雅黑" w:eastAsia="微软雅黑"/>
-          <w:b/>
-          <w:color w:val="254061"/>
-          <w:sz w:val="20"/>
-        </w:rPr>
-        <w:t>页面介绍：</w:t>
-      </w:r>
-      <w:r>
-        <w:rPr>
-          <w:rFonts w:ascii="微软雅黑" w:hAnsi="微软雅黑" w:eastAsia="微软雅黑"/>
-          <w:b w:val="0"/>
-          <w:sz w:val="20"/>
-        </w:rPr>
-        <w:t>用于处理“代理数据查询”相关后台业务，具体说明可在后续补充截图时继续细化。</w:t>
-      </w:r>
-    </w:p>
-    <w:p>
-      <w:pPr>
-        <w:pStyle w:val="16"/>
-        <w:spacing w:after="40" w:line="276" w:lineRule="auto"/>
-      </w:pPr>
-      <w:r>
-        <w:rPr>
-          <w:rFonts w:ascii="微软雅黑" w:hAnsi="微软雅黑" w:eastAsia="微软雅黑"/>
-          <w:b/>
-          <w:color w:val="254061"/>
-          <w:sz w:val="20"/>
-        </w:rPr>
-        <w:t>常用操作：</w:t>
-      </w:r>
-      <w:r>
-        <w:rPr>
-          <w:rFonts w:ascii="微软雅黑" w:hAnsi="微软雅黑" w:eastAsia="微软雅黑"/>
-          <w:b w:val="0"/>
-          <w:sz w:val="20"/>
-        </w:rPr>
-        <w:t>进入页面后先通过筛选条件定位数据或配置项，再执行页面支持的新增、编辑、启用、停用、审核、导出或查看详情等操作。</w:t>
-      </w:r>
-    </w:p>
-    <w:p>
-      <w:pPr>
-        <w:pStyle w:val="16"/>
-        <w:spacing w:after="40" w:line="276" w:lineRule="auto"/>
-      </w:pPr>
-      <w:r>
-        <w:rPr>
-          <w:rFonts w:ascii="微软雅黑" w:hAnsi="微软雅黑" w:eastAsia="微软雅黑"/>
-          <w:b/>
-          <w:color w:val="254061"/>
-          <w:sz w:val="20"/>
-        </w:rPr>
-        <w:t>后续补充：</w:t>
-      </w:r>
-      <w:r>
-        <w:rPr>
-          <w:rFonts w:ascii="微软雅黑" w:hAnsi="微软雅黑" w:eastAsia="微软雅黑"/>
-          <w:b w:val="0"/>
-          <w:sz w:val="20"/>
-        </w:rPr>
-        <w:t>按页面截图补齐关键字段、按钮说明、弹窗流程、保存校验和常见问题。</w:t>
-      </w:r>
-    </w:p>
-    <w:p>
-      <w:pPr>
-        <w:pStyle w:val="3"/>
-        <w:keepNext/>
-        <w:spacing w:before="360" w:after="240" w:line="276" w:lineRule="auto"/>
-      </w:pPr>
-      <w:r>
-        <w:rPr>
-          <w:rFonts w:ascii="微软雅黑" w:hAnsi="微软雅黑" w:eastAsia="微软雅黑"/>
-          <w:b/>
-          <w:color w:val="17365D"/>
-          <w:sz w:val="40"/>
-        </w:rPr>
-        <w:t>十二、风险中心</w:t>
+        <w:t>列表查不到数据</w:t>
+      </w:r>
+    </w:p>
+    <w:p>
+      <w:pPr>
+        <w:spacing w:after="60" w:line="276" w:lineRule="auto"/>
+      </w:pPr>
+      <w:r>
+        <w:rPr>
+          <w:rFonts w:ascii="微软雅黑" w:hAnsi="微软雅黑" w:eastAsia="微软雅黑"/>
+          <w:b w:val="0"/>
+          <w:sz w:val="20"/>
+        </w:rPr>
+        <w:t>检查时间范围、状态、账号、渠道等筛选条件，必要时重置后重新查询。</w:t>
       </w:r>
     </w:p>
     <w:p>
@@ -11791,7 +14659,7 @@
           <w:color w:val="1F4E79"/>
           <w:sz w:val="30"/>
         </w:rPr>
-        <w:t>模块定位</w:t>
+        <w:t>配置保存后未生效</w:t>
       </w:r>
     </w:p>
     <w:p>
@@ -11804,7 +14672,7 @@
           <w:b w:val="0"/>
           <w:sz w:val="20"/>
         </w:rPr>
-        <w:t>本章节按后台真实菜单顺序整理，页面说明与后台左侧菜单保持一致，便于商户按菜单路径查找和操作。</w:t>
+        <w:t>确认配置状态、生效时间、适用范围、缓存和当前操作站点。</w:t>
       </w:r>
     </w:p>
     <w:p>
@@ -11820,278 +14688,20 @@
           <w:color w:val="1F4E79"/>
           <w:sz w:val="30"/>
         </w:rPr>
-        <w:t>页面说明</w:t>
-      </w:r>
-    </w:p>
-    <w:p>
-      <w:pPr>
-        <w:pStyle w:val="5"/>
-        <w:keepNext/>
-        <w:spacing w:before="180" w:after="100" w:line="259" w:lineRule="auto"/>
-      </w:pPr>
-      <w:r>
-        <w:rPr>
-          <w:rFonts w:ascii="微软雅黑" w:hAnsi="微软雅黑" w:eastAsia="微软雅黑"/>
-          <w:b/>
-          <w:color w:val="2F5597"/>
-          <w:sz w:val="25"/>
-        </w:rPr>
-        <w:t>黑名单</w:t>
-      </w:r>
-    </w:p>
-    <w:p>
-      <w:pPr>
-        <w:pStyle w:val="16"/>
-        <w:spacing w:after="40" w:line="276" w:lineRule="auto"/>
-      </w:pPr>
-      <w:r>
-        <w:rPr>
-          <w:rFonts w:ascii="微软雅黑" w:hAnsi="微软雅黑" w:eastAsia="微软雅黑"/>
-          <w:b/>
-          <w:color w:val="254061"/>
-          <w:sz w:val="20"/>
-        </w:rPr>
-        <w:t>页面介绍：</w:t>
-      </w:r>
-      <w:r>
-        <w:rPr>
-          <w:rFonts w:ascii="微软雅黑" w:hAnsi="微软雅黑" w:eastAsia="微软雅黑"/>
-          <w:b w:val="0"/>
-          <w:sz w:val="20"/>
-        </w:rPr>
-        <w:t>用于处理“黑名单”相关后台业务，具体说明可在后续补充截图时继续细化。</w:t>
-      </w:r>
-    </w:p>
-    <w:p>
-      <w:pPr>
-        <w:pStyle w:val="16"/>
-        <w:spacing w:after="40" w:line="276" w:lineRule="auto"/>
-      </w:pPr>
-      <w:r>
-        <w:rPr>
-          <w:rFonts w:ascii="微软雅黑" w:hAnsi="微软雅黑" w:eastAsia="微软雅黑"/>
-          <w:b/>
-          <w:color w:val="254061"/>
-          <w:sz w:val="20"/>
-        </w:rPr>
-        <w:t>常用操作：</w:t>
-      </w:r>
-      <w:r>
-        <w:rPr>
-          <w:rFonts w:ascii="微软雅黑" w:hAnsi="微软雅黑" w:eastAsia="微软雅黑"/>
-          <w:b w:val="0"/>
-          <w:sz w:val="20"/>
-        </w:rPr>
-        <w:t>进入页面后先通过筛选条件定位数据或配置项，再执行页面支持的新增、编辑、启用、停用、审核、导出或查看详情等操作。</w:t>
-      </w:r>
-    </w:p>
-    <w:p>
-      <w:pPr>
-        <w:pStyle w:val="16"/>
-        <w:spacing w:after="40" w:line="276" w:lineRule="auto"/>
-      </w:pPr>
-      <w:r>
-        <w:rPr>
-          <w:rFonts w:ascii="微软雅黑" w:hAnsi="微软雅黑" w:eastAsia="微软雅黑"/>
-          <w:b/>
-          <w:color w:val="254061"/>
-          <w:sz w:val="20"/>
-        </w:rPr>
-        <w:t>后续补充：</w:t>
-      </w:r>
-      <w:r>
-        <w:rPr>
-          <w:rFonts w:ascii="微软雅黑" w:hAnsi="微软雅黑" w:eastAsia="微软雅黑"/>
-          <w:b w:val="0"/>
-          <w:sz w:val="20"/>
-        </w:rPr>
-        <w:t>按页面截图补齐关键字段、按钮说明、弹窗流程、保存校验和常见问题。</w:t>
-      </w:r>
-    </w:p>
-    <w:p>
-      <w:pPr>
-        <w:pStyle w:val="5"/>
-        <w:keepNext/>
-        <w:spacing w:before="180" w:after="100" w:line="259" w:lineRule="auto"/>
-      </w:pPr>
-      <w:r>
-        <w:rPr>
-          <w:rFonts w:ascii="微软雅黑" w:hAnsi="微软雅黑" w:eastAsia="微软雅黑"/>
-          <w:b/>
-          <w:color w:val="2F5597"/>
-          <w:sz w:val="25"/>
-        </w:rPr>
-        <w:t>刷子监控</w:t>
-      </w:r>
-    </w:p>
-    <w:p>
-      <w:pPr>
-        <w:pStyle w:val="16"/>
-        <w:spacing w:after="40" w:line="276" w:lineRule="auto"/>
-      </w:pPr>
-      <w:r>
-        <w:rPr>
-          <w:rFonts w:ascii="微软雅黑" w:hAnsi="微软雅黑" w:eastAsia="微软雅黑"/>
-          <w:b/>
-          <w:color w:val="254061"/>
-          <w:sz w:val="20"/>
-        </w:rPr>
-        <w:t>页面介绍：</w:t>
-      </w:r>
-      <w:r>
-        <w:rPr>
-          <w:rFonts w:ascii="微软雅黑" w:hAnsi="微软雅黑" w:eastAsia="微软雅黑"/>
-          <w:b w:val="0"/>
-          <w:sz w:val="20"/>
-        </w:rPr>
-        <w:t>用于处理“刷子监控”相关后台业务，具体说明可在后续补充截图时继续细化。</w:t>
-      </w:r>
-    </w:p>
-    <w:p>
-      <w:pPr>
-        <w:pStyle w:val="16"/>
-        <w:spacing w:after="40" w:line="276" w:lineRule="auto"/>
-      </w:pPr>
-      <w:r>
-        <w:rPr>
-          <w:rFonts w:ascii="微软雅黑" w:hAnsi="微软雅黑" w:eastAsia="微软雅黑"/>
-          <w:b/>
-          <w:color w:val="254061"/>
-          <w:sz w:val="20"/>
-        </w:rPr>
-        <w:t>常用操作：</w:t>
-      </w:r>
-      <w:r>
-        <w:rPr>
-          <w:rFonts w:ascii="微软雅黑" w:hAnsi="微软雅黑" w:eastAsia="微软雅黑"/>
-          <w:b w:val="0"/>
-          <w:sz w:val="20"/>
-        </w:rPr>
-        <w:t>进入页面后先通过筛选条件定位数据或配置项，再执行页面支持的新增、编辑、启用、停用、审核、导出或查看详情等操作。</w:t>
-      </w:r>
-    </w:p>
-    <w:p>
-      <w:pPr>
-        <w:pStyle w:val="16"/>
-        <w:spacing w:after="40" w:line="276" w:lineRule="auto"/>
-      </w:pPr>
-      <w:r>
-        <w:rPr>
-          <w:rFonts w:ascii="微软雅黑" w:hAnsi="微软雅黑" w:eastAsia="微软雅黑"/>
-          <w:b/>
-          <w:color w:val="254061"/>
-          <w:sz w:val="20"/>
-        </w:rPr>
-        <w:t>后续补充：</w:t>
-      </w:r>
-      <w:r>
-        <w:rPr>
-          <w:rFonts w:ascii="微软雅黑" w:hAnsi="微软雅黑" w:eastAsia="微软雅黑"/>
-          <w:b w:val="0"/>
-          <w:sz w:val="20"/>
-        </w:rPr>
-        <w:t>按页面截图补齐关键字段、按钮说明、弹窗流程、保存校验和常见问题。</w:t>
-      </w:r>
-    </w:p>
-    <w:p>
-      <w:pPr>
-        <w:pStyle w:val="5"/>
-        <w:keepNext/>
-        <w:spacing w:before="180" w:after="100" w:line="259" w:lineRule="auto"/>
-      </w:pPr>
-      <w:r>
-        <w:rPr>
-          <w:rFonts w:ascii="微软雅黑" w:hAnsi="微软雅黑" w:eastAsia="微软雅黑"/>
-          <w:b/>
-          <w:color w:val="2F5597"/>
-          <w:sz w:val="25"/>
-        </w:rPr>
-        <w:t>游戏获利监控</w:t>
-      </w:r>
-    </w:p>
-    <w:p>
-      <w:pPr>
-        <w:pStyle w:val="16"/>
-        <w:spacing w:after="40" w:line="276" w:lineRule="auto"/>
-      </w:pPr>
-      <w:r>
-        <w:rPr>
-          <w:rFonts w:ascii="微软雅黑" w:hAnsi="微软雅黑" w:eastAsia="微软雅黑"/>
-          <w:b/>
-          <w:color w:val="254061"/>
-          <w:sz w:val="20"/>
-        </w:rPr>
-        <w:t>页面介绍：</w:t>
-      </w:r>
-      <w:r>
-        <w:rPr>
-          <w:rFonts w:ascii="微软雅黑" w:hAnsi="微软雅黑" w:eastAsia="微软雅黑"/>
-          <w:b w:val="0"/>
-          <w:sz w:val="20"/>
-        </w:rPr>
-        <w:t>用于处理“游戏获利监控”相关后台业务，具体说明可在后续补充截图时继续细化。</w:t>
-      </w:r>
-    </w:p>
-    <w:p>
-      <w:pPr>
-        <w:pStyle w:val="16"/>
-        <w:spacing w:after="40" w:line="276" w:lineRule="auto"/>
-      </w:pPr>
-      <w:r>
-        <w:rPr>
-          <w:rFonts w:ascii="微软雅黑" w:hAnsi="微软雅黑" w:eastAsia="微软雅黑"/>
-          <w:b/>
-          <w:color w:val="254061"/>
-          <w:sz w:val="20"/>
-        </w:rPr>
-        <w:t>常用操作：</w:t>
-      </w:r>
-      <w:r>
-        <w:rPr>
-          <w:rFonts w:ascii="微软雅黑" w:hAnsi="微软雅黑" w:eastAsia="微软雅黑"/>
-          <w:b w:val="0"/>
-          <w:sz w:val="20"/>
-        </w:rPr>
-        <w:t>进入页面后先通过筛选条件定位数据或配置项，再执行页面支持的新增、编辑、启用、停用、审核、导出或查看详情等操作。</w:t>
-      </w:r>
-    </w:p>
-    <w:p>
-      <w:pPr>
-        <w:pStyle w:val="16"/>
-        <w:spacing w:after="40" w:line="276" w:lineRule="auto"/>
-      </w:pPr>
-      <w:r>
-        <w:rPr>
-          <w:rFonts w:ascii="微软雅黑" w:hAnsi="微软雅黑" w:eastAsia="微软雅黑"/>
-          <w:b/>
-          <w:color w:val="254061"/>
-          <w:sz w:val="20"/>
-        </w:rPr>
-        <w:t>后续补充：</w:t>
-      </w:r>
-      <w:r>
-        <w:rPr>
-          <w:rFonts w:ascii="微软雅黑" w:hAnsi="微软雅黑" w:eastAsia="微软雅黑"/>
-          <w:b w:val="0"/>
-          <w:sz w:val="20"/>
-        </w:rPr>
-        <w:t>按页面截图补齐关键字段、按钮说明、弹窗流程、保存校验和常见问题。</w:t>
-      </w:r>
-    </w:p>
-    <w:p>
-      <w:pPr>
-        <w:pStyle w:val="3"/>
-        <w:keepNext/>
-        <w:spacing w:before="360" w:after="240" w:line="276" w:lineRule="auto"/>
-      </w:pPr>
-      <w:r>
-        <w:rPr>
-          <w:rFonts w:ascii="微软雅黑" w:hAnsi="微软雅黑" w:eastAsia="微软雅黑"/>
-          <w:b/>
-          <w:color w:val="17365D"/>
-          <w:sz w:val="40"/>
-        </w:rPr>
-        <w:t>十三、商户中心</w:t>
+        <w:t>订单状态异常</w:t>
+      </w:r>
+    </w:p>
+    <w:p>
+      <w:pPr>
+        <w:spacing w:after="60" w:line="276" w:lineRule="auto"/>
+      </w:pPr>
+      <w:r>
+        <w:rPr>
+          <w:rFonts w:ascii="微软雅黑" w:hAnsi="微软雅黑" w:eastAsia="微软雅黑"/>
+          <w:b w:val="0"/>
+          <w:sz w:val="20"/>
+        </w:rPr>
+        <w:t>查看订单详情，结合支付通道数据、账变记录、操作日志和异常日志核对。</w:t>
       </w:r>
     </w:p>
     <w:p>
@@ -12107,7 +14717,7 @@
           <w:color w:val="1F4E79"/>
           <w:sz w:val="30"/>
         </w:rPr>
-        <w:t>模块定位</w:t>
+        <w:t>报表数据不一致</w:t>
       </w:r>
     </w:p>
     <w:p>
@@ -12120,7 +14730,7 @@
           <w:b w:val="0"/>
           <w:sz w:val="20"/>
         </w:rPr>
-        <w:t>本章节按后台真实菜单顺序整理，页面说明与后台左侧菜单保持一致，便于商户按菜单路径查找和操作。</w:t>
+        <w:t>确认统计时间、时区、口径、筛选条件和数据延迟。</w:t>
       </w:r>
     </w:p>
     <w:p>
@@ -12136,1670 +14746,6 @@
           <w:color w:val="1F4E79"/>
           <w:sz w:val="30"/>
         </w:rPr>
-        <w:t>页面说明</w:t>
-      </w:r>
-    </w:p>
-    <w:p>
-      <w:pPr>
-        <w:pStyle w:val="5"/>
-        <w:keepNext/>
-        <w:spacing w:before="180" w:after="100" w:line="259" w:lineRule="auto"/>
-      </w:pPr>
-      <w:r>
-        <w:rPr>
-          <w:rFonts w:ascii="微软雅黑" w:hAnsi="微软雅黑" w:eastAsia="微软雅黑"/>
-          <w:b/>
-          <w:color w:val="2F5597"/>
-          <w:sz w:val="25"/>
-        </w:rPr>
-        <w:t>商户信息</w:t>
-      </w:r>
-    </w:p>
-    <w:p>
-      <w:pPr>
-        <w:pStyle w:val="16"/>
-        <w:spacing w:after="40" w:line="276" w:lineRule="auto"/>
-      </w:pPr>
-      <w:r>
-        <w:rPr>
-          <w:rFonts w:ascii="微软雅黑" w:hAnsi="微软雅黑" w:eastAsia="微软雅黑"/>
-          <w:b/>
-          <w:color w:val="254061"/>
-          <w:sz w:val="20"/>
-        </w:rPr>
-        <w:t>页面介绍：</w:t>
-      </w:r>
-      <w:r>
-        <w:rPr>
-          <w:rFonts w:ascii="微软雅黑" w:hAnsi="微软雅黑" w:eastAsia="微软雅黑"/>
-          <w:b w:val="0"/>
-          <w:sz w:val="20"/>
-        </w:rPr>
-        <w:t>用于处理“商户信息”相关后台业务，具体说明可在后续补充截图时继续细化。</w:t>
-      </w:r>
-    </w:p>
-    <w:p>
-      <w:pPr>
-        <w:pStyle w:val="16"/>
-        <w:spacing w:after="40" w:line="276" w:lineRule="auto"/>
-      </w:pPr>
-      <w:r>
-        <w:rPr>
-          <w:rFonts w:ascii="微软雅黑" w:hAnsi="微软雅黑" w:eastAsia="微软雅黑"/>
-          <w:b/>
-          <w:color w:val="254061"/>
-          <w:sz w:val="20"/>
-        </w:rPr>
-        <w:t>常用操作：</w:t>
-      </w:r>
-      <w:r>
-        <w:rPr>
-          <w:rFonts w:ascii="微软雅黑" w:hAnsi="微软雅黑" w:eastAsia="微软雅黑"/>
-          <w:b w:val="0"/>
-          <w:sz w:val="20"/>
-        </w:rPr>
-        <w:t>进入页面后先通过筛选条件定位数据或配置项，再执行页面支持的新增、编辑、启用、停用、审核、导出或查看详情等操作。</w:t>
-      </w:r>
-    </w:p>
-    <w:p>
-      <w:pPr>
-        <w:pStyle w:val="16"/>
-        <w:spacing w:after="40" w:line="276" w:lineRule="auto"/>
-      </w:pPr>
-      <w:r>
-        <w:rPr>
-          <w:rFonts w:ascii="微软雅黑" w:hAnsi="微软雅黑" w:eastAsia="微软雅黑"/>
-          <w:b/>
-          <w:color w:val="254061"/>
-          <w:sz w:val="20"/>
-        </w:rPr>
-        <w:t>后续补充：</w:t>
-      </w:r>
-      <w:r>
-        <w:rPr>
-          <w:rFonts w:ascii="微软雅黑" w:hAnsi="微软雅黑" w:eastAsia="微软雅黑"/>
-          <w:b w:val="0"/>
-          <w:sz w:val="20"/>
-        </w:rPr>
-        <w:t>按页面截图补齐关键字段、按钮说明、弹窗流程、保存校验和常见问题。</w:t>
-      </w:r>
-    </w:p>
-    <w:p>
-      <w:pPr>
-        <w:pStyle w:val="5"/>
-        <w:keepNext/>
-        <w:spacing w:before="180" w:after="100" w:line="259" w:lineRule="auto"/>
-      </w:pPr>
-      <w:r>
-        <w:rPr>
-          <w:rFonts w:ascii="微软雅黑" w:hAnsi="微软雅黑" w:eastAsia="微软雅黑"/>
-          <w:b/>
-          <w:color w:val="2F5597"/>
-          <w:sz w:val="25"/>
-        </w:rPr>
-        <w:t>商户充值</w:t>
-      </w:r>
-    </w:p>
-    <w:p>
-      <w:pPr>
-        <w:pStyle w:val="16"/>
-        <w:spacing w:after="40" w:line="276" w:lineRule="auto"/>
-      </w:pPr>
-      <w:r>
-        <w:rPr>
-          <w:rFonts w:ascii="微软雅黑" w:hAnsi="微软雅黑" w:eastAsia="微软雅黑"/>
-          <w:b/>
-          <w:color w:val="254061"/>
-          <w:sz w:val="20"/>
-        </w:rPr>
-        <w:t>页面介绍：</w:t>
-      </w:r>
-      <w:r>
-        <w:rPr>
-          <w:rFonts w:ascii="微软雅黑" w:hAnsi="微软雅黑" w:eastAsia="微软雅黑"/>
-          <w:b w:val="0"/>
-          <w:sz w:val="20"/>
-        </w:rPr>
-        <w:t>用于处理“商户充值”相关后台业务，具体说明可在后续补充截图时继续细化。</w:t>
-      </w:r>
-    </w:p>
-    <w:p>
-      <w:pPr>
-        <w:pStyle w:val="16"/>
-        <w:spacing w:after="40" w:line="276" w:lineRule="auto"/>
-      </w:pPr>
-      <w:r>
-        <w:rPr>
-          <w:rFonts w:ascii="微软雅黑" w:hAnsi="微软雅黑" w:eastAsia="微软雅黑"/>
-          <w:b/>
-          <w:color w:val="254061"/>
-          <w:sz w:val="20"/>
-        </w:rPr>
-        <w:t>常用操作：</w:t>
-      </w:r>
-      <w:r>
-        <w:rPr>
-          <w:rFonts w:ascii="微软雅黑" w:hAnsi="微软雅黑" w:eastAsia="微软雅黑"/>
-          <w:b w:val="0"/>
-          <w:sz w:val="20"/>
-        </w:rPr>
-        <w:t>进入页面后先通过筛选条件定位数据或配置项，再执行页面支持的新增、编辑、启用、停用、审核、导出或查看详情等操作。</w:t>
-      </w:r>
-    </w:p>
-    <w:p>
-      <w:pPr>
-        <w:pStyle w:val="16"/>
-        <w:spacing w:after="40" w:line="276" w:lineRule="auto"/>
-      </w:pPr>
-      <w:r>
-        <w:rPr>
-          <w:rFonts w:ascii="微软雅黑" w:hAnsi="微软雅黑" w:eastAsia="微软雅黑"/>
-          <w:b/>
-          <w:color w:val="254061"/>
-          <w:sz w:val="20"/>
-        </w:rPr>
-        <w:t>后续补充：</w:t>
-      </w:r>
-      <w:r>
-        <w:rPr>
-          <w:rFonts w:ascii="微软雅黑" w:hAnsi="微软雅黑" w:eastAsia="微软雅黑"/>
-          <w:b w:val="0"/>
-          <w:sz w:val="20"/>
-        </w:rPr>
-        <w:t>按页面截图补齐关键字段、按钮说明、弹窗流程、保存校验和常见问题。</w:t>
-      </w:r>
-    </w:p>
-    <w:p>
-      <w:pPr>
-        <w:pStyle w:val="5"/>
-        <w:keepNext/>
-        <w:spacing w:before="180" w:after="100" w:line="259" w:lineRule="auto"/>
-      </w:pPr>
-      <w:r>
-        <w:rPr>
-          <w:rFonts w:ascii="微软雅黑" w:hAnsi="微软雅黑" w:eastAsia="微软雅黑"/>
-          <w:b/>
-          <w:color w:val="2F5597"/>
-          <w:sz w:val="25"/>
-        </w:rPr>
-        <w:t>充值记录</w:t>
-      </w:r>
-    </w:p>
-    <w:p>
-      <w:pPr>
-        <w:pStyle w:val="16"/>
-        <w:spacing w:after="40" w:line="276" w:lineRule="auto"/>
-      </w:pPr>
-      <w:r>
-        <w:rPr>
-          <w:rFonts w:ascii="微软雅黑" w:hAnsi="微软雅黑" w:eastAsia="微软雅黑"/>
-          <w:b/>
-          <w:color w:val="254061"/>
-          <w:sz w:val="20"/>
-        </w:rPr>
-        <w:t>页面介绍：</w:t>
-      </w:r>
-      <w:r>
-        <w:rPr>
-          <w:rFonts w:ascii="微软雅黑" w:hAnsi="微软雅黑" w:eastAsia="微软雅黑"/>
-          <w:b w:val="0"/>
-          <w:sz w:val="20"/>
-        </w:rPr>
-        <w:t>用于处理“充值记录”相关后台业务，具体说明可在后续补充截图时继续细化。</w:t>
-      </w:r>
-    </w:p>
-    <w:p>
-      <w:pPr>
-        <w:pStyle w:val="16"/>
-        <w:spacing w:after="40" w:line="276" w:lineRule="auto"/>
-      </w:pPr>
-      <w:r>
-        <w:rPr>
-          <w:rFonts w:ascii="微软雅黑" w:hAnsi="微软雅黑" w:eastAsia="微软雅黑"/>
-          <w:b/>
-          <w:color w:val="254061"/>
-          <w:sz w:val="20"/>
-        </w:rPr>
-        <w:t>常用操作：</w:t>
-      </w:r>
-      <w:r>
-        <w:rPr>
-          <w:rFonts w:ascii="微软雅黑" w:hAnsi="微软雅黑" w:eastAsia="微软雅黑"/>
-          <w:b w:val="0"/>
-          <w:sz w:val="20"/>
-        </w:rPr>
-        <w:t>进入页面后先通过筛选条件定位数据或配置项，再执行页面支持的新增、编辑、启用、停用、审核、导出或查看详情等操作。</w:t>
-      </w:r>
-    </w:p>
-    <w:p>
-      <w:pPr>
-        <w:pStyle w:val="16"/>
-        <w:spacing w:after="40" w:line="276" w:lineRule="auto"/>
-      </w:pPr>
-      <w:r>
-        <w:rPr>
-          <w:rFonts w:ascii="微软雅黑" w:hAnsi="微软雅黑" w:eastAsia="微软雅黑"/>
-          <w:b/>
-          <w:color w:val="254061"/>
-          <w:sz w:val="20"/>
-        </w:rPr>
-        <w:t>后续补充：</w:t>
-      </w:r>
-      <w:r>
-        <w:rPr>
-          <w:rFonts w:ascii="微软雅黑" w:hAnsi="微软雅黑" w:eastAsia="微软雅黑"/>
-          <w:b w:val="0"/>
-          <w:sz w:val="20"/>
-        </w:rPr>
-        <w:t>按页面截图补齐关键字段、按钮说明、弹窗流程、保存校验和常见问题。</w:t>
-      </w:r>
-    </w:p>
-    <w:p>
-      <w:pPr>
-        <w:pStyle w:val="5"/>
-        <w:keepNext/>
-        <w:spacing w:before="180" w:after="100" w:line="259" w:lineRule="auto"/>
-      </w:pPr>
-      <w:r>
-        <w:rPr>
-          <w:rFonts w:ascii="微软雅黑" w:hAnsi="微软雅黑" w:eastAsia="微软雅黑"/>
-          <w:b/>
-          <w:color w:val="2F5597"/>
-          <w:sz w:val="25"/>
-        </w:rPr>
-        <w:t>商户账变记录</w:t>
-      </w:r>
-    </w:p>
-    <w:p>
-      <w:pPr>
-        <w:pStyle w:val="16"/>
-        <w:spacing w:after="40" w:line="276" w:lineRule="auto"/>
-      </w:pPr>
-      <w:r>
-        <w:rPr>
-          <w:rFonts w:ascii="微软雅黑" w:hAnsi="微软雅黑" w:eastAsia="微软雅黑"/>
-          <w:b/>
-          <w:color w:val="254061"/>
-          <w:sz w:val="20"/>
-        </w:rPr>
-        <w:t>页面介绍：</w:t>
-      </w:r>
-      <w:r>
-        <w:rPr>
-          <w:rFonts w:ascii="微软雅黑" w:hAnsi="微软雅黑" w:eastAsia="微软雅黑"/>
-          <w:b w:val="0"/>
-          <w:sz w:val="20"/>
-        </w:rPr>
-        <w:t>用于处理“商户账变记录”相关后台业务，具体说明可在后续补充截图时继续细化。</w:t>
-      </w:r>
-    </w:p>
-    <w:p>
-      <w:pPr>
-        <w:pStyle w:val="16"/>
-        <w:spacing w:after="40" w:line="276" w:lineRule="auto"/>
-      </w:pPr>
-      <w:r>
-        <w:rPr>
-          <w:rFonts w:ascii="微软雅黑" w:hAnsi="微软雅黑" w:eastAsia="微软雅黑"/>
-          <w:b/>
-          <w:color w:val="254061"/>
-          <w:sz w:val="20"/>
-        </w:rPr>
-        <w:t>常用操作：</w:t>
-      </w:r>
-      <w:r>
-        <w:rPr>
-          <w:rFonts w:ascii="微软雅黑" w:hAnsi="微软雅黑" w:eastAsia="微软雅黑"/>
-          <w:b w:val="0"/>
-          <w:sz w:val="20"/>
-        </w:rPr>
-        <w:t>进入页面后先通过筛选条件定位数据或配置项，再执行页面支持的新增、编辑、启用、停用、审核、导出或查看详情等操作。</w:t>
-      </w:r>
-    </w:p>
-    <w:p>
-      <w:pPr>
-        <w:pStyle w:val="16"/>
-        <w:spacing w:after="40" w:line="276" w:lineRule="auto"/>
-      </w:pPr>
-      <w:r>
-        <w:rPr>
-          <w:rFonts w:ascii="微软雅黑" w:hAnsi="微软雅黑" w:eastAsia="微软雅黑"/>
-          <w:b/>
-          <w:color w:val="254061"/>
-          <w:sz w:val="20"/>
-        </w:rPr>
-        <w:t>后续补充：</w:t>
-      </w:r>
-      <w:r>
-        <w:rPr>
-          <w:rFonts w:ascii="微软雅黑" w:hAnsi="微软雅黑" w:eastAsia="微软雅黑"/>
-          <w:b w:val="0"/>
-          <w:sz w:val="20"/>
-        </w:rPr>
-        <w:t>按页面截图补齐关键字段、按钮说明、弹窗流程、保存校验和常见问题。</w:t>
-      </w:r>
-    </w:p>
-    <w:p>
-      <w:pPr>
-        <w:pStyle w:val="5"/>
-        <w:keepNext/>
-        <w:spacing w:before="180" w:after="100" w:line="259" w:lineRule="auto"/>
-      </w:pPr>
-      <w:r>
-        <w:rPr>
-          <w:rFonts w:ascii="微软雅黑" w:hAnsi="微软雅黑" w:eastAsia="微软雅黑"/>
-          <w:b/>
-          <w:color w:val="2F5597"/>
-          <w:sz w:val="25"/>
-        </w:rPr>
-        <w:t>商户账单</w:t>
-      </w:r>
-    </w:p>
-    <w:p>
-      <w:pPr>
-        <w:pStyle w:val="16"/>
-        <w:spacing w:after="40" w:line="276" w:lineRule="auto"/>
-      </w:pPr>
-      <w:r>
-        <w:rPr>
-          <w:rFonts w:ascii="微软雅黑" w:hAnsi="微软雅黑" w:eastAsia="微软雅黑"/>
-          <w:b/>
-          <w:color w:val="254061"/>
-          <w:sz w:val="20"/>
-        </w:rPr>
-        <w:t>页面介绍：</w:t>
-      </w:r>
-      <w:r>
-        <w:rPr>
-          <w:rFonts w:ascii="微软雅黑" w:hAnsi="微软雅黑" w:eastAsia="微软雅黑"/>
-          <w:b w:val="0"/>
-          <w:sz w:val="20"/>
-        </w:rPr>
-        <w:t>用于处理“商户账单”相关后台业务，具体说明可在后续补充截图时继续细化。</w:t>
-      </w:r>
-    </w:p>
-    <w:p>
-      <w:pPr>
-        <w:pStyle w:val="16"/>
-        <w:spacing w:after="40" w:line="276" w:lineRule="auto"/>
-      </w:pPr>
-      <w:r>
-        <w:rPr>
-          <w:rFonts w:ascii="微软雅黑" w:hAnsi="微软雅黑" w:eastAsia="微软雅黑"/>
-          <w:b/>
-          <w:color w:val="254061"/>
-          <w:sz w:val="20"/>
-        </w:rPr>
-        <w:t>常用操作：</w:t>
-      </w:r>
-      <w:r>
-        <w:rPr>
-          <w:rFonts w:ascii="微软雅黑" w:hAnsi="微软雅黑" w:eastAsia="微软雅黑"/>
-          <w:b w:val="0"/>
-          <w:sz w:val="20"/>
-        </w:rPr>
-        <w:t>进入页面后先通过筛选条件定位数据或配置项，再执行页面支持的新增、编辑、启用、停用、审核、导出或查看详情等操作。</w:t>
-      </w:r>
-    </w:p>
-    <w:p>
-      <w:pPr>
-        <w:pStyle w:val="16"/>
-        <w:spacing w:after="40" w:line="276" w:lineRule="auto"/>
-      </w:pPr>
-      <w:r>
-        <w:rPr>
-          <w:rFonts w:ascii="微软雅黑" w:hAnsi="微软雅黑" w:eastAsia="微软雅黑"/>
-          <w:b/>
-          <w:color w:val="254061"/>
-          <w:sz w:val="20"/>
-        </w:rPr>
-        <w:t>后续补充：</w:t>
-      </w:r>
-      <w:r>
-        <w:rPr>
-          <w:rFonts w:ascii="微软雅黑" w:hAnsi="微软雅黑" w:eastAsia="微软雅黑"/>
-          <w:b w:val="0"/>
-          <w:sz w:val="20"/>
-        </w:rPr>
-        <w:t>按页面截图补齐关键字段、按钮说明、弹窗流程、保存校验和常见问题。</w:t>
-      </w:r>
-    </w:p>
-    <w:p>
-      <w:pPr>
-        <w:pStyle w:val="3"/>
-        <w:keepNext/>
-        <w:spacing w:before="360" w:after="240" w:line="276" w:lineRule="auto"/>
-      </w:pPr>
-      <w:r>
-        <w:rPr>
-          <w:rFonts w:ascii="微软雅黑" w:hAnsi="微软雅黑" w:eastAsia="微软雅黑"/>
-          <w:b/>
-          <w:color w:val="17365D"/>
-          <w:sz w:val="40"/>
-        </w:rPr>
-        <w:t>十四、埋点配置</w:t>
-      </w:r>
-    </w:p>
-    <w:p>
-      <w:pPr>
-        <w:pStyle w:val="4"/>
-        <w:keepNext/>
-        <w:spacing w:before="240" w:after="140" w:line="269" w:lineRule="auto"/>
-      </w:pPr>
-      <w:r>
-        <w:rPr>
-          <w:rFonts w:ascii="微软雅黑" w:hAnsi="微软雅黑" w:eastAsia="微软雅黑"/>
-          <w:b/>
-          <w:color w:val="1F4E79"/>
-          <w:sz w:val="30"/>
-        </w:rPr>
-        <w:t>模块定位</w:t>
-      </w:r>
-    </w:p>
-    <w:p>
-      <w:pPr>
-        <w:spacing w:after="60" w:line="276" w:lineRule="auto"/>
-      </w:pPr>
-      <w:r>
-        <w:rPr>
-          <w:rFonts w:ascii="微软雅黑" w:hAnsi="微软雅黑" w:eastAsia="微软雅黑"/>
-          <w:b w:val="0"/>
-          <w:sz w:val="20"/>
-        </w:rPr>
-        <w:t>本章节按后台真实菜单顺序整理，页面说明与后台左侧菜单保持一致，便于商户按菜单路径查找和操作。</w:t>
-      </w:r>
-    </w:p>
-    <w:p>
-      <w:pPr>
-        <w:pStyle w:val="4"/>
-        <w:keepNext/>
-        <w:spacing w:before="240" w:after="140" w:line="269" w:lineRule="auto"/>
-      </w:pPr>
-      <w:r>
-        <w:rPr>
-          <w:rFonts w:ascii="微软雅黑" w:hAnsi="微软雅黑" w:eastAsia="微软雅黑"/>
-          <w:b/>
-          <w:color w:val="1F4E79"/>
-          <w:sz w:val="30"/>
-        </w:rPr>
-        <w:t>页面说明</w:t>
-      </w:r>
-    </w:p>
-    <w:p>
-      <w:pPr>
-        <w:pStyle w:val="5"/>
-        <w:keepNext/>
-        <w:spacing w:before="180" w:after="100" w:line="259" w:lineRule="auto"/>
-      </w:pPr>
-      <w:r>
-        <w:rPr>
-          <w:rFonts w:ascii="微软雅黑" w:hAnsi="微软雅黑" w:eastAsia="微软雅黑"/>
-          <w:b/>
-          <w:color w:val="2F5597"/>
-          <w:sz w:val="25"/>
-        </w:rPr>
-        <w:t>埋点统计</w:t>
-      </w:r>
-    </w:p>
-    <w:p>
-      <w:pPr>
-        <w:pStyle w:val="16"/>
-        <w:spacing w:after="40" w:line="276" w:lineRule="auto"/>
-      </w:pPr>
-      <w:r>
-        <w:rPr>
-          <w:rFonts w:ascii="微软雅黑" w:hAnsi="微软雅黑" w:eastAsia="微软雅黑"/>
-          <w:b/>
-          <w:color w:val="254061"/>
-          <w:sz w:val="20"/>
-        </w:rPr>
-        <w:t>页面介绍：</w:t>
-      </w:r>
-      <w:r>
-        <w:rPr>
-          <w:rFonts w:ascii="微软雅黑" w:hAnsi="微软雅黑" w:eastAsia="微软雅黑"/>
-          <w:b w:val="0"/>
-          <w:sz w:val="20"/>
-        </w:rPr>
-        <w:t>用于处理“埋点统计”相关后台业务，具体说明可在后续补充截图时继续细化。</w:t>
-      </w:r>
-    </w:p>
-    <w:p>
-      <w:pPr>
-        <w:pStyle w:val="16"/>
-        <w:spacing w:after="40" w:line="276" w:lineRule="auto"/>
-      </w:pPr>
-      <w:r>
-        <w:rPr>
-          <w:rFonts w:ascii="微软雅黑" w:hAnsi="微软雅黑" w:eastAsia="微软雅黑"/>
-          <w:b/>
-          <w:color w:val="254061"/>
-          <w:sz w:val="20"/>
-        </w:rPr>
-        <w:t>常用操作：</w:t>
-      </w:r>
-      <w:r>
-        <w:rPr>
-          <w:rFonts w:ascii="微软雅黑" w:hAnsi="微软雅黑" w:eastAsia="微软雅黑"/>
-          <w:b w:val="0"/>
-          <w:sz w:val="20"/>
-        </w:rPr>
-        <w:t>进入页面后先通过筛选条件定位数据或配置项，再执行页面支持的新增、编辑、启用、停用、审核、导出或查看详情等操作。</w:t>
-      </w:r>
-    </w:p>
-    <w:p>
-      <w:pPr>
-        <w:pStyle w:val="16"/>
-        <w:spacing w:after="40" w:line="276" w:lineRule="auto"/>
-      </w:pPr>
-      <w:r>
-        <w:rPr>
-          <w:rFonts w:ascii="微软雅黑" w:hAnsi="微软雅黑" w:eastAsia="微软雅黑"/>
-          <w:b/>
-          <w:color w:val="254061"/>
-          <w:sz w:val="20"/>
-        </w:rPr>
-        <w:t>后续补充：</w:t>
-      </w:r>
-      <w:r>
-        <w:rPr>
-          <w:rFonts w:ascii="微软雅黑" w:hAnsi="微软雅黑" w:eastAsia="微软雅黑"/>
-          <w:b w:val="0"/>
-          <w:sz w:val="20"/>
-        </w:rPr>
-        <w:t>按页面截图补齐关键字段、按钮说明、弹窗流程、保存校验和常见问题。</w:t>
-      </w:r>
-    </w:p>
-    <w:p>
-      <w:pPr>
-        <w:pStyle w:val="5"/>
-        <w:keepNext/>
-        <w:spacing w:before="180" w:after="100" w:line="259" w:lineRule="auto"/>
-      </w:pPr>
-      <w:r>
-        <w:rPr>
-          <w:rFonts w:ascii="微软雅黑" w:hAnsi="微软雅黑" w:eastAsia="微软雅黑"/>
-          <w:b/>
-          <w:color w:val="2F5597"/>
-          <w:sz w:val="25"/>
-        </w:rPr>
-        <w:t>会话列表</w:t>
-      </w:r>
-    </w:p>
-    <w:p>
-      <w:pPr>
-        <w:pStyle w:val="16"/>
-        <w:spacing w:after="40" w:line="276" w:lineRule="auto"/>
-      </w:pPr>
-      <w:r>
-        <w:rPr>
-          <w:rFonts w:ascii="微软雅黑" w:hAnsi="微软雅黑" w:eastAsia="微软雅黑"/>
-          <w:b/>
-          <w:color w:val="254061"/>
-          <w:sz w:val="20"/>
-        </w:rPr>
-        <w:t>页面介绍：</w:t>
-      </w:r>
-      <w:r>
-        <w:rPr>
-          <w:rFonts w:ascii="微软雅黑" w:hAnsi="微软雅黑" w:eastAsia="微软雅黑"/>
-          <w:b w:val="0"/>
-          <w:sz w:val="20"/>
-        </w:rPr>
-        <w:t>用于处理“会话列表”相关后台业务，具体说明可在后续补充截图时继续细化。</w:t>
-      </w:r>
-    </w:p>
-    <w:p>
-      <w:pPr>
-        <w:pStyle w:val="16"/>
-        <w:spacing w:after="40" w:line="276" w:lineRule="auto"/>
-      </w:pPr>
-      <w:r>
-        <w:rPr>
-          <w:rFonts w:ascii="微软雅黑" w:hAnsi="微软雅黑" w:eastAsia="微软雅黑"/>
-          <w:b/>
-          <w:color w:val="254061"/>
-          <w:sz w:val="20"/>
-        </w:rPr>
-        <w:t>常用操作：</w:t>
-      </w:r>
-      <w:r>
-        <w:rPr>
-          <w:rFonts w:ascii="微软雅黑" w:hAnsi="微软雅黑" w:eastAsia="微软雅黑"/>
-          <w:b w:val="0"/>
-          <w:sz w:val="20"/>
-        </w:rPr>
-        <w:t>进入页面后先通过筛选条件定位数据或配置项，再执行页面支持的新增、编辑、启用、停用、审核、导出或查看详情等操作。</w:t>
-      </w:r>
-    </w:p>
-    <w:p>
-      <w:pPr>
-        <w:pStyle w:val="16"/>
-        <w:spacing w:after="40" w:line="276" w:lineRule="auto"/>
-      </w:pPr>
-      <w:r>
-        <w:rPr>
-          <w:rFonts w:ascii="微软雅黑" w:hAnsi="微软雅黑" w:eastAsia="微软雅黑"/>
-          <w:b/>
-          <w:color w:val="254061"/>
-          <w:sz w:val="20"/>
-        </w:rPr>
-        <w:t>后续补充：</w:t>
-      </w:r>
-      <w:r>
-        <w:rPr>
-          <w:rFonts w:ascii="微软雅黑" w:hAnsi="微软雅黑" w:eastAsia="微软雅黑"/>
-          <w:b w:val="0"/>
-          <w:sz w:val="20"/>
-        </w:rPr>
-        <w:t>按页面截图补齐关键字段、按钮说明、弹窗流程、保存校验和常见问题。</w:t>
-      </w:r>
-    </w:p>
-    <w:p>
-      <w:pPr>
-        <w:pStyle w:val="5"/>
-        <w:keepNext/>
-        <w:spacing w:before="180" w:after="100" w:line="259" w:lineRule="auto"/>
-      </w:pPr>
-      <w:r>
-        <w:rPr>
-          <w:rFonts w:ascii="微软雅黑" w:hAnsi="微软雅黑" w:eastAsia="微软雅黑"/>
-          <w:b/>
-          <w:color w:val="2F5597"/>
-          <w:sz w:val="25"/>
-        </w:rPr>
-        <w:t>事件流水</w:t>
-      </w:r>
-    </w:p>
-    <w:p>
-      <w:pPr>
-        <w:pStyle w:val="16"/>
-        <w:spacing w:after="40" w:line="276" w:lineRule="auto"/>
-      </w:pPr>
-      <w:r>
-        <w:rPr>
-          <w:rFonts w:ascii="微软雅黑" w:hAnsi="微软雅黑" w:eastAsia="微软雅黑"/>
-          <w:b/>
-          <w:color w:val="254061"/>
-          <w:sz w:val="20"/>
-        </w:rPr>
-        <w:t>页面介绍：</w:t>
-      </w:r>
-      <w:r>
-        <w:rPr>
-          <w:rFonts w:ascii="微软雅黑" w:hAnsi="微软雅黑" w:eastAsia="微软雅黑"/>
-          <w:b w:val="0"/>
-          <w:sz w:val="20"/>
-        </w:rPr>
-        <w:t>用于处理“事件流水”相关后台业务，具体说明可在后续补充截图时继续细化。</w:t>
-      </w:r>
-    </w:p>
-    <w:p>
-      <w:pPr>
-        <w:pStyle w:val="16"/>
-        <w:spacing w:after="40" w:line="276" w:lineRule="auto"/>
-      </w:pPr>
-      <w:r>
-        <w:rPr>
-          <w:rFonts w:ascii="微软雅黑" w:hAnsi="微软雅黑" w:eastAsia="微软雅黑"/>
-          <w:b/>
-          <w:color w:val="254061"/>
-          <w:sz w:val="20"/>
-        </w:rPr>
-        <w:t>常用操作：</w:t>
-      </w:r>
-      <w:r>
-        <w:rPr>
-          <w:rFonts w:ascii="微软雅黑" w:hAnsi="微软雅黑" w:eastAsia="微软雅黑"/>
-          <w:b w:val="0"/>
-          <w:sz w:val="20"/>
-        </w:rPr>
-        <w:t>进入页面后先通过筛选条件定位数据或配置项，再执行页面支持的新增、编辑、启用、停用、审核、导出或查看详情等操作。</w:t>
-      </w:r>
-    </w:p>
-    <w:p>
-      <w:pPr>
-        <w:pStyle w:val="16"/>
-        <w:spacing w:after="40" w:line="276" w:lineRule="auto"/>
-      </w:pPr>
-      <w:r>
-        <w:rPr>
-          <w:rFonts w:ascii="微软雅黑" w:hAnsi="微软雅黑" w:eastAsia="微软雅黑"/>
-          <w:b/>
-          <w:color w:val="254061"/>
-          <w:sz w:val="20"/>
-        </w:rPr>
-        <w:t>后续补充：</w:t>
-      </w:r>
-      <w:r>
-        <w:rPr>
-          <w:rFonts w:ascii="微软雅黑" w:hAnsi="微软雅黑" w:eastAsia="微软雅黑"/>
-          <w:b w:val="0"/>
-          <w:sz w:val="20"/>
-        </w:rPr>
-        <w:t>按页面截图补齐关键字段、按钮说明、弹窗流程、保存校验和常见问题。</w:t>
-      </w:r>
-    </w:p>
-    <w:p>
-      <w:pPr>
-        <w:pStyle w:val="3"/>
-        <w:keepNext/>
-        <w:spacing w:before="360" w:after="240" w:line="276" w:lineRule="auto"/>
-      </w:pPr>
-      <w:r>
-        <w:rPr>
-          <w:rFonts w:ascii="微软雅黑" w:hAnsi="微软雅黑" w:eastAsia="微软雅黑"/>
-          <w:b/>
-          <w:color w:val="17365D"/>
-          <w:sz w:val="40"/>
-        </w:rPr>
-        <w:t>十五、人事中心</w:t>
-      </w:r>
-    </w:p>
-    <w:p>
-      <w:pPr>
-        <w:pStyle w:val="4"/>
-        <w:keepNext/>
-        <w:spacing w:before="240" w:after="140" w:line="269" w:lineRule="auto"/>
-      </w:pPr>
-      <w:r>
-        <w:rPr>
-          <w:rFonts w:ascii="微软雅黑" w:hAnsi="微软雅黑" w:eastAsia="微软雅黑"/>
-          <w:b/>
-          <w:color w:val="1F4E79"/>
-          <w:sz w:val="30"/>
-        </w:rPr>
-        <w:t>模块定位</w:t>
-      </w:r>
-    </w:p>
-    <w:p>
-      <w:pPr>
-        <w:spacing w:after="60" w:line="276" w:lineRule="auto"/>
-      </w:pPr>
-      <w:r>
-        <w:rPr>
-          <w:rFonts w:ascii="微软雅黑" w:hAnsi="微软雅黑" w:eastAsia="微软雅黑"/>
-          <w:b w:val="0"/>
-          <w:sz w:val="20"/>
-        </w:rPr>
-        <w:t>本章节按后台真实菜单顺序整理，页面说明与后台左侧菜单保持一致，便于商户按菜单路径查找和操作。</w:t>
-      </w:r>
-    </w:p>
-    <w:p>
-      <w:pPr>
-        <w:pStyle w:val="4"/>
-        <w:keepNext/>
-        <w:spacing w:before="240" w:after="140" w:line="269" w:lineRule="auto"/>
-      </w:pPr>
-      <w:r>
-        <w:rPr>
-          <w:rFonts w:ascii="微软雅黑" w:hAnsi="微软雅黑" w:eastAsia="微软雅黑"/>
-          <w:b/>
-          <w:color w:val="1F4E79"/>
-          <w:sz w:val="30"/>
-        </w:rPr>
-        <w:t>页面说明</w:t>
-      </w:r>
-    </w:p>
-    <w:p>
-      <w:pPr>
-        <w:pStyle w:val="5"/>
-        <w:keepNext/>
-        <w:spacing w:before="180" w:after="100" w:line="259" w:lineRule="auto"/>
-      </w:pPr>
-      <w:r>
-        <w:rPr>
-          <w:rFonts w:ascii="微软雅黑" w:hAnsi="微软雅黑" w:eastAsia="微软雅黑"/>
-          <w:b/>
-          <w:color w:val="2F5597"/>
-          <w:sz w:val="25"/>
-        </w:rPr>
-        <w:t>账号管理</w:t>
-      </w:r>
-    </w:p>
-    <w:p>
-      <w:pPr>
-        <w:pStyle w:val="16"/>
-        <w:spacing w:after="40" w:line="276" w:lineRule="auto"/>
-      </w:pPr>
-      <w:r>
-        <w:rPr>
-          <w:rFonts w:ascii="微软雅黑" w:hAnsi="微软雅黑" w:eastAsia="微软雅黑"/>
-          <w:b/>
-          <w:color w:val="254061"/>
-          <w:sz w:val="20"/>
-        </w:rPr>
-        <w:t>页面介绍：</w:t>
-      </w:r>
-      <w:r>
-        <w:rPr>
-          <w:rFonts w:ascii="微软雅黑" w:hAnsi="微软雅黑" w:eastAsia="微软雅黑"/>
-          <w:b w:val="0"/>
-          <w:sz w:val="20"/>
-        </w:rPr>
-        <w:t>用于处理“账号管理”相关后台业务，具体说明可在后续补充截图时继续细化。</w:t>
-      </w:r>
-    </w:p>
-    <w:p>
-      <w:pPr>
-        <w:pStyle w:val="16"/>
-        <w:spacing w:after="40" w:line="276" w:lineRule="auto"/>
-      </w:pPr>
-      <w:r>
-        <w:rPr>
-          <w:rFonts w:ascii="微软雅黑" w:hAnsi="微软雅黑" w:eastAsia="微软雅黑"/>
-          <w:b/>
-          <w:color w:val="254061"/>
-          <w:sz w:val="20"/>
-        </w:rPr>
-        <w:t>常用操作：</w:t>
-      </w:r>
-      <w:r>
-        <w:rPr>
-          <w:rFonts w:ascii="微软雅黑" w:hAnsi="微软雅黑" w:eastAsia="微软雅黑"/>
-          <w:b w:val="0"/>
-          <w:sz w:val="20"/>
-        </w:rPr>
-        <w:t>进入页面后先通过筛选条件定位数据或配置项，再执行页面支持的新增、编辑、启用、停用、审核、导出或查看详情等操作。</w:t>
-      </w:r>
-    </w:p>
-    <w:p>
-      <w:pPr>
-        <w:pStyle w:val="16"/>
-        <w:spacing w:after="40" w:line="276" w:lineRule="auto"/>
-      </w:pPr>
-      <w:r>
-        <w:rPr>
-          <w:rFonts w:ascii="微软雅黑" w:hAnsi="微软雅黑" w:eastAsia="微软雅黑"/>
-          <w:b/>
-          <w:color w:val="254061"/>
-          <w:sz w:val="20"/>
-        </w:rPr>
-        <w:t>后续补充：</w:t>
-      </w:r>
-      <w:r>
-        <w:rPr>
-          <w:rFonts w:ascii="微软雅黑" w:hAnsi="微软雅黑" w:eastAsia="微软雅黑"/>
-          <w:b w:val="0"/>
-          <w:sz w:val="20"/>
-        </w:rPr>
-        <w:t>按页面截图补齐关键字段、按钮说明、弹窗流程、保存校验和常见问题。</w:t>
-      </w:r>
-    </w:p>
-    <w:p>
-      <w:pPr>
-        <w:pStyle w:val="5"/>
-        <w:keepNext/>
-        <w:spacing w:before="180" w:after="100" w:line="259" w:lineRule="auto"/>
-      </w:pPr>
-      <w:r>
-        <w:rPr>
-          <w:rFonts w:ascii="微软雅黑" w:hAnsi="微软雅黑" w:eastAsia="微软雅黑"/>
-          <w:b/>
-          <w:color w:val="2F5597"/>
-          <w:sz w:val="25"/>
-        </w:rPr>
-        <w:t>日志管理</w:t>
-      </w:r>
-    </w:p>
-    <w:p>
-      <w:pPr>
-        <w:pStyle w:val="16"/>
-        <w:spacing w:after="40" w:line="276" w:lineRule="auto"/>
-      </w:pPr>
-      <w:r>
-        <w:rPr>
-          <w:rFonts w:ascii="微软雅黑" w:hAnsi="微软雅黑" w:eastAsia="微软雅黑"/>
-          <w:b/>
-          <w:color w:val="254061"/>
-          <w:sz w:val="20"/>
-        </w:rPr>
-        <w:t>页面说明：</w:t>
-      </w:r>
-      <w:r>
-        <w:rPr>
-          <w:rFonts w:ascii="微软雅黑" w:hAnsi="微软雅黑" w:eastAsia="微软雅黑"/>
-          <w:b w:val="0"/>
-          <w:sz w:val="20"/>
-        </w:rPr>
-        <w:t>日志管理用于查看后台账号登录、操作和系统异常相关记录。</w:t>
-      </w:r>
-    </w:p>
-    <w:p>
-      <w:pPr>
-        <w:pStyle w:val="5"/>
-        <w:keepNext/>
-        <w:spacing w:before="180" w:after="100" w:line="259" w:lineRule="auto"/>
-      </w:pPr>
-      <w:r>
-        <w:rPr>
-          <w:rFonts w:ascii="微软雅黑" w:hAnsi="微软雅黑" w:eastAsia="微软雅黑"/>
-          <w:b/>
-          <w:color w:val="2F5597"/>
-          <w:sz w:val="25"/>
-        </w:rPr>
-        <w:t>管理员登录日志</w:t>
-      </w:r>
-    </w:p>
-    <w:p>
-      <w:pPr>
-        <w:pStyle w:val="16"/>
-        <w:spacing w:after="40" w:line="276" w:lineRule="auto"/>
-      </w:pPr>
-      <w:r>
-        <w:rPr>
-          <w:rFonts w:ascii="微软雅黑" w:hAnsi="微软雅黑" w:eastAsia="微软雅黑"/>
-          <w:b/>
-          <w:color w:val="254061"/>
-          <w:sz w:val="20"/>
-        </w:rPr>
-        <w:t>页面介绍：</w:t>
-      </w:r>
-      <w:r>
-        <w:rPr>
-          <w:rFonts w:ascii="微软雅黑" w:hAnsi="微软雅黑" w:eastAsia="微软雅黑"/>
-          <w:b w:val="0"/>
-          <w:sz w:val="20"/>
-        </w:rPr>
-        <w:t>用于处理“管理员登录日志”相关后台业务，具体说明可在后续补充截图时继续细化。</w:t>
-      </w:r>
-    </w:p>
-    <w:p>
-      <w:pPr>
-        <w:pStyle w:val="16"/>
-        <w:spacing w:after="40" w:line="276" w:lineRule="auto"/>
-      </w:pPr>
-      <w:r>
-        <w:rPr>
-          <w:rFonts w:ascii="微软雅黑" w:hAnsi="微软雅黑" w:eastAsia="微软雅黑"/>
-          <w:b/>
-          <w:color w:val="254061"/>
-          <w:sz w:val="20"/>
-        </w:rPr>
-        <w:t>常用操作：</w:t>
-      </w:r>
-      <w:r>
-        <w:rPr>
-          <w:rFonts w:ascii="微软雅黑" w:hAnsi="微软雅黑" w:eastAsia="微软雅黑"/>
-          <w:b w:val="0"/>
-          <w:sz w:val="20"/>
-        </w:rPr>
-        <w:t>进入页面后先通过筛选条件定位数据或配置项，再执行页面支持的新增、编辑、启用、停用、审核、导出或查看详情等操作。</w:t>
-      </w:r>
-    </w:p>
-    <w:p>
-      <w:pPr>
-        <w:pStyle w:val="16"/>
-        <w:spacing w:after="40" w:line="276" w:lineRule="auto"/>
-      </w:pPr>
-      <w:r>
-        <w:rPr>
-          <w:rFonts w:ascii="微软雅黑" w:hAnsi="微软雅黑" w:eastAsia="微软雅黑"/>
-          <w:b/>
-          <w:color w:val="254061"/>
-          <w:sz w:val="20"/>
-        </w:rPr>
-        <w:t>后续补充：</w:t>
-      </w:r>
-      <w:r>
-        <w:rPr>
-          <w:rFonts w:ascii="微软雅黑" w:hAnsi="微软雅黑" w:eastAsia="微软雅黑"/>
-          <w:b w:val="0"/>
-          <w:sz w:val="20"/>
-        </w:rPr>
-        <w:t>按页面截图补齐关键字段、按钮说明、弹窗流程、保存校验和常见问题。</w:t>
-      </w:r>
-    </w:p>
-    <w:p>
-      <w:pPr>
-        <w:pStyle w:val="5"/>
-        <w:keepNext/>
-        <w:spacing w:before="180" w:after="100" w:line="259" w:lineRule="auto"/>
-      </w:pPr>
-      <w:r>
-        <w:rPr>
-          <w:rFonts w:ascii="微软雅黑" w:hAnsi="微软雅黑" w:eastAsia="微软雅黑"/>
-          <w:b/>
-          <w:color w:val="2F5597"/>
-          <w:sz w:val="25"/>
-        </w:rPr>
-        <w:t>管理员操作日志</w:t>
-      </w:r>
-    </w:p>
-    <w:p>
-      <w:pPr>
-        <w:pStyle w:val="16"/>
-        <w:spacing w:after="40" w:line="276" w:lineRule="auto"/>
-      </w:pPr>
-      <w:r>
-        <w:rPr>
-          <w:rFonts w:ascii="微软雅黑" w:hAnsi="微软雅黑" w:eastAsia="微软雅黑"/>
-          <w:b/>
-          <w:color w:val="254061"/>
-          <w:sz w:val="20"/>
-        </w:rPr>
-        <w:t>页面介绍：</w:t>
-      </w:r>
-      <w:r>
-        <w:rPr>
-          <w:rFonts w:ascii="微软雅黑" w:hAnsi="微软雅黑" w:eastAsia="微软雅黑"/>
-          <w:b w:val="0"/>
-          <w:sz w:val="20"/>
-        </w:rPr>
-        <w:t>用于处理“管理员操作日志”相关后台业务，具体说明可在后续补充截图时继续细化。</w:t>
-      </w:r>
-    </w:p>
-    <w:p>
-      <w:pPr>
-        <w:pStyle w:val="16"/>
-        <w:spacing w:after="40" w:line="276" w:lineRule="auto"/>
-      </w:pPr>
-      <w:r>
-        <w:rPr>
-          <w:rFonts w:ascii="微软雅黑" w:hAnsi="微软雅黑" w:eastAsia="微软雅黑"/>
-          <w:b/>
-          <w:color w:val="254061"/>
-          <w:sz w:val="20"/>
-        </w:rPr>
-        <w:t>常用操作：</w:t>
-      </w:r>
-      <w:r>
-        <w:rPr>
-          <w:rFonts w:ascii="微软雅黑" w:hAnsi="微软雅黑" w:eastAsia="微软雅黑"/>
-          <w:b w:val="0"/>
-          <w:sz w:val="20"/>
-        </w:rPr>
-        <w:t>进入页面后先通过筛选条件定位数据或配置项，再执行页面支持的新增、编辑、启用、停用、审核、导出或查看详情等操作。</w:t>
-      </w:r>
-    </w:p>
-    <w:p>
-      <w:pPr>
-        <w:pStyle w:val="16"/>
-        <w:spacing w:after="40" w:line="276" w:lineRule="auto"/>
-      </w:pPr>
-      <w:r>
-        <w:rPr>
-          <w:rFonts w:ascii="微软雅黑" w:hAnsi="微软雅黑" w:eastAsia="微软雅黑"/>
-          <w:b/>
-          <w:color w:val="254061"/>
-          <w:sz w:val="20"/>
-        </w:rPr>
-        <w:t>后续补充：</w:t>
-      </w:r>
-      <w:r>
-        <w:rPr>
-          <w:rFonts w:ascii="微软雅黑" w:hAnsi="微软雅黑" w:eastAsia="微软雅黑"/>
-          <w:b w:val="0"/>
-          <w:sz w:val="20"/>
-        </w:rPr>
-        <w:t>按页面截图补齐关键字段、按钮说明、弹窗流程、保存校验和常见问题。</w:t>
-      </w:r>
-    </w:p>
-    <w:p>
-      <w:pPr>
-        <w:pStyle w:val="5"/>
-        <w:keepNext/>
-        <w:spacing w:before="180" w:after="100" w:line="259" w:lineRule="auto"/>
-      </w:pPr>
-      <w:r>
-        <w:rPr>
-          <w:rFonts w:ascii="微软雅黑" w:hAnsi="微软雅黑" w:eastAsia="微软雅黑"/>
-          <w:b/>
-          <w:color w:val="2F5597"/>
-          <w:sz w:val="25"/>
-        </w:rPr>
-        <w:t>系统异常日志</w:t>
-      </w:r>
-    </w:p>
-    <w:p>
-      <w:pPr>
-        <w:pStyle w:val="16"/>
-        <w:spacing w:after="40" w:line="276" w:lineRule="auto"/>
-      </w:pPr>
-      <w:r>
-        <w:rPr>
-          <w:rFonts w:ascii="微软雅黑" w:hAnsi="微软雅黑" w:eastAsia="微软雅黑"/>
-          <w:b/>
-          <w:color w:val="254061"/>
-          <w:sz w:val="20"/>
-        </w:rPr>
-        <w:t>页面介绍：</w:t>
-      </w:r>
-      <w:r>
-        <w:rPr>
-          <w:rFonts w:ascii="微软雅黑" w:hAnsi="微软雅黑" w:eastAsia="微软雅黑"/>
-          <w:b w:val="0"/>
-          <w:sz w:val="20"/>
-        </w:rPr>
-        <w:t>用于处理“系统异常日志”相关后台业务，具体说明可在后续补充截图时继续细化。</w:t>
-      </w:r>
-    </w:p>
-    <w:p>
-      <w:pPr>
-        <w:pStyle w:val="16"/>
-        <w:spacing w:after="40" w:line="276" w:lineRule="auto"/>
-      </w:pPr>
-      <w:r>
-        <w:rPr>
-          <w:rFonts w:ascii="微软雅黑" w:hAnsi="微软雅黑" w:eastAsia="微软雅黑"/>
-          <w:b/>
-          <w:color w:val="254061"/>
-          <w:sz w:val="20"/>
-        </w:rPr>
-        <w:t>常用操作：</w:t>
-      </w:r>
-      <w:r>
-        <w:rPr>
-          <w:rFonts w:ascii="微软雅黑" w:hAnsi="微软雅黑" w:eastAsia="微软雅黑"/>
-          <w:b w:val="0"/>
-          <w:sz w:val="20"/>
-        </w:rPr>
-        <w:t>进入页面后先通过筛选条件定位数据或配置项，再执行页面支持的新增、编辑、启用、停用、审核、导出或查看详情等操作。</w:t>
-      </w:r>
-    </w:p>
-    <w:p>
-      <w:pPr>
-        <w:pStyle w:val="16"/>
-        <w:spacing w:after="40" w:line="276" w:lineRule="auto"/>
-      </w:pPr>
-      <w:r>
-        <w:rPr>
-          <w:rFonts w:ascii="微软雅黑" w:hAnsi="微软雅黑" w:eastAsia="微软雅黑"/>
-          <w:b/>
-          <w:color w:val="254061"/>
-          <w:sz w:val="20"/>
-        </w:rPr>
-        <w:t>后续补充：</w:t>
-      </w:r>
-      <w:r>
-        <w:rPr>
-          <w:rFonts w:ascii="微软雅黑" w:hAnsi="微软雅黑" w:eastAsia="微软雅黑"/>
-          <w:b w:val="0"/>
-          <w:sz w:val="20"/>
-        </w:rPr>
-        <w:t>按页面截图补齐关键字段、按钮说明、弹窗流程、保存校验和常见问题。</w:t>
-      </w:r>
-    </w:p>
-    <w:p>
-      <w:pPr>
-        <w:pStyle w:val="3"/>
-        <w:keepNext/>
-        <w:spacing w:before="360" w:after="240" w:line="276" w:lineRule="auto"/>
-      </w:pPr>
-      <w:r>
-        <w:rPr>
-          <w:rFonts w:ascii="微软雅黑" w:hAnsi="微软雅黑" w:eastAsia="微软雅黑"/>
-          <w:b/>
-          <w:color w:val="17365D"/>
-          <w:sz w:val="40"/>
-        </w:rPr>
-        <w:t>十六、典型业务流程</w:t>
-      </w:r>
-    </w:p>
-    <w:p>
-      <w:pPr>
-        <w:pStyle w:val="4"/>
-        <w:keepNext/>
-        <w:spacing w:before="240" w:after="140" w:line="269" w:lineRule="auto"/>
-      </w:pPr>
-      <w:r>
-        <w:rPr>
-          <w:rFonts w:ascii="微软雅黑" w:hAnsi="微软雅黑" w:eastAsia="微软雅黑"/>
-          <w:b/>
-          <w:color w:val="1F4E79"/>
-          <w:sz w:val="30"/>
-        </w:rPr>
-        <w:t>新站点上线流程</w:t>
-      </w:r>
-    </w:p>
-    <w:p>
-      <w:pPr>
-        <w:pStyle w:val="14"/>
-        <w:spacing w:after="40" w:line="276" w:lineRule="auto"/>
-      </w:pPr>
-      <w:r>
-        <w:rPr>
-          <w:rFonts w:ascii="微软雅黑" w:hAnsi="微软雅黑" w:eastAsia="微软雅黑"/>
-          <w:b w:val="0"/>
-          <w:sz w:val="20"/>
-        </w:rPr>
-        <w:t>进入站点配置，完成模板管理、站点配置、品牌、域名、客服、分享、登录和支付相关配置。</w:t>
-      </w:r>
-    </w:p>
-    <w:p>
-      <w:pPr>
-        <w:pStyle w:val="14"/>
-        <w:spacing w:after="40" w:line="276" w:lineRule="auto"/>
-      </w:pPr>
-      <w:r>
-        <w:rPr>
-          <w:rFonts w:ascii="微软雅黑" w:hAnsi="微软雅黑" w:eastAsia="微软雅黑"/>
-          <w:b w:val="0"/>
-          <w:sz w:val="20"/>
-        </w:rPr>
-        <w:t>检查首页、登录、充值、客服、活动入口和分享入口。</w:t>
-      </w:r>
-    </w:p>
-    <w:p>
-      <w:pPr>
-        <w:pStyle w:val="14"/>
-        <w:spacing w:after="40" w:line="276" w:lineRule="auto"/>
-      </w:pPr>
-      <w:r>
-        <w:rPr>
-          <w:rFonts w:ascii="微软雅黑" w:hAnsi="微软雅黑" w:eastAsia="微软雅黑"/>
-          <w:b w:val="0"/>
-          <w:sz w:val="20"/>
-        </w:rPr>
-        <w:t>上线后通过首页看板、数据报表和异常日志观察运行状态。</w:t>
-      </w:r>
-    </w:p>
-    <w:p>
-      <w:pPr>
-        <w:pStyle w:val="4"/>
-        <w:keepNext/>
-        <w:spacing w:before="240" w:after="140" w:line="269" w:lineRule="auto"/>
-      </w:pPr>
-      <w:r>
-        <w:rPr>
-          <w:rFonts w:ascii="微软雅黑" w:hAnsi="微软雅黑" w:eastAsia="微软雅黑"/>
-          <w:b/>
-          <w:color w:val="1F4E79"/>
-          <w:sz w:val="30"/>
-        </w:rPr>
-        <w:t>发布活动流程</w:t>
-      </w:r>
-    </w:p>
-    <w:p>
-      <w:pPr>
-        <w:pStyle w:val="14"/>
-        <w:spacing w:after="40" w:line="276" w:lineRule="auto"/>
-      </w:pPr>
-      <w:r>
-        <w:rPr>
-          <w:rFonts w:ascii="微软雅黑" w:hAnsi="微软雅黑" w:eastAsia="微软雅黑"/>
-          <w:b w:val="0"/>
-          <w:sz w:val="20"/>
-        </w:rPr>
-        <w:t>进入优惠活动，创建或编辑活动规则。</w:t>
-      </w:r>
-    </w:p>
-    <w:p>
-      <w:pPr>
-        <w:pStyle w:val="14"/>
-        <w:spacing w:after="40" w:line="276" w:lineRule="auto"/>
-      </w:pPr>
-      <w:r>
-        <w:rPr>
-          <w:rFonts w:ascii="微软雅黑" w:hAnsi="微软雅黑" w:eastAsia="微软雅黑"/>
-          <w:b w:val="0"/>
-          <w:sz w:val="20"/>
-        </w:rPr>
-        <w:t>检查活动展示入口、票券或任务关联、预算、领取限制和目标人群。</w:t>
-      </w:r>
-    </w:p>
-    <w:p>
-      <w:pPr>
-        <w:pStyle w:val="14"/>
-        <w:spacing w:after="40" w:line="276" w:lineRule="auto"/>
-      </w:pPr>
-      <w:r>
-        <w:rPr>
-          <w:rFonts w:ascii="微软雅黑" w:hAnsi="微软雅黑" w:eastAsia="微软雅黑"/>
-          <w:b w:val="0"/>
-          <w:sz w:val="20"/>
-        </w:rPr>
-        <w:t>上线后通过活动报表、优惠数据报表和用户分析跟踪效果。</w:t>
-      </w:r>
-    </w:p>
-    <w:p>
-      <w:pPr>
-        <w:pStyle w:val="4"/>
-        <w:keepNext/>
-        <w:spacing w:before="240" w:after="140" w:line="269" w:lineRule="auto"/>
-      </w:pPr>
-      <w:r>
-        <w:rPr>
-          <w:rFonts w:ascii="微软雅黑" w:hAnsi="微软雅黑" w:eastAsia="微软雅黑"/>
-          <w:b/>
-          <w:color w:val="1F4E79"/>
-          <w:sz w:val="30"/>
-        </w:rPr>
-        <w:t>处理提现流程</w:t>
-      </w:r>
-    </w:p>
-    <w:p>
-      <w:pPr>
-        <w:pStyle w:val="14"/>
-        <w:spacing w:after="40" w:line="276" w:lineRule="auto"/>
-      </w:pPr>
-      <w:r>
-        <w:rPr>
-          <w:rFonts w:ascii="微软雅黑" w:hAnsi="微软雅黑" w:eastAsia="微软雅黑"/>
-          <w:b w:val="0"/>
-          <w:sz w:val="20"/>
-        </w:rPr>
-        <w:t>进入财务中心的提现订单列表，筛选待审核或处理中订单。</w:t>
-      </w:r>
-    </w:p>
-    <w:p>
-      <w:pPr>
-        <w:pStyle w:val="14"/>
-        <w:spacing w:after="40" w:line="276" w:lineRule="auto"/>
-      </w:pPr>
-      <w:r>
-        <w:rPr>
-          <w:rFonts w:ascii="微软雅黑" w:hAnsi="微软雅黑" w:eastAsia="微软雅黑"/>
-          <w:b w:val="0"/>
-          <w:sz w:val="20"/>
-        </w:rPr>
-        <w:t>核对会员、金额、账户、打码、风控提示和历史资金记录。</w:t>
-      </w:r>
-    </w:p>
-    <w:p>
-      <w:pPr>
-        <w:pStyle w:val="14"/>
-        <w:spacing w:after="40" w:line="276" w:lineRule="auto"/>
-      </w:pPr>
-      <w:r>
-        <w:rPr>
-          <w:rFonts w:ascii="微软雅黑" w:hAnsi="微软雅黑" w:eastAsia="微软雅黑"/>
-          <w:b w:val="0"/>
-          <w:sz w:val="20"/>
-        </w:rPr>
-        <w:t>无异常时通过；存在风险时转入提现风控审核或驳回，并填写处理原因。</w:t>
-      </w:r>
-    </w:p>
-    <w:p>
-      <w:pPr>
-        <w:pStyle w:val="4"/>
-        <w:keepNext/>
-        <w:spacing w:before="240" w:after="140" w:line="269" w:lineRule="auto"/>
-      </w:pPr>
-      <w:r>
-        <w:rPr>
-          <w:rFonts w:ascii="微软雅黑" w:hAnsi="微软雅黑" w:eastAsia="微软雅黑"/>
-          <w:b/>
-          <w:color w:val="1F4E79"/>
-          <w:sz w:val="30"/>
-        </w:rPr>
-        <w:t>排查用户资金问题</w:t>
-      </w:r>
-    </w:p>
-    <w:p>
-      <w:pPr>
-        <w:pStyle w:val="14"/>
-        <w:spacing w:after="40" w:line="276" w:lineRule="auto"/>
-      </w:pPr>
-      <w:r>
-        <w:rPr>
-          <w:rFonts w:ascii="微软雅黑" w:hAnsi="微软雅黑" w:eastAsia="微软雅黑"/>
-          <w:b w:val="0"/>
-          <w:sz w:val="20"/>
-        </w:rPr>
-        <w:t>进入用户管理定位会员，或进入财务中心账变记录筛选会员账号。</w:t>
-      </w:r>
-    </w:p>
-    <w:p>
-      <w:pPr>
-        <w:pStyle w:val="14"/>
-        <w:spacing w:after="40" w:line="276" w:lineRule="auto"/>
-      </w:pPr>
-      <w:r>
-        <w:rPr>
-          <w:rFonts w:ascii="微软雅黑" w:hAnsi="微软雅黑" w:eastAsia="微软雅黑"/>
-          <w:b w:val="0"/>
-          <w:sz w:val="20"/>
-        </w:rPr>
-        <w:t>结合充值订单、提现订单、人工加扣款和账变记录核对完整资金链路。</w:t>
-      </w:r>
-    </w:p>
-    <w:p>
-      <w:pPr>
-        <w:pStyle w:val="14"/>
-        <w:spacing w:after="40" w:line="276" w:lineRule="auto"/>
-      </w:pPr>
-      <w:r>
-        <w:rPr>
-          <w:rFonts w:ascii="微软雅黑" w:hAnsi="微软雅黑" w:eastAsia="微软雅黑"/>
-          <w:b w:val="0"/>
-          <w:sz w:val="20"/>
-        </w:rPr>
-        <w:t>需要追责时进入人事中心的管理员操作日志查询相关操作。</w:t>
-      </w:r>
-    </w:p>
-    <w:p>
-      <w:pPr>
-        <w:pStyle w:val="4"/>
-        <w:keepNext/>
-        <w:spacing w:before="240" w:after="140" w:line="269" w:lineRule="auto"/>
-      </w:pPr>
-      <w:r>
-        <w:rPr>
-          <w:rFonts w:ascii="微软雅黑" w:hAnsi="微软雅黑" w:eastAsia="微软雅黑"/>
-          <w:b/>
-          <w:color w:val="1F4E79"/>
-          <w:sz w:val="30"/>
-        </w:rPr>
-        <w:t>查看活动效果</w:t>
-      </w:r>
-    </w:p>
-    <w:p>
-      <w:pPr>
-        <w:pStyle w:val="14"/>
-        <w:spacing w:after="40" w:line="276" w:lineRule="auto"/>
-      </w:pPr>
-      <w:r>
-        <w:rPr>
-          <w:rFonts w:ascii="微软雅黑" w:hAnsi="微软雅黑" w:eastAsia="微软雅黑"/>
-          <w:b w:val="0"/>
-          <w:sz w:val="20"/>
-        </w:rPr>
-        <w:t>固定活动名称、统计时间和渠道范围。</w:t>
-      </w:r>
-    </w:p>
-    <w:p>
-      <w:pPr>
-        <w:pStyle w:val="14"/>
-        <w:spacing w:after="40" w:line="276" w:lineRule="auto"/>
-      </w:pPr>
-      <w:r>
-        <w:rPr>
-          <w:rFonts w:ascii="微软雅黑" w:hAnsi="微软雅黑" w:eastAsia="微软雅黑"/>
-          <w:b w:val="0"/>
-          <w:sz w:val="20"/>
-        </w:rPr>
-        <w:t>查看优惠活动、数据报表中的活动相关报表。</w:t>
-      </w:r>
-    </w:p>
-    <w:p>
-      <w:pPr>
-        <w:pStyle w:val="14"/>
-        <w:spacing w:after="40" w:line="276" w:lineRule="auto"/>
-      </w:pPr>
-      <w:r>
-        <w:rPr>
-          <w:rFonts w:ascii="微软雅黑" w:hAnsi="微软雅黑" w:eastAsia="微软雅黑"/>
-          <w:b w:val="0"/>
-          <w:sz w:val="20"/>
-        </w:rPr>
-        <w:t>结合用户分析、充值分布、留存和 LTV 判断活动质量。</w:t>
-      </w:r>
-    </w:p>
-    <w:p>
-      <w:pPr>
-        <w:pStyle w:val="3"/>
-        <w:keepNext/>
-        <w:spacing w:before="360" w:after="240" w:line="276" w:lineRule="auto"/>
-      </w:pPr>
-      <w:r>
-        <w:rPr>
-          <w:rFonts w:ascii="微软雅黑" w:hAnsi="微软雅黑" w:eastAsia="微软雅黑"/>
-          <w:b/>
-          <w:color w:val="17365D"/>
-          <w:sz w:val="40"/>
-        </w:rPr>
-        <w:t>十七、常见问题与排查</w:t>
-      </w:r>
-    </w:p>
-    <w:p>
-      <w:pPr>
-        <w:pStyle w:val="4"/>
-        <w:keepNext/>
-        <w:spacing w:before="240" w:after="140" w:line="269" w:lineRule="auto"/>
-      </w:pPr>
-      <w:r>
-        <w:rPr>
-          <w:rFonts w:ascii="微软雅黑" w:hAnsi="微软雅黑" w:eastAsia="微软雅黑"/>
-          <w:b/>
-          <w:color w:val="1F4E79"/>
-          <w:sz w:val="30"/>
-        </w:rPr>
-        <w:t>登录后看不到菜单</w:t>
-      </w:r>
-    </w:p>
-    <w:p>
-      <w:pPr>
-        <w:spacing w:after="60" w:line="276" w:lineRule="auto"/>
-      </w:pPr>
-      <w:r>
-        <w:rPr>
-          <w:rFonts w:ascii="微软雅黑" w:hAnsi="微软雅黑" w:eastAsia="微软雅黑"/>
-          <w:b w:val="0"/>
-          <w:sz w:val="20"/>
-        </w:rPr>
-        <w:t>确认账号状态、所选角色、站点范围和该角色是否包含对应菜单。</w:t>
-      </w:r>
-    </w:p>
-    <w:p>
-      <w:pPr>
-        <w:pStyle w:val="4"/>
-        <w:keepNext/>
-        <w:spacing w:before="240" w:after="140" w:line="269" w:lineRule="auto"/>
-      </w:pPr>
-      <w:r>
-        <w:rPr>
-          <w:rFonts w:ascii="微软雅黑" w:hAnsi="微软雅黑" w:eastAsia="微软雅黑"/>
-          <w:b/>
-          <w:color w:val="1F4E79"/>
-          <w:sz w:val="30"/>
-        </w:rPr>
-        <w:t>列表查不到数据</w:t>
-      </w:r>
-    </w:p>
-    <w:p>
-      <w:pPr>
-        <w:spacing w:after="60" w:line="276" w:lineRule="auto"/>
-      </w:pPr>
-      <w:r>
-        <w:rPr>
-          <w:rFonts w:ascii="微软雅黑" w:hAnsi="微软雅黑" w:eastAsia="微软雅黑"/>
-          <w:b w:val="0"/>
-          <w:sz w:val="20"/>
-        </w:rPr>
-        <w:t>检查时间范围、状态、账号、渠道等筛选条件，必要时重置后重新查询。</w:t>
-      </w:r>
-    </w:p>
-    <w:p>
-      <w:pPr>
-        <w:pStyle w:val="4"/>
-        <w:keepNext/>
-        <w:spacing w:before="240" w:after="140" w:line="269" w:lineRule="auto"/>
-      </w:pPr>
-      <w:r>
-        <w:rPr>
-          <w:rFonts w:ascii="微软雅黑" w:hAnsi="微软雅黑" w:eastAsia="微软雅黑"/>
-          <w:b/>
-          <w:color w:val="1F4E79"/>
-          <w:sz w:val="30"/>
-        </w:rPr>
-        <w:t>配置保存后未生效</w:t>
-      </w:r>
-    </w:p>
-    <w:p>
-      <w:pPr>
-        <w:spacing w:after="60" w:line="276" w:lineRule="auto"/>
-      </w:pPr>
-      <w:r>
-        <w:rPr>
-          <w:rFonts w:ascii="微软雅黑" w:hAnsi="微软雅黑" w:eastAsia="微软雅黑"/>
-          <w:b w:val="0"/>
-          <w:sz w:val="20"/>
-        </w:rPr>
-        <w:t>确认配置状态、生效时间、适用范围、缓存和当前操作站点。</w:t>
-      </w:r>
-    </w:p>
-    <w:p>
-      <w:pPr>
-        <w:pStyle w:val="4"/>
-        <w:keepNext/>
-        <w:spacing w:before="240" w:after="140" w:line="269" w:lineRule="auto"/>
-      </w:pPr>
-      <w:r>
-        <w:rPr>
-          <w:rFonts w:ascii="微软雅黑" w:hAnsi="微软雅黑" w:eastAsia="微软雅黑"/>
-          <w:b/>
-          <w:color w:val="1F4E79"/>
-          <w:sz w:val="30"/>
-        </w:rPr>
-        <w:t>订单状态异常</w:t>
-      </w:r>
-    </w:p>
-    <w:p>
-      <w:pPr>
-        <w:spacing w:after="60" w:line="276" w:lineRule="auto"/>
-      </w:pPr>
-      <w:r>
-        <w:rPr>
-          <w:rFonts w:ascii="微软雅黑" w:hAnsi="微软雅黑" w:eastAsia="微软雅黑"/>
-          <w:b w:val="0"/>
-          <w:sz w:val="20"/>
-        </w:rPr>
-        <w:t>查看订单详情，结合支付通道数据、账变记录、操作日志和异常日志核对。</w:t>
-      </w:r>
-    </w:p>
-    <w:p>
-      <w:pPr>
-        <w:pStyle w:val="4"/>
-        <w:keepNext/>
-        <w:spacing w:before="240" w:after="140" w:line="269" w:lineRule="auto"/>
-      </w:pPr>
-      <w:r>
-        <w:rPr>
-          <w:rFonts w:ascii="微软雅黑" w:hAnsi="微软雅黑" w:eastAsia="微软雅黑"/>
-          <w:b/>
-          <w:color w:val="1F4E79"/>
-          <w:sz w:val="30"/>
-        </w:rPr>
-        <w:t>报表数据不一致</w:t>
-      </w:r>
-    </w:p>
-    <w:p>
-      <w:pPr>
-        <w:spacing w:after="60" w:line="276" w:lineRule="auto"/>
-      </w:pPr>
-      <w:r>
-        <w:rPr>
-          <w:rFonts w:ascii="微软雅黑" w:hAnsi="微软雅黑" w:eastAsia="微软雅黑"/>
-          <w:b w:val="0"/>
-          <w:sz w:val="20"/>
-        </w:rPr>
-        <w:t>确认统计时间、时区、口径、筛选条件和数据延迟。</w:t>
-      </w:r>
-    </w:p>
-    <w:p>
-      <w:pPr>
-        <w:pStyle w:val="4"/>
-        <w:keepNext/>
-        <w:spacing w:before="240" w:after="140" w:line="269" w:lineRule="auto"/>
-      </w:pPr>
-      <w:r>
-        <w:rPr>
-          <w:rFonts w:ascii="微软雅黑" w:hAnsi="微软雅黑" w:eastAsia="微软雅黑"/>
-          <w:b/>
-          <w:color w:val="1F4E79"/>
-          <w:sz w:val="30"/>
-        </w:rPr>
         <w:t>需要追踪误操作</w:t>
       </w:r>
     </w:p>
@@ -14430,6 +15376,76 @@
     <w:p>
       <w:pPr>
         <w:spacing w:after="120"/>
+      </w:pPr>
+    </w:p>
+    <w:p>
+      <w:pPr>
+        <w:spacing w:after="60" w:line="276" w:lineRule="auto"/>
+      </w:pPr>
+    </w:p>
+    <w:p>
+      <w:pPr>
+        <w:spacing w:after="60" w:line="276" w:lineRule="auto"/>
+      </w:pPr>
+    </w:p>
+    <w:p>
+      <w:pPr>
+        <w:spacing w:after="60" w:line="276" w:lineRule="auto"/>
+      </w:pPr>
+    </w:p>
+    <w:p>
+      <w:pPr>
+        <w:spacing w:after="60" w:line="276" w:lineRule="auto"/>
+      </w:pPr>
+    </w:p>
+    <w:p>
+      <w:pPr>
+        <w:spacing w:after="60" w:line="276" w:lineRule="auto"/>
+      </w:pPr>
+    </w:p>
+    <w:p>
+      <w:pPr>
+        <w:spacing w:after="60" w:line="276" w:lineRule="auto"/>
+      </w:pPr>
+    </w:p>
+    <w:p>
+      <w:pPr>
+        <w:spacing w:after="60" w:line="276" w:lineRule="auto"/>
+      </w:pPr>
+    </w:p>
+    <w:p>
+      <w:pPr>
+        <w:spacing w:after="40"/>
+      </w:pPr>
+    </w:p>
+    <w:p>
+      <w:pPr>
+        <w:spacing w:after="120"/>
+      </w:pPr>
+    </w:p>
+    <w:p>
+      <w:pPr>
+        <w:spacing w:after="60" w:line="276" w:lineRule="auto"/>
+      </w:pPr>
+    </w:p>
+    <w:p>
+      <w:pPr>
+        <w:spacing w:after="60" w:line="276" w:lineRule="auto"/>
+      </w:pPr>
+    </w:p>
+    <w:p>
+      <w:pPr>
+        <w:spacing w:after="60" w:line="276" w:lineRule="auto"/>
+      </w:pPr>
+    </w:p>
+    <w:p>
+      <w:pPr>
+        <w:spacing w:after="60" w:line="276" w:lineRule="auto"/>
+      </w:pPr>
+    </w:p>
+    <w:p>
+      <w:pPr>
+        <w:spacing w:after="60" w:line="276" w:lineRule="auto"/>
       </w:pPr>
     </w:p>
     <w:p>
@@ -14825,7 +15841,7 @@
     <w:lsdException w:uiPriority="99" w:name="footnote text"/>
     <w:lsdException w:uiPriority="99" w:name="annotation text"/>
     <w:lsdException w:qFormat="1" w:uiPriority="99" w:semiHidden="0" w:name="header"/>
-    <w:lsdException w:uiPriority="99" w:semiHidden="0" w:name="footer"/>
+    <w:lsdException w:qFormat="1" w:uiPriority="99" w:semiHidden="0" w:name="footer"/>
     <w:lsdException w:uiPriority="99" w:name="index heading"/>
     <w:lsdException w:qFormat="1" w:uiPriority="35" w:name="caption"/>
     <w:lsdException w:uiPriority="99" w:name="table of figures"/>
@@ -14840,30 +15856,30 @@
     <w:lsdException w:uiPriority="99" w:name="table of authorities"/>
     <w:lsdException w:uiPriority="99" w:semiHidden="0" w:name="macro"/>
     <w:lsdException w:uiPriority="99" w:name="toa heading"/>
-    <w:lsdException w:uiPriority="99" w:semiHidden="0" w:name="List"/>
+    <w:lsdException w:qFormat="1" w:uiPriority="99" w:semiHidden="0" w:name="List"/>
     <w:lsdException w:uiPriority="99" w:semiHidden="0" w:name="List Bullet"/>
-    <w:lsdException w:uiPriority="99" w:semiHidden="0" w:name="List Number"/>
-    <w:lsdException w:uiPriority="99" w:semiHidden="0" w:name="List 2"/>
-    <w:lsdException w:uiPriority="99" w:semiHidden="0" w:name="List 3"/>
+    <w:lsdException w:qFormat="1" w:uiPriority="99" w:semiHidden="0" w:name="List Number"/>
+    <w:lsdException w:qFormat="1" w:uiPriority="99" w:semiHidden="0" w:name="List 2"/>
+    <w:lsdException w:qFormat="1" w:uiPriority="99" w:semiHidden="0" w:name="List 3"/>
     <w:lsdException w:uiPriority="99" w:name="List 4"/>
     <w:lsdException w:uiPriority="99" w:name="List 5"/>
-    <w:lsdException w:uiPriority="99" w:semiHidden="0" w:name="List Bullet 2"/>
+    <w:lsdException w:qFormat="1" w:uiPriority="99" w:semiHidden="0" w:name="List Bullet 2"/>
     <w:lsdException w:qFormat="1" w:uiPriority="99" w:semiHidden="0" w:name="List Bullet 3"/>
     <w:lsdException w:uiPriority="99" w:name="List Bullet 4"/>
     <w:lsdException w:uiPriority="99" w:name="List Bullet 5"/>
     <w:lsdException w:qFormat="1" w:uiPriority="99" w:semiHidden="0" w:name="List Number 2"/>
-    <w:lsdException w:uiPriority="99" w:semiHidden="0" w:name="List Number 3"/>
+    <w:lsdException w:qFormat="1" w:uiPriority="99" w:semiHidden="0" w:name="List Number 3"/>
     <w:lsdException w:uiPriority="99" w:name="List Number 4"/>
     <w:lsdException w:uiPriority="99" w:name="List Number 5"/>
     <w:lsdException w:qFormat="1" w:unhideWhenUsed="0" w:uiPriority="10" w:semiHidden="0" w:name="Title"/>
     <w:lsdException w:uiPriority="99" w:name="Closing"/>
     <w:lsdException w:uiPriority="99" w:name="Signature"/>
     <w:lsdException w:qFormat="1" w:uiPriority="1" w:name="Default Paragraph Font"/>
-    <w:lsdException w:uiPriority="99" w:semiHidden="0" w:name="Body Text"/>
+    <w:lsdException w:qFormat="1" w:uiPriority="99" w:semiHidden="0" w:name="Body Text"/>
     <w:lsdException w:uiPriority="99" w:name="Body Text Indent"/>
-    <w:lsdException w:uiPriority="99" w:semiHidden="0" w:name="List Continue"/>
-    <w:lsdException w:uiPriority="99" w:semiHidden="0" w:name="List Continue 2"/>
-    <w:lsdException w:uiPriority="99" w:semiHidden="0" w:name="List Continue 3"/>
+    <w:lsdException w:qFormat="1" w:uiPriority="99" w:semiHidden="0" w:name="List Continue"/>
+    <w:lsdException w:qFormat="1" w:uiPriority="99" w:semiHidden="0" w:name="List Continue 2"/>
+    <w:lsdException w:qFormat="1" w:uiPriority="99" w:semiHidden="0" w:name="List Continue 3"/>
     <w:lsdException w:uiPriority="99" w:name="List Continue 4"/>
     <w:lsdException w:uiPriority="99" w:name="List Continue 5"/>
     <w:lsdException w:uiPriority="99" w:name="Message Header"/>
@@ -14873,8 +15889,8 @@
     <w:lsdException w:uiPriority="99" w:name="Body Text First Indent"/>
     <w:lsdException w:uiPriority="99" w:name="Body Text First Indent 2"/>
     <w:lsdException w:uiPriority="99" w:name="Note Heading"/>
-    <w:lsdException w:uiPriority="99" w:semiHidden="0" w:name="Body Text 2"/>
-    <w:lsdException w:uiPriority="99" w:semiHidden="0" w:name="Body Text 3"/>
+    <w:lsdException w:qFormat="1" w:uiPriority="99" w:semiHidden="0" w:name="Body Text 2"/>
+    <w:lsdException w:qFormat="1" w:uiPriority="99" w:semiHidden="0" w:name="Body Text 3"/>
     <w:lsdException w:uiPriority="99" w:name="Body Text Indent 2"/>
     <w:lsdException w:uiPriority="99" w:name="Body Text Indent 3"/>
     <w:lsdException w:uiPriority="99" w:name="Block Text"/>
@@ -14896,7 +15912,7 @@
     <w:lsdException w:uiPriority="99" w:name="HTML Sample"/>
     <w:lsdException w:uiPriority="99" w:name="HTML Typewriter"/>
     <w:lsdException w:uiPriority="99" w:name="HTML Variable"/>
-    <w:lsdException w:uiPriority="99" w:name="Normal Table"/>
+    <w:lsdException w:qFormat="1" w:uiPriority="99" w:name="Normal Table"/>
     <w:lsdException w:uiPriority="99" w:name="annotation subject"/>
     <w:lsdException w:uiPriority="99" w:name="Table Simple 1"/>
     <w:lsdException w:uiPriority="99" w:name="Table Simple 2"/>
@@ -14941,16 +15957,16 @@
     <w:lsdException w:uiPriority="99" w:name="Table Web 2"/>
     <w:lsdException w:uiPriority="99" w:name="Table Web 3"/>
     <w:lsdException w:uiPriority="99" w:name="Balloon Text"/>
-    <w:lsdException w:unhideWhenUsed="0" w:uiPriority="59" w:semiHidden="0" w:name="Table Grid"/>
+    <w:lsdException w:qFormat="1" w:unhideWhenUsed="0" w:uiPriority="59" w:semiHidden="0" w:name="Table Grid"/>
     <w:lsdException w:uiPriority="99" w:name="Table Theme"/>
     <w:lsdException w:qFormat="1" w:unhideWhenUsed="0" w:uiPriority="1" w:semiHidden="0" w:name="No Spacing"/>
-    <w:lsdException w:unhideWhenUsed="0" w:uiPriority="60" w:semiHidden="0" w:name="Light Shading"/>
+    <w:lsdException w:qFormat="1" w:unhideWhenUsed="0" w:uiPriority="60" w:semiHidden="0" w:name="Light Shading"/>
     <w:lsdException w:unhideWhenUsed="0" w:uiPriority="61" w:semiHidden="0" w:name="Light List"/>
     <w:lsdException w:unhideWhenUsed="0" w:uiPriority="62" w:semiHidden="0" w:name="Light Grid"/>
-    <w:lsdException w:unhideWhenUsed="0" w:uiPriority="63" w:semiHidden="0" w:name="Medium Shading 1"/>
+    <w:lsdException w:qFormat="1" w:unhideWhenUsed="0" w:uiPriority="63" w:semiHidden="0" w:name="Medium Shading 1"/>
     <w:lsdException w:unhideWhenUsed="0" w:uiPriority="64" w:semiHidden="0" w:name="Medium Shading 2"/>
-    <w:lsdException w:unhideWhenUsed="0" w:uiPriority="65" w:semiHidden="0" w:name="Medium List 1"/>
-    <w:lsdException w:unhideWhenUsed="0" w:uiPriority="66" w:semiHidden="0" w:name="Medium List 2"/>
+    <w:lsdException w:qFormat="1" w:unhideWhenUsed="0" w:uiPriority="65" w:semiHidden="0" w:name="Medium List 1"/>
+    <w:lsdException w:qFormat="1" w:unhideWhenUsed="0" w:uiPriority="66" w:semiHidden="0" w:name="Medium List 2"/>
     <w:lsdException w:unhideWhenUsed="0" w:uiPriority="67" w:semiHidden="0" w:name="Medium Grid 1"/>
     <w:lsdException w:unhideWhenUsed="0" w:uiPriority="68" w:semiHidden="0" w:name="Medium Grid 2"/>
     <w:lsdException w:unhideWhenUsed="0" w:uiPriority="69" w:semiHidden="0" w:name="Medium Grid 3"/>
@@ -14960,42 +15976,42 @@
     <w:lsdException w:unhideWhenUsed="0" w:uiPriority="73" w:semiHidden="0" w:name="Colorful Grid"/>
     <w:lsdException w:qFormat="1" w:unhideWhenUsed="0" w:uiPriority="60" w:semiHidden="0" w:name="Light Shading Accent 1"/>
     <w:lsdException w:unhideWhenUsed="0" w:uiPriority="61" w:semiHidden="0" w:name="Light List Accent 1"/>
-    <w:lsdException w:unhideWhenUsed="0" w:uiPriority="62" w:semiHidden="0" w:name="Light Grid Accent 1"/>
-    <w:lsdException w:unhideWhenUsed="0" w:uiPriority="63" w:semiHidden="0" w:name="Medium Shading 1 Accent 1"/>
-    <w:lsdException w:unhideWhenUsed="0" w:uiPriority="64" w:semiHidden="0" w:name="Medium Shading 2 Accent 1"/>
-    <w:lsdException w:unhideWhenUsed="0" w:uiPriority="65" w:semiHidden="0" w:name="Medium List 1 Accent 1"/>
+    <w:lsdException w:qFormat="1" w:unhideWhenUsed="0" w:uiPriority="62" w:semiHidden="0" w:name="Light Grid Accent 1"/>
+    <w:lsdException w:qFormat="1" w:unhideWhenUsed="0" w:uiPriority="63" w:semiHidden="0" w:name="Medium Shading 1 Accent 1"/>
+    <w:lsdException w:qFormat="1" w:unhideWhenUsed="0" w:uiPriority="64" w:semiHidden="0" w:name="Medium Shading 2 Accent 1"/>
+    <w:lsdException w:qFormat="1" w:unhideWhenUsed="0" w:uiPriority="65" w:semiHidden="0" w:name="Medium List 1 Accent 1"/>
     <w:lsdException w:qFormat="1" w:unhideWhenUsed="0" w:uiPriority="34" w:semiHidden="0" w:name="List Paragraph"/>
     <w:lsdException w:qFormat="1" w:unhideWhenUsed="0" w:uiPriority="29" w:semiHidden="0" w:name="Quote"/>
     <w:lsdException w:qFormat="1" w:unhideWhenUsed="0" w:uiPriority="30" w:semiHidden="0" w:name="Intense Quote"/>
     <w:lsdException w:unhideWhenUsed="0" w:uiPriority="66" w:semiHidden="0" w:name="Medium List 2 Accent 1"/>
     <w:lsdException w:unhideWhenUsed="0" w:uiPriority="67" w:semiHidden="0" w:name="Medium Grid 1 Accent 1"/>
     <w:lsdException w:unhideWhenUsed="0" w:uiPriority="68" w:semiHidden="0" w:name="Medium Grid 2 Accent 1"/>
-    <w:lsdException w:unhideWhenUsed="0" w:uiPriority="69" w:semiHidden="0" w:name="Medium Grid 3 Accent 1"/>
-    <w:lsdException w:unhideWhenUsed="0" w:uiPriority="70" w:semiHidden="0" w:name="Dark List Accent 1"/>
+    <w:lsdException w:qFormat="1" w:unhideWhenUsed="0" w:uiPriority="69" w:semiHidden="0" w:name="Medium Grid 3 Accent 1"/>
+    <w:lsdException w:qFormat="1" w:unhideWhenUsed="0" w:uiPriority="70" w:semiHidden="0" w:name="Dark List Accent 1"/>
     <w:lsdException w:unhideWhenUsed="0" w:uiPriority="71" w:semiHidden="0" w:name="Colorful Shading Accent 1"/>
     <w:lsdException w:unhideWhenUsed="0" w:uiPriority="72" w:semiHidden="0" w:name="Colorful List Accent 1"/>
     <w:lsdException w:unhideWhenUsed="0" w:uiPriority="73" w:semiHidden="0" w:name="Colorful Grid Accent 1"/>
     <w:lsdException w:qFormat="1" w:unhideWhenUsed="0" w:uiPriority="60" w:semiHidden="0" w:name="Light Shading Accent 2"/>
-    <w:lsdException w:unhideWhenUsed="0" w:uiPriority="61" w:semiHidden="0" w:name="Light List Accent 2"/>
-    <w:lsdException w:unhideWhenUsed="0" w:uiPriority="62" w:semiHidden="0" w:name="Light Grid Accent 2"/>
-    <w:lsdException w:unhideWhenUsed="0" w:uiPriority="63" w:semiHidden="0" w:name="Medium Shading 1 Accent 2"/>
-    <w:lsdException w:unhideWhenUsed="0" w:uiPriority="64" w:semiHidden="0" w:name="Medium Shading 2 Accent 2"/>
-    <w:lsdException w:unhideWhenUsed="0" w:uiPriority="65" w:semiHidden="0" w:name="Medium List 1 Accent 2"/>
+    <w:lsdException w:qFormat="1" w:unhideWhenUsed="0" w:uiPriority="61" w:semiHidden="0" w:name="Light List Accent 2"/>
+    <w:lsdException w:qFormat="1" w:unhideWhenUsed="0" w:uiPriority="62" w:semiHidden="0" w:name="Light Grid Accent 2"/>
+    <w:lsdException w:qFormat="1" w:unhideWhenUsed="0" w:uiPriority="63" w:semiHidden="0" w:name="Medium Shading 1 Accent 2"/>
+    <w:lsdException w:qFormat="1" w:unhideWhenUsed="0" w:uiPriority="64" w:semiHidden="0" w:name="Medium Shading 2 Accent 2"/>
+    <w:lsdException w:qFormat="1" w:unhideWhenUsed="0" w:uiPriority="65" w:semiHidden="0" w:name="Medium List 1 Accent 2"/>
     <w:lsdException w:unhideWhenUsed="0" w:uiPriority="66" w:semiHidden="0" w:name="Medium List 2 Accent 2"/>
-    <w:lsdException w:unhideWhenUsed="0" w:uiPriority="67" w:semiHidden="0" w:name="Medium Grid 1 Accent 2"/>
-    <w:lsdException w:unhideWhenUsed="0" w:uiPriority="68" w:semiHidden="0" w:name="Medium Grid 2 Accent 2"/>
+    <w:lsdException w:qFormat="1" w:unhideWhenUsed="0" w:uiPriority="67" w:semiHidden="0" w:name="Medium Grid 1 Accent 2"/>
+    <w:lsdException w:qFormat="1" w:unhideWhenUsed="0" w:uiPriority="68" w:semiHidden="0" w:name="Medium Grid 2 Accent 2"/>
     <w:lsdException w:unhideWhenUsed="0" w:uiPriority="69" w:semiHidden="0" w:name="Medium Grid 3 Accent 2"/>
     <w:lsdException w:unhideWhenUsed="0" w:uiPriority="70" w:semiHidden="0" w:name="Dark List Accent 2"/>
     <w:lsdException w:unhideWhenUsed="0" w:uiPriority="71" w:semiHidden="0" w:name="Colorful Shading Accent 2"/>
     <w:lsdException w:unhideWhenUsed="0" w:uiPriority="72" w:semiHidden="0" w:name="Colorful List Accent 2"/>
     <w:lsdException w:unhideWhenUsed="0" w:uiPriority="73" w:semiHidden="0" w:name="Colorful Grid Accent 2"/>
     <w:lsdException w:unhideWhenUsed="0" w:uiPriority="60" w:semiHidden="0" w:name="Light Shading Accent 3"/>
-    <w:lsdException w:unhideWhenUsed="0" w:uiPriority="61" w:semiHidden="0" w:name="Light List Accent 3"/>
-    <w:lsdException w:unhideWhenUsed="0" w:uiPriority="62" w:semiHidden="0" w:name="Light Grid Accent 3"/>
-    <w:lsdException w:unhideWhenUsed="0" w:uiPriority="63" w:semiHidden="0" w:name="Medium Shading 1 Accent 3"/>
+    <w:lsdException w:qFormat="1" w:unhideWhenUsed="0" w:uiPriority="61" w:semiHidden="0" w:name="Light List Accent 3"/>
+    <w:lsdException w:qFormat="1" w:unhideWhenUsed="0" w:uiPriority="62" w:semiHidden="0" w:name="Light Grid Accent 3"/>
+    <w:lsdException w:qFormat="1" w:unhideWhenUsed="0" w:uiPriority="63" w:semiHidden="0" w:name="Medium Shading 1 Accent 3"/>
     <w:lsdException w:qFormat="1" w:unhideWhenUsed="0" w:uiPriority="64" w:semiHidden="0" w:name="Medium Shading 2 Accent 3"/>
-    <w:lsdException w:unhideWhenUsed="0" w:uiPriority="65" w:semiHidden="0" w:name="Medium List 1 Accent 3"/>
-    <w:lsdException w:unhideWhenUsed="0" w:uiPriority="66" w:semiHidden="0" w:name="Medium List 2 Accent 3"/>
+    <w:lsdException w:qFormat="1" w:unhideWhenUsed="0" w:uiPriority="65" w:semiHidden="0" w:name="Medium List 1 Accent 3"/>
+    <w:lsdException w:qFormat="1" w:unhideWhenUsed="0" w:uiPriority="66" w:semiHidden="0" w:name="Medium List 2 Accent 3"/>
     <w:lsdException w:unhideWhenUsed="0" w:uiPriority="67" w:semiHidden="0" w:name="Medium Grid 1 Accent 3"/>
     <w:lsdException w:unhideWhenUsed="0" w:uiPriority="68" w:semiHidden="0" w:name="Medium Grid 2 Accent 3"/>
     <w:lsdException w:unhideWhenUsed="0" w:uiPriority="69" w:semiHidden="0" w:name="Medium Grid 3 Accent 3"/>
@@ -15004,41 +16020,41 @@
     <w:lsdException w:unhideWhenUsed="0" w:uiPriority="72" w:semiHidden="0" w:name="Colorful List Accent 3"/>
     <w:lsdException w:unhideWhenUsed="0" w:uiPriority="73" w:semiHidden="0" w:name="Colorful Grid Accent 3"/>
     <w:lsdException w:qFormat="1" w:unhideWhenUsed="0" w:uiPriority="60" w:semiHidden="0" w:name="Light Shading Accent 4"/>
-    <w:lsdException w:unhideWhenUsed="0" w:uiPriority="61" w:semiHidden="0" w:name="Light List Accent 4"/>
-    <w:lsdException w:unhideWhenUsed="0" w:uiPriority="62" w:semiHidden="0" w:name="Light Grid Accent 4"/>
+    <w:lsdException w:qFormat="1" w:unhideWhenUsed="0" w:uiPriority="61" w:semiHidden="0" w:name="Light List Accent 4"/>
+    <w:lsdException w:qFormat="1" w:unhideWhenUsed="0" w:uiPriority="62" w:semiHidden="0" w:name="Light Grid Accent 4"/>
     <w:lsdException w:unhideWhenUsed="0" w:uiPriority="63" w:semiHidden="0" w:name="Medium Shading 1 Accent 4"/>
-    <w:lsdException w:unhideWhenUsed="0" w:uiPriority="64" w:semiHidden="0" w:name="Medium Shading 2 Accent 4"/>
-    <w:lsdException w:unhideWhenUsed="0" w:uiPriority="65" w:semiHidden="0" w:name="Medium List 1 Accent 4"/>
-    <w:lsdException w:unhideWhenUsed="0" w:uiPriority="66" w:semiHidden="0" w:name="Medium List 2 Accent 4"/>
-    <w:lsdException w:unhideWhenUsed="0" w:uiPriority="67" w:semiHidden="0" w:name="Medium Grid 1 Accent 4"/>
+    <w:lsdException w:qFormat="1" w:unhideWhenUsed="0" w:uiPriority="64" w:semiHidden="0" w:name="Medium Shading 2 Accent 4"/>
+    <w:lsdException w:qFormat="1" w:unhideWhenUsed="0" w:uiPriority="65" w:semiHidden="0" w:name="Medium List 1 Accent 4"/>
+    <w:lsdException w:qFormat="1" w:unhideWhenUsed="0" w:uiPriority="66" w:semiHidden="0" w:name="Medium List 2 Accent 4"/>
+    <w:lsdException w:qFormat="1" w:unhideWhenUsed="0" w:uiPriority="67" w:semiHidden="0" w:name="Medium Grid 1 Accent 4"/>
     <w:lsdException w:unhideWhenUsed="0" w:uiPriority="68" w:semiHidden="0" w:name="Medium Grid 2 Accent 4"/>
     <w:lsdException w:unhideWhenUsed="0" w:uiPriority="69" w:semiHidden="0" w:name="Medium Grid 3 Accent 4"/>
-    <w:lsdException w:unhideWhenUsed="0" w:uiPriority="70" w:semiHidden="0" w:name="Dark List Accent 4"/>
+    <w:lsdException w:qFormat="1" w:unhideWhenUsed="0" w:uiPriority="70" w:semiHidden="0" w:name="Dark List Accent 4"/>
     <w:lsdException w:unhideWhenUsed="0" w:uiPriority="71" w:semiHidden="0" w:name="Colorful Shading Accent 4"/>
     <w:lsdException w:unhideWhenUsed="0" w:uiPriority="72" w:semiHidden="0" w:name="Colorful List Accent 4"/>
     <w:lsdException w:unhideWhenUsed="0" w:uiPriority="73" w:semiHidden="0" w:name="Colorful Grid Accent 4"/>
     <w:lsdException w:qFormat="1" w:unhideWhenUsed="0" w:uiPriority="60" w:semiHidden="0" w:name="Light Shading Accent 5"/>
-    <w:lsdException w:unhideWhenUsed="0" w:uiPriority="61" w:semiHidden="0" w:name="Light List Accent 5"/>
-    <w:lsdException w:unhideWhenUsed="0" w:uiPriority="62" w:semiHidden="0" w:name="Light Grid Accent 5"/>
+    <w:lsdException w:qFormat="1" w:unhideWhenUsed="0" w:uiPriority="61" w:semiHidden="0" w:name="Light List Accent 5"/>
+    <w:lsdException w:qFormat="1" w:unhideWhenUsed="0" w:uiPriority="62" w:semiHidden="0" w:name="Light Grid Accent 5"/>
     <w:lsdException w:unhideWhenUsed="0" w:uiPriority="63" w:semiHidden="0" w:name="Medium Shading 1 Accent 5"/>
-    <w:lsdException w:unhideWhenUsed="0" w:uiPriority="64" w:semiHidden="0" w:name="Medium Shading 2 Accent 5"/>
-    <w:lsdException w:unhideWhenUsed="0" w:uiPriority="65" w:semiHidden="0" w:name="Medium List 1 Accent 5"/>
+    <w:lsdException w:qFormat="1" w:unhideWhenUsed="0" w:uiPriority="64" w:semiHidden="0" w:name="Medium Shading 2 Accent 5"/>
+    <w:lsdException w:qFormat="1" w:unhideWhenUsed="0" w:uiPriority="65" w:semiHidden="0" w:name="Medium List 1 Accent 5"/>
     <w:lsdException w:unhideWhenUsed="0" w:uiPriority="66" w:semiHidden="0" w:name="Medium List 2 Accent 5"/>
     <w:lsdException w:unhideWhenUsed="0" w:uiPriority="67" w:semiHidden="0" w:name="Medium Grid 1 Accent 5"/>
     <w:lsdException w:unhideWhenUsed="0" w:uiPriority="68" w:semiHidden="0" w:name="Medium Grid 2 Accent 5"/>
-    <w:lsdException w:unhideWhenUsed="0" w:uiPriority="69" w:semiHidden="0" w:name="Medium Grid 3 Accent 5"/>
-    <w:lsdException w:unhideWhenUsed="0" w:uiPriority="70" w:semiHidden="0" w:name="Dark List Accent 5"/>
+    <w:lsdException w:qFormat="1" w:unhideWhenUsed="0" w:uiPriority="69" w:semiHidden="0" w:name="Medium Grid 3 Accent 5"/>
+    <w:lsdException w:qFormat="1" w:unhideWhenUsed="0" w:uiPriority="70" w:semiHidden="0" w:name="Dark List Accent 5"/>
     <w:lsdException w:unhideWhenUsed="0" w:uiPriority="71" w:semiHidden="0" w:name="Colorful Shading Accent 5"/>
     <w:lsdException w:unhideWhenUsed="0" w:uiPriority="72" w:semiHidden="0" w:name="Colorful List Accent 5"/>
     <w:lsdException w:unhideWhenUsed="0" w:uiPriority="73" w:semiHidden="0" w:name="Colorful Grid Accent 5"/>
     <w:lsdException w:qFormat="1" w:unhideWhenUsed="0" w:uiPriority="60" w:semiHidden="0" w:name="Light Shading Accent 6"/>
     <w:lsdException w:unhideWhenUsed="0" w:uiPriority="61" w:semiHidden="0" w:name="Light List Accent 6"/>
-    <w:lsdException w:unhideWhenUsed="0" w:uiPriority="62" w:semiHidden="0" w:name="Light Grid Accent 6"/>
-    <w:lsdException w:unhideWhenUsed="0" w:uiPriority="63" w:semiHidden="0" w:name="Medium Shading 1 Accent 6"/>
-    <w:lsdException w:unhideWhenUsed="0" w:uiPriority="64" w:semiHidden="0" w:name="Medium Shading 2 Accent 6"/>
-    <w:lsdException w:unhideWhenUsed="0" w:uiPriority="65" w:semiHidden="0" w:name="Medium List 1 Accent 6"/>
+    <w:lsdException w:qFormat="1" w:unhideWhenUsed="0" w:uiPriority="62" w:semiHidden="0" w:name="Light Grid Accent 6"/>
+    <w:lsdException w:qFormat="1" w:unhideWhenUsed="0" w:uiPriority="63" w:semiHidden="0" w:name="Medium Shading 1 Accent 6"/>
+    <w:lsdException w:qFormat="1" w:unhideWhenUsed="0" w:uiPriority="64" w:semiHidden="0" w:name="Medium Shading 2 Accent 6"/>
+    <w:lsdException w:qFormat="1" w:unhideWhenUsed="0" w:uiPriority="65" w:semiHidden="0" w:name="Medium List 1 Accent 6"/>
     <w:lsdException w:unhideWhenUsed="0" w:uiPriority="66" w:semiHidden="0" w:name="Medium List 2 Accent 6"/>
-    <w:lsdException w:unhideWhenUsed="0" w:uiPriority="67" w:semiHidden="0" w:name="Medium Grid 1 Accent 6"/>
+    <w:lsdException w:qFormat="1" w:unhideWhenUsed="0" w:uiPriority="67" w:semiHidden="0" w:name="Medium Grid 1 Accent 6"/>
     <w:lsdException w:unhideWhenUsed="0" w:uiPriority="68" w:semiHidden="0" w:name="Medium Grid 2 Accent 6"/>
     <w:lsdException w:unhideWhenUsed="0" w:uiPriority="69" w:semiHidden="0" w:name="Medium Grid 3 Accent 6"/>
     <w:lsdException w:unhideWhenUsed="0" w:uiPriority="70" w:semiHidden="0" w:name="Dark List Accent 6"/>
@@ -15294,6 +16310,7 @@
     <w:name w:val="Normal Table"/>
     <w:semiHidden/>
     <w:unhideWhenUsed/>
+    <w:qFormat/>
     <w:uiPriority w:val="99"/>
     <w:tblPr>
       <w:tblCellMar>
@@ -15332,6 +16349,7 @@
     <w:name w:val="List 3"/>
     <w:basedOn w:val="1"/>
     <w:unhideWhenUsed/>
+    <w:qFormat/>
     <w:uiPriority w:val="99"/>
     <w:pPr>
       <w:ind w:left="1080" w:hanging="360"/>
@@ -15356,6 +16374,7 @@
     <w:name w:val="List Number"/>
     <w:basedOn w:val="1"/>
     <w:unhideWhenUsed/>
+    <w:qFormat/>
     <w:uiPriority w:val="99"/>
     <w:pPr>
       <w:numPr>
@@ -15415,6 +16434,7 @@
     <w:basedOn w:val="1"/>
     <w:link w:val="146"/>
     <w:unhideWhenUsed/>
+    <w:qFormat/>
     <w:uiPriority w:val="99"/>
     <w:pPr>
       <w:spacing w:after="120"/>
@@ -15443,6 +16463,7 @@
     <w:basedOn w:val="1"/>
     <w:link w:val="144"/>
     <w:unhideWhenUsed/>
+    <w:qFormat/>
     <w:uiPriority w:val="99"/>
     <w:pPr>
       <w:spacing w:after="120"/>
@@ -15452,6 +16473,7 @@
     <w:name w:val="List Number 3"/>
     <w:basedOn w:val="1"/>
     <w:unhideWhenUsed/>
+    <w:qFormat/>
     <w:uiPriority w:val="99"/>
     <w:pPr>
       <w:numPr>
@@ -15465,6 +16487,7 @@
     <w:name w:val="List 2"/>
     <w:basedOn w:val="1"/>
     <w:unhideWhenUsed/>
+    <w:qFormat/>
     <w:uiPriority w:val="99"/>
     <w:pPr>
       <w:ind w:left="720" w:hanging="360"/>
@@ -15475,6 +16498,7 @@
     <w:name w:val="List Continue"/>
     <w:basedOn w:val="1"/>
     <w:unhideWhenUsed/>
+    <w:qFormat/>
     <w:uiPriority w:val="99"/>
     <w:pPr>
       <w:spacing w:after="120"/>
@@ -15486,6 +16510,7 @@
     <w:name w:val="List Bullet 2"/>
     <w:basedOn w:val="1"/>
     <w:unhideWhenUsed/>
+    <w:qFormat/>
     <w:uiPriority w:val="99"/>
     <w:pPr>
       <w:numPr>
@@ -15500,6 +16525,7 @@
     <w:basedOn w:val="1"/>
     <w:link w:val="136"/>
     <w:unhideWhenUsed/>
+    <w:qFormat/>
     <w:uiPriority w:val="99"/>
     <w:pPr>
       <w:tabs>
@@ -15550,6 +16576,7 @@
     <w:name w:val="List"/>
     <w:basedOn w:val="1"/>
     <w:unhideWhenUsed/>
+    <w:qFormat/>
     <w:uiPriority w:val="99"/>
     <w:pPr>
       <w:ind w:left="360" w:hanging="360"/>
@@ -15561,6 +16588,7 @@
     <w:basedOn w:val="1"/>
     <w:link w:val="145"/>
     <w:unhideWhenUsed/>
+    <w:qFormat/>
     <w:uiPriority w:val="99"/>
     <w:pPr>
       <w:spacing w:after="120" w:line="480" w:lineRule="auto"/>
@@ -15570,6 +16598,7 @@
     <w:name w:val="List Continue 2"/>
     <w:basedOn w:val="1"/>
     <w:unhideWhenUsed/>
+    <w:qFormat/>
     <w:uiPriority w:val="99"/>
     <w:pPr>
       <w:spacing w:after="120"/>
@@ -15581,6 +16610,7 @@
     <w:name w:val="List Continue 3"/>
     <w:basedOn w:val="1"/>
     <w:unhideWhenUsed/>
+    <w:qFormat/>
     <w:uiPriority w:val="99"/>
     <w:pPr>
       <w:spacing w:after="120"/>
@@ -15614,6 +16644,7 @@
   <w:style w:type="table" w:styleId="33">
     <w:name w:val="Table Grid"/>
     <w:basedOn w:val="32"/>
+    <w:qFormat/>
     <w:uiPriority w:val="59"/>
     <w:pPr>
       <w:spacing w:after="0" w:line="240" w:lineRule="auto"/>
@@ -15638,6 +16669,7 @@
   <w:style w:type="table" w:styleId="34">
     <w:name w:val="Light Shading"/>
     <w:basedOn w:val="32"/>
+    <w:qFormat/>
     <w:uiPriority w:val="60"/>
     <w:pPr>
       <w:spacing w:after="0" w:line="240" w:lineRule="auto"/>
@@ -16522,6 +17554,7 @@
   <w:style w:type="table" w:styleId="43">
     <w:name w:val="Light List Accent 2"/>
     <w:basedOn w:val="32"/>
+    <w:qFormat/>
     <w:uiPriority w:val="61"/>
     <w:pPr>
       <w:spacing w:after="0" w:line="240" w:lineRule="auto"/>
@@ -16615,6 +17648,7 @@
   <w:style w:type="table" w:styleId="44">
     <w:name w:val="Light List Accent 3"/>
     <w:basedOn w:val="32"/>
+    <w:qFormat/>
     <w:uiPriority w:val="61"/>
     <w:pPr>
       <w:spacing w:after="0" w:line="240" w:lineRule="auto"/>
@@ -16708,6 +17742,7 @@
   <w:style w:type="table" w:styleId="45">
     <w:name w:val="Light List Accent 4"/>
     <w:basedOn w:val="32"/>
+    <w:qFormat/>
     <w:uiPriority w:val="61"/>
     <w:pPr>
       <w:spacing w:after="0" w:line="240" w:lineRule="auto"/>
@@ -16801,6 +17836,7 @@
   <w:style w:type="table" w:styleId="46">
     <w:name w:val="Light List Accent 5"/>
     <w:basedOn w:val="32"/>
+    <w:qFormat/>
     <w:uiPriority w:val="61"/>
     <w:pPr>
       <w:spacing w:after="0" w:line="240" w:lineRule="auto"/>
@@ -17113,6 +18149,7 @@
   <w:style w:type="table" w:styleId="49">
     <w:name w:val="Light Grid Accent 1"/>
     <w:basedOn w:val="32"/>
+    <w:qFormat/>
     <w:uiPriority w:val="62"/>
     <w:pPr>
       <w:spacing w:after="0" w:line="240" w:lineRule="auto"/>
@@ -17239,6 +18276,7 @@
   <w:style w:type="table" w:styleId="50">
     <w:name w:val="Light Grid Accent 2"/>
     <w:basedOn w:val="32"/>
+    <w:qFormat/>
     <w:uiPriority w:val="62"/>
     <w:pPr>
       <w:spacing w:after="0" w:line="240" w:lineRule="auto"/>
@@ -17365,6 +18403,7 @@
   <w:style w:type="table" w:styleId="51">
     <w:name w:val="Light Grid Accent 3"/>
     <w:basedOn w:val="32"/>
+    <w:qFormat/>
     <w:uiPriority w:val="62"/>
     <w:pPr>
       <w:spacing w:after="0" w:line="240" w:lineRule="auto"/>
@@ -17491,6 +18530,7 @@
   <w:style w:type="table" w:styleId="52">
     <w:name w:val="Light Grid Accent 4"/>
     <w:basedOn w:val="32"/>
+    <w:qFormat/>
     <w:uiPriority w:val="62"/>
     <w:pPr>
       <w:spacing w:after="0" w:line="240" w:lineRule="auto"/>
@@ -17617,6 +18657,7 @@
   <w:style w:type="table" w:styleId="53">
     <w:name w:val="Light Grid Accent 5"/>
     <w:basedOn w:val="32"/>
+    <w:qFormat/>
     <w:uiPriority w:val="62"/>
     <w:pPr>
       <w:spacing w:after="0" w:line="240" w:lineRule="auto"/>
@@ -17743,6 +18784,7 @@
   <w:style w:type="table" w:styleId="54">
     <w:name w:val="Light Grid Accent 6"/>
     <w:basedOn w:val="32"/>
+    <w:qFormat/>
     <w:uiPriority w:val="62"/>
     <w:pPr>
       <w:spacing w:after="0" w:line="240" w:lineRule="auto"/>
@@ -17869,6 +18911,7 @@
   <w:style w:type="table" w:styleId="55">
     <w:name w:val="Medium Shading 1"/>
     <w:basedOn w:val="32"/>
+    <w:qFormat/>
     <w:uiPriority w:val="63"/>
     <w:pPr>
       <w:spacing w:after="0" w:line="240" w:lineRule="auto"/>
@@ -17976,6 +19019,7 @@
   <w:style w:type="table" w:styleId="56">
     <w:name w:val="Medium Shading 1 Accent 1"/>
     <w:basedOn w:val="32"/>
+    <w:qFormat/>
     <w:uiPriority w:val="63"/>
     <w:pPr>
       <w:spacing w:after="0" w:line="240" w:lineRule="auto"/>
@@ -18083,6 +19127,7 @@
   <w:style w:type="table" w:styleId="57">
     <w:name w:val="Medium Shading 1 Accent 2"/>
     <w:basedOn w:val="32"/>
+    <w:qFormat/>
     <w:uiPriority w:val="63"/>
     <w:pPr>
       <w:spacing w:after="0" w:line="240" w:lineRule="auto"/>
@@ -18190,6 +19235,7 @@
   <w:style w:type="table" w:styleId="58">
     <w:name w:val="Medium Shading 1 Accent 3"/>
     <w:basedOn w:val="32"/>
+    <w:qFormat/>
     <w:uiPriority w:val="63"/>
     <w:pPr>
       <w:spacing w:after="0" w:line="240" w:lineRule="auto"/>
@@ -18511,6 +19557,7 @@
   <w:style w:type="table" w:styleId="61">
     <w:name w:val="Medium Shading 1 Accent 6"/>
     <w:basedOn w:val="32"/>
+    <w:qFormat/>
     <w:uiPriority w:val="63"/>
     <w:pPr>
       <w:spacing w:after="0" w:line="240" w:lineRule="auto"/>
@@ -18783,6 +19830,7 @@
   <w:style w:type="table" w:styleId="63">
     <w:name w:val="Medium Shading 2 Accent 1"/>
     <w:basedOn w:val="32"/>
+    <w:qFormat/>
     <w:uiPriority w:val="64"/>
     <w:pPr>
       <w:spacing w:after="0" w:line="240" w:lineRule="auto"/>
@@ -18948,6 +19996,7 @@
   <w:style w:type="table" w:styleId="64">
     <w:name w:val="Medium Shading 2 Accent 2"/>
     <w:basedOn w:val="32"/>
+    <w:qFormat/>
     <w:uiPriority w:val="64"/>
     <w:pPr>
       <w:spacing w:after="0" w:line="240" w:lineRule="auto"/>
@@ -19279,6 +20328,7 @@
   <w:style w:type="table" w:styleId="66">
     <w:name w:val="Medium Shading 2 Accent 4"/>
     <w:basedOn w:val="32"/>
+    <w:qFormat/>
     <w:uiPriority w:val="64"/>
     <w:pPr>
       <w:spacing w:after="0" w:line="240" w:lineRule="auto"/>
@@ -19444,6 +20494,7 @@
   <w:style w:type="table" w:styleId="67">
     <w:name w:val="Medium Shading 2 Accent 5"/>
     <w:basedOn w:val="32"/>
+    <w:qFormat/>
     <w:uiPriority w:val="64"/>
     <w:pPr>
       <w:spacing w:after="0" w:line="240" w:lineRule="auto"/>
@@ -19609,6 +20660,7 @@
   <w:style w:type="table" w:styleId="68">
     <w:name w:val="Medium Shading 2 Accent 6"/>
     <w:basedOn w:val="32"/>
+    <w:qFormat/>
     <w:uiPriority w:val="64"/>
     <w:pPr>
       <w:spacing w:after="0" w:line="240" w:lineRule="auto"/>
@@ -19774,6 +20826,7 @@
   <w:style w:type="table" w:styleId="69">
     <w:name w:val="Medium List 1"/>
     <w:basedOn w:val="32"/>
+    <w:qFormat/>
     <w:uiPriority w:val="65"/>
     <w:pPr>
       <w:spacing w:after="0" w:line="240" w:lineRule="auto"/>
@@ -19864,6 +20917,7 @@
   <w:style w:type="table" w:styleId="70">
     <w:name w:val="Medium List 1 Accent 1"/>
     <w:basedOn w:val="32"/>
+    <w:qFormat/>
     <w:uiPriority w:val="65"/>
     <w:pPr>
       <w:spacing w:after="0" w:line="240" w:lineRule="auto"/>
@@ -19954,6 +21008,7 @@
   <w:style w:type="table" w:styleId="71">
     <w:name w:val="Medium List 1 Accent 2"/>
     <w:basedOn w:val="32"/>
+    <w:qFormat/>
     <w:uiPriority w:val="65"/>
     <w:pPr>
       <w:spacing w:after="0" w:line="240" w:lineRule="auto"/>
@@ -20044,6 +21099,7 @@
   <w:style w:type="table" w:styleId="72">
     <w:name w:val="Medium List 1 Accent 3"/>
     <w:basedOn w:val="32"/>
+    <w:qFormat/>
     <w:uiPriority w:val="65"/>
     <w:pPr>
       <w:spacing w:after="0" w:line="240" w:lineRule="auto"/>
@@ -20134,6 +21190,7 @@
   <w:style w:type="table" w:styleId="73">
     <w:name w:val="Medium List 1 Accent 4"/>
     <w:basedOn w:val="32"/>
+    <w:qFormat/>
     <w:uiPriority w:val="65"/>
     <w:pPr>
       <w:spacing w:after="0" w:line="240" w:lineRule="auto"/>
@@ -20224,6 +21281,7 @@
   <w:style w:type="table" w:styleId="74">
     <w:name w:val="Medium List 1 Accent 5"/>
     <w:basedOn w:val="32"/>
+    <w:qFormat/>
     <w:uiPriority w:val="65"/>
     <w:pPr>
       <w:spacing w:after="0" w:line="240" w:lineRule="auto"/>
@@ -20314,6 +21372,7 @@
   <w:style w:type="table" w:styleId="75">
     <w:name w:val="Medium List 1 Accent 6"/>
     <w:basedOn w:val="32"/>
+    <w:qFormat/>
     <w:uiPriority w:val="65"/>
     <w:pPr>
       <w:spacing w:after="0" w:line="240" w:lineRule="auto"/>
@@ -20404,6 +21463,7 @@
   <w:style w:type="table" w:styleId="76">
     <w:name w:val="Medium List 2"/>
     <w:basedOn w:val="32"/>
+    <w:qFormat/>
     <w:uiPriority w:val="66"/>
     <w:pPr>
       <w:spacing w:after="0" w:line="240" w:lineRule="auto"/>
@@ -20791,6 +21851,7 @@
   <w:style w:type="table" w:styleId="79">
     <w:name w:val="Medium List 2 Accent 3"/>
     <w:basedOn w:val="32"/>
+    <w:qFormat/>
     <w:uiPriority w:val="66"/>
     <w:pPr>
       <w:spacing w:after="0" w:line="240" w:lineRule="auto"/>
@@ -20920,6 +21981,7 @@
   <w:style w:type="table" w:styleId="80">
     <w:name w:val="Medium List 2 Accent 4"/>
     <w:basedOn w:val="32"/>
+    <w:qFormat/>
     <w:uiPriority w:val="66"/>
     <w:pPr>
       <w:spacing w:after="0" w:line="240" w:lineRule="auto"/>
@@ -21445,6 +22507,7 @@
   <w:style w:type="table" w:styleId="85">
     <w:name w:val="Medium Grid 1 Accent 2"/>
     <w:basedOn w:val="32"/>
+    <w:qFormat/>
     <w:uiPriority w:val="67"/>
     <w:pPr>
       <w:spacing w:after="0" w:line="240" w:lineRule="auto"/>
@@ -21583,6 +22646,7 @@
   <w:style w:type="table" w:styleId="87">
     <w:name w:val="Medium Grid 1 Accent 4"/>
     <w:basedOn w:val="32"/>
+    <w:qFormat/>
     <w:uiPriority w:val="67"/>
     <w:pPr>
       <w:spacing w:after="0" w:line="240" w:lineRule="auto"/>
@@ -21721,6 +22785,7 @@
   <w:style w:type="table" w:styleId="89">
     <w:name w:val="Medium Grid 1 Accent 6"/>
     <w:basedOn w:val="32"/>
+    <w:qFormat/>
     <w:uiPriority w:val="67"/>
     <w:pPr>
       <w:spacing w:after="0" w:line="240" w:lineRule="auto"/>
@@ -22082,6 +23147,7 @@
   <w:style w:type="table" w:styleId="92">
     <w:name w:val="Medium Grid 2 Accent 2"/>
     <w:basedOn w:val="32"/>
+    <w:qFormat/>
     <w:uiPriority w:val="68"/>
     <w:pPr>
       <w:spacing w:after="0" w:line="240" w:lineRule="auto"/>
@@ -22969,6 +24035,7 @@
   <w:style w:type="table" w:styleId="98">
     <w:name w:val="Medium Grid 3 Accent 1"/>
     <w:basedOn w:val="32"/>
+    <w:qFormat/>
     <w:uiPriority w:val="69"/>
     <w:pPr>
       <w:spacing w:after="0" w:line="240" w:lineRule="auto"/>
@@ -23597,6 +24664,7 @@
   <w:style w:type="table" w:styleId="102">
     <w:name w:val="Medium Grid 3 Accent 5"/>
     <w:basedOn w:val="32"/>
+    <w:qFormat/>
     <w:uiPriority w:val="69"/>
     <w:pPr>
       <w:spacing w:after="0" w:line="240" w:lineRule="auto"/>
@@ -24026,6 +25094,7 @@
   <w:style w:type="table" w:styleId="105">
     <w:name w:val="Dark List Accent 1"/>
     <w:basedOn w:val="32"/>
+    <w:qFormat/>
     <w:uiPriority w:val="70"/>
     <w:pPr>
       <w:spacing w:after="0" w:line="240" w:lineRule="auto"/>
@@ -24371,6 +25440,7 @@
   <w:style w:type="table" w:styleId="108">
     <w:name w:val="Dark List Accent 4"/>
     <w:basedOn w:val="32"/>
+    <w:qFormat/>
     <w:uiPriority w:val="70"/>
     <w:pPr>
       <w:spacing w:after="0" w:line="240" w:lineRule="auto"/>
@@ -24486,6 +25556,7 @@
   <w:style w:type="table" w:styleId="109">
     <w:name w:val="Dark List Accent 5"/>
     <w:basedOn w:val="32"/>
+    <w:qFormat/>
     <w:uiPriority w:val="70"/>
     <w:pPr>
       <w:spacing w:after="0" w:line="240" w:lineRule="auto"/>

--- a/B端后台操作手册.docx
+++ b/B端后台操作手册.docx
@@ -6747,71 +6747,569 @@
     </w:p>
     <w:p>
       <w:pPr>
-        <w:pStyle w:val="16"/>
-        <w:spacing w:after="40" w:line="276" w:lineRule="auto"/>
-      </w:pPr>
-      <w:r>
-        <w:rPr>
-          <w:rFonts w:ascii="微软雅黑" w:hAnsi="微软雅黑" w:eastAsia="微软雅黑"/>
-          <w:b/>
-          <w:color w:val="254061"/>
-          <w:sz w:val="20"/>
-        </w:rPr>
-        <w:t>页面介绍：</w:t>
-      </w:r>
-      <w:r>
-        <w:rPr>
-          <w:rFonts w:ascii="微软雅黑" w:hAnsi="微软雅黑" w:eastAsia="微软雅黑"/>
-          <w:b w:val="0"/>
-          <w:sz w:val="20"/>
-        </w:rPr>
-        <w:t>用于处理“广告埋点配置”相关后台业务，具体说明可在后续补充截图时继续细化。</w:t>
-      </w:r>
-    </w:p>
-    <w:p>
-      <w:pPr>
-        <w:pStyle w:val="16"/>
-        <w:spacing w:after="40" w:line="276" w:lineRule="auto"/>
-      </w:pPr>
-      <w:r>
-        <w:rPr>
-          <w:rFonts w:ascii="微软雅黑" w:hAnsi="微软雅黑" w:eastAsia="微软雅黑"/>
-          <w:b/>
-          <w:color w:val="254061"/>
-          <w:sz w:val="20"/>
-        </w:rPr>
-        <w:t>常用操作：</w:t>
-      </w:r>
-      <w:r>
-        <w:rPr>
-          <w:rFonts w:ascii="微软雅黑" w:hAnsi="微软雅黑" w:eastAsia="微软雅黑"/>
-          <w:b w:val="0"/>
-          <w:sz w:val="20"/>
-        </w:rPr>
-        <w:t>进入页面后先通过筛选条件定位数据或配置项，再执行页面支持的新增、编辑、启用、停用、审核、导出或查看详情等操作。</w:t>
-      </w:r>
-    </w:p>
-    <w:p>
-      <w:pPr>
-        <w:pStyle w:val="16"/>
-        <w:spacing w:after="40" w:line="276" w:lineRule="auto"/>
-      </w:pPr>
-      <w:r>
-        <w:rPr>
-          <w:rFonts w:ascii="微软雅黑" w:hAnsi="微软雅黑" w:eastAsia="微软雅黑"/>
-          <w:b/>
-          <w:color w:val="254061"/>
-          <w:sz w:val="20"/>
-        </w:rPr>
-        <w:t>后续补充：</w:t>
-      </w:r>
-      <w:r>
-        <w:rPr>
-          <w:rFonts w:ascii="微软雅黑" w:hAnsi="微软雅黑" w:eastAsia="微软雅黑"/>
-          <w:b w:val="0"/>
-          <w:sz w:val="20"/>
-        </w:rPr>
-        <w:t>按页面截图补齐关键字段、按钮说明、弹窗流程、保存校验和常见问题。</w:t>
+        <w:pStyle w:val="6"/>
+      </w:pPr>
+      <w:r>
+        <w:rPr>
+          <w:rFonts w:ascii="微软雅黑" w:hAnsi="微软雅黑" w:eastAsia="微软雅黑"/>
+          <w:b/>
+          <w:color w:val="1F4E79"/>
+          <w:sz w:val="21"/>
+        </w:rPr>
+        <w:t>页面说明</w:t>
+      </w:r>
+    </w:p>
+    <w:p>
+      <w:pPr>
+        <w:jc w:val="center"/>
+      </w:pPr>
+      <w:r>
+        <w:drawing>
+          <wp:inline distT="0" distB="0" distL="114300" distR="114300">
+            <wp:extent cx="5943600" cy="2688590"/>
+            <wp:effectExtent l="0" t="0" r="0" b="16510"/>
+            <wp:docPr id="31" name="Picture 31"/>
+            <wp:cNvGraphicFramePr>
+              <a:graphicFrameLocks xmlns:a="http://schemas.openxmlformats.org/drawingml/2006/main" noChangeAspect="1"/>
+            </wp:cNvGraphicFramePr>
+            <a:graphic xmlns:a="http://schemas.openxmlformats.org/drawingml/2006/main">
+              <a:graphicData uri="http://schemas.openxmlformats.org/drawingml/2006/picture">
+                <pic:pic xmlns:pic="http://schemas.openxmlformats.org/drawingml/2006/picture">
+                  <pic:nvPicPr>
+                    <pic:cNvPr id="31" name="Picture 31"/>
+                    <pic:cNvPicPr>
+                      <a:picLocks noChangeAspect="1"/>
+                    </pic:cNvPicPr>
+                  </pic:nvPicPr>
+                  <pic:blipFill>
+                    <a:blip r:embed="rId33"/>
+                    <a:stretch>
+                      <a:fillRect/>
+                    </a:stretch>
+                  </pic:blipFill>
+                  <pic:spPr>
+                    <a:xfrm>
+                      <a:off x="0" y="0"/>
+                      <a:ext cx="5943600" cy="2688771"/>
+                    </a:xfrm>
+                    <a:prstGeom prst="rect">
+                      <a:avLst/>
+                    </a:prstGeom>
+                  </pic:spPr>
+                </pic:pic>
+              </a:graphicData>
+            </a:graphic>
+          </wp:inline>
+        </w:drawing>
+      </w:r>
+    </w:p>
+    <w:p>
+      <w:pPr>
+        <w:pStyle w:val="15"/>
+        <w:jc w:val="center"/>
+      </w:pPr>
+      <w:r>
+        <w:rPr>
+          <w:rFonts w:ascii="微软雅黑" w:hAnsi="微软雅黑" w:eastAsia="微软雅黑"/>
+          <w:b w:val="0"/>
+          <w:color w:val="7F7F7F"/>
+          <w:sz w:val="18"/>
+        </w:rPr>
+        <w:t>图：广告埋点配置列表，用于维护不同渠道的落地页、跳转地址和事件标识。</w:t>
+      </w:r>
+    </w:p>
+    <w:p>
+      <w:pPr>
+        <w:pStyle w:val="16"/>
+      </w:pPr>
+      <w:r>
+        <w:rPr>
+          <w:rFonts w:ascii="微软雅黑" w:hAnsi="微软雅黑" w:eastAsia="微软雅黑"/>
+          <w:b w:val="0"/>
+          <w:sz w:val="20"/>
+        </w:rPr>
+        <w:t>广告埋点配置用于维护站点推广渠道的埋点参数，支持按渠道类型查询配置，并在列表中查看渠道编码、渠道名称、落地页域名、跳转地址、像素ID、安装类型、事件标识和创建时间等信息。</w:t>
+      </w:r>
+    </w:p>
+    <w:p>
+      <w:pPr>
+        <w:pStyle w:val="16"/>
+      </w:pPr>
+      <w:r>
+        <w:rPr>
+          <w:rFonts w:ascii="微软雅黑" w:hAnsi="微软雅黑" w:eastAsia="微软雅黑"/>
+          <w:b w:val="0"/>
+          <w:sz w:val="20"/>
+        </w:rPr>
+        <w:t>该页面主要服务于广告投放、渠道归因和转化事件回传。新增或修改配置后，前台落地页和推广链接可能会按配置携带对应渠道参数，运营人员应在上线前核对渠道、域名、事件标识和跳转地址是否一致。</w:t>
+      </w:r>
+    </w:p>
+    <w:p>
+      <w:pPr>
+        <w:pStyle w:val="6"/>
+      </w:pPr>
+      <w:r>
+        <w:rPr>
+          <w:rFonts w:ascii="微软雅黑" w:hAnsi="微软雅黑" w:eastAsia="微软雅黑"/>
+          <w:b/>
+          <w:color w:val="1F4E79"/>
+          <w:sz w:val="21"/>
+        </w:rPr>
+        <w:t>筛选与列表字段</w:t>
+      </w:r>
+    </w:p>
+    <w:p>
+      <w:pPr>
+        <w:pStyle w:val="16"/>
+      </w:pPr>
+      <w:r>
+        <w:rPr>
+          <w:rFonts w:ascii="微软雅黑" w:hAnsi="微软雅黑" w:eastAsia="微软雅黑"/>
+          <w:b/>
+          <w:color w:val="1F4E79"/>
+          <w:sz w:val="20"/>
+        </w:rPr>
+        <w:t>渠道类型：</w:t>
+      </w:r>
+      <w:r>
+        <w:rPr>
+          <w:rFonts w:ascii="微软雅黑" w:hAnsi="微软雅黑" w:eastAsia="微软雅黑"/>
+          <w:b w:val="0"/>
+          <w:sz w:val="20"/>
+        </w:rPr>
+        <w:t>用于按 facebook、adjust、google 等渠道类型筛选列表。需要排查某个渠道数据时，先选择渠道类型再点击“搜索”；点击“重置”可恢复默认查询条件。</w:t>
+      </w:r>
+    </w:p>
+    <w:p>
+      <w:pPr>
+        <w:pStyle w:val="16"/>
+      </w:pPr>
+      <w:r>
+        <w:rPr>
+          <w:rFonts w:ascii="微软雅黑" w:hAnsi="微软雅黑" w:eastAsia="微软雅黑"/>
+          <w:b/>
+          <w:color w:val="1F4E79"/>
+          <w:sz w:val="20"/>
+        </w:rPr>
+        <w:t>渠道ID：</w:t>
+      </w:r>
+      <w:r>
+        <w:rPr>
+          <w:rFonts w:ascii="微软雅黑" w:hAnsi="微软雅黑" w:eastAsia="微软雅黑"/>
+          <w:b w:val="0"/>
+          <w:sz w:val="20"/>
+        </w:rPr>
+        <w:t>系统生成的配置唯一标识，通常用于技术排查或接口核对。列表中较长内容会省略显示，核对完整值时可进入修改弹窗或结合后台数据记录确认。</w:t>
+      </w:r>
+    </w:p>
+    <w:p>
+      <w:pPr>
+        <w:pStyle w:val="16"/>
+      </w:pPr>
+      <w:r>
+        <w:rPr>
+          <w:rFonts w:ascii="微软雅黑" w:hAnsi="微软雅黑" w:eastAsia="微软雅黑"/>
+          <w:b/>
+          <w:color w:val="1F4E79"/>
+          <w:sz w:val="20"/>
+        </w:rPr>
+        <w:t>渠道编码：</w:t>
+      </w:r>
+      <w:r>
+        <w:rPr>
+          <w:rFonts w:ascii="微软雅黑" w:hAnsi="微软雅黑" w:eastAsia="微软雅黑"/>
+          <w:b w:val="0"/>
+          <w:sz w:val="20"/>
+        </w:rPr>
+        <w:t>渠道的业务编码，用于区分不同推广渠道或投放批次。新增配置后应确认编码与投放侧、落地页侧约定一致。</w:t>
+      </w:r>
+    </w:p>
+    <w:p>
+      <w:pPr>
+        <w:pStyle w:val="16"/>
+      </w:pPr>
+      <w:r>
+        <w:rPr>
+          <w:rFonts w:ascii="微软雅黑" w:hAnsi="微软雅黑" w:eastAsia="微软雅黑"/>
+          <w:b/>
+          <w:color w:val="1F4E79"/>
+          <w:sz w:val="20"/>
+        </w:rPr>
+        <w:t>渠道名称：</w:t>
+      </w:r>
+      <w:r>
+        <w:rPr>
+          <w:rFonts w:ascii="微软雅黑" w:hAnsi="微软雅黑" w:eastAsia="微软雅黑"/>
+          <w:b w:val="0"/>
+          <w:sz w:val="20"/>
+        </w:rPr>
+        <w:t>展示渠道配置的名称，例如 Google、Facebook测试、adjust测试等，建议使用便于运营识别的渠道或活动名称。</w:t>
+      </w:r>
+    </w:p>
+    <w:p>
+      <w:pPr>
+        <w:pStyle w:val="16"/>
+      </w:pPr>
+      <w:r>
+        <w:rPr>
+          <w:rFonts w:ascii="微软雅黑" w:hAnsi="微软雅黑" w:eastAsia="微软雅黑"/>
+          <w:b/>
+          <w:color w:val="1F4E79"/>
+          <w:sz w:val="20"/>
+        </w:rPr>
+        <w:t>渠道类型：</w:t>
+      </w:r>
+      <w:r>
+        <w:rPr>
+          <w:rFonts w:ascii="微软雅黑" w:hAnsi="微软雅黑" w:eastAsia="微软雅黑"/>
+          <w:b w:val="0"/>
+          <w:sz w:val="20"/>
+        </w:rPr>
+        <w:t>展示当前配置所属广告平台或归因类型。不同渠道类型会影响后续需要填写的像素ID、安装类型和事件标识字段。</w:t>
+      </w:r>
+    </w:p>
+    <w:p>
+      <w:pPr>
+        <w:pStyle w:val="16"/>
+      </w:pPr>
+      <w:r>
+        <w:rPr>
+          <w:rFonts w:ascii="微软雅黑" w:hAnsi="微软雅黑" w:eastAsia="微软雅黑"/>
+          <w:b/>
+          <w:color w:val="1F4E79"/>
+          <w:sz w:val="20"/>
+        </w:rPr>
+        <w:t>落地页域名：</w:t>
+      </w:r>
+      <w:r>
+        <w:rPr>
+          <w:rFonts w:ascii="微软雅黑" w:hAnsi="微软雅黑" w:eastAsia="微软雅黑"/>
+          <w:b w:val="0"/>
+          <w:sz w:val="20"/>
+        </w:rPr>
+        <w:t>配置该渠道使用的落地页域名。保存前应确认域名已在站点或推广域名中配置完成，并可正常访问。</w:t>
+      </w:r>
+    </w:p>
+    <w:p>
+      <w:pPr>
+        <w:pStyle w:val="16"/>
+      </w:pPr>
+      <w:r>
+        <w:rPr>
+          <w:rFonts w:ascii="微软雅黑" w:hAnsi="微软雅黑" w:eastAsia="微软雅黑"/>
+          <w:b/>
+          <w:color w:val="1F4E79"/>
+          <w:sz w:val="20"/>
+        </w:rPr>
+        <w:t>跳转地址：</w:t>
+      </w:r>
+      <w:r>
+        <w:rPr>
+          <w:rFonts w:ascii="微软雅黑" w:hAnsi="微软雅黑" w:eastAsia="微软雅黑"/>
+          <w:b w:val="0"/>
+          <w:sz w:val="20"/>
+        </w:rPr>
+        <w:t>用户从推广入口进入后需要跳转的地址，可包含渠道参数。地址较长时列表会省略显示，保存前应重点检查域名、路径和参数是否正确。</w:t>
+      </w:r>
+    </w:p>
+    <w:p>
+      <w:pPr>
+        <w:pStyle w:val="16"/>
+      </w:pPr>
+      <w:r>
+        <w:rPr>
+          <w:rFonts w:ascii="微软雅黑" w:hAnsi="微软雅黑" w:eastAsia="微软雅黑"/>
+          <w:b/>
+          <w:color w:val="1F4E79"/>
+          <w:sz w:val="20"/>
+        </w:rPr>
+        <w:t>像素ID：</w:t>
+      </w:r>
+      <w:r>
+        <w:rPr>
+          <w:rFonts w:ascii="微软雅黑" w:hAnsi="微软雅黑" w:eastAsia="微软雅黑"/>
+          <w:b w:val="0"/>
+          <w:sz w:val="20"/>
+        </w:rPr>
+        <w:t>用于 Facebook、Google 等像素或广告平台识别的跟踪 ID。为空或填写错误时，可能导致注册、充值等事件无法被广告平台正确接收。</w:t>
+      </w:r>
+    </w:p>
+    <w:p>
+      <w:pPr>
+        <w:pStyle w:val="16"/>
+      </w:pPr>
+      <w:r>
+        <w:rPr>
+          <w:rFonts w:ascii="微软雅黑" w:hAnsi="微软雅黑" w:eastAsia="微软雅黑"/>
+          <w:b/>
+          <w:color w:val="1F4E79"/>
+          <w:sz w:val="20"/>
+        </w:rPr>
+        <w:t>安装类型：</w:t>
+      </w:r>
+      <w:r>
+        <w:rPr>
+          <w:rFonts w:ascii="微软雅黑" w:hAnsi="微软雅黑" w:eastAsia="微软雅黑"/>
+          <w:b w:val="0"/>
+          <w:sz w:val="20"/>
+        </w:rPr>
+        <w:t>用于 Adjust 等归因场景区分 H5、App 或其他安装/访问类型。配置时应与实际推广入口和客户端形态一致。</w:t>
+      </w:r>
+    </w:p>
+    <w:p>
+      <w:pPr>
+        <w:pStyle w:val="16"/>
+      </w:pPr>
+      <w:r>
+        <w:rPr>
+          <w:rFonts w:ascii="微软雅黑" w:hAnsi="微软雅黑" w:eastAsia="微软雅黑"/>
+          <w:b/>
+          <w:color w:val="1F4E79"/>
+          <w:sz w:val="20"/>
+        </w:rPr>
+        <w:t>事件标识：</w:t>
+      </w:r>
+      <w:r>
+        <w:rPr>
+          <w:rFonts w:ascii="微软雅黑" w:hAnsi="微软雅黑" w:eastAsia="微软雅黑"/>
+          <w:b w:val="0"/>
+          <w:sz w:val="20"/>
+        </w:rPr>
+        <w:t>包括注册、首充、复充等事件标识，用于向归因或广告平台回传关键转化事件。填写前应按投放平台要求核对事件名称、大小写和参数口径。</w:t>
+      </w:r>
+    </w:p>
+    <w:p>
+      <w:pPr>
+        <w:pStyle w:val="16"/>
+      </w:pPr>
+      <w:r>
+        <w:rPr>
+          <w:rFonts w:ascii="微软雅黑" w:hAnsi="微软雅黑" w:eastAsia="微软雅黑"/>
+          <w:b/>
+          <w:color w:val="1F4E79"/>
+          <w:sz w:val="20"/>
+        </w:rPr>
+        <w:t>备注：</w:t>
+      </w:r>
+      <w:r>
+        <w:rPr>
+          <w:rFonts w:ascii="微软雅黑" w:hAnsi="微软雅黑" w:eastAsia="微软雅黑"/>
+          <w:b w:val="0"/>
+          <w:sz w:val="20"/>
+        </w:rPr>
+        <w:t>记录配置用途、投放批次、测试说明或特殊约定，便于后续排查和交接。</w:t>
+      </w:r>
+    </w:p>
+    <w:p>
+      <w:pPr>
+        <w:pStyle w:val="16"/>
+      </w:pPr>
+      <w:r>
+        <w:rPr>
+          <w:rFonts w:ascii="微软雅黑" w:hAnsi="微软雅黑" w:eastAsia="微软雅黑"/>
+          <w:b/>
+          <w:color w:val="1F4E79"/>
+          <w:sz w:val="20"/>
+        </w:rPr>
+        <w:t>创建时间：</w:t>
+      </w:r>
+      <w:r>
+        <w:rPr>
+          <w:rFonts w:ascii="微软雅黑" w:hAnsi="微软雅黑" w:eastAsia="微软雅黑"/>
+          <w:b w:val="0"/>
+          <w:sz w:val="20"/>
+        </w:rPr>
+        <w:t>展示配置创建时间，用于判断配置是否为当前投放周期内新增或历史遗留配置。</w:t>
+      </w:r>
+    </w:p>
+    <w:p>
+      <w:pPr>
+        <w:pStyle w:val="16"/>
+      </w:pPr>
+      <w:r>
+        <w:rPr>
+          <w:rFonts w:ascii="微软雅黑" w:hAnsi="微软雅黑" w:eastAsia="微软雅黑"/>
+          <w:b/>
+          <w:color w:val="1F4E79"/>
+          <w:sz w:val="20"/>
+        </w:rPr>
+        <w:t>操作：</w:t>
+      </w:r>
+      <w:r>
+        <w:rPr>
+          <w:rFonts w:ascii="微软雅黑" w:hAnsi="微软雅黑" w:eastAsia="微软雅黑"/>
+          <w:b w:val="0"/>
+          <w:sz w:val="20"/>
+        </w:rPr>
+        <w:t>提供“修改”和“删除”。修改用于调整渠道配置；删除用于移除不再使用的配置，删除前应确认该渠道已停止投放或已有替代配置。</w:t>
+      </w:r>
+    </w:p>
+    <w:p>
+      <w:pPr>
+        <w:pStyle w:val="6"/>
+      </w:pPr>
+      <w:r>
+        <w:rPr>
+          <w:rFonts w:ascii="微软雅黑" w:hAnsi="微软雅黑" w:eastAsia="微软雅黑"/>
+          <w:b/>
+          <w:color w:val="1F4E79"/>
+          <w:sz w:val="21"/>
+        </w:rPr>
+        <w:t>新增与编辑配置</w:t>
+      </w:r>
+    </w:p>
+    <w:p>
+      <w:pPr>
+        <w:pStyle w:val="16"/>
+      </w:pPr>
+      <w:r>
+        <w:rPr>
+          <w:rFonts w:ascii="微软雅黑" w:hAnsi="微软雅黑" w:eastAsia="微软雅黑"/>
+          <w:b/>
+          <w:color w:val="1F4E79"/>
+          <w:sz w:val="20"/>
+        </w:rPr>
+        <w:t>新增配置：</w:t>
+      </w:r>
+      <w:r>
+        <w:rPr>
+          <w:rFonts w:ascii="微软雅黑" w:hAnsi="微软雅黑" w:eastAsia="微软雅黑"/>
+          <w:b w:val="0"/>
+          <w:sz w:val="20"/>
+        </w:rPr>
+        <w:t>点击“新增”打开新增埋点配置弹窗，按页面提示选择或填写渠道名称、落地页域名、跳转地址和渠道类型。带必填标识的字段必须补齐后再提交。</w:t>
+      </w:r>
+    </w:p>
+    <w:p>
+      <w:pPr>
+        <w:pStyle w:val="16"/>
+      </w:pPr>
+      <w:r>
+        <w:rPr>
+          <w:rFonts w:ascii="微软雅黑" w:hAnsi="微软雅黑" w:eastAsia="微软雅黑"/>
+          <w:b/>
+          <w:color w:val="1F4E79"/>
+          <w:sz w:val="20"/>
+        </w:rPr>
+        <w:t>渠道类型切换：</w:t>
+      </w:r>
+      <w:r>
+        <w:rPr>
+          <w:rFonts w:ascii="微软雅黑" w:hAnsi="微软雅黑" w:eastAsia="微软雅黑"/>
+          <w:b w:val="0"/>
+          <w:sz w:val="20"/>
+        </w:rPr>
+        <w:t>弹窗中切换渠道类型后，表单会展示对应的配置项。Facebook、Google 等渠道通常重点填写像素ID；Adjust 类配置通常需要维护安装类型以及注册、首充、复充事件标识。</w:t>
+      </w:r>
+    </w:p>
+    <w:p>
+      <w:pPr>
+        <w:pStyle w:val="16"/>
+      </w:pPr>
+      <w:r>
+        <w:rPr>
+          <w:rFonts w:ascii="微软雅黑" w:hAnsi="微软雅黑" w:eastAsia="微软雅黑"/>
+          <w:b/>
+          <w:color w:val="1F4E79"/>
+          <w:sz w:val="20"/>
+        </w:rPr>
+        <w:t>编辑配置：</w:t>
+      </w:r>
+      <w:r>
+        <w:rPr>
+          <w:rFonts w:ascii="微软雅黑" w:hAnsi="微软雅黑" w:eastAsia="微软雅黑"/>
+          <w:b w:val="0"/>
+          <w:sz w:val="20"/>
+        </w:rPr>
+        <w:t>在列表操作列点击“修改”，进入编辑埋点配置弹窗后可调整域名、跳转地址、像素ID、安装类型、事件标识和备注等信息。提交后应回到列表核对展示值是否更新。</w:t>
+      </w:r>
+    </w:p>
+    <w:p>
+      <w:pPr>
+        <w:pStyle w:val="16"/>
+      </w:pPr>
+      <w:r>
+        <w:rPr>
+          <w:rFonts w:ascii="微软雅黑" w:hAnsi="微软雅黑" w:eastAsia="微软雅黑"/>
+          <w:b/>
+          <w:color w:val="1F4E79"/>
+          <w:sz w:val="20"/>
+        </w:rPr>
+        <w:t>删除配置：</w:t>
+      </w:r>
+      <w:r>
+        <w:rPr>
+          <w:rFonts w:ascii="微软雅黑" w:hAnsi="微软雅黑" w:eastAsia="微软雅黑"/>
+          <w:b w:val="0"/>
+          <w:sz w:val="20"/>
+        </w:rPr>
+        <w:t>点击“删除”前应确认该配置不再被当前推广链接、落地页或广告计划使用。删除后相关渠道可能无法继续完成归因或事件回传，必要时先停用投放或保留历史配置。</w:t>
+      </w:r>
+    </w:p>
+    <w:p>
+      <w:pPr>
+        <w:pStyle w:val="6"/>
+      </w:pPr>
+      <w:r>
+        <w:rPr>
+          <w:rFonts w:ascii="微软雅黑" w:hAnsi="微软雅黑" w:eastAsia="微软雅黑"/>
+          <w:b/>
+          <w:color w:val="1F4E79"/>
+          <w:sz w:val="21"/>
+        </w:rPr>
+        <w:t>注意事项</w:t>
+      </w:r>
+    </w:p>
+    <w:p>
+      <w:pPr>
+        <w:pStyle w:val="16"/>
+      </w:pPr>
+      <w:r>
+        <w:rPr>
+          <w:rFonts w:ascii="微软雅黑" w:hAnsi="微软雅黑" w:eastAsia="微软雅黑"/>
+          <w:b w:val="0"/>
+          <w:sz w:val="20"/>
+        </w:rPr>
+        <w:t>落地页域名、跳转地址和广告平台参数需要保持一致，任一环节配置错误都可能造成用户无法进入正确页面、渠道无法归因或广告平台收不到转化事件。</w:t>
+      </w:r>
+    </w:p>
+    <w:p>
+      <w:pPr>
+        <w:pStyle w:val="16"/>
+      </w:pPr>
+      <w:r>
+        <w:rPr>
+          <w:rFonts w:ascii="微软雅黑" w:hAnsi="微软雅黑" w:eastAsia="微软雅黑"/>
+          <w:b w:val="0"/>
+          <w:sz w:val="20"/>
+        </w:rPr>
+        <w:t>涉及像素ID和事件标识的调整应由运营、投放或技术人员共同复核。修改线上渠道前，建议先复制当前值留档，确认新配置验证通过后再用于正式投放。</w:t>
+      </w:r>
+    </w:p>
+    <w:p>
+      <w:pPr>
+        <w:pStyle w:val="16"/>
+      </w:pPr>
+      <w:r>
+        <w:rPr>
+          <w:rFonts w:ascii="微软雅黑" w:hAnsi="微软雅黑" w:eastAsia="微软雅黑"/>
+          <w:b w:val="0"/>
+          <w:sz w:val="20"/>
+        </w:rPr>
+        <w:t>若广告平台未收到注册、首充或复充事件，优先检查渠道类型、像素ID、事件标识、安装类型、跳转地址参数、落地页域名访问状态，以及前台页面是否已经加载对应埋点脚本。</w:t>
+      </w:r>
+    </w:p>
+    <w:p>
+      <w:pPr>
+        <w:pStyle w:val="16"/>
+      </w:pPr>
+      <w:r>
+        <w:rPr>
+          <w:rFonts w:ascii="微软雅黑" w:hAnsi="微软雅黑" w:eastAsia="微软雅黑"/>
+          <w:b w:val="0"/>
+          <w:sz w:val="20"/>
+        </w:rPr>
+        <w:t>同一渠道存在多条配置时，应通过渠道编码、渠道名称、备注和创建时间区分投放批次，避免误改正在使用的渠道配置。</w:t>
       </w:r>
     </w:p>
     <w:p>
@@ -6867,7 +7365,7 @@
                     </pic:cNvPicPr>
                   </pic:nvPicPr>
                   <pic:blipFill>
-                    <a:blip r:embed="rId33"/>
+                    <a:blip r:embed="rId34"/>
                     <a:stretch>
                       <a:fillRect/>
                     </a:stretch>
@@ -7103,7 +7601,7 @@
                     </pic:cNvPicPr>
                   </pic:nvPicPr>
                   <pic:blipFill>
-                    <a:blip r:embed="rId34"/>
+                    <a:blip r:embed="rId35"/>
                     <a:stretch>
                       <a:fillRect/>
                     </a:stretch>
@@ -7355,8 +7853,6 @@
         <w:keepNext/>
         <w:spacing w:before="360" w:after="240" w:line="276" w:lineRule="auto"/>
       </w:pPr>
-      <w:bookmarkStart w:id="0" w:name="_GoBack"/>
-      <w:bookmarkEnd w:id="0"/>
       <w:r>
         <w:rPr>
           <w:rFonts w:ascii="微软雅黑" w:hAnsi="微软雅黑" w:eastAsia="微软雅黑"/>
@@ -7425,7 +7921,7 @@
           <w:color w:val="2F5597"/>
           <w:sz w:val="25"/>
         </w:rPr>
-        <w:t>用户分群思维导图</w:t>
+        <w:t>站点维护管理</w:t>
       </w:r>
     </w:p>
     <w:p>
@@ -7448,7 +7944,7 @@
           <w:b w:val="0"/>
           <w:sz w:val="20"/>
         </w:rPr>
-        <w:t>用于处理“用户分群思维导图”相关后台业务，具体说明可在后续补充截图时继续细化。</w:t>
+        <w:t>用于处理“站点维护管理”相关后台业务，具体说明可在后续补充截图时继续细化。</w:t>
       </w:r>
     </w:p>
     <w:p>
@@ -7510,76 +8006,578 @@
           <w:color w:val="2F5597"/>
           <w:sz w:val="25"/>
         </w:rPr>
-        <w:t>站点维护管理</w:t>
-      </w:r>
-    </w:p>
-    <w:p>
-      <w:pPr>
-        <w:pStyle w:val="16"/>
-        <w:spacing w:after="40" w:line="276" w:lineRule="auto"/>
-      </w:pPr>
-      <w:r>
-        <w:rPr>
-          <w:rFonts w:ascii="微软雅黑" w:hAnsi="微软雅黑" w:eastAsia="微软雅黑"/>
-          <w:b/>
-          <w:color w:val="254061"/>
-          <w:sz w:val="20"/>
-        </w:rPr>
-        <w:t>页面介绍：</w:t>
-      </w:r>
-      <w:r>
-        <w:rPr>
-          <w:rFonts w:ascii="微软雅黑" w:hAnsi="微软雅黑" w:eastAsia="微软雅黑"/>
-          <w:b w:val="0"/>
-          <w:sz w:val="20"/>
-        </w:rPr>
-        <w:t>用于处理“站点维护管理”相关后台业务，具体说明可在后续补充截图时继续细化。</w:t>
-      </w:r>
-    </w:p>
-    <w:p>
-      <w:pPr>
-        <w:pStyle w:val="16"/>
-        <w:spacing w:after="40" w:line="276" w:lineRule="auto"/>
-      </w:pPr>
-      <w:r>
-        <w:rPr>
-          <w:rFonts w:ascii="微软雅黑" w:hAnsi="微软雅黑" w:eastAsia="微软雅黑"/>
-          <w:b/>
-          <w:color w:val="254061"/>
-          <w:sz w:val="20"/>
-        </w:rPr>
-        <w:t>常用操作：</w:t>
-      </w:r>
-      <w:r>
-        <w:rPr>
-          <w:rFonts w:ascii="微软雅黑" w:hAnsi="微软雅黑" w:eastAsia="微软雅黑"/>
-          <w:b w:val="0"/>
-          <w:sz w:val="20"/>
-        </w:rPr>
-        <w:t>进入页面后先通过筛选条件定位数据或配置项，再执行页面支持的新增、编辑、启用、停用、审核、导出或查看详情等操作。</w:t>
-      </w:r>
-    </w:p>
-    <w:p>
-      <w:pPr>
-        <w:pStyle w:val="16"/>
-        <w:spacing w:after="40" w:line="276" w:lineRule="auto"/>
-      </w:pPr>
-      <w:r>
-        <w:rPr>
-          <w:rFonts w:ascii="微软雅黑" w:hAnsi="微软雅黑" w:eastAsia="微软雅黑"/>
-          <w:b/>
-          <w:color w:val="254061"/>
-          <w:sz w:val="20"/>
-        </w:rPr>
-        <w:t>后续补充：</w:t>
-      </w:r>
-      <w:r>
-        <w:rPr>
-          <w:rFonts w:ascii="微软雅黑" w:hAnsi="微软雅黑" w:eastAsia="微软雅黑"/>
-          <w:b w:val="0"/>
-          <w:sz w:val="20"/>
-        </w:rPr>
-        <w:t>按页面截图补齐关键字段、按钮说明、弹窗流程、保存校验和常见问题。</w:t>
+        <w:t>平台公告</w:t>
+      </w:r>
+    </w:p>
+    <w:p>
+      <w:pPr>
+        <w:pStyle w:val="6"/>
+      </w:pPr>
+      <w:r>
+        <w:rPr>
+          <w:rFonts w:ascii="微软雅黑" w:hAnsi="微软雅黑" w:eastAsia="微软雅黑"/>
+          <w:b/>
+          <w:color w:val="1F4E79"/>
+          <w:sz w:val="21"/>
+        </w:rPr>
+        <w:t>页面说明</w:t>
+      </w:r>
+    </w:p>
+    <w:p>
+      <w:pPr>
+        <w:jc w:val="center"/>
+      </w:pPr>
+      <w:r>
+        <w:drawing>
+          <wp:inline distT="0" distB="0" distL="114300" distR="114300">
+            <wp:extent cx="5943600" cy="2228850"/>
+            <wp:effectExtent l="0" t="0" r="0" b="0"/>
+            <wp:docPr id="32" name="Picture 32"/>
+            <wp:cNvGraphicFramePr>
+              <a:graphicFrameLocks xmlns:a="http://schemas.openxmlformats.org/drawingml/2006/main" noChangeAspect="1"/>
+            </wp:cNvGraphicFramePr>
+            <a:graphic xmlns:a="http://schemas.openxmlformats.org/drawingml/2006/main">
+              <a:graphicData uri="http://schemas.openxmlformats.org/drawingml/2006/picture">
+                <pic:pic xmlns:pic="http://schemas.openxmlformats.org/drawingml/2006/picture">
+                  <pic:nvPicPr>
+                    <pic:cNvPr id="32" name="Picture 32"/>
+                    <pic:cNvPicPr>
+                      <a:picLocks noChangeAspect="1"/>
+                    </pic:cNvPicPr>
+                  </pic:nvPicPr>
+                  <pic:blipFill>
+                    <a:blip r:embed="rId36"/>
+                    <a:stretch>
+                      <a:fillRect/>
+                    </a:stretch>
+                  </pic:blipFill>
+                  <pic:spPr>
+                    <a:xfrm>
+                      <a:off x="0" y="0"/>
+                      <a:ext cx="5943600" cy="2228850"/>
+                    </a:xfrm>
+                    <a:prstGeom prst="rect">
+                      <a:avLst/>
+                    </a:prstGeom>
+                  </pic:spPr>
+                </pic:pic>
+              </a:graphicData>
+            </a:graphic>
+          </wp:inline>
+        </w:drawing>
+      </w:r>
+    </w:p>
+    <w:p>
+      <w:pPr>
+        <w:pStyle w:val="15"/>
+        <w:jc w:val="center"/>
+      </w:pPr>
+      <w:r>
+        <w:rPr>
+          <w:rFonts w:ascii="微软雅黑" w:hAnsi="微软雅黑" w:eastAsia="微软雅黑"/>
+          <w:color w:val="7F7F7F"/>
+          <w:sz w:val="18"/>
+        </w:rPr>
+        <w:t>图：平台公告列表，用于查看平台、商户相关通知和站内消息。</w:t>
+      </w:r>
+    </w:p>
+    <w:p>
+      <w:pPr>
+        <w:pStyle w:val="16"/>
+      </w:pPr>
+      <w:r>
+        <w:rPr>
+          <w:rFonts w:ascii="微软雅黑" w:hAnsi="微软雅黑" w:eastAsia="微软雅黑"/>
+          <w:sz w:val="20"/>
+        </w:rPr>
+        <w:t>平台公告用于查看平台、系统和商户相关消息。商户可从顶部导航栏右侧的消息入口进入该页面，进入后按类型、标题和阅读状态筛选消息，并通过“查看”打开消息详情。</w:t>
+      </w:r>
+    </w:p>
+    <w:p>
+      <w:pPr>
+        <w:pStyle w:val="16"/>
+      </w:pPr>
+      <w:r>
+        <w:rPr>
+          <w:rFonts w:ascii="微软雅黑" w:hAnsi="微软雅黑" w:eastAsia="微软雅黑"/>
+          <w:sz w:val="20"/>
+        </w:rPr>
+        <w:t>页面消息类型包含平台公告、通知、风控预警、站内信和短信。列表同时展示消息标题、发送时间、阅读状态和操作入口，便于商户快速处理重要公告、维护通知、资金预警和运营提醒。</w:t>
+      </w:r>
+    </w:p>
+    <w:p>
+      <w:pPr>
+        <w:pStyle w:val="6"/>
+      </w:pPr>
+      <w:r>
+        <w:rPr>
+          <w:rFonts w:ascii="微软雅黑" w:hAnsi="微软雅黑" w:eastAsia="微软雅黑"/>
+          <w:b/>
+          <w:color w:val="1F4E79"/>
+          <w:sz w:val="21"/>
+        </w:rPr>
+        <w:t>筛选条件</w:t>
+      </w:r>
+    </w:p>
+    <w:p>
+      <w:pPr>
+        <w:pStyle w:val="16"/>
+      </w:pPr>
+      <w:r>
+        <w:rPr>
+          <w:rFonts w:ascii="微软雅黑" w:hAnsi="微软雅黑" w:eastAsia="微软雅黑"/>
+          <w:b/>
+          <w:color w:val="1F4E79"/>
+          <w:sz w:val="20"/>
+        </w:rPr>
+        <w:t>类型：</w:t>
+      </w:r>
+      <w:r>
+        <w:rPr>
+          <w:rFonts w:ascii="微软雅黑" w:hAnsi="微软雅黑" w:eastAsia="微软雅黑"/>
+          <w:sz w:val="20"/>
+        </w:rPr>
+        <w:t>用于按消息来源或业务类型筛选。可选择全部类型、平台公告、通知、短信、风控预警或站内信。排查某类消息时先选择类型，再结合状态缩小范围。</w:t>
+      </w:r>
+    </w:p>
+    <w:p>
+      <w:pPr>
+        <w:pStyle w:val="16"/>
+      </w:pPr>
+      <w:r>
+        <w:rPr>
+          <w:rFonts w:ascii="微软雅黑" w:hAnsi="微软雅黑" w:eastAsia="微软雅黑"/>
+          <w:b/>
+          <w:color w:val="1F4E79"/>
+          <w:sz w:val="20"/>
+        </w:rPr>
+        <w:t>标题：</w:t>
+      </w:r>
+      <w:r>
+        <w:rPr>
+          <w:rFonts w:ascii="微软雅黑" w:hAnsi="微软雅黑" w:eastAsia="微软雅黑"/>
+          <w:sz w:val="20"/>
+        </w:rPr>
+        <w:t>支持输入标题关键字查询，例如结算规则、钱包服务、余额不足、短信签名等。输入后点击“搜索”，也可按回车触发查询。</w:t>
+      </w:r>
+    </w:p>
+    <w:p>
+      <w:pPr>
+        <w:pStyle w:val="16"/>
+      </w:pPr>
+      <w:r>
+        <w:rPr>
+          <w:rFonts w:ascii="微软雅黑" w:hAnsi="微软雅黑" w:eastAsia="微软雅黑"/>
+          <w:b/>
+          <w:color w:val="1F4E79"/>
+          <w:sz w:val="20"/>
+        </w:rPr>
+        <w:t>状态：</w:t>
+      </w:r>
+      <w:r>
+        <w:rPr>
+          <w:rFonts w:ascii="微软雅黑" w:hAnsi="微软雅黑" w:eastAsia="微软雅黑"/>
+          <w:sz w:val="20"/>
+        </w:rPr>
+        <w:t>用于按未读或已读筛选。处理待办消息时建议选择“未读”，核对历史公告时可切换为“已读”或全部状态。</w:t>
+      </w:r>
+    </w:p>
+    <w:p>
+      <w:pPr>
+        <w:pStyle w:val="16"/>
+      </w:pPr>
+      <w:r>
+        <w:rPr>
+          <w:rFonts w:ascii="微软雅黑" w:hAnsi="微软雅黑" w:eastAsia="微软雅黑"/>
+          <w:b/>
+          <w:color w:val="1F4E79"/>
+          <w:sz w:val="20"/>
+        </w:rPr>
+        <w:t>搜索：</w:t>
+      </w:r>
+      <w:r>
+        <w:rPr>
+          <w:rFonts w:ascii="微软雅黑" w:hAnsi="微软雅黑" w:eastAsia="微软雅黑"/>
+          <w:sz w:val="20"/>
+        </w:rPr>
+        <w:t>按当前筛选条件刷新列表。筛选无结果时，先检查标题关键字是否过窄，再重置条件重新查询。</w:t>
+      </w:r>
+    </w:p>
+    <w:p>
+      <w:pPr>
+        <w:pStyle w:val="16"/>
+      </w:pPr>
+      <w:r>
+        <w:rPr>
+          <w:rFonts w:ascii="微软雅黑" w:hAnsi="微软雅黑" w:eastAsia="微软雅黑"/>
+          <w:b/>
+          <w:color w:val="1F4E79"/>
+          <w:sz w:val="20"/>
+        </w:rPr>
+        <w:t>重置：</w:t>
+      </w:r>
+      <w:r>
+        <w:rPr>
+          <w:rFonts w:ascii="微软雅黑" w:hAnsi="微软雅黑" w:eastAsia="微软雅黑"/>
+          <w:sz w:val="20"/>
+        </w:rPr>
+        <w:t>清空类型、标题和状态筛选，恢复展示全部消息列表。</w:t>
+      </w:r>
+    </w:p>
+    <w:p>
+      <w:pPr>
+        <w:pStyle w:val="16"/>
+      </w:pPr>
+      <w:r>
+        <w:rPr>
+          <w:rFonts w:ascii="微软雅黑" w:hAnsi="微软雅黑" w:eastAsia="微软雅黑"/>
+          <w:b/>
+          <w:color w:val="1F4E79"/>
+          <w:sz w:val="20"/>
+        </w:rPr>
+        <w:t>全部已读：</w:t>
+      </w:r>
+      <w:r>
+        <w:rPr>
+          <w:rFonts w:ascii="微软雅黑" w:hAnsi="微软雅黑" w:eastAsia="微软雅黑"/>
+          <w:sz w:val="20"/>
+        </w:rPr>
+        <w:t>将当前消息标记为已读。点击前应确认未读公告已经查看，避免遗漏维护通知、资金预警或审核结果等重要内容。</w:t>
+      </w:r>
+    </w:p>
+    <w:p>
+      <w:pPr>
+        <w:pStyle w:val="6"/>
+      </w:pPr>
+      <w:r>
+        <w:rPr>
+          <w:rFonts w:ascii="微软雅黑" w:hAnsi="微软雅黑" w:eastAsia="微软雅黑"/>
+          <w:b/>
+          <w:color w:val="1F4E79"/>
+          <w:sz w:val="21"/>
+        </w:rPr>
+        <w:t>列表字段</w:t>
+      </w:r>
+    </w:p>
+    <w:p>
+      <w:pPr>
+        <w:pStyle w:val="16"/>
+      </w:pPr>
+      <w:r>
+        <w:rPr>
+          <w:rFonts w:ascii="微软雅黑" w:hAnsi="微软雅黑" w:eastAsia="微软雅黑"/>
+          <w:b/>
+          <w:color w:val="1F4E79"/>
+          <w:sz w:val="20"/>
+        </w:rPr>
+        <w:t>类型：</w:t>
+      </w:r>
+      <w:r>
+        <w:rPr>
+          <w:rFonts w:ascii="微软雅黑" w:hAnsi="微软雅黑" w:eastAsia="微软雅黑"/>
+          <w:sz w:val="20"/>
+        </w:rPr>
+        <w:t>显示消息分类，例如平台公告、通知、风控预警、站内信、短信。类型可帮助商户判断消息优先级和处理责任。</w:t>
+      </w:r>
+    </w:p>
+    <w:p>
+      <w:pPr>
+        <w:pStyle w:val="16"/>
+      </w:pPr>
+      <w:r>
+        <w:rPr>
+          <w:rFonts w:ascii="微软雅黑" w:hAnsi="微软雅黑" w:eastAsia="微软雅黑"/>
+          <w:b/>
+          <w:color w:val="1F4E79"/>
+          <w:sz w:val="20"/>
+        </w:rPr>
+        <w:t>标题：</w:t>
+      </w:r>
+      <w:r>
+        <w:rPr>
+          <w:rFonts w:ascii="微软雅黑" w:hAnsi="微软雅黑" w:eastAsia="微软雅黑"/>
+          <w:sz w:val="20"/>
+        </w:rPr>
+        <w:t>显示消息主题。未读消息在列表中以更醒目的文字展示，建议优先处理与结算、钱包维护、风控预警和审核结果相关的标题。</w:t>
+      </w:r>
+    </w:p>
+    <w:p>
+      <w:pPr>
+        <w:pStyle w:val="16"/>
+      </w:pPr>
+      <w:r>
+        <w:rPr>
+          <w:rFonts w:ascii="微软雅黑" w:hAnsi="微软雅黑" w:eastAsia="微软雅黑"/>
+          <w:b/>
+          <w:color w:val="1F4E79"/>
+          <w:sz w:val="20"/>
+        </w:rPr>
+        <w:t>时间：</w:t>
+      </w:r>
+      <w:r>
+        <w:rPr>
+          <w:rFonts w:ascii="微软雅黑" w:hAnsi="微软雅黑" w:eastAsia="微软雅黑"/>
+          <w:sz w:val="20"/>
+        </w:rPr>
+        <w:t>显示消息发送时间，用于判断公告生效日期、维护窗口和消息处理时效。</w:t>
+      </w:r>
+    </w:p>
+    <w:p>
+      <w:pPr>
+        <w:pStyle w:val="16"/>
+      </w:pPr>
+      <w:r>
+        <w:rPr>
+          <w:rFonts w:ascii="微软雅黑" w:hAnsi="微软雅黑" w:eastAsia="微软雅黑"/>
+          <w:b/>
+          <w:color w:val="1F4E79"/>
+          <w:sz w:val="20"/>
+        </w:rPr>
+        <w:t>状态：</w:t>
+      </w:r>
+      <w:r>
+        <w:rPr>
+          <w:rFonts w:ascii="微软雅黑" w:hAnsi="微软雅黑" w:eastAsia="微软雅黑"/>
+          <w:sz w:val="20"/>
+        </w:rPr>
+        <w:t>显示未读或已读。查看消息详情后，未读消息会转为已读；也可通过“全部已读”批量处理。</w:t>
+      </w:r>
+    </w:p>
+    <w:p>
+      <w:pPr>
+        <w:pStyle w:val="16"/>
+      </w:pPr>
+      <w:r>
+        <w:rPr>
+          <w:rFonts w:ascii="微软雅黑" w:hAnsi="微软雅黑" w:eastAsia="微软雅黑"/>
+          <w:b/>
+          <w:color w:val="1F4E79"/>
+          <w:sz w:val="20"/>
+        </w:rPr>
+        <w:t>操作：</w:t>
+      </w:r>
+      <w:r>
+        <w:rPr>
+          <w:rFonts w:ascii="微软雅黑" w:hAnsi="微软雅黑" w:eastAsia="微软雅黑"/>
+          <w:sz w:val="20"/>
+        </w:rPr>
+        <w:t>点击“查看”打开消息详情，查看标题、类型和完整内容。查看后返回列表时，应根据消息内容继续到对应业务页面处理，例如结算中心、充值提现、权限管理或消息配置等。</w:t>
+      </w:r>
+    </w:p>
+    <w:p>
+      <w:pPr>
+        <w:pStyle w:val="6"/>
+      </w:pPr>
+      <w:r>
+        <w:rPr>
+          <w:rFonts w:ascii="微软雅黑" w:hAnsi="微软雅黑" w:eastAsia="微软雅黑"/>
+          <w:b/>
+          <w:color w:val="1F4E79"/>
+          <w:sz w:val="21"/>
+        </w:rPr>
+        <w:t>查看详情</w:t>
+      </w:r>
+    </w:p>
+    <w:p>
+      <w:pPr>
+        <w:pStyle w:val="16"/>
+      </w:pPr>
+      <w:r>
+        <w:rPr>
+          <w:rFonts w:ascii="微软雅黑" w:hAnsi="微软雅黑" w:eastAsia="微软雅黑"/>
+          <w:b/>
+          <w:color w:val="1F4E79"/>
+          <w:sz w:val="20"/>
+        </w:rPr>
+        <w:t>查看单条消息：</w:t>
+      </w:r>
+      <w:r>
+        <w:rPr>
+          <w:rFonts w:ascii="微软雅黑" w:hAnsi="微软雅黑" w:eastAsia="微软雅黑"/>
+          <w:sz w:val="20"/>
+        </w:rPr>
+        <w:t>在目标消息行点击“查看”，系统打开公告详情弹窗，弹窗中展示消息标题、类型和正文内容。</w:t>
+      </w:r>
+    </w:p>
+    <w:p>
+      <w:pPr>
+        <w:pStyle w:val="16"/>
+      </w:pPr>
+      <w:r>
+        <w:rPr>
+          <w:rFonts w:ascii="微软雅黑" w:hAnsi="微软雅黑" w:eastAsia="微软雅黑"/>
+          <w:b/>
+          <w:color w:val="1F4E79"/>
+          <w:sz w:val="20"/>
+        </w:rPr>
+        <w:t>阅读状态变化：</w:t>
+      </w:r>
+      <w:r>
+        <w:rPr>
+          <w:rFonts w:ascii="微软雅黑" w:hAnsi="微软雅黑" w:eastAsia="微软雅黑"/>
+          <w:sz w:val="20"/>
+        </w:rPr>
+        <w:t>未读消息打开详情后会自动标记为已读。若列表当前筛选为未读，查看后该消息可能从当前筛选结果中消失，这是正常的状态刷新结果。</w:t>
+      </w:r>
+    </w:p>
+    <w:p>
+      <w:pPr>
+        <w:pStyle w:val="16"/>
+      </w:pPr>
+      <w:r>
+        <w:rPr>
+          <w:rFonts w:ascii="微软雅黑" w:hAnsi="微软雅黑" w:eastAsia="微软雅黑"/>
+          <w:b/>
+          <w:color w:val="1F4E79"/>
+          <w:sz w:val="20"/>
+        </w:rPr>
+        <w:t>关闭详情：</w:t>
+      </w:r>
+      <w:r>
+        <w:rPr>
+          <w:rFonts w:ascii="微软雅黑" w:hAnsi="微软雅黑" w:eastAsia="微软雅黑"/>
+          <w:sz w:val="20"/>
+        </w:rPr>
+        <w:t>阅读完成后点击弹窗右上角关闭按钮或遮罩区域返回列表。若消息涉及维护时间、资金预警、短信签名审核或后台版本发布，应在关闭前确认后续处理动作。</w:t>
+      </w:r>
+    </w:p>
+    <w:p>
+      <w:pPr>
+        <w:pStyle w:val="6"/>
+      </w:pPr>
+      <w:r>
+        <w:rPr>
+          <w:rFonts w:ascii="微软雅黑" w:hAnsi="微软雅黑" w:eastAsia="微软雅黑"/>
+          <w:b/>
+          <w:color w:val="1F4E79"/>
+          <w:sz w:val="21"/>
+        </w:rPr>
+        <w:t>注意事项</w:t>
+      </w:r>
+    </w:p>
+    <w:p>
+      <w:pPr>
+        <w:pStyle w:val="16"/>
+      </w:pPr>
+      <w:r>
+        <w:rPr>
+          <w:rFonts w:ascii="微软雅黑" w:hAnsi="微软雅黑" w:eastAsia="微软雅黑"/>
+          <w:sz w:val="20"/>
+        </w:rPr>
+        <w:t>平台公告页是商户接收平台和系统消息的重要入口，尤其是钱包维护、结算规则调整、余额不足预警、权限菜单调整和短信审核结果，建议运营或管理员每日查看未读消息。</w:t>
+      </w:r>
+    </w:p>
+    <w:p>
+      <w:pPr>
+        <w:pStyle w:val="16"/>
+      </w:pPr>
+      <w:r>
+        <w:rPr>
+          <w:rFonts w:ascii="微软雅黑" w:hAnsi="微软雅黑" w:eastAsia="微软雅黑"/>
+          <w:sz w:val="20"/>
+        </w:rPr>
+        <w:t>“全部已读”只改变阅读状态，不代表业务已处理。批量标记前应先筛选重要类型并逐条查看，避免把需要执行的任务误认为已完成。</w:t>
+      </w:r>
+    </w:p>
+    <w:p>
+      <w:pPr>
+        <w:pStyle w:val="16"/>
+      </w:pPr>
+      <w:r>
+        <w:rPr>
+          <w:rFonts w:ascii="微软雅黑" w:hAnsi="微软雅黑" w:eastAsia="微软雅黑"/>
+          <w:sz w:val="20"/>
+        </w:rPr>
+        <w:t>若顶部导航栏右侧有未读消息提示，但进入页面后看不到记录，优先点击“重置”，再检查类型、标题和状态筛选是否限制了列表。</w:t>
+      </w:r>
+    </w:p>
+    <w:p>
+      <w:pPr>
+        <w:pStyle w:val="16"/>
+      </w:pPr>
+      <w:r>
+        <w:rPr>
+          <w:rFonts w:ascii="微软雅黑" w:hAnsi="微软雅黑" w:eastAsia="微软雅黑"/>
+          <w:sz w:val="20"/>
+        </w:rPr>
+        <w:t>如果公告内容要求进入其他模块处理，应按公告中的业务方向跳转到对应页面操作，并在处理完成后回到平台公告页确认相关消息状态。</w:t>
+      </w:r>
+    </w:p>
+    <w:p>
+      <w:pPr>
+        <w:pStyle w:val="6"/>
+      </w:pPr>
+      <w:r>
+        <w:rPr>
+          <w:rFonts w:ascii="微软雅黑" w:hAnsi="微软雅黑" w:eastAsia="微软雅黑"/>
+          <w:b/>
+          <w:color w:val="1F4E79"/>
+          <w:sz w:val="21"/>
+        </w:rPr>
+        <w:t>常见问题</w:t>
+      </w:r>
+    </w:p>
+    <w:p>
+      <w:pPr>
+        <w:pStyle w:val="16"/>
+      </w:pPr>
+      <w:r>
+        <w:rPr>
+          <w:rFonts w:ascii="微软雅黑" w:hAnsi="微软雅黑" w:eastAsia="微软雅黑"/>
+          <w:b/>
+          <w:color w:val="1F4E79"/>
+          <w:sz w:val="20"/>
+        </w:rPr>
+        <w:t>为什么点击“查看”后未读数量减少：</w:t>
+      </w:r>
+      <w:r>
+        <w:rPr>
+          <w:rFonts w:ascii="微软雅黑" w:hAnsi="微软雅黑" w:eastAsia="微软雅黑"/>
+          <w:sz w:val="20"/>
+        </w:rPr>
+        <w:t>打开详情会将该条消息标记为已读，未读数量随之减少；如果当前筛选条件为未读，列表也会同步移除该条消息。</w:t>
+      </w:r>
+    </w:p>
+    <w:p>
+      <w:pPr>
+        <w:pStyle w:val="16"/>
+      </w:pPr>
+      <w:r>
+        <w:rPr>
+          <w:rFonts w:ascii="微软雅黑" w:hAnsi="微软雅黑" w:eastAsia="微软雅黑"/>
+          <w:b/>
+          <w:color w:val="1F4E79"/>
+          <w:sz w:val="20"/>
+        </w:rPr>
+        <w:t>为什么搜索不到某条公告：</w:t>
+      </w:r>
+      <w:r>
+        <w:rPr>
+          <w:rFonts w:ascii="微软雅黑" w:hAnsi="微软雅黑" w:eastAsia="微软雅黑"/>
+          <w:sz w:val="20"/>
+        </w:rPr>
+        <w:t>先点击“重置”恢复全部列表，再只输入标题中的短关键字查询；如果仍无结果，确认消息类型和状态是否选错。</w:t>
+      </w:r>
+    </w:p>
+    <w:p>
+      <w:pPr>
+        <w:pStyle w:val="16"/>
+      </w:pPr>
+      <w:r>
+        <w:rPr>
+          <w:rFonts w:ascii="微软雅黑" w:hAnsi="微软雅黑" w:eastAsia="微软雅黑"/>
+          <w:b/>
+          <w:color w:val="1F4E79"/>
+          <w:sz w:val="20"/>
+        </w:rPr>
+        <w:t>收到风控预警后怎么处理：</w:t>
+      </w:r>
+      <w:r>
+        <w:rPr>
+          <w:rFonts w:ascii="微软雅黑" w:hAnsi="微软雅黑" w:eastAsia="微软雅黑"/>
+          <w:sz w:val="20"/>
+        </w:rPr>
+        <w:t>先查看详情确认预警原因，例如商户余额不足，再进入相关资金、提现或风控页面处理，处理完成后持续关注后续公告或站内信。</w:t>
       </w:r>
     </w:p>
     <w:p>
@@ -7595,7 +8593,7 @@
           <w:color w:val="2F5597"/>
           <w:sz w:val="25"/>
         </w:rPr>
-        <w:t>平台公告</w:t>
+        <w:t>给平台提建议</w:t>
       </w:r>
     </w:p>
     <w:p>
@@ -7618,7 +8616,7 @@
           <w:b w:val="0"/>
           <w:sz w:val="20"/>
         </w:rPr>
-        <w:t>用于处理“平台公告”相关后台业务，具体说明可在后续补充截图时继续细化。</w:t>
+        <w:t>用于处理“给平台提建议”相关后台业务，具体说明可在后续补充截图时继续细化。</w:t>
       </w:r>
     </w:p>
     <w:p>
@@ -7680,7 +8678,7 @@
           <w:color w:val="2F5597"/>
           <w:sz w:val="25"/>
         </w:rPr>
-        <w:t>给平台提建议</w:t>
+        <w:t>会员投诉列表</w:t>
       </w:r>
     </w:p>
     <w:p>
@@ -7703,7 +8701,7 @@
           <w:b w:val="0"/>
           <w:sz w:val="20"/>
         </w:rPr>
-        <w:t>用于处理“给平台提建议”相关后台业务，具体说明可在后续补充截图时继续细化。</w:t>
+        <w:t>用于处理“会员投诉列表”相关后台业务，具体说明可在后续补充截图时继续细化。</w:t>
       </w:r>
     </w:p>
     <w:p>
@@ -7765,7 +8763,7 @@
           <w:color w:val="2F5597"/>
           <w:sz w:val="25"/>
         </w:rPr>
-        <w:t>会员投诉列表</w:t>
+        <w:t>消息推送</w:t>
       </w:r>
     </w:p>
     <w:p>
@@ -7788,7 +8786,7 @@
           <w:b w:val="0"/>
           <w:sz w:val="20"/>
         </w:rPr>
-        <w:t>用于处理“会员投诉列表”相关后台业务，具体说明可在后续补充截图时继续细化。</w:t>
+        <w:t>用于处理“消息推送”相关后台业务，具体说明可在后续补充截图时继续细化。</w:t>
       </w:r>
     </w:p>
     <w:p>
@@ -7850,7 +8848,7 @@
           <w:color w:val="2F5597"/>
           <w:sz w:val="25"/>
         </w:rPr>
-        <w:t>消息推送</w:t>
+        <w:t>宣传管理</w:t>
       </w:r>
     </w:p>
     <w:p>
@@ -7873,7 +8871,7 @@
           <w:b w:val="0"/>
           <w:sz w:val="20"/>
         </w:rPr>
-        <w:t>用于处理“消息推送”相关后台业务，具体说明可在后续补充截图时继续细化。</w:t>
+        <w:t>用于处理“宣传管理”相关后台业务，具体说明可在后续补充截图时继续细化。</w:t>
       </w:r>
     </w:p>
     <w:p>
@@ -7935,76 +8933,820 @@
           <w:color w:val="2F5597"/>
           <w:sz w:val="25"/>
         </w:rPr>
-        <w:t>宣传管理</w:t>
-      </w:r>
-    </w:p>
-    <w:p>
-      <w:pPr>
-        <w:pStyle w:val="16"/>
-        <w:spacing w:after="40" w:line="276" w:lineRule="auto"/>
-      </w:pPr>
-      <w:r>
-        <w:rPr>
-          <w:rFonts w:ascii="微软雅黑" w:hAnsi="微软雅黑" w:eastAsia="微软雅黑"/>
-          <w:b/>
-          <w:color w:val="254061"/>
-          <w:sz w:val="20"/>
-        </w:rPr>
-        <w:t>页面介绍：</w:t>
-      </w:r>
-      <w:r>
-        <w:rPr>
-          <w:rFonts w:ascii="微软雅黑" w:hAnsi="微软雅黑" w:eastAsia="微软雅黑"/>
-          <w:b w:val="0"/>
-          <w:sz w:val="20"/>
-        </w:rPr>
-        <w:t>用于处理“宣传管理”相关后台业务，具体说明可在后续补充截图时继续细化。</w:t>
-      </w:r>
-    </w:p>
-    <w:p>
-      <w:pPr>
-        <w:pStyle w:val="16"/>
-        <w:spacing w:after="40" w:line="276" w:lineRule="auto"/>
-      </w:pPr>
-      <w:r>
-        <w:rPr>
-          <w:rFonts w:ascii="微软雅黑" w:hAnsi="微软雅黑" w:eastAsia="微软雅黑"/>
-          <w:b/>
-          <w:color w:val="254061"/>
-          <w:sz w:val="20"/>
-        </w:rPr>
-        <w:t>常用操作：</w:t>
-      </w:r>
-      <w:r>
-        <w:rPr>
-          <w:rFonts w:ascii="微软雅黑" w:hAnsi="微软雅黑" w:eastAsia="微软雅黑"/>
-          <w:b w:val="0"/>
-          <w:sz w:val="20"/>
-        </w:rPr>
-        <w:t>进入页面后先通过筛选条件定位数据或配置项，再执行页面支持的新增、编辑、启用、停用、审核、导出或查看详情等操作。</w:t>
-      </w:r>
-    </w:p>
-    <w:p>
-      <w:pPr>
-        <w:pStyle w:val="16"/>
-        <w:spacing w:after="40" w:line="276" w:lineRule="auto"/>
-      </w:pPr>
-      <w:r>
-        <w:rPr>
-          <w:rFonts w:ascii="微软雅黑" w:hAnsi="微软雅黑" w:eastAsia="微软雅黑"/>
-          <w:b/>
-          <w:color w:val="254061"/>
-          <w:sz w:val="20"/>
-        </w:rPr>
-        <w:t>后续补充：</w:t>
-      </w:r>
-      <w:r>
-        <w:rPr>
-          <w:rFonts w:ascii="微软雅黑" w:hAnsi="微软雅黑" w:eastAsia="微软雅黑"/>
-          <w:b w:val="0"/>
-          <w:sz w:val="20"/>
-        </w:rPr>
-        <w:t>按页面截图补齐关键字段、按钮说明、弹窗流程、保存校验和常见问题。</w:t>
+        <w:t>客服中心</w:t>
+      </w:r>
+    </w:p>
+    <w:p>
+      <w:r>
+        <w:rPr>
+          <w:rFonts w:ascii="微软雅黑" w:hAnsi="微软雅黑" w:eastAsia="微软雅黑"/>
+          <w:b w:val="0"/>
+          <w:sz w:val="20"/>
+        </w:rPr>
+        <w:t>客服中心用于在线接待会员咨询和处理未应答会话。页面左侧为会话侧栏，可查看待接入队列数量、搜索会员或会话标签，并通过自动接待开关管理会话接入；右侧为当前会话工作区，展示会员编号、在线状态、工具按钮、语言切换和底部消息输入区。</w:t>
+      </w:r>
+    </w:p>
+    <w:p>
+      <w:pPr>
+        <w:pStyle w:val="6"/>
+      </w:pPr>
+      <w:r>
+        <w:rPr>
+          <w:rFonts w:ascii="微软雅黑" w:hAnsi="微软雅黑" w:eastAsia="微软雅黑"/>
+          <w:b/>
+          <w:color w:val="2F5597"/>
+          <w:sz w:val="22"/>
+        </w:rPr>
+        <w:t>页面说明</w:t>
+      </w:r>
+    </w:p>
+    <w:p>
+      <w:pPr>
+        <w:jc w:val="center"/>
+      </w:pPr>
+      <w:r>
+        <w:drawing>
+          <wp:inline distT="0" distB="0" distL="114300" distR="114300">
+            <wp:extent cx="5897880" cy="2736850"/>
+            <wp:effectExtent l="0" t="0" r="7620" b="6350"/>
+            <wp:docPr id="33" name="Picture 33"/>
+            <wp:cNvGraphicFramePr>
+              <a:graphicFrameLocks xmlns:a="http://schemas.openxmlformats.org/drawingml/2006/main" noChangeAspect="1"/>
+            </wp:cNvGraphicFramePr>
+            <a:graphic xmlns:a="http://schemas.openxmlformats.org/drawingml/2006/main">
+              <a:graphicData uri="http://schemas.openxmlformats.org/drawingml/2006/picture">
+                <pic:pic xmlns:pic="http://schemas.openxmlformats.org/drawingml/2006/picture">
+                  <pic:nvPicPr>
+                    <pic:cNvPr id="33" name="Picture 33"/>
+                    <pic:cNvPicPr>
+                      <a:picLocks noChangeAspect="1"/>
+                    </pic:cNvPicPr>
+                  </pic:nvPicPr>
+                  <pic:blipFill>
+                    <a:blip r:embed="rId37"/>
+                    <a:stretch>
+                      <a:fillRect/>
+                    </a:stretch>
+                  </pic:blipFill>
+                  <pic:spPr>
+                    <a:xfrm>
+                      <a:off x="0" y="0"/>
+                      <a:ext cx="5897880" cy="2737294"/>
+                    </a:xfrm>
+                    <a:prstGeom prst="rect">
+                      <a:avLst/>
+                    </a:prstGeom>
+                  </pic:spPr>
+                </pic:pic>
+              </a:graphicData>
+            </a:graphic>
+          </wp:inline>
+        </w:drawing>
+      </w:r>
+    </w:p>
+    <w:p>
+      <w:pPr>
+        <w:pStyle w:val="15"/>
+        <w:jc w:val="center"/>
+      </w:pPr>
+      <w:r>
+        <w:rPr>
+          <w:rFonts w:ascii="微软雅黑" w:hAnsi="微软雅黑" w:eastAsia="微软雅黑"/>
+          <w:b w:val="0"/>
+          <w:color w:val="707E92"/>
+          <w:sz w:val="18"/>
+        </w:rPr>
+        <w:t>图：客服中心页面，用于查看会话队列、接入会员咨询并发送客服回复。</w:t>
+      </w:r>
+    </w:p>
+    <w:p>
+      <w:pPr>
+        <w:pStyle w:val="16"/>
+      </w:pPr>
+      <w:r>
+        <w:rPr>
+          <w:rFonts w:ascii="微软雅黑" w:hAnsi="微软雅黑" w:eastAsia="微软雅黑"/>
+          <w:b/>
+          <w:color w:val="2F5597"/>
+          <w:sz w:val="20"/>
+        </w:rPr>
+        <w:t>会话侧栏</w:t>
+      </w:r>
+      <w:r>
+        <w:rPr>
+          <w:rFonts w:ascii="微软雅黑" w:hAnsi="微软雅黑" w:eastAsia="微软雅黑"/>
+          <w:b w:val="0"/>
+          <w:sz w:val="20"/>
+        </w:rPr>
+        <w:t>：展示 Conversations、Queue 数量、搜索框、Auto 开关和会话列表。截图中 Queue 为 0，表示当前没有未应答排队会话；左侧</w:t>
+      </w:r>
+      <w:r>
+        <w:rPr>
+          <w:rFonts w:hint="eastAsia"/>
+          <w:b w:val="0"/>
+          <w:sz w:val="20"/>
+          <w:lang w:val="en-US" w:eastAsia="zh-CN"/>
+        </w:rPr>
+        <w:t>会话列表</w:t>
+      </w:r>
+      <w:r>
+        <w:rPr>
+          <w:rFonts w:ascii="微软雅黑" w:hAnsi="微软雅黑" w:eastAsia="微软雅黑"/>
+          <w:b w:val="0"/>
+          <w:sz w:val="20"/>
+        </w:rPr>
+        <w:t>，会话卡片显示在线状态和最近时间。</w:t>
+      </w:r>
+    </w:p>
+    <w:p>
+      <w:pPr>
+        <w:pStyle w:val="16"/>
+      </w:pPr>
+      <w:r>
+        <w:rPr>
+          <w:rFonts w:ascii="微软雅黑" w:hAnsi="微软雅黑" w:eastAsia="微软雅黑"/>
+          <w:b/>
+          <w:color w:val="2F5597"/>
+          <w:sz w:val="20"/>
+        </w:rPr>
+        <w:t>聊天工作区</w:t>
+      </w:r>
+      <w:r>
+        <w:rPr>
+          <w:rFonts w:ascii="微软雅黑" w:hAnsi="微软雅黑" w:eastAsia="微软雅黑"/>
+          <w:b w:val="0"/>
+          <w:sz w:val="20"/>
+        </w:rPr>
+        <w:t>：右侧顶部显示当前会员  Online 状态，右上角提供标签/标记按钮和 English 语言切换。中间区域为消息记录展示区，底部为回复工具栏、消息输入框和发送按钮。</w:t>
+      </w:r>
+    </w:p>
+    <w:p>
+      <w:pPr>
+        <w:pStyle w:val="16"/>
+      </w:pPr>
+      <w:r>
+        <w:rPr>
+          <w:rFonts w:ascii="微软雅黑" w:hAnsi="微软雅黑" w:eastAsia="微软雅黑"/>
+          <w:b/>
+          <w:color w:val="2F5597"/>
+          <w:sz w:val="20"/>
+        </w:rPr>
+        <w:t>适用场景</w:t>
+      </w:r>
+      <w:r>
+        <w:rPr>
+          <w:rFonts w:ascii="微软雅黑" w:hAnsi="微软雅黑" w:eastAsia="微软雅黑"/>
+          <w:b w:val="0"/>
+          <w:sz w:val="20"/>
+        </w:rPr>
+        <w:t>：适用于处理充值未到账、提现审核、活动奖励、账号咨询等实时咨询。客服应先确认会员身份、咨询标签和关联订单，再结合财务、活动或用户管理等页面核对业务数据。</w:t>
+      </w:r>
+    </w:p>
+    <w:p>
+      <w:pPr>
+        <w:pStyle w:val="6"/>
+      </w:pPr>
+      <w:r>
+        <w:rPr>
+          <w:rFonts w:ascii="微软雅黑" w:hAnsi="微软雅黑" w:eastAsia="微软雅黑"/>
+          <w:b/>
+          <w:color w:val="2F5597"/>
+          <w:sz w:val="22"/>
+        </w:rPr>
+        <w:t>字段说明</w:t>
+      </w:r>
+    </w:p>
+    <w:p>
+      <w:pPr>
+        <w:pStyle w:val="16"/>
+      </w:pPr>
+      <w:r>
+        <w:rPr>
+          <w:rFonts w:ascii="微软雅黑" w:hAnsi="微软雅黑" w:eastAsia="微软雅黑"/>
+          <w:b/>
+          <w:color w:val="2F5597"/>
+          <w:sz w:val="20"/>
+        </w:rPr>
+        <w:t>Queue</w:t>
+      </w:r>
+      <w:r>
+        <w:rPr>
+          <w:rFonts w:ascii="微软雅黑" w:hAnsi="微软雅黑" w:eastAsia="微软雅黑"/>
+          <w:b w:val="0"/>
+          <w:sz w:val="20"/>
+        </w:rPr>
+        <w:t>：未应答会话数量。截图中显示为 0，说明当前暂无等待接入的会员；当数量大于 0 时，客服需按优先级及时接入。</w:t>
+      </w:r>
+    </w:p>
+    <w:p>
+      <w:pPr>
+        <w:pStyle w:val="16"/>
+      </w:pPr>
+      <w:r>
+        <w:rPr>
+          <w:rFonts w:ascii="微软雅黑" w:hAnsi="微软雅黑" w:eastAsia="微软雅黑"/>
+          <w:b/>
+          <w:color w:val="2F5597"/>
+          <w:sz w:val="20"/>
+        </w:rPr>
+        <w:t>Search name, ID, or tag</w:t>
+      </w:r>
+      <w:r>
+        <w:rPr>
+          <w:rFonts w:ascii="微软雅黑" w:hAnsi="微软雅黑" w:eastAsia="微软雅黑"/>
+          <w:b w:val="0"/>
+          <w:sz w:val="20"/>
+        </w:rPr>
+        <w:t>：按会员昵称、会员 ID、会话 ID 或标签搜索左侧会话列表，用于在多个在线会话中快速定位目标会员。</w:t>
+      </w:r>
+    </w:p>
+    <w:p>
+      <w:pPr>
+        <w:pStyle w:val="16"/>
+      </w:pPr>
+      <w:r>
+        <w:rPr>
+          <w:rFonts w:ascii="微软雅黑" w:hAnsi="微软雅黑" w:eastAsia="微软雅黑"/>
+          <w:b/>
+          <w:color w:val="2F5597"/>
+          <w:sz w:val="20"/>
+        </w:rPr>
+        <w:t>Auto</w:t>
+      </w:r>
+      <w:r>
+        <w:rPr>
+          <w:rFonts w:ascii="微软雅黑" w:hAnsi="微软雅黑" w:eastAsia="微软雅黑"/>
+          <w:b w:val="0"/>
+          <w:sz w:val="20"/>
+        </w:rPr>
+        <w:t>：自动接待开关。截图中为关闭状态；开启前应确认当前客服有处理余量，避免自动接入后响应不及时。</w:t>
+      </w:r>
+    </w:p>
+    <w:p>
+      <w:pPr>
+        <w:pStyle w:val="16"/>
+      </w:pPr>
+      <w:r>
+        <w:rPr>
+          <w:rFonts w:ascii="微软雅黑" w:hAnsi="微软雅黑" w:eastAsia="微软雅黑"/>
+          <w:b/>
+          <w:color w:val="2F5597"/>
+          <w:sz w:val="20"/>
+        </w:rPr>
+        <w:t>会话卡片</w:t>
+      </w:r>
+      <w:r>
+        <w:rPr>
+          <w:rFonts w:ascii="微软雅黑" w:hAnsi="微软雅黑" w:eastAsia="微软雅黑"/>
+          <w:b w:val="0"/>
+          <w:sz w:val="20"/>
+        </w:rPr>
+        <w:t>：展示会员头像、会员编号、在线状态和最近时间。会</w:t>
+      </w:r>
+      <w:r>
+        <w:rPr>
+          <w:rFonts w:hint="eastAsia"/>
+          <w:b w:val="0"/>
+          <w:sz w:val="20"/>
+          <w:lang w:val="en-US" w:eastAsia="zh-CN"/>
+        </w:rPr>
+        <w:t>话</w:t>
+      </w:r>
+      <w:r>
+        <w:rPr>
+          <w:rFonts w:ascii="微软雅黑" w:hAnsi="微软雅黑" w:eastAsia="微软雅黑"/>
+          <w:b w:val="0"/>
+          <w:sz w:val="20"/>
+        </w:rPr>
+        <w:t>处于选中态，右侧工作区同步切换到该会员会话。</w:t>
+      </w:r>
+    </w:p>
+    <w:p>
+      <w:pPr>
+        <w:pStyle w:val="16"/>
+      </w:pPr>
+      <w:r>
+        <w:rPr>
+          <w:rFonts w:ascii="微软雅黑" w:hAnsi="微软雅黑" w:eastAsia="微软雅黑"/>
+          <w:b/>
+          <w:color w:val="2F5597"/>
+          <w:sz w:val="20"/>
+        </w:rPr>
+        <w:t>会话顶部</w:t>
+      </w:r>
+      <w:r>
+        <w:rPr>
+          <w:rFonts w:ascii="微软雅黑" w:hAnsi="微软雅黑" w:eastAsia="微软雅黑"/>
+          <w:b w:val="0"/>
+          <w:sz w:val="20"/>
+        </w:rPr>
+        <w:t>：展示当前会员编号和 Online 状态，用于确认当前回复对象。右上角的标签按钮可用于标记会话，语言按钮用于切换当前会话的沟通语言。</w:t>
+      </w:r>
+    </w:p>
+    <w:p>
+      <w:pPr>
+        <w:pStyle w:val="16"/>
+      </w:pPr>
+      <w:r>
+        <w:rPr>
+          <w:rFonts w:ascii="微软雅黑" w:hAnsi="微软雅黑" w:eastAsia="微软雅黑"/>
+          <w:b/>
+          <w:color w:val="2F5597"/>
+          <w:sz w:val="20"/>
+        </w:rPr>
+        <w:t>消息记录区</w:t>
+      </w:r>
+      <w:r>
+        <w:rPr>
+          <w:rFonts w:ascii="微软雅黑" w:hAnsi="微软雅黑" w:eastAsia="微软雅黑"/>
+          <w:b w:val="0"/>
+          <w:sz w:val="20"/>
+        </w:rPr>
+        <w:t>：位于会话顶部和底部输入区之间，用于展示双方聊天记录。截图中记录区为空，表示当前会话暂未显示历史消息或等待客服输入。</w:t>
+      </w:r>
+    </w:p>
+    <w:p>
+      <w:pPr>
+        <w:pStyle w:val="16"/>
+      </w:pPr>
+      <w:r>
+        <w:rPr>
+          <w:rFonts w:ascii="微软雅黑" w:hAnsi="微软雅黑" w:eastAsia="微软雅黑"/>
+          <w:b/>
+          <w:color w:val="2F5597"/>
+          <w:sz w:val="20"/>
+        </w:rPr>
+        <w:t>底部工具栏</w:t>
+      </w:r>
+      <w:r>
+        <w:rPr>
+          <w:rFonts w:ascii="微软雅黑" w:hAnsi="微软雅黑" w:eastAsia="微软雅黑"/>
+          <w:b w:val="0"/>
+          <w:sz w:val="20"/>
+        </w:rPr>
+        <w:t>：包含附件、表情、快捷用语等入口。客服可按问题场景上传凭证、插入表情或调用标准话术。</w:t>
+      </w:r>
+    </w:p>
+    <w:p>
+      <w:pPr>
+        <w:pStyle w:val="16"/>
+      </w:pPr>
+      <w:r>
+        <w:rPr>
+          <w:rFonts w:ascii="微软雅黑" w:hAnsi="微软雅黑" w:eastAsia="微软雅黑"/>
+          <w:b/>
+          <w:color w:val="2F5597"/>
+          <w:sz w:val="20"/>
+        </w:rPr>
+        <w:t>消息输入框</w:t>
+      </w:r>
+      <w:r>
+        <w:rPr>
+          <w:rFonts w:ascii="微软雅黑" w:hAnsi="微软雅黑" w:eastAsia="微软雅黑"/>
+          <w:b w:val="0"/>
+          <w:sz w:val="20"/>
+        </w:rPr>
+        <w:t>：输入回复内容后点击右侧发送按钮或按回车发送；</w:t>
+      </w:r>
+    </w:p>
+    <w:p>
+      <w:pPr>
+        <w:pStyle w:val="6"/>
+      </w:pPr>
+      <w:r>
+        <w:rPr>
+          <w:rFonts w:ascii="微软雅黑" w:hAnsi="微软雅黑" w:eastAsia="微软雅黑"/>
+          <w:b/>
+          <w:color w:val="2F5597"/>
+          <w:sz w:val="22"/>
+        </w:rPr>
+        <w:t>操作流程</w:t>
+      </w:r>
+    </w:p>
+    <w:p>
+      <w:pPr>
+        <w:pStyle w:val="16"/>
+      </w:pPr>
+      <w:r>
+        <w:rPr>
+          <w:rFonts w:ascii="微软雅黑" w:hAnsi="微软雅黑" w:eastAsia="微软雅黑"/>
+          <w:b/>
+          <w:color w:val="2F5597"/>
+          <w:sz w:val="20"/>
+        </w:rPr>
+        <w:t>确认接待状态</w:t>
+      </w:r>
+      <w:r>
+        <w:rPr>
+          <w:rFonts w:ascii="微软雅黑" w:hAnsi="微软雅黑" w:eastAsia="微软雅黑"/>
+          <w:b w:val="0"/>
+          <w:sz w:val="20"/>
+        </w:rPr>
+        <w:t>：进入客服中心后先查看 Queue 数量和 Auto 开关。Queue 为 0 时说明暂无排队会话；若出现未应答会话，应结合客服处理能力手动接入或开启自动接待。</w:t>
+      </w:r>
+    </w:p>
+    <w:p>
+      <w:pPr>
+        <w:pStyle w:val="16"/>
+      </w:pPr>
+      <w:r>
+        <w:rPr>
+          <w:rFonts w:ascii="微软雅黑" w:hAnsi="微软雅黑" w:eastAsia="微软雅黑"/>
+          <w:b/>
+          <w:color w:val="2F5597"/>
+          <w:sz w:val="20"/>
+        </w:rPr>
+        <w:t>定位会话</w:t>
+      </w:r>
+      <w:r>
+        <w:rPr>
+          <w:rFonts w:ascii="微软雅黑" w:hAnsi="微软雅黑" w:eastAsia="微软雅黑"/>
+          <w:b w:val="0"/>
+          <w:sz w:val="20"/>
+        </w:rPr>
+        <w:t>：在搜索框输入会员编号、会话 ID、昵称或标签，筛选左侧会话列表。点击目标会话卡片后，右侧顶部会显示对应会员编号和在线状态。</w:t>
+      </w:r>
+    </w:p>
+    <w:p>
+      <w:pPr>
+        <w:pStyle w:val="16"/>
+      </w:pPr>
+      <w:r>
+        <w:rPr>
+          <w:rFonts w:ascii="微软雅黑" w:hAnsi="微软雅黑" w:eastAsia="微软雅黑"/>
+          <w:b/>
+          <w:color w:val="2F5597"/>
+          <w:sz w:val="20"/>
+        </w:rPr>
+        <w:t>查看消息</w:t>
+      </w:r>
+      <w:r>
+        <w:rPr>
+          <w:rFonts w:ascii="微软雅黑" w:hAnsi="微软雅黑" w:eastAsia="微软雅黑"/>
+          <w:b w:val="0"/>
+          <w:sz w:val="20"/>
+        </w:rPr>
+        <w:t>：点击左侧会话卡片后，先查看右侧消息记录区。若会员提供订单号、截图或问题描述，应根据问题类型到充值订单、提现订单、活动记录或用户资料等页面核对。</w:t>
+      </w:r>
+    </w:p>
+    <w:p>
+      <w:pPr>
+        <w:pStyle w:val="16"/>
+      </w:pPr>
+      <w:r>
+        <w:rPr>
+          <w:rFonts w:ascii="微软雅黑" w:hAnsi="微软雅黑" w:eastAsia="微软雅黑"/>
+          <w:b/>
+          <w:color w:val="2F5597"/>
+          <w:sz w:val="20"/>
+        </w:rPr>
+        <w:t>标记与语言</w:t>
+      </w:r>
+      <w:r>
+        <w:rPr>
+          <w:rFonts w:ascii="微软雅黑" w:hAnsi="微软雅黑" w:eastAsia="微软雅黑"/>
+          <w:b w:val="0"/>
+          <w:sz w:val="20"/>
+        </w:rPr>
+        <w:t>：需要对会话做分类时，点击右上角标签按钮进行标记；需要切换沟通语言时，点击 English 语言按钮，确保回复语言与会员沟通场景一致。</w:t>
+      </w:r>
+    </w:p>
+    <w:p>
+      <w:pPr>
+        <w:pStyle w:val="16"/>
+      </w:pPr>
+      <w:r>
+        <w:rPr>
+          <w:rFonts w:ascii="微软雅黑" w:hAnsi="微软雅黑" w:eastAsia="微软雅黑"/>
+          <w:b/>
+          <w:color w:val="2F5597"/>
+          <w:sz w:val="20"/>
+        </w:rPr>
+        <w:t>使用快捷入口</w:t>
+      </w:r>
+      <w:r>
+        <w:rPr>
+          <w:rFonts w:ascii="微软雅黑" w:hAnsi="微软雅黑" w:eastAsia="微软雅黑"/>
+          <w:b w:val="0"/>
+          <w:sz w:val="20"/>
+        </w:rPr>
+        <w:t>：底部工具栏可发送附件、选择表情或打开快捷用语。涉及凭证核验时可使用附件入口；需要标准回复时可通过快捷用语插入后再按实际情况调整。</w:t>
+      </w:r>
+    </w:p>
+    <w:p>
+      <w:pPr>
+        <w:pStyle w:val="16"/>
+      </w:pPr>
+      <w:r>
+        <w:rPr>
+          <w:rFonts w:ascii="微软雅黑" w:hAnsi="微软雅黑" w:eastAsia="微软雅黑"/>
+          <w:b/>
+          <w:color w:val="2F5597"/>
+          <w:sz w:val="20"/>
+        </w:rPr>
+        <w:t>发送回复</w:t>
+      </w:r>
+      <w:r>
+        <w:rPr>
+          <w:rFonts w:ascii="微软雅黑" w:hAnsi="微软雅黑" w:eastAsia="微软雅黑"/>
+          <w:b w:val="0"/>
+          <w:sz w:val="20"/>
+        </w:rPr>
+        <w:t>：在输入框输入回复后，点击右侧发送按钮提交。发送前确认顶部会员编号与当前要回复的会员一致；若需要继续处理，应在同一会话内说明后续时效。</w:t>
+      </w:r>
+    </w:p>
+    <w:p>
+      <w:pPr>
+        <w:pStyle w:val="16"/>
+      </w:pPr>
+      <w:r>
+        <w:rPr>
+          <w:rFonts w:ascii="微软雅黑" w:hAnsi="微软雅黑" w:eastAsia="微软雅黑"/>
+          <w:b/>
+          <w:color w:val="2F5597"/>
+          <w:sz w:val="20"/>
+        </w:rPr>
+        <w:t>结束或转交</w:t>
+      </w:r>
+      <w:r>
+        <w:rPr>
+          <w:rFonts w:ascii="微软雅黑" w:hAnsi="微软雅黑" w:eastAsia="微软雅黑"/>
+          <w:b w:val="0"/>
+          <w:sz w:val="20"/>
+        </w:rPr>
+        <w:t>：问题处理完成后可发送确认话术；若涉及专业审核、资金异常或风控判断，应说明已转交相关人员处理，并保留会话记录便于后续追踪。</w:t>
+      </w:r>
+    </w:p>
+    <w:p>
+      <w:pPr>
+        <w:pStyle w:val="6"/>
+      </w:pPr>
+      <w:r>
+        <w:rPr>
+          <w:rFonts w:ascii="微软雅黑" w:hAnsi="微软雅黑" w:eastAsia="微软雅黑"/>
+          <w:b/>
+          <w:color w:val="2F5597"/>
+          <w:sz w:val="22"/>
+        </w:rPr>
+        <w:t>注意事项</w:t>
+      </w:r>
+    </w:p>
+    <w:p>
+      <w:pPr>
+        <w:pStyle w:val="16"/>
+      </w:pPr>
+      <w:r>
+        <w:rPr>
+          <w:rFonts w:ascii="微软雅黑" w:hAnsi="微软雅黑" w:eastAsia="微软雅黑"/>
+          <w:b/>
+          <w:color w:val="2F5597"/>
+          <w:sz w:val="20"/>
+        </w:rPr>
+        <w:t>回复对象</w:t>
+      </w:r>
+      <w:r>
+        <w:rPr>
+          <w:rFonts w:ascii="微软雅黑" w:hAnsi="微软雅黑" w:eastAsia="微软雅黑"/>
+          <w:b w:val="0"/>
+          <w:sz w:val="20"/>
+        </w:rPr>
+        <w:t>：发送前必须确认右侧当前会员昵称与要回复的会话一致，避免多会话处理时串线。</w:t>
+      </w:r>
+    </w:p>
+    <w:p>
+      <w:pPr>
+        <w:pStyle w:val="16"/>
+      </w:pPr>
+      <w:r>
+        <w:rPr>
+          <w:rFonts w:ascii="微软雅黑" w:hAnsi="微软雅黑" w:eastAsia="微软雅黑"/>
+          <w:b/>
+          <w:color w:val="2F5597"/>
+          <w:sz w:val="20"/>
+        </w:rPr>
+        <w:t>敏感信息</w:t>
+      </w:r>
+      <w:r>
+        <w:rPr>
+          <w:rFonts w:ascii="微软雅黑" w:hAnsi="微软雅黑" w:eastAsia="微软雅黑"/>
+          <w:b w:val="0"/>
+          <w:sz w:val="20"/>
+        </w:rPr>
+        <w:t>：涉及充值、提现、账户安全和风控问题时，不要在聊天中直接暴露后台敏感字段、完整风控规则或其他会员信息。</w:t>
+      </w:r>
+    </w:p>
+    <w:p>
+      <w:pPr>
+        <w:pStyle w:val="16"/>
+      </w:pPr>
+      <w:r>
+        <w:rPr>
+          <w:rFonts w:ascii="微软雅黑" w:hAnsi="微软雅黑" w:eastAsia="微软雅黑"/>
+          <w:b/>
+          <w:color w:val="2F5597"/>
+          <w:sz w:val="20"/>
+        </w:rPr>
+        <w:t>核查口径</w:t>
+      </w:r>
+      <w:r>
+        <w:rPr>
+          <w:rFonts w:ascii="微软雅黑" w:hAnsi="微软雅黑" w:eastAsia="微软雅黑"/>
+          <w:b w:val="0"/>
+          <w:sz w:val="20"/>
+        </w:rPr>
+        <w:t>：会员提供订单号或活动信息后，应以后台订单、账变、活动记录等页面数据为准，不仅依据聊天描述下结论。</w:t>
+      </w:r>
+    </w:p>
+    <w:p>
+      <w:pPr>
+        <w:pStyle w:val="16"/>
+      </w:pPr>
+      <w:r>
+        <w:rPr>
+          <w:rFonts w:ascii="微软雅黑" w:hAnsi="微软雅黑" w:eastAsia="微软雅黑"/>
+          <w:b/>
+          <w:color w:val="2F5597"/>
+          <w:sz w:val="20"/>
+        </w:rPr>
+        <w:t>自动接待</w:t>
+      </w:r>
+      <w:r>
+        <w:rPr>
+          <w:rFonts w:ascii="微软雅黑" w:hAnsi="微软雅黑" w:eastAsia="微软雅黑"/>
+          <w:b w:val="0"/>
+          <w:sz w:val="20"/>
+        </w:rPr>
+        <w:t>：开启 Auto 前确认当前客服有处理余量；排队量较高时建议按优先级处理充值未到账、提现异常、账号安全等高风险问题。</w:t>
+      </w:r>
+    </w:p>
+    <w:p>
+      <w:pPr>
+        <w:pStyle w:val="16"/>
+      </w:pPr>
+      <w:r>
+        <w:rPr>
+          <w:rFonts w:ascii="微软雅黑" w:hAnsi="微软雅黑" w:eastAsia="微软雅黑"/>
+          <w:b/>
+          <w:color w:val="2F5597"/>
+          <w:sz w:val="20"/>
+        </w:rPr>
+        <w:t>快捷用语</w:t>
+      </w:r>
+      <w:r>
+        <w:rPr>
+          <w:rFonts w:ascii="微软雅黑" w:hAnsi="微软雅黑" w:eastAsia="微软雅黑"/>
+          <w:b w:val="0"/>
+          <w:sz w:val="20"/>
+        </w:rPr>
+        <w:t>：快捷话术只作为模板，发送前要补充真实核查进度、预计处理时间和下一步动作，避免给会员造成机械回复或承诺不清。</w:t>
+      </w:r>
+    </w:p>
+    <w:p>
+      <w:pPr>
+        <w:pStyle w:val="16"/>
+      </w:pPr>
+      <w:r>
+        <w:rPr>
+          <w:rFonts w:ascii="微软雅黑" w:hAnsi="微软雅黑" w:eastAsia="微软雅黑"/>
+          <w:b/>
+          <w:color w:val="2F5597"/>
+          <w:sz w:val="20"/>
+        </w:rPr>
+        <w:t>在线状态</w:t>
+      </w:r>
+      <w:r>
+        <w:rPr>
+          <w:rFonts w:ascii="微软雅黑" w:hAnsi="微软雅黑" w:eastAsia="微软雅黑"/>
+          <w:b w:val="0"/>
+          <w:sz w:val="20"/>
+        </w:rPr>
+        <w:t>：Online 仅表示会员当前在线或会话连接状态，不代表问题已经处理完成。客服仍需根据订单、账变、活动或用户资料等后台数据完成核查。</w:t>
+      </w:r>
+    </w:p>
+    <w:p>
+      <w:pPr>
+        <w:pStyle w:val="6"/>
+      </w:pPr>
+      <w:bookmarkStart w:id="0" w:name="_GoBack"/>
+      <w:r>
+        <w:rPr>
+          <w:rFonts w:ascii="微软雅黑" w:hAnsi="微软雅黑" w:eastAsia="微软雅黑"/>
+          <w:b/>
+          <w:color w:val="2F5597"/>
+          <w:sz w:val="22"/>
+        </w:rPr>
+        <w:t>常见问题</w:t>
+      </w:r>
+    </w:p>
+    <w:bookmarkEnd w:id="0"/>
+    <w:p>
+      <w:pPr>
+        <w:pStyle w:val="16"/>
+      </w:pPr>
+      <w:r>
+        <w:rPr>
+          <w:rFonts w:ascii="微软雅黑" w:hAnsi="微软雅黑" w:eastAsia="微软雅黑"/>
+          <w:b/>
+          <w:color w:val="2F5597"/>
+          <w:sz w:val="20"/>
+        </w:rPr>
+        <w:t>Queue 为 0 是否异常</w:t>
+      </w:r>
+      <w:r>
+        <w:rPr>
+          <w:rFonts w:ascii="微软雅黑" w:hAnsi="微软雅黑" w:eastAsia="微软雅黑"/>
+          <w:b w:val="0"/>
+          <w:sz w:val="20"/>
+        </w:rPr>
+        <w:t>：不异常。Queue 为 0 表示暂无未应答排队会话；如果左侧已有会员卡片，说明当前仍有已接入或历史会话可处理。</w:t>
+      </w:r>
+    </w:p>
+    <w:p>
+      <w:pPr>
+        <w:pStyle w:val="16"/>
+      </w:pPr>
+      <w:r>
+        <w:rPr>
+          <w:rFonts w:ascii="微软雅黑" w:hAnsi="微软雅黑" w:eastAsia="微软雅黑"/>
+          <w:b/>
+          <w:color w:val="2F5597"/>
+          <w:sz w:val="20"/>
+        </w:rPr>
+        <w:t>搜索不到会员</w:t>
+      </w:r>
+      <w:r>
+        <w:rPr>
+          <w:rFonts w:ascii="微软雅黑" w:hAnsi="微软雅黑" w:eastAsia="微软雅黑"/>
+          <w:b w:val="0"/>
+          <w:sz w:val="20"/>
+        </w:rPr>
+        <w:t>：清空搜索框重新查看列表，并确认该会员会话是否已被当前客服接入。搜索主要用于当前客服会话列表，不等同于全平台会员搜索。</w:t>
+      </w:r>
+    </w:p>
+    <w:p>
+      <w:pPr>
+        <w:pStyle w:val="16"/>
+      </w:pPr>
+      <w:r>
+        <w:rPr>
+          <w:rFonts w:ascii="微软雅黑" w:hAnsi="微软雅黑" w:eastAsia="微软雅黑"/>
+          <w:b/>
+          <w:color w:val="2F5597"/>
+          <w:sz w:val="20"/>
+        </w:rPr>
+        <w:t>消息区为空怎么办</w:t>
+      </w:r>
+      <w:r>
+        <w:rPr>
+          <w:rFonts w:ascii="微软雅黑" w:hAnsi="微软雅黑" w:eastAsia="微软雅黑"/>
+          <w:b w:val="0"/>
+          <w:sz w:val="20"/>
+        </w:rPr>
+        <w:t>：先确认左侧会话是否已选中、顶部会员编号是否正确。若消息区仍为空，可在输入框发送问候或刷新页面后重新选择会话。</w:t>
+      </w:r>
+    </w:p>
+    <w:p>
+      <w:pPr>
+        <w:pStyle w:val="16"/>
+      </w:pPr>
+      <w:r>
+        <w:rPr>
+          <w:rFonts w:ascii="微软雅黑" w:hAnsi="微软雅黑" w:eastAsia="微软雅黑"/>
+          <w:b/>
+          <w:color w:val="2F5597"/>
+          <w:sz w:val="20"/>
+        </w:rPr>
+        <w:t>无法发送消息</w:t>
+      </w:r>
+      <w:r>
+        <w:rPr>
+          <w:rFonts w:ascii="微软雅黑" w:hAnsi="微软雅黑" w:eastAsia="微软雅黑"/>
+          <w:b w:val="0"/>
+          <w:sz w:val="20"/>
+        </w:rPr>
+        <w:t>：先确认已经选中会话且输入框不为空；若仍无法发送，刷新页面后重新选择会话，并检查当前客服账号是否具备客服中心操作权限。</w:t>
+      </w:r>
+    </w:p>
+    <w:p>
+      <w:pPr>
+        <w:pStyle w:val="16"/>
+      </w:pPr>
+      <w:r>
+        <w:rPr>
+          <w:rFonts w:ascii="微软雅黑" w:hAnsi="微软雅黑" w:eastAsia="微软雅黑"/>
+          <w:b/>
+          <w:color w:val="2F5597"/>
+          <w:sz w:val="20"/>
+        </w:rPr>
+        <w:t>快捷用语不适合当前问题</w:t>
+      </w:r>
+      <w:r>
+        <w:rPr>
+          <w:rFonts w:ascii="微软雅黑" w:hAnsi="微软雅黑" w:eastAsia="微软雅黑"/>
+          <w:b w:val="0"/>
+          <w:sz w:val="20"/>
+        </w:rPr>
+        <w:t>：可先选择最接近的模板，再在输入框中改写；常见问题处理完成后可新增临时模板，便于后续同类咨询复用。</w:t>
       </w:r>
     </w:p>
     <w:p>
@@ -8020,7 +9762,7 @@
           <w:color w:val="2F5597"/>
           <w:sz w:val="25"/>
         </w:rPr>
-        <w:t>客服中心</w:t>
+        <w:t>任务中心</w:t>
       </w:r>
     </w:p>
     <w:p>
@@ -8043,7 +9785,7 @@
           <w:b w:val="0"/>
           <w:sz w:val="20"/>
         </w:rPr>
-        <w:t>用于处理“客服中心”相关后台业务，具体说明可在后续补充截图时继续细化。</w:t>
+        <w:t>用于处理“任务中心”相关后台业务，具体说明可在后续补充截图时继续细化。</w:t>
       </w:r>
     </w:p>
     <w:p>
@@ -8105,7 +9847,7 @@
           <w:color w:val="2F5597"/>
           <w:sz w:val="25"/>
         </w:rPr>
-        <w:t>任务中心</w:t>
+        <w:t>落地页管理</w:t>
       </w:r>
     </w:p>
     <w:p>
@@ -8128,7 +9870,7 @@
           <w:b w:val="0"/>
           <w:sz w:val="20"/>
         </w:rPr>
-        <w:t>用于处理“任务中心”相关后台业务，具体说明可在后续补充截图时继续细化。</w:t>
+        <w:t>用于处理“落地页管理”相关后台业务，具体说明可在后续补充截图时继续细化。</w:t>
       </w:r>
     </w:p>
     <w:p>
@@ -8190,7 +9932,7 @@
           <w:color w:val="2F5597"/>
           <w:sz w:val="25"/>
         </w:rPr>
-        <w:t>落地页管理</w:t>
+        <w:t>活动排行统计</w:t>
       </w:r>
     </w:p>
     <w:p>
@@ -8213,7 +9955,7 @@
           <w:b w:val="0"/>
           <w:sz w:val="20"/>
         </w:rPr>
-        <w:t>用于处理“落地页管理”相关后台业务，具体说明可在后续补充截图时继续细化。</w:t>
+        <w:t>用于处理“活动排行统计”相关后台业务，具体说明可在后续补充截图时继续细化。</w:t>
       </w:r>
     </w:p>
     <w:p>
@@ -8260,6 +10002,67 @@
           <w:sz w:val="20"/>
         </w:rPr>
         <w:t>按页面截图补齐关键字段、按钮说明、弹窗流程、保存校验和常见问题。</w:t>
+      </w:r>
+    </w:p>
+    <w:p>
+      <w:pPr>
+        <w:pStyle w:val="3"/>
+        <w:keepNext/>
+        <w:spacing w:before="360" w:after="240" w:line="276" w:lineRule="auto"/>
+      </w:pPr>
+      <w:r>
+        <w:rPr>
+          <w:rFonts w:ascii="微软雅黑" w:hAnsi="微软雅黑" w:eastAsia="微软雅黑"/>
+          <w:b/>
+          <w:color w:val="17365D"/>
+          <w:sz w:val="40"/>
+        </w:rPr>
+        <w:t>六、优惠活动</w:t>
+      </w:r>
+    </w:p>
+    <w:p>
+      <w:pPr>
+        <w:pStyle w:val="4"/>
+        <w:keepNext/>
+        <w:spacing w:before="240" w:after="140" w:line="269" w:lineRule="auto"/>
+      </w:pPr>
+      <w:r>
+        <w:rPr>
+          <w:rFonts w:ascii="微软雅黑" w:hAnsi="微软雅黑" w:eastAsia="微软雅黑"/>
+          <w:b/>
+          <w:color w:val="1F4E79"/>
+          <w:sz w:val="30"/>
+        </w:rPr>
+        <w:t>模块定位</w:t>
+      </w:r>
+    </w:p>
+    <w:p>
+      <w:pPr>
+        <w:spacing w:after="60" w:line="276" w:lineRule="auto"/>
+      </w:pPr>
+      <w:r>
+        <w:rPr>
+          <w:rFonts w:ascii="微软雅黑" w:hAnsi="微软雅黑" w:eastAsia="微软雅黑"/>
+          <w:b w:val="0"/>
+          <w:sz w:val="20"/>
+        </w:rPr>
+        <w:t>本章节按后台真实菜单顺序整理，页面说明与后台左侧菜单保持一致，便于商户按菜单路径查找和操作。</w:t>
+      </w:r>
+    </w:p>
+    <w:p>
+      <w:pPr>
+        <w:pStyle w:val="4"/>
+        <w:keepNext/>
+        <w:spacing w:before="240" w:after="140" w:line="269" w:lineRule="auto"/>
+      </w:pPr>
+      <w:r>
+        <w:rPr>
+          <w:rFonts w:ascii="微软雅黑" w:hAnsi="微软雅黑" w:eastAsia="微软雅黑"/>
+          <w:b/>
+          <w:color w:val="1F4E79"/>
+          <w:sz w:val="30"/>
+        </w:rPr>
+        <w:t>页面说明</w:t>
       </w:r>
     </w:p>
     <w:p>
@@ -8275,7 +10078,7 @@
           <w:color w:val="2F5597"/>
           <w:sz w:val="25"/>
         </w:rPr>
-        <w:t>活动排行统计</w:t>
+        <w:t>优惠活动列表</w:t>
       </w:r>
     </w:p>
     <w:p>
@@ -8298,7 +10101,602 @@
           <w:b w:val="0"/>
           <w:sz w:val="20"/>
         </w:rPr>
-        <w:t>用于处理“活动排行统计”相关后台业务，具体说明可在后续补充截图时继续细化。</w:t>
+        <w:t>用于处理“优惠活动列表”相关后台业务，具体说明可在后续补充截图时继续细化。</w:t>
+      </w:r>
+    </w:p>
+    <w:p>
+      <w:pPr>
+        <w:pStyle w:val="16"/>
+        <w:spacing w:after="40" w:line="276" w:lineRule="auto"/>
+      </w:pPr>
+      <w:r>
+        <w:rPr>
+          <w:rFonts w:ascii="微软雅黑" w:hAnsi="微软雅黑" w:eastAsia="微软雅黑"/>
+          <w:b/>
+          <w:color w:val="254061"/>
+          <w:sz w:val="20"/>
+        </w:rPr>
+        <w:t>常用操作：</w:t>
+      </w:r>
+      <w:r>
+        <w:rPr>
+          <w:rFonts w:ascii="微软雅黑" w:hAnsi="微软雅黑" w:eastAsia="微软雅黑"/>
+          <w:b w:val="0"/>
+          <w:sz w:val="20"/>
+        </w:rPr>
+        <w:t>进入页面后先通过筛选条件定位数据或配置项，再执行页面支持的新增、编辑、启用、停用、审核、导出或查看详情等操作。</w:t>
+      </w:r>
+    </w:p>
+    <w:p>
+      <w:pPr>
+        <w:pStyle w:val="16"/>
+        <w:spacing w:after="40" w:line="276" w:lineRule="auto"/>
+      </w:pPr>
+      <w:r>
+        <w:rPr>
+          <w:rFonts w:ascii="微软雅黑" w:hAnsi="微软雅黑" w:eastAsia="微软雅黑"/>
+          <w:b/>
+          <w:color w:val="254061"/>
+          <w:sz w:val="20"/>
+        </w:rPr>
+        <w:t>后续补充：</w:t>
+      </w:r>
+      <w:r>
+        <w:rPr>
+          <w:rFonts w:ascii="微软雅黑" w:hAnsi="微软雅黑" w:eastAsia="微软雅黑"/>
+          <w:b w:val="0"/>
+          <w:sz w:val="20"/>
+        </w:rPr>
+        <w:t>按页面截图补齐关键字段、按钮说明、弹窗流程、保存校验和常见问题。</w:t>
+      </w:r>
+    </w:p>
+    <w:p>
+      <w:pPr>
+        <w:pStyle w:val="5"/>
+        <w:keepNext/>
+        <w:spacing w:before="180" w:after="100" w:line="259" w:lineRule="auto"/>
+      </w:pPr>
+      <w:r>
+        <w:rPr>
+          <w:rFonts w:ascii="微软雅黑" w:hAnsi="微软雅黑" w:eastAsia="微软雅黑"/>
+          <w:b/>
+          <w:color w:val="2F5597"/>
+          <w:sz w:val="25"/>
+        </w:rPr>
+        <w:t>幸运转盘配置</w:t>
+      </w:r>
+    </w:p>
+    <w:p>
+      <w:pPr>
+        <w:pStyle w:val="16"/>
+        <w:spacing w:after="40" w:line="276" w:lineRule="auto"/>
+      </w:pPr>
+      <w:r>
+        <w:rPr>
+          <w:rFonts w:ascii="微软雅黑" w:hAnsi="微软雅黑" w:eastAsia="微软雅黑"/>
+          <w:b/>
+          <w:color w:val="254061"/>
+          <w:sz w:val="20"/>
+        </w:rPr>
+        <w:t>页面介绍：</w:t>
+      </w:r>
+      <w:r>
+        <w:rPr>
+          <w:rFonts w:ascii="微软雅黑" w:hAnsi="微软雅黑" w:eastAsia="微软雅黑"/>
+          <w:b w:val="0"/>
+          <w:sz w:val="20"/>
+        </w:rPr>
+        <w:t>用于处理“幸运转盘配置”相关后台业务，具体说明可在后续补充截图时继续细化。</w:t>
+      </w:r>
+    </w:p>
+    <w:p>
+      <w:pPr>
+        <w:pStyle w:val="16"/>
+        <w:spacing w:after="40" w:line="276" w:lineRule="auto"/>
+      </w:pPr>
+      <w:r>
+        <w:rPr>
+          <w:rFonts w:ascii="微软雅黑" w:hAnsi="微软雅黑" w:eastAsia="微软雅黑"/>
+          <w:b/>
+          <w:color w:val="254061"/>
+          <w:sz w:val="20"/>
+        </w:rPr>
+        <w:t>常用操作：</w:t>
+      </w:r>
+      <w:r>
+        <w:rPr>
+          <w:rFonts w:ascii="微软雅黑" w:hAnsi="微软雅黑" w:eastAsia="微软雅黑"/>
+          <w:b w:val="0"/>
+          <w:sz w:val="20"/>
+        </w:rPr>
+        <w:t>进入页面后先通过筛选条件定位数据或配置项，再执行页面支持的新增、编辑、启用、停用、审核、导出或查看详情等操作。</w:t>
+      </w:r>
+    </w:p>
+    <w:p>
+      <w:pPr>
+        <w:pStyle w:val="16"/>
+        <w:spacing w:after="40" w:line="276" w:lineRule="auto"/>
+      </w:pPr>
+      <w:r>
+        <w:rPr>
+          <w:rFonts w:ascii="微软雅黑" w:hAnsi="微软雅黑" w:eastAsia="微软雅黑"/>
+          <w:b/>
+          <w:color w:val="254061"/>
+          <w:sz w:val="20"/>
+        </w:rPr>
+        <w:t>后续补充：</w:t>
+      </w:r>
+      <w:r>
+        <w:rPr>
+          <w:rFonts w:ascii="微软雅黑" w:hAnsi="微软雅黑" w:eastAsia="微软雅黑"/>
+          <w:b w:val="0"/>
+          <w:sz w:val="20"/>
+        </w:rPr>
+        <w:t>按页面截图补齐关键字段、按钮说明、弹窗流程、保存校验和常见问题。</w:t>
+      </w:r>
+    </w:p>
+    <w:p>
+      <w:pPr>
+        <w:pStyle w:val="5"/>
+        <w:keepNext/>
+        <w:spacing w:before="180" w:after="100" w:line="259" w:lineRule="auto"/>
+      </w:pPr>
+      <w:r>
+        <w:rPr>
+          <w:rFonts w:ascii="微软雅黑" w:hAnsi="微软雅黑" w:eastAsia="微软雅黑"/>
+          <w:b/>
+          <w:color w:val="2F5597"/>
+          <w:sz w:val="25"/>
+        </w:rPr>
+        <w:t>新增活动</w:t>
+      </w:r>
+    </w:p>
+    <w:p>
+      <w:pPr>
+        <w:pStyle w:val="16"/>
+        <w:spacing w:after="40" w:line="276" w:lineRule="auto"/>
+      </w:pPr>
+      <w:r>
+        <w:rPr>
+          <w:rFonts w:ascii="微软雅黑" w:hAnsi="微软雅黑" w:eastAsia="微软雅黑"/>
+          <w:b/>
+          <w:color w:val="254061"/>
+          <w:sz w:val="20"/>
+        </w:rPr>
+        <w:t>页面介绍：</w:t>
+      </w:r>
+      <w:r>
+        <w:rPr>
+          <w:rFonts w:ascii="微软雅黑" w:hAnsi="微软雅黑" w:eastAsia="微软雅黑"/>
+          <w:b w:val="0"/>
+          <w:sz w:val="20"/>
+        </w:rPr>
+        <w:t>用于处理“新增活动”相关后台业务，具体说明可在后续补充截图时继续细化。</w:t>
+      </w:r>
+    </w:p>
+    <w:p>
+      <w:pPr>
+        <w:pStyle w:val="16"/>
+        <w:spacing w:after="40" w:line="276" w:lineRule="auto"/>
+      </w:pPr>
+      <w:r>
+        <w:rPr>
+          <w:rFonts w:ascii="微软雅黑" w:hAnsi="微软雅黑" w:eastAsia="微软雅黑"/>
+          <w:b/>
+          <w:color w:val="254061"/>
+          <w:sz w:val="20"/>
+        </w:rPr>
+        <w:t>常用操作：</w:t>
+      </w:r>
+      <w:r>
+        <w:rPr>
+          <w:rFonts w:ascii="微软雅黑" w:hAnsi="微软雅黑" w:eastAsia="微软雅黑"/>
+          <w:b w:val="0"/>
+          <w:sz w:val="20"/>
+        </w:rPr>
+        <w:t>进入页面后先通过筛选条件定位数据或配置项，再执行页面支持的新增、编辑、启用、停用、审核、导出或查看详情等操作。</w:t>
+      </w:r>
+    </w:p>
+    <w:p>
+      <w:pPr>
+        <w:pStyle w:val="16"/>
+        <w:spacing w:after="40" w:line="276" w:lineRule="auto"/>
+      </w:pPr>
+      <w:r>
+        <w:rPr>
+          <w:rFonts w:ascii="微软雅黑" w:hAnsi="微软雅黑" w:eastAsia="微软雅黑"/>
+          <w:b/>
+          <w:color w:val="254061"/>
+          <w:sz w:val="20"/>
+        </w:rPr>
+        <w:t>后续补充：</w:t>
+      </w:r>
+      <w:r>
+        <w:rPr>
+          <w:rFonts w:ascii="微软雅黑" w:hAnsi="微软雅黑" w:eastAsia="微软雅黑"/>
+          <w:b w:val="0"/>
+          <w:sz w:val="20"/>
+        </w:rPr>
+        <w:t>按页面截图补齐关键字段、按钮说明、弹窗流程、保存校验和常见问题。</w:t>
+      </w:r>
+    </w:p>
+    <w:p>
+      <w:pPr>
+        <w:pStyle w:val="5"/>
+        <w:keepNext/>
+        <w:spacing w:before="180" w:after="100" w:line="259" w:lineRule="auto"/>
+      </w:pPr>
+      <w:r>
+        <w:rPr>
+          <w:rFonts w:ascii="微软雅黑" w:hAnsi="微软雅黑" w:eastAsia="微软雅黑"/>
+          <w:b/>
+          <w:color w:val="2F5597"/>
+          <w:sz w:val="25"/>
+        </w:rPr>
+        <w:t>活动分析</w:t>
+      </w:r>
+    </w:p>
+    <w:p>
+      <w:pPr>
+        <w:pStyle w:val="16"/>
+        <w:spacing w:after="40" w:line="276" w:lineRule="auto"/>
+      </w:pPr>
+      <w:r>
+        <w:rPr>
+          <w:rFonts w:ascii="微软雅黑" w:hAnsi="微软雅黑" w:eastAsia="微软雅黑"/>
+          <w:b/>
+          <w:color w:val="254061"/>
+          <w:sz w:val="20"/>
+        </w:rPr>
+        <w:t>页面介绍：</w:t>
+      </w:r>
+      <w:r>
+        <w:rPr>
+          <w:rFonts w:ascii="微软雅黑" w:hAnsi="微软雅黑" w:eastAsia="微软雅黑"/>
+          <w:b w:val="0"/>
+          <w:sz w:val="20"/>
+        </w:rPr>
+        <w:t>用于处理“活动分析”相关后台业务，具体说明可在后续补充截图时继续细化。</w:t>
+      </w:r>
+    </w:p>
+    <w:p>
+      <w:pPr>
+        <w:pStyle w:val="16"/>
+        <w:spacing w:after="40" w:line="276" w:lineRule="auto"/>
+      </w:pPr>
+      <w:r>
+        <w:rPr>
+          <w:rFonts w:ascii="微软雅黑" w:hAnsi="微软雅黑" w:eastAsia="微软雅黑"/>
+          <w:b/>
+          <w:color w:val="254061"/>
+          <w:sz w:val="20"/>
+        </w:rPr>
+        <w:t>常用操作：</w:t>
+      </w:r>
+      <w:r>
+        <w:rPr>
+          <w:rFonts w:ascii="微软雅黑" w:hAnsi="微软雅黑" w:eastAsia="微软雅黑"/>
+          <w:b w:val="0"/>
+          <w:sz w:val="20"/>
+        </w:rPr>
+        <w:t>进入页面后先通过筛选条件定位数据或配置项，再执行页面支持的新增、编辑、启用、停用、审核、导出或查看详情等操作。</w:t>
+      </w:r>
+    </w:p>
+    <w:p>
+      <w:pPr>
+        <w:pStyle w:val="16"/>
+        <w:spacing w:after="40" w:line="276" w:lineRule="auto"/>
+      </w:pPr>
+      <w:r>
+        <w:rPr>
+          <w:rFonts w:ascii="微软雅黑" w:hAnsi="微软雅黑" w:eastAsia="微软雅黑"/>
+          <w:b/>
+          <w:color w:val="254061"/>
+          <w:sz w:val="20"/>
+        </w:rPr>
+        <w:t>后续补充：</w:t>
+      </w:r>
+      <w:r>
+        <w:rPr>
+          <w:rFonts w:ascii="微软雅黑" w:hAnsi="微软雅黑" w:eastAsia="微软雅黑"/>
+          <w:b w:val="0"/>
+          <w:sz w:val="20"/>
+        </w:rPr>
+        <w:t>按页面截图补齐关键字段、按钮说明、弹窗流程、保存校验和常见问题。</w:t>
+      </w:r>
+    </w:p>
+    <w:p>
+      <w:pPr>
+        <w:pStyle w:val="5"/>
+        <w:keepNext/>
+        <w:spacing w:before="180" w:after="100" w:line="259" w:lineRule="auto"/>
+      </w:pPr>
+      <w:r>
+        <w:rPr>
+          <w:rFonts w:ascii="微软雅黑" w:hAnsi="微软雅黑" w:eastAsia="微软雅黑"/>
+          <w:b/>
+          <w:color w:val="2F5597"/>
+          <w:sz w:val="25"/>
+        </w:rPr>
+        <w:t>优惠数据报表</w:t>
+      </w:r>
+    </w:p>
+    <w:p>
+      <w:pPr>
+        <w:pStyle w:val="16"/>
+        <w:spacing w:after="40" w:line="276" w:lineRule="auto"/>
+      </w:pPr>
+      <w:r>
+        <w:rPr>
+          <w:rFonts w:ascii="微软雅黑" w:hAnsi="微软雅黑" w:eastAsia="微软雅黑"/>
+          <w:b/>
+          <w:color w:val="254061"/>
+          <w:sz w:val="20"/>
+        </w:rPr>
+        <w:t>页面介绍：</w:t>
+      </w:r>
+      <w:r>
+        <w:rPr>
+          <w:rFonts w:ascii="微软雅黑" w:hAnsi="微软雅黑" w:eastAsia="微软雅黑"/>
+          <w:b w:val="0"/>
+          <w:sz w:val="20"/>
+        </w:rPr>
+        <w:t>用于处理“优惠数据报表”相关后台业务，具体说明可在后续补充截图时继续细化。</w:t>
+      </w:r>
+    </w:p>
+    <w:p>
+      <w:pPr>
+        <w:pStyle w:val="16"/>
+        <w:spacing w:after="40" w:line="276" w:lineRule="auto"/>
+      </w:pPr>
+      <w:r>
+        <w:rPr>
+          <w:rFonts w:ascii="微软雅黑" w:hAnsi="微软雅黑" w:eastAsia="微软雅黑"/>
+          <w:b/>
+          <w:color w:val="254061"/>
+          <w:sz w:val="20"/>
+        </w:rPr>
+        <w:t>常用操作：</w:t>
+      </w:r>
+      <w:r>
+        <w:rPr>
+          <w:rFonts w:ascii="微软雅黑" w:hAnsi="微软雅黑" w:eastAsia="微软雅黑"/>
+          <w:b w:val="0"/>
+          <w:sz w:val="20"/>
+        </w:rPr>
+        <w:t>进入页面后先通过筛选条件定位数据或配置项，再执行页面支持的新增、编辑、启用、停用、审核、导出或查看详情等操作。</w:t>
+      </w:r>
+    </w:p>
+    <w:p>
+      <w:pPr>
+        <w:pStyle w:val="16"/>
+        <w:spacing w:after="40" w:line="276" w:lineRule="auto"/>
+      </w:pPr>
+      <w:r>
+        <w:rPr>
+          <w:rFonts w:ascii="微软雅黑" w:hAnsi="微软雅黑" w:eastAsia="微软雅黑"/>
+          <w:b/>
+          <w:color w:val="254061"/>
+          <w:sz w:val="20"/>
+        </w:rPr>
+        <w:t>后续补充：</w:t>
+      </w:r>
+      <w:r>
+        <w:rPr>
+          <w:rFonts w:ascii="微软雅黑" w:hAnsi="微软雅黑" w:eastAsia="微软雅黑"/>
+          <w:b w:val="0"/>
+          <w:sz w:val="20"/>
+        </w:rPr>
+        <w:t>按页面截图补齐关键字段、按钮说明、弹窗流程、保存校验和常见问题。</w:t>
+      </w:r>
+    </w:p>
+    <w:p>
+      <w:pPr>
+        <w:pStyle w:val="5"/>
+        <w:keepNext/>
+        <w:spacing w:before="180" w:after="100" w:line="259" w:lineRule="auto"/>
+      </w:pPr>
+      <w:r>
+        <w:rPr>
+          <w:rFonts w:ascii="微软雅黑" w:hAnsi="微软雅黑" w:eastAsia="微软雅黑"/>
+          <w:b/>
+          <w:color w:val="2F5597"/>
+          <w:sz w:val="25"/>
+        </w:rPr>
+        <w:t>票券中心</w:t>
+      </w:r>
+    </w:p>
+    <w:p>
+      <w:pPr>
+        <w:pStyle w:val="16"/>
+        <w:spacing w:after="40" w:line="276" w:lineRule="auto"/>
+      </w:pPr>
+      <w:r>
+        <w:rPr>
+          <w:rFonts w:ascii="微软雅黑" w:hAnsi="微软雅黑" w:eastAsia="微软雅黑"/>
+          <w:b/>
+          <w:color w:val="254061"/>
+          <w:sz w:val="20"/>
+        </w:rPr>
+        <w:t>页面介绍：</w:t>
+      </w:r>
+      <w:r>
+        <w:rPr>
+          <w:rFonts w:ascii="微软雅黑" w:hAnsi="微软雅黑" w:eastAsia="微软雅黑"/>
+          <w:b w:val="0"/>
+          <w:sz w:val="20"/>
+        </w:rPr>
+        <w:t>用于处理“票券中心”相关后台业务，具体说明可在后续补充截图时继续细化。</w:t>
+      </w:r>
+    </w:p>
+    <w:p>
+      <w:pPr>
+        <w:pStyle w:val="16"/>
+        <w:spacing w:after="40" w:line="276" w:lineRule="auto"/>
+      </w:pPr>
+      <w:r>
+        <w:rPr>
+          <w:rFonts w:ascii="微软雅黑" w:hAnsi="微软雅黑" w:eastAsia="微软雅黑"/>
+          <w:b/>
+          <w:color w:val="254061"/>
+          <w:sz w:val="20"/>
+        </w:rPr>
+        <w:t>常用操作：</w:t>
+      </w:r>
+      <w:r>
+        <w:rPr>
+          <w:rFonts w:ascii="微软雅黑" w:hAnsi="微软雅黑" w:eastAsia="微软雅黑"/>
+          <w:b w:val="0"/>
+          <w:sz w:val="20"/>
+        </w:rPr>
+        <w:t>进入页面后先通过筛选条件定位数据或配置项，再执行页面支持的新增、编辑、启用、停用、审核、导出或查看详情等操作。</w:t>
+      </w:r>
+    </w:p>
+    <w:p>
+      <w:pPr>
+        <w:pStyle w:val="16"/>
+        <w:spacing w:after="40" w:line="276" w:lineRule="auto"/>
+      </w:pPr>
+      <w:r>
+        <w:rPr>
+          <w:rFonts w:ascii="微软雅黑" w:hAnsi="微软雅黑" w:eastAsia="微软雅黑"/>
+          <w:b/>
+          <w:color w:val="254061"/>
+          <w:sz w:val="20"/>
+        </w:rPr>
+        <w:t>后续补充：</w:t>
+      </w:r>
+      <w:r>
+        <w:rPr>
+          <w:rFonts w:ascii="微软雅黑" w:hAnsi="微软雅黑" w:eastAsia="微软雅黑"/>
+          <w:b w:val="0"/>
+          <w:sz w:val="20"/>
+        </w:rPr>
+        <w:t>按页面截图补齐关键字段、按钮说明、弹窗流程、保存校验和常见问题。</w:t>
+      </w:r>
+    </w:p>
+    <w:p>
+      <w:pPr>
+        <w:pStyle w:val="5"/>
+        <w:keepNext/>
+        <w:spacing w:before="180" w:after="100" w:line="259" w:lineRule="auto"/>
+      </w:pPr>
+      <w:r>
+        <w:rPr>
+          <w:rFonts w:ascii="微软雅黑" w:hAnsi="微软雅黑" w:eastAsia="微软雅黑"/>
+          <w:b/>
+          <w:color w:val="2F5597"/>
+          <w:sz w:val="25"/>
+        </w:rPr>
+        <w:t>票券使用记录</w:t>
+      </w:r>
+    </w:p>
+    <w:p>
+      <w:pPr>
+        <w:pStyle w:val="16"/>
+        <w:spacing w:after="40" w:line="276" w:lineRule="auto"/>
+      </w:pPr>
+      <w:r>
+        <w:rPr>
+          <w:rFonts w:ascii="微软雅黑" w:hAnsi="微软雅黑" w:eastAsia="微软雅黑"/>
+          <w:b/>
+          <w:color w:val="254061"/>
+          <w:sz w:val="20"/>
+        </w:rPr>
+        <w:t>页面介绍：</w:t>
+      </w:r>
+      <w:r>
+        <w:rPr>
+          <w:rFonts w:ascii="微软雅黑" w:hAnsi="微软雅黑" w:eastAsia="微软雅黑"/>
+          <w:b w:val="0"/>
+          <w:sz w:val="20"/>
+        </w:rPr>
+        <w:t>用于处理“票券使用记录”相关后台业务，具体说明可在后续补充截图时继续细化。</w:t>
+      </w:r>
+    </w:p>
+    <w:p>
+      <w:pPr>
+        <w:pStyle w:val="16"/>
+        <w:spacing w:after="40" w:line="276" w:lineRule="auto"/>
+      </w:pPr>
+      <w:r>
+        <w:rPr>
+          <w:rFonts w:ascii="微软雅黑" w:hAnsi="微软雅黑" w:eastAsia="微软雅黑"/>
+          <w:b/>
+          <w:color w:val="254061"/>
+          <w:sz w:val="20"/>
+        </w:rPr>
+        <w:t>常用操作：</w:t>
+      </w:r>
+      <w:r>
+        <w:rPr>
+          <w:rFonts w:ascii="微软雅黑" w:hAnsi="微软雅黑" w:eastAsia="微软雅黑"/>
+          <w:b w:val="0"/>
+          <w:sz w:val="20"/>
+        </w:rPr>
+        <w:t>进入页面后先通过筛选条件定位数据或配置项，再执行页面支持的新增、编辑、启用、停用、审核、导出或查看详情等操作。</w:t>
+      </w:r>
+    </w:p>
+    <w:p>
+      <w:pPr>
+        <w:pStyle w:val="16"/>
+        <w:spacing w:after="40" w:line="276" w:lineRule="auto"/>
+      </w:pPr>
+      <w:r>
+        <w:rPr>
+          <w:rFonts w:ascii="微软雅黑" w:hAnsi="微软雅黑" w:eastAsia="微软雅黑"/>
+          <w:b/>
+          <w:color w:val="254061"/>
+          <w:sz w:val="20"/>
+        </w:rPr>
+        <w:t>后续补充：</w:t>
+      </w:r>
+      <w:r>
+        <w:rPr>
+          <w:rFonts w:ascii="微软雅黑" w:hAnsi="微软雅黑" w:eastAsia="微软雅黑"/>
+          <w:b w:val="0"/>
+          <w:sz w:val="20"/>
+        </w:rPr>
+        <w:t>按页面截图补齐关键字段、按钮说明、弹窗流程、保存校验和常见问题。</w:t>
+      </w:r>
+    </w:p>
+    <w:p>
+      <w:pPr>
+        <w:pStyle w:val="5"/>
+        <w:keepNext/>
+        <w:spacing w:before="180" w:after="100" w:line="259" w:lineRule="auto"/>
+      </w:pPr>
+      <w:r>
+        <w:rPr>
+          <w:rFonts w:ascii="微软雅黑" w:hAnsi="微软雅黑" w:eastAsia="微软雅黑"/>
+          <w:b/>
+          <w:color w:val="2F5597"/>
+          <w:sz w:val="25"/>
+        </w:rPr>
+        <w:t>全局配置</w:t>
+      </w:r>
+    </w:p>
+    <w:p>
+      <w:pPr>
+        <w:pStyle w:val="16"/>
+        <w:spacing w:after="40" w:line="276" w:lineRule="auto"/>
+      </w:pPr>
+      <w:r>
+        <w:rPr>
+          <w:rFonts w:ascii="微软雅黑" w:hAnsi="微软雅黑" w:eastAsia="微软雅黑"/>
+          <w:b/>
+          <w:color w:val="254061"/>
+          <w:sz w:val="20"/>
+        </w:rPr>
+        <w:t>页面介绍：</w:t>
+      </w:r>
+      <w:r>
+        <w:rPr>
+          <w:rFonts w:ascii="微软雅黑" w:hAnsi="微软雅黑" w:eastAsia="微软雅黑"/>
+          <w:b w:val="0"/>
+          <w:sz w:val="20"/>
+        </w:rPr>
+        <w:t>用于处理“全局配置”相关后台业务，具体说明可在后续补充截图时继续细化。</w:t>
       </w:r>
     </w:p>
     <w:p>
@@ -8360,7 +10758,7 @@
           <w:color w:val="17365D"/>
           <w:sz w:val="40"/>
         </w:rPr>
-        <w:t>六、优惠活动</w:t>
+        <w:t>七、财务中心</w:t>
       </w:r>
     </w:p>
     <w:p>
@@ -8421,7 +10819,7 @@
           <w:color w:val="2F5597"/>
           <w:sz w:val="25"/>
         </w:rPr>
-        <w:t>优惠活动列表</w:t>
+        <w:t>会员提现设置</w:t>
       </w:r>
     </w:p>
     <w:p>
@@ -8444,7 +10842,7 @@
           <w:b w:val="0"/>
           <w:sz w:val="20"/>
         </w:rPr>
-        <w:t>用于处理“优惠活动列表”相关后台业务，具体说明可在后续补充截图时继续细化。</w:t>
+        <w:t>用于处理“会员提现设置”相关后台业务，具体说明可在后续补充截图时继续细化。</w:t>
       </w:r>
     </w:p>
     <w:p>
@@ -8506,7 +10904,7 @@
           <w:color w:val="2F5597"/>
           <w:sz w:val="25"/>
         </w:rPr>
-        <w:t>幸运转盘配置</w:t>
+        <w:t>会员充值配置</w:t>
       </w:r>
     </w:p>
     <w:p>
@@ -8529,7 +10927,7 @@
           <w:b w:val="0"/>
           <w:sz w:val="20"/>
         </w:rPr>
-        <w:t>用于处理“幸运转盘配置”相关后台业务，具体说明可在后续补充截图时继续细化。</w:t>
+        <w:t>用于处理“会员充值配置”相关后台业务，具体说明可在后续补充截图时继续细化。</w:t>
       </w:r>
     </w:p>
     <w:p>
@@ -8591,7 +10989,7 @@
           <w:color w:val="2F5597"/>
           <w:sz w:val="25"/>
         </w:rPr>
-        <w:t>新增活动</w:t>
+        <w:t>充值订单列表</w:t>
       </w:r>
     </w:p>
     <w:p>
@@ -8614,7 +11012,7 @@
           <w:b w:val="0"/>
           <w:sz w:val="20"/>
         </w:rPr>
-        <w:t>用于处理“新增活动”相关后台业务，具体说明可在后续补充截图时继续细化。</w:t>
+        <w:t>用于处理“充值订单列表”相关后台业务，具体说明可在后续补充截图时继续细化。</w:t>
       </w:r>
     </w:p>
     <w:p>
@@ -8676,7 +11074,7 @@
           <w:color w:val="2F5597"/>
           <w:sz w:val="25"/>
         </w:rPr>
-        <w:t>活动分析</w:t>
+        <w:t>提现订单列表</w:t>
       </w:r>
     </w:p>
     <w:p>
@@ -8699,7 +11097,7 @@
           <w:b w:val="0"/>
           <w:sz w:val="20"/>
         </w:rPr>
-        <w:t>用于处理“活动分析”相关后台业务，具体说明可在后续补充截图时继续细化。</w:t>
+        <w:t>用于处理“提现订单列表”相关后台业务，具体说明可在后续补充截图时继续细化。</w:t>
       </w:r>
     </w:p>
     <w:p>
@@ -8761,7 +11159,7 @@
           <w:color w:val="2F5597"/>
           <w:sz w:val="25"/>
         </w:rPr>
-        <w:t>优惠数据报表</w:t>
+        <w:t>提现风控审核</w:t>
       </w:r>
     </w:p>
     <w:p>
@@ -8784,7 +11182,7 @@
           <w:b w:val="0"/>
           <w:sz w:val="20"/>
         </w:rPr>
-        <w:t>用于处理“优惠数据报表”相关后台业务，具体说明可在后续补充截图时继续细化。</w:t>
+        <w:t>用于处理“提现风控审核”相关后台业务，具体说明可在后续补充截图时继续细化。</w:t>
       </w:r>
     </w:p>
     <w:p>
@@ -8846,7 +11244,7 @@
           <w:color w:val="2F5597"/>
           <w:sz w:val="25"/>
         </w:rPr>
-        <w:t>票券中心</w:t>
+        <w:t>支付通道数据</w:t>
       </w:r>
     </w:p>
     <w:p>
@@ -8869,7 +11267,7 @@
           <w:b w:val="0"/>
           <w:sz w:val="20"/>
         </w:rPr>
-        <w:t>用于处理“票券中心”相关后台业务，具体说明可在后续补充截图时继续细化。</w:t>
+        <w:t>用于处理“支付通道数据”相关后台业务，具体说明可在后续补充截图时继续细化。</w:t>
       </w:r>
     </w:p>
     <w:p>
@@ -8931,7 +11329,7 @@
           <w:color w:val="2F5597"/>
           <w:sz w:val="25"/>
         </w:rPr>
-        <w:t>票券使用记录</w:t>
+        <w:t>人工加扣款</w:t>
       </w:r>
     </w:p>
     <w:p>
@@ -8954,7 +11352,7 @@
           <w:b w:val="0"/>
           <w:sz w:val="20"/>
         </w:rPr>
-        <w:t>用于处理“票券使用记录”相关后台业务，具体说明可在后续补充截图时继续细化。</w:t>
+        <w:t>用于处理“人工加扣款”相关后台业务，具体说明可在后续补充截图时继续细化。</w:t>
       </w:r>
     </w:p>
     <w:p>
@@ -9016,7 +11414,7 @@
           <w:color w:val="2F5597"/>
           <w:sz w:val="25"/>
         </w:rPr>
-        <w:t>全局配置</w:t>
+        <w:t>账变记录</w:t>
       </w:r>
     </w:p>
     <w:p>
@@ -9039,7 +11437,177 @@
           <w:b w:val="0"/>
           <w:sz w:val="20"/>
         </w:rPr>
-        <w:t>用于处理“全局配置”相关后台业务，具体说明可在后续补充截图时继续细化。</w:t>
+        <w:t>用于处理“账变记录”相关后台业务，具体说明可在后续补充截图时继续细化。</w:t>
+      </w:r>
+    </w:p>
+    <w:p>
+      <w:pPr>
+        <w:pStyle w:val="16"/>
+        <w:spacing w:after="40" w:line="276" w:lineRule="auto"/>
+      </w:pPr>
+      <w:r>
+        <w:rPr>
+          <w:rFonts w:ascii="微软雅黑" w:hAnsi="微软雅黑" w:eastAsia="微软雅黑"/>
+          <w:b/>
+          <w:color w:val="254061"/>
+          <w:sz w:val="20"/>
+        </w:rPr>
+        <w:t>常用操作：</w:t>
+      </w:r>
+      <w:r>
+        <w:rPr>
+          <w:rFonts w:ascii="微软雅黑" w:hAnsi="微软雅黑" w:eastAsia="微软雅黑"/>
+          <w:b w:val="0"/>
+          <w:sz w:val="20"/>
+        </w:rPr>
+        <w:t>进入页面后先通过筛选条件定位数据或配置项，再执行页面支持的新增、编辑、启用、停用、审核、导出或查看详情等操作。</w:t>
+      </w:r>
+    </w:p>
+    <w:p>
+      <w:pPr>
+        <w:pStyle w:val="16"/>
+        <w:spacing w:after="40" w:line="276" w:lineRule="auto"/>
+      </w:pPr>
+      <w:r>
+        <w:rPr>
+          <w:rFonts w:ascii="微软雅黑" w:hAnsi="微软雅黑" w:eastAsia="微软雅黑"/>
+          <w:b/>
+          <w:color w:val="254061"/>
+          <w:sz w:val="20"/>
+        </w:rPr>
+        <w:t>后续补充：</w:t>
+      </w:r>
+      <w:r>
+        <w:rPr>
+          <w:rFonts w:ascii="微软雅黑" w:hAnsi="微软雅黑" w:eastAsia="微软雅黑"/>
+          <w:b w:val="0"/>
+          <w:sz w:val="20"/>
+        </w:rPr>
+        <w:t>按页面截图补齐关键字段、按钮说明、弹窗流程、保存校验和常见问题。</w:t>
+      </w:r>
+    </w:p>
+    <w:p>
+      <w:pPr>
+        <w:pStyle w:val="5"/>
+        <w:keepNext/>
+        <w:spacing w:before="180" w:after="100" w:line="259" w:lineRule="auto"/>
+      </w:pPr>
+      <w:r>
+        <w:rPr>
+          <w:rFonts w:ascii="微软雅黑" w:hAnsi="微软雅黑" w:eastAsia="微软雅黑"/>
+          <w:b/>
+          <w:color w:val="2F5597"/>
+          <w:sz w:val="25"/>
+        </w:rPr>
+        <w:t>资金账变类型</w:t>
+      </w:r>
+    </w:p>
+    <w:p>
+      <w:pPr>
+        <w:pStyle w:val="16"/>
+        <w:spacing w:after="40" w:line="276" w:lineRule="auto"/>
+      </w:pPr>
+      <w:r>
+        <w:rPr>
+          <w:rFonts w:ascii="微软雅黑" w:hAnsi="微软雅黑" w:eastAsia="微软雅黑"/>
+          <w:b/>
+          <w:color w:val="254061"/>
+          <w:sz w:val="20"/>
+        </w:rPr>
+        <w:t>页面介绍：</w:t>
+      </w:r>
+      <w:r>
+        <w:rPr>
+          <w:rFonts w:ascii="微软雅黑" w:hAnsi="微软雅黑" w:eastAsia="微软雅黑"/>
+          <w:b w:val="0"/>
+          <w:sz w:val="20"/>
+        </w:rPr>
+        <w:t>用于处理“资金账变类型”相关后台业务，具体说明可在后续补充截图时继续细化。</w:t>
+      </w:r>
+    </w:p>
+    <w:p>
+      <w:pPr>
+        <w:pStyle w:val="16"/>
+        <w:spacing w:after="40" w:line="276" w:lineRule="auto"/>
+      </w:pPr>
+      <w:r>
+        <w:rPr>
+          <w:rFonts w:ascii="微软雅黑" w:hAnsi="微软雅黑" w:eastAsia="微软雅黑"/>
+          <w:b/>
+          <w:color w:val="254061"/>
+          <w:sz w:val="20"/>
+        </w:rPr>
+        <w:t>常用操作：</w:t>
+      </w:r>
+      <w:r>
+        <w:rPr>
+          <w:rFonts w:ascii="微软雅黑" w:hAnsi="微软雅黑" w:eastAsia="微软雅黑"/>
+          <w:b w:val="0"/>
+          <w:sz w:val="20"/>
+        </w:rPr>
+        <w:t>进入页面后先通过筛选条件定位数据或配置项，再执行页面支持的新增、编辑、启用、停用、审核、导出或查看详情等操作。</w:t>
+      </w:r>
+    </w:p>
+    <w:p>
+      <w:pPr>
+        <w:pStyle w:val="16"/>
+        <w:spacing w:after="40" w:line="276" w:lineRule="auto"/>
+      </w:pPr>
+      <w:r>
+        <w:rPr>
+          <w:rFonts w:ascii="微软雅黑" w:hAnsi="微软雅黑" w:eastAsia="微软雅黑"/>
+          <w:b/>
+          <w:color w:val="254061"/>
+          <w:sz w:val="20"/>
+        </w:rPr>
+        <w:t>后续补充：</w:t>
+      </w:r>
+      <w:r>
+        <w:rPr>
+          <w:rFonts w:ascii="微软雅黑" w:hAnsi="微软雅黑" w:eastAsia="微软雅黑"/>
+          <w:b w:val="0"/>
+          <w:sz w:val="20"/>
+        </w:rPr>
+        <w:t>按页面截图补齐关键字段、按钮说明、弹窗流程、保存校验和常见问题。</w:t>
+      </w:r>
+    </w:p>
+    <w:p>
+      <w:pPr>
+        <w:pStyle w:val="5"/>
+        <w:keepNext/>
+        <w:spacing w:before="180" w:after="100" w:line="259" w:lineRule="auto"/>
+      </w:pPr>
+      <w:r>
+        <w:rPr>
+          <w:rFonts w:ascii="微软雅黑" w:hAnsi="微软雅黑" w:eastAsia="微软雅黑"/>
+          <w:b/>
+          <w:color w:val="2F5597"/>
+          <w:sz w:val="25"/>
+        </w:rPr>
+        <w:t>打码管理</w:t>
+      </w:r>
+    </w:p>
+    <w:p>
+      <w:pPr>
+        <w:pStyle w:val="16"/>
+        <w:spacing w:after="40" w:line="276" w:lineRule="auto"/>
+      </w:pPr>
+      <w:r>
+        <w:rPr>
+          <w:rFonts w:ascii="微软雅黑" w:hAnsi="微软雅黑" w:eastAsia="微软雅黑"/>
+          <w:b/>
+          <w:color w:val="254061"/>
+          <w:sz w:val="20"/>
+        </w:rPr>
+        <w:t>页面介绍：</w:t>
+      </w:r>
+      <w:r>
+        <w:rPr>
+          <w:rFonts w:ascii="微软雅黑" w:hAnsi="微软雅黑" w:eastAsia="微软雅黑"/>
+          <w:b w:val="0"/>
+          <w:sz w:val="20"/>
+        </w:rPr>
+        <w:t>用于处理“打码管理”相关后台业务，具体说明可在后续补充截图时继续细化。</w:t>
       </w:r>
     </w:p>
     <w:p>
@@ -9101,7 +11669,7 @@
           <w:color w:val="17365D"/>
           <w:sz w:val="40"/>
         </w:rPr>
-        <w:t>七、财务中心</w:t>
+        <w:t>八、数据报表</w:t>
       </w:r>
     </w:p>
     <w:p>
@@ -9162,7 +11730,7 @@
           <w:color w:val="2F5597"/>
           <w:sz w:val="25"/>
         </w:rPr>
-        <w:t>会员提现设置</w:t>
+        <w:t>综合数据报表</w:t>
       </w:r>
     </w:p>
     <w:p>
@@ -9185,7 +11753,7 @@
           <w:b w:val="0"/>
           <w:sz w:val="20"/>
         </w:rPr>
-        <w:t>用于处理“会员提现设置”相关后台业务，具体说明可在后续补充截图时继续细化。</w:t>
+        <w:t>用于处理“综合数据报表”相关后台业务，具体说明可在后续补充截图时继续细化。</w:t>
       </w:r>
     </w:p>
     <w:p>
@@ -9247,7 +11815,7 @@
           <w:color w:val="2F5597"/>
           <w:sz w:val="25"/>
         </w:rPr>
-        <w:t>会员充值配置</w:t>
+        <w:t>游戏人数据表</w:t>
       </w:r>
     </w:p>
     <w:p>
@@ -9270,7 +11838,7 @@
           <w:b w:val="0"/>
           <w:sz w:val="20"/>
         </w:rPr>
-        <w:t>用于处理“会员充值配置”相关后台业务，具体说明可在后续补充截图时继续细化。</w:t>
+        <w:t>用于处理“游戏人数据表”相关后台业务，具体说明可在后续补充截图时继续细化。</w:t>
       </w:r>
     </w:p>
     <w:p>
@@ -9332,7 +11900,7 @@
           <w:color w:val="2F5597"/>
           <w:sz w:val="25"/>
         </w:rPr>
-        <w:t>充值订单列表</w:t>
+        <w:t>优惠数据报表</w:t>
       </w:r>
     </w:p>
     <w:p>
@@ -9355,7 +11923,7 @@
           <w:b w:val="0"/>
           <w:sz w:val="20"/>
         </w:rPr>
-        <w:t>用于处理“充值订单列表”相关后台业务，具体说明可在后续补充截图时继续细化。</w:t>
+        <w:t>用于处理“优惠数据报表”相关后台业务，具体说明可在后续补充截图时继续细化。</w:t>
       </w:r>
     </w:p>
     <w:p>
@@ -9417,7 +11985,7 @@
           <w:color w:val="2F5597"/>
           <w:sz w:val="25"/>
         </w:rPr>
-        <w:t>提现订单列表</w:t>
+        <w:t>充值留存报表</w:t>
       </w:r>
     </w:p>
     <w:p>
@@ -9440,7 +12008,7 @@
           <w:b w:val="0"/>
           <w:sz w:val="20"/>
         </w:rPr>
-        <w:t>用于处理“提现订单列表”相关后台业务，具体说明可在后续补充截图时继续细化。</w:t>
+        <w:t>用于处理“充值留存报表”相关后台业务，具体说明可在后续补充截图时继续细化。</w:t>
       </w:r>
     </w:p>
     <w:p>
@@ -9502,7 +12070,7 @@
           <w:color w:val="2F5597"/>
           <w:sz w:val="25"/>
         </w:rPr>
-        <w:t>提现风控审核</w:t>
+        <w:t>代理结算明细</w:t>
       </w:r>
     </w:p>
     <w:p>
@@ -9525,7 +12093,7 @@
           <w:b w:val="0"/>
           <w:sz w:val="20"/>
         </w:rPr>
-        <w:t>用于处理“提现风控审核”相关后台业务，具体说明可在后续补充截图时继续细化。</w:t>
+        <w:t>用于处理“代理结算明细”相关后台业务，具体说明可在后续补充截图时继续细化。</w:t>
       </w:r>
     </w:p>
     <w:p>
@@ -9587,7 +12155,7 @@
           <w:color w:val="2F5597"/>
           <w:sz w:val="25"/>
         </w:rPr>
-        <w:t>支付通道数据</w:t>
+        <w:t>VIP数据统计</w:t>
       </w:r>
     </w:p>
     <w:p>
@@ -9610,7 +12178,7 @@
           <w:b w:val="0"/>
           <w:sz w:val="20"/>
         </w:rPr>
-        <w:t>用于处理“支付通道数据”相关后台业务，具体说明可在后续补充截图时继续细化。</w:t>
+        <w:t>用于处理“VIP数据统计”相关后台业务，具体说明可在后续补充截图时继续细化。</w:t>
       </w:r>
     </w:p>
     <w:p>
@@ -9672,7 +12240,7 @@
           <w:color w:val="2F5597"/>
           <w:sz w:val="25"/>
         </w:rPr>
-        <w:t>人工加扣款</w:t>
+        <w:t>数据排行</w:t>
       </w:r>
     </w:p>
     <w:p>
@@ -9695,7 +12263,7 @@
           <w:b w:val="0"/>
           <w:sz w:val="20"/>
         </w:rPr>
-        <w:t>用于处理“人工加扣款”相关后台业务，具体说明可在后续补充截图时继续细化。</w:t>
+        <w:t>用于处理“数据排行”相关后台业务，具体说明可在后续补充截图时继续细化。</w:t>
       </w:r>
     </w:p>
     <w:p>
@@ -9757,7 +12325,7 @@
           <w:color w:val="2F5597"/>
           <w:sz w:val="25"/>
         </w:rPr>
-        <w:t>账变记录</w:t>
+        <w:t>游戏记录</w:t>
       </w:r>
     </w:p>
     <w:p>
@@ -9780,7 +12348,7 @@
           <w:b w:val="0"/>
           <w:sz w:val="20"/>
         </w:rPr>
-        <w:t>用于处理“账变记录”相关后台业务，具体说明可在后续补充截图时继续细化。</w:t>
+        <w:t>用于处理“游戏记录”相关后台业务，具体说明可在后续补充截图时继续细化。</w:t>
       </w:r>
     </w:p>
     <w:p>
@@ -9842,7 +12410,7 @@
           <w:color w:val="2F5597"/>
           <w:sz w:val="25"/>
         </w:rPr>
-        <w:t>资金账变类型</w:t>
+        <w:t>用户留存</w:t>
       </w:r>
     </w:p>
     <w:p>
@@ -9865,7 +12433,7 @@
           <w:b w:val="0"/>
           <w:sz w:val="20"/>
         </w:rPr>
-        <w:t>用于处理“资金账变类型”相关后台业务，具体说明可在后续补充截图时继续细化。</w:t>
+        <w:t>用于处理“用户留存”相关后台业务，具体说明可在后续补充截图时继续细化。</w:t>
       </w:r>
     </w:p>
     <w:p>
@@ -9927,7 +12495,7 @@
           <w:color w:val="2F5597"/>
           <w:sz w:val="25"/>
         </w:rPr>
-        <w:t>打码管理</w:t>
+        <w:t>用户分析</w:t>
       </w:r>
     </w:p>
     <w:p>
@@ -9950,7 +12518,432 @@
           <w:b w:val="0"/>
           <w:sz w:val="20"/>
         </w:rPr>
-        <w:t>用于处理“打码管理”相关后台业务，具体说明可在后续补充截图时继续细化。</w:t>
+        <w:t>用于处理“用户分析”相关后台业务，具体说明可在后续补充截图时继续细化。</w:t>
+      </w:r>
+    </w:p>
+    <w:p>
+      <w:pPr>
+        <w:pStyle w:val="16"/>
+        <w:spacing w:after="40" w:line="276" w:lineRule="auto"/>
+      </w:pPr>
+      <w:r>
+        <w:rPr>
+          <w:rFonts w:ascii="微软雅黑" w:hAnsi="微软雅黑" w:eastAsia="微软雅黑"/>
+          <w:b/>
+          <w:color w:val="254061"/>
+          <w:sz w:val="20"/>
+        </w:rPr>
+        <w:t>常用操作：</w:t>
+      </w:r>
+      <w:r>
+        <w:rPr>
+          <w:rFonts w:ascii="微软雅黑" w:hAnsi="微软雅黑" w:eastAsia="微软雅黑"/>
+          <w:b w:val="0"/>
+          <w:sz w:val="20"/>
+        </w:rPr>
+        <w:t>进入页面后先通过筛选条件定位数据或配置项，再执行页面支持的新增、编辑、启用、停用、审核、导出或查看详情等操作。</w:t>
+      </w:r>
+    </w:p>
+    <w:p>
+      <w:pPr>
+        <w:pStyle w:val="16"/>
+        <w:spacing w:after="40" w:line="276" w:lineRule="auto"/>
+      </w:pPr>
+      <w:r>
+        <w:rPr>
+          <w:rFonts w:ascii="微软雅黑" w:hAnsi="微软雅黑" w:eastAsia="微软雅黑"/>
+          <w:b/>
+          <w:color w:val="254061"/>
+          <w:sz w:val="20"/>
+        </w:rPr>
+        <w:t>后续补充：</w:t>
+      </w:r>
+      <w:r>
+        <w:rPr>
+          <w:rFonts w:ascii="微软雅黑" w:hAnsi="微软雅黑" w:eastAsia="微软雅黑"/>
+          <w:b w:val="0"/>
+          <w:sz w:val="20"/>
+        </w:rPr>
+        <w:t>按页面截图补齐关键字段、按钮说明、弹窗流程、保存校验和常见问题。</w:t>
+      </w:r>
+    </w:p>
+    <w:p>
+      <w:pPr>
+        <w:pStyle w:val="5"/>
+        <w:keepNext/>
+        <w:spacing w:before="180" w:after="100" w:line="259" w:lineRule="auto"/>
+      </w:pPr>
+      <w:r>
+        <w:rPr>
+          <w:rFonts w:ascii="微软雅黑" w:hAnsi="微软雅黑" w:eastAsia="微软雅黑"/>
+          <w:b/>
+          <w:color w:val="2F5597"/>
+          <w:sz w:val="25"/>
+        </w:rPr>
+        <w:t>LTV</w:t>
+      </w:r>
+    </w:p>
+    <w:p>
+      <w:pPr>
+        <w:pStyle w:val="16"/>
+        <w:spacing w:after="40" w:line="276" w:lineRule="auto"/>
+      </w:pPr>
+      <w:r>
+        <w:rPr>
+          <w:rFonts w:ascii="微软雅黑" w:hAnsi="微软雅黑" w:eastAsia="微软雅黑"/>
+          <w:b/>
+          <w:color w:val="254061"/>
+          <w:sz w:val="20"/>
+        </w:rPr>
+        <w:t>页面介绍：</w:t>
+      </w:r>
+      <w:r>
+        <w:rPr>
+          <w:rFonts w:ascii="微软雅黑" w:hAnsi="微软雅黑" w:eastAsia="微软雅黑"/>
+          <w:b w:val="0"/>
+          <w:sz w:val="20"/>
+        </w:rPr>
+        <w:t>用于处理“LTV”相关后台业务，具体说明可在后续补充截图时继续细化。</w:t>
+      </w:r>
+    </w:p>
+    <w:p>
+      <w:pPr>
+        <w:pStyle w:val="16"/>
+        <w:spacing w:after="40" w:line="276" w:lineRule="auto"/>
+      </w:pPr>
+      <w:r>
+        <w:rPr>
+          <w:rFonts w:ascii="微软雅黑" w:hAnsi="微软雅黑" w:eastAsia="微软雅黑"/>
+          <w:b/>
+          <w:color w:val="254061"/>
+          <w:sz w:val="20"/>
+        </w:rPr>
+        <w:t>常用操作：</w:t>
+      </w:r>
+      <w:r>
+        <w:rPr>
+          <w:rFonts w:ascii="微软雅黑" w:hAnsi="微软雅黑" w:eastAsia="微软雅黑"/>
+          <w:b w:val="0"/>
+          <w:sz w:val="20"/>
+        </w:rPr>
+        <w:t>进入页面后先通过筛选条件定位数据或配置项，再执行页面支持的新增、编辑、启用、停用、审核、导出或查看详情等操作。</w:t>
+      </w:r>
+    </w:p>
+    <w:p>
+      <w:pPr>
+        <w:pStyle w:val="16"/>
+        <w:spacing w:after="40" w:line="276" w:lineRule="auto"/>
+      </w:pPr>
+      <w:r>
+        <w:rPr>
+          <w:rFonts w:ascii="微软雅黑" w:hAnsi="微软雅黑" w:eastAsia="微软雅黑"/>
+          <w:b/>
+          <w:color w:val="254061"/>
+          <w:sz w:val="20"/>
+        </w:rPr>
+        <w:t>后续补充：</w:t>
+      </w:r>
+      <w:r>
+        <w:rPr>
+          <w:rFonts w:ascii="微软雅黑" w:hAnsi="微软雅黑" w:eastAsia="微软雅黑"/>
+          <w:b w:val="0"/>
+          <w:sz w:val="20"/>
+        </w:rPr>
+        <w:t>按页面截图补齐关键字段、按钮说明、弹窗流程、保存校验和常见问题。</w:t>
+      </w:r>
+    </w:p>
+    <w:p>
+      <w:pPr>
+        <w:pStyle w:val="5"/>
+        <w:keepNext/>
+        <w:spacing w:before="180" w:after="100" w:line="259" w:lineRule="auto"/>
+      </w:pPr>
+      <w:r>
+        <w:rPr>
+          <w:rFonts w:ascii="微软雅黑" w:hAnsi="微软雅黑" w:eastAsia="微软雅黑"/>
+          <w:b/>
+          <w:color w:val="2F5597"/>
+          <w:sz w:val="25"/>
+        </w:rPr>
+        <w:t>活动统计报表</w:t>
+      </w:r>
+    </w:p>
+    <w:p>
+      <w:pPr>
+        <w:pStyle w:val="16"/>
+        <w:spacing w:after="40" w:line="276" w:lineRule="auto"/>
+      </w:pPr>
+      <w:r>
+        <w:rPr>
+          <w:rFonts w:ascii="微软雅黑" w:hAnsi="微软雅黑" w:eastAsia="微软雅黑"/>
+          <w:b/>
+          <w:color w:val="254061"/>
+          <w:sz w:val="20"/>
+        </w:rPr>
+        <w:t>页面介绍：</w:t>
+      </w:r>
+      <w:r>
+        <w:rPr>
+          <w:rFonts w:ascii="微软雅黑" w:hAnsi="微软雅黑" w:eastAsia="微软雅黑"/>
+          <w:b w:val="0"/>
+          <w:sz w:val="20"/>
+        </w:rPr>
+        <w:t>用于处理“活动统计报表”相关后台业务，具体说明可在后续补充截图时继续细化。</w:t>
+      </w:r>
+    </w:p>
+    <w:p>
+      <w:pPr>
+        <w:pStyle w:val="16"/>
+        <w:spacing w:after="40" w:line="276" w:lineRule="auto"/>
+      </w:pPr>
+      <w:r>
+        <w:rPr>
+          <w:rFonts w:ascii="微软雅黑" w:hAnsi="微软雅黑" w:eastAsia="微软雅黑"/>
+          <w:b/>
+          <w:color w:val="254061"/>
+          <w:sz w:val="20"/>
+        </w:rPr>
+        <w:t>常用操作：</w:t>
+      </w:r>
+      <w:r>
+        <w:rPr>
+          <w:rFonts w:ascii="微软雅黑" w:hAnsi="微软雅黑" w:eastAsia="微软雅黑"/>
+          <w:b w:val="0"/>
+          <w:sz w:val="20"/>
+        </w:rPr>
+        <w:t>进入页面后先通过筛选条件定位数据或配置项，再执行页面支持的新增、编辑、启用、停用、审核、导出或查看详情等操作。</w:t>
+      </w:r>
+    </w:p>
+    <w:p>
+      <w:pPr>
+        <w:pStyle w:val="16"/>
+        <w:spacing w:after="40" w:line="276" w:lineRule="auto"/>
+      </w:pPr>
+      <w:r>
+        <w:rPr>
+          <w:rFonts w:ascii="微软雅黑" w:hAnsi="微软雅黑" w:eastAsia="微软雅黑"/>
+          <w:b/>
+          <w:color w:val="254061"/>
+          <w:sz w:val="20"/>
+        </w:rPr>
+        <w:t>后续补充：</w:t>
+      </w:r>
+      <w:r>
+        <w:rPr>
+          <w:rFonts w:ascii="微软雅黑" w:hAnsi="微软雅黑" w:eastAsia="微软雅黑"/>
+          <w:b w:val="0"/>
+          <w:sz w:val="20"/>
+        </w:rPr>
+        <w:t>按页面截图补齐关键字段、按钮说明、弹窗流程、保存校验和常见问题。</w:t>
+      </w:r>
+    </w:p>
+    <w:p>
+      <w:pPr>
+        <w:pStyle w:val="5"/>
+        <w:keepNext/>
+        <w:spacing w:before="180" w:after="100" w:line="259" w:lineRule="auto"/>
+      </w:pPr>
+      <w:r>
+        <w:rPr>
+          <w:rFonts w:ascii="微软雅黑" w:hAnsi="微软雅黑" w:eastAsia="微软雅黑"/>
+          <w:b/>
+          <w:color w:val="2F5597"/>
+          <w:sz w:val="25"/>
+        </w:rPr>
+        <w:t>充值分布表</w:t>
+      </w:r>
+    </w:p>
+    <w:p>
+      <w:pPr>
+        <w:pStyle w:val="16"/>
+        <w:spacing w:after="40" w:line="276" w:lineRule="auto"/>
+      </w:pPr>
+      <w:r>
+        <w:rPr>
+          <w:rFonts w:ascii="微软雅黑" w:hAnsi="微软雅黑" w:eastAsia="微软雅黑"/>
+          <w:b/>
+          <w:color w:val="254061"/>
+          <w:sz w:val="20"/>
+        </w:rPr>
+        <w:t>页面介绍：</w:t>
+      </w:r>
+      <w:r>
+        <w:rPr>
+          <w:rFonts w:ascii="微软雅黑" w:hAnsi="微软雅黑" w:eastAsia="微软雅黑"/>
+          <w:b w:val="0"/>
+          <w:sz w:val="20"/>
+        </w:rPr>
+        <w:t>用于处理“充值分布表”相关后台业务，具体说明可在后续补充截图时继续细化。</w:t>
+      </w:r>
+    </w:p>
+    <w:p>
+      <w:pPr>
+        <w:pStyle w:val="16"/>
+        <w:spacing w:after="40" w:line="276" w:lineRule="auto"/>
+      </w:pPr>
+      <w:r>
+        <w:rPr>
+          <w:rFonts w:ascii="微软雅黑" w:hAnsi="微软雅黑" w:eastAsia="微软雅黑"/>
+          <w:b/>
+          <w:color w:val="254061"/>
+          <w:sz w:val="20"/>
+        </w:rPr>
+        <w:t>常用操作：</w:t>
+      </w:r>
+      <w:r>
+        <w:rPr>
+          <w:rFonts w:ascii="微软雅黑" w:hAnsi="微软雅黑" w:eastAsia="微软雅黑"/>
+          <w:b w:val="0"/>
+          <w:sz w:val="20"/>
+        </w:rPr>
+        <w:t>进入页面后先通过筛选条件定位数据或配置项，再执行页面支持的新增、编辑、启用、停用、审核、导出或查看详情等操作。</w:t>
+      </w:r>
+    </w:p>
+    <w:p>
+      <w:pPr>
+        <w:pStyle w:val="16"/>
+        <w:spacing w:after="40" w:line="276" w:lineRule="auto"/>
+      </w:pPr>
+      <w:r>
+        <w:rPr>
+          <w:rFonts w:ascii="微软雅黑" w:hAnsi="微软雅黑" w:eastAsia="微软雅黑"/>
+          <w:b/>
+          <w:color w:val="254061"/>
+          <w:sz w:val="20"/>
+        </w:rPr>
+        <w:t>后续补充：</w:t>
+      </w:r>
+      <w:r>
+        <w:rPr>
+          <w:rFonts w:ascii="微软雅黑" w:hAnsi="微软雅黑" w:eastAsia="微软雅黑"/>
+          <w:b w:val="0"/>
+          <w:sz w:val="20"/>
+        </w:rPr>
+        <w:t>按页面截图补齐关键字段、按钮说明、弹窗流程、保存校验和常见问题。</w:t>
+      </w:r>
+    </w:p>
+    <w:p>
+      <w:pPr>
+        <w:pStyle w:val="5"/>
+        <w:keepNext/>
+        <w:spacing w:before="180" w:after="100" w:line="259" w:lineRule="auto"/>
+      </w:pPr>
+      <w:r>
+        <w:rPr>
+          <w:rFonts w:ascii="微软雅黑" w:hAnsi="微软雅黑" w:eastAsia="微软雅黑"/>
+          <w:b/>
+          <w:color w:val="2F5597"/>
+          <w:sz w:val="25"/>
+        </w:rPr>
+        <w:t>任务统计报表</w:t>
+      </w:r>
+    </w:p>
+    <w:p>
+      <w:pPr>
+        <w:pStyle w:val="16"/>
+        <w:spacing w:after="40" w:line="276" w:lineRule="auto"/>
+      </w:pPr>
+      <w:r>
+        <w:rPr>
+          <w:rFonts w:ascii="微软雅黑" w:hAnsi="微软雅黑" w:eastAsia="微软雅黑"/>
+          <w:b/>
+          <w:color w:val="254061"/>
+          <w:sz w:val="20"/>
+        </w:rPr>
+        <w:t>页面介绍：</w:t>
+      </w:r>
+      <w:r>
+        <w:rPr>
+          <w:rFonts w:ascii="微软雅黑" w:hAnsi="微软雅黑" w:eastAsia="微软雅黑"/>
+          <w:b w:val="0"/>
+          <w:sz w:val="20"/>
+        </w:rPr>
+        <w:t>用于处理“任务统计报表”相关后台业务，具体说明可在后续补充截图时继续细化。</w:t>
+      </w:r>
+    </w:p>
+    <w:p>
+      <w:pPr>
+        <w:pStyle w:val="16"/>
+        <w:spacing w:after="40" w:line="276" w:lineRule="auto"/>
+      </w:pPr>
+      <w:r>
+        <w:rPr>
+          <w:rFonts w:ascii="微软雅黑" w:hAnsi="微软雅黑" w:eastAsia="微软雅黑"/>
+          <w:b/>
+          <w:color w:val="254061"/>
+          <w:sz w:val="20"/>
+        </w:rPr>
+        <w:t>常用操作：</w:t>
+      </w:r>
+      <w:r>
+        <w:rPr>
+          <w:rFonts w:ascii="微软雅黑" w:hAnsi="微软雅黑" w:eastAsia="微软雅黑"/>
+          <w:b w:val="0"/>
+          <w:sz w:val="20"/>
+        </w:rPr>
+        <w:t>进入页面后先通过筛选条件定位数据或配置项，再执行页面支持的新增、编辑、启用、停用、审核、导出或查看详情等操作。</w:t>
+      </w:r>
+    </w:p>
+    <w:p>
+      <w:pPr>
+        <w:pStyle w:val="16"/>
+        <w:spacing w:after="40" w:line="276" w:lineRule="auto"/>
+      </w:pPr>
+      <w:r>
+        <w:rPr>
+          <w:rFonts w:ascii="微软雅黑" w:hAnsi="微软雅黑" w:eastAsia="微软雅黑"/>
+          <w:b/>
+          <w:color w:val="254061"/>
+          <w:sz w:val="20"/>
+        </w:rPr>
+        <w:t>后续补充：</w:t>
+      </w:r>
+      <w:r>
+        <w:rPr>
+          <w:rFonts w:ascii="微软雅黑" w:hAnsi="微软雅黑" w:eastAsia="微软雅黑"/>
+          <w:b w:val="0"/>
+          <w:sz w:val="20"/>
+        </w:rPr>
+        <w:t>按页面截图补齐关键字段、按钮说明、弹窗流程、保存校验和常见问题。</w:t>
+      </w:r>
+    </w:p>
+    <w:p>
+      <w:pPr>
+        <w:pStyle w:val="5"/>
+        <w:keepNext/>
+        <w:spacing w:before="180" w:after="100" w:line="259" w:lineRule="auto"/>
+      </w:pPr>
+      <w:r>
+        <w:rPr>
+          <w:rFonts w:ascii="微软雅黑" w:hAnsi="微软雅黑" w:eastAsia="微软雅黑"/>
+          <w:b/>
+          <w:color w:val="2F5597"/>
+          <w:sz w:val="25"/>
+        </w:rPr>
+        <w:t>用户分群查询</w:t>
+      </w:r>
+    </w:p>
+    <w:p>
+      <w:pPr>
+        <w:pStyle w:val="16"/>
+        <w:spacing w:after="40" w:line="276" w:lineRule="auto"/>
+      </w:pPr>
+      <w:r>
+        <w:rPr>
+          <w:rFonts w:ascii="微软雅黑" w:hAnsi="微软雅黑" w:eastAsia="微软雅黑"/>
+          <w:b/>
+          <w:color w:val="254061"/>
+          <w:sz w:val="20"/>
+        </w:rPr>
+        <w:t>页面介绍：</w:t>
+      </w:r>
+      <w:r>
+        <w:rPr>
+          <w:rFonts w:ascii="微软雅黑" w:hAnsi="微软雅黑" w:eastAsia="微软雅黑"/>
+          <w:b w:val="0"/>
+          <w:sz w:val="20"/>
+        </w:rPr>
+        <w:t>用于处理“用户分群查询”相关后台业务，具体说明可在后续补充截图时继续细化。</w:t>
       </w:r>
     </w:p>
     <w:p>
@@ -10012,7 +13005,7 @@
           <w:color w:val="17365D"/>
           <w:sz w:val="40"/>
         </w:rPr>
-        <w:t>八、数据报表</w:t>
+        <w:t>九、游戏中心</w:t>
       </w:r>
     </w:p>
     <w:p>
@@ -10073,7 +13066,7 @@
           <w:color w:val="2F5597"/>
           <w:sz w:val="25"/>
         </w:rPr>
-        <w:t>综合数据报表</w:t>
+        <w:t>推荐频道管理</w:t>
       </w:r>
     </w:p>
     <w:p>
@@ -10096,7 +13089,7 @@
           <w:b w:val="0"/>
           <w:sz w:val="20"/>
         </w:rPr>
-        <w:t>用于处理“综合数据报表”相关后台业务，具体说明可在后续补充截图时继续细化。</w:t>
+        <w:t>用于处理“推荐频道管理”相关后台业务，具体说明可在后续补充截图时继续细化。</w:t>
       </w:r>
     </w:p>
     <w:p>
@@ -10158,7 +13151,7 @@
           <w:color w:val="2F5597"/>
           <w:sz w:val="25"/>
         </w:rPr>
-        <w:t>游戏人数据表</w:t>
+        <w:t>游戏类型设置</w:t>
       </w:r>
     </w:p>
     <w:p>
@@ -10181,7 +13174,7 @@
           <w:b w:val="0"/>
           <w:sz w:val="20"/>
         </w:rPr>
-        <w:t>用于处理“游戏人数据表”相关后台业务，具体说明可在后续补充截图时继续细化。</w:t>
+        <w:t>用于处理“游戏类型设置”相关后台业务，具体说明可在后续补充截图时继续细化。</w:t>
       </w:r>
     </w:p>
     <w:p>
@@ -10243,7 +13236,7 @@
           <w:color w:val="2F5597"/>
           <w:sz w:val="25"/>
         </w:rPr>
-        <w:t>优惠数据报表</w:t>
+        <w:t>游戏频道管理</w:t>
       </w:r>
     </w:p>
     <w:p>
@@ -10266,7 +13259,7 @@
           <w:b w:val="0"/>
           <w:sz w:val="20"/>
         </w:rPr>
-        <w:t>用于处理“优惠数据报表”相关后台业务，具体说明可在后续补充截图时继续细化。</w:t>
+        <w:t>用于处理“游戏频道管理”相关后台业务，具体说明可在后续补充截图时继续细化。</w:t>
       </w:r>
     </w:p>
     <w:p>
@@ -10328,7 +13321,7 @@
           <w:color w:val="2F5597"/>
           <w:sz w:val="25"/>
         </w:rPr>
-        <w:t>充值留存报表</w:t>
+        <w:t>子游戏列表</w:t>
       </w:r>
     </w:p>
     <w:p>
@@ -10351,7 +13344,7 @@
           <w:b w:val="0"/>
           <w:sz w:val="20"/>
         </w:rPr>
-        <w:t>用于处理“充值留存报表”相关后台业务，具体说明可在后续补充截图时继续细化。</w:t>
+        <w:t>用于处理“子游戏列表”相关后台业务，具体说明可在后续补充截图时继续细化。</w:t>
       </w:r>
     </w:p>
     <w:p>
@@ -10413,7 +13406,7 @@
           <w:color w:val="2F5597"/>
           <w:sz w:val="25"/>
         </w:rPr>
-        <w:t>代理结算明细</w:t>
+        <w:t>游戏统计</w:t>
       </w:r>
     </w:p>
     <w:p>
@@ -10436,7 +13429,7 @@
           <w:b w:val="0"/>
           <w:sz w:val="20"/>
         </w:rPr>
-        <w:t>用于处理“代理结算明细”相关后台业务，具体说明可在后续补充截图时继续细化。</w:t>
+        <w:t>用于处理“游戏统计”相关后台业务，具体说明可在后续补充截图时继续细化。</w:t>
       </w:r>
     </w:p>
     <w:p>
@@ -10498,7 +13491,7 @@
           <w:color w:val="2F5597"/>
           <w:sz w:val="25"/>
         </w:rPr>
-        <w:t>VIP数据统计</w:t>
+        <w:t>游戏厂商统计</w:t>
       </w:r>
     </w:p>
     <w:p>
@@ -10521,7 +13514,7 @@
           <w:b w:val="0"/>
           <w:sz w:val="20"/>
         </w:rPr>
-        <w:t>用于处理“VIP数据统计”相关后台业务，具体说明可在后续补充截图时继续细化。</w:t>
+        <w:t>用于处理“游戏厂商统计”相关后台业务，具体说明可在后续补充截图时继续细化。</w:t>
       </w:r>
     </w:p>
     <w:p>
@@ -10568,6 +13561,67 @@
           <w:sz w:val="20"/>
         </w:rPr>
         <w:t>按页面截图补齐关键字段、按钮说明、弹窗流程、保存校验和常见问题。</w:t>
+      </w:r>
+    </w:p>
+    <w:p>
+      <w:pPr>
+        <w:pStyle w:val="3"/>
+        <w:keepNext/>
+        <w:spacing w:before="360" w:after="240" w:line="276" w:lineRule="auto"/>
+      </w:pPr>
+      <w:r>
+        <w:rPr>
+          <w:rFonts w:ascii="微软雅黑" w:hAnsi="微软雅黑" w:eastAsia="微软雅黑"/>
+          <w:b/>
+          <w:color w:val="17365D"/>
+          <w:sz w:val="40"/>
+        </w:rPr>
+        <w:t>十、用户管理</w:t>
+      </w:r>
+    </w:p>
+    <w:p>
+      <w:pPr>
+        <w:pStyle w:val="4"/>
+        <w:keepNext/>
+        <w:spacing w:before="240" w:after="140" w:line="269" w:lineRule="auto"/>
+      </w:pPr>
+      <w:r>
+        <w:rPr>
+          <w:rFonts w:ascii="微软雅黑" w:hAnsi="微软雅黑" w:eastAsia="微软雅黑"/>
+          <w:b/>
+          <w:color w:val="1F4E79"/>
+          <w:sz w:val="30"/>
+        </w:rPr>
+        <w:t>模块定位</w:t>
+      </w:r>
+    </w:p>
+    <w:p>
+      <w:pPr>
+        <w:spacing w:after="60" w:line="276" w:lineRule="auto"/>
+      </w:pPr>
+      <w:r>
+        <w:rPr>
+          <w:rFonts w:ascii="微软雅黑" w:hAnsi="微软雅黑" w:eastAsia="微软雅黑"/>
+          <w:b w:val="0"/>
+          <w:sz w:val="20"/>
+        </w:rPr>
+        <w:t>本章节按后台真实菜单顺序整理，页面说明与后台左侧菜单保持一致，便于商户按菜单路径查找和操作。</w:t>
+      </w:r>
+    </w:p>
+    <w:p>
+      <w:pPr>
+        <w:pStyle w:val="4"/>
+        <w:keepNext/>
+        <w:spacing w:before="240" w:after="140" w:line="269" w:lineRule="auto"/>
+      </w:pPr>
+      <w:r>
+        <w:rPr>
+          <w:rFonts w:ascii="微软雅黑" w:hAnsi="微软雅黑" w:eastAsia="微软雅黑"/>
+          <w:b/>
+          <w:color w:val="1F4E79"/>
+          <w:sz w:val="30"/>
+        </w:rPr>
+        <w:t>页面说明</w:t>
       </w:r>
     </w:p>
     <w:p>
@@ -10583,7 +13637,7 @@
           <w:color w:val="2F5597"/>
           <w:sz w:val="25"/>
         </w:rPr>
-        <w:t>数据排行</w:t>
+        <w:t>在线玩家列表</w:t>
       </w:r>
     </w:p>
     <w:p>
@@ -10606,7 +13660,7 @@
           <w:b w:val="0"/>
           <w:sz w:val="20"/>
         </w:rPr>
-        <w:t>用于处理“数据排行”相关后台业务，具体说明可在后续补充截图时继续细化。</w:t>
+        <w:t>用于处理“在线玩家列表”相关后台业务，具体说明可在后续补充截图时继续细化。</w:t>
       </w:r>
     </w:p>
     <w:p>
@@ -10668,7 +13722,7 @@
           <w:color w:val="2F5597"/>
           <w:sz w:val="25"/>
         </w:rPr>
-        <w:t>游戏记录</w:t>
+        <w:t>所有会员</w:t>
       </w:r>
     </w:p>
     <w:p>
@@ -10691,7 +13745,7 @@
           <w:b w:val="0"/>
           <w:sz w:val="20"/>
         </w:rPr>
-        <w:t>用于处理“游戏记录”相关后台业务，具体说明可在后续补充截图时继续细化。</w:t>
+        <w:t>用于处理“所有会员”相关后台业务，具体说明可在后续补充截图时继续细化。</w:t>
       </w:r>
     </w:p>
     <w:p>
@@ -10753,7 +13807,7 @@
           <w:color w:val="2F5597"/>
           <w:sz w:val="25"/>
         </w:rPr>
-        <w:t>用户留存</w:t>
+        <w:t>VIP设置</w:t>
       </w:r>
     </w:p>
     <w:p>
@@ -10776,7 +13830,7 @@
           <w:b w:val="0"/>
           <w:sz w:val="20"/>
         </w:rPr>
-        <w:t>用于处理“用户留存”相关后台业务，具体说明可在后续补充截图时继续细化。</w:t>
+        <w:t>用于处理“VIP设置”相关后台业务，具体说明可在后续补充截图时继续细化。</w:t>
       </w:r>
     </w:p>
     <w:p>
@@ -10838,7 +13892,7 @@
           <w:color w:val="2F5597"/>
           <w:sz w:val="25"/>
         </w:rPr>
-        <w:t>用户分析</w:t>
+        <w:t>有奖反馈</w:t>
       </w:r>
     </w:p>
     <w:p>
@@ -10861,7 +13915,7 @@
           <w:b w:val="0"/>
           <w:sz w:val="20"/>
         </w:rPr>
-        <w:t>用于处理“用户分析”相关后台业务，具体说明可在后续补充截图时继续细化。</w:t>
+        <w:t>用于处理“有奖反馈”相关后台业务，具体说明可在后续补充截图时继续细化。</w:t>
       </w:r>
     </w:p>
     <w:p>
@@ -10908,6 +13962,67 @@
           <w:sz w:val="20"/>
         </w:rPr>
         <w:t>按页面截图补齐关键字段、按钮说明、弹窗流程、保存校验和常见问题。</w:t>
+      </w:r>
+    </w:p>
+    <w:p>
+      <w:pPr>
+        <w:pStyle w:val="3"/>
+        <w:keepNext/>
+        <w:spacing w:before="360" w:after="240" w:line="276" w:lineRule="auto"/>
+      </w:pPr>
+      <w:r>
+        <w:rPr>
+          <w:rFonts w:ascii="微软雅黑" w:hAnsi="微软雅黑" w:eastAsia="微软雅黑"/>
+          <w:b/>
+          <w:color w:val="17365D"/>
+          <w:sz w:val="40"/>
+        </w:rPr>
+        <w:t>十一、代理中心</w:t>
+      </w:r>
+    </w:p>
+    <w:p>
+      <w:pPr>
+        <w:pStyle w:val="4"/>
+        <w:keepNext/>
+        <w:spacing w:before="240" w:after="140" w:line="269" w:lineRule="auto"/>
+      </w:pPr>
+      <w:r>
+        <w:rPr>
+          <w:rFonts w:ascii="微软雅黑" w:hAnsi="微软雅黑" w:eastAsia="微软雅黑"/>
+          <w:b/>
+          <w:color w:val="1F4E79"/>
+          <w:sz w:val="30"/>
+        </w:rPr>
+        <w:t>模块定位</w:t>
+      </w:r>
+    </w:p>
+    <w:p>
+      <w:pPr>
+        <w:spacing w:after="60" w:line="276" w:lineRule="auto"/>
+      </w:pPr>
+      <w:r>
+        <w:rPr>
+          <w:rFonts w:ascii="微软雅黑" w:hAnsi="微软雅黑" w:eastAsia="微软雅黑"/>
+          <w:b w:val="0"/>
+          <w:sz w:val="20"/>
+        </w:rPr>
+        <w:t>本章节按后台真实菜单顺序整理，页面说明与后台左侧菜单保持一致，便于商户按菜单路径查找和操作。</w:t>
+      </w:r>
+    </w:p>
+    <w:p>
+      <w:pPr>
+        <w:pStyle w:val="4"/>
+        <w:keepNext/>
+        <w:spacing w:before="240" w:after="140" w:line="269" w:lineRule="auto"/>
+      </w:pPr>
+      <w:r>
+        <w:rPr>
+          <w:rFonts w:ascii="微软雅黑" w:hAnsi="微软雅黑" w:eastAsia="微软雅黑"/>
+          <w:b/>
+          <w:color w:val="1F4E79"/>
+          <w:sz w:val="30"/>
+        </w:rPr>
+        <w:t>页面说明</w:t>
       </w:r>
     </w:p>
     <w:p>
@@ -10923,7 +14038,7 @@
           <w:color w:val="2F5597"/>
           <w:sz w:val="25"/>
         </w:rPr>
-        <w:t>LTV</w:t>
+        <w:t>代理列表</w:t>
       </w:r>
     </w:p>
     <w:p>
@@ -10946,7 +14061,7 @@
           <w:b w:val="0"/>
           <w:sz w:val="20"/>
         </w:rPr>
-        <w:t>用于处理“LTV”相关后台业务，具体说明可在后续补充截图时继续细化。</w:t>
+        <w:t>用于处理“代理列表”相关后台业务，具体说明可在后续补充截图时继续细化。</w:t>
       </w:r>
     </w:p>
     <w:p>
@@ -11008,7 +14123,7 @@
           <w:color w:val="2F5597"/>
           <w:sz w:val="25"/>
         </w:rPr>
-        <w:t>活动统计报表</w:t>
+        <w:t>代理配置</w:t>
       </w:r>
     </w:p>
     <w:p>
@@ -11031,7 +14146,7 @@
           <w:b w:val="0"/>
           <w:sz w:val="20"/>
         </w:rPr>
-        <w:t>用于处理“活动统计报表”相关后台业务，具体说明可在后续补充截图时继续细化。</w:t>
+        <w:t>用于处理“代理配置”相关后台业务，具体说明可在后续补充截图时继续细化。</w:t>
       </w:r>
     </w:p>
     <w:p>
@@ -11093,7 +14208,7 @@
           <w:color w:val="2F5597"/>
           <w:sz w:val="25"/>
         </w:rPr>
-        <w:t>充值分布表</w:t>
+        <w:t>代理领取记录</w:t>
       </w:r>
     </w:p>
     <w:p>
@@ -11116,7 +14231,7 @@
           <w:b w:val="0"/>
           <w:sz w:val="20"/>
         </w:rPr>
-        <w:t>用于处理“充值分布表”相关后台业务，具体说明可在后续补充截图时继续细化。</w:t>
+        <w:t>用于处理“代理领取记录”相关后台业务，具体说明可在后续补充截图时继续细化。</w:t>
       </w:r>
     </w:p>
     <w:p>
@@ -11178,7 +14293,7 @@
           <w:color w:val="2F5597"/>
           <w:sz w:val="25"/>
         </w:rPr>
-        <w:t>任务统计报表</w:t>
+        <w:t>代理数据查询</w:t>
       </w:r>
     </w:p>
     <w:p>
@@ -11201,7 +14316,7 @@
           <w:b w:val="0"/>
           <w:sz w:val="20"/>
         </w:rPr>
-        <w:t>用于处理“任务统计报表”相关后台业务，具体说明可在后续补充截图时继续细化。</w:t>
+        <w:t>用于处理“代理数据查询”相关后台业务，具体说明可在后续补充截图时继续细化。</w:t>
       </w:r>
     </w:p>
     <w:p>
@@ -11248,6 +14363,67 @@
           <w:sz w:val="20"/>
         </w:rPr>
         <w:t>按页面截图补齐关键字段、按钮说明、弹窗流程、保存校验和常见问题。</w:t>
+      </w:r>
+    </w:p>
+    <w:p>
+      <w:pPr>
+        <w:pStyle w:val="3"/>
+        <w:keepNext/>
+        <w:spacing w:before="360" w:after="240" w:line="276" w:lineRule="auto"/>
+      </w:pPr>
+      <w:r>
+        <w:rPr>
+          <w:rFonts w:ascii="微软雅黑" w:hAnsi="微软雅黑" w:eastAsia="微软雅黑"/>
+          <w:b/>
+          <w:color w:val="17365D"/>
+          <w:sz w:val="40"/>
+        </w:rPr>
+        <w:t>十二、风险中心</w:t>
+      </w:r>
+    </w:p>
+    <w:p>
+      <w:pPr>
+        <w:pStyle w:val="4"/>
+        <w:keepNext/>
+        <w:spacing w:before="240" w:after="140" w:line="269" w:lineRule="auto"/>
+      </w:pPr>
+      <w:r>
+        <w:rPr>
+          <w:rFonts w:ascii="微软雅黑" w:hAnsi="微软雅黑" w:eastAsia="微软雅黑"/>
+          <w:b/>
+          <w:color w:val="1F4E79"/>
+          <w:sz w:val="30"/>
+        </w:rPr>
+        <w:t>模块定位</w:t>
+      </w:r>
+    </w:p>
+    <w:p>
+      <w:pPr>
+        <w:spacing w:after="60" w:line="276" w:lineRule="auto"/>
+      </w:pPr>
+      <w:r>
+        <w:rPr>
+          <w:rFonts w:ascii="微软雅黑" w:hAnsi="微软雅黑" w:eastAsia="微软雅黑"/>
+          <w:b w:val="0"/>
+          <w:sz w:val="20"/>
+        </w:rPr>
+        <w:t>本章节按后台真实菜单顺序整理，页面说明与后台左侧菜单保持一致，便于商户按菜单路径查找和操作。</w:t>
+      </w:r>
+    </w:p>
+    <w:p>
+      <w:pPr>
+        <w:pStyle w:val="4"/>
+        <w:keepNext/>
+        <w:spacing w:before="240" w:after="140" w:line="269" w:lineRule="auto"/>
+      </w:pPr>
+      <w:r>
+        <w:rPr>
+          <w:rFonts w:ascii="微软雅黑" w:hAnsi="微软雅黑" w:eastAsia="微软雅黑"/>
+          <w:b/>
+          <w:color w:val="1F4E79"/>
+          <w:sz w:val="30"/>
+        </w:rPr>
+        <w:t>页面说明</w:t>
       </w:r>
     </w:p>
     <w:p>
@@ -11263,7 +14439,7 @@
           <w:color w:val="2F5597"/>
           <w:sz w:val="25"/>
         </w:rPr>
-        <w:t>用户分群查询</w:t>
+        <w:t>黑名单</w:t>
       </w:r>
     </w:p>
     <w:p>
@@ -11286,7 +14462,177 @@
           <w:b w:val="0"/>
           <w:sz w:val="20"/>
         </w:rPr>
-        <w:t>用于处理“用户分群查询”相关后台业务，具体说明可在后续补充截图时继续细化。</w:t>
+        <w:t>用于处理“黑名单”相关后台业务，具体说明可在后续补充截图时继续细化。</w:t>
+      </w:r>
+    </w:p>
+    <w:p>
+      <w:pPr>
+        <w:pStyle w:val="16"/>
+        <w:spacing w:after="40" w:line="276" w:lineRule="auto"/>
+      </w:pPr>
+      <w:r>
+        <w:rPr>
+          <w:rFonts w:ascii="微软雅黑" w:hAnsi="微软雅黑" w:eastAsia="微软雅黑"/>
+          <w:b/>
+          <w:color w:val="254061"/>
+          <w:sz w:val="20"/>
+        </w:rPr>
+        <w:t>常用操作：</w:t>
+      </w:r>
+      <w:r>
+        <w:rPr>
+          <w:rFonts w:ascii="微软雅黑" w:hAnsi="微软雅黑" w:eastAsia="微软雅黑"/>
+          <w:b w:val="0"/>
+          <w:sz w:val="20"/>
+        </w:rPr>
+        <w:t>进入页面后先通过筛选条件定位数据或配置项，再执行页面支持的新增、编辑、启用、停用、审核、导出或查看详情等操作。</w:t>
+      </w:r>
+    </w:p>
+    <w:p>
+      <w:pPr>
+        <w:pStyle w:val="16"/>
+        <w:spacing w:after="40" w:line="276" w:lineRule="auto"/>
+      </w:pPr>
+      <w:r>
+        <w:rPr>
+          <w:rFonts w:ascii="微软雅黑" w:hAnsi="微软雅黑" w:eastAsia="微软雅黑"/>
+          <w:b/>
+          <w:color w:val="254061"/>
+          <w:sz w:val="20"/>
+        </w:rPr>
+        <w:t>后续补充：</w:t>
+      </w:r>
+      <w:r>
+        <w:rPr>
+          <w:rFonts w:ascii="微软雅黑" w:hAnsi="微软雅黑" w:eastAsia="微软雅黑"/>
+          <w:b w:val="0"/>
+          <w:sz w:val="20"/>
+        </w:rPr>
+        <w:t>按页面截图补齐关键字段、按钮说明、弹窗流程、保存校验和常见问题。</w:t>
+      </w:r>
+    </w:p>
+    <w:p>
+      <w:pPr>
+        <w:pStyle w:val="5"/>
+        <w:keepNext/>
+        <w:spacing w:before="180" w:after="100" w:line="259" w:lineRule="auto"/>
+      </w:pPr>
+      <w:r>
+        <w:rPr>
+          <w:rFonts w:ascii="微软雅黑" w:hAnsi="微软雅黑" w:eastAsia="微软雅黑"/>
+          <w:b/>
+          <w:color w:val="2F5597"/>
+          <w:sz w:val="25"/>
+        </w:rPr>
+        <w:t>刷子监控</w:t>
+      </w:r>
+    </w:p>
+    <w:p>
+      <w:pPr>
+        <w:pStyle w:val="16"/>
+        <w:spacing w:after="40" w:line="276" w:lineRule="auto"/>
+      </w:pPr>
+      <w:r>
+        <w:rPr>
+          <w:rFonts w:ascii="微软雅黑" w:hAnsi="微软雅黑" w:eastAsia="微软雅黑"/>
+          <w:b/>
+          <w:color w:val="254061"/>
+          <w:sz w:val="20"/>
+        </w:rPr>
+        <w:t>页面介绍：</w:t>
+      </w:r>
+      <w:r>
+        <w:rPr>
+          <w:rFonts w:ascii="微软雅黑" w:hAnsi="微软雅黑" w:eastAsia="微软雅黑"/>
+          <w:b w:val="0"/>
+          <w:sz w:val="20"/>
+        </w:rPr>
+        <w:t>用于处理“刷子监控”相关后台业务，具体说明可在后续补充截图时继续细化。</w:t>
+      </w:r>
+    </w:p>
+    <w:p>
+      <w:pPr>
+        <w:pStyle w:val="16"/>
+        <w:spacing w:after="40" w:line="276" w:lineRule="auto"/>
+      </w:pPr>
+      <w:r>
+        <w:rPr>
+          <w:rFonts w:ascii="微软雅黑" w:hAnsi="微软雅黑" w:eastAsia="微软雅黑"/>
+          <w:b/>
+          <w:color w:val="254061"/>
+          <w:sz w:val="20"/>
+        </w:rPr>
+        <w:t>常用操作：</w:t>
+      </w:r>
+      <w:r>
+        <w:rPr>
+          <w:rFonts w:ascii="微软雅黑" w:hAnsi="微软雅黑" w:eastAsia="微软雅黑"/>
+          <w:b w:val="0"/>
+          <w:sz w:val="20"/>
+        </w:rPr>
+        <w:t>进入页面后先通过筛选条件定位数据或配置项，再执行页面支持的新增、编辑、启用、停用、审核、导出或查看详情等操作。</w:t>
+      </w:r>
+    </w:p>
+    <w:p>
+      <w:pPr>
+        <w:pStyle w:val="16"/>
+        <w:spacing w:after="40" w:line="276" w:lineRule="auto"/>
+      </w:pPr>
+      <w:r>
+        <w:rPr>
+          <w:rFonts w:ascii="微软雅黑" w:hAnsi="微软雅黑" w:eastAsia="微软雅黑"/>
+          <w:b/>
+          <w:color w:val="254061"/>
+          <w:sz w:val="20"/>
+        </w:rPr>
+        <w:t>后续补充：</w:t>
+      </w:r>
+      <w:r>
+        <w:rPr>
+          <w:rFonts w:ascii="微软雅黑" w:hAnsi="微软雅黑" w:eastAsia="微软雅黑"/>
+          <w:b w:val="0"/>
+          <w:sz w:val="20"/>
+        </w:rPr>
+        <w:t>按页面截图补齐关键字段、按钮说明、弹窗流程、保存校验和常见问题。</w:t>
+      </w:r>
+    </w:p>
+    <w:p>
+      <w:pPr>
+        <w:pStyle w:val="5"/>
+        <w:keepNext/>
+        <w:spacing w:before="180" w:after="100" w:line="259" w:lineRule="auto"/>
+      </w:pPr>
+      <w:r>
+        <w:rPr>
+          <w:rFonts w:ascii="微软雅黑" w:hAnsi="微软雅黑" w:eastAsia="微软雅黑"/>
+          <w:b/>
+          <w:color w:val="2F5597"/>
+          <w:sz w:val="25"/>
+        </w:rPr>
+        <w:t>游戏获利监控</w:t>
+      </w:r>
+    </w:p>
+    <w:p>
+      <w:pPr>
+        <w:pStyle w:val="16"/>
+        <w:spacing w:after="40" w:line="276" w:lineRule="auto"/>
+      </w:pPr>
+      <w:r>
+        <w:rPr>
+          <w:rFonts w:ascii="微软雅黑" w:hAnsi="微软雅黑" w:eastAsia="微软雅黑"/>
+          <w:b/>
+          <w:color w:val="254061"/>
+          <w:sz w:val="20"/>
+        </w:rPr>
+        <w:t>页面介绍：</w:t>
+      </w:r>
+      <w:r>
+        <w:rPr>
+          <w:rFonts w:ascii="微软雅黑" w:hAnsi="微软雅黑" w:eastAsia="微软雅黑"/>
+          <w:b w:val="0"/>
+          <w:sz w:val="20"/>
+        </w:rPr>
+        <w:t>用于处理“游戏获利监控”相关后台业务，具体说明可在后续补充截图时继续细化。</w:t>
       </w:r>
     </w:p>
     <w:p>
@@ -11348,7 +14694,7 @@
           <w:color w:val="17365D"/>
           <w:sz w:val="40"/>
         </w:rPr>
-        <w:t>九、游戏中心</w:t>
+        <w:t>十三、商户中心</w:t>
       </w:r>
     </w:p>
     <w:p>
@@ -11409,7 +14755,7 @@
           <w:color w:val="2F5597"/>
           <w:sz w:val="25"/>
         </w:rPr>
-        <w:t>推荐频道管理</w:t>
+        <w:t>商户信息</w:t>
       </w:r>
     </w:p>
     <w:p>
@@ -11432,7 +14778,7 @@
           <w:b w:val="0"/>
           <w:sz w:val="20"/>
         </w:rPr>
-        <w:t>用于处理“推荐频道管理”相关后台业务，具体说明可在后续补充截图时继续细化。</w:t>
+        <w:t>用于处理“商户信息”相关后台业务，具体说明可在后续补充截图时继续细化。</w:t>
       </w:r>
     </w:p>
     <w:p>
@@ -11494,7 +14840,7 @@
           <w:color w:val="2F5597"/>
           <w:sz w:val="25"/>
         </w:rPr>
-        <w:t>游戏类型设置</w:t>
+        <w:t>商户充值</w:t>
       </w:r>
     </w:p>
     <w:p>
@@ -11517,7 +14863,7 @@
           <w:b w:val="0"/>
           <w:sz w:val="20"/>
         </w:rPr>
-        <w:t>用于处理“游戏类型设置”相关后台业务，具体说明可在后续补充截图时继续细化。</w:t>
+        <w:t>用于处理“商户充值”相关后台业务，具体说明可在后续补充截图时继续细化。</w:t>
       </w:r>
     </w:p>
     <w:p>
@@ -11579,7 +14925,7 @@
           <w:color w:val="2F5597"/>
           <w:sz w:val="25"/>
         </w:rPr>
-        <w:t>游戏频道管理</w:t>
+        <w:t>充值记录</w:t>
       </w:r>
     </w:p>
     <w:p>
@@ -11602,7 +14948,7 @@
           <w:b w:val="0"/>
           <w:sz w:val="20"/>
         </w:rPr>
-        <w:t>用于处理“游戏频道管理”相关后台业务，具体说明可在后续补充截图时继续细化。</w:t>
+        <w:t>用于处理“充值记录”相关后台业务，具体说明可在后续补充截图时继续细化。</w:t>
       </w:r>
     </w:p>
     <w:p>
@@ -11664,7 +15010,7 @@
           <w:color w:val="2F5597"/>
           <w:sz w:val="25"/>
         </w:rPr>
-        <w:t>子游戏列表</w:t>
+        <w:t>商户账变记录</w:t>
       </w:r>
     </w:p>
     <w:p>
@@ -11687,7 +15033,7 @@
           <w:b w:val="0"/>
           <w:sz w:val="20"/>
         </w:rPr>
-        <w:t>用于处理“子游戏列表”相关后台业务，具体说明可在后续补充截图时继续细化。</w:t>
+        <w:t>用于处理“商户账变记录”相关后台业务，具体说明可在后续补充截图时继续细化。</w:t>
       </w:r>
     </w:p>
     <w:p>
@@ -11749,7 +15095,7 @@
           <w:color w:val="2F5597"/>
           <w:sz w:val="25"/>
         </w:rPr>
-        <w:t>游戏统计</w:t>
+        <w:t>商户账单</w:t>
       </w:r>
     </w:p>
     <w:p>
@@ -11772,7 +15118,7 @@
           <w:b w:val="0"/>
           <w:sz w:val="20"/>
         </w:rPr>
-        <w:t>用于处理“游戏统计”相关后台业务，具体说明可在后续补充截图时继续细化。</w:t>
+        <w:t>用于处理“商户账单”相关后台业务，具体说明可在后续补充截图时继续细化。</w:t>
       </w:r>
     </w:p>
     <w:p>
@@ -11819,6 +15165,67 @@
           <w:sz w:val="20"/>
         </w:rPr>
         <w:t>按页面截图补齐关键字段、按钮说明、弹窗流程、保存校验和常见问题。</w:t>
+      </w:r>
+    </w:p>
+    <w:p>
+      <w:pPr>
+        <w:pStyle w:val="3"/>
+        <w:keepNext/>
+        <w:spacing w:before="360" w:after="240" w:line="276" w:lineRule="auto"/>
+      </w:pPr>
+      <w:r>
+        <w:rPr>
+          <w:rFonts w:ascii="微软雅黑" w:hAnsi="微软雅黑" w:eastAsia="微软雅黑"/>
+          <w:b/>
+          <w:color w:val="17365D"/>
+          <w:sz w:val="40"/>
+        </w:rPr>
+        <w:t>十四、埋点配置</w:t>
+      </w:r>
+    </w:p>
+    <w:p>
+      <w:pPr>
+        <w:pStyle w:val="4"/>
+        <w:keepNext/>
+        <w:spacing w:before="240" w:after="140" w:line="269" w:lineRule="auto"/>
+      </w:pPr>
+      <w:r>
+        <w:rPr>
+          <w:rFonts w:ascii="微软雅黑" w:hAnsi="微软雅黑" w:eastAsia="微软雅黑"/>
+          <w:b/>
+          <w:color w:val="1F4E79"/>
+          <w:sz w:val="30"/>
+        </w:rPr>
+        <w:t>模块定位</w:t>
+      </w:r>
+    </w:p>
+    <w:p>
+      <w:pPr>
+        <w:spacing w:after="60" w:line="276" w:lineRule="auto"/>
+      </w:pPr>
+      <w:r>
+        <w:rPr>
+          <w:rFonts w:ascii="微软雅黑" w:hAnsi="微软雅黑" w:eastAsia="微软雅黑"/>
+          <w:b w:val="0"/>
+          <w:sz w:val="20"/>
+        </w:rPr>
+        <w:t>本章节按后台真实菜单顺序整理，页面说明与后台左侧菜单保持一致，便于商户按菜单路径查找和操作。</w:t>
+      </w:r>
+    </w:p>
+    <w:p>
+      <w:pPr>
+        <w:pStyle w:val="4"/>
+        <w:keepNext/>
+        <w:spacing w:before="240" w:after="140" w:line="269" w:lineRule="auto"/>
+      </w:pPr>
+      <w:r>
+        <w:rPr>
+          <w:rFonts w:ascii="微软雅黑" w:hAnsi="微软雅黑" w:eastAsia="微软雅黑"/>
+          <w:b/>
+          <w:color w:val="1F4E79"/>
+          <w:sz w:val="30"/>
+        </w:rPr>
+        <w:t>页面说明</w:t>
       </w:r>
     </w:p>
     <w:p>
@@ -11834,7 +15241,7 @@
           <w:color w:val="2F5597"/>
           <w:sz w:val="25"/>
         </w:rPr>
-        <w:t>游戏厂商统计</w:t>
+        <w:t>埋点统计</w:t>
       </w:r>
     </w:p>
     <w:p>
@@ -11857,7 +15264,177 @@
           <w:b w:val="0"/>
           <w:sz w:val="20"/>
         </w:rPr>
-        <w:t>用于处理“游戏厂商统计”相关后台业务，具体说明可在后续补充截图时继续细化。</w:t>
+        <w:t>用于处理“埋点统计”相关后台业务，具体说明可在后续补充截图时继续细化。</w:t>
+      </w:r>
+    </w:p>
+    <w:p>
+      <w:pPr>
+        <w:pStyle w:val="16"/>
+        <w:spacing w:after="40" w:line="276" w:lineRule="auto"/>
+      </w:pPr>
+      <w:r>
+        <w:rPr>
+          <w:rFonts w:ascii="微软雅黑" w:hAnsi="微软雅黑" w:eastAsia="微软雅黑"/>
+          <w:b/>
+          <w:color w:val="254061"/>
+          <w:sz w:val="20"/>
+        </w:rPr>
+        <w:t>常用操作：</w:t>
+      </w:r>
+      <w:r>
+        <w:rPr>
+          <w:rFonts w:ascii="微软雅黑" w:hAnsi="微软雅黑" w:eastAsia="微软雅黑"/>
+          <w:b w:val="0"/>
+          <w:sz w:val="20"/>
+        </w:rPr>
+        <w:t>进入页面后先通过筛选条件定位数据或配置项，再执行页面支持的新增、编辑、启用、停用、审核、导出或查看详情等操作。</w:t>
+      </w:r>
+    </w:p>
+    <w:p>
+      <w:pPr>
+        <w:pStyle w:val="16"/>
+        <w:spacing w:after="40" w:line="276" w:lineRule="auto"/>
+      </w:pPr>
+      <w:r>
+        <w:rPr>
+          <w:rFonts w:ascii="微软雅黑" w:hAnsi="微软雅黑" w:eastAsia="微软雅黑"/>
+          <w:b/>
+          <w:color w:val="254061"/>
+          <w:sz w:val="20"/>
+        </w:rPr>
+        <w:t>后续补充：</w:t>
+      </w:r>
+      <w:r>
+        <w:rPr>
+          <w:rFonts w:ascii="微软雅黑" w:hAnsi="微软雅黑" w:eastAsia="微软雅黑"/>
+          <w:b w:val="0"/>
+          <w:sz w:val="20"/>
+        </w:rPr>
+        <w:t>按页面截图补齐关键字段、按钮说明、弹窗流程、保存校验和常见问题。</w:t>
+      </w:r>
+    </w:p>
+    <w:p>
+      <w:pPr>
+        <w:pStyle w:val="5"/>
+        <w:keepNext/>
+        <w:spacing w:before="180" w:after="100" w:line="259" w:lineRule="auto"/>
+      </w:pPr>
+      <w:r>
+        <w:rPr>
+          <w:rFonts w:ascii="微软雅黑" w:hAnsi="微软雅黑" w:eastAsia="微软雅黑"/>
+          <w:b/>
+          <w:color w:val="2F5597"/>
+          <w:sz w:val="25"/>
+        </w:rPr>
+        <w:t>会话列表</w:t>
+      </w:r>
+    </w:p>
+    <w:p>
+      <w:pPr>
+        <w:pStyle w:val="16"/>
+        <w:spacing w:after="40" w:line="276" w:lineRule="auto"/>
+      </w:pPr>
+      <w:r>
+        <w:rPr>
+          <w:rFonts w:ascii="微软雅黑" w:hAnsi="微软雅黑" w:eastAsia="微软雅黑"/>
+          <w:b/>
+          <w:color w:val="254061"/>
+          <w:sz w:val="20"/>
+        </w:rPr>
+        <w:t>页面介绍：</w:t>
+      </w:r>
+      <w:r>
+        <w:rPr>
+          <w:rFonts w:ascii="微软雅黑" w:hAnsi="微软雅黑" w:eastAsia="微软雅黑"/>
+          <w:b w:val="0"/>
+          <w:sz w:val="20"/>
+        </w:rPr>
+        <w:t>用于处理“会话列表”相关后台业务，具体说明可在后续补充截图时继续细化。</w:t>
+      </w:r>
+    </w:p>
+    <w:p>
+      <w:pPr>
+        <w:pStyle w:val="16"/>
+        <w:spacing w:after="40" w:line="276" w:lineRule="auto"/>
+      </w:pPr>
+      <w:r>
+        <w:rPr>
+          <w:rFonts w:ascii="微软雅黑" w:hAnsi="微软雅黑" w:eastAsia="微软雅黑"/>
+          <w:b/>
+          <w:color w:val="254061"/>
+          <w:sz w:val="20"/>
+        </w:rPr>
+        <w:t>常用操作：</w:t>
+      </w:r>
+      <w:r>
+        <w:rPr>
+          <w:rFonts w:ascii="微软雅黑" w:hAnsi="微软雅黑" w:eastAsia="微软雅黑"/>
+          <w:b w:val="0"/>
+          <w:sz w:val="20"/>
+        </w:rPr>
+        <w:t>进入页面后先通过筛选条件定位数据或配置项，再执行页面支持的新增、编辑、启用、停用、审核、导出或查看详情等操作。</w:t>
+      </w:r>
+    </w:p>
+    <w:p>
+      <w:pPr>
+        <w:pStyle w:val="16"/>
+        <w:spacing w:after="40" w:line="276" w:lineRule="auto"/>
+      </w:pPr>
+      <w:r>
+        <w:rPr>
+          <w:rFonts w:ascii="微软雅黑" w:hAnsi="微软雅黑" w:eastAsia="微软雅黑"/>
+          <w:b/>
+          <w:color w:val="254061"/>
+          <w:sz w:val="20"/>
+        </w:rPr>
+        <w:t>后续补充：</w:t>
+      </w:r>
+      <w:r>
+        <w:rPr>
+          <w:rFonts w:ascii="微软雅黑" w:hAnsi="微软雅黑" w:eastAsia="微软雅黑"/>
+          <w:b w:val="0"/>
+          <w:sz w:val="20"/>
+        </w:rPr>
+        <w:t>按页面截图补齐关键字段、按钮说明、弹窗流程、保存校验和常见问题。</w:t>
+      </w:r>
+    </w:p>
+    <w:p>
+      <w:pPr>
+        <w:pStyle w:val="5"/>
+        <w:keepNext/>
+        <w:spacing w:before="180" w:after="100" w:line="259" w:lineRule="auto"/>
+      </w:pPr>
+      <w:r>
+        <w:rPr>
+          <w:rFonts w:ascii="微软雅黑" w:hAnsi="微软雅黑" w:eastAsia="微软雅黑"/>
+          <w:b/>
+          <w:color w:val="2F5597"/>
+          <w:sz w:val="25"/>
+        </w:rPr>
+        <w:t>事件流水</w:t>
+      </w:r>
+    </w:p>
+    <w:p>
+      <w:pPr>
+        <w:pStyle w:val="16"/>
+        <w:spacing w:after="40" w:line="276" w:lineRule="auto"/>
+      </w:pPr>
+      <w:r>
+        <w:rPr>
+          <w:rFonts w:ascii="微软雅黑" w:hAnsi="微软雅黑" w:eastAsia="微软雅黑"/>
+          <w:b/>
+          <w:color w:val="254061"/>
+          <w:sz w:val="20"/>
+        </w:rPr>
+        <w:t>页面介绍：</w:t>
+      </w:r>
+      <w:r>
+        <w:rPr>
+          <w:rFonts w:ascii="微软雅黑" w:hAnsi="微软雅黑" w:eastAsia="微软雅黑"/>
+          <w:b w:val="0"/>
+          <w:sz w:val="20"/>
+        </w:rPr>
+        <w:t>用于处理“事件流水”相关后台业务，具体说明可在后续补充截图时继续细化。</w:t>
       </w:r>
     </w:p>
     <w:p>
@@ -11919,7 +15496,7 @@
           <w:color w:val="17365D"/>
           <w:sz w:val="40"/>
         </w:rPr>
-        <w:t>十、用户管理</w:t>
+        <w:t>十五、人事中心</w:t>
       </w:r>
     </w:p>
     <w:p>
@@ -11980,7 +15557,7 @@
           <w:color w:val="2F5597"/>
           <w:sz w:val="25"/>
         </w:rPr>
-        <w:t>在线玩家列表</w:t>
+        <w:t>账号管理</w:t>
       </w:r>
     </w:p>
     <w:p>
@@ -12003,7 +15580,7 @@
           <w:b w:val="0"/>
           <w:sz w:val="20"/>
         </w:rPr>
-        <w:t>用于处理“在线玩家列表”相关后台业务，具体说明可在后续补充截图时继续细化。</w:t>
+        <w:t>用于处理“账号管理”相关后台业务，具体说明可在后续补充截图时继续细化。</w:t>
       </w:r>
     </w:p>
     <w:p>
@@ -12065,7 +15642,7 @@
           <w:color w:val="2F5597"/>
           <w:sz w:val="25"/>
         </w:rPr>
-        <w:t>所有会员</w:t>
+        <w:t>日志管理</w:t>
       </w:r>
     </w:p>
     <w:p>
@@ -12080,61 +15657,15 @@
           <w:color w:val="254061"/>
           <w:sz w:val="20"/>
         </w:rPr>
-        <w:t>页面介绍：</w:t>
-      </w:r>
-      <w:r>
-        <w:rPr>
-          <w:rFonts w:ascii="微软雅黑" w:hAnsi="微软雅黑" w:eastAsia="微软雅黑"/>
-          <w:b w:val="0"/>
-          <w:sz w:val="20"/>
-        </w:rPr>
-        <w:t>用于处理“所有会员”相关后台业务，具体说明可在后续补充截图时继续细化。</w:t>
-      </w:r>
-    </w:p>
-    <w:p>
-      <w:pPr>
-        <w:pStyle w:val="16"/>
-        <w:spacing w:after="40" w:line="276" w:lineRule="auto"/>
-      </w:pPr>
-      <w:r>
-        <w:rPr>
-          <w:rFonts w:ascii="微软雅黑" w:hAnsi="微软雅黑" w:eastAsia="微软雅黑"/>
-          <w:b/>
-          <w:color w:val="254061"/>
-          <w:sz w:val="20"/>
-        </w:rPr>
-        <w:t>常用操作：</w:t>
-      </w:r>
-      <w:r>
-        <w:rPr>
-          <w:rFonts w:ascii="微软雅黑" w:hAnsi="微软雅黑" w:eastAsia="微软雅黑"/>
-          <w:b w:val="0"/>
-          <w:sz w:val="20"/>
-        </w:rPr>
-        <w:t>进入页面后先通过筛选条件定位数据或配置项，再执行页面支持的新增、编辑、启用、停用、审核、导出或查看详情等操作。</w:t>
-      </w:r>
-    </w:p>
-    <w:p>
-      <w:pPr>
-        <w:pStyle w:val="16"/>
-        <w:spacing w:after="40" w:line="276" w:lineRule="auto"/>
-      </w:pPr>
-      <w:r>
-        <w:rPr>
-          <w:rFonts w:ascii="微软雅黑" w:hAnsi="微软雅黑" w:eastAsia="微软雅黑"/>
-          <w:b/>
-          <w:color w:val="254061"/>
-          <w:sz w:val="20"/>
-        </w:rPr>
-        <w:t>后续补充：</w:t>
-      </w:r>
-      <w:r>
-        <w:rPr>
-          <w:rFonts w:ascii="微软雅黑" w:hAnsi="微软雅黑" w:eastAsia="微软雅黑"/>
-          <w:b w:val="0"/>
-          <w:sz w:val="20"/>
-        </w:rPr>
-        <w:t>按页面截图补齐关键字段、按钮说明、弹窗流程、保存校验和常见问题。</w:t>
+        <w:t>页面说明：</w:t>
+      </w:r>
+      <w:r>
+        <w:rPr>
+          <w:rFonts w:ascii="微软雅黑" w:hAnsi="微软雅黑" w:eastAsia="微软雅黑"/>
+          <w:b w:val="0"/>
+          <w:sz w:val="20"/>
+        </w:rPr>
+        <w:t>日志管理用于查看后台账号登录、操作和系统异常相关记录。</w:t>
       </w:r>
     </w:p>
     <w:p>
@@ -12150,7 +15681,7 @@
           <w:color w:val="2F5597"/>
           <w:sz w:val="25"/>
         </w:rPr>
-        <w:t>VIP设置</w:t>
+        <w:t>管理员登录日志</w:t>
       </w:r>
     </w:p>
     <w:p>
@@ -12173,7 +15704,7 @@
           <w:b w:val="0"/>
           <w:sz w:val="20"/>
         </w:rPr>
-        <w:t>用于处理“VIP设置”相关后台业务，具体说明可在后续补充截图时继续细化。</w:t>
+        <w:t>用于处理“管理员登录日志”相关后台业务，具体说明可在后续补充截图时继续细化。</w:t>
       </w:r>
     </w:p>
     <w:p>
@@ -12235,7 +15766,7 @@
           <w:color w:val="2F5597"/>
           <w:sz w:val="25"/>
         </w:rPr>
-        <w:t>有奖反馈</w:t>
+        <w:t>管理员操作日志</w:t>
       </w:r>
     </w:p>
     <w:p>
@@ -12258,7 +15789,92 @@
           <w:b w:val="0"/>
           <w:sz w:val="20"/>
         </w:rPr>
-        <w:t>用于处理“有奖反馈”相关后台业务，具体说明可在后续补充截图时继续细化。</w:t>
+        <w:t>用于处理“管理员操作日志”相关后台业务，具体说明可在后续补充截图时继续细化。</w:t>
+      </w:r>
+    </w:p>
+    <w:p>
+      <w:pPr>
+        <w:pStyle w:val="16"/>
+        <w:spacing w:after="40" w:line="276" w:lineRule="auto"/>
+      </w:pPr>
+      <w:r>
+        <w:rPr>
+          <w:rFonts w:ascii="微软雅黑" w:hAnsi="微软雅黑" w:eastAsia="微软雅黑"/>
+          <w:b/>
+          <w:color w:val="254061"/>
+          <w:sz w:val="20"/>
+        </w:rPr>
+        <w:t>常用操作：</w:t>
+      </w:r>
+      <w:r>
+        <w:rPr>
+          <w:rFonts w:ascii="微软雅黑" w:hAnsi="微软雅黑" w:eastAsia="微软雅黑"/>
+          <w:b w:val="0"/>
+          <w:sz w:val="20"/>
+        </w:rPr>
+        <w:t>进入页面后先通过筛选条件定位数据或配置项，再执行页面支持的新增、编辑、启用、停用、审核、导出或查看详情等操作。</w:t>
+      </w:r>
+    </w:p>
+    <w:p>
+      <w:pPr>
+        <w:pStyle w:val="16"/>
+        <w:spacing w:after="40" w:line="276" w:lineRule="auto"/>
+      </w:pPr>
+      <w:r>
+        <w:rPr>
+          <w:rFonts w:ascii="微软雅黑" w:hAnsi="微软雅黑" w:eastAsia="微软雅黑"/>
+          <w:b/>
+          <w:color w:val="254061"/>
+          <w:sz w:val="20"/>
+        </w:rPr>
+        <w:t>后续补充：</w:t>
+      </w:r>
+      <w:r>
+        <w:rPr>
+          <w:rFonts w:ascii="微软雅黑" w:hAnsi="微软雅黑" w:eastAsia="微软雅黑"/>
+          <w:b w:val="0"/>
+          <w:sz w:val="20"/>
+        </w:rPr>
+        <w:t>按页面截图补齐关键字段、按钮说明、弹窗流程、保存校验和常见问题。</w:t>
+      </w:r>
+    </w:p>
+    <w:p>
+      <w:pPr>
+        <w:pStyle w:val="5"/>
+        <w:keepNext/>
+        <w:spacing w:before="180" w:after="100" w:line="259" w:lineRule="auto"/>
+      </w:pPr>
+      <w:r>
+        <w:rPr>
+          <w:rFonts w:ascii="微软雅黑" w:hAnsi="微软雅黑" w:eastAsia="微软雅黑"/>
+          <w:b/>
+          <w:color w:val="2F5597"/>
+          <w:sz w:val="25"/>
+        </w:rPr>
+        <w:t>系统异常日志</w:t>
+      </w:r>
+    </w:p>
+    <w:p>
+      <w:pPr>
+        <w:pStyle w:val="16"/>
+        <w:spacing w:after="40" w:line="276" w:lineRule="auto"/>
+      </w:pPr>
+      <w:r>
+        <w:rPr>
+          <w:rFonts w:ascii="微软雅黑" w:hAnsi="微软雅黑" w:eastAsia="微软雅黑"/>
+          <w:b/>
+          <w:color w:val="254061"/>
+          <w:sz w:val="20"/>
+        </w:rPr>
+        <w:t>页面介绍：</w:t>
+      </w:r>
+      <w:r>
+        <w:rPr>
+          <w:rFonts w:ascii="微软雅黑" w:hAnsi="微软雅黑" w:eastAsia="微软雅黑"/>
+          <w:b w:val="0"/>
+          <w:sz w:val="20"/>
+        </w:rPr>
+        <w:t>用于处理“系统异常日志”相关后台业务，具体说明可在后续补充截图时继续细化。</w:t>
       </w:r>
     </w:p>
     <w:p>
@@ -12320,7 +15936,7 @@
           <w:color w:val="17365D"/>
           <w:sz w:val="40"/>
         </w:rPr>
-        <w:t>十一、代理中心</w:t>
+        <w:t>十六、典型业务流程</w:t>
       </w:r>
     </w:p>
     <w:p>
@@ -12336,20 +15952,49 @@
           <w:color w:val="1F4E79"/>
           <w:sz w:val="30"/>
         </w:rPr>
-        <w:t>模块定位</w:t>
-      </w:r>
-    </w:p>
-    <w:p>
-      <w:pPr>
-        <w:spacing w:after="60" w:line="276" w:lineRule="auto"/>
-      </w:pPr>
-      <w:r>
-        <w:rPr>
-          <w:rFonts w:ascii="微软雅黑" w:hAnsi="微软雅黑" w:eastAsia="微软雅黑"/>
-          <w:b w:val="0"/>
-          <w:sz w:val="20"/>
-        </w:rPr>
-        <w:t>本章节按后台真实菜单顺序整理，页面说明与后台左侧菜单保持一致，便于商户按菜单路径查找和操作。</w:t>
+        <w:t>新站点上线流程</w:t>
+      </w:r>
+    </w:p>
+    <w:p>
+      <w:pPr>
+        <w:pStyle w:val="14"/>
+        <w:spacing w:after="40" w:line="276" w:lineRule="auto"/>
+      </w:pPr>
+      <w:r>
+        <w:rPr>
+          <w:rFonts w:ascii="微软雅黑" w:hAnsi="微软雅黑" w:eastAsia="微软雅黑"/>
+          <w:b w:val="0"/>
+          <w:sz w:val="20"/>
+        </w:rPr>
+        <w:t>进入站点配置，完成模板管理、站点配置、品牌、域名、客服、分享、登录和支付相关配置。</w:t>
+      </w:r>
+    </w:p>
+    <w:p>
+      <w:pPr>
+        <w:pStyle w:val="14"/>
+        <w:spacing w:after="40" w:line="276" w:lineRule="auto"/>
+      </w:pPr>
+      <w:r>
+        <w:rPr>
+          <w:rFonts w:ascii="微软雅黑" w:hAnsi="微软雅黑" w:eastAsia="微软雅黑"/>
+          <w:b w:val="0"/>
+          <w:sz w:val="20"/>
+        </w:rPr>
+        <w:t>检查首页、登录、充值、客服、活动入口和分享入口。</w:t>
+      </w:r>
+    </w:p>
+    <w:p>
+      <w:pPr>
+        <w:pStyle w:val="14"/>
+        <w:spacing w:after="40" w:line="276" w:lineRule="auto"/>
+      </w:pPr>
+      <w:r>
+        <w:rPr>
+          <w:rFonts w:ascii="微软雅黑" w:hAnsi="微软雅黑" w:eastAsia="微软雅黑"/>
+          <w:b w:val="0"/>
+          <w:sz w:val="20"/>
+        </w:rPr>
+        <w:t>上线后通过首页看板、数据报表和异常日志观察运行状态。</w:t>
       </w:r>
     </w:p>
     <w:p>
@@ -12365,347 +16010,223 @@
           <w:color w:val="1F4E79"/>
           <w:sz w:val="30"/>
         </w:rPr>
-        <w:t>页面说明</w:t>
-      </w:r>
-    </w:p>
-    <w:p>
-      <w:pPr>
-        <w:pStyle w:val="5"/>
+        <w:t>发布活动流程</w:t>
+      </w:r>
+    </w:p>
+    <w:p>
+      <w:pPr>
+        <w:pStyle w:val="14"/>
+        <w:spacing w:after="40" w:line="276" w:lineRule="auto"/>
+      </w:pPr>
+      <w:r>
+        <w:rPr>
+          <w:rFonts w:ascii="微软雅黑" w:hAnsi="微软雅黑" w:eastAsia="微软雅黑"/>
+          <w:b w:val="0"/>
+          <w:sz w:val="20"/>
+        </w:rPr>
+        <w:t>进入优惠活动，创建或编辑活动规则。</w:t>
+      </w:r>
+    </w:p>
+    <w:p>
+      <w:pPr>
+        <w:pStyle w:val="14"/>
+        <w:spacing w:after="40" w:line="276" w:lineRule="auto"/>
+      </w:pPr>
+      <w:r>
+        <w:rPr>
+          <w:rFonts w:ascii="微软雅黑" w:hAnsi="微软雅黑" w:eastAsia="微软雅黑"/>
+          <w:b w:val="0"/>
+          <w:sz w:val="20"/>
+        </w:rPr>
+        <w:t>检查活动展示入口、票券或任务关联、预算、领取限制和目标人群。</w:t>
+      </w:r>
+    </w:p>
+    <w:p>
+      <w:pPr>
+        <w:pStyle w:val="14"/>
+        <w:spacing w:after="40" w:line="276" w:lineRule="auto"/>
+      </w:pPr>
+      <w:r>
+        <w:rPr>
+          <w:rFonts w:ascii="微软雅黑" w:hAnsi="微软雅黑" w:eastAsia="微软雅黑"/>
+          <w:b w:val="0"/>
+          <w:sz w:val="20"/>
+        </w:rPr>
+        <w:t>上线后通过活动报表、优惠数据报表和用户分析跟踪效果。</w:t>
+      </w:r>
+    </w:p>
+    <w:p>
+      <w:pPr>
+        <w:pStyle w:val="4"/>
         <w:keepNext/>
-        <w:spacing w:before="180" w:after="100" w:line="259" w:lineRule="auto"/>
-      </w:pPr>
-      <w:r>
-        <w:rPr>
-          <w:rFonts w:ascii="微软雅黑" w:hAnsi="微软雅黑" w:eastAsia="微软雅黑"/>
-          <w:b/>
-          <w:color w:val="2F5597"/>
-          <w:sz w:val="25"/>
-        </w:rPr>
-        <w:t>代理列表</w:t>
-      </w:r>
-    </w:p>
-    <w:p>
-      <w:pPr>
-        <w:pStyle w:val="16"/>
-        <w:spacing w:after="40" w:line="276" w:lineRule="auto"/>
-      </w:pPr>
-      <w:r>
-        <w:rPr>
-          <w:rFonts w:ascii="微软雅黑" w:hAnsi="微软雅黑" w:eastAsia="微软雅黑"/>
-          <w:b/>
-          <w:color w:val="254061"/>
-          <w:sz w:val="20"/>
-        </w:rPr>
-        <w:t>页面介绍：</w:t>
-      </w:r>
-      <w:r>
-        <w:rPr>
-          <w:rFonts w:ascii="微软雅黑" w:hAnsi="微软雅黑" w:eastAsia="微软雅黑"/>
-          <w:b w:val="0"/>
-          <w:sz w:val="20"/>
-        </w:rPr>
-        <w:t>用于处理“代理列表”相关后台业务，具体说明可在后续补充截图时继续细化。</w:t>
-      </w:r>
-    </w:p>
-    <w:p>
-      <w:pPr>
-        <w:pStyle w:val="16"/>
-        <w:spacing w:after="40" w:line="276" w:lineRule="auto"/>
-      </w:pPr>
-      <w:r>
-        <w:rPr>
-          <w:rFonts w:ascii="微软雅黑" w:hAnsi="微软雅黑" w:eastAsia="微软雅黑"/>
-          <w:b/>
-          <w:color w:val="254061"/>
-          <w:sz w:val="20"/>
-        </w:rPr>
-        <w:t>常用操作：</w:t>
-      </w:r>
-      <w:r>
-        <w:rPr>
-          <w:rFonts w:ascii="微软雅黑" w:hAnsi="微软雅黑" w:eastAsia="微软雅黑"/>
-          <w:b w:val="0"/>
-          <w:sz w:val="20"/>
-        </w:rPr>
-        <w:t>进入页面后先通过筛选条件定位数据或配置项，再执行页面支持的新增、编辑、启用、停用、审核、导出或查看详情等操作。</w:t>
-      </w:r>
-    </w:p>
-    <w:p>
-      <w:pPr>
-        <w:pStyle w:val="16"/>
-        <w:spacing w:after="40" w:line="276" w:lineRule="auto"/>
-      </w:pPr>
-      <w:r>
-        <w:rPr>
-          <w:rFonts w:ascii="微软雅黑" w:hAnsi="微软雅黑" w:eastAsia="微软雅黑"/>
-          <w:b/>
-          <w:color w:val="254061"/>
-          <w:sz w:val="20"/>
-        </w:rPr>
-        <w:t>后续补充：</w:t>
-      </w:r>
-      <w:r>
-        <w:rPr>
-          <w:rFonts w:ascii="微软雅黑" w:hAnsi="微软雅黑" w:eastAsia="微软雅黑"/>
-          <w:b w:val="0"/>
-          <w:sz w:val="20"/>
-        </w:rPr>
-        <w:t>按页面截图补齐关键字段、按钮说明、弹窗流程、保存校验和常见问题。</w:t>
-      </w:r>
-    </w:p>
-    <w:p>
-      <w:pPr>
-        <w:pStyle w:val="5"/>
+        <w:spacing w:before="240" w:after="140" w:line="269" w:lineRule="auto"/>
+      </w:pPr>
+      <w:r>
+        <w:rPr>
+          <w:rFonts w:ascii="微软雅黑" w:hAnsi="微软雅黑" w:eastAsia="微软雅黑"/>
+          <w:b/>
+          <w:color w:val="1F4E79"/>
+          <w:sz w:val="30"/>
+        </w:rPr>
+        <w:t>处理提现流程</w:t>
+      </w:r>
+    </w:p>
+    <w:p>
+      <w:pPr>
+        <w:pStyle w:val="14"/>
+        <w:spacing w:after="40" w:line="276" w:lineRule="auto"/>
+      </w:pPr>
+      <w:r>
+        <w:rPr>
+          <w:rFonts w:ascii="微软雅黑" w:hAnsi="微软雅黑" w:eastAsia="微软雅黑"/>
+          <w:b w:val="0"/>
+          <w:sz w:val="20"/>
+        </w:rPr>
+        <w:t>进入财务中心的提现订单列表，筛选待审核或处理中订单。</w:t>
+      </w:r>
+    </w:p>
+    <w:p>
+      <w:pPr>
+        <w:pStyle w:val="14"/>
+        <w:spacing w:after="40" w:line="276" w:lineRule="auto"/>
+      </w:pPr>
+      <w:r>
+        <w:rPr>
+          <w:rFonts w:ascii="微软雅黑" w:hAnsi="微软雅黑" w:eastAsia="微软雅黑"/>
+          <w:b w:val="0"/>
+          <w:sz w:val="20"/>
+        </w:rPr>
+        <w:t>核对会员、金额、账户、打码、风控提示和历史资金记录。</w:t>
+      </w:r>
+    </w:p>
+    <w:p>
+      <w:pPr>
+        <w:pStyle w:val="14"/>
+        <w:spacing w:after="40" w:line="276" w:lineRule="auto"/>
+      </w:pPr>
+      <w:r>
+        <w:rPr>
+          <w:rFonts w:ascii="微软雅黑" w:hAnsi="微软雅黑" w:eastAsia="微软雅黑"/>
+          <w:b w:val="0"/>
+          <w:sz w:val="20"/>
+        </w:rPr>
+        <w:t>无异常时通过；存在风险时转入提现风控审核或驳回，并填写处理原因。</w:t>
+      </w:r>
+    </w:p>
+    <w:p>
+      <w:pPr>
+        <w:pStyle w:val="4"/>
         <w:keepNext/>
-        <w:spacing w:before="180" w:after="100" w:line="259" w:lineRule="auto"/>
-      </w:pPr>
-      <w:r>
-        <w:rPr>
-          <w:rFonts w:ascii="微软雅黑" w:hAnsi="微软雅黑" w:eastAsia="微软雅黑"/>
-          <w:b/>
-          <w:color w:val="2F5597"/>
-          <w:sz w:val="25"/>
-        </w:rPr>
-        <w:t>代理配置</w:t>
-      </w:r>
-    </w:p>
-    <w:p>
-      <w:pPr>
-        <w:pStyle w:val="16"/>
-        <w:spacing w:after="40" w:line="276" w:lineRule="auto"/>
-      </w:pPr>
-      <w:r>
-        <w:rPr>
-          <w:rFonts w:ascii="微软雅黑" w:hAnsi="微软雅黑" w:eastAsia="微软雅黑"/>
-          <w:b/>
-          <w:color w:val="254061"/>
-          <w:sz w:val="20"/>
-        </w:rPr>
-        <w:t>页面介绍：</w:t>
-      </w:r>
-      <w:r>
-        <w:rPr>
-          <w:rFonts w:ascii="微软雅黑" w:hAnsi="微软雅黑" w:eastAsia="微软雅黑"/>
-          <w:b w:val="0"/>
-          <w:sz w:val="20"/>
-        </w:rPr>
-        <w:t>用于处理“代理配置”相关后台业务，具体说明可在后续补充截图时继续细化。</w:t>
-      </w:r>
-    </w:p>
-    <w:p>
-      <w:pPr>
-        <w:pStyle w:val="16"/>
-        <w:spacing w:after="40" w:line="276" w:lineRule="auto"/>
-      </w:pPr>
-      <w:r>
-        <w:rPr>
-          <w:rFonts w:ascii="微软雅黑" w:hAnsi="微软雅黑" w:eastAsia="微软雅黑"/>
-          <w:b/>
-          <w:color w:val="254061"/>
-          <w:sz w:val="20"/>
-        </w:rPr>
-        <w:t>常用操作：</w:t>
-      </w:r>
-      <w:r>
-        <w:rPr>
-          <w:rFonts w:ascii="微软雅黑" w:hAnsi="微软雅黑" w:eastAsia="微软雅黑"/>
-          <w:b w:val="0"/>
-          <w:sz w:val="20"/>
-        </w:rPr>
-        <w:t>进入页面后先通过筛选条件定位数据或配置项，再执行页面支持的新增、编辑、启用、停用、审核、导出或查看详情等操作。</w:t>
-      </w:r>
-    </w:p>
-    <w:p>
-      <w:pPr>
-        <w:pStyle w:val="16"/>
-        <w:spacing w:after="40" w:line="276" w:lineRule="auto"/>
-      </w:pPr>
-      <w:r>
-        <w:rPr>
-          <w:rFonts w:ascii="微软雅黑" w:hAnsi="微软雅黑" w:eastAsia="微软雅黑"/>
-          <w:b/>
-          <w:color w:val="254061"/>
-          <w:sz w:val="20"/>
-        </w:rPr>
-        <w:t>后续补充：</w:t>
-      </w:r>
-      <w:r>
-        <w:rPr>
-          <w:rFonts w:ascii="微软雅黑" w:hAnsi="微软雅黑" w:eastAsia="微软雅黑"/>
-          <w:b w:val="0"/>
-          <w:sz w:val="20"/>
-        </w:rPr>
-        <w:t>按页面截图补齐关键字段、按钮说明、弹窗流程、保存校验和常见问题。</w:t>
-      </w:r>
-    </w:p>
-    <w:p>
-      <w:pPr>
-        <w:pStyle w:val="5"/>
+        <w:spacing w:before="240" w:after="140" w:line="269" w:lineRule="auto"/>
+      </w:pPr>
+      <w:r>
+        <w:rPr>
+          <w:rFonts w:ascii="微软雅黑" w:hAnsi="微软雅黑" w:eastAsia="微软雅黑"/>
+          <w:b/>
+          <w:color w:val="1F4E79"/>
+          <w:sz w:val="30"/>
+        </w:rPr>
+        <w:t>排查用户资金问题</w:t>
+      </w:r>
+    </w:p>
+    <w:p>
+      <w:pPr>
+        <w:pStyle w:val="14"/>
+        <w:spacing w:after="40" w:line="276" w:lineRule="auto"/>
+      </w:pPr>
+      <w:r>
+        <w:rPr>
+          <w:rFonts w:ascii="微软雅黑" w:hAnsi="微软雅黑" w:eastAsia="微软雅黑"/>
+          <w:b w:val="0"/>
+          <w:sz w:val="20"/>
+        </w:rPr>
+        <w:t>进入用户管理定位会员，或进入财务中心账变记录筛选会员账号。</w:t>
+      </w:r>
+    </w:p>
+    <w:p>
+      <w:pPr>
+        <w:pStyle w:val="14"/>
+        <w:spacing w:after="40" w:line="276" w:lineRule="auto"/>
+      </w:pPr>
+      <w:r>
+        <w:rPr>
+          <w:rFonts w:ascii="微软雅黑" w:hAnsi="微软雅黑" w:eastAsia="微软雅黑"/>
+          <w:b w:val="0"/>
+          <w:sz w:val="20"/>
+        </w:rPr>
+        <w:t>结合充值订单、提现订单、人工加扣款和账变记录核对完整资金链路。</w:t>
+      </w:r>
+    </w:p>
+    <w:p>
+      <w:pPr>
+        <w:pStyle w:val="14"/>
+        <w:spacing w:after="40" w:line="276" w:lineRule="auto"/>
+      </w:pPr>
+      <w:r>
+        <w:rPr>
+          <w:rFonts w:ascii="微软雅黑" w:hAnsi="微软雅黑" w:eastAsia="微软雅黑"/>
+          <w:b w:val="0"/>
+          <w:sz w:val="20"/>
+        </w:rPr>
+        <w:t>需要追责时进入人事中心的管理员操作日志查询相关操作。</w:t>
+      </w:r>
+    </w:p>
+    <w:p>
+      <w:pPr>
+        <w:pStyle w:val="4"/>
         <w:keepNext/>
-        <w:spacing w:before="180" w:after="100" w:line="259" w:lineRule="auto"/>
-      </w:pPr>
-      <w:r>
-        <w:rPr>
-          <w:rFonts w:ascii="微软雅黑" w:hAnsi="微软雅黑" w:eastAsia="微软雅黑"/>
-          <w:b/>
-          <w:color w:val="2F5597"/>
-          <w:sz w:val="25"/>
-        </w:rPr>
-        <w:t>代理领取记录</w:t>
-      </w:r>
-    </w:p>
-    <w:p>
-      <w:pPr>
-        <w:pStyle w:val="16"/>
-        <w:spacing w:after="40" w:line="276" w:lineRule="auto"/>
-      </w:pPr>
-      <w:r>
-        <w:rPr>
-          <w:rFonts w:ascii="微软雅黑" w:hAnsi="微软雅黑" w:eastAsia="微软雅黑"/>
-          <w:b/>
-          <w:color w:val="254061"/>
-          <w:sz w:val="20"/>
-        </w:rPr>
-        <w:t>页面介绍：</w:t>
-      </w:r>
-      <w:r>
-        <w:rPr>
-          <w:rFonts w:ascii="微软雅黑" w:hAnsi="微软雅黑" w:eastAsia="微软雅黑"/>
-          <w:b w:val="0"/>
-          <w:sz w:val="20"/>
-        </w:rPr>
-        <w:t>用于处理“代理领取记录”相关后台业务，具体说明可在后续补充截图时继续细化。</w:t>
-      </w:r>
-    </w:p>
-    <w:p>
-      <w:pPr>
-        <w:pStyle w:val="16"/>
-        <w:spacing w:after="40" w:line="276" w:lineRule="auto"/>
-      </w:pPr>
-      <w:r>
-        <w:rPr>
-          <w:rFonts w:ascii="微软雅黑" w:hAnsi="微软雅黑" w:eastAsia="微软雅黑"/>
-          <w:b/>
-          <w:color w:val="254061"/>
-          <w:sz w:val="20"/>
-        </w:rPr>
-        <w:t>常用操作：</w:t>
-      </w:r>
-      <w:r>
-        <w:rPr>
-          <w:rFonts w:ascii="微软雅黑" w:hAnsi="微软雅黑" w:eastAsia="微软雅黑"/>
-          <w:b w:val="0"/>
-          <w:sz w:val="20"/>
-        </w:rPr>
-        <w:t>进入页面后先通过筛选条件定位数据或配置项，再执行页面支持的新增、编辑、启用、停用、审核、导出或查看详情等操作。</w:t>
-      </w:r>
-    </w:p>
-    <w:p>
-      <w:pPr>
-        <w:pStyle w:val="16"/>
-        <w:spacing w:after="40" w:line="276" w:lineRule="auto"/>
-      </w:pPr>
-      <w:r>
-        <w:rPr>
-          <w:rFonts w:ascii="微软雅黑" w:hAnsi="微软雅黑" w:eastAsia="微软雅黑"/>
-          <w:b/>
-          <w:color w:val="254061"/>
-          <w:sz w:val="20"/>
-        </w:rPr>
-        <w:t>后续补充：</w:t>
-      </w:r>
-      <w:r>
-        <w:rPr>
-          <w:rFonts w:ascii="微软雅黑" w:hAnsi="微软雅黑" w:eastAsia="微软雅黑"/>
-          <w:b w:val="0"/>
-          <w:sz w:val="20"/>
-        </w:rPr>
-        <w:t>按页面截图补齐关键字段、按钮说明、弹窗流程、保存校验和常见问题。</w:t>
-      </w:r>
-    </w:p>
-    <w:p>
-      <w:pPr>
-        <w:pStyle w:val="5"/>
-        <w:keepNext/>
-        <w:spacing w:before="180" w:after="100" w:line="259" w:lineRule="auto"/>
-      </w:pPr>
-      <w:r>
-        <w:rPr>
-          <w:rFonts w:ascii="微软雅黑" w:hAnsi="微软雅黑" w:eastAsia="微软雅黑"/>
-          <w:b/>
-          <w:color w:val="2F5597"/>
-          <w:sz w:val="25"/>
-        </w:rPr>
-        <w:t>代理数据查询</w:t>
-      </w:r>
-    </w:p>
-    <w:p>
-      <w:pPr>
-        <w:pStyle w:val="16"/>
-        <w:spacing w:after="40" w:line="276" w:lineRule="auto"/>
-      </w:pPr>
-      <w:r>
-        <w:rPr>
-          <w:rFonts w:ascii="微软雅黑" w:hAnsi="微软雅黑" w:eastAsia="微软雅黑"/>
-          <w:b/>
-          <w:color w:val="254061"/>
-          <w:sz w:val="20"/>
-        </w:rPr>
-        <w:t>页面介绍：</w:t>
-      </w:r>
-      <w:r>
-        <w:rPr>
-          <w:rFonts w:ascii="微软雅黑" w:hAnsi="微软雅黑" w:eastAsia="微软雅黑"/>
-          <w:b w:val="0"/>
-          <w:sz w:val="20"/>
-        </w:rPr>
-        <w:t>用于处理“代理数据查询”相关后台业务，具体说明可在后续补充截图时继续细化。</w:t>
-      </w:r>
-    </w:p>
-    <w:p>
-      <w:pPr>
-        <w:pStyle w:val="16"/>
-        <w:spacing w:after="40" w:line="276" w:lineRule="auto"/>
-      </w:pPr>
-      <w:r>
-        <w:rPr>
-          <w:rFonts w:ascii="微软雅黑" w:hAnsi="微软雅黑" w:eastAsia="微软雅黑"/>
-          <w:b/>
-          <w:color w:val="254061"/>
-          <w:sz w:val="20"/>
-        </w:rPr>
-        <w:t>常用操作：</w:t>
-      </w:r>
-      <w:r>
-        <w:rPr>
-          <w:rFonts w:ascii="微软雅黑" w:hAnsi="微软雅黑" w:eastAsia="微软雅黑"/>
-          <w:b w:val="0"/>
-          <w:sz w:val="20"/>
-        </w:rPr>
-        <w:t>进入页面后先通过筛选条件定位数据或配置项，再执行页面支持的新增、编辑、启用、停用、审核、导出或查看详情等操作。</w:t>
-      </w:r>
-    </w:p>
-    <w:p>
-      <w:pPr>
-        <w:pStyle w:val="16"/>
-        <w:spacing w:after="40" w:line="276" w:lineRule="auto"/>
-      </w:pPr>
-      <w:r>
-        <w:rPr>
-          <w:rFonts w:ascii="微软雅黑" w:hAnsi="微软雅黑" w:eastAsia="微软雅黑"/>
-          <w:b/>
-          <w:color w:val="254061"/>
-          <w:sz w:val="20"/>
-        </w:rPr>
-        <w:t>后续补充：</w:t>
-      </w:r>
-      <w:r>
-        <w:rPr>
-          <w:rFonts w:ascii="微软雅黑" w:hAnsi="微软雅黑" w:eastAsia="微软雅黑"/>
-          <w:b w:val="0"/>
-          <w:sz w:val="20"/>
-        </w:rPr>
-        <w:t>按页面截图补齐关键字段、按钮说明、弹窗流程、保存校验和常见问题。</w:t>
+        <w:spacing w:before="240" w:after="140" w:line="269" w:lineRule="auto"/>
+      </w:pPr>
+      <w:r>
+        <w:rPr>
+          <w:rFonts w:ascii="微软雅黑" w:hAnsi="微软雅黑" w:eastAsia="微软雅黑"/>
+          <w:b/>
+          <w:color w:val="1F4E79"/>
+          <w:sz w:val="30"/>
+        </w:rPr>
+        <w:t>查看活动效果</w:t>
+      </w:r>
+    </w:p>
+    <w:p>
+      <w:pPr>
+        <w:pStyle w:val="14"/>
+        <w:spacing w:after="40" w:line="276" w:lineRule="auto"/>
+      </w:pPr>
+      <w:r>
+        <w:rPr>
+          <w:rFonts w:ascii="微软雅黑" w:hAnsi="微软雅黑" w:eastAsia="微软雅黑"/>
+          <w:b w:val="0"/>
+          <w:sz w:val="20"/>
+        </w:rPr>
+        <w:t>固定活动名称、统计时间和渠道范围。</w:t>
+      </w:r>
+    </w:p>
+    <w:p>
+      <w:pPr>
+        <w:pStyle w:val="14"/>
+        <w:spacing w:after="40" w:line="276" w:lineRule="auto"/>
+      </w:pPr>
+      <w:r>
+        <w:rPr>
+          <w:rFonts w:ascii="微软雅黑" w:hAnsi="微软雅黑" w:eastAsia="微软雅黑"/>
+          <w:b w:val="0"/>
+          <w:sz w:val="20"/>
+        </w:rPr>
+        <w:t>查看优惠活动、数据报表中的活动相关报表。</w:t>
+      </w:r>
+    </w:p>
+    <w:p>
+      <w:pPr>
+        <w:pStyle w:val="14"/>
+        <w:spacing w:after="40" w:line="276" w:lineRule="auto"/>
+      </w:pPr>
+      <w:r>
+        <w:rPr>
+          <w:rFonts w:ascii="微软雅黑" w:hAnsi="微软雅黑" w:eastAsia="微软雅黑"/>
+          <w:b w:val="0"/>
+          <w:sz w:val="20"/>
+        </w:rPr>
+        <w:t>结合用户分析、充值分布、留存和 LTV 判断活动质量。</w:t>
       </w:r>
     </w:p>
     <w:p>
@@ -12721,7 +16242,7 @@
           <w:color w:val="17365D"/>
           <w:sz w:val="40"/>
         </w:rPr>
-        <w:t>十二、风险中心</w:t>
+        <w:t>十七、常见问题与排查</w:t>
       </w:r>
     </w:p>
     <w:p>
@@ -12737,7 +16258,7 @@
           <w:color w:val="1F4E79"/>
           <w:sz w:val="30"/>
         </w:rPr>
-        <w:t>模块定位</w:t>
+        <w:t>登录后看不到菜单</w:t>
       </w:r>
     </w:p>
     <w:p>
@@ -12750,7 +16271,7 @@
           <w:b w:val="0"/>
           <w:sz w:val="20"/>
         </w:rPr>
-        <w:t>本章节按后台真实菜单顺序整理，页面说明与后台左侧菜单保持一致，便于商户按菜单路径查找和操作。</w:t>
+        <w:t>确认账号状态、所选角色、站点范围和该角色是否包含对应菜单。</w:t>
       </w:r>
     </w:p>
     <w:p>
@@ -12766,278 +16287,20 @@
           <w:color w:val="1F4E79"/>
           <w:sz w:val="30"/>
         </w:rPr>
-        <w:t>页面说明</w:t>
-      </w:r>
-    </w:p>
-    <w:p>
-      <w:pPr>
-        <w:pStyle w:val="5"/>
-        <w:keepNext/>
-        <w:spacing w:before="180" w:after="100" w:line="259" w:lineRule="auto"/>
-      </w:pPr>
-      <w:r>
-        <w:rPr>
-          <w:rFonts w:ascii="微软雅黑" w:hAnsi="微软雅黑" w:eastAsia="微软雅黑"/>
-          <w:b/>
-          <w:color w:val="2F5597"/>
-          <w:sz w:val="25"/>
-        </w:rPr>
-        <w:t>黑名单</w:t>
-      </w:r>
-    </w:p>
-    <w:p>
-      <w:pPr>
-        <w:pStyle w:val="16"/>
-        <w:spacing w:after="40" w:line="276" w:lineRule="auto"/>
-      </w:pPr>
-      <w:r>
-        <w:rPr>
-          <w:rFonts w:ascii="微软雅黑" w:hAnsi="微软雅黑" w:eastAsia="微软雅黑"/>
-          <w:b/>
-          <w:color w:val="254061"/>
-          <w:sz w:val="20"/>
-        </w:rPr>
-        <w:t>页面介绍：</w:t>
-      </w:r>
-      <w:r>
-        <w:rPr>
-          <w:rFonts w:ascii="微软雅黑" w:hAnsi="微软雅黑" w:eastAsia="微软雅黑"/>
-          <w:b w:val="0"/>
-          <w:sz w:val="20"/>
-        </w:rPr>
-        <w:t>用于处理“黑名单”相关后台业务，具体说明可在后续补充截图时继续细化。</w:t>
-      </w:r>
-    </w:p>
-    <w:p>
-      <w:pPr>
-        <w:pStyle w:val="16"/>
-        <w:spacing w:after="40" w:line="276" w:lineRule="auto"/>
-      </w:pPr>
-      <w:r>
-        <w:rPr>
-          <w:rFonts w:ascii="微软雅黑" w:hAnsi="微软雅黑" w:eastAsia="微软雅黑"/>
-          <w:b/>
-          <w:color w:val="254061"/>
-          <w:sz w:val="20"/>
-        </w:rPr>
-        <w:t>常用操作：</w:t>
-      </w:r>
-      <w:r>
-        <w:rPr>
-          <w:rFonts w:ascii="微软雅黑" w:hAnsi="微软雅黑" w:eastAsia="微软雅黑"/>
-          <w:b w:val="0"/>
-          <w:sz w:val="20"/>
-        </w:rPr>
-        <w:t>进入页面后先通过筛选条件定位数据或配置项，再执行页面支持的新增、编辑、启用、停用、审核、导出或查看详情等操作。</w:t>
-      </w:r>
-    </w:p>
-    <w:p>
-      <w:pPr>
-        <w:pStyle w:val="16"/>
-        <w:spacing w:after="40" w:line="276" w:lineRule="auto"/>
-      </w:pPr>
-      <w:r>
-        <w:rPr>
-          <w:rFonts w:ascii="微软雅黑" w:hAnsi="微软雅黑" w:eastAsia="微软雅黑"/>
-          <w:b/>
-          <w:color w:val="254061"/>
-          <w:sz w:val="20"/>
-        </w:rPr>
-        <w:t>后续补充：</w:t>
-      </w:r>
-      <w:r>
-        <w:rPr>
-          <w:rFonts w:ascii="微软雅黑" w:hAnsi="微软雅黑" w:eastAsia="微软雅黑"/>
-          <w:b w:val="0"/>
-          <w:sz w:val="20"/>
-        </w:rPr>
-        <w:t>按页面截图补齐关键字段、按钮说明、弹窗流程、保存校验和常见问题。</w:t>
-      </w:r>
-    </w:p>
-    <w:p>
-      <w:pPr>
-        <w:pStyle w:val="5"/>
-        <w:keepNext/>
-        <w:spacing w:before="180" w:after="100" w:line="259" w:lineRule="auto"/>
-      </w:pPr>
-      <w:r>
-        <w:rPr>
-          <w:rFonts w:ascii="微软雅黑" w:hAnsi="微软雅黑" w:eastAsia="微软雅黑"/>
-          <w:b/>
-          <w:color w:val="2F5597"/>
-          <w:sz w:val="25"/>
-        </w:rPr>
-        <w:t>刷子监控</w:t>
-      </w:r>
-    </w:p>
-    <w:p>
-      <w:pPr>
-        <w:pStyle w:val="16"/>
-        <w:spacing w:after="40" w:line="276" w:lineRule="auto"/>
-      </w:pPr>
-      <w:r>
-        <w:rPr>
-          <w:rFonts w:ascii="微软雅黑" w:hAnsi="微软雅黑" w:eastAsia="微软雅黑"/>
-          <w:b/>
-          <w:color w:val="254061"/>
-          <w:sz w:val="20"/>
-        </w:rPr>
-        <w:t>页面介绍：</w:t>
-      </w:r>
-      <w:r>
-        <w:rPr>
-          <w:rFonts w:ascii="微软雅黑" w:hAnsi="微软雅黑" w:eastAsia="微软雅黑"/>
-          <w:b w:val="0"/>
-          <w:sz w:val="20"/>
-        </w:rPr>
-        <w:t>用于处理“刷子监控”相关后台业务，具体说明可在后续补充截图时继续细化。</w:t>
-      </w:r>
-    </w:p>
-    <w:p>
-      <w:pPr>
-        <w:pStyle w:val="16"/>
-        <w:spacing w:after="40" w:line="276" w:lineRule="auto"/>
-      </w:pPr>
-      <w:r>
-        <w:rPr>
-          <w:rFonts w:ascii="微软雅黑" w:hAnsi="微软雅黑" w:eastAsia="微软雅黑"/>
-          <w:b/>
-          <w:color w:val="254061"/>
-          <w:sz w:val="20"/>
-        </w:rPr>
-        <w:t>常用操作：</w:t>
-      </w:r>
-      <w:r>
-        <w:rPr>
-          <w:rFonts w:ascii="微软雅黑" w:hAnsi="微软雅黑" w:eastAsia="微软雅黑"/>
-          <w:b w:val="0"/>
-          <w:sz w:val="20"/>
-        </w:rPr>
-        <w:t>进入页面后先通过筛选条件定位数据或配置项，再执行页面支持的新增、编辑、启用、停用、审核、导出或查看详情等操作。</w:t>
-      </w:r>
-    </w:p>
-    <w:p>
-      <w:pPr>
-        <w:pStyle w:val="16"/>
-        <w:spacing w:after="40" w:line="276" w:lineRule="auto"/>
-      </w:pPr>
-      <w:r>
-        <w:rPr>
-          <w:rFonts w:ascii="微软雅黑" w:hAnsi="微软雅黑" w:eastAsia="微软雅黑"/>
-          <w:b/>
-          <w:color w:val="254061"/>
-          <w:sz w:val="20"/>
-        </w:rPr>
-        <w:t>后续补充：</w:t>
-      </w:r>
-      <w:r>
-        <w:rPr>
-          <w:rFonts w:ascii="微软雅黑" w:hAnsi="微软雅黑" w:eastAsia="微软雅黑"/>
-          <w:b w:val="0"/>
-          <w:sz w:val="20"/>
-        </w:rPr>
-        <w:t>按页面截图补齐关键字段、按钮说明、弹窗流程、保存校验和常见问题。</w:t>
-      </w:r>
-    </w:p>
-    <w:p>
-      <w:pPr>
-        <w:pStyle w:val="5"/>
-        <w:keepNext/>
-        <w:spacing w:before="180" w:after="100" w:line="259" w:lineRule="auto"/>
-      </w:pPr>
-      <w:r>
-        <w:rPr>
-          <w:rFonts w:ascii="微软雅黑" w:hAnsi="微软雅黑" w:eastAsia="微软雅黑"/>
-          <w:b/>
-          <w:color w:val="2F5597"/>
-          <w:sz w:val="25"/>
-        </w:rPr>
-        <w:t>游戏获利监控</w:t>
-      </w:r>
-    </w:p>
-    <w:p>
-      <w:pPr>
-        <w:pStyle w:val="16"/>
-        <w:spacing w:after="40" w:line="276" w:lineRule="auto"/>
-      </w:pPr>
-      <w:r>
-        <w:rPr>
-          <w:rFonts w:ascii="微软雅黑" w:hAnsi="微软雅黑" w:eastAsia="微软雅黑"/>
-          <w:b/>
-          <w:color w:val="254061"/>
-          <w:sz w:val="20"/>
-        </w:rPr>
-        <w:t>页面介绍：</w:t>
-      </w:r>
-      <w:r>
-        <w:rPr>
-          <w:rFonts w:ascii="微软雅黑" w:hAnsi="微软雅黑" w:eastAsia="微软雅黑"/>
-          <w:b w:val="0"/>
-          <w:sz w:val="20"/>
-        </w:rPr>
-        <w:t>用于处理“游戏获利监控”相关后台业务，具体说明可在后续补充截图时继续细化。</w:t>
-      </w:r>
-    </w:p>
-    <w:p>
-      <w:pPr>
-        <w:pStyle w:val="16"/>
-        <w:spacing w:after="40" w:line="276" w:lineRule="auto"/>
-      </w:pPr>
-      <w:r>
-        <w:rPr>
-          <w:rFonts w:ascii="微软雅黑" w:hAnsi="微软雅黑" w:eastAsia="微软雅黑"/>
-          <w:b/>
-          <w:color w:val="254061"/>
-          <w:sz w:val="20"/>
-        </w:rPr>
-        <w:t>常用操作：</w:t>
-      </w:r>
-      <w:r>
-        <w:rPr>
-          <w:rFonts w:ascii="微软雅黑" w:hAnsi="微软雅黑" w:eastAsia="微软雅黑"/>
-          <w:b w:val="0"/>
-          <w:sz w:val="20"/>
-        </w:rPr>
-        <w:t>进入页面后先通过筛选条件定位数据或配置项，再执行页面支持的新增、编辑、启用、停用、审核、导出或查看详情等操作。</w:t>
-      </w:r>
-    </w:p>
-    <w:p>
-      <w:pPr>
-        <w:pStyle w:val="16"/>
-        <w:spacing w:after="40" w:line="276" w:lineRule="auto"/>
-      </w:pPr>
-      <w:r>
-        <w:rPr>
-          <w:rFonts w:ascii="微软雅黑" w:hAnsi="微软雅黑" w:eastAsia="微软雅黑"/>
-          <w:b/>
-          <w:color w:val="254061"/>
-          <w:sz w:val="20"/>
-        </w:rPr>
-        <w:t>后续补充：</w:t>
-      </w:r>
-      <w:r>
-        <w:rPr>
-          <w:rFonts w:ascii="微软雅黑" w:hAnsi="微软雅黑" w:eastAsia="微软雅黑"/>
-          <w:b w:val="0"/>
-          <w:sz w:val="20"/>
-        </w:rPr>
-        <w:t>按页面截图补齐关键字段、按钮说明、弹窗流程、保存校验和常见问题。</w:t>
-      </w:r>
-    </w:p>
-    <w:p>
-      <w:pPr>
-        <w:pStyle w:val="3"/>
-        <w:keepNext/>
-        <w:spacing w:before="360" w:after="240" w:line="276" w:lineRule="auto"/>
-      </w:pPr>
-      <w:r>
-        <w:rPr>
-          <w:rFonts w:ascii="微软雅黑" w:hAnsi="微软雅黑" w:eastAsia="微软雅黑"/>
-          <w:b/>
-          <w:color w:val="17365D"/>
-          <w:sz w:val="40"/>
-        </w:rPr>
-        <w:t>十三、商户中心</w:t>
+        <w:t>列表查不到数据</w:t>
+      </w:r>
+    </w:p>
+    <w:p>
+      <w:pPr>
+        <w:spacing w:after="60" w:line="276" w:lineRule="auto"/>
+      </w:pPr>
+      <w:r>
+        <w:rPr>
+          <w:rFonts w:ascii="微软雅黑" w:hAnsi="微软雅黑" w:eastAsia="微软雅黑"/>
+          <w:b w:val="0"/>
+          <w:sz w:val="20"/>
+        </w:rPr>
+        <w:t>检查时间范围、状态、账号、渠道等筛选条件，必要时重置后重新查询。</w:t>
       </w:r>
     </w:p>
     <w:p>
@@ -13053,7 +16316,7 @@
           <w:color w:val="1F4E79"/>
           <w:sz w:val="30"/>
         </w:rPr>
-        <w:t>模块定位</w:t>
+        <w:t>配置保存后未生效</w:t>
       </w:r>
     </w:p>
     <w:p>
@@ -13066,7 +16329,7 @@
           <w:b w:val="0"/>
           <w:sz w:val="20"/>
         </w:rPr>
-        <w:t>本章节按后台真实菜单顺序整理，页面说明与后台左侧菜单保持一致，便于商户按菜单路径查找和操作。</w:t>
+        <w:t>确认配置状态、生效时间、适用范围、缓存和当前操作站点。</w:t>
       </w:r>
     </w:p>
     <w:p>
@@ -13082,448 +16345,20 @@
           <w:color w:val="1F4E79"/>
           <w:sz w:val="30"/>
         </w:rPr>
-        <w:t>页面说明</w:t>
-      </w:r>
-    </w:p>
-    <w:p>
-      <w:pPr>
-        <w:pStyle w:val="5"/>
-        <w:keepNext/>
-        <w:spacing w:before="180" w:after="100" w:line="259" w:lineRule="auto"/>
-      </w:pPr>
-      <w:r>
-        <w:rPr>
-          <w:rFonts w:ascii="微软雅黑" w:hAnsi="微软雅黑" w:eastAsia="微软雅黑"/>
-          <w:b/>
-          <w:color w:val="2F5597"/>
-          <w:sz w:val="25"/>
-        </w:rPr>
-        <w:t>商户信息</w:t>
-      </w:r>
-    </w:p>
-    <w:p>
-      <w:pPr>
-        <w:pStyle w:val="16"/>
-        <w:spacing w:after="40" w:line="276" w:lineRule="auto"/>
-      </w:pPr>
-      <w:r>
-        <w:rPr>
-          <w:rFonts w:ascii="微软雅黑" w:hAnsi="微软雅黑" w:eastAsia="微软雅黑"/>
-          <w:b/>
-          <w:color w:val="254061"/>
-          <w:sz w:val="20"/>
-        </w:rPr>
-        <w:t>页面介绍：</w:t>
-      </w:r>
-      <w:r>
-        <w:rPr>
-          <w:rFonts w:ascii="微软雅黑" w:hAnsi="微软雅黑" w:eastAsia="微软雅黑"/>
-          <w:b w:val="0"/>
-          <w:sz w:val="20"/>
-        </w:rPr>
-        <w:t>用于处理“商户信息”相关后台业务，具体说明可在后续补充截图时继续细化。</w:t>
-      </w:r>
-    </w:p>
-    <w:p>
-      <w:pPr>
-        <w:pStyle w:val="16"/>
-        <w:spacing w:after="40" w:line="276" w:lineRule="auto"/>
-      </w:pPr>
-      <w:r>
-        <w:rPr>
-          <w:rFonts w:ascii="微软雅黑" w:hAnsi="微软雅黑" w:eastAsia="微软雅黑"/>
-          <w:b/>
-          <w:color w:val="254061"/>
-          <w:sz w:val="20"/>
-        </w:rPr>
-        <w:t>常用操作：</w:t>
-      </w:r>
-      <w:r>
-        <w:rPr>
-          <w:rFonts w:ascii="微软雅黑" w:hAnsi="微软雅黑" w:eastAsia="微软雅黑"/>
-          <w:b w:val="0"/>
-          <w:sz w:val="20"/>
-        </w:rPr>
-        <w:t>进入页面后先通过筛选条件定位数据或配置项，再执行页面支持的新增、编辑、启用、停用、审核、导出或查看详情等操作。</w:t>
-      </w:r>
-    </w:p>
-    <w:p>
-      <w:pPr>
-        <w:pStyle w:val="16"/>
-        <w:spacing w:after="40" w:line="276" w:lineRule="auto"/>
-      </w:pPr>
-      <w:r>
-        <w:rPr>
-          <w:rFonts w:ascii="微软雅黑" w:hAnsi="微软雅黑" w:eastAsia="微软雅黑"/>
-          <w:b/>
-          <w:color w:val="254061"/>
-          <w:sz w:val="20"/>
-        </w:rPr>
-        <w:t>后续补充：</w:t>
-      </w:r>
-      <w:r>
-        <w:rPr>
-          <w:rFonts w:ascii="微软雅黑" w:hAnsi="微软雅黑" w:eastAsia="微软雅黑"/>
-          <w:b w:val="0"/>
-          <w:sz w:val="20"/>
-        </w:rPr>
-        <w:t>按页面截图补齐关键字段、按钮说明、弹窗流程、保存校验和常见问题。</w:t>
-      </w:r>
-    </w:p>
-    <w:p>
-      <w:pPr>
-        <w:pStyle w:val="5"/>
-        <w:keepNext/>
-        <w:spacing w:before="180" w:after="100" w:line="259" w:lineRule="auto"/>
-      </w:pPr>
-      <w:r>
-        <w:rPr>
-          <w:rFonts w:ascii="微软雅黑" w:hAnsi="微软雅黑" w:eastAsia="微软雅黑"/>
-          <w:b/>
-          <w:color w:val="2F5597"/>
-          <w:sz w:val="25"/>
-        </w:rPr>
-        <w:t>商户充值</w:t>
-      </w:r>
-    </w:p>
-    <w:p>
-      <w:pPr>
-        <w:pStyle w:val="16"/>
-        <w:spacing w:after="40" w:line="276" w:lineRule="auto"/>
-      </w:pPr>
-      <w:r>
-        <w:rPr>
-          <w:rFonts w:ascii="微软雅黑" w:hAnsi="微软雅黑" w:eastAsia="微软雅黑"/>
-          <w:b/>
-          <w:color w:val="254061"/>
-          <w:sz w:val="20"/>
-        </w:rPr>
-        <w:t>页面介绍：</w:t>
-      </w:r>
-      <w:r>
-        <w:rPr>
-          <w:rFonts w:ascii="微软雅黑" w:hAnsi="微软雅黑" w:eastAsia="微软雅黑"/>
-          <w:b w:val="0"/>
-          <w:sz w:val="20"/>
-        </w:rPr>
-        <w:t>用于处理“商户充值”相关后台业务，具体说明可在后续补充截图时继续细化。</w:t>
-      </w:r>
-    </w:p>
-    <w:p>
-      <w:pPr>
-        <w:pStyle w:val="16"/>
-        <w:spacing w:after="40" w:line="276" w:lineRule="auto"/>
-      </w:pPr>
-      <w:r>
-        <w:rPr>
-          <w:rFonts w:ascii="微软雅黑" w:hAnsi="微软雅黑" w:eastAsia="微软雅黑"/>
-          <w:b/>
-          <w:color w:val="254061"/>
-          <w:sz w:val="20"/>
-        </w:rPr>
-        <w:t>常用操作：</w:t>
-      </w:r>
-      <w:r>
-        <w:rPr>
-          <w:rFonts w:ascii="微软雅黑" w:hAnsi="微软雅黑" w:eastAsia="微软雅黑"/>
-          <w:b w:val="0"/>
-          <w:sz w:val="20"/>
-        </w:rPr>
-        <w:t>进入页面后先通过筛选条件定位数据或配置项，再执行页面支持的新增、编辑、启用、停用、审核、导出或查看详情等操作。</w:t>
-      </w:r>
-    </w:p>
-    <w:p>
-      <w:pPr>
-        <w:pStyle w:val="16"/>
-        <w:spacing w:after="40" w:line="276" w:lineRule="auto"/>
-      </w:pPr>
-      <w:r>
-        <w:rPr>
-          <w:rFonts w:ascii="微软雅黑" w:hAnsi="微软雅黑" w:eastAsia="微软雅黑"/>
-          <w:b/>
-          <w:color w:val="254061"/>
-          <w:sz w:val="20"/>
-        </w:rPr>
-        <w:t>后续补充：</w:t>
-      </w:r>
-      <w:r>
-        <w:rPr>
-          <w:rFonts w:ascii="微软雅黑" w:hAnsi="微软雅黑" w:eastAsia="微软雅黑"/>
-          <w:b w:val="0"/>
-          <w:sz w:val="20"/>
-        </w:rPr>
-        <w:t>按页面截图补齐关键字段、按钮说明、弹窗流程、保存校验和常见问题。</w:t>
-      </w:r>
-    </w:p>
-    <w:p>
-      <w:pPr>
-        <w:pStyle w:val="5"/>
-        <w:keepNext/>
-        <w:spacing w:before="180" w:after="100" w:line="259" w:lineRule="auto"/>
-      </w:pPr>
-      <w:r>
-        <w:rPr>
-          <w:rFonts w:ascii="微软雅黑" w:hAnsi="微软雅黑" w:eastAsia="微软雅黑"/>
-          <w:b/>
-          <w:color w:val="2F5597"/>
-          <w:sz w:val="25"/>
-        </w:rPr>
-        <w:t>充值记录</w:t>
-      </w:r>
-    </w:p>
-    <w:p>
-      <w:pPr>
-        <w:pStyle w:val="16"/>
-        <w:spacing w:after="40" w:line="276" w:lineRule="auto"/>
-      </w:pPr>
-      <w:r>
-        <w:rPr>
-          <w:rFonts w:ascii="微软雅黑" w:hAnsi="微软雅黑" w:eastAsia="微软雅黑"/>
-          <w:b/>
-          <w:color w:val="254061"/>
-          <w:sz w:val="20"/>
-        </w:rPr>
-        <w:t>页面介绍：</w:t>
-      </w:r>
-      <w:r>
-        <w:rPr>
-          <w:rFonts w:ascii="微软雅黑" w:hAnsi="微软雅黑" w:eastAsia="微软雅黑"/>
-          <w:b w:val="0"/>
-          <w:sz w:val="20"/>
-        </w:rPr>
-        <w:t>用于处理“充值记录”相关后台业务，具体说明可在后续补充截图时继续细化。</w:t>
-      </w:r>
-    </w:p>
-    <w:p>
-      <w:pPr>
-        <w:pStyle w:val="16"/>
-        <w:spacing w:after="40" w:line="276" w:lineRule="auto"/>
-      </w:pPr>
-      <w:r>
-        <w:rPr>
-          <w:rFonts w:ascii="微软雅黑" w:hAnsi="微软雅黑" w:eastAsia="微软雅黑"/>
-          <w:b/>
-          <w:color w:val="254061"/>
-          <w:sz w:val="20"/>
-        </w:rPr>
-        <w:t>常用操作：</w:t>
-      </w:r>
-      <w:r>
-        <w:rPr>
-          <w:rFonts w:ascii="微软雅黑" w:hAnsi="微软雅黑" w:eastAsia="微软雅黑"/>
-          <w:b w:val="0"/>
-          <w:sz w:val="20"/>
-        </w:rPr>
-        <w:t>进入页面后先通过筛选条件定位数据或配置项，再执行页面支持的新增、编辑、启用、停用、审核、导出或查看详情等操作。</w:t>
-      </w:r>
-    </w:p>
-    <w:p>
-      <w:pPr>
-        <w:pStyle w:val="16"/>
-        <w:spacing w:after="40" w:line="276" w:lineRule="auto"/>
-      </w:pPr>
-      <w:r>
-        <w:rPr>
-          <w:rFonts w:ascii="微软雅黑" w:hAnsi="微软雅黑" w:eastAsia="微软雅黑"/>
-          <w:b/>
-          <w:color w:val="254061"/>
-          <w:sz w:val="20"/>
-        </w:rPr>
-        <w:t>后续补充：</w:t>
-      </w:r>
-      <w:r>
-        <w:rPr>
-          <w:rFonts w:ascii="微软雅黑" w:hAnsi="微软雅黑" w:eastAsia="微软雅黑"/>
-          <w:b w:val="0"/>
-          <w:sz w:val="20"/>
-        </w:rPr>
-        <w:t>按页面截图补齐关键字段、按钮说明、弹窗流程、保存校验和常见问题。</w:t>
-      </w:r>
-    </w:p>
-    <w:p>
-      <w:pPr>
-        <w:pStyle w:val="5"/>
-        <w:keepNext/>
-        <w:spacing w:before="180" w:after="100" w:line="259" w:lineRule="auto"/>
-      </w:pPr>
-      <w:r>
-        <w:rPr>
-          <w:rFonts w:ascii="微软雅黑" w:hAnsi="微软雅黑" w:eastAsia="微软雅黑"/>
-          <w:b/>
-          <w:color w:val="2F5597"/>
-          <w:sz w:val="25"/>
-        </w:rPr>
-        <w:t>商户账变记录</w:t>
-      </w:r>
-    </w:p>
-    <w:p>
-      <w:pPr>
-        <w:pStyle w:val="16"/>
-        <w:spacing w:after="40" w:line="276" w:lineRule="auto"/>
-      </w:pPr>
-      <w:r>
-        <w:rPr>
-          <w:rFonts w:ascii="微软雅黑" w:hAnsi="微软雅黑" w:eastAsia="微软雅黑"/>
-          <w:b/>
-          <w:color w:val="254061"/>
-          <w:sz w:val="20"/>
-        </w:rPr>
-        <w:t>页面介绍：</w:t>
-      </w:r>
-      <w:r>
-        <w:rPr>
-          <w:rFonts w:ascii="微软雅黑" w:hAnsi="微软雅黑" w:eastAsia="微软雅黑"/>
-          <w:b w:val="0"/>
-          <w:sz w:val="20"/>
-        </w:rPr>
-        <w:t>用于处理“商户账变记录”相关后台业务，具体说明可在后续补充截图时继续细化。</w:t>
-      </w:r>
-    </w:p>
-    <w:p>
-      <w:pPr>
-        <w:pStyle w:val="16"/>
-        <w:spacing w:after="40" w:line="276" w:lineRule="auto"/>
-      </w:pPr>
-      <w:r>
-        <w:rPr>
-          <w:rFonts w:ascii="微软雅黑" w:hAnsi="微软雅黑" w:eastAsia="微软雅黑"/>
-          <w:b/>
-          <w:color w:val="254061"/>
-          <w:sz w:val="20"/>
-        </w:rPr>
-        <w:t>常用操作：</w:t>
-      </w:r>
-      <w:r>
-        <w:rPr>
-          <w:rFonts w:ascii="微软雅黑" w:hAnsi="微软雅黑" w:eastAsia="微软雅黑"/>
-          <w:b w:val="0"/>
-          <w:sz w:val="20"/>
-        </w:rPr>
-        <w:t>进入页面后先通过筛选条件定位数据或配置项，再执行页面支持的新增、编辑、启用、停用、审核、导出或查看详情等操作。</w:t>
-      </w:r>
-    </w:p>
-    <w:p>
-      <w:pPr>
-        <w:pStyle w:val="16"/>
-        <w:spacing w:after="40" w:line="276" w:lineRule="auto"/>
-      </w:pPr>
-      <w:r>
-        <w:rPr>
-          <w:rFonts w:ascii="微软雅黑" w:hAnsi="微软雅黑" w:eastAsia="微软雅黑"/>
-          <w:b/>
-          <w:color w:val="254061"/>
-          <w:sz w:val="20"/>
-        </w:rPr>
-        <w:t>后续补充：</w:t>
-      </w:r>
-      <w:r>
-        <w:rPr>
-          <w:rFonts w:ascii="微软雅黑" w:hAnsi="微软雅黑" w:eastAsia="微软雅黑"/>
-          <w:b w:val="0"/>
-          <w:sz w:val="20"/>
-        </w:rPr>
-        <w:t>按页面截图补齐关键字段、按钮说明、弹窗流程、保存校验和常见问题。</w:t>
-      </w:r>
-    </w:p>
-    <w:p>
-      <w:pPr>
-        <w:pStyle w:val="5"/>
-        <w:keepNext/>
-        <w:spacing w:before="180" w:after="100" w:line="259" w:lineRule="auto"/>
-      </w:pPr>
-      <w:r>
-        <w:rPr>
-          <w:rFonts w:ascii="微软雅黑" w:hAnsi="微软雅黑" w:eastAsia="微软雅黑"/>
-          <w:b/>
-          <w:color w:val="2F5597"/>
-          <w:sz w:val="25"/>
-        </w:rPr>
-        <w:t>商户账单</w:t>
-      </w:r>
-    </w:p>
-    <w:p>
-      <w:pPr>
-        <w:pStyle w:val="16"/>
-        <w:spacing w:after="40" w:line="276" w:lineRule="auto"/>
-      </w:pPr>
-      <w:r>
-        <w:rPr>
-          <w:rFonts w:ascii="微软雅黑" w:hAnsi="微软雅黑" w:eastAsia="微软雅黑"/>
-          <w:b/>
-          <w:color w:val="254061"/>
-          <w:sz w:val="20"/>
-        </w:rPr>
-        <w:t>页面介绍：</w:t>
-      </w:r>
-      <w:r>
-        <w:rPr>
-          <w:rFonts w:ascii="微软雅黑" w:hAnsi="微软雅黑" w:eastAsia="微软雅黑"/>
-          <w:b w:val="0"/>
-          <w:sz w:val="20"/>
-        </w:rPr>
-        <w:t>用于处理“商户账单”相关后台业务，具体说明可在后续补充截图时继续细化。</w:t>
-      </w:r>
-    </w:p>
-    <w:p>
-      <w:pPr>
-        <w:pStyle w:val="16"/>
-        <w:spacing w:after="40" w:line="276" w:lineRule="auto"/>
-      </w:pPr>
-      <w:r>
-        <w:rPr>
-          <w:rFonts w:ascii="微软雅黑" w:hAnsi="微软雅黑" w:eastAsia="微软雅黑"/>
-          <w:b/>
-          <w:color w:val="254061"/>
-          <w:sz w:val="20"/>
-        </w:rPr>
-        <w:t>常用操作：</w:t>
-      </w:r>
-      <w:r>
-        <w:rPr>
-          <w:rFonts w:ascii="微软雅黑" w:hAnsi="微软雅黑" w:eastAsia="微软雅黑"/>
-          <w:b w:val="0"/>
-          <w:sz w:val="20"/>
-        </w:rPr>
-        <w:t>进入页面后先通过筛选条件定位数据或配置项，再执行页面支持的新增、编辑、启用、停用、审核、导出或查看详情等操作。</w:t>
-      </w:r>
-    </w:p>
-    <w:p>
-      <w:pPr>
-        <w:pStyle w:val="16"/>
-        <w:spacing w:after="40" w:line="276" w:lineRule="auto"/>
-      </w:pPr>
-      <w:r>
-        <w:rPr>
-          <w:rFonts w:ascii="微软雅黑" w:hAnsi="微软雅黑" w:eastAsia="微软雅黑"/>
-          <w:b/>
-          <w:color w:val="254061"/>
-          <w:sz w:val="20"/>
-        </w:rPr>
-        <w:t>后续补充：</w:t>
-      </w:r>
-      <w:r>
-        <w:rPr>
-          <w:rFonts w:ascii="微软雅黑" w:hAnsi="微软雅黑" w:eastAsia="微软雅黑"/>
-          <w:b w:val="0"/>
-          <w:sz w:val="20"/>
-        </w:rPr>
-        <w:t>按页面截图补齐关键字段、按钮说明、弹窗流程、保存校验和常见问题。</w:t>
-      </w:r>
-    </w:p>
-    <w:p>
-      <w:pPr>
-        <w:pStyle w:val="3"/>
-        <w:keepNext/>
-        <w:spacing w:before="360" w:after="240" w:line="276" w:lineRule="auto"/>
-      </w:pPr>
-      <w:r>
-        <w:rPr>
-          <w:rFonts w:ascii="微软雅黑" w:hAnsi="微软雅黑" w:eastAsia="微软雅黑"/>
-          <w:b/>
-          <w:color w:val="17365D"/>
-          <w:sz w:val="40"/>
-        </w:rPr>
-        <w:t>十四、埋点配置</w:t>
+        <w:t>订单状态异常</w:t>
+      </w:r>
+    </w:p>
+    <w:p>
+      <w:pPr>
+        <w:spacing w:after="60" w:line="276" w:lineRule="auto"/>
+      </w:pPr>
+      <w:r>
+        <w:rPr>
+          <w:rFonts w:ascii="微软雅黑" w:hAnsi="微软雅黑" w:eastAsia="微软雅黑"/>
+          <w:b w:val="0"/>
+          <w:sz w:val="20"/>
+        </w:rPr>
+        <w:t>查看订单详情，结合支付通道数据、账变记录、操作日志和异常日志核对。</w:t>
       </w:r>
     </w:p>
     <w:p>
@@ -13539,7 +16374,7 @@
           <w:color w:val="1F4E79"/>
           <w:sz w:val="30"/>
         </w:rPr>
-        <w:t>模块定位</w:t>
+        <w:t>报表数据不一致</w:t>
       </w:r>
     </w:p>
     <w:p>
@@ -13552,7 +16387,7 @@
           <w:b w:val="0"/>
           <w:sz w:val="20"/>
         </w:rPr>
-        <w:t>本章节按后台真实菜单顺序整理，页面说明与后台左侧菜单保持一致，便于商户按菜单路径查找和操作。</w:t>
+        <w:t>确认统计时间、时区、口径、筛选条件和数据延迟。</w:t>
       </w:r>
     </w:p>
     <w:p>
@@ -13568,1184 +16403,6 @@
           <w:color w:val="1F4E79"/>
           <w:sz w:val="30"/>
         </w:rPr>
-        <w:t>页面说明</w:t>
-      </w:r>
-    </w:p>
-    <w:p>
-      <w:pPr>
-        <w:pStyle w:val="5"/>
-        <w:keepNext/>
-        <w:spacing w:before="180" w:after="100" w:line="259" w:lineRule="auto"/>
-      </w:pPr>
-      <w:r>
-        <w:rPr>
-          <w:rFonts w:ascii="微软雅黑" w:hAnsi="微软雅黑" w:eastAsia="微软雅黑"/>
-          <w:b/>
-          <w:color w:val="2F5597"/>
-          <w:sz w:val="25"/>
-        </w:rPr>
-        <w:t>埋点统计</w:t>
-      </w:r>
-    </w:p>
-    <w:p>
-      <w:pPr>
-        <w:pStyle w:val="16"/>
-        <w:spacing w:after="40" w:line="276" w:lineRule="auto"/>
-      </w:pPr>
-      <w:r>
-        <w:rPr>
-          <w:rFonts w:ascii="微软雅黑" w:hAnsi="微软雅黑" w:eastAsia="微软雅黑"/>
-          <w:b/>
-          <w:color w:val="254061"/>
-          <w:sz w:val="20"/>
-        </w:rPr>
-        <w:t>页面介绍：</w:t>
-      </w:r>
-      <w:r>
-        <w:rPr>
-          <w:rFonts w:ascii="微软雅黑" w:hAnsi="微软雅黑" w:eastAsia="微软雅黑"/>
-          <w:b w:val="0"/>
-          <w:sz w:val="20"/>
-        </w:rPr>
-        <w:t>用于处理“埋点统计”相关后台业务，具体说明可在后续补充截图时继续细化。</w:t>
-      </w:r>
-    </w:p>
-    <w:p>
-      <w:pPr>
-        <w:pStyle w:val="16"/>
-        <w:spacing w:after="40" w:line="276" w:lineRule="auto"/>
-      </w:pPr>
-      <w:r>
-        <w:rPr>
-          <w:rFonts w:ascii="微软雅黑" w:hAnsi="微软雅黑" w:eastAsia="微软雅黑"/>
-          <w:b/>
-          <w:color w:val="254061"/>
-          <w:sz w:val="20"/>
-        </w:rPr>
-        <w:t>常用操作：</w:t>
-      </w:r>
-      <w:r>
-        <w:rPr>
-          <w:rFonts w:ascii="微软雅黑" w:hAnsi="微软雅黑" w:eastAsia="微软雅黑"/>
-          <w:b w:val="0"/>
-          <w:sz w:val="20"/>
-        </w:rPr>
-        <w:t>进入页面后先通过筛选条件定位数据或配置项，再执行页面支持的新增、编辑、启用、停用、审核、导出或查看详情等操作。</w:t>
-      </w:r>
-    </w:p>
-    <w:p>
-      <w:pPr>
-        <w:pStyle w:val="16"/>
-        <w:spacing w:after="40" w:line="276" w:lineRule="auto"/>
-      </w:pPr>
-      <w:r>
-        <w:rPr>
-          <w:rFonts w:ascii="微软雅黑" w:hAnsi="微软雅黑" w:eastAsia="微软雅黑"/>
-          <w:b/>
-          <w:color w:val="254061"/>
-          <w:sz w:val="20"/>
-        </w:rPr>
-        <w:t>后续补充：</w:t>
-      </w:r>
-      <w:r>
-        <w:rPr>
-          <w:rFonts w:ascii="微软雅黑" w:hAnsi="微软雅黑" w:eastAsia="微软雅黑"/>
-          <w:b w:val="0"/>
-          <w:sz w:val="20"/>
-        </w:rPr>
-        <w:t>按页面截图补齐关键字段、按钮说明、弹窗流程、保存校验和常见问题。</w:t>
-      </w:r>
-    </w:p>
-    <w:p>
-      <w:pPr>
-        <w:pStyle w:val="5"/>
-        <w:keepNext/>
-        <w:spacing w:before="180" w:after="100" w:line="259" w:lineRule="auto"/>
-      </w:pPr>
-      <w:r>
-        <w:rPr>
-          <w:rFonts w:ascii="微软雅黑" w:hAnsi="微软雅黑" w:eastAsia="微软雅黑"/>
-          <w:b/>
-          <w:color w:val="2F5597"/>
-          <w:sz w:val="25"/>
-        </w:rPr>
-        <w:t>会话列表</w:t>
-      </w:r>
-    </w:p>
-    <w:p>
-      <w:pPr>
-        <w:pStyle w:val="16"/>
-        <w:spacing w:after="40" w:line="276" w:lineRule="auto"/>
-      </w:pPr>
-      <w:r>
-        <w:rPr>
-          <w:rFonts w:ascii="微软雅黑" w:hAnsi="微软雅黑" w:eastAsia="微软雅黑"/>
-          <w:b/>
-          <w:color w:val="254061"/>
-          <w:sz w:val="20"/>
-        </w:rPr>
-        <w:t>页面介绍：</w:t>
-      </w:r>
-      <w:r>
-        <w:rPr>
-          <w:rFonts w:ascii="微软雅黑" w:hAnsi="微软雅黑" w:eastAsia="微软雅黑"/>
-          <w:b w:val="0"/>
-          <w:sz w:val="20"/>
-        </w:rPr>
-        <w:t>用于处理“会话列表”相关后台业务，具体说明可在后续补充截图时继续细化。</w:t>
-      </w:r>
-    </w:p>
-    <w:p>
-      <w:pPr>
-        <w:pStyle w:val="16"/>
-        <w:spacing w:after="40" w:line="276" w:lineRule="auto"/>
-      </w:pPr>
-      <w:r>
-        <w:rPr>
-          <w:rFonts w:ascii="微软雅黑" w:hAnsi="微软雅黑" w:eastAsia="微软雅黑"/>
-          <w:b/>
-          <w:color w:val="254061"/>
-          <w:sz w:val="20"/>
-        </w:rPr>
-        <w:t>常用操作：</w:t>
-      </w:r>
-      <w:r>
-        <w:rPr>
-          <w:rFonts w:ascii="微软雅黑" w:hAnsi="微软雅黑" w:eastAsia="微软雅黑"/>
-          <w:b w:val="0"/>
-          <w:sz w:val="20"/>
-        </w:rPr>
-        <w:t>进入页面后先通过筛选条件定位数据或配置项，再执行页面支持的新增、编辑、启用、停用、审核、导出或查看详情等操作。</w:t>
-      </w:r>
-    </w:p>
-    <w:p>
-      <w:pPr>
-        <w:pStyle w:val="16"/>
-        <w:spacing w:after="40" w:line="276" w:lineRule="auto"/>
-      </w:pPr>
-      <w:r>
-        <w:rPr>
-          <w:rFonts w:ascii="微软雅黑" w:hAnsi="微软雅黑" w:eastAsia="微软雅黑"/>
-          <w:b/>
-          <w:color w:val="254061"/>
-          <w:sz w:val="20"/>
-        </w:rPr>
-        <w:t>后续补充：</w:t>
-      </w:r>
-      <w:r>
-        <w:rPr>
-          <w:rFonts w:ascii="微软雅黑" w:hAnsi="微软雅黑" w:eastAsia="微软雅黑"/>
-          <w:b w:val="0"/>
-          <w:sz w:val="20"/>
-        </w:rPr>
-        <w:t>按页面截图补齐关键字段、按钮说明、弹窗流程、保存校验和常见问题。</w:t>
-      </w:r>
-    </w:p>
-    <w:p>
-      <w:pPr>
-        <w:pStyle w:val="5"/>
-        <w:keepNext/>
-        <w:spacing w:before="180" w:after="100" w:line="259" w:lineRule="auto"/>
-      </w:pPr>
-      <w:r>
-        <w:rPr>
-          <w:rFonts w:ascii="微软雅黑" w:hAnsi="微软雅黑" w:eastAsia="微软雅黑"/>
-          <w:b/>
-          <w:color w:val="2F5597"/>
-          <w:sz w:val="25"/>
-        </w:rPr>
-        <w:t>事件流水</w:t>
-      </w:r>
-    </w:p>
-    <w:p>
-      <w:pPr>
-        <w:pStyle w:val="16"/>
-        <w:spacing w:after="40" w:line="276" w:lineRule="auto"/>
-      </w:pPr>
-      <w:r>
-        <w:rPr>
-          <w:rFonts w:ascii="微软雅黑" w:hAnsi="微软雅黑" w:eastAsia="微软雅黑"/>
-          <w:b/>
-          <w:color w:val="254061"/>
-          <w:sz w:val="20"/>
-        </w:rPr>
-        <w:t>页面介绍：</w:t>
-      </w:r>
-      <w:r>
-        <w:rPr>
-          <w:rFonts w:ascii="微软雅黑" w:hAnsi="微软雅黑" w:eastAsia="微软雅黑"/>
-          <w:b w:val="0"/>
-          <w:sz w:val="20"/>
-        </w:rPr>
-        <w:t>用于处理“事件流水”相关后台业务，具体说明可在后续补充截图时继续细化。</w:t>
-      </w:r>
-    </w:p>
-    <w:p>
-      <w:pPr>
-        <w:pStyle w:val="16"/>
-        <w:spacing w:after="40" w:line="276" w:lineRule="auto"/>
-      </w:pPr>
-      <w:r>
-        <w:rPr>
-          <w:rFonts w:ascii="微软雅黑" w:hAnsi="微软雅黑" w:eastAsia="微软雅黑"/>
-          <w:b/>
-          <w:color w:val="254061"/>
-          <w:sz w:val="20"/>
-        </w:rPr>
-        <w:t>常用操作：</w:t>
-      </w:r>
-      <w:r>
-        <w:rPr>
-          <w:rFonts w:ascii="微软雅黑" w:hAnsi="微软雅黑" w:eastAsia="微软雅黑"/>
-          <w:b w:val="0"/>
-          <w:sz w:val="20"/>
-        </w:rPr>
-        <w:t>进入页面后先通过筛选条件定位数据或配置项，再执行页面支持的新增、编辑、启用、停用、审核、导出或查看详情等操作。</w:t>
-      </w:r>
-    </w:p>
-    <w:p>
-      <w:pPr>
-        <w:pStyle w:val="16"/>
-        <w:spacing w:after="40" w:line="276" w:lineRule="auto"/>
-      </w:pPr>
-      <w:r>
-        <w:rPr>
-          <w:rFonts w:ascii="微软雅黑" w:hAnsi="微软雅黑" w:eastAsia="微软雅黑"/>
-          <w:b/>
-          <w:color w:val="254061"/>
-          <w:sz w:val="20"/>
-        </w:rPr>
-        <w:t>后续补充：</w:t>
-      </w:r>
-      <w:r>
-        <w:rPr>
-          <w:rFonts w:ascii="微软雅黑" w:hAnsi="微软雅黑" w:eastAsia="微软雅黑"/>
-          <w:b w:val="0"/>
-          <w:sz w:val="20"/>
-        </w:rPr>
-        <w:t>按页面截图补齐关键字段、按钮说明、弹窗流程、保存校验和常见问题。</w:t>
-      </w:r>
-    </w:p>
-    <w:p>
-      <w:pPr>
-        <w:pStyle w:val="3"/>
-        <w:keepNext/>
-        <w:spacing w:before="360" w:after="240" w:line="276" w:lineRule="auto"/>
-      </w:pPr>
-      <w:r>
-        <w:rPr>
-          <w:rFonts w:ascii="微软雅黑" w:hAnsi="微软雅黑" w:eastAsia="微软雅黑"/>
-          <w:b/>
-          <w:color w:val="17365D"/>
-          <w:sz w:val="40"/>
-        </w:rPr>
-        <w:t>十五、人事中心</w:t>
-      </w:r>
-    </w:p>
-    <w:p>
-      <w:pPr>
-        <w:pStyle w:val="4"/>
-        <w:keepNext/>
-        <w:spacing w:before="240" w:after="140" w:line="269" w:lineRule="auto"/>
-      </w:pPr>
-      <w:r>
-        <w:rPr>
-          <w:rFonts w:ascii="微软雅黑" w:hAnsi="微软雅黑" w:eastAsia="微软雅黑"/>
-          <w:b/>
-          <w:color w:val="1F4E79"/>
-          <w:sz w:val="30"/>
-        </w:rPr>
-        <w:t>模块定位</w:t>
-      </w:r>
-    </w:p>
-    <w:p>
-      <w:pPr>
-        <w:spacing w:after="60" w:line="276" w:lineRule="auto"/>
-      </w:pPr>
-      <w:r>
-        <w:rPr>
-          <w:rFonts w:ascii="微软雅黑" w:hAnsi="微软雅黑" w:eastAsia="微软雅黑"/>
-          <w:b w:val="0"/>
-          <w:sz w:val="20"/>
-        </w:rPr>
-        <w:t>本章节按后台真实菜单顺序整理，页面说明与后台左侧菜单保持一致，便于商户按菜单路径查找和操作。</w:t>
-      </w:r>
-    </w:p>
-    <w:p>
-      <w:pPr>
-        <w:pStyle w:val="4"/>
-        <w:keepNext/>
-        <w:spacing w:before="240" w:after="140" w:line="269" w:lineRule="auto"/>
-      </w:pPr>
-      <w:r>
-        <w:rPr>
-          <w:rFonts w:ascii="微软雅黑" w:hAnsi="微软雅黑" w:eastAsia="微软雅黑"/>
-          <w:b/>
-          <w:color w:val="1F4E79"/>
-          <w:sz w:val="30"/>
-        </w:rPr>
-        <w:t>页面说明</w:t>
-      </w:r>
-    </w:p>
-    <w:p>
-      <w:pPr>
-        <w:pStyle w:val="5"/>
-        <w:keepNext/>
-        <w:spacing w:before="180" w:after="100" w:line="259" w:lineRule="auto"/>
-      </w:pPr>
-      <w:r>
-        <w:rPr>
-          <w:rFonts w:ascii="微软雅黑" w:hAnsi="微软雅黑" w:eastAsia="微软雅黑"/>
-          <w:b/>
-          <w:color w:val="2F5597"/>
-          <w:sz w:val="25"/>
-        </w:rPr>
-        <w:t>账号管理</w:t>
-      </w:r>
-    </w:p>
-    <w:p>
-      <w:pPr>
-        <w:pStyle w:val="16"/>
-        <w:spacing w:after="40" w:line="276" w:lineRule="auto"/>
-      </w:pPr>
-      <w:r>
-        <w:rPr>
-          <w:rFonts w:ascii="微软雅黑" w:hAnsi="微软雅黑" w:eastAsia="微软雅黑"/>
-          <w:b/>
-          <w:color w:val="254061"/>
-          <w:sz w:val="20"/>
-        </w:rPr>
-        <w:t>页面介绍：</w:t>
-      </w:r>
-      <w:r>
-        <w:rPr>
-          <w:rFonts w:ascii="微软雅黑" w:hAnsi="微软雅黑" w:eastAsia="微软雅黑"/>
-          <w:b w:val="0"/>
-          <w:sz w:val="20"/>
-        </w:rPr>
-        <w:t>用于处理“账号管理”相关后台业务，具体说明可在后续补充截图时继续细化。</w:t>
-      </w:r>
-    </w:p>
-    <w:p>
-      <w:pPr>
-        <w:pStyle w:val="16"/>
-        <w:spacing w:after="40" w:line="276" w:lineRule="auto"/>
-      </w:pPr>
-      <w:r>
-        <w:rPr>
-          <w:rFonts w:ascii="微软雅黑" w:hAnsi="微软雅黑" w:eastAsia="微软雅黑"/>
-          <w:b/>
-          <w:color w:val="254061"/>
-          <w:sz w:val="20"/>
-        </w:rPr>
-        <w:t>常用操作：</w:t>
-      </w:r>
-      <w:r>
-        <w:rPr>
-          <w:rFonts w:ascii="微软雅黑" w:hAnsi="微软雅黑" w:eastAsia="微软雅黑"/>
-          <w:b w:val="0"/>
-          <w:sz w:val="20"/>
-        </w:rPr>
-        <w:t>进入页面后先通过筛选条件定位数据或配置项，再执行页面支持的新增、编辑、启用、停用、审核、导出或查看详情等操作。</w:t>
-      </w:r>
-    </w:p>
-    <w:p>
-      <w:pPr>
-        <w:pStyle w:val="16"/>
-        <w:spacing w:after="40" w:line="276" w:lineRule="auto"/>
-      </w:pPr>
-      <w:r>
-        <w:rPr>
-          <w:rFonts w:ascii="微软雅黑" w:hAnsi="微软雅黑" w:eastAsia="微软雅黑"/>
-          <w:b/>
-          <w:color w:val="254061"/>
-          <w:sz w:val="20"/>
-        </w:rPr>
-        <w:t>后续补充：</w:t>
-      </w:r>
-      <w:r>
-        <w:rPr>
-          <w:rFonts w:ascii="微软雅黑" w:hAnsi="微软雅黑" w:eastAsia="微软雅黑"/>
-          <w:b w:val="0"/>
-          <w:sz w:val="20"/>
-        </w:rPr>
-        <w:t>按页面截图补齐关键字段、按钮说明、弹窗流程、保存校验和常见问题。</w:t>
-      </w:r>
-    </w:p>
-    <w:p>
-      <w:pPr>
-        <w:pStyle w:val="5"/>
-        <w:keepNext/>
-        <w:spacing w:before="180" w:after="100" w:line="259" w:lineRule="auto"/>
-      </w:pPr>
-      <w:r>
-        <w:rPr>
-          <w:rFonts w:ascii="微软雅黑" w:hAnsi="微软雅黑" w:eastAsia="微软雅黑"/>
-          <w:b/>
-          <w:color w:val="2F5597"/>
-          <w:sz w:val="25"/>
-        </w:rPr>
-        <w:t>日志管理</w:t>
-      </w:r>
-    </w:p>
-    <w:p>
-      <w:pPr>
-        <w:pStyle w:val="16"/>
-        <w:spacing w:after="40" w:line="276" w:lineRule="auto"/>
-      </w:pPr>
-      <w:r>
-        <w:rPr>
-          <w:rFonts w:ascii="微软雅黑" w:hAnsi="微软雅黑" w:eastAsia="微软雅黑"/>
-          <w:b/>
-          <w:color w:val="254061"/>
-          <w:sz w:val="20"/>
-        </w:rPr>
-        <w:t>页面说明：</w:t>
-      </w:r>
-      <w:r>
-        <w:rPr>
-          <w:rFonts w:ascii="微软雅黑" w:hAnsi="微软雅黑" w:eastAsia="微软雅黑"/>
-          <w:b w:val="0"/>
-          <w:sz w:val="20"/>
-        </w:rPr>
-        <w:t>日志管理用于查看后台账号登录、操作和系统异常相关记录。</w:t>
-      </w:r>
-    </w:p>
-    <w:p>
-      <w:pPr>
-        <w:pStyle w:val="5"/>
-        <w:keepNext/>
-        <w:spacing w:before="180" w:after="100" w:line="259" w:lineRule="auto"/>
-      </w:pPr>
-      <w:r>
-        <w:rPr>
-          <w:rFonts w:ascii="微软雅黑" w:hAnsi="微软雅黑" w:eastAsia="微软雅黑"/>
-          <w:b/>
-          <w:color w:val="2F5597"/>
-          <w:sz w:val="25"/>
-        </w:rPr>
-        <w:t>管理员登录日志</w:t>
-      </w:r>
-    </w:p>
-    <w:p>
-      <w:pPr>
-        <w:pStyle w:val="16"/>
-        <w:spacing w:after="40" w:line="276" w:lineRule="auto"/>
-      </w:pPr>
-      <w:r>
-        <w:rPr>
-          <w:rFonts w:ascii="微软雅黑" w:hAnsi="微软雅黑" w:eastAsia="微软雅黑"/>
-          <w:b/>
-          <w:color w:val="254061"/>
-          <w:sz w:val="20"/>
-        </w:rPr>
-        <w:t>页面介绍：</w:t>
-      </w:r>
-      <w:r>
-        <w:rPr>
-          <w:rFonts w:ascii="微软雅黑" w:hAnsi="微软雅黑" w:eastAsia="微软雅黑"/>
-          <w:b w:val="0"/>
-          <w:sz w:val="20"/>
-        </w:rPr>
-        <w:t>用于处理“管理员登录日志”相关后台业务，具体说明可在后续补充截图时继续细化。</w:t>
-      </w:r>
-    </w:p>
-    <w:p>
-      <w:pPr>
-        <w:pStyle w:val="16"/>
-        <w:spacing w:after="40" w:line="276" w:lineRule="auto"/>
-      </w:pPr>
-      <w:r>
-        <w:rPr>
-          <w:rFonts w:ascii="微软雅黑" w:hAnsi="微软雅黑" w:eastAsia="微软雅黑"/>
-          <w:b/>
-          <w:color w:val="254061"/>
-          <w:sz w:val="20"/>
-        </w:rPr>
-        <w:t>常用操作：</w:t>
-      </w:r>
-      <w:r>
-        <w:rPr>
-          <w:rFonts w:ascii="微软雅黑" w:hAnsi="微软雅黑" w:eastAsia="微软雅黑"/>
-          <w:b w:val="0"/>
-          <w:sz w:val="20"/>
-        </w:rPr>
-        <w:t>进入页面后先通过筛选条件定位数据或配置项，再执行页面支持的新增、编辑、启用、停用、审核、导出或查看详情等操作。</w:t>
-      </w:r>
-    </w:p>
-    <w:p>
-      <w:pPr>
-        <w:pStyle w:val="16"/>
-        <w:spacing w:after="40" w:line="276" w:lineRule="auto"/>
-      </w:pPr>
-      <w:r>
-        <w:rPr>
-          <w:rFonts w:ascii="微软雅黑" w:hAnsi="微软雅黑" w:eastAsia="微软雅黑"/>
-          <w:b/>
-          <w:color w:val="254061"/>
-          <w:sz w:val="20"/>
-        </w:rPr>
-        <w:t>后续补充：</w:t>
-      </w:r>
-      <w:r>
-        <w:rPr>
-          <w:rFonts w:ascii="微软雅黑" w:hAnsi="微软雅黑" w:eastAsia="微软雅黑"/>
-          <w:b w:val="0"/>
-          <w:sz w:val="20"/>
-        </w:rPr>
-        <w:t>按页面截图补齐关键字段、按钮说明、弹窗流程、保存校验和常见问题。</w:t>
-      </w:r>
-    </w:p>
-    <w:p>
-      <w:pPr>
-        <w:pStyle w:val="5"/>
-        <w:keepNext/>
-        <w:spacing w:before="180" w:after="100" w:line="259" w:lineRule="auto"/>
-      </w:pPr>
-      <w:r>
-        <w:rPr>
-          <w:rFonts w:ascii="微软雅黑" w:hAnsi="微软雅黑" w:eastAsia="微软雅黑"/>
-          <w:b/>
-          <w:color w:val="2F5597"/>
-          <w:sz w:val="25"/>
-        </w:rPr>
-        <w:t>管理员操作日志</w:t>
-      </w:r>
-    </w:p>
-    <w:p>
-      <w:pPr>
-        <w:pStyle w:val="16"/>
-        <w:spacing w:after="40" w:line="276" w:lineRule="auto"/>
-      </w:pPr>
-      <w:r>
-        <w:rPr>
-          <w:rFonts w:ascii="微软雅黑" w:hAnsi="微软雅黑" w:eastAsia="微软雅黑"/>
-          <w:b/>
-          <w:color w:val="254061"/>
-          <w:sz w:val="20"/>
-        </w:rPr>
-        <w:t>页面介绍：</w:t>
-      </w:r>
-      <w:r>
-        <w:rPr>
-          <w:rFonts w:ascii="微软雅黑" w:hAnsi="微软雅黑" w:eastAsia="微软雅黑"/>
-          <w:b w:val="0"/>
-          <w:sz w:val="20"/>
-        </w:rPr>
-        <w:t>用于处理“管理员操作日志”相关后台业务，具体说明可在后续补充截图时继续细化。</w:t>
-      </w:r>
-    </w:p>
-    <w:p>
-      <w:pPr>
-        <w:pStyle w:val="16"/>
-        <w:spacing w:after="40" w:line="276" w:lineRule="auto"/>
-      </w:pPr>
-      <w:r>
-        <w:rPr>
-          <w:rFonts w:ascii="微软雅黑" w:hAnsi="微软雅黑" w:eastAsia="微软雅黑"/>
-          <w:b/>
-          <w:color w:val="254061"/>
-          <w:sz w:val="20"/>
-        </w:rPr>
-        <w:t>常用操作：</w:t>
-      </w:r>
-      <w:r>
-        <w:rPr>
-          <w:rFonts w:ascii="微软雅黑" w:hAnsi="微软雅黑" w:eastAsia="微软雅黑"/>
-          <w:b w:val="0"/>
-          <w:sz w:val="20"/>
-        </w:rPr>
-        <w:t>进入页面后先通过筛选条件定位数据或配置项，再执行页面支持的新增、编辑、启用、停用、审核、导出或查看详情等操作。</w:t>
-      </w:r>
-    </w:p>
-    <w:p>
-      <w:pPr>
-        <w:pStyle w:val="16"/>
-        <w:spacing w:after="40" w:line="276" w:lineRule="auto"/>
-      </w:pPr>
-      <w:r>
-        <w:rPr>
-          <w:rFonts w:ascii="微软雅黑" w:hAnsi="微软雅黑" w:eastAsia="微软雅黑"/>
-          <w:b/>
-          <w:color w:val="254061"/>
-          <w:sz w:val="20"/>
-        </w:rPr>
-        <w:t>后续补充：</w:t>
-      </w:r>
-      <w:r>
-        <w:rPr>
-          <w:rFonts w:ascii="微软雅黑" w:hAnsi="微软雅黑" w:eastAsia="微软雅黑"/>
-          <w:b w:val="0"/>
-          <w:sz w:val="20"/>
-        </w:rPr>
-        <w:t>按页面截图补齐关键字段、按钮说明、弹窗流程、保存校验和常见问题。</w:t>
-      </w:r>
-    </w:p>
-    <w:p>
-      <w:pPr>
-        <w:pStyle w:val="5"/>
-        <w:keepNext/>
-        <w:spacing w:before="180" w:after="100" w:line="259" w:lineRule="auto"/>
-      </w:pPr>
-      <w:r>
-        <w:rPr>
-          <w:rFonts w:ascii="微软雅黑" w:hAnsi="微软雅黑" w:eastAsia="微软雅黑"/>
-          <w:b/>
-          <w:color w:val="2F5597"/>
-          <w:sz w:val="25"/>
-        </w:rPr>
-        <w:t>系统异常日志</w:t>
-      </w:r>
-    </w:p>
-    <w:p>
-      <w:pPr>
-        <w:pStyle w:val="16"/>
-        <w:spacing w:after="40" w:line="276" w:lineRule="auto"/>
-      </w:pPr>
-      <w:r>
-        <w:rPr>
-          <w:rFonts w:ascii="微软雅黑" w:hAnsi="微软雅黑" w:eastAsia="微软雅黑"/>
-          <w:b/>
-          <w:color w:val="254061"/>
-          <w:sz w:val="20"/>
-        </w:rPr>
-        <w:t>页面介绍：</w:t>
-      </w:r>
-      <w:r>
-        <w:rPr>
-          <w:rFonts w:ascii="微软雅黑" w:hAnsi="微软雅黑" w:eastAsia="微软雅黑"/>
-          <w:b w:val="0"/>
-          <w:sz w:val="20"/>
-        </w:rPr>
-        <w:t>用于处理“系统异常日志”相关后台业务，具体说明可在后续补充截图时继续细化。</w:t>
-      </w:r>
-    </w:p>
-    <w:p>
-      <w:pPr>
-        <w:pStyle w:val="16"/>
-        <w:spacing w:after="40" w:line="276" w:lineRule="auto"/>
-      </w:pPr>
-      <w:r>
-        <w:rPr>
-          <w:rFonts w:ascii="微软雅黑" w:hAnsi="微软雅黑" w:eastAsia="微软雅黑"/>
-          <w:b/>
-          <w:color w:val="254061"/>
-          <w:sz w:val="20"/>
-        </w:rPr>
-        <w:t>常用操作：</w:t>
-      </w:r>
-      <w:r>
-        <w:rPr>
-          <w:rFonts w:ascii="微软雅黑" w:hAnsi="微软雅黑" w:eastAsia="微软雅黑"/>
-          <w:b w:val="0"/>
-          <w:sz w:val="20"/>
-        </w:rPr>
-        <w:t>进入页面后先通过筛选条件定位数据或配置项，再执行页面支持的新增、编辑、启用、停用、审核、导出或查看详情等操作。</w:t>
-      </w:r>
-    </w:p>
-    <w:p>
-      <w:pPr>
-        <w:pStyle w:val="16"/>
-        <w:spacing w:after="40" w:line="276" w:lineRule="auto"/>
-      </w:pPr>
-      <w:r>
-        <w:rPr>
-          <w:rFonts w:ascii="微软雅黑" w:hAnsi="微软雅黑" w:eastAsia="微软雅黑"/>
-          <w:b/>
-          <w:color w:val="254061"/>
-          <w:sz w:val="20"/>
-        </w:rPr>
-        <w:t>后续补充：</w:t>
-      </w:r>
-      <w:r>
-        <w:rPr>
-          <w:rFonts w:ascii="微软雅黑" w:hAnsi="微软雅黑" w:eastAsia="微软雅黑"/>
-          <w:b w:val="0"/>
-          <w:sz w:val="20"/>
-        </w:rPr>
-        <w:t>按页面截图补齐关键字段、按钮说明、弹窗流程、保存校验和常见问题。</w:t>
-      </w:r>
-    </w:p>
-    <w:p>
-      <w:pPr>
-        <w:pStyle w:val="3"/>
-        <w:keepNext/>
-        <w:spacing w:before="360" w:after="240" w:line="276" w:lineRule="auto"/>
-      </w:pPr>
-      <w:r>
-        <w:rPr>
-          <w:rFonts w:ascii="微软雅黑" w:hAnsi="微软雅黑" w:eastAsia="微软雅黑"/>
-          <w:b/>
-          <w:color w:val="17365D"/>
-          <w:sz w:val="40"/>
-        </w:rPr>
-        <w:t>十六、典型业务流程</w:t>
-      </w:r>
-    </w:p>
-    <w:p>
-      <w:pPr>
-        <w:pStyle w:val="4"/>
-        <w:keepNext/>
-        <w:spacing w:before="240" w:after="140" w:line="269" w:lineRule="auto"/>
-      </w:pPr>
-      <w:r>
-        <w:rPr>
-          <w:rFonts w:ascii="微软雅黑" w:hAnsi="微软雅黑" w:eastAsia="微软雅黑"/>
-          <w:b/>
-          <w:color w:val="1F4E79"/>
-          <w:sz w:val="30"/>
-        </w:rPr>
-        <w:t>新站点上线流程</w:t>
-      </w:r>
-    </w:p>
-    <w:p>
-      <w:pPr>
-        <w:pStyle w:val="14"/>
-        <w:spacing w:after="40" w:line="276" w:lineRule="auto"/>
-      </w:pPr>
-      <w:r>
-        <w:rPr>
-          <w:rFonts w:ascii="微软雅黑" w:hAnsi="微软雅黑" w:eastAsia="微软雅黑"/>
-          <w:b w:val="0"/>
-          <w:sz w:val="20"/>
-        </w:rPr>
-        <w:t>进入站点配置，完成模板管理、站点配置、品牌、域名、客服、分享、登录和支付相关配置。</w:t>
-      </w:r>
-    </w:p>
-    <w:p>
-      <w:pPr>
-        <w:pStyle w:val="14"/>
-        <w:spacing w:after="40" w:line="276" w:lineRule="auto"/>
-      </w:pPr>
-      <w:r>
-        <w:rPr>
-          <w:rFonts w:ascii="微软雅黑" w:hAnsi="微软雅黑" w:eastAsia="微软雅黑"/>
-          <w:b w:val="0"/>
-          <w:sz w:val="20"/>
-        </w:rPr>
-        <w:t>检查首页、登录、充值、客服、活动入口和分享入口。</w:t>
-      </w:r>
-    </w:p>
-    <w:p>
-      <w:pPr>
-        <w:pStyle w:val="14"/>
-        <w:spacing w:after="40" w:line="276" w:lineRule="auto"/>
-      </w:pPr>
-      <w:r>
-        <w:rPr>
-          <w:rFonts w:ascii="微软雅黑" w:hAnsi="微软雅黑" w:eastAsia="微软雅黑"/>
-          <w:b w:val="0"/>
-          <w:sz w:val="20"/>
-        </w:rPr>
-        <w:t>上线后通过首页看板、数据报表和异常日志观察运行状态。</w:t>
-      </w:r>
-    </w:p>
-    <w:p>
-      <w:pPr>
-        <w:pStyle w:val="4"/>
-        <w:keepNext/>
-        <w:spacing w:before="240" w:after="140" w:line="269" w:lineRule="auto"/>
-      </w:pPr>
-      <w:r>
-        <w:rPr>
-          <w:rFonts w:ascii="微软雅黑" w:hAnsi="微软雅黑" w:eastAsia="微软雅黑"/>
-          <w:b/>
-          <w:color w:val="1F4E79"/>
-          <w:sz w:val="30"/>
-        </w:rPr>
-        <w:t>发布活动流程</w:t>
-      </w:r>
-    </w:p>
-    <w:p>
-      <w:pPr>
-        <w:pStyle w:val="14"/>
-        <w:spacing w:after="40" w:line="276" w:lineRule="auto"/>
-      </w:pPr>
-      <w:r>
-        <w:rPr>
-          <w:rFonts w:ascii="微软雅黑" w:hAnsi="微软雅黑" w:eastAsia="微软雅黑"/>
-          <w:b w:val="0"/>
-          <w:sz w:val="20"/>
-        </w:rPr>
-        <w:t>进入优惠活动，创建或编辑活动规则。</w:t>
-      </w:r>
-    </w:p>
-    <w:p>
-      <w:pPr>
-        <w:pStyle w:val="14"/>
-        <w:spacing w:after="40" w:line="276" w:lineRule="auto"/>
-      </w:pPr>
-      <w:r>
-        <w:rPr>
-          <w:rFonts w:ascii="微软雅黑" w:hAnsi="微软雅黑" w:eastAsia="微软雅黑"/>
-          <w:b w:val="0"/>
-          <w:sz w:val="20"/>
-        </w:rPr>
-        <w:t>检查活动展示入口、票券或任务关联、预算、领取限制和目标人群。</w:t>
-      </w:r>
-    </w:p>
-    <w:p>
-      <w:pPr>
-        <w:pStyle w:val="14"/>
-        <w:spacing w:after="40" w:line="276" w:lineRule="auto"/>
-      </w:pPr>
-      <w:r>
-        <w:rPr>
-          <w:rFonts w:ascii="微软雅黑" w:hAnsi="微软雅黑" w:eastAsia="微软雅黑"/>
-          <w:b w:val="0"/>
-          <w:sz w:val="20"/>
-        </w:rPr>
-        <w:t>上线后通过活动报表、优惠数据报表和用户分析跟踪效果。</w:t>
-      </w:r>
-    </w:p>
-    <w:p>
-      <w:pPr>
-        <w:pStyle w:val="4"/>
-        <w:keepNext/>
-        <w:spacing w:before="240" w:after="140" w:line="269" w:lineRule="auto"/>
-      </w:pPr>
-      <w:r>
-        <w:rPr>
-          <w:rFonts w:ascii="微软雅黑" w:hAnsi="微软雅黑" w:eastAsia="微软雅黑"/>
-          <w:b/>
-          <w:color w:val="1F4E79"/>
-          <w:sz w:val="30"/>
-        </w:rPr>
-        <w:t>处理提现流程</w:t>
-      </w:r>
-    </w:p>
-    <w:p>
-      <w:pPr>
-        <w:pStyle w:val="14"/>
-        <w:spacing w:after="40" w:line="276" w:lineRule="auto"/>
-      </w:pPr>
-      <w:r>
-        <w:rPr>
-          <w:rFonts w:ascii="微软雅黑" w:hAnsi="微软雅黑" w:eastAsia="微软雅黑"/>
-          <w:b w:val="0"/>
-          <w:sz w:val="20"/>
-        </w:rPr>
-        <w:t>进入财务中心的提现订单列表，筛选待审核或处理中订单。</w:t>
-      </w:r>
-    </w:p>
-    <w:p>
-      <w:pPr>
-        <w:pStyle w:val="14"/>
-        <w:spacing w:after="40" w:line="276" w:lineRule="auto"/>
-      </w:pPr>
-      <w:r>
-        <w:rPr>
-          <w:rFonts w:ascii="微软雅黑" w:hAnsi="微软雅黑" w:eastAsia="微软雅黑"/>
-          <w:b w:val="0"/>
-          <w:sz w:val="20"/>
-        </w:rPr>
-        <w:t>核对会员、金额、账户、打码、风控提示和历史资金记录。</w:t>
-      </w:r>
-    </w:p>
-    <w:p>
-      <w:pPr>
-        <w:pStyle w:val="14"/>
-        <w:spacing w:after="40" w:line="276" w:lineRule="auto"/>
-      </w:pPr>
-      <w:r>
-        <w:rPr>
-          <w:rFonts w:ascii="微软雅黑" w:hAnsi="微软雅黑" w:eastAsia="微软雅黑"/>
-          <w:b w:val="0"/>
-          <w:sz w:val="20"/>
-        </w:rPr>
-        <w:t>无异常时通过；存在风险时转入提现风控审核或驳回，并填写处理原因。</w:t>
-      </w:r>
-    </w:p>
-    <w:p>
-      <w:pPr>
-        <w:pStyle w:val="4"/>
-        <w:keepNext/>
-        <w:spacing w:before="240" w:after="140" w:line="269" w:lineRule="auto"/>
-      </w:pPr>
-      <w:r>
-        <w:rPr>
-          <w:rFonts w:ascii="微软雅黑" w:hAnsi="微软雅黑" w:eastAsia="微软雅黑"/>
-          <w:b/>
-          <w:color w:val="1F4E79"/>
-          <w:sz w:val="30"/>
-        </w:rPr>
-        <w:t>排查用户资金问题</w:t>
-      </w:r>
-    </w:p>
-    <w:p>
-      <w:pPr>
-        <w:pStyle w:val="14"/>
-        <w:spacing w:after="40" w:line="276" w:lineRule="auto"/>
-      </w:pPr>
-      <w:r>
-        <w:rPr>
-          <w:rFonts w:ascii="微软雅黑" w:hAnsi="微软雅黑" w:eastAsia="微软雅黑"/>
-          <w:b w:val="0"/>
-          <w:sz w:val="20"/>
-        </w:rPr>
-        <w:t>进入用户管理定位会员，或进入财务中心账变记录筛选会员账号。</w:t>
-      </w:r>
-    </w:p>
-    <w:p>
-      <w:pPr>
-        <w:pStyle w:val="14"/>
-        <w:spacing w:after="40" w:line="276" w:lineRule="auto"/>
-      </w:pPr>
-      <w:r>
-        <w:rPr>
-          <w:rFonts w:ascii="微软雅黑" w:hAnsi="微软雅黑" w:eastAsia="微软雅黑"/>
-          <w:b w:val="0"/>
-          <w:sz w:val="20"/>
-        </w:rPr>
-        <w:t>结合充值订单、提现订单、人工加扣款和账变记录核对完整资金链路。</w:t>
-      </w:r>
-    </w:p>
-    <w:p>
-      <w:pPr>
-        <w:pStyle w:val="14"/>
-        <w:spacing w:after="40" w:line="276" w:lineRule="auto"/>
-      </w:pPr>
-      <w:r>
-        <w:rPr>
-          <w:rFonts w:ascii="微软雅黑" w:hAnsi="微软雅黑" w:eastAsia="微软雅黑"/>
-          <w:b w:val="0"/>
-          <w:sz w:val="20"/>
-        </w:rPr>
-        <w:t>需要追责时进入人事中心的管理员操作日志查询相关操作。</w:t>
-      </w:r>
-    </w:p>
-    <w:p>
-      <w:pPr>
-        <w:pStyle w:val="4"/>
-        <w:keepNext/>
-        <w:spacing w:before="240" w:after="140" w:line="269" w:lineRule="auto"/>
-      </w:pPr>
-      <w:r>
-        <w:rPr>
-          <w:rFonts w:ascii="微软雅黑" w:hAnsi="微软雅黑" w:eastAsia="微软雅黑"/>
-          <w:b/>
-          <w:color w:val="1F4E79"/>
-          <w:sz w:val="30"/>
-        </w:rPr>
-        <w:t>查看活动效果</w:t>
-      </w:r>
-    </w:p>
-    <w:p>
-      <w:pPr>
-        <w:pStyle w:val="14"/>
-        <w:spacing w:after="40" w:line="276" w:lineRule="auto"/>
-      </w:pPr>
-      <w:r>
-        <w:rPr>
-          <w:rFonts w:ascii="微软雅黑" w:hAnsi="微软雅黑" w:eastAsia="微软雅黑"/>
-          <w:b w:val="0"/>
-          <w:sz w:val="20"/>
-        </w:rPr>
-        <w:t>固定活动名称、统计时间和渠道范围。</w:t>
-      </w:r>
-    </w:p>
-    <w:p>
-      <w:pPr>
-        <w:pStyle w:val="14"/>
-        <w:spacing w:after="40" w:line="276" w:lineRule="auto"/>
-      </w:pPr>
-      <w:r>
-        <w:rPr>
-          <w:rFonts w:ascii="微软雅黑" w:hAnsi="微软雅黑" w:eastAsia="微软雅黑"/>
-          <w:b w:val="0"/>
-          <w:sz w:val="20"/>
-        </w:rPr>
-        <w:t>查看优惠活动、数据报表中的活动相关报表。</w:t>
-      </w:r>
-    </w:p>
-    <w:p>
-      <w:pPr>
-        <w:pStyle w:val="14"/>
-        <w:spacing w:after="40" w:line="276" w:lineRule="auto"/>
-      </w:pPr>
-      <w:r>
-        <w:rPr>
-          <w:rFonts w:ascii="微软雅黑" w:hAnsi="微软雅黑" w:eastAsia="微软雅黑"/>
-          <w:b w:val="0"/>
-          <w:sz w:val="20"/>
-        </w:rPr>
-        <w:t>结合用户分析、充值分布、留存和 LTV 判断活动质量。</w:t>
-      </w:r>
-    </w:p>
-    <w:p>
-      <w:pPr>
-        <w:pStyle w:val="3"/>
-        <w:keepNext/>
-        <w:spacing w:before="360" w:after="240" w:line="276" w:lineRule="auto"/>
-      </w:pPr>
-      <w:r>
-        <w:rPr>
-          <w:rFonts w:ascii="微软雅黑" w:hAnsi="微软雅黑" w:eastAsia="微软雅黑"/>
-          <w:b/>
-          <w:color w:val="17365D"/>
-          <w:sz w:val="40"/>
-        </w:rPr>
-        <w:t>十七、常见问题与排查</w:t>
-      </w:r>
-    </w:p>
-    <w:p>
-      <w:pPr>
-        <w:pStyle w:val="4"/>
-        <w:keepNext/>
-        <w:spacing w:before="240" w:after="140" w:line="269" w:lineRule="auto"/>
-      </w:pPr>
-      <w:r>
-        <w:rPr>
-          <w:rFonts w:ascii="微软雅黑" w:hAnsi="微软雅黑" w:eastAsia="微软雅黑"/>
-          <w:b/>
-          <w:color w:val="1F4E79"/>
-          <w:sz w:val="30"/>
-        </w:rPr>
-        <w:t>登录后看不到菜单</w:t>
-      </w:r>
-    </w:p>
-    <w:p>
-      <w:pPr>
-        <w:spacing w:after="60" w:line="276" w:lineRule="auto"/>
-      </w:pPr>
-      <w:r>
-        <w:rPr>
-          <w:rFonts w:ascii="微软雅黑" w:hAnsi="微软雅黑" w:eastAsia="微软雅黑"/>
-          <w:b w:val="0"/>
-          <w:sz w:val="20"/>
-        </w:rPr>
-        <w:t>确认账号状态、所选角色、站点范围和该角色是否包含对应菜单。</w:t>
-      </w:r>
-    </w:p>
-    <w:p>
-      <w:pPr>
-        <w:pStyle w:val="4"/>
-        <w:keepNext/>
-        <w:spacing w:before="240" w:after="140" w:line="269" w:lineRule="auto"/>
-      </w:pPr>
-      <w:r>
-        <w:rPr>
-          <w:rFonts w:ascii="微软雅黑" w:hAnsi="微软雅黑" w:eastAsia="微软雅黑"/>
-          <w:b/>
-          <w:color w:val="1F4E79"/>
-          <w:sz w:val="30"/>
-        </w:rPr>
-        <w:t>列表查不到数据</w:t>
-      </w:r>
-    </w:p>
-    <w:p>
-      <w:pPr>
-        <w:spacing w:after="60" w:line="276" w:lineRule="auto"/>
-      </w:pPr>
-      <w:r>
-        <w:rPr>
-          <w:rFonts w:ascii="微软雅黑" w:hAnsi="微软雅黑" w:eastAsia="微软雅黑"/>
-          <w:b w:val="0"/>
-          <w:sz w:val="20"/>
-        </w:rPr>
-        <w:t>检查时间范围、状态、账号、渠道等筛选条件，必要时重置后重新查询。</w:t>
-      </w:r>
-    </w:p>
-    <w:p>
-      <w:pPr>
-        <w:pStyle w:val="4"/>
-        <w:keepNext/>
-        <w:spacing w:before="240" w:after="140" w:line="269" w:lineRule="auto"/>
-      </w:pPr>
-      <w:r>
-        <w:rPr>
-          <w:rFonts w:ascii="微软雅黑" w:hAnsi="微软雅黑" w:eastAsia="微软雅黑"/>
-          <w:b/>
-          <w:color w:val="1F4E79"/>
-          <w:sz w:val="30"/>
-        </w:rPr>
-        <w:t>配置保存后未生效</w:t>
-      </w:r>
-    </w:p>
-    <w:p>
-      <w:pPr>
-        <w:spacing w:after="60" w:line="276" w:lineRule="auto"/>
-      </w:pPr>
-      <w:r>
-        <w:rPr>
-          <w:rFonts w:ascii="微软雅黑" w:hAnsi="微软雅黑" w:eastAsia="微软雅黑"/>
-          <w:b w:val="0"/>
-          <w:sz w:val="20"/>
-        </w:rPr>
-        <w:t>确认配置状态、生效时间、适用范围、缓存和当前操作站点。</w:t>
-      </w:r>
-    </w:p>
-    <w:p>
-      <w:pPr>
-        <w:pStyle w:val="4"/>
-        <w:keepNext/>
-        <w:spacing w:before="240" w:after="140" w:line="269" w:lineRule="auto"/>
-      </w:pPr>
-      <w:r>
-        <w:rPr>
-          <w:rFonts w:ascii="微软雅黑" w:hAnsi="微软雅黑" w:eastAsia="微软雅黑"/>
-          <w:b/>
-          <w:color w:val="1F4E79"/>
-          <w:sz w:val="30"/>
-        </w:rPr>
-        <w:t>订单状态异常</w:t>
-      </w:r>
-    </w:p>
-    <w:p>
-      <w:pPr>
-        <w:spacing w:after="60" w:line="276" w:lineRule="auto"/>
-      </w:pPr>
-      <w:r>
-        <w:rPr>
-          <w:rFonts w:ascii="微软雅黑" w:hAnsi="微软雅黑" w:eastAsia="微软雅黑"/>
-          <w:b w:val="0"/>
-          <w:sz w:val="20"/>
-        </w:rPr>
-        <w:t>查看订单详情，结合支付通道数据、账变记录、操作日志和异常日志核对。</w:t>
-      </w:r>
-    </w:p>
-    <w:p>
-      <w:pPr>
-        <w:pStyle w:val="4"/>
-        <w:keepNext/>
-        <w:spacing w:before="240" w:after="140" w:line="269" w:lineRule="auto"/>
-      </w:pPr>
-      <w:r>
-        <w:rPr>
-          <w:rFonts w:ascii="微软雅黑" w:hAnsi="微软雅黑" w:eastAsia="微软雅黑"/>
-          <w:b/>
-          <w:color w:val="1F4E79"/>
-          <w:sz w:val="30"/>
-        </w:rPr>
-        <w:t>报表数据不一致</w:t>
-      </w:r>
-    </w:p>
-    <w:p>
-      <w:pPr>
-        <w:spacing w:after="60" w:line="276" w:lineRule="auto"/>
-      </w:pPr>
-      <w:r>
-        <w:rPr>
-          <w:rFonts w:ascii="微软雅黑" w:hAnsi="微软雅黑" w:eastAsia="微软雅黑"/>
-          <w:b w:val="0"/>
-          <w:sz w:val="20"/>
-        </w:rPr>
-        <w:t>确认统计时间、时区、口径、筛选条件和数据延迟。</w:t>
-      </w:r>
-    </w:p>
-    <w:p>
-      <w:pPr>
-        <w:pStyle w:val="4"/>
-        <w:keepNext/>
-        <w:spacing w:before="240" w:after="140" w:line="269" w:lineRule="auto"/>
-      </w:pPr>
-      <w:r>
-        <w:rPr>
-          <w:rFonts w:ascii="微软雅黑" w:hAnsi="微软雅黑" w:eastAsia="微软雅黑"/>
-          <w:b/>
-          <w:color w:val="1F4E79"/>
-          <w:sz w:val="30"/>
-        </w:rPr>
         <w:t>需要追踪误操作</w:t>
       </w:r>
     </w:p>
@@ -15451,6 +17108,676 @@
     <w:p>
       <w:pPr>
         <w:spacing w:after="60" w:line="276" w:lineRule="auto"/>
+      </w:pPr>
+    </w:p>
+    <w:p>
+      <w:pPr>
+        <w:spacing w:after="60" w:line="276" w:lineRule="auto"/>
+      </w:pPr>
+    </w:p>
+    <w:p>
+      <w:pPr>
+        <w:spacing w:after="60" w:line="276" w:lineRule="auto"/>
+      </w:pPr>
+    </w:p>
+    <w:p>
+      <w:pPr>
+        <w:spacing w:after="60" w:line="276" w:lineRule="auto"/>
+      </w:pPr>
+    </w:p>
+    <w:p>
+      <w:pPr>
+        <w:spacing w:after="60" w:line="276" w:lineRule="auto"/>
+      </w:pPr>
+    </w:p>
+    <w:p>
+      <w:pPr>
+        <w:spacing w:after="60" w:line="276" w:lineRule="auto"/>
+      </w:pPr>
+    </w:p>
+    <w:p>
+      <w:pPr>
+        <w:spacing w:after="60" w:line="276" w:lineRule="auto"/>
+      </w:pPr>
+    </w:p>
+    <w:p>
+      <w:pPr>
+        <w:spacing w:after="100"/>
+      </w:pPr>
+    </w:p>
+    <w:p>
+      <w:pPr>
+        <w:spacing w:after="40"/>
+      </w:pPr>
+    </w:p>
+    <w:p>
+      <w:pPr>
+        <w:spacing w:after="120"/>
+      </w:pPr>
+    </w:p>
+    <w:p>
+      <w:pPr>
+        <w:spacing w:after="60" w:line="276" w:lineRule="auto"/>
+      </w:pPr>
+    </w:p>
+    <w:p>
+      <w:pPr>
+        <w:spacing w:after="60" w:line="276" w:lineRule="auto"/>
+      </w:pPr>
+    </w:p>
+    <w:p>
+      <w:pPr>
+        <w:spacing w:after="60" w:line="276" w:lineRule="auto"/>
+      </w:pPr>
+    </w:p>
+    <w:p>
+      <w:pPr>
+        <w:spacing w:after="100"/>
+      </w:pPr>
+    </w:p>
+    <w:p>
+      <w:pPr>
+        <w:spacing w:after="60" w:line="276" w:lineRule="auto"/>
+      </w:pPr>
+    </w:p>
+    <w:p>
+      <w:pPr>
+        <w:spacing w:after="60" w:line="276" w:lineRule="auto"/>
+      </w:pPr>
+    </w:p>
+    <w:p>
+      <w:pPr>
+        <w:spacing w:after="60" w:line="276" w:lineRule="auto"/>
+      </w:pPr>
+    </w:p>
+    <w:p>
+      <w:pPr>
+        <w:spacing w:after="60" w:line="276" w:lineRule="auto"/>
+      </w:pPr>
+    </w:p>
+    <w:p>
+      <w:pPr>
+        <w:spacing w:after="60" w:line="276" w:lineRule="auto"/>
+      </w:pPr>
+    </w:p>
+    <w:p>
+      <w:pPr>
+        <w:spacing w:after="60" w:line="276" w:lineRule="auto"/>
+      </w:pPr>
+    </w:p>
+    <w:p>
+      <w:pPr>
+        <w:spacing w:after="60" w:line="276" w:lineRule="auto"/>
+      </w:pPr>
+    </w:p>
+    <w:p>
+      <w:pPr>
+        <w:spacing w:after="100"/>
+      </w:pPr>
+    </w:p>
+    <w:p>
+      <w:pPr>
+        <w:spacing w:after="60" w:line="276" w:lineRule="auto"/>
+      </w:pPr>
+    </w:p>
+    <w:p>
+      <w:pPr>
+        <w:spacing w:after="60" w:line="276" w:lineRule="auto"/>
+      </w:pPr>
+    </w:p>
+    <w:p>
+      <w:pPr>
+        <w:spacing w:after="60" w:line="276" w:lineRule="auto"/>
+      </w:pPr>
+    </w:p>
+    <w:p>
+      <w:pPr>
+        <w:spacing w:after="60" w:line="276" w:lineRule="auto"/>
+      </w:pPr>
+    </w:p>
+    <w:p>
+      <w:pPr>
+        <w:spacing w:after="60" w:line="276" w:lineRule="auto"/>
+      </w:pPr>
+    </w:p>
+    <w:p>
+      <w:pPr>
+        <w:spacing w:after="60" w:line="276" w:lineRule="auto"/>
+      </w:pPr>
+    </w:p>
+    <w:p>
+      <w:pPr>
+        <w:spacing w:after="100"/>
+      </w:pPr>
+    </w:p>
+    <w:p>
+      <w:pPr>
+        <w:spacing w:after="60" w:line="276" w:lineRule="auto"/>
+      </w:pPr>
+    </w:p>
+    <w:p>
+      <w:pPr>
+        <w:spacing w:after="60" w:line="276" w:lineRule="auto"/>
+      </w:pPr>
+    </w:p>
+    <w:p>
+      <w:pPr>
+        <w:spacing w:after="60" w:line="276" w:lineRule="auto"/>
+      </w:pPr>
+    </w:p>
+    <w:p>
+      <w:pPr>
+        <w:spacing w:after="60" w:line="276" w:lineRule="auto"/>
+      </w:pPr>
+    </w:p>
+    <w:p>
+      <w:pPr>
+        <w:spacing w:after="60" w:line="276" w:lineRule="auto"/>
+      </w:pPr>
+    </w:p>
+    <w:p>
+      <w:pPr>
+        <w:spacing w:after="100"/>
+      </w:pPr>
+    </w:p>
+    <w:p>
+      <w:pPr>
+        <w:spacing w:after="60" w:line="276" w:lineRule="auto"/>
+      </w:pPr>
+    </w:p>
+    <w:p>
+      <w:pPr>
+        <w:spacing w:after="60" w:line="276" w:lineRule="auto"/>
+      </w:pPr>
+    </w:p>
+    <w:p>
+      <w:pPr>
+        <w:spacing w:after="60" w:line="276" w:lineRule="auto"/>
+      </w:pPr>
+    </w:p>
+    <w:p>
+      <w:pPr>
+        <w:spacing w:after="60" w:line="276" w:lineRule="auto"/>
+      </w:pPr>
+    </w:p>
+    <w:p>
+      <w:pPr>
+        <w:spacing w:after="60" w:line="276" w:lineRule="auto"/>
+      </w:pPr>
+    </w:p>
+    <w:p>
+      <w:pPr>
+        <w:spacing w:after="100"/>
+      </w:pPr>
+    </w:p>
+    <w:p>
+      <w:pPr>
+        <w:spacing w:after="60" w:line="276" w:lineRule="auto"/>
+      </w:pPr>
+    </w:p>
+    <w:p>
+      <w:pPr>
+        <w:spacing w:after="60" w:line="276" w:lineRule="auto"/>
+      </w:pPr>
+    </w:p>
+    <w:p>
+      <w:pPr>
+        <w:spacing w:after="60" w:line="276" w:lineRule="auto"/>
+      </w:pPr>
+    </w:p>
+    <w:p>
+      <w:pPr>
+        <w:spacing w:after="100"/>
+      </w:pPr>
+    </w:p>
+    <w:p>
+      <w:pPr>
+        <w:spacing w:after="60" w:line="276" w:lineRule="auto"/>
+      </w:pPr>
+    </w:p>
+    <w:p>
+      <w:pPr>
+        <w:spacing w:after="60" w:line="276" w:lineRule="auto"/>
+      </w:pPr>
+    </w:p>
+    <w:p>
+      <w:pPr>
+        <w:spacing w:after="60" w:line="276" w:lineRule="auto"/>
+      </w:pPr>
+    </w:p>
+    <w:p>
+      <w:pPr>
+        <w:spacing w:after="60" w:line="276" w:lineRule="auto"/>
+      </w:pPr>
+    </w:p>
+    <w:p>
+      <w:pPr>
+        <w:spacing w:after="60" w:line="276" w:lineRule="auto"/>
+      </w:pPr>
+    </w:p>
+    <w:p>
+      <w:pPr>
+        <w:spacing w:after="60" w:line="276" w:lineRule="auto"/>
+      </w:pPr>
+    </w:p>
+    <w:p>
+      <w:pPr>
+        <w:spacing w:after="60" w:line="276" w:lineRule="auto"/>
+      </w:pPr>
+    </w:p>
+    <w:p>
+      <w:pPr>
+        <w:spacing w:after="100"/>
+      </w:pPr>
+    </w:p>
+    <w:p>
+      <w:pPr>
+        <w:spacing w:after="60" w:line="276" w:lineRule="auto"/>
+      </w:pPr>
+    </w:p>
+    <w:p>
+      <w:pPr>
+        <w:spacing w:after="60" w:line="276" w:lineRule="auto"/>
+      </w:pPr>
+    </w:p>
+    <w:p>
+      <w:pPr>
+        <w:spacing w:after="60" w:line="276" w:lineRule="auto"/>
+      </w:pPr>
+    </w:p>
+    <w:p>
+      <w:pPr>
+        <w:spacing w:after="60" w:line="276" w:lineRule="auto"/>
+      </w:pPr>
+    </w:p>
+    <w:p>
+      <w:pPr>
+        <w:spacing w:after="60" w:line="276" w:lineRule="auto"/>
+      </w:pPr>
+    </w:p>
+    <w:p>
+      <w:pPr>
+        <w:spacing w:after="60" w:line="276" w:lineRule="auto"/>
+      </w:pPr>
+    </w:p>
+    <w:p>
+      <w:pPr>
+        <w:spacing w:after="100"/>
+      </w:pPr>
+    </w:p>
+    <w:p>
+      <w:pPr>
+        <w:spacing w:after="60" w:line="276" w:lineRule="auto"/>
+      </w:pPr>
+    </w:p>
+    <w:p>
+      <w:pPr>
+        <w:spacing w:after="60" w:line="276" w:lineRule="auto"/>
+      </w:pPr>
+    </w:p>
+    <w:p>
+      <w:pPr>
+        <w:spacing w:after="60" w:line="276" w:lineRule="auto"/>
+      </w:pPr>
+    </w:p>
+    <w:p>
+      <w:pPr>
+        <w:spacing w:after="60" w:line="276" w:lineRule="auto"/>
+      </w:pPr>
+    </w:p>
+    <w:p>
+      <w:pPr>
+        <w:spacing w:after="60" w:line="276" w:lineRule="auto"/>
+      </w:pPr>
+    </w:p>
+    <w:p>
+      <w:pPr>
+        <w:spacing w:after="100"/>
+      </w:pPr>
+    </w:p>
+    <w:p>
+      <w:pPr>
+        <w:spacing w:after="60" w:line="276" w:lineRule="auto"/>
+      </w:pPr>
+    </w:p>
+    <w:p>
+      <w:pPr>
+        <w:spacing w:after="60" w:line="276" w:lineRule="auto"/>
+      </w:pPr>
+    </w:p>
+    <w:p>
+      <w:pPr>
+        <w:spacing w:after="60" w:line="276" w:lineRule="auto"/>
+      </w:pPr>
+    </w:p>
+    <w:p>
+      <w:pPr>
+        <w:spacing w:after="60" w:line="276" w:lineRule="auto"/>
+      </w:pPr>
+    </w:p>
+    <w:p>
+      <w:pPr>
+        <w:spacing w:after="60" w:line="276" w:lineRule="auto"/>
+      </w:pPr>
+    </w:p>
+    <w:p>
+      <w:pPr>
+        <w:spacing w:after="100"/>
+      </w:pPr>
+    </w:p>
+    <w:p>
+      <w:pPr>
+        <w:spacing w:after="40"/>
+      </w:pPr>
+    </w:p>
+    <w:p>
+      <w:pPr>
+        <w:spacing w:after="120"/>
+      </w:pPr>
+    </w:p>
+    <w:p>
+      <w:pPr>
+        <w:spacing w:after="60" w:line="276" w:lineRule="auto"/>
+      </w:pPr>
+    </w:p>
+    <w:p>
+      <w:pPr>
+        <w:spacing w:after="60" w:line="276" w:lineRule="auto"/>
+      </w:pPr>
+    </w:p>
+    <w:p>
+      <w:pPr>
+        <w:spacing w:after="60" w:line="276" w:lineRule="auto"/>
+      </w:pPr>
+    </w:p>
+    <w:p>
+      <w:pPr>
+        <w:spacing w:after="100"/>
+      </w:pPr>
+    </w:p>
+    <w:p>
+      <w:pPr>
+        <w:spacing w:after="60" w:line="276" w:lineRule="auto"/>
+      </w:pPr>
+    </w:p>
+    <w:p>
+      <w:pPr>
+        <w:spacing w:after="60" w:line="276" w:lineRule="auto"/>
+      </w:pPr>
+    </w:p>
+    <w:p>
+      <w:pPr>
+        <w:spacing w:after="60" w:line="276" w:lineRule="auto"/>
+      </w:pPr>
+    </w:p>
+    <w:p>
+      <w:pPr>
+        <w:spacing w:after="60" w:line="276" w:lineRule="auto"/>
+      </w:pPr>
+    </w:p>
+    <w:p>
+      <w:pPr>
+        <w:spacing w:after="60" w:line="276" w:lineRule="auto"/>
+      </w:pPr>
+    </w:p>
+    <w:p>
+      <w:pPr>
+        <w:spacing w:after="60" w:line="276" w:lineRule="auto"/>
+      </w:pPr>
+    </w:p>
+    <w:p>
+      <w:pPr>
+        <w:spacing w:after="60" w:line="276" w:lineRule="auto"/>
+      </w:pPr>
+    </w:p>
+    <w:p>
+      <w:pPr>
+        <w:spacing w:after="100"/>
+      </w:pPr>
+    </w:p>
+    <w:p>
+      <w:pPr>
+        <w:spacing w:after="60" w:line="276" w:lineRule="auto"/>
+      </w:pPr>
+    </w:p>
+    <w:p>
+      <w:pPr>
+        <w:spacing w:after="60" w:line="276" w:lineRule="auto"/>
+      </w:pPr>
+    </w:p>
+    <w:p>
+      <w:pPr>
+        <w:spacing w:after="60" w:line="276" w:lineRule="auto"/>
+      </w:pPr>
+    </w:p>
+    <w:p>
+      <w:pPr>
+        <w:spacing w:after="60" w:line="276" w:lineRule="auto"/>
+      </w:pPr>
+    </w:p>
+    <w:p>
+      <w:pPr>
+        <w:spacing w:after="60" w:line="276" w:lineRule="auto"/>
+      </w:pPr>
+    </w:p>
+    <w:p>
+      <w:pPr>
+        <w:spacing w:after="60" w:line="276" w:lineRule="auto"/>
+      </w:pPr>
+    </w:p>
+    <w:p>
+      <w:pPr>
+        <w:spacing w:after="100"/>
+      </w:pPr>
+    </w:p>
+    <w:p>
+      <w:pPr>
+        <w:spacing w:after="60" w:line="276" w:lineRule="auto"/>
+      </w:pPr>
+    </w:p>
+    <w:p>
+      <w:pPr>
+        <w:spacing w:after="60" w:line="276" w:lineRule="auto"/>
+      </w:pPr>
+    </w:p>
+    <w:p>
+      <w:pPr>
+        <w:spacing w:after="60" w:line="276" w:lineRule="auto"/>
+      </w:pPr>
+    </w:p>
+    <w:p>
+      <w:pPr>
+        <w:spacing w:after="60" w:line="276" w:lineRule="auto"/>
+      </w:pPr>
+    </w:p>
+    <w:p>
+      <w:pPr>
+        <w:spacing w:after="60" w:line="276" w:lineRule="auto"/>
+      </w:pPr>
+    </w:p>
+    <w:p>
+      <w:pPr>
+        <w:spacing w:after="100"/>
+      </w:pPr>
+    </w:p>
+    <w:p>
+      <w:pPr>
+        <w:spacing w:after="60" w:line="276" w:lineRule="auto"/>
+      </w:pPr>
+    </w:p>
+    <w:p>
+      <w:pPr>
+        <w:spacing w:after="60" w:line="276" w:lineRule="auto"/>
+      </w:pPr>
+    </w:p>
+    <w:p>
+      <w:pPr>
+        <w:spacing w:after="60" w:line="276" w:lineRule="auto"/>
+      </w:pPr>
+    </w:p>
+    <w:p>
+      <w:pPr>
+        <w:spacing w:after="60" w:line="276" w:lineRule="auto"/>
+      </w:pPr>
+    </w:p>
+    <w:p>
+      <w:pPr>
+        <w:spacing w:after="60" w:line="276" w:lineRule="auto"/>
+      </w:pPr>
+    </w:p>
+    <w:p>
+      <w:pPr>
+        <w:spacing w:after="100"/>
+      </w:pPr>
+    </w:p>
+    <w:p>
+      <w:pPr>
+        <w:spacing w:after="40"/>
+      </w:pPr>
+    </w:p>
+    <w:p>
+      <w:pPr>
+        <w:spacing w:after="120"/>
+      </w:pPr>
+    </w:p>
+    <w:p>
+      <w:pPr>
+        <w:spacing w:after="60" w:line="276" w:lineRule="auto"/>
+      </w:pPr>
+    </w:p>
+    <w:p>
+      <w:pPr>
+        <w:spacing w:after="60" w:line="276" w:lineRule="auto"/>
+      </w:pPr>
+    </w:p>
+    <w:p>
+      <w:pPr>
+        <w:spacing w:after="60" w:line="276" w:lineRule="auto"/>
+      </w:pPr>
+    </w:p>
+    <w:p>
+      <w:pPr>
+        <w:spacing w:after="100"/>
+      </w:pPr>
+    </w:p>
+    <w:p>
+      <w:pPr>
+        <w:spacing w:after="60" w:line="276" w:lineRule="auto"/>
+      </w:pPr>
+    </w:p>
+    <w:p>
+      <w:pPr>
+        <w:spacing w:after="60" w:line="276" w:lineRule="auto"/>
+      </w:pPr>
+    </w:p>
+    <w:p>
+      <w:pPr>
+        <w:spacing w:after="60" w:line="276" w:lineRule="auto"/>
+      </w:pPr>
+    </w:p>
+    <w:p>
+      <w:pPr>
+        <w:spacing w:after="60" w:line="276" w:lineRule="auto"/>
+      </w:pPr>
+    </w:p>
+    <w:p>
+      <w:pPr>
+        <w:spacing w:after="60" w:line="276" w:lineRule="auto"/>
+      </w:pPr>
+    </w:p>
+    <w:p>
+      <w:pPr>
+        <w:spacing w:after="60" w:line="276" w:lineRule="auto"/>
+      </w:pPr>
+    </w:p>
+    <w:p>
+      <w:pPr>
+        <w:spacing w:after="60" w:line="276" w:lineRule="auto"/>
+      </w:pPr>
+    </w:p>
+    <w:p>
+      <w:pPr>
+        <w:spacing w:after="60" w:line="276" w:lineRule="auto"/>
+      </w:pPr>
+    </w:p>
+    <w:p>
+      <w:pPr>
+        <w:spacing w:after="100"/>
+      </w:pPr>
+    </w:p>
+    <w:p>
+      <w:pPr>
+        <w:spacing w:after="60" w:line="276" w:lineRule="auto"/>
+      </w:pPr>
+    </w:p>
+    <w:p>
+      <w:pPr>
+        <w:spacing w:after="60" w:line="276" w:lineRule="auto"/>
+      </w:pPr>
+    </w:p>
+    <w:p>
+      <w:pPr>
+        <w:spacing w:after="60" w:line="276" w:lineRule="auto"/>
+      </w:pPr>
+    </w:p>
+    <w:p>
+      <w:pPr>
+        <w:spacing w:after="60" w:line="276" w:lineRule="auto"/>
+      </w:pPr>
+    </w:p>
+    <w:p>
+      <w:pPr>
+        <w:spacing w:after="60" w:line="276" w:lineRule="auto"/>
+      </w:pPr>
+    </w:p>
+    <w:p>
+      <w:pPr>
+        <w:spacing w:after="60" w:line="276" w:lineRule="auto"/>
+      </w:pPr>
+    </w:p>
+    <w:p>
+      <w:pPr>
+        <w:spacing w:after="60" w:line="276" w:lineRule="auto"/>
+      </w:pPr>
+    </w:p>
+    <w:p>
+      <w:pPr>
+        <w:spacing w:after="100"/>
+      </w:pPr>
+    </w:p>
+    <w:p>
+      <w:pPr>
+        <w:spacing w:after="60" w:line="276" w:lineRule="auto"/>
+      </w:pPr>
+    </w:p>
+    <w:p>
+      <w:pPr>
+        <w:spacing w:after="60" w:line="276" w:lineRule="auto"/>
+      </w:pPr>
+    </w:p>
+    <w:p>
+      <w:pPr>
+        <w:spacing w:after="60" w:line="276" w:lineRule="auto"/>
+      </w:pPr>
+    </w:p>
+    <w:p>
+      <w:pPr>
+        <w:spacing w:after="60" w:line="276" w:lineRule="auto"/>
+      </w:pPr>
+    </w:p>
+    <w:p>
+      <w:pPr>
+        <w:spacing w:after="60" w:line="276" w:lineRule="auto"/>
+      </w:pPr>
+    </w:p>
+    <w:p>
+      <w:pPr>
+        <w:spacing w:after="60" w:line="276" w:lineRule="auto"/>
+      </w:pPr>
+    </w:p>
+    <w:p>
+      <w:pPr>
+        <w:spacing w:after="100"/>
       </w:pPr>
     </w:p>
     <w:p>
@@ -15961,13 +18288,13 @@
     <w:lsdException w:uiPriority="99" w:name="Table Theme"/>
     <w:lsdException w:qFormat="1" w:unhideWhenUsed="0" w:uiPriority="1" w:semiHidden="0" w:name="No Spacing"/>
     <w:lsdException w:qFormat="1" w:unhideWhenUsed="0" w:uiPriority="60" w:semiHidden="0" w:name="Light Shading"/>
-    <w:lsdException w:unhideWhenUsed="0" w:uiPriority="61" w:semiHidden="0" w:name="Light List"/>
+    <w:lsdException w:qFormat="1" w:unhideWhenUsed="0" w:uiPriority="61" w:semiHidden="0" w:name="Light List"/>
     <w:lsdException w:unhideWhenUsed="0" w:uiPriority="62" w:semiHidden="0" w:name="Light Grid"/>
     <w:lsdException w:qFormat="1" w:unhideWhenUsed="0" w:uiPriority="63" w:semiHidden="0" w:name="Medium Shading 1"/>
-    <w:lsdException w:unhideWhenUsed="0" w:uiPriority="64" w:semiHidden="0" w:name="Medium Shading 2"/>
+    <w:lsdException w:qFormat="1" w:unhideWhenUsed="0" w:uiPriority="64" w:semiHidden="0" w:name="Medium Shading 2"/>
     <w:lsdException w:qFormat="1" w:unhideWhenUsed="0" w:uiPriority="65" w:semiHidden="0" w:name="Medium List 1"/>
     <w:lsdException w:qFormat="1" w:unhideWhenUsed="0" w:uiPriority="66" w:semiHidden="0" w:name="Medium List 2"/>
-    <w:lsdException w:unhideWhenUsed="0" w:uiPriority="67" w:semiHidden="0" w:name="Medium Grid 1"/>
+    <w:lsdException w:qFormat="1" w:unhideWhenUsed="0" w:uiPriority="67" w:semiHidden="0" w:name="Medium Grid 1"/>
     <w:lsdException w:unhideWhenUsed="0" w:uiPriority="68" w:semiHidden="0" w:name="Medium Grid 2"/>
     <w:lsdException w:unhideWhenUsed="0" w:uiPriority="69" w:semiHidden="0" w:name="Medium Grid 3"/>
     <w:lsdException w:unhideWhenUsed="0" w:uiPriority="70" w:semiHidden="0" w:name="Dark List"/>
@@ -15983,7 +18310,7 @@
     <w:lsdException w:qFormat="1" w:unhideWhenUsed="0" w:uiPriority="34" w:semiHidden="0" w:name="List Paragraph"/>
     <w:lsdException w:qFormat="1" w:unhideWhenUsed="0" w:uiPriority="29" w:semiHidden="0" w:name="Quote"/>
     <w:lsdException w:qFormat="1" w:unhideWhenUsed="0" w:uiPriority="30" w:semiHidden="0" w:name="Intense Quote"/>
-    <w:lsdException w:unhideWhenUsed="0" w:uiPriority="66" w:semiHidden="0" w:name="Medium List 2 Accent 1"/>
+    <w:lsdException w:qFormat="1" w:unhideWhenUsed="0" w:uiPriority="66" w:semiHidden="0" w:name="Medium List 2 Accent 1"/>
     <w:lsdException w:unhideWhenUsed="0" w:uiPriority="67" w:semiHidden="0" w:name="Medium Grid 1 Accent 1"/>
     <w:lsdException w:unhideWhenUsed="0" w:uiPriority="68" w:semiHidden="0" w:name="Medium Grid 2 Accent 1"/>
     <w:lsdException w:qFormat="1" w:unhideWhenUsed="0" w:uiPriority="69" w:semiHidden="0" w:name="Medium Grid 3 Accent 1"/>
@@ -15997,7 +18324,7 @@
     <w:lsdException w:qFormat="1" w:unhideWhenUsed="0" w:uiPriority="63" w:semiHidden="0" w:name="Medium Shading 1 Accent 2"/>
     <w:lsdException w:qFormat="1" w:unhideWhenUsed="0" w:uiPriority="64" w:semiHidden="0" w:name="Medium Shading 2 Accent 2"/>
     <w:lsdException w:qFormat="1" w:unhideWhenUsed="0" w:uiPriority="65" w:semiHidden="0" w:name="Medium List 1 Accent 2"/>
-    <w:lsdException w:unhideWhenUsed="0" w:uiPriority="66" w:semiHidden="0" w:name="Medium List 2 Accent 2"/>
+    <w:lsdException w:qFormat="1" w:unhideWhenUsed="0" w:uiPriority="66" w:semiHidden="0" w:name="Medium List 2 Accent 2"/>
     <w:lsdException w:qFormat="1" w:unhideWhenUsed="0" w:uiPriority="67" w:semiHidden="0" w:name="Medium Grid 1 Accent 2"/>
     <w:lsdException w:qFormat="1" w:unhideWhenUsed="0" w:uiPriority="68" w:semiHidden="0" w:name="Medium Grid 2 Accent 2"/>
     <w:lsdException w:unhideWhenUsed="0" w:uiPriority="69" w:semiHidden="0" w:name="Medium Grid 3 Accent 2"/>
@@ -16005,14 +18332,14 @@
     <w:lsdException w:unhideWhenUsed="0" w:uiPriority="71" w:semiHidden="0" w:name="Colorful Shading Accent 2"/>
     <w:lsdException w:unhideWhenUsed="0" w:uiPriority="72" w:semiHidden="0" w:name="Colorful List Accent 2"/>
     <w:lsdException w:unhideWhenUsed="0" w:uiPriority="73" w:semiHidden="0" w:name="Colorful Grid Accent 2"/>
-    <w:lsdException w:unhideWhenUsed="0" w:uiPriority="60" w:semiHidden="0" w:name="Light Shading Accent 3"/>
+    <w:lsdException w:qFormat="1" w:unhideWhenUsed="0" w:uiPriority="60" w:semiHidden="0" w:name="Light Shading Accent 3"/>
     <w:lsdException w:qFormat="1" w:unhideWhenUsed="0" w:uiPriority="61" w:semiHidden="0" w:name="Light List Accent 3"/>
     <w:lsdException w:qFormat="1" w:unhideWhenUsed="0" w:uiPriority="62" w:semiHidden="0" w:name="Light Grid Accent 3"/>
     <w:lsdException w:qFormat="1" w:unhideWhenUsed="0" w:uiPriority="63" w:semiHidden="0" w:name="Medium Shading 1 Accent 3"/>
     <w:lsdException w:qFormat="1" w:unhideWhenUsed="0" w:uiPriority="64" w:semiHidden="0" w:name="Medium Shading 2 Accent 3"/>
     <w:lsdException w:qFormat="1" w:unhideWhenUsed="0" w:uiPriority="65" w:semiHidden="0" w:name="Medium List 1 Accent 3"/>
     <w:lsdException w:qFormat="1" w:unhideWhenUsed="0" w:uiPriority="66" w:semiHidden="0" w:name="Medium List 2 Accent 3"/>
-    <w:lsdException w:unhideWhenUsed="0" w:uiPriority="67" w:semiHidden="0" w:name="Medium Grid 1 Accent 3"/>
+    <w:lsdException w:qFormat="1" w:unhideWhenUsed="0" w:uiPriority="67" w:semiHidden="0" w:name="Medium Grid 1 Accent 3"/>
     <w:lsdException w:unhideWhenUsed="0" w:uiPriority="68" w:semiHidden="0" w:name="Medium Grid 2 Accent 3"/>
     <w:lsdException w:unhideWhenUsed="0" w:uiPriority="69" w:semiHidden="0" w:name="Medium Grid 3 Accent 3"/>
     <w:lsdException w:unhideWhenUsed="0" w:uiPriority="70" w:semiHidden="0" w:name="Dark List Accent 3"/>
@@ -16039,7 +18366,7 @@
     <w:lsdException w:unhideWhenUsed="0" w:uiPriority="63" w:semiHidden="0" w:name="Medium Shading 1 Accent 5"/>
     <w:lsdException w:qFormat="1" w:unhideWhenUsed="0" w:uiPriority="64" w:semiHidden="0" w:name="Medium Shading 2 Accent 5"/>
     <w:lsdException w:qFormat="1" w:unhideWhenUsed="0" w:uiPriority="65" w:semiHidden="0" w:name="Medium List 1 Accent 5"/>
-    <w:lsdException w:unhideWhenUsed="0" w:uiPriority="66" w:semiHidden="0" w:name="Medium List 2 Accent 5"/>
+    <w:lsdException w:qFormat="1" w:unhideWhenUsed="0" w:uiPriority="66" w:semiHidden="0" w:name="Medium List 2 Accent 5"/>
     <w:lsdException w:unhideWhenUsed="0" w:uiPriority="67" w:semiHidden="0" w:name="Medium Grid 1 Accent 5"/>
     <w:lsdException w:unhideWhenUsed="0" w:uiPriority="68" w:semiHidden="0" w:name="Medium Grid 2 Accent 5"/>
     <w:lsdException w:qFormat="1" w:unhideWhenUsed="0" w:uiPriority="69" w:semiHidden="0" w:name="Medium Grid 3 Accent 5"/>
@@ -16969,6 +19296,7 @@
   <w:style w:type="table" w:styleId="37">
     <w:name w:val="Light Shading Accent 3"/>
     <w:basedOn w:val="32"/>
+    <w:qFormat/>
     <w:uiPriority w:val="60"/>
     <w:pPr>
       <w:spacing w:after="0" w:line="240" w:lineRule="auto"/>
@@ -17368,6 +19696,7 @@
   <w:style w:type="table" w:styleId="41">
     <w:name w:val="Light List"/>
     <w:basedOn w:val="32"/>
+    <w:qFormat/>
     <w:uiPriority w:val="61"/>
     <w:pPr>
       <w:spacing w:after="0" w:line="240" w:lineRule="auto"/>
@@ -19665,6 +21994,7 @@
   <w:style w:type="table" w:styleId="62">
     <w:name w:val="Medium Shading 2"/>
     <w:basedOn w:val="32"/>
+    <w:qFormat/>
     <w:uiPriority w:val="64"/>
     <w:pPr>
       <w:spacing w:after="0" w:line="240" w:lineRule="auto"/>
@@ -21593,6 +23923,7 @@
   <w:style w:type="table" w:styleId="77">
     <w:name w:val="Medium List 2 Accent 1"/>
     <w:basedOn w:val="32"/>
+    <w:qFormat/>
     <w:uiPriority w:val="66"/>
     <w:pPr>
       <w:spacing w:after="0" w:line="240" w:lineRule="auto"/>
@@ -21722,6 +24053,7 @@
   <w:style w:type="table" w:styleId="78">
     <w:name w:val="Medium List 2 Accent 2"/>
     <w:basedOn w:val="32"/>
+    <w:qFormat/>
     <w:uiPriority w:val="66"/>
     <w:pPr>
       <w:spacing w:after="0" w:line="240" w:lineRule="auto"/>
@@ -22111,6 +24443,7 @@
   <w:style w:type="table" w:styleId="81">
     <w:name w:val="Medium List 2 Accent 5"/>
     <w:basedOn w:val="32"/>
+    <w:qFormat/>
     <w:uiPriority w:val="66"/>
     <w:pPr>
       <w:spacing w:after="0" w:line="240" w:lineRule="auto"/>
@@ -22369,6 +24702,7 @@
   <w:style w:type="table" w:styleId="83">
     <w:name w:val="Medium Grid 1"/>
     <w:basedOn w:val="32"/>
+    <w:qFormat/>
     <w:uiPriority w:val="67"/>
     <w:pPr>
       <w:spacing w:after="0" w:line="240" w:lineRule="auto"/>
@@ -22577,6 +24911,7 @@
   <w:style w:type="table" w:styleId="86">
     <w:name w:val="Medium Grid 1 Accent 3"/>
     <w:basedOn w:val="32"/>
+    <w:qFormat/>
     <w:uiPriority w:val="67"/>
     <w:pPr>
       <w:spacing w:after="0" w:line="240" w:lineRule="auto"/>

--- a/B端后台操作手册.docx
+++ b/B端后台操作手册.docx
@@ -13931,7 +13931,7 @@
       </w:pPr>
       <w:r>
         <w:rPr>
-          <w:rFonts w:ascii="Microsoft YaHei" w:hAnsi="Microsoft YaHei" w:eastAsia="Microsoft YaHei"/>
+          <w:rFonts w:ascii="微软雅黑" w:hAnsi="微软雅黑" w:eastAsia="微软雅黑"/>
           <w:b/>
           <w:color w:val="2F5597"/>
           <w:sz w:val="25"/>
@@ -13945,7 +13945,7 @@
       </w:pPr>
       <w:r>
         <w:rPr>
-          <w:rFonts w:ascii="Microsoft YaHei" w:hAnsi="Microsoft YaHei" w:eastAsia="Microsoft YaHei"/>
+          <w:rFonts w:ascii="微软雅黑" w:hAnsi="微软雅黑" w:eastAsia="微软雅黑"/>
           <w:b w:val="0"/>
           <w:sz w:val="20"/>
         </w:rPr>
@@ -13959,7 +13959,7 @@
       </w:pPr>
       <w:r>
         <w:rPr>
-          <w:rFonts w:ascii="Microsoft YaHei" w:hAnsi="Microsoft YaHei" w:eastAsia="Microsoft YaHei"/>
+          <w:rFonts w:ascii="微软雅黑" w:hAnsi="微软雅黑" w:eastAsia="微软雅黑"/>
           <w:b/>
           <w:i/>
           <w:color w:val="2F5597"/>
@@ -13974,7 +13974,7 @@
       </w:pPr>
       <w:r>
         <w:rPr>
-          <w:rFonts w:ascii="Microsoft YaHei" w:hAnsi="Microsoft YaHei" w:eastAsia="Microsoft YaHei"/>
+          <w:rFonts w:ascii="微软雅黑" w:hAnsi="微软雅黑" w:eastAsia="微软雅黑"/>
           <w:b w:val="0"/>
           <w:sz w:val="20"/>
         </w:rPr>
@@ -13988,18 +13988,21 @@
       </w:pPr>
       <w:r>
         <w:drawing>
-          <wp:inline xmlns:a="http://schemas.openxmlformats.org/drawingml/2006/main" xmlns:pic="http://schemas.openxmlformats.org/drawingml/2006/picture">
-            <wp:extent cx="5852160" cy="1853419"/>
+          <wp:inline distT="0" distB="0" distL="114300" distR="114300">
+            <wp:extent cx="5852160" cy="1852930"/>
+            <wp:effectExtent l="0" t="0" r="15240" b="13970"/>
             <wp:docPr id="126" name="Picture 126"/>
             <wp:cNvGraphicFramePr>
-              <a:graphicFrameLocks noChangeAspect="1"/>
+              <a:graphicFrameLocks xmlns:a="http://schemas.openxmlformats.org/drawingml/2006/main" noChangeAspect="1"/>
             </wp:cNvGraphicFramePr>
-            <a:graphic>
+            <a:graphic xmlns:a="http://schemas.openxmlformats.org/drawingml/2006/main">
               <a:graphicData uri="http://schemas.openxmlformats.org/drawingml/2006/picture">
-                <pic:pic>
+                <pic:pic xmlns:pic="http://schemas.openxmlformats.org/drawingml/2006/picture">
                   <pic:nvPicPr>
-                    <pic:cNvPr id="0" name="image.png"/>
-                    <pic:cNvPicPr/>
+                    <pic:cNvPr id="126" name="Picture 126"/>
+                    <pic:cNvPicPr>
+                      <a:picLocks noChangeAspect="1"/>
+                    </pic:cNvPicPr>
                   </pic:nvPicPr>
                   <pic:blipFill>
                     <a:blip r:embed="rId60"/>
@@ -14012,7 +14015,9 @@
                       <a:off x="0" y="0"/>
                       <a:ext cx="5852160" cy="1853419"/>
                     </a:xfrm>
-                    <a:prstGeom prst="rect"/>
+                    <a:prstGeom prst="rect">
+                      <a:avLst/>
+                    </a:prstGeom>
                   </pic:spPr>
                 </pic:pic>
               </a:graphicData>
@@ -14029,7 +14034,7 @@
       </w:pPr>
       <w:r>
         <w:rPr>
-          <w:rFonts w:ascii="Microsoft YaHei" w:hAnsi="Microsoft YaHei" w:eastAsia="Microsoft YaHei"/>
+          <w:rFonts w:ascii="微软雅黑" w:hAnsi="微软雅黑" w:eastAsia="微软雅黑"/>
           <w:b w:val="0"/>
           <w:color w:val="707E92"/>
           <w:sz w:val="18"/>
@@ -14044,7 +14049,7 @@
       </w:pPr>
       <w:r>
         <w:rPr>
-          <w:rFonts w:ascii="Microsoft YaHei" w:hAnsi="Microsoft YaHei" w:eastAsia="Microsoft YaHei"/>
+          <w:rFonts w:ascii="微软雅黑" w:hAnsi="微软雅黑" w:eastAsia="微软雅黑"/>
           <w:b/>
           <w:color w:val="2F5597"/>
           <w:sz w:val="20"/>
@@ -14053,7 +14058,7 @@
       </w:r>
       <w:r>
         <w:rPr>
-          <w:rFonts w:ascii="Microsoft YaHei" w:hAnsi="Microsoft YaHei" w:eastAsia="Microsoft YaHei"/>
+          <w:rFonts w:ascii="微软雅黑" w:hAnsi="微软雅黑" w:eastAsia="微软雅黑"/>
           <w:b w:val="0"/>
           <w:sz w:val="20"/>
         </w:rPr>
@@ -14067,7 +14072,7 @@
       </w:pPr>
       <w:r>
         <w:rPr>
-          <w:rFonts w:ascii="Microsoft YaHei" w:hAnsi="Microsoft YaHei" w:eastAsia="Microsoft YaHei"/>
+          <w:rFonts w:ascii="微软雅黑" w:hAnsi="微软雅黑" w:eastAsia="微软雅黑"/>
           <w:b/>
           <w:color w:val="2F5597"/>
           <w:sz w:val="20"/>
@@ -14076,7 +14081,7 @@
       </w:r>
       <w:r>
         <w:rPr>
-          <w:rFonts w:ascii="Microsoft YaHei" w:hAnsi="Microsoft YaHei" w:eastAsia="Microsoft YaHei"/>
+          <w:rFonts w:ascii="微软雅黑" w:hAnsi="微软雅黑" w:eastAsia="微软雅黑"/>
           <w:b w:val="0"/>
           <w:sz w:val="20"/>
         </w:rPr>
@@ -14090,7 +14095,7 @@
       </w:pPr>
       <w:r>
         <w:rPr>
-          <w:rFonts w:ascii="Microsoft YaHei" w:hAnsi="Microsoft YaHei" w:eastAsia="Microsoft YaHei"/>
+          <w:rFonts w:ascii="微软雅黑" w:hAnsi="微软雅黑" w:eastAsia="微软雅黑"/>
           <w:b/>
           <w:color w:val="2F5597"/>
           <w:sz w:val="20"/>
@@ -14099,7 +14104,7 @@
       </w:r>
       <w:r>
         <w:rPr>
-          <w:rFonts w:ascii="Microsoft YaHei" w:hAnsi="Microsoft YaHei" w:eastAsia="Microsoft YaHei"/>
+          <w:rFonts w:ascii="微软雅黑" w:hAnsi="微软雅黑" w:eastAsia="微软雅黑"/>
           <w:b w:val="0"/>
           <w:sz w:val="20"/>
         </w:rPr>
@@ -14113,7 +14118,7 @@
       </w:pPr>
       <w:r>
         <w:rPr>
-          <w:rFonts w:ascii="Microsoft YaHei" w:hAnsi="Microsoft YaHei" w:eastAsia="Microsoft YaHei"/>
+          <w:rFonts w:ascii="微软雅黑" w:hAnsi="微软雅黑" w:eastAsia="微软雅黑"/>
           <w:b/>
           <w:color w:val="2F5597"/>
           <w:sz w:val="20"/>
@@ -14122,7 +14127,7 @@
       </w:r>
       <w:r>
         <w:rPr>
-          <w:rFonts w:ascii="Microsoft YaHei" w:hAnsi="Microsoft YaHei" w:eastAsia="Microsoft YaHei"/>
+          <w:rFonts w:ascii="微软雅黑" w:hAnsi="微软雅黑" w:eastAsia="微软雅黑"/>
           <w:b w:val="0"/>
           <w:sz w:val="20"/>
         </w:rPr>
@@ -14136,7 +14141,7 @@
       </w:pPr>
       <w:r>
         <w:rPr>
-          <w:rFonts w:ascii="Microsoft YaHei" w:hAnsi="Microsoft YaHei" w:eastAsia="Microsoft YaHei"/>
+          <w:rFonts w:ascii="微软雅黑" w:hAnsi="微软雅黑" w:eastAsia="微软雅黑"/>
           <w:b/>
           <w:i/>
           <w:color w:val="2F5597"/>
@@ -14151,7 +14156,7 @@
       </w:pPr>
       <w:r>
         <w:rPr>
-          <w:rFonts w:ascii="Microsoft YaHei" w:hAnsi="Microsoft YaHei" w:eastAsia="Microsoft YaHei"/>
+          <w:rFonts w:ascii="微软雅黑" w:hAnsi="微软雅黑" w:eastAsia="微软雅黑"/>
           <w:b w:val="0"/>
           <w:sz w:val="20"/>
         </w:rPr>
@@ -14165,18 +14170,21 @@
       </w:pPr>
       <w:r>
         <w:drawing>
-          <wp:inline xmlns:a="http://schemas.openxmlformats.org/drawingml/2006/main" xmlns:pic="http://schemas.openxmlformats.org/drawingml/2006/picture">
-            <wp:extent cx="5852160" cy="8591743"/>
+          <wp:inline distT="0" distB="0" distL="114300" distR="114300">
+            <wp:extent cx="4199255" cy="6165215"/>
+            <wp:effectExtent l="0" t="0" r="10795" b="6985"/>
             <wp:docPr id="127" name="Picture 127"/>
             <wp:cNvGraphicFramePr>
-              <a:graphicFrameLocks noChangeAspect="1"/>
+              <a:graphicFrameLocks xmlns:a="http://schemas.openxmlformats.org/drawingml/2006/main" noChangeAspect="1"/>
             </wp:cNvGraphicFramePr>
-            <a:graphic>
+            <a:graphic xmlns:a="http://schemas.openxmlformats.org/drawingml/2006/main">
               <a:graphicData uri="http://schemas.openxmlformats.org/drawingml/2006/picture">
-                <pic:pic>
+                <pic:pic xmlns:pic="http://schemas.openxmlformats.org/drawingml/2006/picture">
                   <pic:nvPicPr>
-                    <pic:cNvPr id="0" name="image.png"/>
-                    <pic:cNvPicPr/>
+                    <pic:cNvPr id="127" name="Picture 127"/>
+                    <pic:cNvPicPr>
+                      <a:picLocks noChangeAspect="1"/>
+                    </pic:cNvPicPr>
                   </pic:nvPicPr>
                   <pic:blipFill>
                     <a:blip r:embed="rId61"/>
@@ -14187,9 +14195,11 @@
                   <pic:spPr>
                     <a:xfrm>
                       <a:off x="0" y="0"/>
-                      <a:ext cx="5852160" cy="8591743"/>
+                      <a:ext cx="4199255" cy="6165215"/>
                     </a:xfrm>
-                    <a:prstGeom prst="rect"/>
+                    <a:prstGeom prst="rect">
+                      <a:avLst/>
+                    </a:prstGeom>
                   </pic:spPr>
                 </pic:pic>
               </a:graphicData>
@@ -14206,7 +14216,7 @@
       </w:pPr>
       <w:r>
         <w:rPr>
-          <w:rFonts w:ascii="Microsoft YaHei" w:hAnsi="Microsoft YaHei" w:eastAsia="Microsoft YaHei"/>
+          <w:rFonts w:ascii="微软雅黑" w:hAnsi="微软雅黑" w:eastAsia="微软雅黑"/>
           <w:b w:val="0"/>
           <w:color w:val="707E92"/>
           <w:sz w:val="18"/>
@@ -14221,7 +14231,7 @@
       </w:pPr>
       <w:r>
         <w:rPr>
-          <w:rFonts w:ascii="Microsoft YaHei" w:hAnsi="Microsoft YaHei" w:eastAsia="Microsoft YaHei"/>
+          <w:rFonts w:ascii="微软雅黑" w:hAnsi="微软雅黑" w:eastAsia="微软雅黑"/>
           <w:b/>
           <w:color w:val="2F5597"/>
           <w:sz w:val="20"/>
@@ -14230,7 +14240,7 @@
       </w:r>
       <w:r>
         <w:rPr>
-          <w:rFonts w:ascii="Microsoft YaHei" w:hAnsi="Microsoft YaHei" w:eastAsia="Microsoft YaHei"/>
+          <w:rFonts w:ascii="微软雅黑" w:hAnsi="微软雅黑" w:eastAsia="微软雅黑"/>
           <w:b w:val="0"/>
           <w:sz w:val="20"/>
         </w:rPr>
@@ -14244,7 +14254,7 @@
       </w:pPr>
       <w:r>
         <w:rPr>
-          <w:rFonts w:ascii="Microsoft YaHei" w:hAnsi="Microsoft YaHei" w:eastAsia="Microsoft YaHei"/>
+          <w:rFonts w:ascii="微软雅黑" w:hAnsi="微软雅黑" w:eastAsia="微软雅黑"/>
           <w:b/>
           <w:color w:val="2F5597"/>
           <w:sz w:val="20"/>
@@ -14253,7 +14263,7 @@
       </w:r>
       <w:r>
         <w:rPr>
-          <w:rFonts w:ascii="Microsoft YaHei" w:hAnsi="Microsoft YaHei" w:eastAsia="Microsoft YaHei"/>
+          <w:rFonts w:ascii="微软雅黑" w:hAnsi="微软雅黑" w:eastAsia="微软雅黑"/>
           <w:b w:val="0"/>
           <w:sz w:val="20"/>
         </w:rPr>
@@ -14267,7 +14277,7 @@
       </w:pPr>
       <w:r>
         <w:rPr>
-          <w:rFonts w:ascii="Microsoft YaHei" w:hAnsi="Microsoft YaHei" w:eastAsia="Microsoft YaHei"/>
+          <w:rFonts w:ascii="微软雅黑" w:hAnsi="微软雅黑" w:eastAsia="微软雅黑"/>
           <w:b/>
           <w:color w:val="2F5597"/>
           <w:sz w:val="20"/>
@@ -14276,7 +14286,7 @@
       </w:r>
       <w:r>
         <w:rPr>
-          <w:rFonts w:ascii="Microsoft YaHei" w:hAnsi="Microsoft YaHei" w:eastAsia="Microsoft YaHei"/>
+          <w:rFonts w:ascii="微软雅黑" w:hAnsi="微软雅黑" w:eastAsia="微软雅黑"/>
           <w:b w:val="0"/>
           <w:sz w:val="20"/>
         </w:rPr>
@@ -14290,7 +14300,7 @@
       </w:pPr>
       <w:r>
         <w:rPr>
-          <w:rFonts w:ascii="Microsoft YaHei" w:hAnsi="Microsoft YaHei" w:eastAsia="Microsoft YaHei"/>
+          <w:rFonts w:ascii="微软雅黑" w:hAnsi="微软雅黑" w:eastAsia="微软雅黑"/>
           <w:b/>
           <w:color w:val="2F5597"/>
           <w:sz w:val="20"/>
@@ -14299,7 +14309,7 @@
       </w:r>
       <w:r>
         <w:rPr>
-          <w:rFonts w:ascii="Microsoft YaHei" w:hAnsi="Microsoft YaHei" w:eastAsia="Microsoft YaHei"/>
+          <w:rFonts w:ascii="微软雅黑" w:hAnsi="微软雅黑" w:eastAsia="微软雅黑"/>
           <w:b w:val="0"/>
           <w:sz w:val="20"/>
         </w:rPr>
@@ -14313,7 +14323,7 @@
       </w:pPr>
       <w:r>
         <w:rPr>
-          <w:rFonts w:ascii="Microsoft YaHei" w:hAnsi="Microsoft YaHei" w:eastAsia="Microsoft YaHei"/>
+          <w:rFonts w:ascii="微软雅黑" w:hAnsi="微软雅黑" w:eastAsia="微软雅黑"/>
           <w:b/>
           <w:i/>
           <w:color w:val="2F5597"/>
@@ -14328,7 +14338,7 @@
       </w:pPr>
       <w:r>
         <w:rPr>
-          <w:rFonts w:ascii="Microsoft YaHei" w:hAnsi="Microsoft YaHei" w:eastAsia="Microsoft YaHei"/>
+          <w:rFonts w:ascii="微软雅黑" w:hAnsi="微软雅黑" w:eastAsia="微软雅黑"/>
           <w:b w:val="0"/>
           <w:sz w:val="20"/>
         </w:rPr>
@@ -14342,18 +14352,21 @@
       </w:pPr>
       <w:r>
         <w:drawing>
-          <wp:inline xmlns:a="http://schemas.openxmlformats.org/drawingml/2006/main" xmlns:pic="http://schemas.openxmlformats.org/drawingml/2006/picture">
-            <wp:extent cx="5852160" cy="3422962"/>
+          <wp:inline distT="0" distB="0" distL="114300" distR="114300">
+            <wp:extent cx="5669280" cy="3315970"/>
+            <wp:effectExtent l="0" t="0" r="7620" b="17780"/>
             <wp:docPr id="128" name="Picture 128"/>
             <wp:cNvGraphicFramePr>
-              <a:graphicFrameLocks noChangeAspect="1"/>
+              <a:graphicFrameLocks xmlns:a="http://schemas.openxmlformats.org/drawingml/2006/main" noChangeAspect="1"/>
             </wp:cNvGraphicFramePr>
-            <a:graphic>
+            <a:graphic xmlns:a="http://schemas.openxmlformats.org/drawingml/2006/main">
               <a:graphicData uri="http://schemas.openxmlformats.org/drawingml/2006/picture">
-                <pic:pic>
+                <pic:pic xmlns:pic="http://schemas.openxmlformats.org/drawingml/2006/picture">
                   <pic:nvPicPr>
-                    <pic:cNvPr id="0" name="image.png"/>
-                    <pic:cNvPicPr/>
+                    <pic:cNvPr id="128" name="Picture 128"/>
+                    <pic:cNvPicPr>
+                      <a:picLocks noChangeAspect="1"/>
+                    </pic:cNvPicPr>
                   </pic:nvPicPr>
                   <pic:blipFill>
                     <a:blip r:embed="rId62"/>
@@ -14364,9 +14377,11 @@
                   <pic:spPr>
                     <a:xfrm>
                       <a:off x="0" y="0"/>
-                      <a:ext cx="5852160" cy="3422962"/>
+                      <a:ext cx="5669280" cy="3315970"/>
                     </a:xfrm>
-                    <a:prstGeom prst="rect"/>
+                    <a:prstGeom prst="rect">
+                      <a:avLst/>
+                    </a:prstGeom>
                   </pic:spPr>
                 </pic:pic>
               </a:graphicData>
@@ -14383,7 +14398,7 @@
       </w:pPr>
       <w:r>
         <w:rPr>
-          <w:rFonts w:ascii="Microsoft YaHei" w:hAnsi="Microsoft YaHei" w:eastAsia="Microsoft YaHei"/>
+          <w:rFonts w:ascii="微软雅黑" w:hAnsi="微软雅黑" w:eastAsia="微软雅黑"/>
           <w:b w:val="0"/>
           <w:color w:val="707E92"/>
           <w:sz w:val="18"/>
@@ -14398,7 +14413,7 @@
       </w:pPr>
       <w:r>
         <w:rPr>
-          <w:rFonts w:ascii="Microsoft YaHei" w:hAnsi="Microsoft YaHei" w:eastAsia="Microsoft YaHei"/>
+          <w:rFonts w:ascii="微软雅黑" w:hAnsi="微软雅黑" w:eastAsia="微软雅黑"/>
           <w:b/>
           <w:color w:val="2F5597"/>
           <w:sz w:val="20"/>
@@ -14407,7 +14422,7 @@
       </w:r>
       <w:r>
         <w:rPr>
-          <w:rFonts w:ascii="Microsoft YaHei" w:hAnsi="Microsoft YaHei" w:eastAsia="Microsoft YaHei"/>
+          <w:rFonts w:ascii="微软雅黑" w:hAnsi="微软雅黑" w:eastAsia="微软雅黑"/>
           <w:b w:val="0"/>
           <w:sz w:val="20"/>
         </w:rPr>
@@ -14421,7 +14436,7 @@
       </w:pPr>
       <w:r>
         <w:rPr>
-          <w:rFonts w:ascii="Microsoft YaHei" w:hAnsi="Microsoft YaHei" w:eastAsia="Microsoft YaHei"/>
+          <w:rFonts w:ascii="微软雅黑" w:hAnsi="微软雅黑" w:eastAsia="微软雅黑"/>
           <w:b/>
           <w:color w:val="2F5597"/>
           <w:sz w:val="20"/>
@@ -14430,7 +14445,7 @@
       </w:r>
       <w:r>
         <w:rPr>
-          <w:rFonts w:ascii="Microsoft YaHei" w:hAnsi="Microsoft YaHei" w:eastAsia="Microsoft YaHei"/>
+          <w:rFonts w:ascii="微软雅黑" w:hAnsi="微软雅黑" w:eastAsia="微软雅黑"/>
           <w:b w:val="0"/>
           <w:sz w:val="20"/>
         </w:rPr>
@@ -14444,7 +14459,7 @@
       </w:pPr>
       <w:r>
         <w:rPr>
-          <w:rFonts w:ascii="Microsoft YaHei" w:hAnsi="Microsoft YaHei" w:eastAsia="Microsoft YaHei"/>
+          <w:rFonts w:ascii="微软雅黑" w:hAnsi="微软雅黑" w:eastAsia="微软雅黑"/>
           <w:b/>
           <w:color w:val="2F5597"/>
           <w:sz w:val="20"/>
@@ -14453,7 +14468,7 @@
       </w:r>
       <w:r>
         <w:rPr>
-          <w:rFonts w:ascii="Microsoft YaHei" w:hAnsi="Microsoft YaHei" w:eastAsia="Microsoft YaHei"/>
+          <w:rFonts w:ascii="微软雅黑" w:hAnsi="微软雅黑" w:eastAsia="微软雅黑"/>
           <w:b w:val="0"/>
           <w:sz w:val="20"/>
         </w:rPr>
@@ -14467,7 +14482,7 @@
       </w:pPr>
       <w:r>
         <w:rPr>
-          <w:rFonts w:ascii="Microsoft YaHei" w:hAnsi="Microsoft YaHei" w:eastAsia="Microsoft YaHei"/>
+          <w:rFonts w:ascii="微软雅黑" w:hAnsi="微软雅黑" w:eastAsia="微软雅黑"/>
           <w:b/>
           <w:color w:val="2F5597"/>
           <w:sz w:val="20"/>
@@ -14476,7 +14491,7 @@
       </w:r>
       <w:r>
         <w:rPr>
-          <w:rFonts w:ascii="Microsoft YaHei" w:hAnsi="Microsoft YaHei" w:eastAsia="Microsoft YaHei"/>
+          <w:rFonts w:ascii="微软雅黑" w:hAnsi="微软雅黑" w:eastAsia="微软雅黑"/>
           <w:b w:val="0"/>
           <w:sz w:val="20"/>
         </w:rPr>
@@ -14490,7 +14505,7 @@
       </w:pPr>
       <w:r>
         <w:rPr>
-          <w:rFonts w:ascii="Microsoft YaHei" w:hAnsi="Microsoft YaHei" w:eastAsia="Microsoft YaHei"/>
+          <w:rFonts w:ascii="微软雅黑" w:hAnsi="微软雅黑" w:eastAsia="微软雅黑"/>
           <w:b/>
           <w:i/>
           <w:color w:val="2F5597"/>
@@ -14505,7 +14520,7 @@
       </w:pPr>
       <w:r>
         <w:rPr>
-          <w:rFonts w:ascii="Microsoft YaHei" w:hAnsi="Microsoft YaHei" w:eastAsia="Microsoft YaHei"/>
+          <w:rFonts w:ascii="微软雅黑" w:hAnsi="微软雅黑" w:eastAsia="微软雅黑"/>
           <w:b w:val="0"/>
           <w:sz w:val="20"/>
         </w:rPr>
@@ -14519,18 +14534,21 @@
       </w:pPr>
       <w:r>
         <w:drawing>
-          <wp:inline xmlns:a="http://schemas.openxmlformats.org/drawingml/2006/main" xmlns:pic="http://schemas.openxmlformats.org/drawingml/2006/picture">
-            <wp:extent cx="5852160" cy="5017099"/>
+          <wp:inline distT="0" distB="0" distL="114300" distR="114300">
+            <wp:extent cx="5852160" cy="5016500"/>
+            <wp:effectExtent l="0" t="0" r="15240" b="12700"/>
             <wp:docPr id="129" name="Picture 129"/>
             <wp:cNvGraphicFramePr>
-              <a:graphicFrameLocks noChangeAspect="1"/>
+              <a:graphicFrameLocks xmlns:a="http://schemas.openxmlformats.org/drawingml/2006/main" noChangeAspect="1"/>
             </wp:cNvGraphicFramePr>
-            <a:graphic>
+            <a:graphic xmlns:a="http://schemas.openxmlformats.org/drawingml/2006/main">
               <a:graphicData uri="http://schemas.openxmlformats.org/drawingml/2006/picture">
-                <pic:pic>
+                <pic:pic xmlns:pic="http://schemas.openxmlformats.org/drawingml/2006/picture">
                   <pic:nvPicPr>
-                    <pic:cNvPr id="0" name="image.png"/>
-                    <pic:cNvPicPr/>
+                    <pic:cNvPr id="129" name="Picture 129"/>
+                    <pic:cNvPicPr>
+                      <a:picLocks noChangeAspect="1"/>
+                    </pic:cNvPicPr>
                   </pic:nvPicPr>
                   <pic:blipFill>
                     <a:blip r:embed="rId63"/>
@@ -14543,7 +14561,9 @@
                       <a:off x="0" y="0"/>
                       <a:ext cx="5852160" cy="5017099"/>
                     </a:xfrm>
-                    <a:prstGeom prst="rect"/>
+                    <a:prstGeom prst="rect">
+                      <a:avLst/>
+                    </a:prstGeom>
                   </pic:spPr>
                 </pic:pic>
               </a:graphicData>
@@ -14560,7 +14580,7 @@
       </w:pPr>
       <w:r>
         <w:rPr>
-          <w:rFonts w:ascii="Microsoft YaHei" w:hAnsi="Microsoft YaHei" w:eastAsia="Microsoft YaHei"/>
+          <w:rFonts w:ascii="微软雅黑" w:hAnsi="微软雅黑" w:eastAsia="微软雅黑"/>
           <w:b w:val="0"/>
           <w:color w:val="707E92"/>
           <w:sz w:val="18"/>
@@ -14575,7 +14595,7 @@
       </w:pPr>
       <w:r>
         <w:rPr>
-          <w:rFonts w:ascii="Microsoft YaHei" w:hAnsi="Microsoft YaHei" w:eastAsia="Microsoft YaHei"/>
+          <w:rFonts w:ascii="微软雅黑" w:hAnsi="微软雅黑" w:eastAsia="微软雅黑"/>
           <w:b/>
           <w:color w:val="2F5597"/>
           <w:sz w:val="20"/>
@@ -14584,7 +14604,7 @@
       </w:r>
       <w:r>
         <w:rPr>
-          <w:rFonts w:ascii="Microsoft YaHei" w:hAnsi="Microsoft YaHei" w:eastAsia="Microsoft YaHei"/>
+          <w:rFonts w:ascii="微软雅黑" w:hAnsi="微软雅黑" w:eastAsia="微软雅黑"/>
           <w:b w:val="0"/>
           <w:sz w:val="20"/>
         </w:rPr>
@@ -14598,7 +14618,7 @@
       </w:pPr>
       <w:r>
         <w:rPr>
-          <w:rFonts w:ascii="Microsoft YaHei" w:hAnsi="Microsoft YaHei" w:eastAsia="Microsoft YaHei"/>
+          <w:rFonts w:ascii="微软雅黑" w:hAnsi="微软雅黑" w:eastAsia="微软雅黑"/>
           <w:b/>
           <w:color w:val="2F5597"/>
           <w:sz w:val="20"/>
@@ -14607,7 +14627,7 @@
       </w:r>
       <w:r>
         <w:rPr>
-          <w:rFonts w:ascii="Microsoft YaHei" w:hAnsi="Microsoft YaHei" w:eastAsia="Microsoft YaHei"/>
+          <w:rFonts w:ascii="微软雅黑" w:hAnsi="微软雅黑" w:eastAsia="微软雅黑"/>
           <w:b w:val="0"/>
           <w:sz w:val="20"/>
         </w:rPr>
@@ -14621,7 +14641,7 @@
       </w:pPr>
       <w:r>
         <w:rPr>
-          <w:rFonts w:ascii="Microsoft YaHei" w:hAnsi="Microsoft YaHei" w:eastAsia="Microsoft YaHei"/>
+          <w:rFonts w:ascii="微软雅黑" w:hAnsi="微软雅黑" w:eastAsia="微软雅黑"/>
           <w:b/>
           <w:color w:val="2F5597"/>
           <w:sz w:val="20"/>
@@ -14630,21 +14650,38 @@
       </w:r>
       <w:r>
         <w:rPr>
-          <w:rFonts w:ascii="Microsoft YaHei" w:hAnsi="Microsoft YaHei" w:eastAsia="Microsoft YaHei"/>
-          <w:b w:val="0"/>
-          <w:sz w:val="20"/>
-        </w:rPr>
-        <w:t>：若开启独立提现规则，应确认其适用范围不与常规单笔上下限和 VIP 限制冲突，避免不同规则并行时出现口径冲突。</w:t>
-      </w:r>
-    </w:p>
-    <w:p>
-      <w:pPr>
-        <w:pStyle w:val="16"/>
-        <w:spacing w:after="60" w:line="276" w:lineRule="auto"/>
-      </w:pPr>
-      <w:r>
-        <w:rPr>
-          <w:rFonts w:ascii="Microsoft YaHei" w:hAnsi="Microsoft YaHei" w:eastAsia="Microsoft YaHei"/>
+          <w:rFonts w:ascii="微软雅黑" w:hAnsi="微软雅黑" w:eastAsia="微软雅黑"/>
+          <w:b w:val="0"/>
+          <w:sz w:val="20"/>
+        </w:rPr>
+        <w:t>：若开启独立提现规则，常规单笔上下限和 VIP 单笔上下限限制</w:t>
+      </w:r>
+      <w:r>
+        <w:rPr>
+          <w:rFonts w:hint="eastAsia"/>
+          <w:b w:val="0"/>
+          <w:sz w:val="20"/>
+          <w:lang w:val="en-US" w:eastAsia="zh-CN"/>
+        </w:rPr>
+        <w:t>不生效</w:t>
+      </w:r>
+      <w:r>
+        <w:rPr>
+          <w:rFonts w:ascii="微软雅黑" w:hAnsi="微软雅黑" w:eastAsia="微软雅黑"/>
+          <w:b w:val="0"/>
+          <w:sz w:val="20"/>
+        </w:rPr>
+        <w:t>，避免不同规则并行时出现口径冲突。</w:t>
+      </w:r>
+    </w:p>
+    <w:p>
+      <w:pPr>
+        <w:pStyle w:val="16"/>
+        <w:spacing w:after="60" w:line="276" w:lineRule="auto"/>
+      </w:pPr>
+      <w:r>
+        <w:rPr>
+          <w:rFonts w:ascii="微软雅黑" w:hAnsi="微软雅黑" w:eastAsia="微软雅黑"/>
           <w:b/>
           <w:color w:val="2F5597"/>
           <w:sz w:val="20"/>
@@ -14653,7 +14690,7 @@
       </w:r>
       <w:r>
         <w:rPr>
-          <w:rFonts w:ascii="Microsoft YaHei" w:hAnsi="Microsoft YaHei" w:eastAsia="Microsoft YaHei"/>
+          <w:rFonts w:ascii="微软雅黑" w:hAnsi="微软雅黑" w:eastAsia="微软雅黑"/>
           <w:b w:val="0"/>
           <w:sz w:val="20"/>
         </w:rPr>
@@ -14667,7 +14704,7 @@
       </w:pPr>
       <w:r>
         <w:rPr>
-          <w:rFonts w:ascii="Microsoft YaHei" w:hAnsi="Microsoft YaHei" w:eastAsia="Microsoft YaHei"/>
+          <w:rFonts w:ascii="微软雅黑" w:hAnsi="微软雅黑" w:eastAsia="微软雅黑"/>
           <w:b/>
           <w:i/>
           <w:color w:val="2F5597"/>
@@ -14682,7 +14719,7 @@
       </w:pPr>
       <w:r>
         <w:rPr>
-          <w:rFonts w:ascii="Microsoft YaHei" w:hAnsi="Microsoft YaHei" w:eastAsia="Microsoft YaHei"/>
+          <w:rFonts w:ascii="微软雅黑" w:hAnsi="微软雅黑" w:eastAsia="微软雅黑"/>
           <w:b w:val="0"/>
           <w:sz w:val="20"/>
         </w:rPr>
@@ -14696,18 +14733,21 @@
       </w:pPr>
       <w:r>
         <w:drawing>
-          <wp:inline xmlns:a="http://schemas.openxmlformats.org/drawingml/2006/main" xmlns:pic="http://schemas.openxmlformats.org/drawingml/2006/picture">
-            <wp:extent cx="5852160" cy="4352360"/>
+          <wp:inline distT="0" distB="0" distL="114300" distR="114300">
+            <wp:extent cx="5370195" cy="3994150"/>
+            <wp:effectExtent l="0" t="0" r="1905" b="6350"/>
             <wp:docPr id="130" name="Picture 130"/>
             <wp:cNvGraphicFramePr>
-              <a:graphicFrameLocks noChangeAspect="1"/>
+              <a:graphicFrameLocks xmlns:a="http://schemas.openxmlformats.org/drawingml/2006/main" noChangeAspect="1"/>
             </wp:cNvGraphicFramePr>
-            <a:graphic>
+            <a:graphic xmlns:a="http://schemas.openxmlformats.org/drawingml/2006/main">
               <a:graphicData uri="http://schemas.openxmlformats.org/drawingml/2006/picture">
-                <pic:pic>
+                <pic:pic xmlns:pic="http://schemas.openxmlformats.org/drawingml/2006/picture">
                   <pic:nvPicPr>
-                    <pic:cNvPr id="0" name="image.png"/>
-                    <pic:cNvPicPr/>
+                    <pic:cNvPr id="130" name="Picture 130"/>
+                    <pic:cNvPicPr>
+                      <a:picLocks noChangeAspect="1"/>
+                    </pic:cNvPicPr>
                   </pic:nvPicPr>
                   <pic:blipFill>
                     <a:blip r:embed="rId64"/>
@@ -14718,9 +14758,11 @@
                   <pic:spPr>
                     <a:xfrm>
                       <a:off x="0" y="0"/>
-                      <a:ext cx="5852160" cy="4352360"/>
+                      <a:ext cx="5370195" cy="3994150"/>
                     </a:xfrm>
-                    <a:prstGeom prst="rect"/>
+                    <a:prstGeom prst="rect">
+                      <a:avLst/>
+                    </a:prstGeom>
                   </pic:spPr>
                 </pic:pic>
               </a:graphicData>
@@ -14737,7 +14779,7 @@
       </w:pPr>
       <w:r>
         <w:rPr>
-          <w:rFonts w:ascii="Microsoft YaHei" w:hAnsi="Microsoft YaHei" w:eastAsia="Microsoft YaHei"/>
+          <w:rFonts w:ascii="微软雅黑" w:hAnsi="微软雅黑" w:eastAsia="微软雅黑"/>
           <w:b w:val="0"/>
           <w:color w:val="707E92"/>
           <w:sz w:val="18"/>
@@ -14752,7 +14794,7 @@
       </w:pPr>
       <w:r>
         <w:rPr>
-          <w:rFonts w:ascii="Microsoft YaHei" w:hAnsi="Microsoft YaHei" w:eastAsia="Microsoft YaHei"/>
+          <w:rFonts w:ascii="微软雅黑" w:hAnsi="微软雅黑" w:eastAsia="微软雅黑"/>
           <w:b/>
           <w:color w:val="2F5597"/>
           <w:sz w:val="20"/>
@@ -14761,7 +14803,7 @@
       </w:r>
       <w:r>
         <w:rPr>
-          <w:rFonts w:ascii="Microsoft YaHei" w:hAnsi="Microsoft YaHei" w:eastAsia="Microsoft YaHei"/>
+          <w:rFonts w:ascii="微软雅黑" w:hAnsi="微软雅黑" w:eastAsia="微软雅黑"/>
           <w:b w:val="0"/>
           <w:sz w:val="20"/>
         </w:rPr>
@@ -14775,7 +14817,7 @@
       </w:pPr>
       <w:r>
         <w:rPr>
-          <w:rFonts w:ascii="Microsoft YaHei" w:hAnsi="Microsoft YaHei" w:eastAsia="Microsoft YaHei"/>
+          <w:rFonts w:ascii="微软雅黑" w:hAnsi="微软雅黑" w:eastAsia="微软雅黑"/>
           <w:b/>
           <w:color w:val="2F5597"/>
           <w:sz w:val="20"/>
@@ -14784,7 +14826,7 @@
       </w:r>
       <w:r>
         <w:rPr>
-          <w:rFonts w:ascii="Microsoft YaHei" w:hAnsi="Microsoft YaHei" w:eastAsia="Microsoft YaHei"/>
+          <w:rFonts w:ascii="微软雅黑" w:hAnsi="微软雅黑" w:eastAsia="微软雅黑"/>
           <w:b w:val="0"/>
           <w:sz w:val="20"/>
         </w:rPr>
@@ -14798,7 +14840,7 @@
       </w:pPr>
       <w:r>
         <w:rPr>
-          <w:rFonts w:ascii="Microsoft YaHei" w:hAnsi="Microsoft YaHei" w:eastAsia="Microsoft YaHei"/>
+          <w:rFonts w:ascii="微软雅黑" w:hAnsi="微软雅黑" w:eastAsia="微软雅黑"/>
           <w:b/>
           <w:color w:val="2F5597"/>
           <w:sz w:val="20"/>
@@ -14807,7 +14849,7 @@
       </w:r>
       <w:r>
         <w:rPr>
-          <w:rFonts w:ascii="Microsoft YaHei" w:hAnsi="Microsoft YaHei" w:eastAsia="Microsoft YaHei"/>
+          <w:rFonts w:ascii="微软雅黑" w:hAnsi="微软雅黑" w:eastAsia="微软雅黑"/>
           <w:b w:val="0"/>
           <w:sz w:val="20"/>
         </w:rPr>
@@ -14821,7 +14863,7 @@
       </w:pPr>
       <w:r>
         <w:rPr>
-          <w:rFonts w:ascii="Microsoft YaHei" w:hAnsi="Microsoft YaHei" w:eastAsia="Microsoft YaHei"/>
+          <w:rFonts w:ascii="微软雅黑" w:hAnsi="微软雅黑" w:eastAsia="微软雅黑"/>
           <w:b/>
           <w:color w:val="2F5597"/>
           <w:sz w:val="20"/>
@@ -14830,7 +14872,7 @@
       </w:r>
       <w:r>
         <w:rPr>
-          <w:rFonts w:ascii="Microsoft YaHei" w:hAnsi="Microsoft YaHei" w:eastAsia="Microsoft YaHei"/>
+          <w:rFonts w:ascii="微软雅黑" w:hAnsi="微软雅黑" w:eastAsia="微软雅黑"/>
           <w:b w:val="0"/>
           <w:sz w:val="20"/>
         </w:rPr>
@@ -14851,7 +14893,7 @@
       </w:pPr>
       <w:r>
         <w:rPr>
-          <w:rFonts w:ascii="Microsoft YaHei" w:hAnsi="Microsoft YaHei" w:eastAsia="Microsoft YaHei"/>
+          <w:rFonts w:ascii="微软雅黑" w:hAnsi="微软雅黑" w:eastAsia="微软雅黑"/>
           <w:b/>
           <w:color w:val="2F5597"/>
           <w:sz w:val="25"/>
@@ -14865,7 +14907,7 @@
       </w:pPr>
       <w:r>
         <w:rPr>
-          <w:rFonts w:ascii="Microsoft YaHei" w:hAnsi="Microsoft YaHei" w:eastAsia="Microsoft YaHei"/>
+          <w:rFonts w:ascii="微软雅黑" w:hAnsi="微软雅黑" w:eastAsia="微软雅黑"/>
           <w:b w:val="0"/>
           <w:sz w:val="20"/>
         </w:rPr>
@@ -14879,7 +14921,7 @@
       </w:pPr>
       <w:r>
         <w:rPr>
-          <w:rFonts w:ascii="Microsoft YaHei" w:hAnsi="Microsoft YaHei" w:eastAsia="Microsoft YaHei"/>
+          <w:rFonts w:ascii="微软雅黑" w:hAnsi="微软雅黑" w:eastAsia="微软雅黑"/>
           <w:b/>
           <w:i/>
           <w:color w:val="2F5597"/>
@@ -14894,7 +14936,7 @@
       </w:pPr>
       <w:r>
         <w:rPr>
-          <w:rFonts w:ascii="Microsoft YaHei" w:hAnsi="Microsoft YaHei" w:eastAsia="Microsoft YaHei"/>
+          <w:rFonts w:ascii="微软雅黑" w:hAnsi="微软雅黑" w:eastAsia="微软雅黑"/>
           <w:b w:val="0"/>
           <w:sz w:val="20"/>
         </w:rPr>
@@ -14908,18 +14950,21 @@
       </w:pPr>
       <w:r>
         <w:drawing>
-          <wp:inline xmlns:a="http://schemas.openxmlformats.org/drawingml/2006/main" xmlns:pic="http://schemas.openxmlformats.org/drawingml/2006/picture">
-            <wp:extent cx="5852160" cy="2346501"/>
+          <wp:inline distT="0" distB="0" distL="114300" distR="114300">
+            <wp:extent cx="5852160" cy="2346325"/>
+            <wp:effectExtent l="0" t="0" r="15240" b="15875"/>
             <wp:docPr id="131" name="Picture 131"/>
             <wp:cNvGraphicFramePr>
-              <a:graphicFrameLocks noChangeAspect="1"/>
+              <a:graphicFrameLocks xmlns:a="http://schemas.openxmlformats.org/drawingml/2006/main" noChangeAspect="1"/>
             </wp:cNvGraphicFramePr>
-            <a:graphic>
+            <a:graphic xmlns:a="http://schemas.openxmlformats.org/drawingml/2006/main">
               <a:graphicData uri="http://schemas.openxmlformats.org/drawingml/2006/picture">
-                <pic:pic>
+                <pic:pic xmlns:pic="http://schemas.openxmlformats.org/drawingml/2006/picture">
                   <pic:nvPicPr>
-                    <pic:cNvPr id="0" name="image.png"/>
-                    <pic:cNvPicPr/>
+                    <pic:cNvPr id="131" name="Picture 131"/>
+                    <pic:cNvPicPr>
+                      <a:picLocks noChangeAspect="1"/>
+                    </pic:cNvPicPr>
                   </pic:nvPicPr>
                   <pic:blipFill>
                     <a:blip r:embed="rId65"/>
@@ -14932,7 +14977,9 @@
                       <a:off x="0" y="0"/>
                       <a:ext cx="5852160" cy="2346501"/>
                     </a:xfrm>
-                    <a:prstGeom prst="rect"/>
+                    <a:prstGeom prst="rect">
+                      <a:avLst/>
+                    </a:prstGeom>
                   </pic:spPr>
                 </pic:pic>
               </a:graphicData>
@@ -14949,7 +14996,7 @@
       </w:pPr>
       <w:r>
         <w:rPr>
-          <w:rFonts w:ascii="Microsoft YaHei" w:hAnsi="Microsoft YaHei" w:eastAsia="Microsoft YaHei"/>
+          <w:rFonts w:ascii="微软雅黑" w:hAnsi="微软雅黑" w:eastAsia="微软雅黑"/>
           <w:b w:val="0"/>
           <w:color w:val="707E92"/>
           <w:sz w:val="18"/>
@@ -14964,7 +15011,7 @@
       </w:pPr>
       <w:r>
         <w:rPr>
-          <w:rFonts w:ascii="Microsoft YaHei" w:hAnsi="Microsoft YaHei" w:eastAsia="Microsoft YaHei"/>
+          <w:rFonts w:ascii="微软雅黑" w:hAnsi="微软雅黑" w:eastAsia="微软雅黑"/>
           <w:b/>
           <w:color w:val="2F5597"/>
           <w:sz w:val="20"/>
@@ -14973,7 +15020,7 @@
       </w:r>
       <w:r>
         <w:rPr>
-          <w:rFonts w:ascii="Microsoft YaHei" w:hAnsi="Microsoft YaHei" w:eastAsia="Microsoft YaHei"/>
+          <w:rFonts w:ascii="微软雅黑" w:hAnsi="微软雅黑" w:eastAsia="微软雅黑"/>
           <w:b w:val="0"/>
           <w:sz w:val="20"/>
         </w:rPr>
@@ -14987,7 +15034,7 @@
       </w:pPr>
       <w:r>
         <w:rPr>
-          <w:rFonts w:ascii="Microsoft YaHei" w:hAnsi="Microsoft YaHei" w:eastAsia="Microsoft YaHei"/>
+          <w:rFonts w:ascii="微软雅黑" w:hAnsi="微软雅黑" w:eastAsia="微软雅黑"/>
           <w:b/>
           <w:color w:val="2F5597"/>
           <w:sz w:val="20"/>
@@ -14996,7 +15043,7 @@
       </w:r>
       <w:r>
         <w:rPr>
-          <w:rFonts w:ascii="Microsoft YaHei" w:hAnsi="Microsoft YaHei" w:eastAsia="Microsoft YaHei"/>
+          <w:rFonts w:ascii="微软雅黑" w:hAnsi="微软雅黑" w:eastAsia="微软雅黑"/>
           <w:b w:val="0"/>
           <w:sz w:val="20"/>
         </w:rPr>
@@ -15010,7 +15057,7 @@
       </w:pPr>
       <w:r>
         <w:rPr>
-          <w:rFonts w:ascii="Microsoft YaHei" w:hAnsi="Microsoft YaHei" w:eastAsia="Microsoft YaHei"/>
+          <w:rFonts w:ascii="微软雅黑" w:hAnsi="微软雅黑" w:eastAsia="微软雅黑"/>
           <w:b/>
           <w:color w:val="2F5597"/>
           <w:sz w:val="20"/>
@@ -15019,7 +15066,7 @@
       </w:r>
       <w:r>
         <w:rPr>
-          <w:rFonts w:ascii="Microsoft YaHei" w:hAnsi="Microsoft YaHei" w:eastAsia="Microsoft YaHei"/>
+          <w:rFonts w:ascii="微软雅黑" w:hAnsi="微软雅黑" w:eastAsia="微软雅黑"/>
           <w:b w:val="0"/>
           <w:sz w:val="20"/>
         </w:rPr>
@@ -15033,7 +15080,7 @@
       </w:pPr>
       <w:r>
         <w:rPr>
-          <w:rFonts w:ascii="Microsoft YaHei" w:hAnsi="Microsoft YaHei" w:eastAsia="Microsoft YaHei"/>
+          <w:rFonts w:ascii="微软雅黑" w:hAnsi="微软雅黑" w:eastAsia="微软雅黑"/>
           <w:b/>
           <w:i/>
           <w:color w:val="2F5597"/>
@@ -15048,7 +15095,7 @@
       </w:pPr>
       <w:r>
         <w:rPr>
-          <w:rFonts w:ascii="Microsoft YaHei" w:hAnsi="Microsoft YaHei" w:eastAsia="Microsoft YaHei"/>
+          <w:rFonts w:ascii="微软雅黑" w:hAnsi="微软雅黑" w:eastAsia="微软雅黑"/>
           <w:b w:val="0"/>
           <w:sz w:val="20"/>
         </w:rPr>
@@ -15062,9 +15109,1010 @@
       </w:pPr>
       <w:r>
         <w:drawing>
+          <wp:inline distT="0" distB="0" distL="114300" distR="114300">
+            <wp:extent cx="4762500" cy="3430270"/>
+            <wp:effectExtent l="0" t="0" r="0" b="17780"/>
+            <wp:docPr id="132" name="Picture 132"/>
+            <wp:cNvGraphicFramePr>
+              <a:graphicFrameLocks xmlns:a="http://schemas.openxmlformats.org/drawingml/2006/main" noChangeAspect="1"/>
+            </wp:cNvGraphicFramePr>
+            <a:graphic xmlns:a="http://schemas.openxmlformats.org/drawingml/2006/main">
+              <a:graphicData uri="http://schemas.openxmlformats.org/drawingml/2006/picture">
+                <pic:pic xmlns:pic="http://schemas.openxmlformats.org/drawingml/2006/picture">
+                  <pic:nvPicPr>
+                    <pic:cNvPr id="132" name="Picture 132"/>
+                    <pic:cNvPicPr>
+                      <a:picLocks noChangeAspect="1"/>
+                    </pic:cNvPicPr>
+                  </pic:nvPicPr>
+                  <pic:blipFill>
+                    <a:blip r:embed="rId66"/>
+                    <a:stretch>
+                      <a:fillRect/>
+                    </a:stretch>
+                  </pic:blipFill>
+                  <pic:spPr>
+                    <a:xfrm>
+                      <a:off x="0" y="0"/>
+                      <a:ext cx="4762500" cy="3430270"/>
+                    </a:xfrm>
+                    <a:prstGeom prst="rect">
+                      <a:avLst/>
+                    </a:prstGeom>
+                  </pic:spPr>
+                </pic:pic>
+              </a:graphicData>
+            </a:graphic>
+          </wp:inline>
+        </w:drawing>
+      </w:r>
+    </w:p>
+    <w:p>
+      <w:pPr>
+        <w:pStyle w:val="15"/>
+        <w:spacing w:after="120"/>
+        <w:jc w:val="center"/>
+      </w:pPr>
+      <w:r>
+        <w:rPr>
+          <w:rFonts w:ascii="微软雅黑" w:hAnsi="微软雅黑" w:eastAsia="微软雅黑"/>
+          <w:b w:val="0"/>
+          <w:color w:val="707E92"/>
+          <w:sz w:val="18"/>
+        </w:rPr>
+        <w:t>图：编辑支付方式分组弹窗，用于维护前台展示名称、图标和排序。</w:t>
+      </w:r>
+    </w:p>
+    <w:p>
+      <w:pPr>
+        <w:pStyle w:val="16"/>
+        <w:spacing w:after="60" w:line="276" w:lineRule="auto"/>
+      </w:pPr>
+      <w:r>
+        <w:rPr>
+          <w:rFonts w:ascii="微软雅黑" w:hAnsi="微软雅黑" w:eastAsia="微软雅黑"/>
+          <w:b/>
+          <w:color w:val="2F5597"/>
+          <w:sz w:val="20"/>
+        </w:rPr>
+        <w:t>分组名称</w:t>
+      </w:r>
+      <w:r>
+        <w:rPr>
+          <w:rFonts w:ascii="微软雅黑" w:hAnsi="微软雅黑" w:eastAsia="微软雅黑"/>
+          <w:b w:val="0"/>
+          <w:sz w:val="20"/>
+        </w:rPr>
+        <w:t>：页面支持维护前台支付方式名字。该名称会直接影响前台充值页分组展示，因此修改前应确认当前支付通道的实际用途和面向用户的展示口径。</w:t>
+      </w:r>
+    </w:p>
+    <w:p>
+      <w:pPr>
+        <w:pStyle w:val="16"/>
+        <w:spacing w:after="60" w:line="276" w:lineRule="auto"/>
+      </w:pPr>
+      <w:r>
+        <w:rPr>
+          <w:rFonts w:ascii="微软雅黑" w:hAnsi="微软雅黑" w:eastAsia="微软雅黑"/>
+          <w:b/>
+          <w:color w:val="2F5597"/>
+          <w:sz w:val="20"/>
+        </w:rPr>
+        <w:t>图标与排序</w:t>
+      </w:r>
+      <w:r>
+        <w:rPr>
+          <w:rFonts w:ascii="微软雅黑" w:hAnsi="微软雅黑" w:eastAsia="微软雅黑"/>
+          <w:b w:val="0"/>
+          <w:sz w:val="20"/>
+        </w:rPr>
+        <w:t>：页面支持维护图标和排序值。图标建议保持统一尺寸和格式，排序值用于控制分组在前台的展示先后，调整后应同步检查前台实际显示效果。</w:t>
+      </w:r>
+    </w:p>
+    <w:p>
+      <w:pPr>
+        <w:pStyle w:val="16"/>
+        <w:spacing w:after="60" w:line="276" w:lineRule="auto"/>
+      </w:pPr>
+      <w:r>
+        <w:rPr>
+          <w:rFonts w:ascii="微软雅黑" w:hAnsi="微软雅黑" w:eastAsia="微软雅黑"/>
+          <w:b/>
+          <w:color w:val="2F5597"/>
+          <w:sz w:val="20"/>
+        </w:rPr>
+        <w:t>保存操作</w:t>
+      </w:r>
+      <w:r>
+        <w:rPr>
+          <w:rFonts w:ascii="微软雅黑" w:hAnsi="微软雅黑" w:eastAsia="微软雅黑"/>
+          <w:b w:val="0"/>
+          <w:sz w:val="20"/>
+        </w:rPr>
+        <w:t>：修改完成后点击确定保存。保存前应确认分组名称、图标和排序与当前支付通道配置保持一致，避免前台展示混乱。</w:t>
+      </w:r>
+    </w:p>
+    <w:p>
+      <w:pPr>
+        <w:pStyle w:val="6"/>
+        <w:spacing w:after="60" w:line="276" w:lineRule="auto"/>
+      </w:pPr>
+      <w:r>
+        <w:rPr>
+          <w:rFonts w:ascii="微软雅黑" w:hAnsi="微软雅黑" w:eastAsia="微软雅黑"/>
+          <w:b/>
+          <w:i/>
+          <w:color w:val="2F5597"/>
+          <w:sz w:val="21"/>
+        </w:rPr>
+        <w:t>充值配置</w:t>
+      </w:r>
+    </w:p>
+    <w:p>
+      <w:pPr>
+        <w:spacing w:after="60" w:line="276" w:lineRule="auto"/>
+      </w:pPr>
+      <w:r>
+        <w:rPr>
+          <w:rFonts w:ascii="微软雅黑" w:hAnsi="微软雅黑" w:eastAsia="微软雅黑"/>
+          <w:b w:val="0"/>
+          <w:sz w:val="20"/>
+        </w:rPr>
+        <w:t>充值配置弹窗用于维护站点级充值提示信息和并发订单限制，是控制充值体验和前台引导文案的统一入口。</w:t>
+      </w:r>
+    </w:p>
+    <w:p>
+      <w:pPr>
+        <w:spacing w:after="40"/>
+        <w:jc w:val="center"/>
+      </w:pPr>
+      <w:r>
+        <w:drawing>
+          <wp:inline distT="0" distB="0" distL="114300" distR="114300">
+            <wp:extent cx="5370195" cy="4066540"/>
+            <wp:effectExtent l="0" t="0" r="1905" b="10160"/>
+            <wp:docPr id="133" name="Picture 133"/>
+            <wp:cNvGraphicFramePr>
+              <a:graphicFrameLocks xmlns:a="http://schemas.openxmlformats.org/drawingml/2006/main" noChangeAspect="1"/>
+            </wp:cNvGraphicFramePr>
+            <a:graphic xmlns:a="http://schemas.openxmlformats.org/drawingml/2006/main">
+              <a:graphicData uri="http://schemas.openxmlformats.org/drawingml/2006/picture">
+                <pic:pic xmlns:pic="http://schemas.openxmlformats.org/drawingml/2006/picture">
+                  <pic:nvPicPr>
+                    <pic:cNvPr id="133" name="Picture 133"/>
+                    <pic:cNvPicPr>
+                      <a:picLocks noChangeAspect="1"/>
+                    </pic:cNvPicPr>
+                  </pic:nvPicPr>
+                  <pic:blipFill>
+                    <a:blip r:embed="rId67"/>
+                    <a:stretch>
+                      <a:fillRect/>
+                    </a:stretch>
+                  </pic:blipFill>
+                  <pic:spPr>
+                    <a:xfrm>
+                      <a:off x="0" y="0"/>
+                      <a:ext cx="5370195" cy="4066540"/>
+                    </a:xfrm>
+                    <a:prstGeom prst="rect">
+                      <a:avLst/>
+                    </a:prstGeom>
+                  </pic:spPr>
+                </pic:pic>
+              </a:graphicData>
+            </a:graphic>
+          </wp:inline>
+        </w:drawing>
+      </w:r>
+    </w:p>
+    <w:p>
+      <w:pPr>
+        <w:pStyle w:val="15"/>
+        <w:spacing w:after="120"/>
+        <w:jc w:val="center"/>
+      </w:pPr>
+      <w:r>
+        <w:rPr>
+          <w:rFonts w:ascii="微软雅黑" w:hAnsi="微软雅黑" w:eastAsia="微软雅黑"/>
+          <w:b w:val="0"/>
+          <w:color w:val="707E92"/>
+          <w:sz w:val="18"/>
+        </w:rPr>
+        <w:t>图：充值配置弹窗，用于设置并发充值订单数和充值提示语。</w:t>
+      </w:r>
+    </w:p>
+    <w:p>
+      <w:pPr>
+        <w:pStyle w:val="16"/>
+        <w:spacing w:after="60" w:line="276" w:lineRule="auto"/>
+      </w:pPr>
+      <w:r>
+        <w:rPr>
+          <w:rFonts w:ascii="微软雅黑" w:hAnsi="微软雅黑" w:eastAsia="微软雅黑"/>
+          <w:b/>
+          <w:color w:val="2F5597"/>
+          <w:sz w:val="20"/>
+        </w:rPr>
+        <w:t>并发订单</w:t>
+      </w:r>
+      <w:r>
+        <w:rPr>
+          <w:rFonts w:ascii="微软雅黑" w:hAnsi="微软雅黑" w:eastAsia="微软雅黑"/>
+          <w:b w:val="0"/>
+          <w:sz w:val="20"/>
+        </w:rPr>
+        <w:t>：页面可维护每个用户最大可同时进行中的充值订单数，用于控制会员在同一时间内可发起的充值单数量。调整前应先确认当前支付处理能力和异常订单清理策略。</w:t>
+      </w:r>
+    </w:p>
+    <w:p>
+      <w:pPr>
+        <w:pStyle w:val="16"/>
+        <w:spacing w:after="60" w:line="276" w:lineRule="auto"/>
+      </w:pPr>
+      <w:r>
+        <w:rPr>
+          <w:rFonts w:ascii="微软雅黑" w:hAnsi="微软雅黑" w:eastAsia="微软雅黑"/>
+          <w:b/>
+          <w:color w:val="2F5597"/>
+          <w:sz w:val="20"/>
+        </w:rPr>
+        <w:t>提示语内容</w:t>
+      </w:r>
+      <w:r>
+        <w:rPr>
+          <w:rFonts w:ascii="微软雅黑" w:hAnsi="微软雅黑" w:eastAsia="微软雅黑"/>
+          <w:b w:val="0"/>
+          <w:sz w:val="20"/>
+        </w:rPr>
+        <w:t>：页面支持维护充值提示语内容，并提供富文本编辑和实时预览。适合填写到账时效、汇率说明、异常处理方式和客服引导。</w:t>
+      </w:r>
+    </w:p>
+    <w:p>
+      <w:pPr>
+        <w:pStyle w:val="16"/>
+        <w:spacing w:after="60" w:line="276" w:lineRule="auto"/>
+      </w:pPr>
+      <w:r>
+        <w:rPr>
+          <w:rFonts w:ascii="微软雅黑" w:hAnsi="微软雅黑" w:eastAsia="微软雅黑"/>
+          <w:b/>
+          <w:color w:val="2F5597"/>
+          <w:sz w:val="20"/>
+        </w:rPr>
+        <w:t>保存操作</w:t>
+      </w:r>
+      <w:r>
+        <w:rPr>
+          <w:rFonts w:ascii="微软雅黑" w:hAnsi="微软雅黑" w:eastAsia="微软雅黑"/>
+          <w:b w:val="0"/>
+          <w:sz w:val="20"/>
+        </w:rPr>
+        <w:t>：保存前建议检查预览区显示效果，并确认提示语与当前支付方式、活动规则和人工处理流程保持一致，避免出现文案截断或口径不一致的情况。</w:t>
+      </w:r>
+    </w:p>
+    <w:p>
+      <w:pPr>
+        <w:pStyle w:val="5"/>
+        <w:keepNext/>
+        <w:spacing w:before="180" w:after="100" w:line="259" w:lineRule="auto"/>
+        <w:rPr>
+          <w:rFonts w:ascii="微软雅黑" w:hAnsi="微软雅黑" w:eastAsia="微软雅黑"/>
+          <w:b/>
+          <w:color w:val="2F5597"/>
+          <w:sz w:val="25"/>
+        </w:rPr>
+      </w:pPr>
+      <w:r>
+        <w:rPr>
+          <w:rFonts w:ascii="微软雅黑" w:hAnsi="微软雅黑" w:eastAsia="微软雅黑"/>
+          <w:b/>
+          <w:color w:val="2F5597"/>
+          <w:sz w:val="25"/>
+        </w:rPr>
+        <w:t>充值订单列表</w:t>
+      </w:r>
+    </w:p>
+    <w:p>
+      <w:pPr>
+        <w:spacing w:after="60" w:line="276" w:lineRule="auto"/>
+      </w:pPr>
+      <w:r>
+        <w:rPr>
+          <w:rFonts w:ascii="微软雅黑" w:hAnsi="微软雅黑" w:eastAsia="微软雅黑"/>
+          <w:b w:val="0"/>
+          <w:sz w:val="20"/>
+        </w:rPr>
+        <w:t>充值订单列表用于统一查询会员充值订单、跟踪支付处理进度，并配合订单详情、账变记录和通道信息完成到账核对。页面按充值类型区分为在线充值和 USDT 充值两个页签，适合财务、客服和运营在处理充值异常时快速定位订单。</w:t>
+      </w:r>
+    </w:p>
+    <w:p>
+      <w:pPr>
+        <w:pStyle w:val="6"/>
+        <w:spacing w:after="60" w:line="276" w:lineRule="auto"/>
+      </w:pPr>
+      <w:r>
+        <w:rPr>
+          <w:rFonts w:ascii="微软雅黑" w:hAnsi="微软雅黑" w:eastAsia="微软雅黑"/>
+          <w:b/>
+          <w:i/>
+          <w:color w:val="2F5597"/>
+          <w:sz w:val="21"/>
+        </w:rPr>
+        <w:t>在线充值</w:t>
+      </w:r>
+    </w:p>
+    <w:p>
+      <w:pPr>
+        <w:spacing w:after="60" w:line="276" w:lineRule="auto"/>
+      </w:pPr>
+      <w:r>
+        <w:rPr>
+          <w:rFonts w:ascii="微软雅黑" w:hAnsi="微软雅黑" w:eastAsia="微软雅黑"/>
+          <w:b w:val="0"/>
+          <w:sz w:val="20"/>
+        </w:rPr>
+        <w:t>在线充值页签用于查询常规支付通道的充值订单，是核对支付渠道到账情况和第三方单号的主要入口。处理充值咨询时，可先在这里按时间、会员和通道定位目标订单。</w:t>
+      </w:r>
+    </w:p>
+    <w:p>
+      <w:pPr>
+        <w:spacing w:after="40"/>
+        <w:jc w:val="center"/>
+      </w:pPr>
+      <w:r>
+        <w:drawing>
+          <wp:inline distT="0" distB="0" distL="114300" distR="114300">
+            <wp:extent cx="5852160" cy="2088515"/>
+            <wp:effectExtent l="0" t="0" r="15240" b="6985"/>
+            <wp:docPr id="134" name="Picture 134"/>
+            <wp:cNvGraphicFramePr>
+              <a:graphicFrameLocks xmlns:a="http://schemas.openxmlformats.org/drawingml/2006/main" noChangeAspect="1"/>
+            </wp:cNvGraphicFramePr>
+            <a:graphic xmlns:a="http://schemas.openxmlformats.org/drawingml/2006/main">
+              <a:graphicData uri="http://schemas.openxmlformats.org/drawingml/2006/picture">
+                <pic:pic xmlns:pic="http://schemas.openxmlformats.org/drawingml/2006/picture">
+                  <pic:nvPicPr>
+                    <pic:cNvPr id="134" name="Picture 134"/>
+                    <pic:cNvPicPr>
+                      <a:picLocks noChangeAspect="1"/>
+                    </pic:cNvPicPr>
+                  </pic:nvPicPr>
+                  <pic:blipFill>
+                    <a:blip r:embed="rId68"/>
+                    <a:stretch>
+                      <a:fillRect/>
+                    </a:stretch>
+                  </pic:blipFill>
+                  <pic:spPr>
+                    <a:xfrm>
+                      <a:off x="0" y="0"/>
+                      <a:ext cx="5852160" cy="2088760"/>
+                    </a:xfrm>
+                    <a:prstGeom prst="rect">
+                      <a:avLst/>
+                    </a:prstGeom>
+                  </pic:spPr>
+                </pic:pic>
+              </a:graphicData>
+            </a:graphic>
+          </wp:inline>
+        </w:drawing>
+      </w:r>
+    </w:p>
+    <w:p>
+      <w:pPr>
+        <w:pStyle w:val="15"/>
+        <w:spacing w:after="120"/>
+        <w:jc w:val="center"/>
+      </w:pPr>
+      <w:r>
+        <w:rPr>
+          <w:rFonts w:ascii="微软雅黑" w:hAnsi="微软雅黑" w:eastAsia="微软雅黑"/>
+          <w:b w:val="0"/>
+          <w:color w:val="707E92"/>
+          <w:sz w:val="18"/>
+        </w:rPr>
+        <w:t>图：在线充值列表，用于按会员、通道和订单状态查询在线充值订单。</w:t>
+      </w:r>
+    </w:p>
+    <w:p>
+      <w:pPr>
+        <w:pStyle w:val="16"/>
+        <w:spacing w:after="60" w:line="276" w:lineRule="auto"/>
+      </w:pPr>
+      <w:r>
+        <w:rPr>
+          <w:rFonts w:ascii="微软雅黑" w:hAnsi="微软雅黑" w:eastAsia="微软雅黑"/>
+          <w:b/>
+          <w:color w:val="2F5597"/>
+          <w:sz w:val="20"/>
+        </w:rPr>
+        <w:t>筛选条件</w:t>
+      </w:r>
+      <w:r>
+        <w:rPr>
+          <w:rFonts w:ascii="微软雅黑" w:hAnsi="微软雅黑" w:eastAsia="微软雅黑"/>
+          <w:b w:val="0"/>
+          <w:sz w:val="20"/>
+        </w:rPr>
+        <w:t>：页面支持按创建时间、会员ID、支付渠道和订单状态筛选订单。处理玩家充值咨询或通道异常时，建议先固定时间范围和会员账号，再结合状态筛选待付款、处理中或充值成功订单。</w:t>
+      </w:r>
+    </w:p>
+    <w:p>
+      <w:pPr>
+        <w:pStyle w:val="16"/>
+        <w:spacing w:after="60" w:line="276" w:lineRule="auto"/>
+      </w:pPr>
+      <w:r>
+        <w:rPr>
+          <w:rFonts w:ascii="微软雅黑" w:hAnsi="微软雅黑" w:eastAsia="微软雅黑"/>
+          <w:b/>
+          <w:color w:val="2F5597"/>
+          <w:sz w:val="20"/>
+        </w:rPr>
+        <w:t>列表字段</w:t>
+      </w:r>
+      <w:r>
+        <w:rPr>
+          <w:rFonts w:ascii="微软雅黑" w:hAnsi="微软雅黑" w:eastAsia="微软雅黑"/>
+          <w:b w:val="0"/>
+          <w:sz w:val="20"/>
+        </w:rPr>
+        <w:t>：主表会展示订单号、会员ID、订单状态、订单金额、赠送金额、实际到账金额、创建时间、支付方式、支付渠道、汇率、充值币种、第三方单号和备注等信息。核对到账问题时，应重点关注订单状态、实际到账金额、赠送金额和备注说明。</w:t>
+      </w:r>
+    </w:p>
+    <w:p>
+      <w:pPr>
+        <w:pStyle w:val="16"/>
+        <w:spacing w:after="60" w:line="276" w:lineRule="auto"/>
+      </w:pPr>
+      <w:r>
+        <w:rPr>
+          <w:rFonts w:ascii="微软雅黑" w:hAnsi="微软雅黑" w:eastAsia="微软雅黑"/>
+          <w:b/>
+          <w:color w:val="2F5597"/>
+          <w:sz w:val="20"/>
+        </w:rPr>
+        <w:t>导出与对账</w:t>
+      </w:r>
+      <w:r>
+        <w:rPr>
+          <w:rFonts w:ascii="微软雅黑" w:hAnsi="微软雅黑" w:eastAsia="微软雅黑"/>
+          <w:b w:val="0"/>
+          <w:sz w:val="20"/>
+        </w:rPr>
+        <w:t>：页面支持导出表格，便于按时间段留档或交叉核对。导出前应确认当前页签、筛选条件和订单状态范围，避免把不同充值类型或无关时间段数据混在同一份结果中。</w:t>
+      </w:r>
+    </w:p>
+    <w:p>
+      <w:pPr>
+        <w:pStyle w:val="6"/>
+        <w:spacing w:after="60" w:line="276" w:lineRule="auto"/>
+      </w:pPr>
+      <w:r>
+        <w:rPr>
+          <w:rFonts w:ascii="微软雅黑" w:hAnsi="微软雅黑" w:eastAsia="微软雅黑"/>
+          <w:b/>
+          <w:i/>
+          <w:color w:val="2F5597"/>
+          <w:sz w:val="21"/>
+        </w:rPr>
+        <w:t>订单详情</w:t>
+      </w:r>
+    </w:p>
+    <w:p>
+      <w:pPr>
+        <w:spacing w:after="60" w:line="276" w:lineRule="auto"/>
+      </w:pPr>
+      <w:r>
+        <w:rPr>
+          <w:rFonts w:ascii="微软雅黑" w:hAnsi="微软雅黑" w:eastAsia="微软雅黑"/>
+          <w:b w:val="0"/>
+          <w:sz w:val="20"/>
+        </w:rPr>
+        <w:t>点击列表“详情”后，可查看单笔在线充值订单的完整信息，适合进一步核对到账金额、第三方单号和更新时间。</w:t>
+      </w:r>
+    </w:p>
+    <w:p>
+      <w:pPr>
+        <w:spacing w:after="40"/>
+        <w:jc w:val="center"/>
+      </w:pPr>
+      <w:r>
+        <w:drawing>
+          <wp:inline distT="0" distB="0" distL="114300" distR="114300">
+            <wp:extent cx="3735705" cy="3686175"/>
+            <wp:effectExtent l="0" t="0" r="17145" b="9525"/>
+            <wp:docPr id="135" name="Picture 135"/>
+            <wp:cNvGraphicFramePr>
+              <a:graphicFrameLocks xmlns:a="http://schemas.openxmlformats.org/drawingml/2006/main" noChangeAspect="1"/>
+            </wp:cNvGraphicFramePr>
+            <a:graphic xmlns:a="http://schemas.openxmlformats.org/drawingml/2006/main">
+              <a:graphicData uri="http://schemas.openxmlformats.org/drawingml/2006/picture">
+                <pic:pic xmlns:pic="http://schemas.openxmlformats.org/drawingml/2006/picture">
+                  <pic:nvPicPr>
+                    <pic:cNvPr id="135" name="Picture 135"/>
+                    <pic:cNvPicPr>
+                      <a:picLocks noChangeAspect="1"/>
+                    </pic:cNvPicPr>
+                  </pic:nvPicPr>
+                  <pic:blipFill>
+                    <a:blip r:embed="rId69"/>
+                    <a:stretch>
+                      <a:fillRect/>
+                    </a:stretch>
+                  </pic:blipFill>
+                  <pic:spPr>
+                    <a:xfrm>
+                      <a:off x="0" y="0"/>
+                      <a:ext cx="3735705" cy="3686175"/>
+                    </a:xfrm>
+                    <a:prstGeom prst="rect">
+                      <a:avLst/>
+                    </a:prstGeom>
+                  </pic:spPr>
+                </pic:pic>
+              </a:graphicData>
+            </a:graphic>
+          </wp:inline>
+        </w:drawing>
+      </w:r>
+    </w:p>
+    <w:p>
+      <w:pPr>
+        <w:pStyle w:val="15"/>
+        <w:spacing w:after="120"/>
+        <w:jc w:val="center"/>
+      </w:pPr>
+      <w:r>
+        <w:rPr>
+          <w:rFonts w:ascii="微软雅黑" w:hAnsi="微软雅黑" w:eastAsia="微软雅黑"/>
+          <w:b w:val="0"/>
+          <w:color w:val="707E92"/>
+          <w:sz w:val="18"/>
+        </w:rPr>
+        <w:t>图：在线充值订单详情弹窗，用于查看单笔充值订单的金额、渠道和时间信息。</w:t>
+      </w:r>
+    </w:p>
+    <w:p>
+      <w:pPr>
+        <w:pStyle w:val="16"/>
+        <w:spacing w:after="60" w:line="276" w:lineRule="auto"/>
+      </w:pPr>
+      <w:r>
+        <w:rPr>
+          <w:rFonts w:ascii="微软雅黑" w:hAnsi="微软雅黑" w:eastAsia="微软雅黑"/>
+          <w:b/>
+          <w:color w:val="2F5597"/>
+          <w:sz w:val="20"/>
+        </w:rPr>
+        <w:t>详情字段</w:t>
+      </w:r>
+      <w:r>
+        <w:rPr>
+          <w:rFonts w:ascii="微软雅黑" w:hAnsi="微软雅黑" w:eastAsia="微软雅黑"/>
+          <w:b w:val="0"/>
+          <w:sz w:val="20"/>
+        </w:rPr>
+        <w:t>：详情弹窗会展示订单号、订单状态、会员ID、第三方单号、订单金额、实际到账金额、赠送金额、充值币种、汇率、手续费、支付方式、支付渠道、是否首充、备注、创建时间和更新时间。</w:t>
+      </w:r>
+    </w:p>
+    <w:p>
+      <w:pPr>
+        <w:pStyle w:val="16"/>
+        <w:spacing w:after="60" w:line="276" w:lineRule="auto"/>
+      </w:pPr>
+      <w:r>
+        <w:rPr>
+          <w:rFonts w:ascii="微软雅黑" w:hAnsi="微软雅黑" w:eastAsia="微软雅黑"/>
+          <w:b/>
+          <w:color w:val="2F5597"/>
+          <w:sz w:val="20"/>
+        </w:rPr>
+        <w:t>核对要点</w:t>
+      </w:r>
+      <w:r>
+        <w:rPr>
+          <w:rFonts w:ascii="微软雅黑" w:hAnsi="微软雅黑" w:eastAsia="微软雅黑"/>
+          <w:b w:val="0"/>
+          <w:sz w:val="20"/>
+        </w:rPr>
+        <w:t>：排查充值争议时，可优先通过详情页核对第三方单号、实际到账金额和更新时间，再决定是否继续结合支付通道数据或账变记录追查。若存在赠送金额，还应同步确认是否命中了当前充值活动规则。</w:t>
+      </w:r>
+    </w:p>
+    <w:p>
+      <w:pPr>
+        <w:pStyle w:val="6"/>
+        <w:spacing w:after="60" w:line="276" w:lineRule="auto"/>
+      </w:pPr>
+      <w:r>
+        <w:rPr>
+          <w:rFonts w:ascii="微软雅黑" w:hAnsi="微软雅黑" w:eastAsia="微软雅黑"/>
+          <w:b/>
+          <w:i/>
+          <w:color w:val="2F5597"/>
+          <w:sz w:val="21"/>
+        </w:rPr>
+        <w:t>USDT充值</w:t>
+      </w:r>
+    </w:p>
+    <w:p>
+      <w:pPr>
+        <w:spacing w:after="60" w:line="276" w:lineRule="auto"/>
+      </w:pPr>
+      <w:r>
+        <w:rPr>
+          <w:rFonts w:ascii="微软雅黑" w:hAnsi="微软雅黑" w:eastAsia="微软雅黑"/>
+          <w:b w:val="0"/>
+          <w:sz w:val="20"/>
+        </w:rPr>
+        <w:t>USDT 充值页签用于查询链路类充值订单，适合核对不同币种通道、链上支付方式和异常订单处理动作。</w:t>
+      </w:r>
+    </w:p>
+    <w:p>
+      <w:pPr>
+        <w:spacing w:after="40"/>
+        <w:jc w:val="center"/>
+      </w:pPr>
+      <w:r>
+        <w:drawing>
+          <wp:inline distT="0" distB="0" distL="114300" distR="114300">
+            <wp:extent cx="5852160" cy="1971675"/>
+            <wp:effectExtent l="0" t="0" r="15240" b="9525"/>
+            <wp:docPr id="136" name="Picture 136"/>
+            <wp:cNvGraphicFramePr>
+              <a:graphicFrameLocks xmlns:a="http://schemas.openxmlformats.org/drawingml/2006/main" noChangeAspect="1"/>
+            </wp:cNvGraphicFramePr>
+            <a:graphic xmlns:a="http://schemas.openxmlformats.org/drawingml/2006/main">
+              <a:graphicData uri="http://schemas.openxmlformats.org/drawingml/2006/picture">
+                <pic:pic xmlns:pic="http://schemas.openxmlformats.org/drawingml/2006/picture">
+                  <pic:nvPicPr>
+                    <pic:cNvPr id="136" name="Picture 136"/>
+                    <pic:cNvPicPr>
+                      <a:picLocks noChangeAspect="1"/>
+                    </pic:cNvPicPr>
+                  </pic:nvPicPr>
+                  <pic:blipFill>
+                    <a:blip r:embed="rId70"/>
+                    <a:stretch>
+                      <a:fillRect/>
+                    </a:stretch>
+                  </pic:blipFill>
+                  <pic:spPr>
+                    <a:xfrm>
+                      <a:off x="0" y="0"/>
+                      <a:ext cx="5852160" cy="1972117"/>
+                    </a:xfrm>
+                    <a:prstGeom prst="rect">
+                      <a:avLst/>
+                    </a:prstGeom>
+                  </pic:spPr>
+                </pic:pic>
+              </a:graphicData>
+            </a:graphic>
+          </wp:inline>
+        </w:drawing>
+      </w:r>
+    </w:p>
+    <w:p>
+      <w:pPr>
+        <w:pStyle w:val="15"/>
+        <w:spacing w:after="120"/>
+        <w:jc w:val="center"/>
+      </w:pPr>
+      <w:r>
+        <w:rPr>
+          <w:rFonts w:ascii="微软雅黑" w:hAnsi="微软雅黑" w:eastAsia="微软雅黑"/>
+          <w:b w:val="0"/>
+          <w:color w:val="707E92"/>
+          <w:sz w:val="18"/>
+        </w:rPr>
+        <w:t>图：USDT 充值列表，用于查看链路充值订单状态并处理补单。</w:t>
+      </w:r>
+    </w:p>
+    <w:p>
+      <w:pPr>
+        <w:pStyle w:val="16"/>
+        <w:spacing w:after="60" w:line="276" w:lineRule="auto"/>
+      </w:pPr>
+      <w:r>
+        <w:rPr>
+          <w:rFonts w:ascii="微软雅黑" w:hAnsi="微软雅黑" w:eastAsia="微软雅黑"/>
+          <w:b/>
+          <w:color w:val="2F5597"/>
+          <w:sz w:val="20"/>
+        </w:rPr>
+        <w:t>筛选与查看</w:t>
+      </w:r>
+      <w:r>
+        <w:rPr>
+          <w:rFonts w:ascii="微软雅黑" w:hAnsi="微软雅黑" w:eastAsia="微软雅黑"/>
+          <w:b w:val="0"/>
+          <w:sz w:val="20"/>
+        </w:rPr>
+        <w:t>：该页签支持按创建时间、会员ID 和订单状态筛选订单，列表中可查看订单金额、赠送金额、实际到账金额、支付方式、支付渠道、充值币种和第三方单号等信息。</w:t>
+      </w:r>
+    </w:p>
+    <w:p>
+      <w:pPr>
+        <w:pStyle w:val="16"/>
+        <w:spacing w:after="60" w:line="276" w:lineRule="auto"/>
+      </w:pPr>
+      <w:r>
+        <w:rPr>
+          <w:rFonts w:ascii="微软雅黑" w:hAnsi="微软雅黑" w:eastAsia="微软雅黑"/>
+          <w:b/>
+          <w:color w:val="2F5597"/>
+          <w:sz w:val="20"/>
+        </w:rPr>
+        <w:t>状态识别</w:t>
+      </w:r>
+      <w:r>
+        <w:rPr>
+          <w:rFonts w:ascii="微软雅黑" w:hAnsi="微软雅黑" w:eastAsia="微软雅黑"/>
+          <w:b w:val="0"/>
+          <w:sz w:val="20"/>
+        </w:rPr>
+        <w:t>：当订单显示“待付款”时，通常表示会员尚未完成支付；“处理中”表示链路回调或系统入账仍在进行中；“充值成功”表示订单已完成到账；“已关闭”则应结合订单时间和后续处理记录判断是否超时关闭或异常终止。</w:t>
+      </w:r>
+    </w:p>
+    <w:p>
+      <w:pPr>
+        <w:pStyle w:val="16"/>
+        <w:spacing w:after="60" w:line="276" w:lineRule="auto"/>
+      </w:pPr>
+      <w:r>
+        <w:rPr>
+          <w:rFonts w:ascii="微软雅黑" w:hAnsi="微软雅黑" w:eastAsia="微软雅黑"/>
+          <w:b/>
+          <w:color w:val="2F5597"/>
+          <w:sz w:val="20"/>
+        </w:rPr>
+        <w:t>操作入口</w:t>
+      </w:r>
+      <w:r>
+        <w:rPr>
+          <w:rFonts w:ascii="微软雅黑" w:hAnsi="微软雅黑" w:eastAsia="微软雅黑"/>
+          <w:b w:val="0"/>
+          <w:sz w:val="20"/>
+        </w:rPr>
+        <w:t>：列表操作区通常包含“详情”，部分异常订单还会提供“补单”入口，用于在已确认链上支付但系统未正常回写时补录交易信息。</w:t>
+      </w:r>
+    </w:p>
+    <w:p>
+      <w:pPr>
+        <w:pStyle w:val="6"/>
+        <w:spacing w:after="60" w:line="276" w:lineRule="auto"/>
+      </w:pPr>
+      <w:r>
+        <w:rPr>
+          <w:rFonts w:ascii="微软雅黑" w:hAnsi="微软雅黑" w:eastAsia="微软雅黑"/>
+          <w:b/>
+          <w:i/>
+          <w:color w:val="2F5597"/>
+          <w:sz w:val="21"/>
+        </w:rPr>
+        <w:t>补单</w:t>
+      </w:r>
+    </w:p>
+    <w:p>
+      <w:pPr>
+        <w:spacing w:after="60" w:line="276" w:lineRule="auto"/>
+      </w:pPr>
+      <w:r>
+        <w:rPr>
+          <w:rFonts w:ascii="微软雅黑" w:hAnsi="微软雅黑" w:eastAsia="微软雅黑"/>
+          <w:b w:val="0"/>
+          <w:sz w:val="20"/>
+        </w:rPr>
+        <w:t>补单弹窗用于手动补录链路订单的交易编号，适合处理会员已完成支付、但系统未自动关联到账结果的异常场景。</w:t>
+      </w:r>
+    </w:p>
+    <w:p>
+      <w:pPr>
+        <w:spacing w:after="40"/>
+        <w:jc w:val="center"/>
+      </w:pPr>
+      <w:r>
+        <w:drawing>
+          <wp:inline distT="0" distB="0" distL="114300" distR="114300">
+            <wp:extent cx="3534410" cy="1720215"/>
+            <wp:effectExtent l="0" t="0" r="8890" b="13335"/>
+            <wp:docPr id="137" name="Picture 137"/>
+            <wp:cNvGraphicFramePr>
+              <a:graphicFrameLocks xmlns:a="http://schemas.openxmlformats.org/drawingml/2006/main" noChangeAspect="1"/>
+            </wp:cNvGraphicFramePr>
+            <a:graphic xmlns:a="http://schemas.openxmlformats.org/drawingml/2006/main">
+              <a:graphicData uri="http://schemas.openxmlformats.org/drawingml/2006/picture">
+                <pic:pic xmlns:pic="http://schemas.openxmlformats.org/drawingml/2006/picture">
+                  <pic:nvPicPr>
+                    <pic:cNvPr id="137" name="Picture 137"/>
+                    <pic:cNvPicPr>
+                      <a:picLocks noChangeAspect="1"/>
+                    </pic:cNvPicPr>
+                  </pic:nvPicPr>
+                  <pic:blipFill>
+                    <a:blip r:embed="rId71"/>
+                    <a:stretch>
+                      <a:fillRect/>
+                    </a:stretch>
+                  </pic:blipFill>
+                  <pic:spPr>
+                    <a:xfrm>
+                      <a:off x="0" y="0"/>
+                      <a:ext cx="3534410" cy="1720215"/>
+                    </a:xfrm>
+                    <a:prstGeom prst="rect">
+                      <a:avLst/>
+                    </a:prstGeom>
+                  </pic:spPr>
+                </pic:pic>
+              </a:graphicData>
+            </a:graphic>
+          </wp:inline>
+        </w:drawing>
+      </w:r>
+    </w:p>
+    <w:p>
+      <w:pPr>
+        <w:pStyle w:val="15"/>
+        <w:spacing w:after="120"/>
+        <w:jc w:val="center"/>
+      </w:pPr>
+      <w:r>
+        <w:rPr>
+          <w:rFonts w:ascii="微软雅黑" w:hAnsi="微软雅黑" w:eastAsia="微软雅黑"/>
+          <w:b w:val="0"/>
+          <w:color w:val="707E92"/>
+          <w:sz w:val="18"/>
+        </w:rPr>
+        <w:t>图：USDT 充值补单弹窗，用于录入 txId 并确认补单操作。</w:t>
+      </w:r>
+    </w:p>
+    <w:p>
+      <w:pPr>
+        <w:pStyle w:val="16"/>
+        <w:spacing w:after="60" w:line="276" w:lineRule="auto"/>
+      </w:pPr>
+      <w:r>
+        <w:rPr>
+          <w:rFonts w:ascii="微软雅黑" w:hAnsi="微软雅黑" w:eastAsia="微软雅黑"/>
+          <w:b/>
+          <w:color w:val="2F5597"/>
+          <w:sz w:val="20"/>
+        </w:rPr>
+        <w:t>txId录入</w:t>
+      </w:r>
+      <w:r>
+        <w:rPr>
+          <w:rFonts w:ascii="微软雅黑" w:hAnsi="微软雅黑" w:eastAsia="微软雅黑"/>
+          <w:b w:val="0"/>
+          <w:sz w:val="20"/>
+        </w:rPr>
+        <w:t>：补单时需填写正确的 txId。录入前应先核对链上交易编号、订单金额、会员账号和订单时间，避免把错误交易回填到其他订单。</w:t>
+      </w:r>
+    </w:p>
+    <w:p>
+      <w:pPr>
+        <w:pStyle w:val="16"/>
+        <w:spacing w:after="60" w:line="276" w:lineRule="auto"/>
+      </w:pPr>
+      <w:r>
+        <w:rPr>
+          <w:rFonts w:ascii="微软雅黑" w:hAnsi="微软雅黑" w:eastAsia="微软雅黑"/>
+          <w:b/>
+          <w:color w:val="2F5597"/>
+          <w:sz w:val="20"/>
+        </w:rPr>
+        <w:t>使用场景</w:t>
+      </w:r>
+      <w:r>
+        <w:rPr>
+          <w:rFonts w:ascii="微软雅黑" w:hAnsi="微软雅黑" w:eastAsia="微软雅黑"/>
+          <w:b w:val="0"/>
+          <w:sz w:val="20"/>
+        </w:rPr>
+        <w:t>：仅当确认会员已实际完成支付、且自动回调或系统关联未成功时，才建议使用补单。对于仍处于待付款或未确认到账的订单，不应直接执行补单。</w:t>
+      </w:r>
+    </w:p>
+    <w:p>
+      <w:pPr>
+        <w:pStyle w:val="16"/>
+        <w:spacing w:after="60" w:line="276" w:lineRule="auto"/>
+      </w:pPr>
+      <w:r>
+        <w:rPr>
+          <w:rFonts w:ascii="微软雅黑" w:hAnsi="微软雅黑" w:eastAsia="微软雅黑"/>
+          <w:b/>
+          <w:color w:val="2F5597"/>
+          <w:sz w:val="20"/>
+        </w:rPr>
+        <w:t>处理要点</w:t>
+      </w:r>
+      <w:r>
+        <w:rPr>
+          <w:rFonts w:ascii="微软雅黑" w:hAnsi="微软雅黑" w:eastAsia="微软雅黑"/>
+          <w:b w:val="0"/>
+          <w:sz w:val="20"/>
+        </w:rPr>
+        <w:t>：补单完成后，应重新核对订单状态、实际到账金额和相关账变记录，确认资金已正确入账；如仍未更新，应继续排查链路回调、通道数据或人工处理日志。</w:t>
+      </w:r>
+    </w:p>
+    <w:p>
+      <w:pPr>
+        <w:pStyle w:val="5"/>
+        <w:keepNext/>
+        <w:spacing w:before="180" w:after="100" w:line="259" w:lineRule="auto"/>
+        <w:rPr>
+          <w:rFonts w:ascii="微软雅黑" w:hAnsi="微软雅黑" w:eastAsia="微软雅黑"/>
+          <w:b/>
+          <w:color w:val="2F5597"/>
+          <w:sz w:val="25"/>
+        </w:rPr>
+      </w:pPr>
+      <w:r>
+        <w:rPr>
+          <w:rFonts w:ascii="Microsoft YaHei" w:hAnsi="Microsoft YaHei" w:eastAsia="Microsoft YaHei"/>
+          <w:b/>
+          <w:color w:val="2F5597"/>
+          <w:sz w:val="25"/>
+        </w:rPr>
+        <w:t>提现订单列表</w:t>
+      </w:r>
+    </w:p>
+    <w:p>
+      <w:pPr>
+        <w:spacing w:after="60" w:line="276" w:lineRule="auto"/>
+      </w:pPr>
+      <w:r>
+        <w:rPr>
+          <w:rFonts w:ascii="Microsoft YaHei" w:hAnsi="Microsoft YaHei" w:eastAsia="Microsoft YaHei"/>
+          <w:b w:val="0"/>
+          <w:sz w:val="20"/>
+        </w:rPr>
+        <w:t>提现订单列表用于统一查询会员提现申请、跟踪审核与出款处理进度，并结合订单详情、重新支付和取消订单等操作完成出款处理。日常使用时可先在列表中按时间、会员和状态定位目标订单，再根据当前处理结果进入对应操作。</w:t>
+      </w:r>
+    </w:p>
+    <w:p>
+      <w:pPr>
+        <w:pStyle w:val="6"/>
+        <w:spacing w:after="60" w:line="276" w:lineRule="auto"/>
+      </w:pPr>
+      <w:r>
+        <w:rPr>
+          <w:rFonts w:ascii="Microsoft YaHei" w:hAnsi="Microsoft YaHei" w:eastAsia="Microsoft YaHei"/>
+          <w:b/>
+          <w:i/>
+          <w:color w:val="2F5597"/>
+          <w:sz w:val="21"/>
+        </w:rPr>
+        <w:t>订单列表</w:t>
+      </w:r>
+    </w:p>
+    <w:p>
+      <w:pPr>
+        <w:spacing w:after="60" w:line="276" w:lineRule="auto"/>
+      </w:pPr>
+      <w:r>
+        <w:rPr>
+          <w:rFonts w:ascii="Microsoft YaHei" w:hAnsi="Microsoft YaHei" w:eastAsia="Microsoft YaHei"/>
+          <w:b w:val="0"/>
+          <w:sz w:val="20"/>
+        </w:rPr>
+        <w:t>订单列表是处理提现申请的主入口，适合财务、客服和风控人员快速查看订单状态、实际出款金额和备注说明，并继续进入详情或异常处理操作。</w:t>
+      </w:r>
+    </w:p>
+    <w:p>
+      <w:pPr>
+        <w:spacing w:after="40"/>
+        <w:jc w:val="center"/>
+      </w:pPr>
+      <w:r>
+        <w:drawing>
           <wp:inline xmlns:a="http://schemas.openxmlformats.org/drawingml/2006/main" xmlns:pic="http://schemas.openxmlformats.org/drawingml/2006/picture">
-            <wp:extent cx="5852160" cy="4215267"/>
-            <wp:docPr id="132" name="Picture 132"/>
+            <wp:extent cx="5852160" cy="2109746"/>
+            <wp:docPr id="138" name="Picture 138"/>
             <wp:cNvGraphicFramePr>
               <a:graphicFrameLocks noChangeAspect="1"/>
             </wp:cNvGraphicFramePr>
@@ -15076,7 +16124,7 @@
                     <pic:cNvPicPr/>
                   </pic:nvPicPr>
                   <pic:blipFill>
-                    <a:blip r:embed="rId66"/>
+                    <a:blip r:embed="rId72"/>
                     <a:stretch>
                       <a:fillRect/>
                     </a:stretch>
@@ -15084,7 +16132,7 @@
                   <pic:spPr>
                     <a:xfrm>
                       <a:off x="0" y="0"/>
-                      <a:ext cx="5852160" cy="4215267"/>
+                      <a:ext cx="5852160" cy="2109746"/>
                     </a:xfrm>
                     <a:prstGeom prst="rect"/>
                   </pic:spPr>
@@ -15108,7 +16156,7 @@
           <w:color w:val="707E92"/>
           <w:sz w:val="18"/>
         </w:rPr>
-        <w:t>图：编辑支付方式分组弹窗，用于维护前台展示名称、图标和排序。</w:t>
+        <w:t>图：提现订单列表主表，用于按会员、订单状态和时间范围查询提现订单。</w:t>
       </w:r>
     </w:p>
     <w:p>
@@ -15123,7 +16171,7 @@
           <w:color w:val="2F5597"/>
           <w:sz w:val="20"/>
         </w:rPr>
-        <w:t>分组名称</w:t>
+        <w:t>筛选条件</w:t>
       </w:r>
       <w:r>
         <w:rPr>
@@ -15131,7 +16179,7 @@
           <w:b w:val="0"/>
           <w:sz w:val="20"/>
         </w:rPr>
-        <w:t>：页面支持维护前台支付方式名字。该名称会直接影响前台充值页分组展示，因此修改前应确认当前支付通道的实际用途和面向用户的展示口径。</w:t>
+        <w:t>：页面支持按申请时间、会员ID、订单号和订单状态筛选订单，并可配合自动刷新快速查看待审核、处理中或异常失败的提现申请。处理催单或客诉时，建议先固定时间范围和会员账号，再缩小到具体状态。</w:t>
       </w:r>
     </w:p>
     <w:p>
@@ -15146,7 +16194,7 @@
           <w:color w:val="2F5597"/>
           <w:sz w:val="20"/>
         </w:rPr>
-        <w:t>图标与排序</w:t>
+        <w:t>列表字段</w:t>
       </w:r>
       <w:r>
         <w:rPr>
@@ -15154,7 +16202,7 @@
           <w:b w:val="0"/>
           <w:sz w:val="20"/>
         </w:rPr>
-        <w:t>：页面支持维护图标和排序值。图标建议保持统一尺寸和格式，排序值用于控制分组在前台的展示先后，调整后应同步检查前台实际显示效果。</w:t>
+        <w:t>：主表通常展示订单号、订单状态、商户ID、会员ID、创建时间、更新时间、提现金额、实际金额、提现方式、操作人和备注等信息。核对订单时应重点关注实际金额、状态变化和备注中记录的三方返回或人工处理说明。</w:t>
       </w:r>
     </w:p>
     <w:p>
@@ -15169,7 +16217,7 @@
           <w:color w:val="2F5597"/>
           <w:sz w:val="20"/>
         </w:rPr>
-        <w:t>保存操作</w:t>
+        <w:t>状态流转</w:t>
       </w:r>
       <w:r>
         <w:rPr>
@@ -15177,7 +16225,30 @@
           <w:b w:val="0"/>
           <w:sz w:val="20"/>
         </w:rPr>
-        <w:t>：修改完成后点击确定保存。保存前应确认分组名称、图标和排序与当前支付通道配置保持一致，避免前台展示混乱。</w:t>
+        <w:t>：常见状态包括待初审、初审不通过、复审不通过、待支付、支付中、已失败和已完成等。处理过程中应结合当前状态决定后续动作，避免对已终态订单重复发起支付或误做人工取消。</w:t>
+      </w:r>
+    </w:p>
+    <w:p>
+      <w:pPr>
+        <w:pStyle w:val="16"/>
+        <w:spacing w:after="60" w:line="276" w:lineRule="auto"/>
+      </w:pPr>
+      <w:r>
+        <w:rPr>
+          <w:rFonts w:ascii="Microsoft YaHei" w:hAnsi="Microsoft YaHei" w:eastAsia="Microsoft YaHei"/>
+          <w:b/>
+          <w:color w:val="2F5597"/>
+          <w:sz w:val="20"/>
+        </w:rPr>
+        <w:t>操作入口</w:t>
+      </w:r>
+      <w:r>
+        <w:rPr>
+          <w:rFonts w:ascii="Microsoft YaHei" w:hAnsi="Microsoft YaHei" w:eastAsia="Microsoft YaHei"/>
+          <w:b w:val="0"/>
+          <w:sz w:val="20"/>
+        </w:rPr>
+        <w:t>：列表操作区通常提供详情、重新支付和取消订单等入口。只有在确认订单状态和失败原因后，才建议继续执行重新支付或取消订单，避免影响资金流转和对账口径。</w:t>
       </w:r>
     </w:p>
     <w:p>
@@ -15193,7 +16264,7 @@
           <w:color w:val="2F5597"/>
           <w:sz w:val="21"/>
         </w:rPr>
-        <w:t>充值配置</w:t>
+        <w:t>订单详情</w:t>
       </w:r>
     </w:p>
     <w:p>
@@ -15206,7 +16277,7 @@
           <w:b w:val="0"/>
           <w:sz w:val="20"/>
         </w:rPr>
-        <w:t>充值配置弹窗用于维护站点级充值提示信息和并发订单限制，是控制充值体验和前台引导文案的统一入口。</w:t>
+        <w:t>订单详情弹窗用于查看单笔提现订单的完整基础信息，适合在审核、复核和处理异常时快速确认订单金额、时间和备注。</w:t>
       </w:r>
     </w:p>
     <w:p>
@@ -15217,8 +16288,8 @@
       <w:r>
         <w:drawing>
           <wp:inline xmlns:a="http://schemas.openxmlformats.org/drawingml/2006/main" xmlns:pic="http://schemas.openxmlformats.org/drawingml/2006/picture">
-            <wp:extent cx="5852160" cy="4432151"/>
-            <wp:docPr id="133" name="Picture 133"/>
+            <wp:extent cx="5852160" cy="3394424"/>
+            <wp:docPr id="139" name="Picture 139"/>
             <wp:cNvGraphicFramePr>
               <a:graphicFrameLocks noChangeAspect="1"/>
             </wp:cNvGraphicFramePr>
@@ -15230,7 +16301,7 @@
                     <pic:cNvPicPr/>
                   </pic:nvPicPr>
                   <pic:blipFill>
-                    <a:blip r:embed="rId67"/>
+                    <a:blip r:embed="rId73"/>
                     <a:stretch>
                       <a:fillRect/>
                     </a:stretch>
@@ -15238,7 +16309,7 @@
                   <pic:spPr>
                     <a:xfrm>
                       <a:off x="0" y="0"/>
-                      <a:ext cx="5852160" cy="4432151"/>
+                      <a:ext cx="5852160" cy="3394424"/>
                     </a:xfrm>
                     <a:prstGeom prst="rect"/>
                   </pic:spPr>
@@ -15262,7 +16333,7 @@
           <w:color w:val="707E92"/>
           <w:sz w:val="18"/>
         </w:rPr>
-        <w:t>图：充值配置弹窗，用于设置并发充值订单数和充值提示语。</w:t>
+        <w:t>图：提现订单详情弹窗，用于查看单笔提现订单的状态、金额和处理时间。</w:t>
       </w:r>
     </w:p>
     <w:p>
@@ -15277,7 +16348,7 @@
           <w:color w:val="2F5597"/>
           <w:sz w:val="20"/>
         </w:rPr>
-        <w:t>并发订单</w:t>
+        <w:t>详情字段</w:t>
       </w:r>
       <w:r>
         <w:rPr>
@@ -15285,7 +16356,7 @@
           <w:b w:val="0"/>
           <w:sz w:val="20"/>
         </w:rPr>
-        <w:t>：页面可维护每个用户最大可同时进行中的充值订单数，用于控制会员在同一时间内可发起的充值单数量。调整前应先确认当前支付处理能力和异常订单清理策略。</w:t>
+        <w:t>：详情弹窗通常展示订单号、订单状态、会员ID、商户ID、提现金额、实际金额、申请时间、操作时间和备注等内容，便于快速核对单笔订单的完整处理记录。</w:t>
       </w:r>
     </w:p>
     <w:p>
@@ -15300,7 +16371,7 @@
           <w:color w:val="2F5597"/>
           <w:sz w:val="20"/>
         </w:rPr>
-        <w:t>提示语内容</w:t>
+        <w:t>核对要点</w:t>
       </w:r>
       <w:r>
         <w:rPr>
@@ -15308,200 +16379,315 @@
           <w:b w:val="0"/>
           <w:sz w:val="20"/>
         </w:rPr>
-        <w:t>：页面支持维护充值提示语内容，并提供富文本编辑和实时预览。适合填写到账时效、汇率说明、异常处理方式和客服引导。</w:t>
-      </w:r>
-    </w:p>
-    <w:p>
-      <w:pPr>
-        <w:pStyle w:val="16"/>
+        <w:t>：处理审核争议或玩家咨询时，可先通过详情确认订单金额、实际到账金额和状态，再结合备注判断是否存在三方返回异常、风控驳回或人工处理记录。</w:t>
+      </w:r>
+    </w:p>
+    <w:p>
+      <w:pPr>
+        <w:pStyle w:val="6"/>
         <w:spacing w:after="60" w:line="276" w:lineRule="auto"/>
       </w:pPr>
       <w:r>
         <w:rPr>
           <w:rFonts w:ascii="Microsoft YaHei" w:hAnsi="Microsoft YaHei" w:eastAsia="Microsoft YaHei"/>
           <w:b/>
-          <w:color w:val="2F5597"/>
-          <w:sz w:val="20"/>
-        </w:rPr>
-        <w:t>保存操作</w:t>
-      </w:r>
+          <w:i/>
+          <w:color w:val="2F5597"/>
+          <w:sz w:val="21"/>
+        </w:rPr>
+        <w:t>重新支付</w:t>
+      </w:r>
+    </w:p>
+    <w:p>
+      <w:pPr>
+        <w:spacing w:after="60" w:line="276" w:lineRule="auto"/>
+      </w:pPr>
       <w:r>
         <w:rPr>
           <w:rFonts w:ascii="Microsoft YaHei" w:hAnsi="Microsoft YaHei" w:eastAsia="Microsoft YaHei"/>
           <w:b w:val="0"/>
           <w:sz w:val="20"/>
         </w:rPr>
-        <w:t>：保存前建议检查预览区显示效果，并确认提示语与当前支付方式、活动规则和人工处理流程保持一致，避免出现文案截断或口径不一致的情况。</w:t>
-      </w:r>
-    </w:p>
-    <w:p>
-      <w:pPr>
-        <w:pStyle w:val="5"/>
-        <w:keepNext/>
-        <w:spacing w:before="180" w:after="100" w:line="259" w:lineRule="auto"/>
-      </w:pPr>
-      <w:r>
-        <w:rPr>
-          <w:rFonts w:ascii="微软雅黑" w:hAnsi="微软雅黑" w:eastAsia="微软雅黑"/>
-          <w:b/>
-          <w:color w:val="2F5597"/>
-          <w:sz w:val="25"/>
-        </w:rPr>
-        <w:t>充值订单列表</w:t>
-      </w:r>
-    </w:p>
-    <w:p>
-      <w:pPr>
-        <w:pStyle w:val="16"/>
-        <w:spacing w:after="60" w:line="276" w:lineRule="auto"/>
-      </w:pPr>
-      <w:r>
-        <w:rPr>
-          <w:rFonts w:ascii="微软雅黑" w:hAnsi="微软雅黑" w:eastAsia="微软雅黑"/>
-          <w:b/>
-          <w:color w:val="2F5597"/>
-          <w:sz w:val="20"/>
-        </w:rPr>
-        <w:t>充值订单列表</w:t>
-      </w:r>
-      <w:r>
-        <w:rPr>
-          <w:rFonts w:ascii="微软雅黑" w:hAnsi="微软雅黑" w:eastAsia="微软雅黑"/>
-          <w:b w:val="0"/>
-          <w:sz w:val="20"/>
-        </w:rPr>
-        <w:t>：用于查询会员充值订单和订单状态。</w:t>
-      </w:r>
-    </w:p>
-    <w:p>
-      <w:pPr>
-        <w:pStyle w:val="16"/>
-        <w:spacing w:after="60" w:line="276" w:lineRule="auto"/>
-      </w:pPr>
-      <w:r>
-        <w:rPr>
-          <w:rFonts w:ascii="微软雅黑" w:hAnsi="微软雅黑" w:eastAsia="微软雅黑"/>
-          <w:b/>
-          <w:color w:val="2F5597"/>
-          <w:sz w:val="20"/>
-        </w:rPr>
-        <w:t>筛选与查看</w:t>
-      </w:r>
-      <w:r>
-        <w:rPr>
-          <w:rFonts w:ascii="微软雅黑" w:hAnsi="微软雅黑" w:eastAsia="微软雅黑"/>
-          <w:b w:val="0"/>
-          <w:sz w:val="20"/>
-        </w:rPr>
-        <w:t>：按会员、订单号、通道、状态或时间筛选，查看订单详情。</w:t>
-      </w:r>
-    </w:p>
-    <w:p>
-      <w:pPr>
-        <w:pStyle w:val="16"/>
-        <w:spacing w:after="60" w:line="276" w:lineRule="auto"/>
-      </w:pPr>
-      <w:r>
-        <w:rPr>
-          <w:rFonts w:ascii="微软雅黑" w:hAnsi="微软雅黑" w:eastAsia="微软雅黑"/>
-          <w:b/>
-          <w:color w:val="2F5597"/>
-          <w:sz w:val="20"/>
-        </w:rPr>
-        <w:t>核对要点</w:t>
-      </w:r>
-      <w:r>
-        <w:rPr>
-          <w:rFonts w:ascii="微软雅黑" w:hAnsi="微软雅黑" w:eastAsia="微软雅黑"/>
-          <w:b w:val="0"/>
-          <w:sz w:val="20"/>
-        </w:rPr>
-        <w:t>：处理充值问题时应核对支付状态、到账状态和账变记录。</w:t>
-      </w:r>
-    </w:p>
-    <w:p>
-      <w:pPr>
-        <w:pStyle w:val="5"/>
-        <w:keepNext/>
-        <w:spacing w:before="180" w:after="100" w:line="259" w:lineRule="auto"/>
-      </w:pPr>
-      <w:r>
-        <w:rPr>
-          <w:rFonts w:ascii="微软雅黑" w:hAnsi="微软雅黑" w:eastAsia="微软雅黑"/>
-          <w:b/>
-          <w:color w:val="2F5597"/>
-          <w:sz w:val="25"/>
-        </w:rPr>
-        <w:t>提现订单列表</w:t>
-      </w:r>
-    </w:p>
-    <w:p>
-      <w:pPr>
-        <w:pStyle w:val="16"/>
-        <w:spacing w:after="60" w:line="276" w:lineRule="auto"/>
-      </w:pPr>
-      <w:r>
-        <w:rPr>
-          <w:rFonts w:ascii="微软雅黑" w:hAnsi="微软雅黑" w:eastAsia="微软雅黑"/>
-          <w:b/>
-          <w:color w:val="2F5597"/>
-          <w:sz w:val="20"/>
-        </w:rPr>
-        <w:t>提现订单列表</w:t>
-      </w:r>
-      <w:r>
-        <w:rPr>
-          <w:rFonts w:ascii="微软雅黑" w:hAnsi="微软雅黑" w:eastAsia="微软雅黑"/>
-          <w:b w:val="0"/>
-          <w:sz w:val="20"/>
-        </w:rPr>
-        <w:t>：用于查询会员提现订单和处理进度。</w:t>
-      </w:r>
-    </w:p>
-    <w:p>
-      <w:pPr>
-        <w:pStyle w:val="16"/>
-        <w:spacing w:after="60" w:line="276" w:lineRule="auto"/>
-      </w:pPr>
-      <w:r>
-        <w:rPr>
-          <w:rFonts w:ascii="微软雅黑" w:hAnsi="微软雅黑" w:eastAsia="微软雅黑"/>
-          <w:b/>
-          <w:color w:val="2F5597"/>
-          <w:sz w:val="20"/>
-        </w:rPr>
-        <w:t>筛选与查看</w:t>
-      </w:r>
-      <w:r>
-        <w:rPr>
-          <w:rFonts w:ascii="微软雅黑" w:hAnsi="微软雅黑" w:eastAsia="微软雅黑"/>
-          <w:b w:val="0"/>
-          <w:sz w:val="20"/>
-        </w:rPr>
-        <w:t>：按会员、订单号、状态或时间筛选，查看审核和出款信息。</w:t>
-      </w:r>
-    </w:p>
-    <w:p>
-      <w:pPr>
-        <w:pStyle w:val="16"/>
-        <w:spacing w:after="60" w:line="276" w:lineRule="auto"/>
-      </w:pPr>
-      <w:r>
-        <w:rPr>
-          <w:rFonts w:ascii="微软雅黑" w:hAnsi="微软雅黑" w:eastAsia="微软雅黑"/>
-          <w:b/>
-          <w:color w:val="2F5597"/>
-          <w:sz w:val="20"/>
-        </w:rPr>
-        <w:t>对账要点</w:t>
-      </w:r>
-      <w:r>
-        <w:rPr>
-          <w:rFonts w:ascii="微软雅黑" w:hAnsi="微软雅黑" w:eastAsia="微软雅黑"/>
-          <w:b w:val="0"/>
-          <w:sz w:val="20"/>
-        </w:rPr>
-        <w:t>：处理前核对账户信息、风控结果和资金状态。</w:t>
+        <w:t>重新支付弹窗用于对代付失败的提现订单再次发起支付请求，适合在已确认订单仍需继续出款、且失败原因已排查清楚时使用。</w:t>
+      </w:r>
+    </w:p>
+    <w:p>
+      <w:pPr>
+        <w:spacing w:after="40"/>
+        <w:jc w:val="center"/>
+      </w:pPr>
+      <w:r>
+        <w:drawing>
+          <wp:inline xmlns:a="http://schemas.openxmlformats.org/drawingml/2006/main" xmlns:pic="http://schemas.openxmlformats.org/drawingml/2006/picture">
+            <wp:extent cx="5852160" cy="5236144"/>
+            <wp:docPr id="140" name="Picture 140"/>
+            <wp:cNvGraphicFramePr>
+              <a:graphicFrameLocks noChangeAspect="1"/>
+            </wp:cNvGraphicFramePr>
+            <a:graphic>
+              <a:graphicData uri="http://schemas.openxmlformats.org/drawingml/2006/picture">
+                <pic:pic>
+                  <pic:nvPicPr>
+                    <pic:cNvPr id="0" name="image.png"/>
+                    <pic:cNvPicPr/>
+                  </pic:nvPicPr>
+                  <pic:blipFill>
+                    <a:blip r:embed="rId74"/>
+                    <a:stretch>
+                      <a:fillRect/>
+                    </a:stretch>
+                  </pic:blipFill>
+                  <pic:spPr>
+                    <a:xfrm>
+                      <a:off x="0" y="0"/>
+                      <a:ext cx="5852160" cy="5236144"/>
+                    </a:xfrm>
+                    <a:prstGeom prst="rect"/>
+                  </pic:spPr>
+                </pic:pic>
+              </a:graphicData>
+            </a:graphic>
+          </wp:inline>
+        </w:drawing>
+      </w:r>
+    </w:p>
+    <w:p>
+      <w:pPr>
+        <w:pStyle w:val="15"/>
+        <w:spacing w:after="120"/>
+        <w:jc w:val="center"/>
+      </w:pPr>
+      <w:r>
+        <w:rPr>
+          <w:rFonts w:ascii="Microsoft YaHei" w:hAnsi="Microsoft YaHei" w:eastAsia="Microsoft YaHei"/>
+          <w:b w:val="0"/>
+          <w:color w:val="707E92"/>
+          <w:sz w:val="18"/>
+        </w:rPr>
+        <w:t>图：重新支付弹窗，用于确认再次调用代付接口并选择代付通道。</w:t>
+      </w:r>
+    </w:p>
+    <w:p>
+      <w:pPr>
+        <w:pStyle w:val="16"/>
+        <w:spacing w:after="60" w:line="276" w:lineRule="auto"/>
+      </w:pPr>
+      <w:r>
+        <w:rPr>
+          <w:rFonts w:ascii="Microsoft YaHei" w:hAnsi="Microsoft YaHei" w:eastAsia="Microsoft YaHei"/>
+          <w:b/>
+          <w:color w:val="2F5597"/>
+          <w:sz w:val="20"/>
+        </w:rPr>
+        <w:t>适用场景</w:t>
+      </w:r>
+      <w:r>
+        <w:rPr>
+          <w:rFonts w:ascii="Microsoft YaHei" w:hAnsi="Microsoft YaHei" w:eastAsia="Microsoft YaHei"/>
+          <w:b w:val="0"/>
+          <w:sz w:val="20"/>
+        </w:rPr>
+        <w:t>：重新支付通常用于三方代付失败但订单仍需继续出款的场景，例如临时通道异常、余额不足或通道切换后需重新提交。执行前应先确认失败原因已处理，避免重复提交无效请求。</w:t>
+      </w:r>
+    </w:p>
+    <w:p>
+      <w:pPr>
+        <w:pStyle w:val="16"/>
+        <w:spacing w:after="60" w:line="276" w:lineRule="auto"/>
+      </w:pPr>
+      <w:r>
+        <w:rPr>
+          <w:rFonts w:ascii="Microsoft YaHei" w:hAnsi="Microsoft YaHei" w:eastAsia="Microsoft YaHei"/>
+          <w:b/>
+          <w:color w:val="2F5597"/>
+          <w:sz w:val="20"/>
+        </w:rPr>
+        <w:t>通道选择</w:t>
+      </w:r>
+      <w:r>
+        <w:rPr>
+          <w:rFonts w:ascii="Microsoft YaHei" w:hAnsi="Microsoft YaHei" w:eastAsia="Microsoft YaHei"/>
+          <w:b w:val="0"/>
+          <w:sz w:val="20"/>
+        </w:rPr>
+        <w:t>：弹窗中需重新选择代付通道。选择前应先确认当前可用通道的状态、支持的提现方式和出款能力，避免再次提交到不可用或不匹配的通道。</w:t>
+      </w:r>
+    </w:p>
+    <w:p>
+      <w:pPr>
+        <w:pStyle w:val="16"/>
+        <w:spacing w:after="60" w:line="276" w:lineRule="auto"/>
+      </w:pPr>
+      <w:r>
+        <w:rPr>
+          <w:rFonts w:ascii="Microsoft YaHei" w:hAnsi="Microsoft YaHei" w:eastAsia="Microsoft YaHei"/>
+          <w:b/>
+          <w:color w:val="2F5597"/>
+          <w:sz w:val="20"/>
+        </w:rPr>
+        <w:t>处理结果</w:t>
+      </w:r>
+      <w:r>
+        <w:rPr>
+          <w:rFonts w:ascii="Microsoft YaHei" w:hAnsi="Microsoft YaHei" w:eastAsia="Microsoft YaHei"/>
+          <w:b w:val="0"/>
+          <w:sz w:val="20"/>
+        </w:rPr>
+        <w:t>：确认重新支付后，系统会再次调用三方代付接口，并把最新返回结果同步记录到备注。操作后应继续关注订单状态是否进入支付中或完成。</w:t>
+      </w:r>
+    </w:p>
+    <w:p>
+      <w:pPr>
+        <w:pStyle w:val="6"/>
+        <w:spacing w:after="60" w:line="276" w:lineRule="auto"/>
+      </w:pPr>
+      <w:r>
+        <w:rPr>
+          <w:rFonts w:ascii="Microsoft YaHei" w:hAnsi="Microsoft YaHei" w:eastAsia="Microsoft YaHei"/>
+          <w:b/>
+          <w:i/>
+          <w:color w:val="2F5597"/>
+          <w:sz w:val="21"/>
+        </w:rPr>
+        <w:t>取消订单</w:t>
+      </w:r>
+    </w:p>
+    <w:p>
+      <w:pPr>
+        <w:spacing w:after="60" w:line="276" w:lineRule="auto"/>
+      </w:pPr>
+      <w:r>
+        <w:rPr>
+          <w:rFonts w:ascii="Microsoft YaHei" w:hAnsi="Microsoft YaHei" w:eastAsia="Microsoft YaHei"/>
+          <w:b w:val="0"/>
+          <w:sz w:val="20"/>
+        </w:rPr>
+        <w:t>取消订单弹窗用于终止当前提现申请，并按页面提示把未完成出款的金额退回系统余额，适合处理无法继续支付或明确无需继续出款的订单。</w:t>
+      </w:r>
+    </w:p>
+    <w:p>
+      <w:pPr>
+        <w:spacing w:after="40"/>
+        <w:jc w:val="center"/>
+      </w:pPr>
+      <w:r>
+        <w:drawing>
+          <wp:inline xmlns:a="http://schemas.openxmlformats.org/drawingml/2006/main" xmlns:pic="http://schemas.openxmlformats.org/drawingml/2006/picture">
+            <wp:extent cx="5852160" cy="8083463"/>
+            <wp:docPr id="141" name="Picture 141"/>
+            <wp:cNvGraphicFramePr>
+              <a:graphicFrameLocks noChangeAspect="1"/>
+            </wp:cNvGraphicFramePr>
+            <a:graphic>
+              <a:graphicData uri="http://schemas.openxmlformats.org/drawingml/2006/picture">
+                <pic:pic>
+                  <pic:nvPicPr>
+                    <pic:cNvPr id="0" name="image.png"/>
+                    <pic:cNvPicPr/>
+                  </pic:nvPicPr>
+                  <pic:blipFill>
+                    <a:blip r:embed="rId75"/>
+                    <a:stretch>
+                      <a:fillRect/>
+                    </a:stretch>
+                  </pic:blipFill>
+                  <pic:spPr>
+                    <a:xfrm>
+                      <a:off x="0" y="0"/>
+                      <a:ext cx="5852160" cy="8083463"/>
+                    </a:xfrm>
+                    <a:prstGeom prst="rect"/>
+                  </pic:spPr>
+                </pic:pic>
+              </a:graphicData>
+            </a:graphic>
+          </wp:inline>
+        </w:drawing>
+      </w:r>
+    </w:p>
+    <w:p>
+      <w:pPr>
+        <w:pStyle w:val="15"/>
+        <w:spacing w:after="120"/>
+        <w:jc w:val="center"/>
+      </w:pPr>
+      <w:r>
+        <w:rPr>
+          <w:rFonts w:ascii="Microsoft YaHei" w:hAnsi="Microsoft YaHei" w:eastAsia="Microsoft YaHei"/>
+          <w:b w:val="0"/>
+          <w:color w:val="707E92"/>
+          <w:sz w:val="18"/>
+        </w:rPr>
+        <w:t>图：取消订单弹窗，用于确认终止提现订单并填写备注。</w:t>
+      </w:r>
+    </w:p>
+    <w:p>
+      <w:pPr>
+        <w:pStyle w:val="16"/>
+        <w:spacing w:after="60" w:line="276" w:lineRule="auto"/>
+      </w:pPr>
+      <w:r>
+        <w:rPr>
+          <w:rFonts w:ascii="Microsoft YaHei" w:hAnsi="Microsoft YaHei" w:eastAsia="Microsoft YaHei"/>
+          <w:b/>
+          <w:color w:val="2F5597"/>
+          <w:sz w:val="20"/>
+        </w:rPr>
+        <w:t>取消影响</w:t>
+      </w:r>
+      <w:r>
+        <w:rPr>
+          <w:rFonts w:ascii="Microsoft YaHei" w:hAnsi="Microsoft YaHei" w:eastAsia="Microsoft YaHei"/>
+          <w:b w:val="0"/>
+          <w:sz w:val="20"/>
+        </w:rPr>
+        <w:t>：取消订单后，页面通常会把订单状态更新为失败或关闭，并按当前规则将未完成出款的金额退回对应余额。执行前应先确认该订单确实无需继续支付，避免误取消正常订单。</w:t>
+      </w:r>
+    </w:p>
+    <w:p>
+      <w:pPr>
+        <w:pStyle w:val="16"/>
+        <w:spacing w:after="60" w:line="276" w:lineRule="auto"/>
+      </w:pPr>
+      <w:r>
+        <w:rPr>
+          <w:rFonts w:ascii="Microsoft YaHei" w:hAnsi="Microsoft YaHei" w:eastAsia="Microsoft YaHei"/>
+          <w:b/>
+          <w:color w:val="2F5597"/>
+          <w:sz w:val="20"/>
+        </w:rPr>
+        <w:t>备注说明</w:t>
+      </w:r>
+      <w:r>
+        <w:rPr>
+          <w:rFonts w:ascii="Microsoft YaHei" w:hAnsi="Microsoft YaHei" w:eastAsia="Microsoft YaHei"/>
+          <w:b w:val="0"/>
+          <w:sz w:val="20"/>
+        </w:rPr>
+        <w:t>：弹窗支持填写备注，建议明确记录取消原因、处理人和特殊说明，便于后续客服、财务或风控继续追溯订单处理过程。</w:t>
+      </w:r>
+    </w:p>
+    <w:p>
+      <w:pPr>
+        <w:pStyle w:val="16"/>
+        <w:spacing w:after="60" w:line="276" w:lineRule="auto"/>
+      </w:pPr>
+      <w:r>
+        <w:rPr>
+          <w:rFonts w:ascii="Microsoft YaHei" w:hAnsi="Microsoft YaHei" w:eastAsia="Microsoft YaHei"/>
+          <w:b/>
+          <w:color w:val="2F5597"/>
+          <w:sz w:val="20"/>
+        </w:rPr>
+        <w:t>使用要点</w:t>
+      </w:r>
+      <w:r>
+        <w:rPr>
+          <w:rFonts w:ascii="Microsoft YaHei" w:hAnsi="Microsoft YaHei" w:eastAsia="Microsoft YaHei"/>
+          <w:b w:val="0"/>
+          <w:sz w:val="20"/>
+        </w:rPr>
+        <w:t>：对支付失败、通道不可用或风控确认不再放款的订单，可使用取消订单完成收口；操作后建议同步核对账变记录和会员余额，确认资金已按预期回退。</w:t>
       </w:r>
     </w:p>
     <w:p>
@@ -24120,7 +25306,7 @@
     <w:lsdException w:unhideWhenUsed="0" w:uiPriority="70" w:semiHidden="0" w:name="Dark List Accent 6"/>
     <w:lsdException w:unhideWhenUsed="0" w:uiPriority="71" w:semiHidden="0" w:name="Colorful Shading Accent 6"/>
     <w:lsdException w:unhideWhenUsed="0" w:uiPriority="72" w:semiHidden="0" w:name="Colorful List Accent 6"/>
-    <w:lsdException w:unhideWhenUsed="0" w:uiPriority="73" w:semiHidden="0" w:name="Colorful Grid Accent 6"/>
+    <w:lsdException w:qFormat="1" w:unhideWhenUsed="0" w:uiPriority="73" w:semiHidden="0" w:name="Colorful Grid Accent 6"/>
   </w:latentStyles>
   <w:style w:type="paragraph" w:default="1" w:styleId="1">
     <w:name w:val="Normal"/>
@@ -36094,6 +37280,7 @@
   <w:style w:type="table" w:styleId="131">
     <w:name w:val="Colorful Grid Accent 6"/>
     <w:basedOn w:val="32"/>
+    <w:qFormat/>
     <w:uiPriority w:val="73"/>
     <w:pPr>
       <w:spacing w:after="0" w:line="240" w:lineRule="auto"/>
@@ -36238,6 +37425,7 @@
     <w:name w:val="Heading 1 Char"/>
     <w:basedOn w:val="132"/>
     <w:link w:val="3"/>
+    <w:qFormat/>
     <w:uiPriority w:val="9"/>
     <w:rPr>
       <w:rFonts w:asciiTheme="majorHAnsi" w:hAnsiTheme="majorHAnsi" w:eastAsiaTheme="majorEastAsia" w:cstheme="majorBidi"/>
@@ -36252,6 +37440,7 @@
     <w:name w:val="Heading 2 Char"/>
     <w:basedOn w:val="132"/>
     <w:link w:val="4"/>
+    <w:qFormat/>
     <w:uiPriority w:val="9"/>
     <w:rPr>
       <w:rFonts w:asciiTheme="majorHAnsi" w:hAnsiTheme="majorHAnsi" w:eastAsiaTheme="majorEastAsia" w:cstheme="majorBidi"/>
@@ -36271,6 +37460,7 @@
     <w:name w:val="Heading 3 Char"/>
     <w:basedOn w:val="132"/>
     <w:link w:val="5"/>
+    <w:qFormat/>
     <w:uiPriority w:val="9"/>
     <w:rPr>
       <w:rFonts w:asciiTheme="majorHAnsi" w:hAnsiTheme="majorHAnsi" w:eastAsiaTheme="majorEastAsia" w:cstheme="majorBidi"/>
@@ -36288,6 +37478,7 @@
     <w:name w:val="Title Char"/>
     <w:basedOn w:val="132"/>
     <w:link w:val="31"/>
+    <w:qFormat/>
     <w:uiPriority w:val="10"/>
     <w:rPr>
       <w:rFonts w:asciiTheme="majorHAnsi" w:hAnsiTheme="majorHAnsi" w:eastAsiaTheme="majorEastAsia" w:cstheme="majorBidi"/>
@@ -36302,6 +37493,7 @@
     <w:name w:val="Subtitle Char"/>
     <w:basedOn w:val="132"/>
     <w:link w:val="26"/>
+    <w:qFormat/>
     <w:uiPriority w:val="11"/>
     <w:rPr>
       <w:rFonts w:asciiTheme="majorHAnsi" w:hAnsiTheme="majorHAnsi" w:eastAsiaTheme="majorEastAsia" w:cstheme="majorBidi"/>
@@ -36338,12 +37530,14 @@
     <w:name w:val="Body Text 2 Char"/>
     <w:basedOn w:val="132"/>
     <w:link w:val="28"/>
+    <w:qFormat/>
     <w:uiPriority w:val="99"/>
   </w:style>
   <w:style w:type="character" w:customStyle="1" w:styleId="146">
     <w:name w:val="Body Text 3 Char"/>
     <w:basedOn w:val="132"/>
     <w:link w:val="17"/>
+    <w:qFormat/>
     <w:uiPriority w:val="99"/>
     <w:rPr>
       <w:sz w:val="16"/>
@@ -36383,6 +37577,7 @@
     <w:name w:val="Quote Char"/>
     <w:basedOn w:val="132"/>
     <w:link w:val="148"/>
+    <w:qFormat/>
     <w:uiPriority w:val="29"/>
     <w:rPr>
       <w:i/>
@@ -36400,6 +37595,7 @@
     <w:basedOn w:val="132"/>
     <w:link w:val="6"/>
     <w:semiHidden/>
+    <w:qFormat/>
     <w:uiPriority w:val="9"/>
     <w:rPr>
       <w:rFonts w:asciiTheme="majorHAnsi" w:hAnsiTheme="majorHAnsi" w:eastAsiaTheme="majorEastAsia" w:cstheme="majorBidi"/>
@@ -36420,6 +37616,7 @@
     <w:basedOn w:val="132"/>
     <w:link w:val="7"/>
     <w:semiHidden/>
+    <w:qFormat/>
     <w:uiPriority w:val="9"/>
     <w:rPr>
       <w:rFonts w:asciiTheme="majorHAnsi" w:hAnsiTheme="majorHAnsi" w:eastAsiaTheme="majorEastAsia" w:cstheme="majorBidi"/>
@@ -36431,6 +37628,7 @@
     <w:basedOn w:val="132"/>
     <w:link w:val="8"/>
     <w:semiHidden/>
+    <w:qFormat/>
     <w:uiPriority w:val="9"/>
     <w:rPr>
       <w:rFonts w:asciiTheme="majorHAnsi" w:hAnsiTheme="majorHAnsi" w:eastAsiaTheme="majorEastAsia" w:cstheme="majorBidi"/>
@@ -36444,6 +37642,7 @@
     <w:basedOn w:val="132"/>
     <w:link w:val="9"/>
     <w:semiHidden/>
+    <w:qFormat/>
     <w:uiPriority w:val="9"/>
     <w:rPr>
       <w:rFonts w:asciiTheme="majorHAnsi" w:hAnsiTheme="majorHAnsi" w:eastAsiaTheme="majorEastAsia" w:cstheme="majorBidi"/>
@@ -36465,6 +37664,7 @@
     <w:basedOn w:val="132"/>
     <w:link w:val="10"/>
     <w:semiHidden/>
+    <w:qFormat/>
     <w:uiPriority w:val="9"/>
     <w:rPr>
       <w:rFonts w:asciiTheme="majorHAnsi" w:hAnsiTheme="majorHAnsi" w:eastAsiaTheme="majorEastAsia" w:cstheme="majorBidi"/>
@@ -36483,6 +37683,7 @@
     <w:basedOn w:val="132"/>
     <w:link w:val="11"/>
     <w:semiHidden/>
+    <w:qFormat/>
     <w:uiPriority w:val="9"/>
     <w:rPr>
       <w:rFonts w:asciiTheme="majorHAnsi" w:hAnsiTheme="majorHAnsi" w:eastAsiaTheme="majorEastAsia" w:cstheme="majorBidi"/>
@@ -36532,6 +37733,7 @@
     <w:name w:val="Intense Quote Char"/>
     <w:basedOn w:val="132"/>
     <w:link w:val="156"/>
+    <w:qFormat/>
     <w:uiPriority w:val="30"/>
     <w:rPr>
       <w:b/>

--- a/B端后台操作手册.docx
+++ b/B端后台操作手册.docx
@@ -16053,7 +16053,7 @@
       </w:pPr>
       <w:r>
         <w:rPr>
-          <w:rFonts w:ascii="Microsoft YaHei" w:hAnsi="Microsoft YaHei" w:eastAsia="Microsoft YaHei"/>
+          <w:rFonts w:ascii="微软雅黑" w:hAnsi="微软雅黑" w:eastAsia="微软雅黑"/>
           <w:b/>
           <w:color w:val="2F5597"/>
           <w:sz w:val="25"/>
@@ -16067,7 +16067,7 @@
       </w:pPr>
       <w:r>
         <w:rPr>
-          <w:rFonts w:ascii="Microsoft YaHei" w:hAnsi="Microsoft YaHei" w:eastAsia="Microsoft YaHei"/>
+          <w:rFonts w:ascii="微软雅黑" w:hAnsi="微软雅黑" w:eastAsia="微软雅黑"/>
           <w:b w:val="0"/>
           <w:sz w:val="20"/>
         </w:rPr>
@@ -16081,7 +16081,7 @@
       </w:pPr>
       <w:r>
         <w:rPr>
-          <w:rFonts w:ascii="Microsoft YaHei" w:hAnsi="Microsoft YaHei" w:eastAsia="Microsoft YaHei"/>
+          <w:rFonts w:ascii="微软雅黑" w:hAnsi="微软雅黑" w:eastAsia="微软雅黑"/>
           <w:b/>
           <w:i/>
           <w:color w:val="2F5597"/>
@@ -16096,7 +16096,7 @@
       </w:pPr>
       <w:r>
         <w:rPr>
-          <w:rFonts w:ascii="Microsoft YaHei" w:hAnsi="Microsoft YaHei" w:eastAsia="Microsoft YaHei"/>
+          <w:rFonts w:ascii="微软雅黑" w:hAnsi="微软雅黑" w:eastAsia="微软雅黑"/>
           <w:b w:val="0"/>
           <w:sz w:val="20"/>
         </w:rPr>
@@ -16110,18 +16110,21 @@
       </w:pPr>
       <w:r>
         <w:drawing>
-          <wp:inline xmlns:a="http://schemas.openxmlformats.org/drawingml/2006/main" xmlns:pic="http://schemas.openxmlformats.org/drawingml/2006/picture">
-            <wp:extent cx="5852160" cy="2109746"/>
+          <wp:inline distT="0" distB="0" distL="114300" distR="114300">
+            <wp:extent cx="5852160" cy="2109470"/>
+            <wp:effectExtent l="0" t="0" r="15240" b="5080"/>
             <wp:docPr id="138" name="Picture 138"/>
             <wp:cNvGraphicFramePr>
-              <a:graphicFrameLocks noChangeAspect="1"/>
+              <a:graphicFrameLocks xmlns:a="http://schemas.openxmlformats.org/drawingml/2006/main" noChangeAspect="1"/>
             </wp:cNvGraphicFramePr>
-            <a:graphic>
+            <a:graphic xmlns:a="http://schemas.openxmlformats.org/drawingml/2006/main">
               <a:graphicData uri="http://schemas.openxmlformats.org/drawingml/2006/picture">
-                <pic:pic>
+                <pic:pic xmlns:pic="http://schemas.openxmlformats.org/drawingml/2006/picture">
                   <pic:nvPicPr>
-                    <pic:cNvPr id="0" name="image.png"/>
-                    <pic:cNvPicPr/>
+                    <pic:cNvPr id="138" name="Picture 138"/>
+                    <pic:cNvPicPr>
+                      <a:picLocks noChangeAspect="1"/>
+                    </pic:cNvPicPr>
                   </pic:nvPicPr>
                   <pic:blipFill>
                     <a:blip r:embed="rId72"/>
@@ -16134,7 +16137,9 @@
                       <a:off x="0" y="0"/>
                       <a:ext cx="5852160" cy="2109746"/>
                     </a:xfrm>
-                    <a:prstGeom prst="rect"/>
+                    <a:prstGeom prst="rect">
+                      <a:avLst/>
+                    </a:prstGeom>
                   </pic:spPr>
                 </pic:pic>
               </a:graphicData>
@@ -16151,7 +16156,7 @@
       </w:pPr>
       <w:r>
         <w:rPr>
-          <w:rFonts w:ascii="Microsoft YaHei" w:hAnsi="Microsoft YaHei" w:eastAsia="Microsoft YaHei"/>
+          <w:rFonts w:ascii="微软雅黑" w:hAnsi="微软雅黑" w:eastAsia="微软雅黑"/>
           <w:b w:val="0"/>
           <w:color w:val="707E92"/>
           <w:sz w:val="18"/>
@@ -16166,7 +16171,7 @@
       </w:pPr>
       <w:r>
         <w:rPr>
-          <w:rFonts w:ascii="Microsoft YaHei" w:hAnsi="Microsoft YaHei" w:eastAsia="Microsoft YaHei"/>
+          <w:rFonts w:ascii="微软雅黑" w:hAnsi="微软雅黑" w:eastAsia="微软雅黑"/>
           <w:b/>
           <w:color w:val="2F5597"/>
           <w:sz w:val="20"/>
@@ -16175,7 +16180,7 @@
       </w:r>
       <w:r>
         <w:rPr>
-          <w:rFonts w:ascii="Microsoft YaHei" w:hAnsi="Microsoft YaHei" w:eastAsia="Microsoft YaHei"/>
+          <w:rFonts w:ascii="微软雅黑" w:hAnsi="微软雅黑" w:eastAsia="微软雅黑"/>
           <w:b w:val="0"/>
           <w:sz w:val="20"/>
         </w:rPr>
@@ -16189,7 +16194,7 @@
       </w:pPr>
       <w:r>
         <w:rPr>
-          <w:rFonts w:ascii="Microsoft YaHei" w:hAnsi="Microsoft YaHei" w:eastAsia="Microsoft YaHei"/>
+          <w:rFonts w:ascii="微软雅黑" w:hAnsi="微软雅黑" w:eastAsia="微软雅黑"/>
           <w:b/>
           <w:color w:val="2F5597"/>
           <w:sz w:val="20"/>
@@ -16198,7 +16203,7 @@
       </w:r>
       <w:r>
         <w:rPr>
-          <w:rFonts w:ascii="Microsoft YaHei" w:hAnsi="Microsoft YaHei" w:eastAsia="Microsoft YaHei"/>
+          <w:rFonts w:ascii="微软雅黑" w:hAnsi="微软雅黑" w:eastAsia="微软雅黑"/>
           <w:b w:val="0"/>
           <w:sz w:val="20"/>
         </w:rPr>
@@ -16212,7 +16217,7 @@
       </w:pPr>
       <w:r>
         <w:rPr>
-          <w:rFonts w:ascii="Microsoft YaHei" w:hAnsi="Microsoft YaHei" w:eastAsia="Microsoft YaHei"/>
+          <w:rFonts w:ascii="微软雅黑" w:hAnsi="微软雅黑" w:eastAsia="微软雅黑"/>
           <w:b/>
           <w:color w:val="2F5597"/>
           <w:sz w:val="20"/>
@@ -16221,7 +16226,7 @@
       </w:r>
       <w:r>
         <w:rPr>
-          <w:rFonts w:ascii="Microsoft YaHei" w:hAnsi="Microsoft YaHei" w:eastAsia="Microsoft YaHei"/>
+          <w:rFonts w:ascii="微软雅黑" w:hAnsi="微软雅黑" w:eastAsia="微软雅黑"/>
           <w:b w:val="0"/>
           <w:sz w:val="20"/>
         </w:rPr>
@@ -16235,7 +16240,7 @@
       </w:pPr>
       <w:r>
         <w:rPr>
-          <w:rFonts w:ascii="Microsoft YaHei" w:hAnsi="Microsoft YaHei" w:eastAsia="Microsoft YaHei"/>
+          <w:rFonts w:ascii="微软雅黑" w:hAnsi="微软雅黑" w:eastAsia="微软雅黑"/>
           <w:b/>
           <w:color w:val="2F5597"/>
           <w:sz w:val="20"/>
@@ -16244,7 +16249,7 @@
       </w:r>
       <w:r>
         <w:rPr>
-          <w:rFonts w:ascii="Microsoft YaHei" w:hAnsi="Microsoft YaHei" w:eastAsia="Microsoft YaHei"/>
+          <w:rFonts w:ascii="微软雅黑" w:hAnsi="微软雅黑" w:eastAsia="微软雅黑"/>
           <w:b w:val="0"/>
           <w:sz w:val="20"/>
         </w:rPr>
@@ -16258,7 +16263,7 @@
       </w:pPr>
       <w:r>
         <w:rPr>
-          <w:rFonts w:ascii="Microsoft YaHei" w:hAnsi="Microsoft YaHei" w:eastAsia="Microsoft YaHei"/>
+          <w:rFonts w:ascii="微软雅黑" w:hAnsi="微软雅黑" w:eastAsia="微软雅黑"/>
           <w:b/>
           <w:i/>
           <w:color w:val="2F5597"/>
@@ -16273,7 +16278,7 @@
       </w:pPr>
       <w:r>
         <w:rPr>
-          <w:rFonts w:ascii="Microsoft YaHei" w:hAnsi="Microsoft YaHei" w:eastAsia="Microsoft YaHei"/>
+          <w:rFonts w:ascii="微软雅黑" w:hAnsi="微软雅黑" w:eastAsia="微软雅黑"/>
           <w:b w:val="0"/>
           <w:sz w:val="20"/>
         </w:rPr>
@@ -16287,18 +16292,21 @@
       </w:pPr>
       <w:r>
         <w:drawing>
-          <wp:inline xmlns:a="http://schemas.openxmlformats.org/drawingml/2006/main" xmlns:pic="http://schemas.openxmlformats.org/drawingml/2006/picture">
-            <wp:extent cx="5852160" cy="3394424"/>
+          <wp:inline distT="0" distB="0" distL="114300" distR="114300">
+            <wp:extent cx="5852160" cy="3394075"/>
+            <wp:effectExtent l="0" t="0" r="15240" b="15875"/>
             <wp:docPr id="139" name="Picture 139"/>
             <wp:cNvGraphicFramePr>
-              <a:graphicFrameLocks noChangeAspect="1"/>
+              <a:graphicFrameLocks xmlns:a="http://schemas.openxmlformats.org/drawingml/2006/main" noChangeAspect="1"/>
             </wp:cNvGraphicFramePr>
-            <a:graphic>
+            <a:graphic xmlns:a="http://schemas.openxmlformats.org/drawingml/2006/main">
               <a:graphicData uri="http://schemas.openxmlformats.org/drawingml/2006/picture">
-                <pic:pic>
+                <pic:pic xmlns:pic="http://schemas.openxmlformats.org/drawingml/2006/picture">
                   <pic:nvPicPr>
-                    <pic:cNvPr id="0" name="image.png"/>
-                    <pic:cNvPicPr/>
+                    <pic:cNvPr id="139" name="Picture 139"/>
+                    <pic:cNvPicPr>
+                      <a:picLocks noChangeAspect="1"/>
+                    </pic:cNvPicPr>
                   </pic:nvPicPr>
                   <pic:blipFill>
                     <a:blip r:embed="rId73"/>
@@ -16311,7 +16319,9 @@
                       <a:off x="0" y="0"/>
                       <a:ext cx="5852160" cy="3394424"/>
                     </a:xfrm>
-                    <a:prstGeom prst="rect"/>
+                    <a:prstGeom prst="rect">
+                      <a:avLst/>
+                    </a:prstGeom>
                   </pic:spPr>
                 </pic:pic>
               </a:graphicData>
@@ -16328,7 +16338,7 @@
       </w:pPr>
       <w:r>
         <w:rPr>
-          <w:rFonts w:ascii="Microsoft YaHei" w:hAnsi="Microsoft YaHei" w:eastAsia="Microsoft YaHei"/>
+          <w:rFonts w:ascii="微软雅黑" w:hAnsi="微软雅黑" w:eastAsia="微软雅黑"/>
           <w:b w:val="0"/>
           <w:color w:val="707E92"/>
           <w:sz w:val="18"/>
@@ -16343,7 +16353,7 @@
       </w:pPr>
       <w:r>
         <w:rPr>
-          <w:rFonts w:ascii="Microsoft YaHei" w:hAnsi="Microsoft YaHei" w:eastAsia="Microsoft YaHei"/>
+          <w:rFonts w:ascii="微软雅黑" w:hAnsi="微软雅黑" w:eastAsia="微软雅黑"/>
           <w:b/>
           <w:color w:val="2F5597"/>
           <w:sz w:val="20"/>
@@ -16352,7 +16362,7 @@
       </w:r>
       <w:r>
         <w:rPr>
-          <w:rFonts w:ascii="Microsoft YaHei" w:hAnsi="Microsoft YaHei" w:eastAsia="Microsoft YaHei"/>
+          <w:rFonts w:ascii="微软雅黑" w:hAnsi="微软雅黑" w:eastAsia="微软雅黑"/>
           <w:b w:val="0"/>
           <w:sz w:val="20"/>
         </w:rPr>
@@ -16366,7 +16376,7 @@
       </w:pPr>
       <w:r>
         <w:rPr>
-          <w:rFonts w:ascii="Microsoft YaHei" w:hAnsi="Microsoft YaHei" w:eastAsia="Microsoft YaHei"/>
+          <w:rFonts w:ascii="微软雅黑" w:hAnsi="微软雅黑" w:eastAsia="微软雅黑"/>
           <w:b/>
           <w:color w:val="2F5597"/>
           <w:sz w:val="20"/>
@@ -16375,7 +16385,7 @@
       </w:r>
       <w:r>
         <w:rPr>
-          <w:rFonts w:ascii="Microsoft YaHei" w:hAnsi="Microsoft YaHei" w:eastAsia="Microsoft YaHei"/>
+          <w:rFonts w:ascii="微软雅黑" w:hAnsi="微软雅黑" w:eastAsia="微软雅黑"/>
           <w:b w:val="0"/>
           <w:sz w:val="20"/>
         </w:rPr>
@@ -16389,7 +16399,7 @@
       </w:pPr>
       <w:r>
         <w:rPr>
-          <w:rFonts w:ascii="Microsoft YaHei" w:hAnsi="Microsoft YaHei" w:eastAsia="Microsoft YaHei"/>
+          <w:rFonts w:ascii="微软雅黑" w:hAnsi="微软雅黑" w:eastAsia="微软雅黑"/>
           <w:b/>
           <w:i/>
           <w:color w:val="2F5597"/>
@@ -16404,7 +16414,7 @@
       </w:pPr>
       <w:r>
         <w:rPr>
-          <w:rFonts w:ascii="Microsoft YaHei" w:hAnsi="Microsoft YaHei" w:eastAsia="Microsoft YaHei"/>
+          <w:rFonts w:ascii="微软雅黑" w:hAnsi="微软雅黑" w:eastAsia="微软雅黑"/>
           <w:b w:val="0"/>
           <w:sz w:val="20"/>
         </w:rPr>
@@ -16418,18 +16428,21 @@
       </w:pPr>
       <w:r>
         <w:drawing>
-          <wp:inline xmlns:a="http://schemas.openxmlformats.org/drawingml/2006/main" xmlns:pic="http://schemas.openxmlformats.org/drawingml/2006/picture">
-            <wp:extent cx="5852160" cy="5236144"/>
+          <wp:inline distT="0" distB="0" distL="114300" distR="114300">
+            <wp:extent cx="5852160" cy="5235575"/>
+            <wp:effectExtent l="0" t="0" r="15240" b="3175"/>
             <wp:docPr id="140" name="Picture 140"/>
             <wp:cNvGraphicFramePr>
-              <a:graphicFrameLocks noChangeAspect="1"/>
+              <a:graphicFrameLocks xmlns:a="http://schemas.openxmlformats.org/drawingml/2006/main" noChangeAspect="1"/>
             </wp:cNvGraphicFramePr>
-            <a:graphic>
+            <a:graphic xmlns:a="http://schemas.openxmlformats.org/drawingml/2006/main">
               <a:graphicData uri="http://schemas.openxmlformats.org/drawingml/2006/picture">
-                <pic:pic>
+                <pic:pic xmlns:pic="http://schemas.openxmlformats.org/drawingml/2006/picture">
                   <pic:nvPicPr>
-                    <pic:cNvPr id="0" name="image.png"/>
-                    <pic:cNvPicPr/>
+                    <pic:cNvPr id="140" name="Picture 140"/>
+                    <pic:cNvPicPr>
+                      <a:picLocks noChangeAspect="1"/>
+                    </pic:cNvPicPr>
                   </pic:nvPicPr>
                   <pic:blipFill>
                     <a:blip r:embed="rId74"/>
@@ -16442,7 +16455,9 @@
                       <a:off x="0" y="0"/>
                       <a:ext cx="5852160" cy="5236144"/>
                     </a:xfrm>
-                    <a:prstGeom prst="rect"/>
+                    <a:prstGeom prst="rect">
+                      <a:avLst/>
+                    </a:prstGeom>
                   </pic:spPr>
                 </pic:pic>
               </a:graphicData>
@@ -16459,7 +16474,7 @@
       </w:pPr>
       <w:r>
         <w:rPr>
-          <w:rFonts w:ascii="Microsoft YaHei" w:hAnsi="Microsoft YaHei" w:eastAsia="Microsoft YaHei"/>
+          <w:rFonts w:ascii="微软雅黑" w:hAnsi="微软雅黑" w:eastAsia="微软雅黑"/>
           <w:b w:val="0"/>
           <w:color w:val="707E92"/>
           <w:sz w:val="18"/>
@@ -16474,7 +16489,7 @@
       </w:pPr>
       <w:r>
         <w:rPr>
-          <w:rFonts w:ascii="Microsoft YaHei" w:hAnsi="Microsoft YaHei" w:eastAsia="Microsoft YaHei"/>
+          <w:rFonts w:ascii="微软雅黑" w:hAnsi="微软雅黑" w:eastAsia="微软雅黑"/>
           <w:b/>
           <w:color w:val="2F5597"/>
           <w:sz w:val="20"/>
@@ -16483,7 +16498,7 @@
       </w:r>
       <w:r>
         <w:rPr>
-          <w:rFonts w:ascii="Microsoft YaHei" w:hAnsi="Microsoft YaHei" w:eastAsia="Microsoft YaHei"/>
+          <w:rFonts w:ascii="微软雅黑" w:hAnsi="微软雅黑" w:eastAsia="微软雅黑"/>
           <w:b w:val="0"/>
           <w:sz w:val="20"/>
         </w:rPr>
@@ -16497,7 +16512,7 @@
       </w:pPr>
       <w:r>
         <w:rPr>
-          <w:rFonts w:ascii="Microsoft YaHei" w:hAnsi="Microsoft YaHei" w:eastAsia="Microsoft YaHei"/>
+          <w:rFonts w:ascii="微软雅黑" w:hAnsi="微软雅黑" w:eastAsia="微软雅黑"/>
           <w:b/>
           <w:color w:val="2F5597"/>
           <w:sz w:val="20"/>
@@ -16506,7 +16521,7 @@
       </w:r>
       <w:r>
         <w:rPr>
-          <w:rFonts w:ascii="Microsoft YaHei" w:hAnsi="Microsoft YaHei" w:eastAsia="Microsoft YaHei"/>
+          <w:rFonts w:ascii="微软雅黑" w:hAnsi="微软雅黑" w:eastAsia="微软雅黑"/>
           <w:b w:val="0"/>
           <w:sz w:val="20"/>
         </w:rPr>
@@ -16520,7 +16535,7 @@
       </w:pPr>
       <w:r>
         <w:rPr>
-          <w:rFonts w:ascii="Microsoft YaHei" w:hAnsi="Microsoft YaHei" w:eastAsia="Microsoft YaHei"/>
+          <w:rFonts w:ascii="微软雅黑" w:hAnsi="微软雅黑" w:eastAsia="微软雅黑"/>
           <w:b/>
           <w:color w:val="2F5597"/>
           <w:sz w:val="20"/>
@@ -16529,7 +16544,7 @@
       </w:r>
       <w:r>
         <w:rPr>
-          <w:rFonts w:ascii="Microsoft YaHei" w:hAnsi="Microsoft YaHei" w:eastAsia="Microsoft YaHei"/>
+          <w:rFonts w:ascii="微软雅黑" w:hAnsi="微软雅黑" w:eastAsia="微软雅黑"/>
           <w:b w:val="0"/>
           <w:sz w:val="20"/>
         </w:rPr>
@@ -16543,7 +16558,7 @@
       </w:pPr>
       <w:r>
         <w:rPr>
-          <w:rFonts w:ascii="Microsoft YaHei" w:hAnsi="Microsoft YaHei" w:eastAsia="Microsoft YaHei"/>
+          <w:rFonts w:ascii="微软雅黑" w:hAnsi="微软雅黑" w:eastAsia="微软雅黑"/>
           <w:b/>
           <w:i/>
           <w:color w:val="2F5597"/>
@@ -16558,7 +16573,7 @@
       </w:pPr>
       <w:r>
         <w:rPr>
-          <w:rFonts w:ascii="Microsoft YaHei" w:hAnsi="Microsoft YaHei" w:eastAsia="Microsoft YaHei"/>
+          <w:rFonts w:ascii="微软雅黑" w:hAnsi="微软雅黑" w:eastAsia="微软雅黑"/>
           <w:b w:val="0"/>
           <w:sz w:val="20"/>
         </w:rPr>
@@ -16572,18 +16587,21 @@
       </w:pPr>
       <w:r>
         <w:drawing>
-          <wp:inline xmlns:a="http://schemas.openxmlformats.org/drawingml/2006/main" xmlns:pic="http://schemas.openxmlformats.org/drawingml/2006/picture">
-            <wp:extent cx="5852160" cy="8083463"/>
+          <wp:inline distT="0" distB="0" distL="114300" distR="114300">
+            <wp:extent cx="5852160" cy="8082915"/>
+            <wp:effectExtent l="0" t="0" r="15240" b="13335"/>
             <wp:docPr id="141" name="Picture 141"/>
             <wp:cNvGraphicFramePr>
-              <a:graphicFrameLocks noChangeAspect="1"/>
+              <a:graphicFrameLocks xmlns:a="http://schemas.openxmlformats.org/drawingml/2006/main" noChangeAspect="1"/>
             </wp:cNvGraphicFramePr>
-            <a:graphic>
+            <a:graphic xmlns:a="http://schemas.openxmlformats.org/drawingml/2006/main">
               <a:graphicData uri="http://schemas.openxmlformats.org/drawingml/2006/picture">
-                <pic:pic>
+                <pic:pic xmlns:pic="http://schemas.openxmlformats.org/drawingml/2006/picture">
                   <pic:nvPicPr>
-                    <pic:cNvPr id="0" name="image.png"/>
-                    <pic:cNvPicPr/>
+                    <pic:cNvPr id="141" name="Picture 141"/>
+                    <pic:cNvPicPr>
+                      <a:picLocks noChangeAspect="1"/>
+                    </pic:cNvPicPr>
                   </pic:nvPicPr>
                   <pic:blipFill>
                     <a:blip r:embed="rId75"/>
@@ -16596,6 +16614,197 @@
                       <a:off x="0" y="0"/>
                       <a:ext cx="5852160" cy="8083463"/>
                     </a:xfrm>
+                    <a:prstGeom prst="rect">
+                      <a:avLst/>
+                    </a:prstGeom>
+                  </pic:spPr>
+                </pic:pic>
+              </a:graphicData>
+            </a:graphic>
+          </wp:inline>
+        </w:drawing>
+      </w:r>
+    </w:p>
+    <w:p>
+      <w:pPr>
+        <w:pStyle w:val="15"/>
+        <w:spacing w:after="120"/>
+        <w:jc w:val="center"/>
+      </w:pPr>
+      <w:r>
+        <w:rPr>
+          <w:rFonts w:ascii="微软雅黑" w:hAnsi="微软雅黑" w:eastAsia="微软雅黑"/>
+          <w:b w:val="0"/>
+          <w:color w:val="707E92"/>
+          <w:sz w:val="18"/>
+        </w:rPr>
+        <w:t>图：取消订单弹窗，用于确认终止提现订单并填写备注。</w:t>
+      </w:r>
+    </w:p>
+    <w:p>
+      <w:pPr>
+        <w:pStyle w:val="16"/>
+        <w:spacing w:after="60" w:line="276" w:lineRule="auto"/>
+      </w:pPr>
+      <w:r>
+        <w:rPr>
+          <w:rFonts w:ascii="微软雅黑" w:hAnsi="微软雅黑" w:eastAsia="微软雅黑"/>
+          <w:b/>
+          <w:color w:val="2F5597"/>
+          <w:sz w:val="20"/>
+        </w:rPr>
+        <w:t>取消影响</w:t>
+      </w:r>
+      <w:r>
+        <w:rPr>
+          <w:rFonts w:ascii="微软雅黑" w:hAnsi="微软雅黑" w:eastAsia="微软雅黑"/>
+          <w:b w:val="0"/>
+          <w:sz w:val="20"/>
+        </w:rPr>
+        <w:t>：取消订单后，页面通常会把订单状态更新为失败或关闭，并按当前规则将未完成出款的金额退回对应余额。执行前应先确认该订单确实无需继续支付，避免误取消正常订单。</w:t>
+      </w:r>
+    </w:p>
+    <w:p>
+      <w:pPr>
+        <w:pStyle w:val="16"/>
+        <w:spacing w:after="60" w:line="276" w:lineRule="auto"/>
+      </w:pPr>
+      <w:r>
+        <w:rPr>
+          <w:rFonts w:ascii="微软雅黑" w:hAnsi="微软雅黑" w:eastAsia="微软雅黑"/>
+          <w:b/>
+          <w:color w:val="2F5597"/>
+          <w:sz w:val="20"/>
+        </w:rPr>
+        <w:t>备注说明</w:t>
+      </w:r>
+      <w:r>
+        <w:rPr>
+          <w:rFonts w:ascii="微软雅黑" w:hAnsi="微软雅黑" w:eastAsia="微软雅黑"/>
+          <w:b w:val="0"/>
+          <w:sz w:val="20"/>
+        </w:rPr>
+        <w:t>：弹窗支持填写备注，建议明确记录取消原因、处理人和特殊说明，便于后续客服、财务或风控继续追溯订单处理过程。</w:t>
+      </w:r>
+    </w:p>
+    <w:p>
+      <w:pPr>
+        <w:pStyle w:val="16"/>
+        <w:spacing w:after="60" w:line="276" w:lineRule="auto"/>
+      </w:pPr>
+      <w:r>
+        <w:rPr>
+          <w:rFonts w:ascii="微软雅黑" w:hAnsi="微软雅黑" w:eastAsia="微软雅黑"/>
+          <w:b/>
+          <w:color w:val="2F5597"/>
+          <w:sz w:val="20"/>
+        </w:rPr>
+        <w:t>使用要点</w:t>
+      </w:r>
+      <w:r>
+        <w:rPr>
+          <w:rFonts w:ascii="微软雅黑" w:hAnsi="微软雅黑" w:eastAsia="微软雅黑"/>
+          <w:b w:val="0"/>
+          <w:sz w:val="20"/>
+        </w:rPr>
+        <w:t>：对支付失败、通道不可用或风控确认不再放款的订单，可使用取消订单完成收口；操作后建议同步核对账变记录和会员余额，确认资金已按预期回退。</w:t>
+      </w:r>
+    </w:p>
+    <w:p>
+      <w:pPr>
+        <w:pStyle w:val="5"/>
+        <w:keepNext/>
+        <w:spacing w:before="180" w:after="100" w:line="259" w:lineRule="auto"/>
+        <w:rPr>
+          <w:rFonts w:ascii="微软雅黑" w:hAnsi="微软雅黑" w:eastAsia="微软雅黑"/>
+          <w:b/>
+          <w:color w:val="2F5597"/>
+          <w:sz w:val="25"/>
+        </w:rPr>
+      </w:pPr>
+      <w:r>
+        <w:rPr>
+          <w:rFonts w:ascii="Microsoft YaHei" w:hAnsi="Microsoft YaHei" w:eastAsia="Microsoft YaHei"/>
+          <w:b/>
+          <w:color w:val="2F5597"/>
+          <w:sz w:val="25"/>
+        </w:rPr>
+        <w:t>提现风控审核</w:t>
+      </w:r>
+    </w:p>
+    <w:p>
+      <w:pPr>
+        <w:spacing w:after="60" w:line="276" w:lineRule="auto"/>
+      </w:pPr>
+      <w:r>
+        <w:rPr>
+          <w:rFonts w:ascii="Microsoft YaHei" w:hAnsi="Microsoft YaHei" w:eastAsia="Microsoft YaHei"/>
+          <w:b w:val="0"/>
+          <w:sz w:val="20"/>
+        </w:rPr>
+        <w:t>提现风控审核用于处理命中风控规则的提现订单，帮助财务和风控人员在出款前核对订单风险、会员资金行为和审核结论。日常处理时可先在待审核页签定位目标订单，再根据初审、复审和审核日志继续跟踪处理结果。</w:t>
+      </w:r>
+    </w:p>
+    <w:p>
+      <w:pPr>
+        <w:pStyle w:val="6"/>
+        <w:spacing w:after="60" w:line="276" w:lineRule="auto"/>
+      </w:pPr>
+      <w:r>
+        <w:rPr>
+          <w:rFonts w:ascii="Microsoft YaHei" w:hAnsi="Microsoft YaHei" w:eastAsia="Microsoft YaHei"/>
+          <w:b/>
+          <w:i/>
+          <w:color w:val="2F5597"/>
+          <w:sz w:val="21"/>
+        </w:rPr>
+        <w:t>待审核列表</w:t>
+      </w:r>
+    </w:p>
+    <w:p>
+      <w:pPr>
+        <w:spacing w:after="60" w:line="276" w:lineRule="auto"/>
+      </w:pPr>
+      <w:r>
+        <w:rPr>
+          <w:rFonts w:ascii="Microsoft YaHei" w:hAnsi="Microsoft YaHei" w:eastAsia="Microsoft YaHei"/>
+          <w:b w:val="0"/>
+          <w:sz w:val="20"/>
+        </w:rPr>
+        <w:t>待审核页签用于集中查看待初审的风控提现订单，适合按申请时间、会员ID和状态快速筛选风险订单，并从列表直接进入初审处理。页面说明栏会展示关联账号数和游戏风控触发次数的查看口径，便于在审核前先判断订单的风险等级。</w:t>
+      </w:r>
+    </w:p>
+    <w:p>
+      <w:pPr>
+        <w:spacing w:after="40"/>
+        <w:jc w:val="center"/>
+      </w:pPr>
+      <w:r>
+        <w:drawing>
+          <wp:inline xmlns:a="http://schemas.openxmlformats.org/drawingml/2006/main" xmlns:pic="http://schemas.openxmlformats.org/drawingml/2006/picture">
+            <wp:extent cx="5852160" cy="2221258"/>
+            <wp:docPr id="142" name="Picture 142"/>
+            <wp:cNvGraphicFramePr>
+              <a:graphicFrameLocks noChangeAspect="1"/>
+            </wp:cNvGraphicFramePr>
+            <a:graphic>
+              <a:graphicData uri="http://schemas.openxmlformats.org/drawingml/2006/picture">
+                <pic:pic>
+                  <pic:nvPicPr>
+                    <pic:cNvPr id="0" name="image.png"/>
+                    <pic:cNvPicPr/>
+                  </pic:nvPicPr>
+                  <pic:blipFill>
+                    <a:blip r:embed="rId76"/>
+                    <a:stretch>
+                      <a:fillRect/>
+                    </a:stretch>
+                  </pic:blipFill>
+                  <pic:spPr>
+                    <a:xfrm>
+                      <a:off x="0" y="0"/>
+                      <a:ext cx="5852160" cy="2221258"/>
+                    </a:xfrm>
                     <a:prstGeom prst="rect"/>
                   </pic:spPr>
                 </pic:pic>
@@ -16618,7 +16827,7 @@
           <w:color w:val="707E92"/>
           <w:sz w:val="18"/>
         </w:rPr>
-        <w:t>图：取消订单弹窗，用于确认终止提现订单并填写备注。</w:t>
+        <w:t>图：提现风控审核待审核列表，用于按申请时间、会员ID和状态筛选待处理订单。</w:t>
       </w:r>
     </w:p>
     <w:p>
@@ -16633,7 +16842,7 @@
           <w:color w:val="2F5597"/>
           <w:sz w:val="20"/>
         </w:rPr>
-        <w:t>取消影响</w:t>
+        <w:t>筛选与列表</w:t>
       </w:r>
       <w:r>
         <w:rPr>
@@ -16641,7 +16850,7 @@
           <w:b w:val="0"/>
           <w:sz w:val="20"/>
         </w:rPr>
-        <w:t>：取消订单后，页面通常会把订单状态更新为失败或关闭，并按当前规则将未完成出款的金额退回对应余额。执行前应先确认该订单确实无需继续支付，避免误取消正常订单。</w:t>
+        <w:t>：列表通常展示订单号、订单状态、会员ID、商户ID、提现金额、实际金额、提现申请时间、关联账号触发次数和游戏风控触发次数等信息。处理前应先核对触发次数是否异常，再决定是否进入初审。</w:t>
       </w:r>
     </w:p>
     <w:p>
@@ -16656,7 +16865,7 @@
           <w:color w:val="2F5597"/>
           <w:sz w:val="20"/>
         </w:rPr>
-        <w:t>备注说明</w:t>
+        <w:t>操作入口</w:t>
       </w:r>
       <w:r>
         <w:rPr>
@@ -16664,18 +16873,473 @@
           <w:b w:val="0"/>
           <w:sz w:val="20"/>
         </w:rPr>
-        <w:t>：弹窗支持填写备注，建议明确记录取消原因、处理人和特殊说明，便于后续客服、财务或风控继续追溯订单处理过程。</w:t>
-      </w:r>
-    </w:p>
-    <w:p>
-      <w:pPr>
-        <w:pStyle w:val="16"/>
+        <w:t>：列表操作列提供初审入口。进入审核前建议先结合会员历史充值、总游戏投注和总游戏输赢等数据判断是否存在套利、对刷或异常出款风险。</w:t>
+      </w:r>
+    </w:p>
+    <w:p>
+      <w:pPr>
+        <w:pStyle w:val="6"/>
         <w:spacing w:after="60" w:line="276" w:lineRule="auto"/>
       </w:pPr>
       <w:r>
         <w:rPr>
           <w:rFonts w:ascii="Microsoft YaHei" w:hAnsi="Microsoft YaHei" w:eastAsia="Microsoft YaHei"/>
           <w:b/>
+          <w:i/>
+          <w:color w:val="2F5597"/>
+          <w:sz w:val="21"/>
+        </w:rPr>
+        <w:t>初审处理</w:t>
+      </w:r>
+    </w:p>
+    <w:p>
+      <w:pPr>
+        <w:spacing w:after="60" w:line="276" w:lineRule="auto"/>
+      </w:pPr>
+      <w:r>
+        <w:rPr>
+          <w:rFonts w:ascii="Microsoft YaHei" w:hAnsi="Microsoft YaHei" w:eastAsia="Microsoft YaHei"/>
+          <w:b w:val="0"/>
+          <w:sz w:val="20"/>
+        </w:rPr>
+        <w:t>初审弹窗用于处理首次命中风控的提现订单，适合在一个窗口内完成订单信息核对、会员行为判断和审核结论提交。弹窗会展示账户余额、充值次数、总游戏投注、总游戏输赢、关联账号数和游戏风控等关键字段。</w:t>
+      </w:r>
+    </w:p>
+    <w:p>
+      <w:pPr>
+        <w:spacing w:after="40"/>
+        <w:jc w:val="center"/>
+      </w:pPr>
+      <w:r>
+        <w:drawing>
+          <wp:inline xmlns:a="http://schemas.openxmlformats.org/drawingml/2006/main" xmlns:pic="http://schemas.openxmlformats.org/drawingml/2006/picture">
+            <wp:extent cx="5852160" cy="5000363"/>
+            <wp:docPr id="143" name="Picture 143"/>
+            <wp:cNvGraphicFramePr>
+              <a:graphicFrameLocks noChangeAspect="1"/>
+            </wp:cNvGraphicFramePr>
+            <a:graphic>
+              <a:graphicData uri="http://schemas.openxmlformats.org/drawingml/2006/picture">
+                <pic:pic>
+                  <pic:nvPicPr>
+                    <pic:cNvPr id="0" name="image.png"/>
+                    <pic:cNvPicPr/>
+                  </pic:nvPicPr>
+                  <pic:blipFill>
+                    <a:blip r:embed="rId77"/>
+                    <a:stretch>
+                      <a:fillRect/>
+                    </a:stretch>
+                  </pic:blipFill>
+                  <pic:spPr>
+                    <a:xfrm>
+                      <a:off x="0" y="0"/>
+                      <a:ext cx="5852160" cy="5000363"/>
+                    </a:xfrm>
+                    <a:prstGeom prst="rect"/>
+                  </pic:spPr>
+                </pic:pic>
+              </a:graphicData>
+            </a:graphic>
+          </wp:inline>
+        </w:drawing>
+      </w:r>
+    </w:p>
+    <w:p>
+      <w:pPr>
+        <w:pStyle w:val="15"/>
+        <w:spacing w:after="120"/>
+        <w:jc w:val="center"/>
+      </w:pPr>
+      <w:r>
+        <w:rPr>
+          <w:rFonts w:ascii="Microsoft YaHei" w:hAnsi="Microsoft YaHei" w:eastAsia="Microsoft YaHei"/>
+          <w:b w:val="0"/>
+          <w:color w:val="707E92"/>
+          <w:sz w:val="18"/>
+        </w:rPr>
+        <w:t>图：初审弹窗，用于核对订单信息并提交通过或不通过的初审结果。</w:t>
+      </w:r>
+    </w:p>
+    <w:p>
+      <w:pPr>
+        <w:pStyle w:val="16"/>
+        <w:spacing w:after="60" w:line="276" w:lineRule="auto"/>
+      </w:pPr>
+      <w:r>
+        <w:rPr>
+          <w:rFonts w:ascii="Microsoft YaHei" w:hAnsi="Microsoft YaHei" w:eastAsia="Microsoft YaHei"/>
+          <w:b/>
+          <w:color w:val="2F5597"/>
+          <w:sz w:val="20"/>
+        </w:rPr>
+        <w:t>审核字段</w:t>
+      </w:r>
+      <w:r>
+        <w:rPr>
+          <w:rFonts w:ascii="Microsoft YaHei" w:hAnsi="Microsoft YaHei" w:eastAsia="Microsoft YaHei"/>
+          <w:b w:val="0"/>
+          <w:sz w:val="20"/>
+        </w:rPr>
+        <w:t>：初审时应重点核对提现金额、实际金额、手续费、提现方式、收款账号、申请时间以及会员历史资金数据，确认订单是否符合正常出款条件。</w:t>
+      </w:r>
+    </w:p>
+    <w:p>
+      <w:pPr>
+        <w:pStyle w:val="16"/>
+        <w:spacing w:after="60" w:line="276" w:lineRule="auto"/>
+      </w:pPr>
+      <w:r>
+        <w:rPr>
+          <w:rFonts w:ascii="Microsoft YaHei" w:hAnsi="Microsoft YaHei" w:eastAsia="Microsoft YaHei"/>
+          <w:b/>
+          <w:color w:val="2F5597"/>
+          <w:sz w:val="20"/>
+        </w:rPr>
+        <w:t>处理结果</w:t>
+      </w:r>
+      <w:r>
+        <w:rPr>
+          <w:rFonts w:ascii="Microsoft YaHei" w:hAnsi="Microsoft YaHei" w:eastAsia="Microsoft YaHei"/>
+          <w:b w:val="0"/>
+          <w:sz w:val="20"/>
+        </w:rPr>
+        <w:t>：初审通过后，订单会进入复审环节；初审不通过时，应在备注中写明驳回原因，便于后续客服、财务和风控追溯处理记录。</w:t>
+      </w:r>
+    </w:p>
+    <w:p>
+      <w:pPr>
+        <w:pStyle w:val="6"/>
+        <w:spacing w:after="60" w:line="276" w:lineRule="auto"/>
+      </w:pPr>
+      <w:r>
+        <w:rPr>
+          <w:rFonts w:ascii="Microsoft YaHei" w:hAnsi="Microsoft YaHei" w:eastAsia="Microsoft YaHei"/>
+          <w:b/>
+          <w:i/>
+          <w:color w:val="2F5597"/>
+          <w:sz w:val="21"/>
+        </w:rPr>
+        <w:t>复审处理</w:t>
+      </w:r>
+    </w:p>
+    <w:p>
+      <w:pPr>
+        <w:spacing w:after="60" w:line="276" w:lineRule="auto"/>
+      </w:pPr>
+      <w:r>
+        <w:rPr>
+          <w:rFonts w:ascii="Microsoft YaHei" w:hAnsi="Microsoft YaHei" w:eastAsia="Microsoft YaHei"/>
+          <w:b w:val="0"/>
+          <w:sz w:val="20"/>
+        </w:rPr>
+        <w:t>复审弹窗用于处理已通过初审、需要进一步确认出款安全性的订单。除了继续查看订单和会员数据外，页面还支持选择代付通道并补充备注，适合在复核后决定是否进入实际支付。</w:t>
+      </w:r>
+    </w:p>
+    <w:p>
+      <w:pPr>
+        <w:spacing w:after="40"/>
+        <w:jc w:val="center"/>
+      </w:pPr>
+      <w:r>
+        <w:drawing>
+          <wp:inline xmlns:a="http://schemas.openxmlformats.org/drawingml/2006/main" xmlns:pic="http://schemas.openxmlformats.org/drawingml/2006/picture">
+            <wp:extent cx="5852160" cy="5134442"/>
+            <wp:docPr id="144" name="Picture 144"/>
+            <wp:cNvGraphicFramePr>
+              <a:graphicFrameLocks noChangeAspect="1"/>
+            </wp:cNvGraphicFramePr>
+            <a:graphic>
+              <a:graphicData uri="http://schemas.openxmlformats.org/drawingml/2006/picture">
+                <pic:pic>
+                  <pic:nvPicPr>
+                    <pic:cNvPr id="0" name="image.png"/>
+                    <pic:cNvPicPr/>
+                  </pic:nvPicPr>
+                  <pic:blipFill>
+                    <a:blip r:embed="rId78"/>
+                    <a:stretch>
+                      <a:fillRect/>
+                    </a:stretch>
+                  </pic:blipFill>
+                  <pic:spPr>
+                    <a:xfrm>
+                      <a:off x="0" y="0"/>
+                      <a:ext cx="5852160" cy="5134442"/>
+                    </a:xfrm>
+                    <a:prstGeom prst="rect"/>
+                  </pic:spPr>
+                </pic:pic>
+              </a:graphicData>
+            </a:graphic>
+          </wp:inline>
+        </w:drawing>
+      </w:r>
+    </w:p>
+    <w:p>
+      <w:pPr>
+        <w:pStyle w:val="15"/>
+        <w:spacing w:after="120"/>
+        <w:jc w:val="center"/>
+      </w:pPr>
+      <w:r>
+        <w:rPr>
+          <w:rFonts w:ascii="Microsoft YaHei" w:hAnsi="Microsoft YaHei" w:eastAsia="Microsoft YaHei"/>
+          <w:b w:val="0"/>
+          <w:color w:val="707E92"/>
+          <w:sz w:val="18"/>
+        </w:rPr>
+        <w:t>图：复审弹窗，用于复核订单风险并选择后续代付通道。</w:t>
+      </w:r>
+    </w:p>
+    <w:p>
+      <w:pPr>
+        <w:pStyle w:val="16"/>
+        <w:spacing w:after="60" w:line="276" w:lineRule="auto"/>
+      </w:pPr>
+      <w:r>
+        <w:rPr>
+          <w:rFonts w:ascii="Microsoft YaHei" w:hAnsi="Microsoft YaHei" w:eastAsia="Microsoft YaHei"/>
+          <w:b/>
+          <w:color w:val="2F5597"/>
+          <w:sz w:val="20"/>
+        </w:rPr>
+        <w:t>复核要点</w:t>
+      </w:r>
+      <w:r>
+        <w:rPr>
+          <w:rFonts w:ascii="Microsoft YaHei" w:hAnsi="Microsoft YaHei" w:eastAsia="Microsoft YaHei"/>
+          <w:b w:val="0"/>
+          <w:sz w:val="20"/>
+        </w:rPr>
+        <w:t>：复审时应重点核对初审结论、总游戏投注、总游戏输赢、关联账号数、游戏风控结果和当前收款信息是否一致，避免在风险未排除时直接放款。</w:t>
+      </w:r>
+    </w:p>
+    <w:p>
+      <w:pPr>
+        <w:pStyle w:val="16"/>
+        <w:spacing w:after="60" w:line="276" w:lineRule="auto"/>
+      </w:pPr>
+      <w:r>
+        <w:rPr>
+          <w:rFonts w:ascii="Microsoft YaHei" w:hAnsi="Microsoft YaHei" w:eastAsia="Microsoft YaHei"/>
+          <w:b/>
+          <w:color w:val="2F5597"/>
+          <w:sz w:val="20"/>
+        </w:rPr>
+        <w:t>支付流转</w:t>
+      </w:r>
+      <w:r>
+        <w:rPr>
+          <w:rFonts w:ascii="Microsoft YaHei" w:hAnsi="Microsoft YaHei" w:eastAsia="Microsoft YaHei"/>
+          <w:b w:val="0"/>
+          <w:sz w:val="20"/>
+        </w:rPr>
+        <w:t>：复核通过后订单会进入支付流程，后续需继续关注支付结果、出款进度和备注中的通道处理记录；复核不通过时应明确记录拒绝原因。</w:t>
+      </w:r>
+    </w:p>
+    <w:p>
+      <w:pPr>
+        <w:pStyle w:val="6"/>
+        <w:spacing w:after="60" w:line="276" w:lineRule="auto"/>
+      </w:pPr>
+      <w:r>
+        <w:rPr>
+          <w:rFonts w:ascii="Microsoft YaHei" w:hAnsi="Microsoft YaHei" w:eastAsia="Microsoft YaHei"/>
+          <w:b/>
+          <w:i/>
+          <w:color w:val="2F5597"/>
+          <w:sz w:val="21"/>
+        </w:rPr>
+        <w:t>审核日志</w:t>
+      </w:r>
+    </w:p>
+    <w:p>
+      <w:pPr>
+        <w:spacing w:after="60" w:line="276" w:lineRule="auto"/>
+      </w:pPr>
+      <w:r>
+        <w:rPr>
+          <w:rFonts w:ascii="Microsoft YaHei" w:hAnsi="Microsoft YaHei" w:eastAsia="Microsoft YaHei"/>
+          <w:b w:val="0"/>
+          <w:sz w:val="20"/>
+        </w:rPr>
+        <w:t>审核日志页签用于查询已处理过的风控审核记录，适合复盘同一会员的历史审核情况、查看初审与复审结果，以及确认不同审核人员的处理时间和结论。</w:t>
+      </w:r>
+    </w:p>
+    <w:p>
+      <w:pPr>
+        <w:spacing w:after="40"/>
+        <w:jc w:val="center"/>
+      </w:pPr>
+      <w:r>
+        <w:drawing>
+          <wp:inline xmlns:a="http://schemas.openxmlformats.org/drawingml/2006/main" xmlns:pic="http://schemas.openxmlformats.org/drawingml/2006/picture">
+            <wp:extent cx="5852160" cy="2106633"/>
+            <wp:docPr id="145" name="Picture 145"/>
+            <wp:cNvGraphicFramePr>
+              <a:graphicFrameLocks noChangeAspect="1"/>
+            </wp:cNvGraphicFramePr>
+            <a:graphic>
+              <a:graphicData uri="http://schemas.openxmlformats.org/drawingml/2006/picture">
+                <pic:pic>
+                  <pic:nvPicPr>
+                    <pic:cNvPr id="0" name="image.png"/>
+                    <pic:cNvPicPr/>
+                  </pic:nvPicPr>
+                  <pic:blipFill>
+                    <a:blip r:embed="rId79"/>
+                    <a:stretch>
+                      <a:fillRect/>
+                    </a:stretch>
+                  </pic:blipFill>
+                  <pic:spPr>
+                    <a:xfrm>
+                      <a:off x="0" y="0"/>
+                      <a:ext cx="5852160" cy="2106633"/>
+                    </a:xfrm>
+                    <a:prstGeom prst="rect"/>
+                  </pic:spPr>
+                </pic:pic>
+              </a:graphicData>
+            </a:graphic>
+          </wp:inline>
+        </w:drawing>
+      </w:r>
+    </w:p>
+    <w:p>
+      <w:pPr>
+        <w:pStyle w:val="15"/>
+        <w:spacing w:after="120"/>
+        <w:jc w:val="center"/>
+      </w:pPr>
+      <w:r>
+        <w:rPr>
+          <w:rFonts w:ascii="Microsoft YaHei" w:hAnsi="Microsoft YaHei" w:eastAsia="Microsoft YaHei"/>
+          <w:b w:val="0"/>
+          <w:color w:val="707E92"/>
+          <w:sz w:val="18"/>
+        </w:rPr>
+        <w:t>图：审核日志列表，用于按审核时间、订单号和审核结果查询历史审核记录。</w:t>
+      </w:r>
+    </w:p>
+    <w:p>
+      <w:pPr>
+        <w:pStyle w:val="16"/>
+        <w:spacing w:after="60" w:line="276" w:lineRule="auto"/>
+      </w:pPr>
+      <w:r>
+        <w:rPr>
+          <w:rFonts w:ascii="Microsoft YaHei" w:hAnsi="Microsoft YaHei" w:eastAsia="Microsoft YaHei"/>
+          <w:b/>
+          <w:color w:val="2F5597"/>
+          <w:sz w:val="20"/>
+        </w:rPr>
+        <w:t>日志字段</w:t>
+      </w:r>
+      <w:r>
+        <w:rPr>
+          <w:rFonts w:ascii="Microsoft YaHei" w:hAnsi="Microsoft YaHei" w:eastAsia="Microsoft YaHei"/>
+          <w:b w:val="0"/>
+          <w:sz w:val="20"/>
+        </w:rPr>
+        <w:t>：日志列表通常展示提现订单号、会员ID、申请金额、实际金额、审核类型、审核结果、初审人、复审人、申请时间和审核时间。排查争议订单时可先在这里确认完整审核链路。</w:t>
+      </w:r>
+    </w:p>
+    <w:p>
+      <w:pPr>
+        <w:pStyle w:val="6"/>
+        <w:spacing w:after="60" w:line="276" w:lineRule="auto"/>
+      </w:pPr>
+      <w:r>
+        <w:rPr>
+          <w:rFonts w:ascii="Microsoft YaHei" w:hAnsi="Microsoft YaHei" w:eastAsia="Microsoft YaHei"/>
+          <w:b/>
+          <w:i/>
+          <w:color w:val="2F5597"/>
+          <w:sz w:val="21"/>
+        </w:rPr>
+        <w:t>日志详情</w:t>
+      </w:r>
+    </w:p>
+    <w:p>
+      <w:pPr>
+        <w:spacing w:after="60" w:line="276" w:lineRule="auto"/>
+      </w:pPr>
+      <w:r>
+        <w:rPr>
+          <w:rFonts w:ascii="Microsoft YaHei" w:hAnsi="Microsoft YaHei" w:eastAsia="Microsoft YaHei"/>
+          <w:b w:val="0"/>
+          <w:sz w:val="20"/>
+        </w:rPr>
+        <w:t>审核日志详情弹窗用于查看单笔订单的审核快照，适合在复盘时核对当时的资金数据、审核类型、审核结论和经手人信息，确认订单为什么被通过、驳回或转入后续支付。</w:t>
+      </w:r>
+    </w:p>
+    <w:p>
+      <w:pPr>
+        <w:spacing w:after="40"/>
+        <w:jc w:val="center"/>
+      </w:pPr>
+      <w:r>
+        <w:drawing>
+          <wp:inline xmlns:a="http://schemas.openxmlformats.org/drawingml/2006/main" xmlns:pic="http://schemas.openxmlformats.org/drawingml/2006/picture">
+            <wp:extent cx="5852160" cy="4598126"/>
+            <wp:docPr id="146" name="Picture 146"/>
+            <wp:cNvGraphicFramePr>
+              <a:graphicFrameLocks noChangeAspect="1"/>
+            </wp:cNvGraphicFramePr>
+            <a:graphic>
+              <a:graphicData uri="http://schemas.openxmlformats.org/drawingml/2006/picture">
+                <pic:pic>
+                  <pic:nvPicPr>
+                    <pic:cNvPr id="0" name="image.png"/>
+                    <pic:cNvPicPr/>
+                  </pic:nvPicPr>
+                  <pic:blipFill>
+                    <a:blip r:embed="rId80"/>
+                    <a:stretch>
+                      <a:fillRect/>
+                    </a:stretch>
+                  </pic:blipFill>
+                  <pic:spPr>
+                    <a:xfrm>
+                      <a:off x="0" y="0"/>
+                      <a:ext cx="5852160" cy="4598126"/>
+                    </a:xfrm>
+                    <a:prstGeom prst="rect"/>
+                  </pic:spPr>
+                </pic:pic>
+              </a:graphicData>
+            </a:graphic>
+          </wp:inline>
+        </w:drawing>
+      </w:r>
+    </w:p>
+    <w:p>
+      <w:pPr>
+        <w:pStyle w:val="15"/>
+        <w:spacing w:after="120"/>
+        <w:jc w:val="center"/>
+      </w:pPr>
+      <w:r>
+        <w:rPr>
+          <w:rFonts w:ascii="Microsoft YaHei" w:hAnsi="Microsoft YaHei" w:eastAsia="Microsoft YaHei"/>
+          <w:b w:val="0"/>
+          <w:color w:val="707E92"/>
+          <w:sz w:val="18"/>
+        </w:rPr>
+        <w:t>图：审核日志详情弹窗，用于查看单笔订单的审核结果和历史审核信息。</w:t>
+      </w:r>
+    </w:p>
+    <w:p>
+      <w:pPr>
+        <w:pStyle w:val="16"/>
+        <w:spacing w:after="60" w:line="276" w:lineRule="auto"/>
+      </w:pPr>
+      <w:r>
+        <w:rPr>
+          <w:rFonts w:ascii="Microsoft YaHei" w:hAnsi="Microsoft YaHei" w:eastAsia="Microsoft YaHei"/>
+          <w:b/>
           <w:color w:val="2F5597"/>
           <w:sz w:val="20"/>
         </w:rPr>
@@ -16687,92 +17351,7 @@
           <w:b w:val="0"/>
           <w:sz w:val="20"/>
         </w:rPr>
-        <w:t>：对支付失败、通道不可用或风控确认不再放款的订单，可使用取消订单完成收口；操作后建议同步核对账变记录和会员余额，确认资金已按预期回退。</w:t>
-      </w:r>
-    </w:p>
-    <w:p>
-      <w:pPr>
-        <w:pStyle w:val="5"/>
-        <w:keepNext/>
-        <w:spacing w:before="180" w:after="100" w:line="259" w:lineRule="auto"/>
-      </w:pPr>
-      <w:r>
-        <w:rPr>
-          <w:rFonts w:ascii="微软雅黑" w:hAnsi="微软雅黑" w:eastAsia="微软雅黑"/>
-          <w:b/>
-          <w:color w:val="2F5597"/>
-          <w:sz w:val="25"/>
-        </w:rPr>
-        <w:t>提现风控审核</w:t>
-      </w:r>
-    </w:p>
-    <w:p>
-      <w:pPr>
-        <w:pStyle w:val="16"/>
-        <w:spacing w:after="60" w:line="276" w:lineRule="auto"/>
-      </w:pPr>
-      <w:r>
-        <w:rPr>
-          <w:rFonts w:ascii="微软雅黑" w:hAnsi="微软雅黑" w:eastAsia="微软雅黑"/>
-          <w:b/>
-          <w:color w:val="2F5597"/>
-          <w:sz w:val="20"/>
-        </w:rPr>
-        <w:t>提现风控审核</w:t>
-      </w:r>
-      <w:r>
-        <w:rPr>
-          <w:rFonts w:ascii="微软雅黑" w:hAnsi="微软雅黑" w:eastAsia="微软雅黑"/>
-          <w:b w:val="0"/>
-          <w:sz w:val="20"/>
-        </w:rPr>
-        <w:t>：用于处理触发风控的提现订单。</w:t>
-      </w:r>
-    </w:p>
-    <w:p>
-      <w:pPr>
-        <w:pStyle w:val="16"/>
-        <w:spacing w:after="60" w:line="276" w:lineRule="auto"/>
-      </w:pPr>
-      <w:r>
-        <w:rPr>
-          <w:rFonts w:ascii="微软雅黑" w:hAnsi="微软雅黑" w:eastAsia="微软雅黑"/>
-          <w:b/>
-          <w:color w:val="2F5597"/>
-          <w:sz w:val="20"/>
-        </w:rPr>
-        <w:t>详情查看</w:t>
-      </w:r>
-      <w:r>
-        <w:rPr>
-          <w:rFonts w:ascii="微软雅黑" w:hAnsi="微软雅黑" w:eastAsia="微软雅黑"/>
-          <w:b w:val="0"/>
-          <w:sz w:val="20"/>
-        </w:rPr>
-        <w:t>：查看风控原因、会员信息和订单详情，执行通过、拒绝或补充审核。</w:t>
-      </w:r>
-    </w:p>
-    <w:p>
-      <w:pPr>
-        <w:pStyle w:val="16"/>
-        <w:spacing w:after="60" w:line="276" w:lineRule="auto"/>
-      </w:pPr>
-      <w:r>
-        <w:rPr>
-          <w:rFonts w:ascii="微软雅黑" w:hAnsi="微软雅黑" w:eastAsia="微软雅黑"/>
-          <w:b/>
-          <w:color w:val="2F5597"/>
-          <w:sz w:val="20"/>
-        </w:rPr>
-        <w:t>影响范围</w:t>
-      </w:r>
-      <w:r>
-        <w:rPr>
-          <w:rFonts w:ascii="微软雅黑" w:hAnsi="微软雅黑" w:eastAsia="微软雅黑"/>
-          <w:b w:val="0"/>
-          <w:sz w:val="20"/>
-        </w:rPr>
-        <w:t>：审核结果会影响资金出款，需按风控规则和财务要求处理。</w:t>
+        <w:t>：处理玩家申诉、财务对账或风控复盘时，建议结合审核日志详情中的审核类型、审核时间、初审人和复审人信息，与提现订单列表和账变记录一起交叉核对。</w:t>
       </w:r>
     </w:p>
     <w:p>
@@ -25247,7 +25826,7 @@
     <w:lsdException w:qFormat="1" w:unhideWhenUsed="0" w:uiPriority="67" w:semiHidden="0" w:name="Medium Grid 1 Accent 2"/>
     <w:lsdException w:qFormat="1" w:unhideWhenUsed="0" w:uiPriority="68" w:semiHidden="0" w:name="Medium Grid 2 Accent 2"/>
     <w:lsdException w:unhideWhenUsed="0" w:uiPriority="69" w:semiHidden="0" w:name="Medium Grid 3 Accent 2"/>
-    <w:lsdException w:unhideWhenUsed="0" w:uiPriority="70" w:semiHidden="0" w:name="Dark List Accent 2"/>
+    <w:lsdException w:qFormat="1" w:unhideWhenUsed="0" w:uiPriority="70" w:semiHidden="0" w:name="Dark List Accent 2"/>
     <w:lsdException w:unhideWhenUsed="0" w:uiPriority="71" w:semiHidden="0" w:name="Colorful Shading Accent 2"/>
     <w:lsdException w:unhideWhenUsed="0" w:uiPriority="72" w:semiHidden="0" w:name="Colorful List Accent 2"/>
     <w:lsdException w:unhideWhenUsed="0" w:uiPriority="73" w:semiHidden="0" w:name="Colorful Grid Accent 2"/>
@@ -25302,7 +25881,7 @@
     <w:lsdException w:qFormat="1" w:unhideWhenUsed="0" w:uiPriority="66" w:semiHidden="0" w:name="Medium List 2 Accent 6"/>
     <w:lsdException w:qFormat="1" w:unhideWhenUsed="0" w:uiPriority="67" w:semiHidden="0" w:name="Medium Grid 1 Accent 6"/>
     <w:lsdException w:unhideWhenUsed="0" w:uiPriority="68" w:semiHidden="0" w:name="Medium Grid 2 Accent 6"/>
-    <w:lsdException w:unhideWhenUsed="0" w:uiPriority="69" w:semiHidden="0" w:name="Medium Grid 3 Accent 6"/>
+    <w:lsdException w:qFormat="1" w:unhideWhenUsed="0" w:uiPriority="69" w:semiHidden="0" w:name="Medium Grid 3 Accent 6"/>
     <w:lsdException w:unhideWhenUsed="0" w:uiPriority="70" w:semiHidden="0" w:name="Dark List Accent 6"/>
     <w:lsdException w:unhideWhenUsed="0" w:uiPriority="71" w:semiHidden="0" w:name="Colorful Shading Accent 6"/>
     <w:lsdException w:unhideWhenUsed="0" w:uiPriority="72" w:semiHidden="0" w:name="Colorful List Accent 6"/>
@@ -34079,6 +34658,7 @@
   <w:style w:type="table" w:styleId="103">
     <w:name w:val="Medium Grid 3 Accent 6"/>
     <w:basedOn w:val="32"/>
+    <w:qFormat/>
     <w:uiPriority w:val="69"/>
     <w:pPr>
       <w:spacing w:after="0" w:line="240" w:lineRule="auto"/>
@@ -34467,6 +35047,7 @@
   <w:style w:type="table" w:styleId="106">
     <w:name w:val="Dark List Accent 2"/>
     <w:basedOn w:val="32"/>
+    <w:qFormat/>
     <w:uiPriority w:val="70"/>
     <w:pPr>
       <w:spacing w:after="0" w:line="240" w:lineRule="auto"/>

--- a/B端后台操作手册.docx
+++ b/B端后台操作手册.docx
@@ -11460,91 +11460,6 @@
     </w:p>
     <w:p>
       <w:pPr>
-        <w:pStyle w:val="5"/>
-        <w:keepNext/>
-        <w:spacing w:before="180" w:after="100" w:line="259" w:lineRule="auto"/>
-      </w:pPr>
-      <w:r>
-        <w:rPr>
-          <w:rFonts w:ascii="微软雅黑" w:hAnsi="微软雅黑" w:eastAsia="微软雅黑"/>
-          <w:b/>
-          <w:color w:val="2F5597"/>
-          <w:sz w:val="25"/>
-        </w:rPr>
-        <w:t>活动排行统计</w:t>
-      </w:r>
-    </w:p>
-    <w:p>
-      <w:pPr>
-        <w:pStyle w:val="16"/>
-        <w:spacing w:after="60" w:line="276" w:lineRule="auto"/>
-      </w:pPr>
-      <w:r>
-        <w:rPr>
-          <w:rFonts w:ascii="微软雅黑" w:hAnsi="微软雅黑" w:eastAsia="微软雅黑"/>
-          <w:b/>
-          <w:color w:val="2F5597"/>
-          <w:sz w:val="20"/>
-        </w:rPr>
-        <w:t>活动排行统计</w:t>
-      </w:r>
-      <w:r>
-        <w:rPr>
-          <w:rFonts w:ascii="微软雅黑" w:hAnsi="微软雅黑" w:eastAsia="微软雅黑"/>
-          <w:b w:val="0"/>
-          <w:sz w:val="20"/>
-        </w:rPr>
-        <w:t>：用于查看活动参与、排名和奖励相关统计。</w:t>
-      </w:r>
-    </w:p>
-    <w:p>
-      <w:pPr>
-        <w:pStyle w:val="16"/>
-        <w:spacing w:after="60" w:line="276" w:lineRule="auto"/>
-      </w:pPr>
-      <w:r>
-        <w:rPr>
-          <w:rFonts w:ascii="微软雅黑" w:hAnsi="微软雅黑" w:eastAsia="微软雅黑"/>
-          <w:b/>
-          <w:color w:val="2F5597"/>
-          <w:sz w:val="20"/>
-        </w:rPr>
-        <w:t>筛选与查看</w:t>
-      </w:r>
-      <w:r>
-        <w:rPr>
-          <w:rFonts w:ascii="微软雅黑" w:hAnsi="微软雅黑" w:eastAsia="微软雅黑"/>
-          <w:b w:val="0"/>
-          <w:sz w:val="20"/>
-        </w:rPr>
-        <w:t>：按活动、时间或玩家筛选数据，查看排行、参与人数和奖励发放情况。</w:t>
-      </w:r>
-    </w:p>
-    <w:p>
-      <w:pPr>
-        <w:pStyle w:val="16"/>
-        <w:spacing w:after="60" w:line="276" w:lineRule="auto"/>
-      </w:pPr>
-      <w:r>
-        <w:rPr>
-          <w:rFonts w:ascii="微软雅黑" w:hAnsi="微软雅黑" w:eastAsia="微软雅黑"/>
-          <w:b/>
-          <w:color w:val="2F5597"/>
-          <w:sz w:val="20"/>
-        </w:rPr>
-        <w:t>核对要点</w:t>
-      </w:r>
-      <w:r>
-        <w:rPr>
-          <w:rFonts w:ascii="微软雅黑" w:hAnsi="微软雅黑" w:eastAsia="微软雅黑"/>
-          <w:b w:val="0"/>
-          <w:sz w:val="20"/>
-        </w:rPr>
-        <w:t>：统计结果用于活动复盘，需结合活动规则和奖励记录一起核对。</w:t>
-      </w:r>
-    </w:p>
-    <w:p>
-      <w:pPr>
         <w:pStyle w:val="3"/>
         <w:keepNext/>
         <w:spacing w:before="360" w:after="240" w:line="276" w:lineRule="auto"/>
@@ -12786,7 +12701,7 @@
       </w:pPr>
       <w:r>
         <w:rPr>
-          <w:rFonts w:ascii="微软雅黑" w:hAnsi="微软雅黑" w:eastAsia="微软雅黑"/>
+          <w:rFonts w:ascii="Microsoft YaHei" w:hAnsi="Microsoft YaHei" w:eastAsia="Microsoft YaHei"/>
           <w:b/>
           <w:color w:val="2F5597"/>
           <w:sz w:val="25"/>
@@ -12796,71 +12711,192 @@
     </w:p>
     <w:p>
       <w:pPr>
-        <w:pStyle w:val="16"/>
-        <w:spacing w:after="60" w:line="276" w:lineRule="auto"/>
-      </w:pPr>
-      <w:r>
-        <w:rPr>
-          <w:rFonts w:ascii="微软雅黑" w:hAnsi="微软雅黑" w:eastAsia="微软雅黑"/>
-          <w:b/>
-          <w:color w:val="2F5597"/>
-          <w:sz w:val="20"/>
-        </w:rPr>
-        <w:t>优惠数据报表</w:t>
-      </w:r>
-      <w:r>
-        <w:rPr>
-          <w:rFonts w:ascii="微软雅黑" w:hAnsi="微软雅黑" w:eastAsia="微软雅黑"/>
-          <w:b w:val="0"/>
-          <w:sz w:val="20"/>
-        </w:rPr>
-        <w:t>：用于统计优惠活动相关数据。</w:t>
-      </w:r>
-    </w:p>
-    <w:p>
-      <w:pPr>
-        <w:pStyle w:val="16"/>
-        <w:spacing w:after="60" w:line="276" w:lineRule="auto"/>
-      </w:pPr>
-      <w:r>
-        <w:rPr>
-          <w:rFonts w:ascii="微软雅黑" w:hAnsi="微软雅黑" w:eastAsia="微软雅黑"/>
-          <w:b/>
-          <w:color w:val="2F5597"/>
-          <w:sz w:val="20"/>
-        </w:rPr>
-        <w:t>筛选与查看</w:t>
-      </w:r>
-      <w:r>
-        <w:rPr>
-          <w:rFonts w:ascii="微软雅黑" w:hAnsi="微软雅黑" w:eastAsia="微软雅黑"/>
-          <w:b w:val="0"/>
-          <w:sz w:val="20"/>
-        </w:rPr>
-        <w:t>：按活动、时间、渠道或玩家筛选，查看领取、消耗和转化数据。</w:t>
-      </w:r>
-    </w:p>
-    <w:p>
-      <w:pPr>
-        <w:pStyle w:val="16"/>
-        <w:spacing w:after="60" w:line="276" w:lineRule="auto"/>
-      </w:pPr>
-      <w:r>
-        <w:rPr>
-          <w:rFonts w:ascii="微软雅黑" w:hAnsi="微软雅黑" w:eastAsia="微软雅黑"/>
-          <w:b/>
-          <w:color w:val="2F5597"/>
-          <w:sz w:val="20"/>
-        </w:rPr>
-        <w:t>使用要点</w:t>
-      </w:r>
-      <w:r>
-        <w:rPr>
-          <w:rFonts w:ascii="微软雅黑" w:hAnsi="微软雅黑" w:eastAsia="微软雅黑"/>
-          <w:b w:val="0"/>
-          <w:sz w:val="20"/>
-        </w:rPr>
-        <w:t>：报表数据用于活动复盘和成本控制，口径以页面筛选条件为准。</w:t>
+        <w:spacing w:after="60" w:line="276" w:lineRule="auto"/>
+      </w:pPr>
+      <w:r>
+        <w:rPr>
+          <w:rFonts w:ascii="Microsoft YaHei" w:hAnsi="Microsoft YaHei" w:eastAsia="Microsoft YaHei"/>
+          <w:b w:val="0"/>
+          <w:sz w:val="20"/>
+        </w:rPr>
+        <w:t>优惠数据报表用于汇总查看优惠成本、优惠人数和不同优惠来源的金额分布，是复盘活动投入、奖励结构和会员优惠转化的重要报表页面。</w:t>
+      </w:r>
+    </w:p>
+    <w:p>
+      <w:pPr>
+        <w:pStyle w:val="6"/>
+        <w:spacing w:after="60" w:line="276" w:lineRule="auto"/>
+      </w:pPr>
+      <w:r>
+        <w:rPr>
+          <w:rFonts w:ascii="Microsoft YaHei" w:hAnsi="Microsoft YaHei" w:eastAsia="Microsoft YaHei"/>
+          <w:b/>
+          <w:i/>
+          <w:color w:val="2F5597"/>
+          <w:sz w:val="21"/>
+        </w:rPr>
+        <w:t>页面概览</w:t>
+      </w:r>
+    </w:p>
+    <w:p>
+      <w:pPr>
+        <w:spacing w:after="60" w:line="276" w:lineRule="auto"/>
+      </w:pPr>
+      <w:r>
+        <w:rPr>
+          <w:rFonts w:ascii="Microsoft YaHei" w:hAnsi="Microsoft YaHei" w:eastAsia="Microsoft YaHei"/>
+          <w:b w:val="0"/>
+          <w:sz w:val="20"/>
+        </w:rPr>
+        <w:t>页面上方提供开始时间、结束时间、搜索、重置和导出表格入口，下方列表按日期展示优惠金额、活动优惠、任务优惠、票券优惠和 VIP 奖励等数据。</w:t>
+      </w:r>
+    </w:p>
+    <w:p>
+      <w:pPr>
+        <w:spacing w:after="40"/>
+        <w:jc w:val="center"/>
+      </w:pPr>
+      <w:r>
+        <w:drawing>
+          <wp:inline xmlns:a="http://schemas.openxmlformats.org/drawingml/2006/main" xmlns:pic="http://schemas.openxmlformats.org/drawingml/2006/picture">
+            <wp:extent cx="5852160" cy="1395217"/>
+            <wp:docPr id="159" name="Picture 159"/>
+            <wp:cNvGraphicFramePr>
+              <a:graphicFrameLocks noChangeAspect="1"/>
+            </wp:cNvGraphicFramePr>
+            <a:graphic>
+              <a:graphicData uri="http://schemas.openxmlformats.org/drawingml/2006/picture">
+                <pic:pic>
+                  <pic:nvPicPr>
+                    <pic:cNvPr id="0" name="image.png"/>
+                    <pic:cNvPicPr/>
+                  </pic:nvPicPr>
+                  <pic:blipFill>
+                    <a:blip r:embed="rId93"/>
+                    <a:stretch>
+                      <a:fillRect/>
+                    </a:stretch>
+                  </pic:blipFill>
+                  <pic:spPr>
+                    <a:xfrm>
+                      <a:off x="0" y="0"/>
+                      <a:ext cx="5852160" cy="1395217"/>
+                    </a:xfrm>
+                    <a:prstGeom prst="rect"/>
+                  </pic:spPr>
+                </pic:pic>
+              </a:graphicData>
+            </a:graphic>
+          </wp:inline>
+        </w:drawing>
+      </w:r>
+    </w:p>
+    <w:p>
+      <w:pPr>
+        <w:pStyle w:val="15"/>
+        <w:spacing w:after="120"/>
+        <w:jc w:val="center"/>
+      </w:pPr>
+      <w:r>
+        <w:rPr>
+          <w:rFonts w:ascii="Microsoft YaHei" w:hAnsi="Microsoft YaHei" w:eastAsia="Microsoft YaHei"/>
+          <w:b w:val="0"/>
+          <w:color w:val="707E92"/>
+          <w:sz w:val="18"/>
+        </w:rPr>
+        <w:t>图：优惠数据报表页面，用于查看每日优惠金额、优惠人数及各类优惠来源的成本分布。</w:t>
+      </w:r>
+    </w:p>
+    <w:p>
+      <w:pPr>
+        <w:pStyle w:val="16"/>
+        <w:spacing w:after="60" w:line="276" w:lineRule="auto"/>
+      </w:pPr>
+      <w:r>
+        <w:rPr>
+          <w:rFonts w:ascii="Microsoft YaHei" w:hAnsi="Microsoft YaHei" w:eastAsia="Microsoft YaHei"/>
+          <w:b/>
+          <w:color w:val="2F5597"/>
+          <w:sz w:val="20"/>
+        </w:rPr>
+        <w:t>筛选条件</w:t>
+      </w:r>
+      <w:r>
+        <w:rPr>
+          <w:rFonts w:ascii="Microsoft YaHei" w:hAnsi="Microsoft YaHei" w:eastAsia="Microsoft YaHei"/>
+          <w:b w:val="0"/>
+          <w:sz w:val="20"/>
+        </w:rPr>
+        <w:t>：支持按时间范围查询数据，适合按活动上线周期、节假日或渠道投放周期做分段复盘。</w:t>
+      </w:r>
+    </w:p>
+    <w:p>
+      <w:pPr>
+        <w:pStyle w:val="16"/>
+        <w:spacing w:after="60" w:line="276" w:lineRule="auto"/>
+      </w:pPr>
+      <w:r>
+        <w:rPr>
+          <w:rFonts w:ascii="Microsoft YaHei" w:hAnsi="Microsoft YaHei" w:eastAsia="Microsoft YaHei"/>
+          <w:b/>
+          <w:color w:val="2F5597"/>
+          <w:sz w:val="20"/>
+        </w:rPr>
+        <w:t>成本拆分</w:t>
+      </w:r>
+      <w:r>
+        <w:rPr>
+          <w:rFonts w:ascii="Microsoft YaHei" w:hAnsi="Microsoft YaHei" w:eastAsia="Microsoft YaHei"/>
+          <w:b w:val="0"/>
+          <w:sz w:val="20"/>
+        </w:rPr>
+        <w:t>：列表包含优惠金额、优惠人数、活动优惠金额、任务优惠金额、票券优惠金额、代理佣金和 VIP 奖励，可用于判断优惠成本主要来自哪一类业务动作。</w:t>
+      </w:r>
+    </w:p>
+    <w:p>
+      <w:pPr>
+        <w:pStyle w:val="16"/>
+        <w:spacing w:after="60" w:line="276" w:lineRule="auto"/>
+      </w:pPr>
+      <w:r>
+        <w:rPr>
+          <w:rFonts w:ascii="Microsoft YaHei" w:hAnsi="Microsoft YaHei" w:eastAsia="Microsoft YaHei"/>
+          <w:b/>
+          <w:color w:val="2F5597"/>
+          <w:sz w:val="20"/>
+        </w:rPr>
+        <w:t>复盘要点</w:t>
+      </w:r>
+      <w:r>
+        <w:rPr>
+          <w:rFonts w:ascii="Microsoft YaHei" w:hAnsi="Microsoft YaHei" w:eastAsia="Microsoft YaHei"/>
+          <w:b w:val="0"/>
+          <w:sz w:val="20"/>
+        </w:rPr>
+        <w:t>：查看数据时应同步关注优惠人数与各项金额的变化关系，判断成本上涨是由参与人数增加、单人奖励提升还是某类优惠配置异常导致。</w:t>
+      </w:r>
+    </w:p>
+    <w:p>
+      <w:pPr>
+        <w:pStyle w:val="16"/>
+        <w:spacing w:after="60" w:line="276" w:lineRule="auto"/>
+      </w:pPr>
+      <w:r>
+        <w:rPr>
+          <w:rFonts w:ascii="Microsoft YaHei" w:hAnsi="Microsoft YaHei" w:eastAsia="Microsoft YaHei"/>
+          <w:b/>
+          <w:color w:val="2F5597"/>
+          <w:sz w:val="20"/>
+        </w:rPr>
+        <w:t>交叉核对</w:t>
+      </w:r>
+      <w:r>
+        <w:rPr>
+          <w:rFonts w:ascii="Microsoft YaHei" w:hAnsi="Microsoft YaHei" w:eastAsia="Microsoft YaHei"/>
+          <w:b w:val="0"/>
+          <w:sz w:val="20"/>
+        </w:rPr>
+        <w:t>：活动复盘时，建议结合活动统计报表、票券使用记录、任务中心和账变记录一起判断奖励发放效果与真实成本归属。</w:t>
       </w:r>
     </w:p>
     <w:p>
@@ -16724,7 +16760,7 @@
       </w:pPr>
       <w:r>
         <w:rPr>
-          <w:rFonts w:ascii="Microsoft YaHei" w:hAnsi="Microsoft YaHei" w:eastAsia="Microsoft YaHei"/>
+          <w:rFonts w:ascii="微软雅黑" w:hAnsi="微软雅黑" w:eastAsia="微软雅黑"/>
           <w:b/>
           <w:color w:val="2F5597"/>
           <w:sz w:val="25"/>
@@ -16738,7 +16774,7 @@
       </w:pPr>
       <w:r>
         <w:rPr>
-          <w:rFonts w:ascii="Microsoft YaHei" w:hAnsi="Microsoft YaHei" w:eastAsia="Microsoft YaHei"/>
+          <w:rFonts w:ascii="微软雅黑" w:hAnsi="微软雅黑" w:eastAsia="微软雅黑"/>
           <w:b w:val="0"/>
           <w:sz w:val="20"/>
         </w:rPr>
@@ -16752,7 +16788,7 @@
       </w:pPr>
       <w:r>
         <w:rPr>
-          <w:rFonts w:ascii="Microsoft YaHei" w:hAnsi="Microsoft YaHei" w:eastAsia="Microsoft YaHei"/>
+          <w:rFonts w:ascii="微软雅黑" w:hAnsi="微软雅黑" w:eastAsia="微软雅黑"/>
           <w:b/>
           <w:i/>
           <w:color w:val="2F5597"/>
@@ -16767,7 +16803,7 @@
       </w:pPr>
       <w:r>
         <w:rPr>
-          <w:rFonts w:ascii="Microsoft YaHei" w:hAnsi="Microsoft YaHei" w:eastAsia="Microsoft YaHei"/>
+          <w:rFonts w:ascii="微软雅黑" w:hAnsi="微软雅黑" w:eastAsia="微软雅黑"/>
           <w:b w:val="0"/>
           <w:sz w:val="20"/>
         </w:rPr>
@@ -16781,18 +16817,21 @@
       </w:pPr>
       <w:r>
         <w:drawing>
-          <wp:inline xmlns:a="http://schemas.openxmlformats.org/drawingml/2006/main" xmlns:pic="http://schemas.openxmlformats.org/drawingml/2006/picture">
-            <wp:extent cx="5852160" cy="2221258"/>
+          <wp:inline distT="0" distB="0" distL="114300" distR="114300">
+            <wp:extent cx="5852160" cy="2221230"/>
+            <wp:effectExtent l="0" t="0" r="15240" b="7620"/>
             <wp:docPr id="142" name="Picture 142"/>
             <wp:cNvGraphicFramePr>
-              <a:graphicFrameLocks noChangeAspect="1"/>
+              <a:graphicFrameLocks xmlns:a="http://schemas.openxmlformats.org/drawingml/2006/main" noChangeAspect="1"/>
             </wp:cNvGraphicFramePr>
-            <a:graphic>
+            <a:graphic xmlns:a="http://schemas.openxmlformats.org/drawingml/2006/main">
               <a:graphicData uri="http://schemas.openxmlformats.org/drawingml/2006/picture">
-                <pic:pic>
+                <pic:pic xmlns:pic="http://schemas.openxmlformats.org/drawingml/2006/picture">
                   <pic:nvPicPr>
-                    <pic:cNvPr id="0" name="image.png"/>
-                    <pic:cNvPicPr/>
+                    <pic:cNvPr id="142" name="Picture 142"/>
+                    <pic:cNvPicPr>
+                      <a:picLocks noChangeAspect="1"/>
+                    </pic:cNvPicPr>
                   </pic:nvPicPr>
                   <pic:blipFill>
                     <a:blip r:embed="rId76"/>
@@ -16805,7 +16844,9 @@
                       <a:off x="0" y="0"/>
                       <a:ext cx="5852160" cy="2221258"/>
                     </a:xfrm>
-                    <a:prstGeom prst="rect"/>
+                    <a:prstGeom prst="rect">
+                      <a:avLst/>
+                    </a:prstGeom>
                   </pic:spPr>
                 </pic:pic>
               </a:graphicData>
@@ -16822,7 +16863,7 @@
       </w:pPr>
       <w:r>
         <w:rPr>
-          <w:rFonts w:ascii="Microsoft YaHei" w:hAnsi="Microsoft YaHei" w:eastAsia="Microsoft YaHei"/>
+          <w:rFonts w:ascii="微软雅黑" w:hAnsi="微软雅黑" w:eastAsia="微软雅黑"/>
           <w:b w:val="0"/>
           <w:color w:val="707E92"/>
           <w:sz w:val="18"/>
@@ -16837,7 +16878,7 @@
       </w:pPr>
       <w:r>
         <w:rPr>
-          <w:rFonts w:ascii="Microsoft YaHei" w:hAnsi="Microsoft YaHei" w:eastAsia="Microsoft YaHei"/>
+          <w:rFonts w:ascii="微软雅黑" w:hAnsi="微软雅黑" w:eastAsia="微软雅黑"/>
           <w:b/>
           <w:color w:val="2F5597"/>
           <w:sz w:val="20"/>
@@ -16846,7 +16887,7 @@
       </w:r>
       <w:r>
         <w:rPr>
-          <w:rFonts w:ascii="Microsoft YaHei" w:hAnsi="Microsoft YaHei" w:eastAsia="Microsoft YaHei"/>
+          <w:rFonts w:ascii="微软雅黑" w:hAnsi="微软雅黑" w:eastAsia="微软雅黑"/>
           <w:b w:val="0"/>
           <w:sz w:val="20"/>
         </w:rPr>
@@ -16860,7 +16901,7 @@
       </w:pPr>
       <w:r>
         <w:rPr>
-          <w:rFonts w:ascii="Microsoft YaHei" w:hAnsi="Microsoft YaHei" w:eastAsia="Microsoft YaHei"/>
+          <w:rFonts w:ascii="微软雅黑" w:hAnsi="微软雅黑" w:eastAsia="微软雅黑"/>
           <w:b/>
           <w:color w:val="2F5597"/>
           <w:sz w:val="20"/>
@@ -16869,7 +16910,7 @@
       </w:r>
       <w:r>
         <w:rPr>
-          <w:rFonts w:ascii="Microsoft YaHei" w:hAnsi="Microsoft YaHei" w:eastAsia="Microsoft YaHei"/>
+          <w:rFonts w:ascii="微软雅黑" w:hAnsi="微软雅黑" w:eastAsia="微软雅黑"/>
           <w:b w:val="0"/>
           <w:sz w:val="20"/>
         </w:rPr>
@@ -16883,7 +16924,7 @@
       </w:pPr>
       <w:r>
         <w:rPr>
-          <w:rFonts w:ascii="Microsoft YaHei" w:hAnsi="Microsoft YaHei" w:eastAsia="Microsoft YaHei"/>
+          <w:rFonts w:ascii="微软雅黑" w:hAnsi="微软雅黑" w:eastAsia="微软雅黑"/>
           <w:b/>
           <w:i/>
           <w:color w:val="2F5597"/>
@@ -16898,7 +16939,7 @@
       </w:pPr>
       <w:r>
         <w:rPr>
-          <w:rFonts w:ascii="Microsoft YaHei" w:hAnsi="Microsoft YaHei" w:eastAsia="Microsoft YaHei"/>
+          <w:rFonts w:ascii="微软雅黑" w:hAnsi="微软雅黑" w:eastAsia="微软雅黑"/>
           <w:b w:val="0"/>
           <w:sz w:val="20"/>
         </w:rPr>
@@ -16912,18 +16953,21 @@
       </w:pPr>
       <w:r>
         <w:drawing>
-          <wp:inline xmlns:a="http://schemas.openxmlformats.org/drawingml/2006/main" xmlns:pic="http://schemas.openxmlformats.org/drawingml/2006/picture">
-            <wp:extent cx="5852160" cy="5000363"/>
+          <wp:inline distT="0" distB="0" distL="114300" distR="114300">
+            <wp:extent cx="5852160" cy="4999990"/>
+            <wp:effectExtent l="0" t="0" r="15240" b="10160"/>
             <wp:docPr id="143" name="Picture 143"/>
             <wp:cNvGraphicFramePr>
-              <a:graphicFrameLocks noChangeAspect="1"/>
+              <a:graphicFrameLocks xmlns:a="http://schemas.openxmlformats.org/drawingml/2006/main" noChangeAspect="1"/>
             </wp:cNvGraphicFramePr>
-            <a:graphic>
+            <a:graphic xmlns:a="http://schemas.openxmlformats.org/drawingml/2006/main">
               <a:graphicData uri="http://schemas.openxmlformats.org/drawingml/2006/picture">
-                <pic:pic>
+                <pic:pic xmlns:pic="http://schemas.openxmlformats.org/drawingml/2006/picture">
                   <pic:nvPicPr>
-                    <pic:cNvPr id="0" name="image.png"/>
-                    <pic:cNvPicPr/>
+                    <pic:cNvPr id="143" name="Picture 143"/>
+                    <pic:cNvPicPr>
+                      <a:picLocks noChangeAspect="1"/>
+                    </pic:cNvPicPr>
                   </pic:nvPicPr>
                   <pic:blipFill>
                     <a:blip r:embed="rId77"/>
@@ -16936,7 +16980,9 @@
                       <a:off x="0" y="0"/>
                       <a:ext cx="5852160" cy="5000363"/>
                     </a:xfrm>
-                    <a:prstGeom prst="rect"/>
+                    <a:prstGeom prst="rect">
+                      <a:avLst/>
+                    </a:prstGeom>
                   </pic:spPr>
                 </pic:pic>
               </a:graphicData>
@@ -16953,7 +16999,7 @@
       </w:pPr>
       <w:r>
         <w:rPr>
-          <w:rFonts w:ascii="Microsoft YaHei" w:hAnsi="Microsoft YaHei" w:eastAsia="Microsoft YaHei"/>
+          <w:rFonts w:ascii="微软雅黑" w:hAnsi="微软雅黑" w:eastAsia="微软雅黑"/>
           <w:b w:val="0"/>
           <w:color w:val="707E92"/>
           <w:sz w:val="18"/>
@@ -16968,7 +17014,7 @@
       </w:pPr>
       <w:r>
         <w:rPr>
-          <w:rFonts w:ascii="Microsoft YaHei" w:hAnsi="Microsoft YaHei" w:eastAsia="Microsoft YaHei"/>
+          <w:rFonts w:ascii="微软雅黑" w:hAnsi="微软雅黑" w:eastAsia="微软雅黑"/>
           <w:b/>
           <w:color w:val="2F5597"/>
           <w:sz w:val="20"/>
@@ -16977,7 +17023,7 @@
       </w:r>
       <w:r>
         <w:rPr>
-          <w:rFonts w:ascii="Microsoft YaHei" w:hAnsi="Microsoft YaHei" w:eastAsia="Microsoft YaHei"/>
+          <w:rFonts w:ascii="微软雅黑" w:hAnsi="微软雅黑" w:eastAsia="微软雅黑"/>
           <w:b w:val="0"/>
           <w:sz w:val="20"/>
         </w:rPr>
@@ -16991,7 +17037,7 @@
       </w:pPr>
       <w:r>
         <w:rPr>
-          <w:rFonts w:ascii="Microsoft YaHei" w:hAnsi="Microsoft YaHei" w:eastAsia="Microsoft YaHei"/>
+          <w:rFonts w:ascii="微软雅黑" w:hAnsi="微软雅黑" w:eastAsia="微软雅黑"/>
           <w:b/>
           <w:color w:val="2F5597"/>
           <w:sz w:val="20"/>
@@ -17000,7 +17046,7 @@
       </w:r>
       <w:r>
         <w:rPr>
-          <w:rFonts w:ascii="Microsoft YaHei" w:hAnsi="Microsoft YaHei" w:eastAsia="Microsoft YaHei"/>
+          <w:rFonts w:ascii="微软雅黑" w:hAnsi="微软雅黑" w:eastAsia="微软雅黑"/>
           <w:b w:val="0"/>
           <w:sz w:val="20"/>
         </w:rPr>
@@ -17014,7 +17060,7 @@
       </w:pPr>
       <w:r>
         <w:rPr>
-          <w:rFonts w:ascii="Microsoft YaHei" w:hAnsi="Microsoft YaHei" w:eastAsia="Microsoft YaHei"/>
+          <w:rFonts w:ascii="微软雅黑" w:hAnsi="微软雅黑" w:eastAsia="微软雅黑"/>
           <w:b/>
           <w:i/>
           <w:color w:val="2F5597"/>
@@ -17029,7 +17075,7 @@
       </w:pPr>
       <w:r>
         <w:rPr>
-          <w:rFonts w:ascii="Microsoft YaHei" w:hAnsi="Microsoft YaHei" w:eastAsia="Microsoft YaHei"/>
+          <w:rFonts w:ascii="微软雅黑" w:hAnsi="微软雅黑" w:eastAsia="微软雅黑"/>
           <w:b w:val="0"/>
           <w:sz w:val="20"/>
         </w:rPr>
@@ -17043,18 +17089,21 @@
       </w:pPr>
       <w:r>
         <w:drawing>
-          <wp:inline xmlns:a="http://schemas.openxmlformats.org/drawingml/2006/main" xmlns:pic="http://schemas.openxmlformats.org/drawingml/2006/picture">
-            <wp:extent cx="5852160" cy="5134442"/>
+          <wp:inline distT="0" distB="0" distL="114300" distR="114300">
+            <wp:extent cx="5852160" cy="5133975"/>
+            <wp:effectExtent l="0" t="0" r="15240" b="9525"/>
             <wp:docPr id="144" name="Picture 144"/>
             <wp:cNvGraphicFramePr>
-              <a:graphicFrameLocks noChangeAspect="1"/>
+              <a:graphicFrameLocks xmlns:a="http://schemas.openxmlformats.org/drawingml/2006/main" noChangeAspect="1"/>
             </wp:cNvGraphicFramePr>
-            <a:graphic>
+            <a:graphic xmlns:a="http://schemas.openxmlformats.org/drawingml/2006/main">
               <a:graphicData uri="http://schemas.openxmlformats.org/drawingml/2006/picture">
-                <pic:pic>
+                <pic:pic xmlns:pic="http://schemas.openxmlformats.org/drawingml/2006/picture">
                   <pic:nvPicPr>
-                    <pic:cNvPr id="0" name="image.png"/>
-                    <pic:cNvPicPr/>
+                    <pic:cNvPr id="144" name="Picture 144"/>
+                    <pic:cNvPicPr>
+                      <a:picLocks noChangeAspect="1"/>
+                    </pic:cNvPicPr>
                   </pic:nvPicPr>
                   <pic:blipFill>
                     <a:blip r:embed="rId78"/>
@@ -17067,7 +17116,9 @@
                       <a:off x="0" y="0"/>
                       <a:ext cx="5852160" cy="5134442"/>
                     </a:xfrm>
-                    <a:prstGeom prst="rect"/>
+                    <a:prstGeom prst="rect">
+                      <a:avLst/>
+                    </a:prstGeom>
                   </pic:spPr>
                 </pic:pic>
               </a:graphicData>
@@ -17084,7 +17135,7 @@
       </w:pPr>
       <w:r>
         <w:rPr>
-          <w:rFonts w:ascii="Microsoft YaHei" w:hAnsi="Microsoft YaHei" w:eastAsia="Microsoft YaHei"/>
+          <w:rFonts w:ascii="微软雅黑" w:hAnsi="微软雅黑" w:eastAsia="微软雅黑"/>
           <w:b w:val="0"/>
           <w:color w:val="707E92"/>
           <w:sz w:val="18"/>
@@ -17099,7 +17150,7 @@
       </w:pPr>
       <w:r>
         <w:rPr>
-          <w:rFonts w:ascii="Microsoft YaHei" w:hAnsi="Microsoft YaHei" w:eastAsia="Microsoft YaHei"/>
+          <w:rFonts w:ascii="微软雅黑" w:hAnsi="微软雅黑" w:eastAsia="微软雅黑"/>
           <w:b/>
           <w:color w:val="2F5597"/>
           <w:sz w:val="20"/>
@@ -17108,7 +17159,7 @@
       </w:r>
       <w:r>
         <w:rPr>
-          <w:rFonts w:ascii="Microsoft YaHei" w:hAnsi="Microsoft YaHei" w:eastAsia="Microsoft YaHei"/>
+          <w:rFonts w:ascii="微软雅黑" w:hAnsi="微软雅黑" w:eastAsia="微软雅黑"/>
           <w:b w:val="0"/>
           <w:sz w:val="20"/>
         </w:rPr>
@@ -17122,7 +17173,7 @@
       </w:pPr>
       <w:r>
         <w:rPr>
-          <w:rFonts w:ascii="Microsoft YaHei" w:hAnsi="Microsoft YaHei" w:eastAsia="Microsoft YaHei"/>
+          <w:rFonts w:ascii="微软雅黑" w:hAnsi="微软雅黑" w:eastAsia="微软雅黑"/>
           <w:b/>
           <w:color w:val="2F5597"/>
           <w:sz w:val="20"/>
@@ -17131,7 +17182,7 @@
       </w:r>
       <w:r>
         <w:rPr>
-          <w:rFonts w:ascii="Microsoft YaHei" w:hAnsi="Microsoft YaHei" w:eastAsia="Microsoft YaHei"/>
+          <w:rFonts w:ascii="微软雅黑" w:hAnsi="微软雅黑" w:eastAsia="微软雅黑"/>
           <w:b w:val="0"/>
           <w:sz w:val="20"/>
         </w:rPr>
@@ -17145,7 +17196,7 @@
       </w:pPr>
       <w:r>
         <w:rPr>
-          <w:rFonts w:ascii="Microsoft YaHei" w:hAnsi="Microsoft YaHei" w:eastAsia="Microsoft YaHei"/>
+          <w:rFonts w:ascii="微软雅黑" w:hAnsi="微软雅黑" w:eastAsia="微软雅黑"/>
           <w:b/>
           <w:i/>
           <w:color w:val="2F5597"/>
@@ -17160,7 +17211,7 @@
       </w:pPr>
       <w:r>
         <w:rPr>
-          <w:rFonts w:ascii="Microsoft YaHei" w:hAnsi="Microsoft YaHei" w:eastAsia="Microsoft YaHei"/>
+          <w:rFonts w:ascii="微软雅黑" w:hAnsi="微软雅黑" w:eastAsia="微软雅黑"/>
           <w:b w:val="0"/>
           <w:sz w:val="20"/>
         </w:rPr>
@@ -17174,18 +17225,21 @@
       </w:pPr>
       <w:r>
         <w:drawing>
-          <wp:inline xmlns:a="http://schemas.openxmlformats.org/drawingml/2006/main" xmlns:pic="http://schemas.openxmlformats.org/drawingml/2006/picture">
-            <wp:extent cx="5852160" cy="2106633"/>
+          <wp:inline distT="0" distB="0" distL="114300" distR="114300">
+            <wp:extent cx="5852160" cy="2106295"/>
+            <wp:effectExtent l="0" t="0" r="15240" b="8255"/>
             <wp:docPr id="145" name="Picture 145"/>
             <wp:cNvGraphicFramePr>
-              <a:graphicFrameLocks noChangeAspect="1"/>
+              <a:graphicFrameLocks xmlns:a="http://schemas.openxmlformats.org/drawingml/2006/main" noChangeAspect="1"/>
             </wp:cNvGraphicFramePr>
-            <a:graphic>
+            <a:graphic xmlns:a="http://schemas.openxmlformats.org/drawingml/2006/main">
               <a:graphicData uri="http://schemas.openxmlformats.org/drawingml/2006/picture">
-                <pic:pic>
+                <pic:pic xmlns:pic="http://schemas.openxmlformats.org/drawingml/2006/picture">
                   <pic:nvPicPr>
-                    <pic:cNvPr id="0" name="image.png"/>
-                    <pic:cNvPicPr/>
+                    <pic:cNvPr id="145" name="Picture 145"/>
+                    <pic:cNvPicPr>
+                      <a:picLocks noChangeAspect="1"/>
+                    </pic:cNvPicPr>
                   </pic:nvPicPr>
                   <pic:blipFill>
                     <a:blip r:embed="rId79"/>
@@ -17198,7 +17252,9 @@
                       <a:off x="0" y="0"/>
                       <a:ext cx="5852160" cy="2106633"/>
                     </a:xfrm>
-                    <a:prstGeom prst="rect"/>
+                    <a:prstGeom prst="rect">
+                      <a:avLst/>
+                    </a:prstGeom>
                   </pic:spPr>
                 </pic:pic>
               </a:graphicData>
@@ -17215,7 +17271,7 @@
       </w:pPr>
       <w:r>
         <w:rPr>
-          <w:rFonts w:ascii="Microsoft YaHei" w:hAnsi="Microsoft YaHei" w:eastAsia="Microsoft YaHei"/>
+          <w:rFonts w:ascii="微软雅黑" w:hAnsi="微软雅黑" w:eastAsia="微软雅黑"/>
           <w:b w:val="0"/>
           <w:color w:val="707E92"/>
           <w:sz w:val="18"/>
@@ -17230,7 +17286,7 @@
       </w:pPr>
       <w:r>
         <w:rPr>
-          <w:rFonts w:ascii="Microsoft YaHei" w:hAnsi="Microsoft YaHei" w:eastAsia="Microsoft YaHei"/>
+          <w:rFonts w:ascii="微软雅黑" w:hAnsi="微软雅黑" w:eastAsia="微软雅黑"/>
           <w:b/>
           <w:color w:val="2F5597"/>
           <w:sz w:val="20"/>
@@ -17239,7 +17295,7 @@
       </w:r>
       <w:r>
         <w:rPr>
-          <w:rFonts w:ascii="Microsoft YaHei" w:hAnsi="Microsoft YaHei" w:eastAsia="Microsoft YaHei"/>
+          <w:rFonts w:ascii="微软雅黑" w:hAnsi="微软雅黑" w:eastAsia="微软雅黑"/>
           <w:b w:val="0"/>
           <w:sz w:val="20"/>
         </w:rPr>
@@ -17253,7 +17309,7 @@
       </w:pPr>
       <w:r>
         <w:rPr>
-          <w:rFonts w:ascii="Microsoft YaHei" w:hAnsi="Microsoft YaHei" w:eastAsia="Microsoft YaHei"/>
+          <w:rFonts w:ascii="微软雅黑" w:hAnsi="微软雅黑" w:eastAsia="微软雅黑"/>
           <w:b/>
           <w:i/>
           <w:color w:val="2F5597"/>
@@ -17268,7 +17324,7 @@
       </w:pPr>
       <w:r>
         <w:rPr>
-          <w:rFonts w:ascii="Microsoft YaHei" w:hAnsi="Microsoft YaHei" w:eastAsia="Microsoft YaHei"/>
+          <w:rFonts w:ascii="微软雅黑" w:hAnsi="微软雅黑" w:eastAsia="微软雅黑"/>
           <w:b w:val="0"/>
           <w:sz w:val="20"/>
         </w:rPr>
@@ -17282,18 +17338,21 @@
       </w:pPr>
       <w:r>
         <w:drawing>
-          <wp:inline xmlns:a="http://schemas.openxmlformats.org/drawingml/2006/main" xmlns:pic="http://schemas.openxmlformats.org/drawingml/2006/picture">
-            <wp:extent cx="5852160" cy="4598126"/>
+          <wp:inline distT="0" distB="0" distL="114300" distR="114300">
+            <wp:extent cx="5852160" cy="4598035"/>
+            <wp:effectExtent l="0" t="0" r="15240" b="12065"/>
             <wp:docPr id="146" name="Picture 146"/>
             <wp:cNvGraphicFramePr>
-              <a:graphicFrameLocks noChangeAspect="1"/>
+              <a:graphicFrameLocks xmlns:a="http://schemas.openxmlformats.org/drawingml/2006/main" noChangeAspect="1"/>
             </wp:cNvGraphicFramePr>
-            <a:graphic>
+            <a:graphic xmlns:a="http://schemas.openxmlformats.org/drawingml/2006/main">
               <a:graphicData uri="http://schemas.openxmlformats.org/drawingml/2006/picture">
-                <pic:pic>
+                <pic:pic xmlns:pic="http://schemas.openxmlformats.org/drawingml/2006/picture">
                   <pic:nvPicPr>
-                    <pic:cNvPr id="0" name="image.png"/>
-                    <pic:cNvPicPr/>
+                    <pic:cNvPr id="146" name="Picture 146"/>
+                    <pic:cNvPicPr>
+                      <a:picLocks noChangeAspect="1"/>
+                    </pic:cNvPicPr>
                   </pic:nvPicPr>
                   <pic:blipFill>
                     <a:blip r:embed="rId80"/>
@@ -17306,6 +17365,2146 @@
                       <a:off x="0" y="0"/>
                       <a:ext cx="5852160" cy="4598126"/>
                     </a:xfrm>
+                    <a:prstGeom prst="rect">
+                      <a:avLst/>
+                    </a:prstGeom>
+                  </pic:spPr>
+                </pic:pic>
+              </a:graphicData>
+            </a:graphic>
+          </wp:inline>
+        </w:drawing>
+      </w:r>
+    </w:p>
+    <w:p>
+      <w:pPr>
+        <w:pStyle w:val="15"/>
+        <w:spacing w:after="120"/>
+        <w:jc w:val="center"/>
+      </w:pPr>
+      <w:r>
+        <w:rPr>
+          <w:rFonts w:ascii="微软雅黑" w:hAnsi="微软雅黑" w:eastAsia="微软雅黑"/>
+          <w:b w:val="0"/>
+          <w:color w:val="707E92"/>
+          <w:sz w:val="18"/>
+        </w:rPr>
+        <w:t>图：审核日志详情弹窗，用于查看单笔订单的审核结果和历史审核信息。</w:t>
+      </w:r>
+    </w:p>
+    <w:p>
+      <w:pPr>
+        <w:pStyle w:val="16"/>
+        <w:spacing w:after="60" w:line="276" w:lineRule="auto"/>
+      </w:pPr>
+      <w:r>
+        <w:rPr>
+          <w:rFonts w:ascii="微软雅黑" w:hAnsi="微软雅黑" w:eastAsia="微软雅黑"/>
+          <w:b/>
+          <w:color w:val="2F5597"/>
+          <w:sz w:val="20"/>
+        </w:rPr>
+        <w:t>使用要点</w:t>
+      </w:r>
+      <w:r>
+        <w:rPr>
+          <w:rFonts w:ascii="微软雅黑" w:hAnsi="微软雅黑" w:eastAsia="微软雅黑"/>
+          <w:b w:val="0"/>
+          <w:sz w:val="20"/>
+        </w:rPr>
+        <w:t>：处理玩家申诉、财务对账或风控复盘时，建议结合审核日志详情中的审核类型、审核时间、初审人和复审人信息，与提现订单列表和账变记录一起交叉核对。</w:t>
+      </w:r>
+    </w:p>
+    <w:p>
+      <w:pPr>
+        <w:pStyle w:val="5"/>
+        <w:keepNext/>
+        <w:spacing w:before="180" w:after="100" w:line="259" w:lineRule="auto"/>
+        <w:rPr>
+          <w:rFonts w:ascii="微软雅黑" w:hAnsi="微软雅黑" w:eastAsia="微软雅黑"/>
+          <w:b/>
+          <w:color w:val="2F5597"/>
+          <w:sz w:val="25"/>
+        </w:rPr>
+      </w:pPr>
+      <w:r>
+        <w:rPr>
+          <w:rFonts w:ascii="微软雅黑" w:hAnsi="微软雅黑" w:eastAsia="微软雅黑"/>
+          <w:b/>
+          <w:color w:val="2F5597"/>
+          <w:sz w:val="25"/>
+        </w:rPr>
+        <w:t>支付通道数据</w:t>
+      </w:r>
+    </w:p>
+    <w:p>
+      <w:pPr>
+        <w:spacing w:after="60" w:line="276" w:lineRule="auto"/>
+      </w:pPr>
+      <w:r>
+        <w:rPr>
+          <w:rFonts w:ascii="微软雅黑" w:hAnsi="微软雅黑" w:eastAsia="微软雅黑"/>
+          <w:b w:val="0"/>
+          <w:sz w:val="20"/>
+        </w:rPr>
+        <w:t>支付通道数据用于按时间范围和通道类型汇总查看充值或提现通道的交易表现，帮助运营或财务快速判断通道成功率、订单量和异常资金规模。</w:t>
+      </w:r>
+    </w:p>
+    <w:p>
+      <w:pPr>
+        <w:pStyle w:val="6"/>
+        <w:spacing w:after="60" w:line="276" w:lineRule="auto"/>
+      </w:pPr>
+      <w:r>
+        <w:rPr>
+          <w:rFonts w:ascii="微软雅黑" w:hAnsi="微软雅黑" w:eastAsia="微软雅黑"/>
+          <w:b/>
+          <w:i/>
+          <w:color w:val="2F5597"/>
+          <w:sz w:val="21"/>
+        </w:rPr>
+        <w:t>页面概览</w:t>
+      </w:r>
+    </w:p>
+    <w:p>
+      <w:pPr>
+        <w:spacing w:after="60" w:line="276" w:lineRule="auto"/>
+      </w:pPr>
+      <w:r>
+        <w:rPr>
+          <w:rFonts w:ascii="微软雅黑" w:hAnsi="微软雅黑" w:eastAsia="微软雅黑"/>
+          <w:b w:val="0"/>
+          <w:sz w:val="20"/>
+        </w:rPr>
+        <w:t>页面上方提供时间范围、通道类型、搜索、重置和导出报表入口，下方列表集中展示各支付通道的交易统计结果。</w:t>
+      </w:r>
+    </w:p>
+    <w:p>
+      <w:pPr>
+        <w:spacing w:after="40"/>
+        <w:jc w:val="center"/>
+      </w:pPr>
+      <w:r>
+        <w:drawing>
+          <wp:inline distT="0" distB="0" distL="114300" distR="114300">
+            <wp:extent cx="5852160" cy="1466850"/>
+            <wp:effectExtent l="0" t="0" r="15240" b="0"/>
+            <wp:docPr id="147" name="Picture 147"/>
+            <wp:cNvGraphicFramePr>
+              <a:graphicFrameLocks xmlns:a="http://schemas.openxmlformats.org/drawingml/2006/main" noChangeAspect="1"/>
+            </wp:cNvGraphicFramePr>
+            <a:graphic xmlns:a="http://schemas.openxmlformats.org/drawingml/2006/main">
+              <a:graphicData uri="http://schemas.openxmlformats.org/drawingml/2006/picture">
+                <pic:pic xmlns:pic="http://schemas.openxmlformats.org/drawingml/2006/picture">
+                  <pic:nvPicPr>
+                    <pic:cNvPr id="147" name="Picture 147"/>
+                    <pic:cNvPicPr>
+                      <a:picLocks noChangeAspect="1"/>
+                    </pic:cNvPicPr>
+                  </pic:nvPicPr>
+                  <pic:blipFill>
+                    <a:blip r:embed="rId81"/>
+                    <a:stretch>
+                      <a:fillRect/>
+                    </a:stretch>
+                  </pic:blipFill>
+                  <pic:spPr>
+                    <a:xfrm>
+                      <a:off x="0" y="0"/>
+                      <a:ext cx="5852160" cy="1467428"/>
+                    </a:xfrm>
+                    <a:prstGeom prst="rect">
+                      <a:avLst/>
+                    </a:prstGeom>
+                  </pic:spPr>
+                </pic:pic>
+              </a:graphicData>
+            </a:graphic>
+          </wp:inline>
+        </w:drawing>
+      </w:r>
+    </w:p>
+    <w:p>
+      <w:pPr>
+        <w:pStyle w:val="15"/>
+        <w:spacing w:after="120"/>
+        <w:jc w:val="center"/>
+      </w:pPr>
+      <w:r>
+        <w:rPr>
+          <w:rFonts w:ascii="微软雅黑" w:hAnsi="微软雅黑" w:eastAsia="微软雅黑"/>
+          <w:b w:val="0"/>
+          <w:color w:val="707E92"/>
+          <w:sz w:val="18"/>
+        </w:rPr>
+        <w:t>图：支付通道数据页面，用于查看各支付通道的订单量、成功量和金额汇总。</w:t>
+      </w:r>
+    </w:p>
+    <w:p>
+      <w:pPr>
+        <w:pStyle w:val="16"/>
+        <w:spacing w:after="60" w:line="276" w:lineRule="auto"/>
+      </w:pPr>
+      <w:r>
+        <w:rPr>
+          <w:rFonts w:ascii="微软雅黑" w:hAnsi="微软雅黑" w:eastAsia="微软雅黑"/>
+          <w:b/>
+          <w:color w:val="2F5597"/>
+          <w:sz w:val="20"/>
+        </w:rPr>
+        <w:t>筛选条件</w:t>
+      </w:r>
+      <w:r>
+        <w:rPr>
+          <w:rFonts w:ascii="微软雅黑" w:hAnsi="微软雅黑" w:eastAsia="微软雅黑"/>
+          <w:b w:val="0"/>
+          <w:sz w:val="20"/>
+        </w:rPr>
+        <w:t>：支持按开始时间、结束时间和通道类型筛选数据。切换为充值或提现后，列表会按当前类型汇总对应通道的数据结果。</w:t>
+      </w:r>
+    </w:p>
+    <w:p>
+      <w:pPr>
+        <w:pStyle w:val="16"/>
+        <w:spacing w:after="60" w:line="276" w:lineRule="auto"/>
+      </w:pPr>
+      <w:r>
+        <w:rPr>
+          <w:rFonts w:ascii="微软雅黑" w:hAnsi="微软雅黑" w:eastAsia="微软雅黑"/>
+          <w:b/>
+          <w:color w:val="2F5597"/>
+          <w:sz w:val="20"/>
+        </w:rPr>
+        <w:t>列表字段</w:t>
+      </w:r>
+      <w:r>
+        <w:rPr>
+          <w:rFonts w:ascii="微软雅黑" w:hAnsi="微软雅黑" w:eastAsia="微软雅黑"/>
+          <w:b w:val="0"/>
+          <w:sz w:val="20"/>
+        </w:rPr>
+        <w:t>：列表包含通道名称、总人数、成功人数、总订单数、成功订单数、成功总金额和失败总金额，可直接对比各通道的转化表现与异常金额。</w:t>
+      </w:r>
+    </w:p>
+    <w:p>
+      <w:pPr>
+        <w:pStyle w:val="16"/>
+        <w:spacing w:after="60" w:line="276" w:lineRule="auto"/>
+      </w:pPr>
+      <w:r>
+        <w:rPr>
+          <w:rFonts w:ascii="微软雅黑" w:hAnsi="微软雅黑" w:eastAsia="微软雅黑"/>
+          <w:b/>
+          <w:color w:val="2F5597"/>
+          <w:sz w:val="20"/>
+        </w:rPr>
+        <w:t>导出报表</w:t>
+      </w:r>
+      <w:r>
+        <w:rPr>
+          <w:rFonts w:ascii="微软雅黑" w:hAnsi="微软雅黑" w:eastAsia="微软雅黑"/>
+          <w:b w:val="0"/>
+          <w:sz w:val="20"/>
+        </w:rPr>
+        <w:t>：确认筛选条件后可导出当前结果，用于给财务、支付或运营团队做对账、复盘和通道切换评估。</w:t>
+      </w:r>
+    </w:p>
+    <w:p>
+      <w:pPr>
+        <w:pStyle w:val="16"/>
+        <w:spacing w:after="60" w:line="276" w:lineRule="auto"/>
+      </w:pPr>
+      <w:r>
+        <w:rPr>
+          <w:rFonts w:ascii="微软雅黑" w:hAnsi="微软雅黑" w:eastAsia="微软雅黑"/>
+          <w:b/>
+          <w:color w:val="2F5597"/>
+          <w:sz w:val="20"/>
+        </w:rPr>
+        <w:t>使用要点</w:t>
+      </w:r>
+      <w:r>
+        <w:rPr>
+          <w:rFonts w:ascii="微软雅黑" w:hAnsi="微软雅黑" w:eastAsia="微软雅黑"/>
+          <w:b w:val="0"/>
+          <w:sz w:val="20"/>
+        </w:rPr>
+        <w:t>：当某通道失败金额偏高或成功订单数明显偏低时，建议继续结合充值订单列表、提现订单列表和支付通道配置排查通道状态、回调稳定性和限额配置。</w:t>
+      </w:r>
+    </w:p>
+    <w:p>
+      <w:pPr>
+        <w:pStyle w:val="5"/>
+        <w:keepNext/>
+        <w:spacing w:before="180" w:after="100" w:line="259" w:lineRule="auto"/>
+        <w:rPr>
+          <w:rFonts w:ascii="微软雅黑" w:hAnsi="微软雅黑" w:eastAsia="微软雅黑"/>
+          <w:b/>
+          <w:color w:val="2F5597"/>
+          <w:sz w:val="25"/>
+        </w:rPr>
+      </w:pPr>
+      <w:r>
+        <w:rPr>
+          <w:rFonts w:ascii="微软雅黑" w:hAnsi="微软雅黑" w:eastAsia="微软雅黑"/>
+          <w:b/>
+          <w:color w:val="2F5597"/>
+          <w:sz w:val="25"/>
+        </w:rPr>
+        <w:t>人工加扣款</w:t>
+      </w:r>
+    </w:p>
+    <w:p>
+      <w:pPr>
+        <w:spacing w:after="60" w:line="276" w:lineRule="auto"/>
+      </w:pPr>
+      <w:r>
+        <w:rPr>
+          <w:rFonts w:ascii="微软雅黑" w:hAnsi="微软雅黑" w:eastAsia="微软雅黑"/>
+          <w:b w:val="0"/>
+          <w:sz w:val="20"/>
+        </w:rPr>
+        <w:t>人工加扣款用于处理会员账户的人工充值、人工赠金和人工扣款。该页面既可查询历史处理记录，也可通过新增弹窗完成单笔资金调整。</w:t>
+      </w:r>
+    </w:p>
+    <w:p>
+      <w:pPr>
+        <w:pStyle w:val="6"/>
+        <w:spacing w:after="60" w:line="276" w:lineRule="auto"/>
+      </w:pPr>
+      <w:r>
+        <w:rPr>
+          <w:rFonts w:ascii="微软雅黑" w:hAnsi="微软雅黑" w:eastAsia="微软雅黑"/>
+          <w:b/>
+          <w:i/>
+          <w:color w:val="2F5597"/>
+          <w:sz w:val="21"/>
+        </w:rPr>
+        <w:t>记录列表</w:t>
+      </w:r>
+    </w:p>
+    <w:p>
+      <w:pPr>
+        <w:spacing w:after="60" w:line="276" w:lineRule="auto"/>
+      </w:pPr>
+      <w:r>
+        <w:rPr>
+          <w:rFonts w:ascii="微软雅黑" w:hAnsi="微软雅黑" w:eastAsia="微软雅黑"/>
+          <w:b w:val="0"/>
+          <w:sz w:val="20"/>
+        </w:rPr>
+        <w:t>列表页用于查询人工加扣款历史，支持按时间、类型和会员ID筛选，并提供导出表格和新增入口。</w:t>
+      </w:r>
+    </w:p>
+    <w:p>
+      <w:pPr>
+        <w:spacing w:after="40"/>
+        <w:jc w:val="center"/>
+      </w:pPr>
+      <w:r>
+        <w:drawing>
+          <wp:inline distT="0" distB="0" distL="114300" distR="114300">
+            <wp:extent cx="5852160" cy="1609725"/>
+            <wp:effectExtent l="0" t="0" r="15240" b="9525"/>
+            <wp:docPr id="148" name="Picture 148"/>
+            <wp:cNvGraphicFramePr>
+              <a:graphicFrameLocks xmlns:a="http://schemas.openxmlformats.org/drawingml/2006/main" noChangeAspect="1"/>
+            </wp:cNvGraphicFramePr>
+            <a:graphic xmlns:a="http://schemas.openxmlformats.org/drawingml/2006/main">
+              <a:graphicData uri="http://schemas.openxmlformats.org/drawingml/2006/picture">
+                <pic:pic xmlns:pic="http://schemas.openxmlformats.org/drawingml/2006/picture">
+                  <pic:nvPicPr>
+                    <pic:cNvPr id="148" name="Picture 148"/>
+                    <pic:cNvPicPr>
+                      <a:picLocks noChangeAspect="1"/>
+                    </pic:cNvPicPr>
+                  </pic:nvPicPr>
+                  <pic:blipFill>
+                    <a:blip r:embed="rId82"/>
+                    <a:stretch>
+                      <a:fillRect/>
+                    </a:stretch>
+                  </pic:blipFill>
+                  <pic:spPr>
+                    <a:xfrm>
+                      <a:off x="0" y="0"/>
+                      <a:ext cx="5852160" cy="1610326"/>
+                    </a:xfrm>
+                    <a:prstGeom prst="rect">
+                      <a:avLst/>
+                    </a:prstGeom>
+                  </pic:spPr>
+                </pic:pic>
+              </a:graphicData>
+            </a:graphic>
+          </wp:inline>
+        </w:drawing>
+      </w:r>
+    </w:p>
+    <w:p>
+      <w:pPr>
+        <w:pStyle w:val="15"/>
+        <w:spacing w:after="120"/>
+        <w:jc w:val="center"/>
+      </w:pPr>
+      <w:r>
+        <w:rPr>
+          <w:rFonts w:ascii="微软雅黑" w:hAnsi="微软雅黑" w:eastAsia="微软雅黑"/>
+          <w:b w:val="0"/>
+          <w:color w:val="707E92"/>
+          <w:sz w:val="18"/>
+        </w:rPr>
+        <w:t>图：人工加扣款列表页，用于查看会员人工加款、人工扣款和历史余额变动记录。</w:t>
+      </w:r>
+    </w:p>
+    <w:p>
+      <w:pPr>
+        <w:pStyle w:val="16"/>
+        <w:spacing w:after="60" w:line="276" w:lineRule="auto"/>
+      </w:pPr>
+      <w:r>
+        <w:rPr>
+          <w:rFonts w:ascii="微软雅黑" w:hAnsi="微软雅黑" w:eastAsia="微软雅黑"/>
+          <w:b/>
+          <w:color w:val="2F5597"/>
+          <w:sz w:val="20"/>
+        </w:rPr>
+        <w:t>筛选与操作</w:t>
+      </w:r>
+      <w:r>
+        <w:rPr>
+          <w:rFonts w:ascii="微软雅黑" w:hAnsi="微软雅黑" w:eastAsia="微软雅黑"/>
+          <w:b w:val="0"/>
+          <w:sz w:val="20"/>
+        </w:rPr>
+        <w:t>：页面上方可按开始时间、结束时间、类型和会员ID查询记录，并使用搜索、重置、导出表格和新增按钮完成日常处理。</w:t>
+      </w:r>
+    </w:p>
+    <w:p>
+      <w:pPr>
+        <w:pStyle w:val="16"/>
+        <w:spacing w:after="60" w:line="276" w:lineRule="auto"/>
+      </w:pPr>
+      <w:r>
+        <w:rPr>
+          <w:rFonts w:ascii="微软雅黑" w:hAnsi="微软雅黑" w:eastAsia="微软雅黑"/>
+          <w:b/>
+          <w:color w:val="2F5597"/>
+          <w:sz w:val="20"/>
+        </w:rPr>
+        <w:t>列表字段</w:t>
+      </w:r>
+      <w:r>
+        <w:rPr>
+          <w:rFonts w:ascii="微软雅黑" w:hAnsi="微软雅黑" w:eastAsia="微软雅黑"/>
+          <w:b w:val="0"/>
+          <w:sz w:val="20"/>
+        </w:rPr>
+        <w:t>：列表展示类型、会员ID、操作人、金额、打码量、变动前余额、变动后余额、操作时间和备注，便于复核每一笔人工调整的来龙去脉。</w:t>
+      </w:r>
+    </w:p>
+    <w:p>
+      <w:pPr>
+        <w:pStyle w:val="16"/>
+        <w:spacing w:after="60" w:line="276" w:lineRule="auto"/>
+      </w:pPr>
+      <w:r>
+        <w:rPr>
+          <w:rFonts w:ascii="微软雅黑" w:hAnsi="微软雅黑" w:eastAsia="微软雅黑"/>
+          <w:b/>
+          <w:color w:val="2F5597"/>
+          <w:sz w:val="20"/>
+        </w:rPr>
+        <w:t>核对要点</w:t>
+      </w:r>
+      <w:r>
+        <w:rPr>
+          <w:rFonts w:ascii="微软雅黑" w:hAnsi="微软雅黑" w:eastAsia="微软雅黑"/>
+          <w:b w:val="0"/>
+          <w:sz w:val="20"/>
+        </w:rPr>
+        <w:t>：处理资金争议时，可先按会员ID定位记录，再结合充值订单、提现订单和账变记录核对余额变化是否与人工处理一致。</w:t>
+      </w:r>
+    </w:p>
+    <w:p>
+      <w:pPr>
+        <w:pStyle w:val="6"/>
+        <w:spacing w:after="60" w:line="276" w:lineRule="auto"/>
+      </w:pPr>
+      <w:r>
+        <w:rPr>
+          <w:rFonts w:ascii="微软雅黑" w:hAnsi="微软雅黑" w:eastAsia="微软雅黑"/>
+          <w:b/>
+          <w:i/>
+          <w:color w:val="2F5597"/>
+          <w:sz w:val="21"/>
+        </w:rPr>
+        <w:t>新增人工加款</w:t>
+      </w:r>
+    </w:p>
+    <w:p>
+      <w:pPr>
+        <w:spacing w:after="60" w:line="276" w:lineRule="auto"/>
+      </w:pPr>
+      <w:r>
+        <w:rPr>
+          <w:rFonts w:ascii="微软雅黑" w:hAnsi="微软雅黑" w:eastAsia="微软雅黑"/>
+          <w:b w:val="0"/>
+          <w:sz w:val="20"/>
+        </w:rPr>
+        <w:t>人工加款弹窗用于补发余额、线下入账或活动赠金。录入会员后，先查询会员信息，再根据实际场景选择加款类型和金额。</w:t>
+      </w:r>
+    </w:p>
+    <w:p>
+      <w:pPr>
+        <w:spacing w:after="40"/>
+        <w:jc w:val="center"/>
+      </w:pPr>
+      <w:r>
+        <w:drawing>
+          <wp:inline distT="0" distB="0" distL="114300" distR="114300">
+            <wp:extent cx="4389120" cy="4396740"/>
+            <wp:effectExtent l="0" t="0" r="11430" b="3810"/>
+            <wp:docPr id="149" name="Picture 149"/>
+            <wp:cNvGraphicFramePr>
+              <a:graphicFrameLocks xmlns:a="http://schemas.openxmlformats.org/drawingml/2006/main" noChangeAspect="1"/>
+            </wp:cNvGraphicFramePr>
+            <a:graphic xmlns:a="http://schemas.openxmlformats.org/drawingml/2006/main">
+              <a:graphicData uri="http://schemas.openxmlformats.org/drawingml/2006/picture">
+                <pic:pic xmlns:pic="http://schemas.openxmlformats.org/drawingml/2006/picture">
+                  <pic:nvPicPr>
+                    <pic:cNvPr id="149" name="Picture 149"/>
+                    <pic:cNvPicPr>
+                      <a:picLocks noChangeAspect="1"/>
+                    </pic:cNvPicPr>
+                  </pic:nvPicPr>
+                  <pic:blipFill>
+                    <a:blip r:embed="rId83"/>
+                    <a:stretch>
+                      <a:fillRect/>
+                    </a:stretch>
+                  </pic:blipFill>
+                  <pic:spPr>
+                    <a:xfrm>
+                      <a:off x="0" y="0"/>
+                      <a:ext cx="4389120" cy="4397203"/>
+                    </a:xfrm>
+                    <a:prstGeom prst="rect">
+                      <a:avLst/>
+                    </a:prstGeom>
+                  </pic:spPr>
+                </pic:pic>
+              </a:graphicData>
+            </a:graphic>
+          </wp:inline>
+        </w:drawing>
+      </w:r>
+    </w:p>
+    <w:p>
+      <w:pPr>
+        <w:pStyle w:val="15"/>
+        <w:spacing w:after="120"/>
+        <w:jc w:val="center"/>
+      </w:pPr>
+      <w:r>
+        <w:rPr>
+          <w:rFonts w:ascii="微软雅黑" w:hAnsi="微软雅黑" w:eastAsia="微软雅黑"/>
+          <w:b w:val="0"/>
+          <w:color w:val="707E92"/>
+          <w:sz w:val="18"/>
+        </w:rPr>
+        <w:t>图：新增人工加扣款弹窗的人工加款模式，用于录入会员、加款类型、金额和打码倍数。</w:t>
+      </w:r>
+    </w:p>
+    <w:p>
+      <w:pPr>
+        <w:pStyle w:val="16"/>
+        <w:spacing w:after="60" w:line="276" w:lineRule="auto"/>
+      </w:pPr>
+      <w:r>
+        <w:rPr>
+          <w:rFonts w:ascii="微软雅黑" w:hAnsi="微软雅黑" w:eastAsia="微软雅黑"/>
+          <w:b/>
+          <w:color w:val="2F5597"/>
+          <w:sz w:val="20"/>
+        </w:rPr>
+        <w:t>会员查询</w:t>
+      </w:r>
+      <w:r>
+        <w:rPr>
+          <w:rFonts w:ascii="微软雅黑" w:hAnsi="微软雅黑" w:eastAsia="微软雅黑"/>
+          <w:b w:val="0"/>
+          <w:sz w:val="20"/>
+        </w:rPr>
+        <w:t>：先输入会员ID并点击搜索，确认用户名、商户ID和当前余额后再继续操作，避免把资金加到错误账号。</w:t>
+      </w:r>
+    </w:p>
+    <w:p>
+      <w:pPr>
+        <w:pStyle w:val="16"/>
+        <w:spacing w:after="60" w:line="276" w:lineRule="auto"/>
+      </w:pPr>
+      <w:r>
+        <w:rPr>
+          <w:rFonts w:ascii="微软雅黑" w:hAnsi="微软雅黑" w:eastAsia="微软雅黑"/>
+          <w:b/>
+          <w:color w:val="2F5597"/>
+          <w:sz w:val="20"/>
+        </w:rPr>
+        <w:t>操作与类型</w:t>
+      </w:r>
+      <w:r>
+        <w:rPr>
+          <w:rFonts w:ascii="微软雅黑" w:hAnsi="微软雅黑" w:eastAsia="微软雅黑"/>
+          <w:b w:val="0"/>
+          <w:sz w:val="20"/>
+        </w:rPr>
+        <w:t>：操作选择“人工加款”后，可继续选择加款类型。常见场景包括人工充值和人工赠金，需按实际业务口径选择。</w:t>
+      </w:r>
+    </w:p>
+    <w:p>
+      <w:pPr>
+        <w:pStyle w:val="16"/>
+        <w:spacing w:after="60" w:line="276" w:lineRule="auto"/>
+      </w:pPr>
+      <w:r>
+        <w:rPr>
+          <w:rFonts w:ascii="微软雅黑" w:hAnsi="微软雅黑" w:eastAsia="微软雅黑"/>
+          <w:b/>
+          <w:color w:val="2F5597"/>
+          <w:sz w:val="20"/>
+        </w:rPr>
+        <w:t>金额与打码倍数</w:t>
+      </w:r>
+      <w:r>
+        <w:rPr>
+          <w:rFonts w:ascii="微软雅黑" w:hAnsi="微软雅黑" w:eastAsia="微软雅黑"/>
+          <w:b w:val="0"/>
+          <w:sz w:val="20"/>
+        </w:rPr>
+        <w:t>：金额为本次实际加款数值；打码倍数用于控制该笔加款后的打码要求。填写前应确认当前平台规则，避免赠金到账后产生错误的提款限制。</w:t>
+      </w:r>
+    </w:p>
+    <w:p>
+      <w:pPr>
+        <w:pStyle w:val="16"/>
+        <w:spacing w:after="60" w:line="276" w:lineRule="auto"/>
+      </w:pPr>
+      <w:r>
+        <w:rPr>
+          <w:rFonts w:ascii="微软雅黑" w:hAnsi="微软雅黑" w:eastAsia="微软雅黑"/>
+          <w:b/>
+          <w:color w:val="2F5597"/>
+          <w:sz w:val="20"/>
+        </w:rPr>
+        <w:t>备注与提交</w:t>
+      </w:r>
+      <w:r>
+        <w:rPr>
+          <w:rFonts w:ascii="微软雅黑" w:hAnsi="微软雅黑" w:eastAsia="微软雅黑"/>
+          <w:b w:val="0"/>
+          <w:sz w:val="20"/>
+        </w:rPr>
+        <w:t>：备注建议写明补发原因、审批依据或外部凭证编号。提交前应再次核对会员ID、金额方向和打码要求，提交后再回到列表确认余额是否已更新。</w:t>
+      </w:r>
+    </w:p>
+    <w:p>
+      <w:pPr>
+        <w:pStyle w:val="6"/>
+        <w:spacing w:after="60" w:line="276" w:lineRule="auto"/>
+      </w:pPr>
+      <w:r>
+        <w:rPr>
+          <w:rFonts w:ascii="微软雅黑" w:hAnsi="微软雅黑" w:eastAsia="微软雅黑"/>
+          <w:b/>
+          <w:i/>
+          <w:color w:val="2F5597"/>
+          <w:sz w:val="21"/>
+        </w:rPr>
+        <w:t>新增人工扣款</w:t>
+      </w:r>
+    </w:p>
+    <w:p>
+      <w:pPr>
+        <w:spacing w:after="60" w:line="276" w:lineRule="auto"/>
+      </w:pPr>
+      <w:r>
+        <w:rPr>
+          <w:rFonts w:ascii="微软雅黑" w:hAnsi="微软雅黑" w:eastAsia="微软雅黑"/>
+          <w:b w:val="0"/>
+          <w:sz w:val="20"/>
+        </w:rPr>
+        <w:t>人工扣款弹窗用于处理异常余额修正、误发追回等场景。切换为人工扣款后，弹窗会显示扣款类型和金额输入项，不再填写打码倍数。</w:t>
+      </w:r>
+    </w:p>
+    <w:p>
+      <w:pPr>
+        <w:spacing w:after="40"/>
+        <w:jc w:val="center"/>
+      </w:pPr>
+      <w:r>
+        <w:drawing>
+          <wp:inline distT="0" distB="0" distL="114300" distR="114300">
+            <wp:extent cx="4389120" cy="3796665"/>
+            <wp:effectExtent l="0" t="0" r="11430" b="13335"/>
+            <wp:docPr id="150" name="Picture 150"/>
+            <wp:cNvGraphicFramePr>
+              <a:graphicFrameLocks xmlns:a="http://schemas.openxmlformats.org/drawingml/2006/main" noChangeAspect="1"/>
+            </wp:cNvGraphicFramePr>
+            <a:graphic xmlns:a="http://schemas.openxmlformats.org/drawingml/2006/main">
+              <a:graphicData uri="http://schemas.openxmlformats.org/drawingml/2006/picture">
+                <pic:pic xmlns:pic="http://schemas.openxmlformats.org/drawingml/2006/picture">
+                  <pic:nvPicPr>
+                    <pic:cNvPr id="150" name="Picture 150"/>
+                    <pic:cNvPicPr>
+                      <a:picLocks noChangeAspect="1"/>
+                    </pic:cNvPicPr>
+                  </pic:nvPicPr>
+                  <pic:blipFill>
+                    <a:blip r:embed="rId84"/>
+                    <a:stretch>
+                      <a:fillRect/>
+                    </a:stretch>
+                  </pic:blipFill>
+                  <pic:spPr>
+                    <a:xfrm>
+                      <a:off x="0" y="0"/>
+                      <a:ext cx="4389120" cy="3796873"/>
+                    </a:xfrm>
+                    <a:prstGeom prst="rect">
+                      <a:avLst/>
+                    </a:prstGeom>
+                  </pic:spPr>
+                </pic:pic>
+              </a:graphicData>
+            </a:graphic>
+          </wp:inline>
+        </w:drawing>
+      </w:r>
+    </w:p>
+    <w:p>
+      <w:pPr>
+        <w:pStyle w:val="15"/>
+        <w:spacing w:after="120"/>
+        <w:jc w:val="center"/>
+      </w:pPr>
+      <w:r>
+        <w:rPr>
+          <w:rFonts w:ascii="微软雅黑" w:hAnsi="微软雅黑" w:eastAsia="微软雅黑"/>
+          <w:b w:val="0"/>
+          <w:color w:val="707E92"/>
+          <w:sz w:val="18"/>
+        </w:rPr>
+        <w:t>图：新增人工加扣款弹窗的人工扣款模式，用于录入扣款类型、金额和备注。</w:t>
+      </w:r>
+    </w:p>
+    <w:p>
+      <w:pPr>
+        <w:pStyle w:val="16"/>
+        <w:spacing w:after="60" w:line="276" w:lineRule="auto"/>
+      </w:pPr>
+      <w:r>
+        <w:rPr>
+          <w:rFonts w:ascii="微软雅黑" w:hAnsi="微软雅黑" w:eastAsia="微软雅黑"/>
+          <w:b/>
+          <w:color w:val="2F5597"/>
+          <w:sz w:val="20"/>
+        </w:rPr>
+        <w:t>适用场景</w:t>
+      </w:r>
+      <w:r>
+        <w:rPr>
+          <w:rFonts w:ascii="微软雅黑" w:hAnsi="微软雅黑" w:eastAsia="微软雅黑"/>
+          <w:b w:val="0"/>
+          <w:sz w:val="20"/>
+        </w:rPr>
+        <w:t>：适合处理多发余额追回、异常资金修正和审批通过后的人工扣减。扣款前必须确认会员当前余额足够，且扣减理由已经留痕。</w:t>
+      </w:r>
+    </w:p>
+    <w:p>
+      <w:pPr>
+        <w:pStyle w:val="16"/>
+        <w:spacing w:after="60" w:line="276" w:lineRule="auto"/>
+      </w:pPr>
+      <w:r>
+        <w:rPr>
+          <w:rFonts w:ascii="微软雅黑" w:hAnsi="微软雅黑" w:eastAsia="微软雅黑"/>
+          <w:b/>
+          <w:color w:val="2F5597"/>
+          <w:sz w:val="20"/>
+        </w:rPr>
+        <w:t>扣款字段</w:t>
+      </w:r>
+      <w:r>
+        <w:rPr>
+          <w:rFonts w:ascii="微软雅黑" w:hAnsi="微软雅黑" w:eastAsia="微软雅黑"/>
+          <w:b w:val="0"/>
+          <w:sz w:val="20"/>
+        </w:rPr>
+        <w:t>：在人工扣款模式下，需要重点填写扣款类型、金额和备注。金额应填写本次实际扣减额度，备注建议写明问题来源和审批结论。</w:t>
+      </w:r>
+    </w:p>
+    <w:p>
+      <w:pPr>
+        <w:pStyle w:val="16"/>
+        <w:spacing w:after="60" w:line="276" w:lineRule="auto"/>
+      </w:pPr>
+      <w:r>
+        <w:rPr>
+          <w:rFonts w:ascii="微软雅黑" w:hAnsi="微软雅黑" w:eastAsia="微软雅黑"/>
+          <w:b/>
+          <w:color w:val="2F5597"/>
+          <w:sz w:val="20"/>
+        </w:rPr>
+        <w:t>提交检查</w:t>
+      </w:r>
+      <w:r>
+        <w:rPr>
+          <w:rFonts w:ascii="微软雅黑" w:hAnsi="微软雅黑" w:eastAsia="微软雅黑"/>
+          <w:b w:val="0"/>
+          <w:sz w:val="20"/>
+        </w:rPr>
+        <w:t>：提交前需再次确认扣款账号、金额和原因，避免误扣正常会员余额。提交后建议立即返回列表核对变动后余额，并同步查看账变记录是否生成。</w:t>
+      </w:r>
+    </w:p>
+    <w:p>
+      <w:pPr>
+        <w:pStyle w:val="5"/>
+        <w:keepNext/>
+        <w:spacing w:before="180" w:after="100" w:line="259" w:lineRule="auto"/>
+        <w:rPr>
+          <w:rFonts w:ascii="微软雅黑" w:hAnsi="微软雅黑" w:eastAsia="微软雅黑"/>
+          <w:b/>
+          <w:color w:val="2F5597"/>
+          <w:sz w:val="25"/>
+        </w:rPr>
+      </w:pPr>
+      <w:r>
+        <w:rPr>
+          <w:rFonts w:ascii="微软雅黑" w:hAnsi="微软雅黑" w:eastAsia="微软雅黑"/>
+          <w:b/>
+          <w:color w:val="2F5597"/>
+          <w:sz w:val="25"/>
+        </w:rPr>
+        <w:t>账变记录</w:t>
+      </w:r>
+    </w:p>
+    <w:p>
+      <w:pPr>
+        <w:spacing w:after="60" w:line="276" w:lineRule="auto"/>
+      </w:pPr>
+      <w:r>
+        <w:rPr>
+          <w:rFonts w:ascii="微软雅黑" w:hAnsi="微软雅黑" w:eastAsia="微软雅黑"/>
+          <w:b w:val="0"/>
+          <w:sz w:val="20"/>
+        </w:rPr>
+        <w:t>账变记录用于按会员和账变类型追踪账户余额的每一笔变动明细，是财务、客服和风控核对充值、提现、活动奖励与游戏结算结果的核心查询页面。</w:t>
+      </w:r>
+    </w:p>
+    <w:p>
+      <w:pPr>
+        <w:pStyle w:val="6"/>
+        <w:spacing w:after="60" w:line="276" w:lineRule="auto"/>
+      </w:pPr>
+      <w:r>
+        <w:rPr>
+          <w:rFonts w:ascii="微软雅黑" w:hAnsi="微软雅黑" w:eastAsia="微软雅黑"/>
+          <w:b/>
+          <w:i/>
+          <w:color w:val="2F5597"/>
+          <w:sz w:val="21"/>
+        </w:rPr>
+        <w:t>记录列表</w:t>
+      </w:r>
+    </w:p>
+    <w:p>
+      <w:pPr>
+        <w:spacing w:after="60" w:line="276" w:lineRule="auto"/>
+      </w:pPr>
+      <w:r>
+        <w:rPr>
+          <w:rFonts w:ascii="微软雅黑" w:hAnsi="微软雅黑" w:eastAsia="微软雅黑"/>
+          <w:b w:val="0"/>
+          <w:sz w:val="20"/>
+        </w:rPr>
+        <w:t>页面上方提供开始时间、结束时间、账变类型和会员ID筛选条件，并支持搜索、重置和导出报表；下方列表按时间倒序展示会员资金变化记录，便于快速追查单笔资金链路。</w:t>
+      </w:r>
+    </w:p>
+    <w:p>
+      <w:pPr>
+        <w:spacing w:after="40"/>
+        <w:jc w:val="center"/>
+      </w:pPr>
+      <w:r>
+        <w:drawing>
+          <wp:inline distT="0" distB="0" distL="114300" distR="114300">
+            <wp:extent cx="5852160" cy="2524760"/>
+            <wp:effectExtent l="0" t="0" r="15240" b="8890"/>
+            <wp:docPr id="154" name="Picture 154"/>
+            <wp:cNvGraphicFramePr>
+              <a:graphicFrameLocks xmlns:a="http://schemas.openxmlformats.org/drawingml/2006/main" noChangeAspect="1"/>
+            </wp:cNvGraphicFramePr>
+            <a:graphic xmlns:a="http://schemas.openxmlformats.org/drawingml/2006/main">
+              <a:graphicData uri="http://schemas.openxmlformats.org/drawingml/2006/picture">
+                <pic:pic xmlns:pic="http://schemas.openxmlformats.org/drawingml/2006/picture">
+                  <pic:nvPicPr>
+                    <pic:cNvPr id="154" name="Picture 154"/>
+                    <pic:cNvPicPr>
+                      <a:picLocks noChangeAspect="1"/>
+                    </pic:cNvPicPr>
+                  </pic:nvPicPr>
+                  <pic:blipFill>
+                    <a:blip r:embed="rId85"/>
+                    <a:stretch>
+                      <a:fillRect/>
+                    </a:stretch>
+                  </pic:blipFill>
+                  <pic:spPr>
+                    <a:xfrm>
+                      <a:off x="0" y="0"/>
+                      <a:ext cx="5852160" cy="2524881"/>
+                    </a:xfrm>
+                    <a:prstGeom prst="rect">
+                      <a:avLst/>
+                    </a:prstGeom>
+                  </pic:spPr>
+                </pic:pic>
+              </a:graphicData>
+            </a:graphic>
+          </wp:inline>
+        </w:drawing>
+      </w:r>
+    </w:p>
+    <w:p>
+      <w:pPr>
+        <w:pStyle w:val="15"/>
+        <w:spacing w:after="120"/>
+        <w:jc w:val="center"/>
+      </w:pPr>
+      <w:r>
+        <w:rPr>
+          <w:rFonts w:ascii="微软雅黑" w:hAnsi="微软雅黑" w:eastAsia="微软雅黑"/>
+          <w:b w:val="0"/>
+          <w:color w:val="707E92"/>
+          <w:sz w:val="18"/>
+        </w:rPr>
+        <w:t>图：账变记录页面，用于查询会员资金变动明细和变动前后余额。</w:t>
+      </w:r>
+    </w:p>
+    <w:p>
+      <w:pPr>
+        <w:pStyle w:val="16"/>
+        <w:spacing w:after="60" w:line="276" w:lineRule="auto"/>
+      </w:pPr>
+      <w:r>
+        <w:rPr>
+          <w:rFonts w:ascii="微软雅黑" w:hAnsi="微软雅黑" w:eastAsia="微软雅黑"/>
+          <w:b/>
+          <w:color w:val="2F5597"/>
+          <w:sz w:val="20"/>
+        </w:rPr>
+        <w:t>筛选条件</w:t>
+      </w:r>
+      <w:r>
+        <w:rPr>
+          <w:rFonts w:ascii="微软雅黑" w:hAnsi="微软雅黑" w:eastAsia="微软雅黑"/>
+          <w:b w:val="0"/>
+          <w:sz w:val="20"/>
+        </w:rPr>
+        <w:t>：支持按开始时间、结束时间、账变类型和会员ID筛选记录。处理单笔争议时，建议优先按会员ID和时间范围缩小结果，再继续定位对应单号。</w:t>
+      </w:r>
+    </w:p>
+    <w:p>
+      <w:pPr>
+        <w:pStyle w:val="16"/>
+        <w:spacing w:after="60" w:line="276" w:lineRule="auto"/>
+      </w:pPr>
+      <w:r>
+        <w:rPr>
+          <w:rFonts w:ascii="微软雅黑" w:hAnsi="微软雅黑" w:eastAsia="微软雅黑"/>
+          <w:b/>
+          <w:color w:val="2F5597"/>
+          <w:sz w:val="20"/>
+        </w:rPr>
+        <w:t>列表字段</w:t>
+      </w:r>
+      <w:r>
+        <w:rPr>
+          <w:rFonts w:ascii="微软雅黑" w:hAnsi="微软雅黑" w:eastAsia="微软雅黑"/>
+          <w:b w:val="0"/>
+          <w:sz w:val="20"/>
+        </w:rPr>
+        <w:t>：列表展示单号、交易时间、用户名、会员ID、类型、变动前余额、变动金额、变动后余额和来源，可直接还原该笔账变的发生时间、业务类型和余额变化结果。</w:t>
+      </w:r>
+    </w:p>
+    <w:p>
+      <w:pPr>
+        <w:pStyle w:val="16"/>
+        <w:spacing w:after="60" w:line="276" w:lineRule="auto"/>
+      </w:pPr>
+      <w:r>
+        <w:rPr>
+          <w:rFonts w:ascii="微软雅黑" w:hAnsi="微软雅黑" w:eastAsia="微软雅黑"/>
+          <w:b/>
+          <w:color w:val="2F5597"/>
+          <w:sz w:val="20"/>
+        </w:rPr>
+        <w:t>金额方向</w:t>
+      </w:r>
+      <w:r>
+        <w:rPr>
+          <w:rFonts w:ascii="微软雅黑" w:hAnsi="微软雅黑" w:eastAsia="微软雅黑"/>
+          <w:b w:val="0"/>
+          <w:sz w:val="20"/>
+        </w:rPr>
+        <w:t>：变动金额为正数时通常表示入账或返还，为负数时表示扣减或支出；核对时应同步查看变动前余额与变动后余额，确认数值变化是否与业务动作一致。</w:t>
+      </w:r>
+    </w:p>
+    <w:p>
+      <w:pPr>
+        <w:pStyle w:val="16"/>
+        <w:spacing w:after="60" w:line="276" w:lineRule="auto"/>
+      </w:pPr>
+      <w:r>
+        <w:rPr>
+          <w:rFonts w:ascii="微软雅黑" w:hAnsi="微软雅黑" w:eastAsia="微软雅黑"/>
+          <w:b/>
+          <w:color w:val="2F5597"/>
+          <w:sz w:val="20"/>
+        </w:rPr>
+        <w:t>导出与核对</w:t>
+      </w:r>
+      <w:r>
+        <w:rPr>
+          <w:rFonts w:ascii="微软雅黑" w:hAnsi="微软雅黑" w:eastAsia="微软雅黑"/>
+          <w:b w:val="0"/>
+          <w:sz w:val="20"/>
+        </w:rPr>
+        <w:t>：需要批量复核时可先确认筛选条件再导出报表。处理充值、提现、人工加扣款或活动奖励争议时，建议结合充值订单列表、提现订单列表、人工加扣款和活动记录交叉核对。</w:t>
+      </w:r>
+    </w:p>
+    <w:p>
+      <w:pPr>
+        <w:pStyle w:val="5"/>
+        <w:keepNext/>
+        <w:spacing w:before="180" w:after="100" w:line="259" w:lineRule="auto"/>
+        <w:rPr>
+          <w:rFonts w:ascii="微软雅黑" w:hAnsi="微软雅黑" w:eastAsia="微软雅黑"/>
+          <w:b/>
+          <w:color w:val="2F5597"/>
+          <w:sz w:val="25"/>
+        </w:rPr>
+      </w:pPr>
+      <w:r>
+        <w:rPr>
+          <w:rFonts w:ascii="微软雅黑" w:hAnsi="微软雅黑" w:eastAsia="微软雅黑"/>
+          <w:b/>
+          <w:color w:val="2F5597"/>
+          <w:sz w:val="25"/>
+        </w:rPr>
+        <w:t>资金账变类型</w:t>
+      </w:r>
+    </w:p>
+    <w:p>
+      <w:pPr>
+        <w:spacing w:after="60" w:line="276" w:lineRule="auto"/>
+      </w:pPr>
+      <w:r>
+        <w:rPr>
+          <w:rFonts w:ascii="微软雅黑" w:hAnsi="微软雅黑" w:eastAsia="微软雅黑"/>
+          <w:b w:val="0"/>
+          <w:sz w:val="20"/>
+        </w:rPr>
+        <w:t>资金账变类型用于维护账变记录中的类型名称和打码量倍数，帮助后台统一资金流水口径，并为后续打码计算、列表筛选和客服解释提供基础配置。</w:t>
+      </w:r>
+    </w:p>
+    <w:p>
+      <w:pPr>
+        <w:pStyle w:val="6"/>
+        <w:spacing w:after="60" w:line="276" w:lineRule="auto"/>
+      </w:pPr>
+      <w:r>
+        <w:rPr>
+          <w:rFonts w:ascii="微软雅黑" w:hAnsi="微软雅黑" w:eastAsia="微软雅黑"/>
+          <w:b/>
+          <w:i/>
+          <w:color w:val="2F5597"/>
+          <w:sz w:val="21"/>
+        </w:rPr>
+        <w:t>类型列表</w:t>
+      </w:r>
+    </w:p>
+    <w:p>
+      <w:pPr>
+        <w:spacing w:after="60" w:line="276" w:lineRule="auto"/>
+      </w:pPr>
+      <w:r>
+        <w:rPr>
+          <w:rFonts w:ascii="微软雅黑" w:hAnsi="微软雅黑" w:eastAsia="微软雅黑"/>
+          <w:b w:val="0"/>
+          <w:sz w:val="20"/>
+        </w:rPr>
+        <w:t>列表页集中展示全部账变类型的编号、多语言名称、打码量倍数、备注和更新时间，并提供编辑入口，适合在调整资金类型口径时做统一检查。</w:t>
+      </w:r>
+    </w:p>
+    <w:p>
+      <w:pPr>
+        <w:spacing w:after="40"/>
+        <w:jc w:val="center"/>
+      </w:pPr>
+      <w:r>
+        <w:drawing>
+          <wp:inline distT="0" distB="0" distL="114300" distR="114300">
+            <wp:extent cx="5852160" cy="2187575"/>
+            <wp:effectExtent l="0" t="0" r="15240" b="3175"/>
+            <wp:docPr id="155" name="Picture 155"/>
+            <wp:cNvGraphicFramePr>
+              <a:graphicFrameLocks xmlns:a="http://schemas.openxmlformats.org/drawingml/2006/main" noChangeAspect="1"/>
+            </wp:cNvGraphicFramePr>
+            <a:graphic xmlns:a="http://schemas.openxmlformats.org/drawingml/2006/main">
+              <a:graphicData uri="http://schemas.openxmlformats.org/drawingml/2006/picture">
+                <pic:pic xmlns:pic="http://schemas.openxmlformats.org/drawingml/2006/picture">
+                  <pic:nvPicPr>
+                    <pic:cNvPr id="155" name="Picture 155"/>
+                    <pic:cNvPicPr>
+                      <a:picLocks noChangeAspect="1"/>
+                    </pic:cNvPicPr>
+                  </pic:nvPicPr>
+                  <pic:blipFill>
+                    <a:blip r:embed="rId86"/>
+                    <a:stretch>
+                      <a:fillRect/>
+                    </a:stretch>
+                  </pic:blipFill>
+                  <pic:spPr>
+                    <a:xfrm>
+                      <a:off x="0" y="0"/>
+                      <a:ext cx="5852160" cy="2187857"/>
+                    </a:xfrm>
+                    <a:prstGeom prst="rect">
+                      <a:avLst/>
+                    </a:prstGeom>
+                  </pic:spPr>
+                </pic:pic>
+              </a:graphicData>
+            </a:graphic>
+          </wp:inline>
+        </w:drawing>
+      </w:r>
+    </w:p>
+    <w:p>
+      <w:pPr>
+        <w:pStyle w:val="15"/>
+        <w:spacing w:after="120"/>
+        <w:jc w:val="center"/>
+      </w:pPr>
+      <w:r>
+        <w:rPr>
+          <w:rFonts w:ascii="微软雅黑" w:hAnsi="微软雅黑" w:eastAsia="微软雅黑"/>
+          <w:b w:val="0"/>
+          <w:color w:val="707E92"/>
+          <w:sz w:val="18"/>
+        </w:rPr>
+        <w:t>图：资金账变类型列表页，用于查看各账变类型的名称、多语言文案和打码量倍数。</w:t>
+      </w:r>
+    </w:p>
+    <w:p>
+      <w:pPr>
+        <w:pStyle w:val="16"/>
+        <w:spacing w:after="60" w:line="276" w:lineRule="auto"/>
+      </w:pPr>
+      <w:r>
+        <w:rPr>
+          <w:rFonts w:ascii="微软雅黑" w:hAnsi="微软雅黑" w:eastAsia="微软雅黑"/>
+          <w:b/>
+          <w:color w:val="2F5597"/>
+          <w:sz w:val="20"/>
+        </w:rPr>
+        <w:t>列表字段</w:t>
+      </w:r>
+      <w:r>
+        <w:rPr>
+          <w:rFonts w:ascii="微软雅黑" w:hAnsi="微软雅黑" w:eastAsia="微软雅黑"/>
+          <w:b w:val="0"/>
+          <w:sz w:val="20"/>
+        </w:rPr>
+        <w:t>：列表包含类型ID、名称(中文)、名称(英文)、名称(葡语)、打码量倍数、备注、更新时间和操作，可用于确认各类资金流水当前采用的展示名称与打码口径。</w:t>
+      </w:r>
+    </w:p>
+    <w:p>
+      <w:pPr>
+        <w:pStyle w:val="16"/>
+        <w:spacing w:after="60" w:line="276" w:lineRule="auto"/>
+      </w:pPr>
+      <w:r>
+        <w:rPr>
+          <w:rFonts w:ascii="微软雅黑" w:hAnsi="微软雅黑" w:eastAsia="微软雅黑"/>
+          <w:b/>
+          <w:color w:val="2F5597"/>
+          <w:sz w:val="20"/>
+        </w:rPr>
+        <w:t>编辑入口</w:t>
+      </w:r>
+      <w:r>
+        <w:rPr>
+          <w:rFonts w:ascii="微软雅黑" w:hAnsi="微软雅黑" w:eastAsia="微软雅黑"/>
+          <w:b w:val="0"/>
+          <w:sz w:val="20"/>
+        </w:rPr>
+        <w:t>：点击行内“编辑”可进入类型详情弹窗，修改当前账变类型的打码量倍数，并复核多语言名称与备注内容。</w:t>
+      </w:r>
+    </w:p>
+    <w:p>
+      <w:pPr>
+        <w:pStyle w:val="16"/>
+        <w:spacing w:after="60" w:line="276" w:lineRule="auto"/>
+      </w:pPr>
+      <w:r>
+        <w:rPr>
+          <w:rFonts w:ascii="微软雅黑" w:hAnsi="微软雅黑" w:eastAsia="微软雅黑"/>
+          <w:b/>
+          <w:color w:val="2F5597"/>
+          <w:sz w:val="20"/>
+        </w:rPr>
+        <w:t>维护要点</w:t>
+      </w:r>
+      <w:r>
+        <w:rPr>
+          <w:rFonts w:ascii="微软雅黑" w:hAnsi="微软雅黑" w:eastAsia="微软雅黑"/>
+          <w:b w:val="0"/>
+          <w:sz w:val="20"/>
+        </w:rPr>
+        <w:t>：调整前应先确认该类型对应的真实业务场景，例如充值、赠金、提现或游戏相关流水，避免因倍数设置错误影响后续打码任务或资金解释口径。</w:t>
+      </w:r>
+    </w:p>
+    <w:p>
+      <w:pPr>
+        <w:pStyle w:val="6"/>
+        <w:spacing w:after="60" w:line="276" w:lineRule="auto"/>
+      </w:pPr>
+      <w:r>
+        <w:rPr>
+          <w:rFonts w:ascii="微软雅黑" w:hAnsi="微软雅黑" w:eastAsia="微软雅黑"/>
+          <w:b/>
+          <w:i/>
+          <w:color w:val="2F5597"/>
+          <w:sz w:val="21"/>
+        </w:rPr>
+        <w:t>编辑类型</w:t>
+      </w:r>
+    </w:p>
+    <w:p>
+      <w:pPr>
+        <w:spacing w:after="60" w:line="276" w:lineRule="auto"/>
+      </w:pPr>
+      <w:r>
+        <w:rPr>
+          <w:rFonts w:ascii="微软雅黑" w:hAnsi="微软雅黑" w:eastAsia="微软雅黑"/>
+          <w:b w:val="0"/>
+          <w:sz w:val="20"/>
+        </w:rPr>
+        <w:t>编辑类型弹窗用于查看单个账变类型的基础信息，并维护其打码量倍数。当前页面中类型ID、各语种名称和备注为只读项，主要调整项为打码量倍数。</w:t>
+      </w:r>
+    </w:p>
+    <w:p>
+      <w:pPr>
+        <w:spacing w:after="40"/>
+        <w:jc w:val="center"/>
+      </w:pPr>
+      <w:r>
+        <w:drawing>
+          <wp:inline distT="0" distB="0" distL="114300" distR="114300">
+            <wp:extent cx="4389120" cy="3261995"/>
+            <wp:effectExtent l="0" t="0" r="11430" b="14605"/>
+            <wp:docPr id="156" name="Picture 156"/>
+            <wp:cNvGraphicFramePr>
+              <a:graphicFrameLocks xmlns:a="http://schemas.openxmlformats.org/drawingml/2006/main" noChangeAspect="1"/>
+            </wp:cNvGraphicFramePr>
+            <a:graphic xmlns:a="http://schemas.openxmlformats.org/drawingml/2006/main">
+              <a:graphicData uri="http://schemas.openxmlformats.org/drawingml/2006/picture">
+                <pic:pic xmlns:pic="http://schemas.openxmlformats.org/drawingml/2006/picture">
+                  <pic:nvPicPr>
+                    <pic:cNvPr id="156" name="Picture 156"/>
+                    <pic:cNvPicPr>
+                      <a:picLocks noChangeAspect="1"/>
+                    </pic:cNvPicPr>
+                  </pic:nvPicPr>
+                  <pic:blipFill>
+                    <a:blip r:embed="rId87"/>
+                    <a:stretch>
+                      <a:fillRect/>
+                    </a:stretch>
+                  </pic:blipFill>
+                  <pic:spPr>
+                    <a:xfrm>
+                      <a:off x="0" y="0"/>
+                      <a:ext cx="4389120" cy="3262278"/>
+                    </a:xfrm>
+                    <a:prstGeom prst="rect">
+                      <a:avLst/>
+                    </a:prstGeom>
+                  </pic:spPr>
+                </pic:pic>
+              </a:graphicData>
+            </a:graphic>
+          </wp:inline>
+        </w:drawing>
+      </w:r>
+    </w:p>
+    <w:p>
+      <w:pPr>
+        <w:pStyle w:val="15"/>
+        <w:spacing w:after="120"/>
+        <w:jc w:val="center"/>
+      </w:pPr>
+      <w:r>
+        <w:rPr>
+          <w:rFonts w:ascii="微软雅黑" w:hAnsi="微软雅黑" w:eastAsia="微软雅黑"/>
+          <w:b w:val="0"/>
+          <w:color w:val="707E92"/>
+          <w:sz w:val="18"/>
+        </w:rPr>
+        <w:t>图：编辑类型弹窗，用于查看账变类型信息并调整打码量倍数。</w:t>
+      </w:r>
+    </w:p>
+    <w:p>
+      <w:pPr>
+        <w:pStyle w:val="16"/>
+        <w:spacing w:after="60" w:line="276" w:lineRule="auto"/>
+      </w:pPr>
+      <w:r>
+        <w:rPr>
+          <w:rFonts w:ascii="微软雅黑" w:hAnsi="微软雅黑" w:eastAsia="微软雅黑"/>
+          <w:b/>
+          <w:color w:val="2F5597"/>
+          <w:sz w:val="20"/>
+        </w:rPr>
+        <w:t>类型ID</w:t>
+      </w:r>
+      <w:r>
+        <w:rPr>
+          <w:rFonts w:ascii="微软雅黑" w:hAnsi="微软雅黑" w:eastAsia="微软雅黑"/>
+          <w:b w:val="0"/>
+          <w:sz w:val="20"/>
+        </w:rPr>
+        <w:t>：类型ID用于标识当前账变类型，便于和账变记录中的类型来源保持一致。维护时应核对当前编辑的是正确类型，避免误改其他资金场景。</w:t>
+      </w:r>
+    </w:p>
+    <w:p>
+      <w:pPr>
+        <w:pStyle w:val="16"/>
+        <w:spacing w:after="60" w:line="276" w:lineRule="auto"/>
+      </w:pPr>
+      <w:r>
+        <w:rPr>
+          <w:rFonts w:ascii="微软雅黑" w:hAnsi="微软雅黑" w:eastAsia="微软雅黑"/>
+          <w:b/>
+          <w:color w:val="2F5597"/>
+          <w:sz w:val="20"/>
+        </w:rPr>
+        <w:t>打码量倍数</w:t>
+      </w:r>
+      <w:r>
+        <w:rPr>
+          <w:rFonts w:ascii="微软雅黑" w:hAnsi="微软雅黑" w:eastAsia="微软雅黑"/>
+          <w:b w:val="0"/>
+          <w:sz w:val="20"/>
+        </w:rPr>
+        <w:t>：打码量倍数决定该类资金进入会员账户后对应的打码要求。</w:t>
+      </w:r>
+    </w:p>
+    <w:p>
+      <w:pPr>
+        <w:pStyle w:val="16"/>
+        <w:numPr>
+          <w:ilvl w:val="2"/>
+          <w:numId w:val="3"/>
+        </w:numPr>
+        <w:tabs>
+          <w:tab w:val="clear" w:pos="1260"/>
+        </w:tabs>
+        <w:spacing w:after="60" w:line="276" w:lineRule="auto"/>
+        <w:ind w:left="1260" w:leftChars="0" w:hanging="420" w:firstLineChars="0"/>
+      </w:pPr>
+      <w:r>
+        <w:rPr>
+          <w:rFonts w:hint="eastAsia"/>
+          <w:lang w:val="en-US" w:eastAsia="zh-CN"/>
+        </w:rPr>
+        <w:t>此处设置的是账变类型的默认值，如果对应的任务、活动、奖励设置了打码倍数，那么使用设定的倍数；如果设置的是0,该种账变类型会遵循此处设置的打码倍数。</w:t>
+      </w:r>
+    </w:p>
+    <w:p>
+      <w:pPr>
+        <w:pStyle w:val="16"/>
+        <w:spacing w:after="60" w:line="276" w:lineRule="auto"/>
+      </w:pPr>
+      <w:r>
+        <w:rPr>
+          <w:rFonts w:ascii="微软雅黑" w:hAnsi="微软雅黑" w:eastAsia="微软雅黑"/>
+          <w:b/>
+          <w:color w:val="2F5597"/>
+          <w:sz w:val="20"/>
+        </w:rPr>
+        <w:t>名称与备注</w:t>
+      </w:r>
+      <w:r>
+        <w:rPr>
+          <w:rFonts w:ascii="微软雅黑" w:hAnsi="微软雅黑" w:eastAsia="微软雅黑"/>
+          <w:b w:val="0"/>
+          <w:sz w:val="20"/>
+        </w:rPr>
+        <w:t>：中文、英文、葡语名称以及备注用于前后台展示和多语言识别。虽然当前弹窗为只读展示，仍建议保存前复核文案是否与该账变类型含义一致。</w:t>
+      </w:r>
+    </w:p>
+    <w:p>
+      <w:pPr>
+        <w:pStyle w:val="16"/>
+        <w:spacing w:after="60" w:line="276" w:lineRule="auto"/>
+      </w:pPr>
+      <w:r>
+        <w:rPr>
+          <w:rFonts w:ascii="微软雅黑" w:hAnsi="微软雅黑" w:eastAsia="微软雅黑"/>
+          <w:b/>
+          <w:color w:val="2F5597"/>
+          <w:sz w:val="20"/>
+        </w:rPr>
+        <w:t>保存操作</w:t>
+      </w:r>
+      <w:r>
+        <w:rPr>
+          <w:rFonts w:ascii="微软雅黑" w:hAnsi="微软雅黑" w:eastAsia="微软雅黑"/>
+          <w:b w:val="0"/>
+          <w:sz w:val="20"/>
+        </w:rPr>
+        <w:t>：修改倍数后点击保存生效，取消则放弃本次调整。保存后建议返回列表再次核对更新时间和当前倍数，并同步确认相关账变记录与打码逻辑是否按新口径执行。</w:t>
+      </w:r>
+    </w:p>
+    <w:p>
+      <w:pPr>
+        <w:pStyle w:val="5"/>
+        <w:keepNext/>
+        <w:spacing w:before="180" w:after="100" w:line="259" w:lineRule="auto"/>
+        <w:rPr>
+          <w:rFonts w:ascii="微软雅黑" w:hAnsi="微软雅黑" w:eastAsia="微软雅黑"/>
+          <w:b/>
+          <w:color w:val="2F5597"/>
+          <w:sz w:val="25"/>
+        </w:rPr>
+      </w:pPr>
+      <w:r>
+        <w:rPr>
+          <w:rFonts w:ascii="微软雅黑" w:hAnsi="微软雅黑" w:eastAsia="微软雅黑"/>
+          <w:b/>
+          <w:color w:val="2F5597"/>
+          <w:sz w:val="25"/>
+        </w:rPr>
+        <w:t>打码管理</w:t>
+      </w:r>
+    </w:p>
+    <w:p>
+      <w:pPr>
+        <w:spacing w:after="60" w:line="276" w:lineRule="auto"/>
+      </w:pPr>
+      <w:r>
+        <w:rPr>
+          <w:rFonts w:ascii="微软雅黑" w:hAnsi="微软雅黑" w:eastAsia="微软雅黑"/>
+          <w:b w:val="0"/>
+          <w:sz w:val="20"/>
+        </w:rPr>
+        <w:t>打码管理用于查看会员当前的打码任务、未完成打码金额和处理状态，并支持手动解除或设置自动解除额度，是处理提款前流水核对和活动奖励打码要求的重要页面。</w:t>
+      </w:r>
+    </w:p>
+    <w:p>
+      <w:pPr>
+        <w:pStyle w:val="6"/>
+        <w:spacing w:after="60" w:line="276" w:lineRule="auto"/>
+      </w:pPr>
+      <w:r>
+        <w:rPr>
+          <w:rFonts w:ascii="微软雅黑" w:hAnsi="微软雅黑" w:eastAsia="微软雅黑"/>
+          <w:b/>
+          <w:i/>
+          <w:color w:val="2F5597"/>
+          <w:sz w:val="21"/>
+        </w:rPr>
+        <w:t>打码任务列表</w:t>
+      </w:r>
+    </w:p>
+    <w:p>
+      <w:pPr>
+        <w:spacing w:after="60" w:line="276" w:lineRule="auto"/>
+      </w:pPr>
+      <w:r>
+        <w:rPr>
+          <w:rFonts w:ascii="微软雅黑" w:hAnsi="微软雅黑" w:eastAsia="微软雅黑"/>
+          <w:b w:val="0"/>
+          <w:sz w:val="20"/>
+        </w:rPr>
+        <w:t>列表页用于集中查看各会员的打码任务来源、所需打码总金额和剩余未完成金额，并提供批量解除、单笔解除和自动解除额度入口。</w:t>
+      </w:r>
+    </w:p>
+    <w:p>
+      <w:pPr>
+        <w:spacing w:after="40"/>
+        <w:jc w:val="center"/>
+      </w:pPr>
+      <w:r>
+        <w:drawing>
+          <wp:inline distT="0" distB="0" distL="114300" distR="114300">
+            <wp:extent cx="5852160" cy="1742440"/>
+            <wp:effectExtent l="0" t="0" r="15240" b="10160"/>
+            <wp:docPr id="151" name="Picture 151"/>
+            <wp:cNvGraphicFramePr>
+              <a:graphicFrameLocks xmlns:a="http://schemas.openxmlformats.org/drawingml/2006/main" noChangeAspect="1"/>
+            </wp:cNvGraphicFramePr>
+            <a:graphic xmlns:a="http://schemas.openxmlformats.org/drawingml/2006/main">
+              <a:graphicData uri="http://schemas.openxmlformats.org/drawingml/2006/picture">
+                <pic:pic xmlns:pic="http://schemas.openxmlformats.org/drawingml/2006/picture">
+                  <pic:nvPicPr>
+                    <pic:cNvPr id="151" name="Picture 151"/>
+                    <pic:cNvPicPr>
+                      <a:picLocks noChangeAspect="1"/>
+                    </pic:cNvPicPr>
+                  </pic:nvPicPr>
+                  <pic:blipFill>
+                    <a:blip r:embed="rId88"/>
+                    <a:stretch>
+                      <a:fillRect/>
+                    </a:stretch>
+                  </pic:blipFill>
+                  <pic:spPr>
+                    <a:xfrm>
+                      <a:off x="0" y="0"/>
+                      <a:ext cx="5852160" cy="1742895"/>
+                    </a:xfrm>
+                    <a:prstGeom prst="rect">
+                      <a:avLst/>
+                    </a:prstGeom>
+                  </pic:spPr>
+                </pic:pic>
+              </a:graphicData>
+            </a:graphic>
+          </wp:inline>
+        </w:drawing>
+      </w:r>
+    </w:p>
+    <w:p>
+      <w:pPr>
+        <w:pStyle w:val="15"/>
+        <w:spacing w:after="120"/>
+        <w:jc w:val="center"/>
+      </w:pPr>
+      <w:r>
+        <w:rPr>
+          <w:rFonts w:ascii="微软雅黑" w:hAnsi="微软雅黑" w:eastAsia="微软雅黑"/>
+          <w:b w:val="0"/>
+          <w:color w:val="707E92"/>
+          <w:sz w:val="18"/>
+        </w:rPr>
+        <w:t>图：打码管理列表页，用于查询会员打码任务、剩余打码金额和解除入口。</w:t>
+      </w:r>
+    </w:p>
+    <w:p>
+      <w:pPr>
+        <w:pStyle w:val="16"/>
+        <w:spacing w:after="60" w:line="276" w:lineRule="auto"/>
+      </w:pPr>
+      <w:r>
+        <w:rPr>
+          <w:rFonts w:ascii="微软雅黑" w:hAnsi="微软雅黑" w:eastAsia="微软雅黑"/>
+          <w:b/>
+          <w:color w:val="2F5597"/>
+          <w:sz w:val="20"/>
+        </w:rPr>
+        <w:t>筛选条件</w:t>
+      </w:r>
+      <w:r>
+        <w:rPr>
+          <w:rFonts w:ascii="微软雅黑" w:hAnsi="微软雅黑" w:eastAsia="微软雅黑"/>
+          <w:b w:val="0"/>
+          <w:sz w:val="20"/>
+        </w:rPr>
+        <w:t>：支持按交易时间、会员ID和状态筛选记录，状态通常用于区分未开始、已完成和手动解除，方便快速定位待处理任务。</w:t>
+      </w:r>
+    </w:p>
+    <w:p>
+      <w:pPr>
+        <w:pStyle w:val="16"/>
+        <w:spacing w:after="60" w:line="276" w:lineRule="auto"/>
+      </w:pPr>
+      <w:r>
+        <w:rPr>
+          <w:rFonts w:ascii="微软雅黑" w:hAnsi="微软雅黑" w:eastAsia="微软雅黑"/>
+          <w:b/>
+          <w:color w:val="2F5597"/>
+          <w:sz w:val="20"/>
+        </w:rPr>
+        <w:t>列表字段</w:t>
+      </w:r>
+      <w:r>
+        <w:rPr>
+          <w:rFonts w:ascii="微软雅黑" w:hAnsi="微软雅黑" w:eastAsia="微软雅黑"/>
+          <w:b w:val="0"/>
+          <w:sz w:val="20"/>
+        </w:rPr>
+        <w:t>：列表包含会员ID、活动名称、变更金额、打码倍数、需打码总金额、未打码、状态、来源、操作人、创建时间和操作时间，可据此判断任务来源和当前完成进度。</w:t>
+      </w:r>
+    </w:p>
+    <w:p>
+      <w:pPr>
+        <w:pStyle w:val="16"/>
+        <w:spacing w:after="60" w:line="276" w:lineRule="auto"/>
+      </w:pPr>
+      <w:r>
+        <w:rPr>
+          <w:rFonts w:ascii="微软雅黑" w:hAnsi="微软雅黑" w:eastAsia="微软雅黑"/>
+          <w:b/>
+          <w:color w:val="2F5597"/>
+          <w:sz w:val="20"/>
+        </w:rPr>
+        <w:t>处理入口</w:t>
+      </w:r>
+      <w:r>
+        <w:rPr>
+          <w:rFonts w:ascii="微软雅黑" w:hAnsi="微软雅黑" w:eastAsia="微软雅黑"/>
+          <w:b w:val="0"/>
+          <w:sz w:val="20"/>
+        </w:rPr>
+        <w:t>：页面上方提供批量解除打码、解除玩家打码和打码自动解除额度入口；列表行内也可对单条未完成任务发起解除处理。</w:t>
+      </w:r>
+    </w:p>
+    <w:p>
+      <w:pPr>
+        <w:pStyle w:val="16"/>
+        <w:spacing w:after="60" w:line="276" w:lineRule="auto"/>
+      </w:pPr>
+      <w:r>
+        <w:rPr>
+          <w:rFonts w:ascii="微软雅黑" w:hAnsi="微软雅黑" w:eastAsia="微软雅黑"/>
+          <w:b/>
+          <w:color w:val="2F5597"/>
+          <w:sz w:val="20"/>
+        </w:rPr>
+        <w:t>使用要点</w:t>
+      </w:r>
+      <w:r>
+        <w:rPr>
+          <w:rFonts w:ascii="微软雅黑" w:hAnsi="微软雅黑" w:eastAsia="微软雅黑"/>
+          <w:b w:val="0"/>
+          <w:sz w:val="20"/>
+        </w:rPr>
+        <w:t>：处理提款、活动申诉或人工加款后的流水争议时，建议先核对未打码金额、任务来源和最近操作时间，再决定是否做手动解除。</w:t>
+      </w:r>
+    </w:p>
+    <w:p>
+      <w:pPr>
+        <w:pStyle w:val="6"/>
+        <w:spacing w:after="60" w:line="276" w:lineRule="auto"/>
+      </w:pPr>
+      <w:r>
+        <w:rPr>
+          <w:rFonts w:ascii="微软雅黑" w:hAnsi="微软雅黑" w:eastAsia="微软雅黑"/>
+          <w:b/>
+          <w:i/>
+          <w:color w:val="2F5597"/>
+          <w:sz w:val="21"/>
+        </w:rPr>
+        <w:t>解除玩家打码</w:t>
+      </w:r>
+    </w:p>
+    <w:p>
+      <w:pPr>
+        <w:spacing w:after="60" w:line="276" w:lineRule="auto"/>
+      </w:pPr>
+      <w:r>
+        <w:rPr>
+          <w:rFonts w:ascii="微软雅黑" w:hAnsi="微软雅黑" w:eastAsia="微软雅黑"/>
+          <w:b w:val="0"/>
+          <w:sz w:val="20"/>
+        </w:rPr>
+        <w:t>解除玩家打码弹窗用于按会员维度手动减少打码量。输入会员ID并查询后，可看到该会员的基础信息和当前打码量，再录入本次解除金额。</w:t>
+      </w:r>
+    </w:p>
+    <w:p>
+      <w:pPr>
+        <w:spacing w:after="40"/>
+        <w:jc w:val="center"/>
+      </w:pPr>
+      <w:r>
+        <w:drawing>
+          <wp:inline distT="0" distB="0" distL="114300" distR="114300">
+            <wp:extent cx="4572000" cy="2493010"/>
+            <wp:effectExtent l="0" t="0" r="0" b="2540"/>
+            <wp:docPr id="152" name="Picture 152"/>
+            <wp:cNvGraphicFramePr>
+              <a:graphicFrameLocks xmlns:a="http://schemas.openxmlformats.org/drawingml/2006/main" noChangeAspect="1"/>
+            </wp:cNvGraphicFramePr>
+            <a:graphic xmlns:a="http://schemas.openxmlformats.org/drawingml/2006/main">
+              <a:graphicData uri="http://schemas.openxmlformats.org/drawingml/2006/picture">
+                <pic:pic xmlns:pic="http://schemas.openxmlformats.org/drawingml/2006/picture">
+                  <pic:nvPicPr>
+                    <pic:cNvPr id="152" name="Picture 152"/>
+                    <pic:cNvPicPr>
+                      <a:picLocks noChangeAspect="1"/>
+                    </pic:cNvPicPr>
+                  </pic:nvPicPr>
+                  <pic:blipFill>
+                    <a:blip r:embed="rId89"/>
+                    <a:stretch>
+                      <a:fillRect/>
+                    </a:stretch>
+                  </pic:blipFill>
+                  <pic:spPr>
+                    <a:xfrm>
+                      <a:off x="0" y="0"/>
+                      <a:ext cx="4572000" cy="2493050"/>
+                    </a:xfrm>
+                    <a:prstGeom prst="rect">
+                      <a:avLst/>
+                    </a:prstGeom>
+                  </pic:spPr>
+                </pic:pic>
+              </a:graphicData>
+            </a:graphic>
+          </wp:inline>
+        </w:drawing>
+      </w:r>
+    </w:p>
+    <w:p>
+      <w:pPr>
+        <w:pStyle w:val="15"/>
+        <w:spacing w:after="120"/>
+        <w:jc w:val="center"/>
+      </w:pPr>
+      <w:r>
+        <w:rPr>
+          <w:rFonts w:ascii="微软雅黑" w:hAnsi="微软雅黑" w:eastAsia="微软雅黑"/>
+          <w:b w:val="0"/>
+          <w:color w:val="707E92"/>
+          <w:sz w:val="18"/>
+        </w:rPr>
+        <w:t>图：解除玩家打码弹窗，用于按会员查询后录入本次解除的打码金额。</w:t>
+      </w:r>
+    </w:p>
+    <w:p>
+      <w:pPr>
+        <w:pStyle w:val="16"/>
+        <w:spacing w:after="60" w:line="276" w:lineRule="auto"/>
+      </w:pPr>
+      <w:r>
+        <w:rPr>
+          <w:rFonts w:ascii="微软雅黑" w:hAnsi="微软雅黑" w:eastAsia="微软雅黑"/>
+          <w:b/>
+          <w:color w:val="2F5597"/>
+          <w:sz w:val="20"/>
+        </w:rPr>
+        <w:t>会员查询</w:t>
+      </w:r>
+      <w:r>
+        <w:rPr>
+          <w:rFonts w:ascii="微软雅黑" w:hAnsi="微软雅黑" w:eastAsia="微软雅黑"/>
+          <w:b w:val="0"/>
+          <w:sz w:val="20"/>
+        </w:rPr>
+        <w:t>：先输入会员ID并点击搜索，确认用户名、商户ID、余额和当前打码量后再执行解除，避免误操作到错误账号。</w:t>
+      </w:r>
+    </w:p>
+    <w:p>
+      <w:pPr>
+        <w:pStyle w:val="16"/>
+        <w:spacing w:after="60" w:line="276" w:lineRule="auto"/>
+      </w:pPr>
+      <w:r>
+        <w:rPr>
+          <w:rFonts w:ascii="微软雅黑" w:hAnsi="微软雅黑" w:eastAsia="微软雅黑"/>
+          <w:b/>
+          <w:color w:val="2F5597"/>
+          <w:sz w:val="20"/>
+        </w:rPr>
+        <w:t>解除金额</w:t>
+      </w:r>
+      <w:r>
+        <w:rPr>
+          <w:rFonts w:ascii="微软雅黑" w:hAnsi="微软雅黑" w:eastAsia="微软雅黑"/>
+          <w:b w:val="0"/>
+          <w:sz w:val="20"/>
+        </w:rPr>
+        <w:t>：解除打码金额为本次要减少的打码量，应根据活动规则、人工调整审批或投诉处理结论填写，不宜随意扩大。</w:t>
+      </w:r>
+    </w:p>
+    <w:p>
+      <w:pPr>
+        <w:pStyle w:val="16"/>
+        <w:spacing w:after="60" w:line="276" w:lineRule="auto"/>
+      </w:pPr>
+      <w:r>
+        <w:rPr>
+          <w:rFonts w:ascii="微软雅黑" w:hAnsi="微软雅黑" w:eastAsia="微软雅黑"/>
+          <w:b/>
+          <w:color w:val="2F5597"/>
+          <w:sz w:val="20"/>
+        </w:rPr>
+        <w:t>提交检查</w:t>
+      </w:r>
+      <w:r>
+        <w:rPr>
+          <w:rFonts w:ascii="微软雅黑" w:hAnsi="微软雅黑" w:eastAsia="微软雅黑"/>
+          <w:b w:val="0"/>
+          <w:sz w:val="20"/>
+        </w:rPr>
+        <w:t>：提交前应再次确认该会员是否确有减免依据，并记录处理原因。提交后建议回到列表复核未打码金额和状态是否已按预期更新。</w:t>
+      </w:r>
+    </w:p>
+    <w:p>
+      <w:pPr>
+        <w:pStyle w:val="6"/>
+        <w:spacing w:after="60" w:line="276" w:lineRule="auto"/>
+      </w:pPr>
+      <w:r>
+        <w:rPr>
+          <w:rFonts w:ascii="微软雅黑" w:hAnsi="微软雅黑" w:eastAsia="微软雅黑"/>
+          <w:b/>
+          <w:i/>
+          <w:color w:val="2F5597"/>
+          <w:sz w:val="21"/>
+        </w:rPr>
+        <w:t>打码自动解除额度</w:t>
+      </w:r>
+    </w:p>
+    <w:p>
+      <w:pPr>
+        <w:spacing w:after="60" w:line="276" w:lineRule="auto"/>
+      </w:pPr>
+      <w:r>
+        <w:rPr>
+          <w:rFonts w:ascii="微软雅黑" w:hAnsi="微软雅黑" w:eastAsia="微软雅黑"/>
+          <w:b w:val="0"/>
+          <w:sz w:val="20"/>
+        </w:rPr>
+        <w:t>打码自动解除额度用于配置系统自动减免打码量的触发阈值。当会员总余额低于设定值时，系统可在后续满足条件时自动处理对应打码任务。</w:t>
+      </w:r>
+    </w:p>
+    <w:p>
+      <w:pPr>
+        <w:spacing w:after="40"/>
+        <w:jc w:val="center"/>
+      </w:pPr>
+      <w:r>
+        <w:drawing>
+          <wp:inline distT="0" distB="0" distL="114300" distR="114300">
+            <wp:extent cx="4572000" cy="2106930"/>
+            <wp:effectExtent l="0" t="0" r="0" b="7620"/>
+            <wp:docPr id="153" name="Picture 153"/>
+            <wp:cNvGraphicFramePr>
+              <a:graphicFrameLocks xmlns:a="http://schemas.openxmlformats.org/drawingml/2006/main" noChangeAspect="1"/>
+            </wp:cNvGraphicFramePr>
+            <a:graphic xmlns:a="http://schemas.openxmlformats.org/drawingml/2006/main">
+              <a:graphicData uri="http://schemas.openxmlformats.org/drawingml/2006/picture">
+                <pic:pic xmlns:pic="http://schemas.openxmlformats.org/drawingml/2006/picture">
+                  <pic:nvPicPr>
+                    <pic:cNvPr id="153" name="Picture 153"/>
+                    <pic:cNvPicPr>
+                      <a:picLocks noChangeAspect="1"/>
+                    </pic:cNvPicPr>
+                  </pic:nvPicPr>
+                  <pic:blipFill>
+                    <a:blip r:embed="rId90"/>
+                    <a:stretch>
+                      <a:fillRect/>
+                    </a:stretch>
+                  </pic:blipFill>
+                  <pic:spPr>
+                    <a:xfrm>
+                      <a:off x="0" y="0"/>
+                      <a:ext cx="4572000" cy="2107539"/>
+                    </a:xfrm>
+                    <a:prstGeom prst="rect">
+                      <a:avLst/>
+                    </a:prstGeom>
+                  </pic:spPr>
+                </pic:pic>
+              </a:graphicData>
+            </a:graphic>
+          </wp:inline>
+        </w:drawing>
+      </w:r>
+    </w:p>
+    <w:p>
+      <w:pPr>
+        <w:pStyle w:val="15"/>
+        <w:spacing w:after="120"/>
+        <w:jc w:val="center"/>
+      </w:pPr>
+      <w:r>
+        <w:rPr>
+          <w:rFonts w:ascii="微软雅黑" w:hAnsi="微软雅黑" w:eastAsia="微软雅黑"/>
+          <w:b w:val="0"/>
+          <w:color w:val="707E92"/>
+          <w:sz w:val="18"/>
+        </w:rPr>
+        <w:t>图：打码自动解除额度弹窗，用于设置自动解除打码量的余额触发阈值。</w:t>
+      </w:r>
+    </w:p>
+    <w:p>
+      <w:pPr>
+        <w:pStyle w:val="16"/>
+        <w:spacing w:after="60" w:line="276" w:lineRule="auto"/>
+        <w:rPr>
+          <w:b/>
+          <w:bCs/>
+        </w:rPr>
+      </w:pPr>
+      <w:r>
+        <w:rPr>
+          <w:rFonts w:ascii="微软雅黑" w:hAnsi="微软雅黑" w:eastAsia="微软雅黑"/>
+          <w:b/>
+          <w:color w:val="2F5597"/>
+          <w:sz w:val="20"/>
+        </w:rPr>
+        <w:t>额度含义</w:t>
+      </w:r>
+      <w:r>
+        <w:rPr>
+          <w:rFonts w:ascii="微软雅黑" w:hAnsi="微软雅黑" w:eastAsia="微软雅黑"/>
+          <w:b w:val="0"/>
+          <w:sz w:val="20"/>
+        </w:rPr>
+        <w:t>：当玩家总余额低于该阈值时，</w:t>
+      </w:r>
+      <w:r>
+        <w:rPr>
+          <w:rFonts w:hint="eastAsia"/>
+          <w:b/>
+          <w:bCs/>
+          <w:sz w:val="20"/>
+          <w:lang w:val="en-US" w:eastAsia="zh-CN"/>
+        </w:rPr>
+        <w:t>玩家再次充值时，</w:t>
+      </w:r>
+      <w:r>
+        <w:rPr>
+          <w:rFonts w:ascii="微软雅黑" w:hAnsi="微软雅黑" w:eastAsia="微软雅黑"/>
+          <w:b/>
+          <w:bCs/>
+          <w:sz w:val="20"/>
+        </w:rPr>
+        <w:t>系统会将其自动解除条件；</w:t>
+      </w:r>
+      <w:r>
+        <w:rPr>
+          <w:rFonts w:hint="eastAsia"/>
+          <w:b/>
+          <w:bCs/>
+          <w:sz w:val="20"/>
+          <w:lang w:val="en-US" w:eastAsia="zh-CN"/>
+        </w:rPr>
+        <w:t>重新按新的一次充值计算打码。</w:t>
+      </w:r>
+    </w:p>
+    <w:p>
+      <w:pPr>
+        <w:pStyle w:val="16"/>
+        <w:spacing w:after="60" w:line="276" w:lineRule="auto"/>
+      </w:pPr>
+      <w:r>
+        <w:rPr>
+          <w:rFonts w:ascii="微软雅黑" w:hAnsi="微软雅黑" w:eastAsia="微软雅黑"/>
+          <w:b/>
+          <w:color w:val="2F5597"/>
+          <w:sz w:val="20"/>
+        </w:rPr>
+        <w:t>关闭方式</w:t>
+      </w:r>
+      <w:r>
+        <w:rPr>
+          <w:rFonts w:ascii="微软雅黑" w:hAnsi="微软雅黑" w:eastAsia="微软雅黑"/>
+          <w:b w:val="0"/>
+          <w:sz w:val="20"/>
+        </w:rPr>
+        <w:t>：若不希望启用自动解除，可将额度设置为 0。调整前应先确认当前站点的提款准入金额和活动规则，避免自动减免过宽。</w:t>
+      </w:r>
+    </w:p>
+    <w:p>
+      <w:pPr>
+        <w:pStyle w:val="16"/>
+        <w:spacing w:after="60" w:line="276" w:lineRule="auto"/>
+      </w:pPr>
+      <w:r>
+        <w:rPr>
+          <w:rFonts w:ascii="微软雅黑" w:hAnsi="微软雅黑" w:eastAsia="微软雅黑"/>
+          <w:b/>
+          <w:color w:val="2F5597"/>
+          <w:sz w:val="20"/>
+        </w:rPr>
+        <w:t>使用要点</w:t>
+      </w:r>
+      <w:r>
+        <w:rPr>
+          <w:rFonts w:ascii="微软雅黑" w:hAnsi="微软雅黑" w:eastAsia="微软雅黑"/>
+          <w:b w:val="0"/>
+          <w:sz w:val="20"/>
+        </w:rPr>
+        <w:t>：建议将自动解除额度控制在平台允许的风险范围内，并与财务、风控口径保持一致，防止会员利用自动解除规则反复套利。</w:t>
+      </w:r>
+    </w:p>
+    <w:p>
+      <w:pPr>
+        <w:pStyle w:val="3"/>
+        <w:keepNext/>
+        <w:spacing w:before="360" w:after="240" w:line="276" w:lineRule="auto"/>
+      </w:pPr>
+      <w:r>
+        <w:rPr>
+          <w:rFonts w:ascii="微软雅黑" w:hAnsi="微软雅黑" w:eastAsia="微软雅黑"/>
+          <w:b/>
+          <w:color w:val="17365D"/>
+          <w:sz w:val="40"/>
+        </w:rPr>
+        <w:t>八、数据报表</w:t>
+      </w:r>
+    </w:p>
+    <w:p>
+      <w:pPr>
+        <w:pStyle w:val="4"/>
+        <w:keepNext/>
+        <w:spacing w:before="240" w:after="140" w:line="269" w:lineRule="auto"/>
+      </w:pPr>
+      <w:r>
+        <w:rPr>
+          <w:rFonts w:ascii="微软雅黑" w:hAnsi="微软雅黑" w:eastAsia="微软雅黑"/>
+          <w:b/>
+          <w:color w:val="1F4E79"/>
+          <w:sz w:val="30"/>
+        </w:rPr>
+        <w:t>模块定位</w:t>
+      </w:r>
+    </w:p>
+    <w:p>
+      <w:pPr>
+        <w:spacing w:after="60" w:line="276" w:lineRule="auto"/>
+      </w:pPr>
+      <w:r>
+        <w:rPr>
+          <w:rFonts w:ascii="微软雅黑" w:hAnsi="微软雅黑" w:eastAsia="微软雅黑"/>
+          <w:b w:val="0"/>
+          <w:sz w:val="20"/>
+        </w:rPr>
+        <w:t>本章节按后台真实菜单顺序整理，页面说明与后台左侧菜单保持一致，便于商户按菜单路径查找和操作。</w:t>
+      </w:r>
+    </w:p>
+    <w:p>
+      <w:pPr>
+        <w:pStyle w:val="4"/>
+        <w:keepNext/>
+        <w:spacing w:before="240" w:after="140" w:line="269" w:lineRule="auto"/>
+      </w:pPr>
+      <w:r>
+        <w:rPr>
+          <w:rFonts w:ascii="微软雅黑" w:hAnsi="微软雅黑" w:eastAsia="微软雅黑"/>
+          <w:b/>
+          <w:color w:val="1F4E79"/>
+          <w:sz w:val="30"/>
+        </w:rPr>
+        <w:t>页面说明</w:t>
+      </w:r>
+    </w:p>
+    <w:p>
+      <w:pPr>
+        <w:pStyle w:val="5"/>
+        <w:keepNext/>
+        <w:spacing w:before="180" w:after="100" w:line="259" w:lineRule="auto"/>
+        <w:rPr>
+          <w:rFonts w:ascii="微软雅黑" w:hAnsi="微软雅黑" w:eastAsia="微软雅黑"/>
+          <w:b/>
+          <w:color w:val="2F5597"/>
+          <w:sz w:val="25"/>
+        </w:rPr>
+      </w:pPr>
+      <w:r>
+        <w:rPr>
+          <w:rFonts w:ascii="Microsoft YaHei" w:hAnsi="Microsoft YaHei" w:eastAsia="Microsoft YaHei"/>
+          <w:b/>
+          <w:color w:val="2F5597"/>
+          <w:sz w:val="25"/>
+        </w:rPr>
+        <w:t>综合数据报表</w:t>
+      </w:r>
+    </w:p>
+    <w:p>
+      <w:pPr>
+        <w:spacing w:after="60" w:line="276" w:lineRule="auto"/>
+      </w:pPr>
+      <w:r>
+        <w:rPr>
+          <w:rFonts w:ascii="Microsoft YaHei" w:hAnsi="Microsoft YaHei" w:eastAsia="Microsoft YaHei"/>
+          <w:b w:val="0"/>
+          <w:sz w:val="20"/>
+        </w:rPr>
+        <w:t>综合数据报表用于按日期汇总查看站点的注册、充值、提现、投注和输赢等核心经营指标，适合运营、财务和管理层做日报复盘与趋势跟踪。</w:t>
+      </w:r>
+    </w:p>
+    <w:p>
+      <w:pPr>
+        <w:pStyle w:val="6"/>
+        <w:spacing w:after="60" w:line="276" w:lineRule="auto"/>
+      </w:pPr>
+      <w:r>
+        <w:rPr>
+          <w:rFonts w:ascii="Microsoft YaHei" w:hAnsi="Microsoft YaHei" w:eastAsia="Microsoft YaHei"/>
+          <w:b/>
+          <w:i/>
+          <w:color w:val="2F5597"/>
+          <w:sz w:val="21"/>
+        </w:rPr>
+        <w:t>页面概览</w:t>
+      </w:r>
+    </w:p>
+    <w:p>
+      <w:pPr>
+        <w:spacing w:after="60" w:line="276" w:lineRule="auto"/>
+      </w:pPr>
+      <w:r>
+        <w:rPr>
+          <w:rFonts w:ascii="Microsoft YaHei" w:hAnsi="Microsoft YaHei" w:eastAsia="Microsoft YaHei"/>
+          <w:b w:val="0"/>
+          <w:sz w:val="20"/>
+        </w:rPr>
+        <w:t>页面上方提供开始时间、结束时间、搜索、重置和导出表格入口，下方列表按日期展示各项经营数据，便于快速对比每日波动。</w:t>
+      </w:r>
+    </w:p>
+    <w:p>
+      <w:pPr>
+        <w:spacing w:after="40"/>
+        <w:jc w:val="center"/>
+      </w:pPr>
+      <w:r>
+        <w:drawing>
+          <wp:inline xmlns:a="http://schemas.openxmlformats.org/drawingml/2006/main" xmlns:pic="http://schemas.openxmlformats.org/drawingml/2006/picture">
+            <wp:extent cx="5852160" cy="2063194"/>
+            <wp:docPr id="157" name="Picture 157"/>
+            <wp:cNvGraphicFramePr>
+              <a:graphicFrameLocks noChangeAspect="1"/>
+            </wp:cNvGraphicFramePr>
+            <a:graphic>
+              <a:graphicData uri="http://schemas.openxmlformats.org/drawingml/2006/picture">
+                <pic:pic>
+                  <pic:nvPicPr>
+                    <pic:cNvPr id="0" name="image.png"/>
+                    <pic:cNvPicPr/>
+                  </pic:nvPicPr>
+                  <pic:blipFill>
+                    <a:blip r:embed="rId91"/>
+                    <a:stretch>
+                      <a:fillRect/>
+                    </a:stretch>
+                  </pic:blipFill>
+                  <pic:spPr>
+                    <a:xfrm>
+                      <a:off x="0" y="0"/>
+                      <a:ext cx="5852160" cy="2063194"/>
+                    </a:xfrm>
                     <a:prstGeom prst="rect"/>
                   </pic:spPr>
                 </pic:pic>
@@ -17328,7 +19527,7 @@
           <w:color w:val="707E92"/>
           <w:sz w:val="18"/>
         </w:rPr>
-        <w:t>图：审核日志详情弹窗，用于查看单笔订单的审核结果和历史审核信息。</w:t>
+        <w:t>图：综合数据报表页面，用于查看每日注册、充值、提现、投注、输赢和返佣等经营指标汇总。</w:t>
       </w:r>
     </w:p>
     <w:p>
@@ -17343,7 +19542,7 @@
           <w:color w:val="2F5597"/>
           <w:sz w:val="20"/>
         </w:rPr>
-        <w:t>使用要点</w:t>
+        <w:t>筛选条件</w:t>
       </w:r>
       <w:r>
         <w:rPr>
@@ -17351,7 +19550,76 @@
           <w:b w:val="0"/>
           <w:sz w:val="20"/>
         </w:rPr>
-        <w:t>：处理玩家申诉、财务对账或风控复盘时，建议结合审核日志详情中的审核类型、审核时间、初审人和复审人信息，与提现订单列表和账变记录一起交叉核对。</w:t>
+        <w:t>：支持按开始时间和结束时间查询指定周期数据。复盘某次活动或异常波动时，建议先固定时间范围，再与其他报表交叉核对。</w:t>
+      </w:r>
+    </w:p>
+    <w:p>
+      <w:pPr>
+        <w:pStyle w:val="16"/>
+        <w:spacing w:after="60" w:line="276" w:lineRule="auto"/>
+      </w:pPr>
+      <w:r>
+        <w:rPr>
+          <w:rFonts w:ascii="Microsoft YaHei" w:hAnsi="Microsoft YaHei" w:eastAsia="Microsoft YaHei"/>
+          <w:b/>
+          <w:color w:val="2F5597"/>
+          <w:sz w:val="20"/>
+        </w:rPr>
+        <w:t>核心指标</w:t>
+      </w:r>
+      <w:r>
+        <w:rPr>
+          <w:rFonts w:ascii="Microsoft YaHei" w:hAnsi="Microsoft YaHei" w:eastAsia="Microsoft YaHei"/>
+          <w:b w:val="0"/>
+          <w:sz w:val="20"/>
+        </w:rPr>
+        <w:t>：列表包含注册人数、充值金额、充值次数、充值人数、首充金额、首充人数、提现金额、提现次数、提现人数、投注金额、投注次数、输赢、游戏返水和代理返佣，可用于快速判断站点整体经营表现。</w:t>
+      </w:r>
+    </w:p>
+    <w:p>
+      <w:pPr>
+        <w:pStyle w:val="16"/>
+        <w:spacing w:after="60" w:line="276" w:lineRule="auto"/>
+      </w:pPr>
+      <w:r>
+        <w:rPr>
+          <w:rFonts w:ascii="Microsoft YaHei" w:hAnsi="Microsoft YaHei" w:eastAsia="Microsoft YaHei"/>
+          <w:b/>
+          <w:color w:val="2F5597"/>
+          <w:sz w:val="20"/>
+        </w:rPr>
+        <w:t>分析用途</w:t>
+      </w:r>
+      <w:r>
+        <w:rPr>
+          <w:rFonts w:ascii="Microsoft YaHei" w:hAnsi="Microsoft YaHei" w:eastAsia="Microsoft YaHei"/>
+          <w:b w:val="0"/>
+          <w:sz w:val="20"/>
+        </w:rPr>
+        <w:t>：当充值、提现或投注数据出现异常波动时，可先在本页定位异常日期，再继续结合充值订单列表、提现订单列表、游戏记录和活动相关报表做原因拆解。</w:t>
+      </w:r>
+    </w:p>
+    <w:p>
+      <w:pPr>
+        <w:pStyle w:val="16"/>
+        <w:spacing w:after="60" w:line="276" w:lineRule="auto"/>
+      </w:pPr>
+      <w:r>
+        <w:rPr>
+          <w:rFonts w:ascii="Microsoft YaHei" w:hAnsi="Microsoft YaHei" w:eastAsia="Microsoft YaHei"/>
+          <w:b/>
+          <w:color w:val="2F5597"/>
+          <w:sz w:val="20"/>
+        </w:rPr>
+        <w:t>导出报表</w:t>
+      </w:r>
+      <w:r>
+        <w:rPr>
+          <w:rFonts w:ascii="Microsoft YaHei" w:hAnsi="Microsoft YaHei" w:eastAsia="Microsoft YaHei"/>
+          <w:b w:val="0"/>
+          <w:sz w:val="20"/>
+        </w:rPr>
+        <w:t>：确认筛选条件后可导出当前结果，便于沉淀日报、周报或提供给财务与管理层做对账和经营分析。</w:t>
       </w:r>
     </w:p>
     <w:p>
@@ -17359,71 +19627,175 @@
         <w:pStyle w:val="5"/>
         <w:keepNext/>
         <w:spacing w:before="180" w:after="100" w:line="259" w:lineRule="auto"/>
-      </w:pPr>
-      <w:r>
         <w:rPr>
           <w:rFonts w:ascii="微软雅黑" w:hAnsi="微软雅黑" w:eastAsia="微软雅黑"/>
           <w:b/>
           <w:color w:val="2F5597"/>
           <w:sz w:val="25"/>
         </w:rPr>
-        <w:t>支付通道数据</w:t>
-      </w:r>
-    </w:p>
-    <w:p>
-      <w:pPr>
-        <w:pStyle w:val="16"/>
-        <w:spacing w:after="60" w:line="276" w:lineRule="auto"/>
-      </w:pPr>
-      <w:r>
-        <w:rPr>
-          <w:rFonts w:ascii="微软雅黑" w:hAnsi="微软雅黑" w:eastAsia="微软雅黑"/>
-          <w:b/>
-          <w:color w:val="2F5597"/>
-          <w:sz w:val="20"/>
-        </w:rPr>
-        <w:t>支付通道数据</w:t>
-      </w:r>
-      <w:r>
-        <w:rPr>
-          <w:rFonts w:ascii="微软雅黑" w:hAnsi="微软雅黑" w:eastAsia="微软雅黑"/>
-          <w:b w:val="0"/>
-          <w:sz w:val="20"/>
-        </w:rPr>
-        <w:t>：用于查看支付通道的交易和成功率数据。</w:t>
-      </w:r>
-    </w:p>
-    <w:p>
-      <w:pPr>
-        <w:pStyle w:val="16"/>
-        <w:spacing w:after="60" w:line="276" w:lineRule="auto"/>
-      </w:pPr>
-      <w:r>
-        <w:rPr>
-          <w:rFonts w:ascii="微软雅黑" w:hAnsi="微软雅黑" w:eastAsia="微软雅黑"/>
-          <w:b/>
-          <w:color w:val="2F5597"/>
-          <w:sz w:val="20"/>
-        </w:rPr>
-        <w:t>筛选与查看</w:t>
-      </w:r>
-      <w:r>
-        <w:rPr>
-          <w:rFonts w:ascii="微软雅黑" w:hAnsi="微软雅黑" w:eastAsia="微软雅黑"/>
-          <w:b w:val="0"/>
-          <w:sz w:val="20"/>
-        </w:rPr>
-        <w:t>：按通道、时间或状态筛选，查看充值笔数、金额和成功率。</w:t>
-      </w:r>
-    </w:p>
-    <w:p>
-      <w:pPr>
-        <w:pStyle w:val="16"/>
-        <w:spacing w:after="60" w:line="276" w:lineRule="auto"/>
-      </w:pPr>
-      <w:r>
-        <w:rPr>
-          <w:rFonts w:ascii="微软雅黑" w:hAnsi="微软雅黑" w:eastAsia="微软雅黑"/>
+      </w:pPr>
+      <w:r>
+        <w:rPr>
+          <w:rFonts w:ascii="Microsoft YaHei" w:hAnsi="Microsoft YaHei" w:eastAsia="Microsoft YaHei"/>
+          <w:b/>
+          <w:color w:val="2F5597"/>
+          <w:sz w:val="25"/>
+        </w:rPr>
+        <w:t>游戏人数据表</w:t>
+      </w:r>
+    </w:p>
+    <w:p>
+      <w:pPr>
+        <w:spacing w:after="60" w:line="276" w:lineRule="auto"/>
+      </w:pPr>
+      <w:r>
+        <w:rPr>
+          <w:rFonts w:ascii="Microsoft YaHei" w:hAnsi="Microsoft YaHei" w:eastAsia="Microsoft YaHei"/>
+          <w:b w:val="0"/>
+          <w:sz w:val="20"/>
+        </w:rPr>
+        <w:t>游戏人数据表用于按日期统计参与游戏的玩家人数，适合快速观察游戏活跃规模变化，并判断近期活动、渠道流量或游戏内容调整对参与人数的影响。</w:t>
+      </w:r>
+    </w:p>
+    <w:p>
+      <w:pPr>
+        <w:pStyle w:val="6"/>
+        <w:spacing w:after="60" w:line="276" w:lineRule="auto"/>
+      </w:pPr>
+      <w:r>
+        <w:rPr>
+          <w:rFonts w:ascii="Microsoft YaHei" w:hAnsi="Microsoft YaHei" w:eastAsia="Microsoft YaHei"/>
+          <w:b/>
+          <w:i/>
+          <w:color w:val="2F5597"/>
+          <w:sz w:val="21"/>
+        </w:rPr>
+        <w:t>页面概览</w:t>
+      </w:r>
+    </w:p>
+    <w:p>
+      <w:pPr>
+        <w:spacing w:after="60" w:line="276" w:lineRule="auto"/>
+      </w:pPr>
+      <w:r>
+        <w:rPr>
+          <w:rFonts w:ascii="Microsoft YaHei" w:hAnsi="Microsoft YaHei" w:eastAsia="Microsoft YaHei"/>
+          <w:b w:val="0"/>
+          <w:sz w:val="20"/>
+        </w:rPr>
+        <w:t>页面上方提供开始时间、结束时间、搜索、重置和导出表格入口，下方列表按日期展示游戏人数总计，便于查看每日活跃趋势。</w:t>
+      </w:r>
+    </w:p>
+    <w:p>
+      <w:pPr>
+        <w:spacing w:after="40"/>
+        <w:jc w:val="center"/>
+      </w:pPr>
+      <w:r>
+        <w:drawing>
+          <wp:inline xmlns:a="http://schemas.openxmlformats.org/drawingml/2006/main" xmlns:pic="http://schemas.openxmlformats.org/drawingml/2006/picture">
+            <wp:extent cx="5852160" cy="2271890"/>
+            <wp:docPr id="158" name="Picture 158"/>
+            <wp:cNvGraphicFramePr>
+              <a:graphicFrameLocks noChangeAspect="1"/>
+            </wp:cNvGraphicFramePr>
+            <a:graphic>
+              <a:graphicData uri="http://schemas.openxmlformats.org/drawingml/2006/picture">
+                <pic:pic>
+                  <pic:nvPicPr>
+                    <pic:cNvPr id="0" name="image.png"/>
+                    <pic:cNvPicPr/>
+                  </pic:nvPicPr>
+                  <pic:blipFill>
+                    <a:blip r:embed="rId92"/>
+                    <a:stretch>
+                      <a:fillRect/>
+                    </a:stretch>
+                  </pic:blipFill>
+                  <pic:spPr>
+                    <a:xfrm>
+                      <a:off x="0" y="0"/>
+                      <a:ext cx="5852160" cy="2271890"/>
+                    </a:xfrm>
+                    <a:prstGeom prst="rect"/>
+                  </pic:spPr>
+                </pic:pic>
+              </a:graphicData>
+            </a:graphic>
+          </wp:inline>
+        </w:drawing>
+      </w:r>
+    </w:p>
+    <w:p>
+      <w:pPr>
+        <w:pStyle w:val="15"/>
+        <w:spacing w:after="120"/>
+        <w:jc w:val="center"/>
+      </w:pPr>
+      <w:r>
+        <w:rPr>
+          <w:rFonts w:ascii="Microsoft YaHei" w:hAnsi="Microsoft YaHei" w:eastAsia="Microsoft YaHei"/>
+          <w:b w:val="0"/>
+          <w:color w:val="707E92"/>
+          <w:sz w:val="18"/>
+        </w:rPr>
+        <w:t>图：游戏人数据表页面，用于查看各统计日期的游戏人数总计。</w:t>
+      </w:r>
+    </w:p>
+    <w:p>
+      <w:pPr>
+        <w:pStyle w:val="16"/>
+        <w:spacing w:after="60" w:line="276" w:lineRule="auto"/>
+      </w:pPr>
+      <w:r>
+        <w:rPr>
+          <w:rFonts w:ascii="Microsoft YaHei" w:hAnsi="Microsoft YaHei" w:eastAsia="Microsoft YaHei"/>
+          <w:b/>
+          <w:color w:val="2F5597"/>
+          <w:sz w:val="20"/>
+        </w:rPr>
+        <w:t>筛选条件</w:t>
+      </w:r>
+      <w:r>
+        <w:rPr>
+          <w:rFonts w:ascii="Microsoft YaHei" w:hAnsi="Microsoft YaHei" w:eastAsia="Microsoft YaHei"/>
+          <w:b w:val="0"/>
+          <w:sz w:val="20"/>
+        </w:rPr>
+        <w:t>：支持按时间范围查询数据。建议按自然日或活动周期对比使用，方便观察某段时间内游戏参与人数的变化。</w:t>
+      </w:r>
+    </w:p>
+    <w:p>
+      <w:pPr>
+        <w:pStyle w:val="16"/>
+        <w:spacing w:after="60" w:line="276" w:lineRule="auto"/>
+      </w:pPr>
+      <w:r>
+        <w:rPr>
+          <w:rFonts w:ascii="Microsoft YaHei" w:hAnsi="Microsoft YaHei" w:eastAsia="Microsoft YaHei"/>
+          <w:b/>
+          <w:color w:val="2F5597"/>
+          <w:sz w:val="20"/>
+        </w:rPr>
+        <w:t>统计字段</w:t>
+      </w:r>
+      <w:r>
+        <w:rPr>
+          <w:rFonts w:ascii="Microsoft YaHei" w:hAnsi="Microsoft YaHei" w:eastAsia="Microsoft YaHei"/>
+          <w:b w:val="0"/>
+          <w:sz w:val="20"/>
+        </w:rPr>
+        <w:t>：当前列表按日期汇总展示游戏人数总计，适合用于快速判断某天是否出现明显拉新、回流或活跃下滑。</w:t>
+      </w:r>
+    </w:p>
+    <w:p>
+      <w:pPr>
+        <w:pStyle w:val="16"/>
+        <w:spacing w:after="60" w:line="276" w:lineRule="auto"/>
+      </w:pPr>
+      <w:r>
+        <w:rPr>
+          <w:rFonts w:ascii="Microsoft YaHei" w:hAnsi="Microsoft YaHei" w:eastAsia="Microsoft YaHei"/>
           <w:b/>
           <w:color w:val="2F5597"/>
           <w:sz w:val="20"/>
@@ -17432,11 +19804,34 @@
       </w:r>
       <w:r>
         <w:rPr>
-          <w:rFonts w:ascii="微软雅黑" w:hAnsi="微软雅黑" w:eastAsia="微软雅黑"/>
-          <w:b w:val="0"/>
-          <w:sz w:val="20"/>
-        </w:rPr>
-        <w:t>：用于判断通道质量，异常时联系通道配置或财务人员处理。</w:t>
+          <w:rFonts w:ascii="Microsoft YaHei" w:hAnsi="Microsoft YaHei" w:eastAsia="Microsoft YaHei"/>
+          <w:b w:val="0"/>
+          <w:sz w:val="20"/>
+        </w:rPr>
+        <w:t>：如果某日游戏人数异常偏高或偏低，建议继续结合综合数据报表、游戏记录和活动统计报表核对是否存在活动刺激、渠道波动或统计口径变化。</w:t>
+      </w:r>
+    </w:p>
+    <w:p>
+      <w:pPr>
+        <w:pStyle w:val="16"/>
+        <w:spacing w:after="60" w:line="276" w:lineRule="auto"/>
+      </w:pPr>
+      <w:r>
+        <w:rPr>
+          <w:rFonts w:ascii="Microsoft YaHei" w:hAnsi="Microsoft YaHei" w:eastAsia="Microsoft YaHei"/>
+          <w:b/>
+          <w:color w:val="2F5597"/>
+          <w:sz w:val="20"/>
+        </w:rPr>
+        <w:t>导出场景</w:t>
+      </w:r>
+      <w:r>
+        <w:rPr>
+          <w:rFonts w:ascii="Microsoft YaHei" w:hAnsi="Microsoft YaHei" w:eastAsia="Microsoft YaHei"/>
+          <w:b w:val="0"/>
+          <w:sz w:val="20"/>
+        </w:rPr>
+        <w:t>：可导出结果给运营团队做活跃趋势分析，也可与游戏报表、游戏人数报表等页面数据一起用于周报汇总。</w:t>
       </w:r>
     </w:p>
     <w:p>
@@ -17444,84 +19839,135 @@
         <w:pStyle w:val="5"/>
         <w:keepNext/>
         <w:spacing w:before="180" w:after="100" w:line="259" w:lineRule="auto"/>
-      </w:pPr>
-      <w:r>
         <w:rPr>
           <w:rFonts w:ascii="微软雅黑" w:hAnsi="微软雅黑" w:eastAsia="微软雅黑"/>
           <w:b/>
           <w:color w:val="2F5597"/>
           <w:sz w:val="25"/>
         </w:rPr>
-        <w:t>人工加扣款</w:t>
-      </w:r>
-    </w:p>
-    <w:p>
-      <w:pPr>
-        <w:pStyle w:val="16"/>
-        <w:spacing w:after="60" w:line="276" w:lineRule="auto"/>
-      </w:pPr>
-      <w:r>
-        <w:rPr>
-          <w:rFonts w:ascii="微软雅黑" w:hAnsi="微软雅黑" w:eastAsia="微软雅黑"/>
-          <w:b/>
-          <w:color w:val="2F5597"/>
-          <w:sz w:val="20"/>
-        </w:rPr>
-        <w:t>人工加扣款</w:t>
-      </w:r>
-      <w:r>
-        <w:rPr>
-          <w:rFonts w:ascii="微软雅黑" w:hAnsi="微软雅黑" w:eastAsia="微软雅黑"/>
-          <w:b w:val="0"/>
-          <w:sz w:val="20"/>
-        </w:rPr>
-        <w:t>：用于对会员账户执行人工加款或扣款。</w:t>
-      </w:r>
-    </w:p>
-    <w:p>
-      <w:pPr>
-        <w:pStyle w:val="16"/>
-        <w:spacing w:after="60" w:line="276" w:lineRule="auto"/>
-      </w:pPr>
-      <w:r>
-        <w:rPr>
-          <w:rFonts w:ascii="微软雅黑" w:hAnsi="微软雅黑" w:eastAsia="微软雅黑"/>
-          <w:b/>
-          <w:color w:val="2F5597"/>
-          <w:sz w:val="20"/>
-        </w:rPr>
-        <w:t>查看内容</w:t>
-      </w:r>
-      <w:r>
-        <w:rPr>
-          <w:rFonts w:ascii="微软雅黑" w:hAnsi="微软雅黑" w:eastAsia="微软雅黑"/>
-          <w:b w:val="0"/>
-          <w:sz w:val="20"/>
-        </w:rPr>
-        <w:t>：填写会员、金额、类型和备注，提交后查看处理结果。</w:t>
-      </w:r>
-    </w:p>
-    <w:p>
-      <w:pPr>
-        <w:pStyle w:val="16"/>
-        <w:spacing w:after="60" w:line="276" w:lineRule="auto"/>
-      </w:pPr>
-      <w:r>
-        <w:rPr>
-          <w:rFonts w:ascii="微软雅黑" w:hAnsi="微软雅黑" w:eastAsia="微软雅黑"/>
-          <w:b/>
-          <w:color w:val="2F5597"/>
-          <w:sz w:val="20"/>
-        </w:rPr>
-        <w:t>核对要点</w:t>
-      </w:r>
-      <w:r>
-        <w:rPr>
-          <w:rFonts w:ascii="微软雅黑" w:hAnsi="微软雅黑" w:eastAsia="微软雅黑"/>
-          <w:b w:val="0"/>
-          <w:sz w:val="20"/>
-        </w:rPr>
-        <w:t>：此操作直接影响会员余额，提交前必须核对会员和金额。</w:t>
+      </w:pPr>
+      <w:r>
+        <w:rPr>
+          <w:rFonts w:ascii="微软雅黑" w:hAnsi="微软雅黑" w:eastAsia="微软雅黑"/>
+          <w:b/>
+          <w:color w:val="2F5597"/>
+          <w:sz w:val="25"/>
+        </w:rPr>
+        <w:t>优惠数据报表</w:t>
+      </w:r>
+    </w:p>
+    <w:p>
+      <w:r>
+        <w:drawing>
+          <wp:inline distT="0" distB="0" distL="114300" distR="114300">
+            <wp:extent cx="6391910" cy="1524000"/>
+            <wp:effectExtent l="0" t="0" r="8890" b="0"/>
+            <wp:docPr id="9" name="图片 3"/>
+            <wp:cNvGraphicFramePr>
+              <a:graphicFrameLocks xmlns:a="http://schemas.openxmlformats.org/drawingml/2006/main" noChangeAspect="1"/>
+            </wp:cNvGraphicFramePr>
+            <a:graphic xmlns:a="http://schemas.openxmlformats.org/drawingml/2006/main">
+              <a:graphicData uri="http://schemas.openxmlformats.org/drawingml/2006/picture">
+                <pic:pic xmlns:pic="http://schemas.openxmlformats.org/drawingml/2006/picture">
+                  <pic:nvPicPr>
+                    <pic:cNvPr id="9" name="图片 3"/>
+                    <pic:cNvPicPr>
+                      <a:picLocks noChangeAspect="1"/>
+                    </pic:cNvPicPr>
+                  </pic:nvPicPr>
+                  <pic:blipFill>
+                    <a:blip r:embed="rId93"/>
+                    <a:stretch>
+                      <a:fillRect/>
+                    </a:stretch>
+                  </pic:blipFill>
+                  <pic:spPr>
+                    <a:xfrm>
+                      <a:off x="0" y="0"/>
+                      <a:ext cx="6391910" cy="1524000"/>
+                    </a:xfrm>
+                    <a:prstGeom prst="rect">
+                      <a:avLst/>
+                    </a:prstGeom>
+                    <a:noFill/>
+                    <a:ln>
+                      <a:noFill/>
+                    </a:ln>
+                  </pic:spPr>
+                </pic:pic>
+              </a:graphicData>
+            </a:graphic>
+          </wp:inline>
+        </w:drawing>
+      </w:r>
+    </w:p>
+    <w:p>
+      <w:pPr>
+        <w:pStyle w:val="16"/>
+        <w:spacing w:after="60" w:line="276" w:lineRule="auto"/>
+      </w:pPr>
+      <w:r>
+        <w:rPr>
+          <w:rFonts w:ascii="微软雅黑" w:hAnsi="微软雅黑" w:eastAsia="微软雅黑"/>
+          <w:b/>
+          <w:color w:val="2F5597"/>
+          <w:sz w:val="20"/>
+        </w:rPr>
+        <w:t>优惠数据报表</w:t>
+      </w:r>
+      <w:r>
+        <w:rPr>
+          <w:rFonts w:ascii="微软雅黑" w:hAnsi="微软雅黑" w:eastAsia="微软雅黑"/>
+          <w:b w:val="0"/>
+          <w:sz w:val="20"/>
+        </w:rPr>
+        <w:t>：用于统计优惠活动相关数据。</w:t>
+      </w:r>
+    </w:p>
+    <w:p>
+      <w:pPr>
+        <w:pStyle w:val="16"/>
+        <w:spacing w:after="60" w:line="276" w:lineRule="auto"/>
+      </w:pPr>
+      <w:r>
+        <w:rPr>
+          <w:rFonts w:ascii="微软雅黑" w:hAnsi="微软雅黑" w:eastAsia="微软雅黑"/>
+          <w:b/>
+          <w:color w:val="2F5597"/>
+          <w:sz w:val="20"/>
+        </w:rPr>
+        <w:t>筛选与查看</w:t>
+      </w:r>
+      <w:r>
+        <w:rPr>
+          <w:rFonts w:ascii="微软雅黑" w:hAnsi="微软雅黑" w:eastAsia="微软雅黑"/>
+          <w:b w:val="0"/>
+          <w:sz w:val="20"/>
+        </w:rPr>
+        <w:t>：按活动、时间、渠道或玩家筛选，查看领取、消耗和转化数据。</w:t>
+      </w:r>
+    </w:p>
+    <w:p>
+      <w:pPr>
+        <w:pStyle w:val="16"/>
+        <w:spacing w:after="60" w:line="276" w:lineRule="auto"/>
+      </w:pPr>
+      <w:r>
+        <w:rPr>
+          <w:rFonts w:ascii="微软雅黑" w:hAnsi="微软雅黑" w:eastAsia="微软雅黑"/>
+          <w:b/>
+          <w:color w:val="2F5597"/>
+          <w:sz w:val="20"/>
+        </w:rPr>
+        <w:t>使用要点</w:t>
+      </w:r>
+      <w:r>
+        <w:rPr>
+          <w:rFonts w:ascii="微软雅黑" w:hAnsi="微软雅黑" w:eastAsia="微软雅黑"/>
+          <w:b w:val="0"/>
+          <w:sz w:val="20"/>
+        </w:rPr>
+        <w:t>：报表数据用于活动复盘和成本控制，口径以页面筛选条件为准。</w:t>
       </w:r>
     </w:p>
     <w:p>
@@ -17529,71 +19975,198 @@
         <w:pStyle w:val="5"/>
         <w:keepNext/>
         <w:spacing w:before="180" w:after="100" w:line="259" w:lineRule="auto"/>
-      </w:pPr>
-      <w:r>
         <w:rPr>
           <w:rFonts w:ascii="微软雅黑" w:hAnsi="微软雅黑" w:eastAsia="微软雅黑"/>
           <w:b/>
           <w:color w:val="2F5597"/>
           <w:sz w:val="25"/>
         </w:rPr>
-        <w:t>账变记录</w:t>
-      </w:r>
-    </w:p>
-    <w:p>
-      <w:pPr>
-        <w:pStyle w:val="16"/>
-        <w:spacing w:after="60" w:line="276" w:lineRule="auto"/>
-      </w:pPr>
-      <w:r>
-        <w:rPr>
-          <w:rFonts w:ascii="微软雅黑" w:hAnsi="微软雅黑" w:eastAsia="微软雅黑"/>
-          <w:b/>
-          <w:color w:val="2F5597"/>
-          <w:sz w:val="20"/>
-        </w:rPr>
-        <w:t>账变记录</w:t>
-      </w:r>
-      <w:r>
-        <w:rPr>
-          <w:rFonts w:ascii="微软雅黑" w:hAnsi="微软雅黑" w:eastAsia="微软雅黑"/>
-          <w:b w:val="0"/>
-          <w:sz w:val="20"/>
-        </w:rPr>
-        <w:t>：用于查询会员资金变动明细。</w:t>
-      </w:r>
-    </w:p>
-    <w:p>
-      <w:pPr>
-        <w:pStyle w:val="16"/>
-        <w:spacing w:after="60" w:line="276" w:lineRule="auto"/>
-      </w:pPr>
-      <w:r>
-        <w:rPr>
-          <w:rFonts w:ascii="微软雅黑" w:hAnsi="微软雅黑" w:eastAsia="微软雅黑"/>
-          <w:b/>
-          <w:color w:val="2F5597"/>
-          <w:sz w:val="20"/>
-        </w:rPr>
-        <w:t>筛选与查看</w:t>
-      </w:r>
-      <w:r>
-        <w:rPr>
-          <w:rFonts w:ascii="微软雅黑" w:hAnsi="微软雅黑" w:eastAsia="微软雅黑"/>
-          <w:b w:val="0"/>
-          <w:sz w:val="20"/>
-        </w:rPr>
-        <w:t>：按会员、账变类型、订单号或时间筛选，查看余额变化。</w:t>
-      </w:r>
-    </w:p>
-    <w:p>
-      <w:pPr>
-        <w:pStyle w:val="16"/>
-        <w:spacing w:after="60" w:line="276" w:lineRule="auto"/>
-      </w:pPr>
-      <w:r>
-        <w:rPr>
-          <w:rFonts w:ascii="微软雅黑" w:hAnsi="微软雅黑" w:eastAsia="微软雅黑"/>
+      </w:pPr>
+      <w:r>
+        <w:rPr>
+          <w:rFonts w:ascii="Microsoft YaHei" w:hAnsi="Microsoft YaHei" w:eastAsia="Microsoft YaHei"/>
+          <w:b/>
+          <w:color w:val="2F5597"/>
+          <w:sz w:val="25"/>
+        </w:rPr>
+        <w:t>充值留存报表</w:t>
+      </w:r>
+    </w:p>
+    <w:p>
+      <w:pPr>
+        <w:spacing w:after="60" w:line="276" w:lineRule="auto"/>
+      </w:pPr>
+      <w:r>
+        <w:rPr>
+          <w:rFonts w:ascii="Microsoft YaHei" w:hAnsi="Microsoft YaHei" w:eastAsia="Microsoft YaHei"/>
+          <w:b w:val="0"/>
+          <w:sz w:val="20"/>
+        </w:rPr>
+        <w:t>充值留存报表用于观察充值用户在后续周期中的充值表现和留存情况，适合评估付费用户质量、活动带来的长期价值以及站点复购能力。</w:t>
+      </w:r>
+    </w:p>
+    <w:p>
+      <w:pPr>
+        <w:pStyle w:val="6"/>
+        <w:spacing w:after="60" w:line="276" w:lineRule="auto"/>
+      </w:pPr>
+      <w:r>
+        <w:rPr>
+          <w:rFonts w:ascii="Microsoft YaHei" w:hAnsi="Microsoft YaHei" w:eastAsia="Microsoft YaHei"/>
+          <w:b/>
+          <w:i/>
+          <w:color w:val="2F5597"/>
+          <w:sz w:val="21"/>
+        </w:rPr>
+        <w:t>页面概览</w:t>
+      </w:r>
+    </w:p>
+    <w:p>
+      <w:pPr>
+        <w:spacing w:after="60" w:line="276" w:lineRule="auto"/>
+      </w:pPr>
+      <w:r>
+        <w:rPr>
+          <w:rFonts w:ascii="Microsoft YaHei" w:hAnsi="Microsoft YaHei" w:eastAsia="Microsoft YaHei"/>
+          <w:b w:val="0"/>
+          <w:sz w:val="20"/>
+        </w:rPr>
+        <w:t>页面上方提供开始时间、结束时间、搜索、重置和导出表格入口，下方列表按统计日期展示投注、首充、再次充值、提现以及 3 日、5 日等留存维度数据。</w:t>
+      </w:r>
+    </w:p>
+    <w:p>
+      <w:pPr>
+        <w:spacing w:after="40"/>
+        <w:jc w:val="center"/>
+      </w:pPr>
+      <w:r>
+        <w:drawing>
+          <wp:inline xmlns:a="http://schemas.openxmlformats.org/drawingml/2006/main" xmlns:pic="http://schemas.openxmlformats.org/drawingml/2006/picture">
+            <wp:extent cx="5852160" cy="2056737"/>
+            <wp:docPr id="160" name="Picture 160"/>
+            <wp:cNvGraphicFramePr>
+              <a:graphicFrameLocks noChangeAspect="1"/>
+            </wp:cNvGraphicFramePr>
+            <a:graphic>
+              <a:graphicData uri="http://schemas.openxmlformats.org/drawingml/2006/picture">
+                <pic:pic>
+                  <pic:nvPicPr>
+                    <pic:cNvPr id="0" name="image.png"/>
+                    <pic:cNvPicPr/>
+                  </pic:nvPicPr>
+                  <pic:blipFill>
+                    <a:blip r:embed="rId94"/>
+                    <a:stretch>
+                      <a:fillRect/>
+                    </a:stretch>
+                  </pic:blipFill>
+                  <pic:spPr>
+                    <a:xfrm>
+                      <a:off x="0" y="0"/>
+                      <a:ext cx="5852160" cy="2056737"/>
+                    </a:xfrm>
+                    <a:prstGeom prst="rect"/>
+                  </pic:spPr>
+                </pic:pic>
+              </a:graphicData>
+            </a:graphic>
+          </wp:inline>
+        </w:drawing>
+      </w:r>
+    </w:p>
+    <w:p>
+      <w:pPr>
+        <w:pStyle w:val="15"/>
+        <w:spacing w:after="120"/>
+        <w:jc w:val="center"/>
+      </w:pPr>
+      <w:r>
+        <w:rPr>
+          <w:rFonts w:ascii="Microsoft YaHei" w:hAnsi="Microsoft YaHei" w:eastAsia="Microsoft YaHei"/>
+          <w:b w:val="0"/>
+          <w:color w:val="707E92"/>
+          <w:sz w:val="18"/>
+        </w:rPr>
+        <w:t>图：充值留存报表页面，用于查看各统计日期的充值、提现和多日留存表现。</w:t>
+      </w:r>
+    </w:p>
+    <w:p>
+      <w:pPr>
+        <w:pStyle w:val="16"/>
+        <w:spacing w:after="60" w:line="276" w:lineRule="auto"/>
+      </w:pPr>
+      <w:r>
+        <w:rPr>
+          <w:rFonts w:ascii="Microsoft YaHei" w:hAnsi="Microsoft YaHei" w:eastAsia="Microsoft YaHei"/>
+          <w:b/>
+          <w:color w:val="2F5597"/>
+          <w:sz w:val="20"/>
+        </w:rPr>
+        <w:t>筛选条件</w:t>
+      </w:r>
+      <w:r>
+        <w:rPr>
+          <w:rFonts w:ascii="Microsoft YaHei" w:hAnsi="Microsoft YaHei" w:eastAsia="Microsoft YaHei"/>
+          <w:b w:val="0"/>
+          <w:sz w:val="20"/>
+        </w:rPr>
+        <w:t>：支持按时间范围查询留存数据。分析某次充值活动效果时，建议覆盖活动前后完整周期，避免只看单日结果。</w:t>
+      </w:r>
+    </w:p>
+    <w:p>
+      <w:pPr>
+        <w:pStyle w:val="16"/>
+        <w:spacing w:after="60" w:line="276" w:lineRule="auto"/>
+      </w:pPr>
+      <w:r>
+        <w:rPr>
+          <w:rFonts w:ascii="Microsoft YaHei" w:hAnsi="Microsoft YaHei" w:eastAsia="Microsoft YaHei"/>
+          <w:b/>
+          <w:color w:val="2F5597"/>
+          <w:sz w:val="20"/>
+        </w:rPr>
+        <w:t>留存指标</w:t>
+      </w:r>
+      <w:r>
+        <w:rPr>
+          <w:rFonts w:ascii="Microsoft YaHei" w:hAnsi="Microsoft YaHei" w:eastAsia="Microsoft YaHei"/>
+          <w:b w:val="0"/>
+          <w:sz w:val="20"/>
+        </w:rPr>
+        <w:t>：列表除基础的投注金额、首充人数、首充金额、再次充值人数、再次充值金额、注册人数和提现金额外，还展示 3 日、5 日等阶段的充值人数、充值金额和留存率。</w:t>
+      </w:r>
+    </w:p>
+    <w:p>
+      <w:pPr>
+        <w:pStyle w:val="16"/>
+        <w:spacing w:after="60" w:line="276" w:lineRule="auto"/>
+      </w:pPr>
+      <w:r>
+        <w:rPr>
+          <w:rFonts w:ascii="Microsoft YaHei" w:hAnsi="Microsoft YaHei" w:eastAsia="Microsoft YaHei"/>
+          <w:b/>
+          <w:color w:val="2F5597"/>
+          <w:sz w:val="20"/>
+        </w:rPr>
+        <w:t>解读方式</w:t>
+      </w:r>
+      <w:r>
+        <w:rPr>
+          <w:rFonts w:ascii="Microsoft YaHei" w:hAnsi="Microsoft YaHei" w:eastAsia="Microsoft YaHei"/>
+          <w:b w:val="0"/>
+          <w:sz w:val="20"/>
+        </w:rPr>
+        <w:t>：当某日充值金额较高但后续留存率偏低时，通常说明短期转化较强但长期价值不足；应结合用户分析、LTV 和渠道数据继续判断该批用户质量。</w:t>
+      </w:r>
+    </w:p>
+    <w:p>
+      <w:pPr>
+        <w:pStyle w:val="16"/>
+        <w:spacing w:after="60" w:line="276" w:lineRule="auto"/>
+      </w:pPr>
+      <w:r>
+        <w:rPr>
+          <w:rFonts w:ascii="Microsoft YaHei" w:hAnsi="Microsoft YaHei" w:eastAsia="Microsoft YaHei"/>
           <w:b/>
           <w:color w:val="2F5597"/>
           <w:sz w:val="20"/>
@@ -17602,11 +20175,11 @@
       </w:r>
       <w:r>
         <w:rPr>
-          <w:rFonts w:ascii="微软雅黑" w:hAnsi="微软雅黑" w:eastAsia="微软雅黑"/>
-          <w:b w:val="0"/>
-          <w:sz w:val="20"/>
-        </w:rPr>
-        <w:t>：排查资金问题时优先结合订单、活动和人工加扣款记录核对。</w:t>
+          <w:rFonts w:ascii="Microsoft YaHei" w:hAnsi="Microsoft YaHei" w:eastAsia="Microsoft YaHei"/>
+          <w:b w:val="0"/>
+          <w:sz w:val="20"/>
+        </w:rPr>
+        <w:t>：若表格中部分留存列显示为“-”，通常表示该统计日期尚未到达对应观察窗口或暂无有效数据，解读时不要与已完成窗口的数据直接混比。</w:t>
       </w:r>
     </w:p>
     <w:p>
@@ -17614,84 +20187,211 @@
         <w:pStyle w:val="5"/>
         <w:keepNext/>
         <w:spacing w:before="180" w:after="100" w:line="259" w:lineRule="auto"/>
-      </w:pPr>
-      <w:r>
         <w:rPr>
           <w:rFonts w:ascii="微软雅黑" w:hAnsi="微软雅黑" w:eastAsia="微软雅黑"/>
           <w:b/>
           <w:color w:val="2F5597"/>
           <w:sz w:val="25"/>
         </w:rPr>
-        <w:t>资金账变类型</w:t>
-      </w:r>
-    </w:p>
-    <w:p>
-      <w:pPr>
-        <w:pStyle w:val="16"/>
-        <w:spacing w:after="60" w:line="276" w:lineRule="auto"/>
-      </w:pPr>
-      <w:r>
-        <w:rPr>
-          <w:rFonts w:ascii="微软雅黑" w:hAnsi="微软雅黑" w:eastAsia="微软雅黑"/>
-          <w:b/>
-          <w:color w:val="2F5597"/>
-          <w:sz w:val="20"/>
-        </w:rPr>
-        <w:t>资金账变类型</w:t>
-      </w:r>
-      <w:r>
-        <w:rPr>
-          <w:rFonts w:ascii="微软雅黑" w:hAnsi="微软雅黑" w:eastAsia="微软雅黑"/>
-          <w:b w:val="0"/>
-          <w:sz w:val="20"/>
-        </w:rPr>
-        <w:t>：用于维护资金账变类型和展示名称。</w:t>
-      </w:r>
-    </w:p>
-    <w:p>
-      <w:pPr>
-        <w:pStyle w:val="16"/>
-        <w:spacing w:after="60" w:line="276" w:lineRule="auto"/>
-      </w:pPr>
-      <w:r>
-        <w:rPr>
-          <w:rFonts w:ascii="微软雅黑" w:hAnsi="微软雅黑" w:eastAsia="微软雅黑"/>
-          <w:b/>
-          <w:color w:val="2F5597"/>
-          <w:sz w:val="20"/>
-        </w:rPr>
-        <w:t>操作入口</w:t>
-      </w:r>
-      <w:r>
-        <w:rPr>
-          <w:rFonts w:ascii="微软雅黑" w:hAnsi="微软雅黑" w:eastAsia="微软雅黑"/>
-          <w:b w:val="0"/>
-          <w:sz w:val="20"/>
-        </w:rPr>
-        <w:t>：查看、启用、停用或调整账变类型配置。</w:t>
-      </w:r>
-    </w:p>
-    <w:p>
-      <w:pPr>
-        <w:pStyle w:val="16"/>
-        <w:spacing w:after="60" w:line="276" w:lineRule="auto"/>
-      </w:pPr>
-      <w:r>
-        <w:rPr>
-          <w:rFonts w:ascii="微软雅黑" w:hAnsi="微软雅黑" w:eastAsia="微软雅黑"/>
-          <w:b/>
-          <w:color w:val="2F5597"/>
-          <w:sz w:val="20"/>
-        </w:rPr>
-        <w:t>影响范围</w:t>
-      </w:r>
-      <w:r>
-        <w:rPr>
-          <w:rFonts w:ascii="微软雅黑" w:hAnsi="微软雅黑" w:eastAsia="微软雅黑"/>
-          <w:b w:val="0"/>
-          <w:sz w:val="20"/>
-        </w:rPr>
-        <w:t>：类型配置会影响账变筛选和前后台展示，调整前需确认口径。</w:t>
+      </w:pPr>
+      <w:r>
+        <w:rPr>
+          <w:rFonts w:ascii="Microsoft YaHei" w:hAnsi="Microsoft YaHei" w:eastAsia="Microsoft YaHei"/>
+          <w:b/>
+          <w:color w:val="2F5597"/>
+          <w:sz w:val="25"/>
+        </w:rPr>
+        <w:t>代理结算明细</w:t>
+      </w:r>
+    </w:p>
+    <w:p>
+      <w:pPr>
+        <w:spacing w:after="60" w:line="276" w:lineRule="auto"/>
+      </w:pPr>
+      <w:r>
+        <w:rPr>
+          <w:rFonts w:ascii="Microsoft YaHei" w:hAnsi="Microsoft YaHei" w:eastAsia="Microsoft YaHei"/>
+          <w:b w:val="0"/>
+          <w:sz w:val="20"/>
+        </w:rPr>
+        <w:t>代理结算明细用于按站点和结算时间汇总查看代理佣金与投注金额，是代理结算复核、渠道评估和财务对账的重要参考页面。</w:t>
+      </w:r>
+    </w:p>
+    <w:p>
+      <w:pPr>
+        <w:pStyle w:val="6"/>
+        <w:spacing w:after="60" w:line="276" w:lineRule="auto"/>
+      </w:pPr>
+      <w:r>
+        <w:rPr>
+          <w:rFonts w:ascii="Microsoft YaHei" w:hAnsi="Microsoft YaHei" w:eastAsia="Microsoft YaHei"/>
+          <w:b/>
+          <w:i/>
+          <w:color w:val="2F5597"/>
+          <w:sz w:val="21"/>
+        </w:rPr>
+        <w:t>页面概览</w:t>
+      </w:r>
+    </w:p>
+    <w:p>
+      <w:pPr>
+        <w:spacing w:after="60" w:line="276" w:lineRule="auto"/>
+      </w:pPr>
+      <w:r>
+        <w:rPr>
+          <w:rFonts w:ascii="Microsoft YaHei" w:hAnsi="Microsoft YaHei" w:eastAsia="Microsoft YaHei"/>
+          <w:b w:val="0"/>
+          <w:sz w:val="20"/>
+        </w:rPr>
+        <w:t>页面上方提供开始时间、结束时间、站点选择、搜索和重置入口，下方列表展示各结算日期的站点结算数据，并带有合计汇总行。</w:t>
+      </w:r>
+    </w:p>
+    <w:p>
+      <w:pPr>
+        <w:spacing w:after="40"/>
+        <w:jc w:val="center"/>
+      </w:pPr>
+      <w:r>
+        <w:drawing>
+          <wp:inline xmlns:a="http://schemas.openxmlformats.org/drawingml/2006/main" xmlns:pic="http://schemas.openxmlformats.org/drawingml/2006/picture">
+            <wp:extent cx="5852160" cy="1657000"/>
+            <wp:docPr id="161" name="Picture 161"/>
+            <wp:cNvGraphicFramePr>
+              <a:graphicFrameLocks noChangeAspect="1"/>
+            </wp:cNvGraphicFramePr>
+            <a:graphic>
+              <a:graphicData uri="http://schemas.openxmlformats.org/drawingml/2006/picture">
+                <pic:pic>
+                  <pic:nvPicPr>
+                    <pic:cNvPr id="0" name="image.png"/>
+                    <pic:cNvPicPr/>
+                  </pic:nvPicPr>
+                  <pic:blipFill>
+                    <a:blip r:embed="rId95"/>
+                    <a:stretch>
+                      <a:fillRect/>
+                    </a:stretch>
+                  </pic:blipFill>
+                  <pic:spPr>
+                    <a:xfrm>
+                      <a:off x="0" y="0"/>
+                      <a:ext cx="5852160" cy="1657000"/>
+                    </a:xfrm>
+                    <a:prstGeom prst="rect"/>
+                  </pic:spPr>
+                </pic:pic>
+              </a:graphicData>
+            </a:graphic>
+          </wp:inline>
+        </w:drawing>
+      </w:r>
+    </w:p>
+    <w:p>
+      <w:pPr>
+        <w:pStyle w:val="15"/>
+        <w:spacing w:after="120"/>
+        <w:jc w:val="center"/>
+      </w:pPr>
+      <w:r>
+        <w:rPr>
+          <w:rFonts w:ascii="Microsoft YaHei" w:hAnsi="Microsoft YaHei" w:eastAsia="Microsoft YaHei"/>
+          <w:b w:val="0"/>
+          <w:color w:val="707E92"/>
+          <w:sz w:val="18"/>
+        </w:rPr>
+        <w:t>图：代理结算明细页面，用于查看各结算日期的代理佣金与投注金额汇总。</w:t>
+      </w:r>
+    </w:p>
+    <w:p>
+      <w:pPr>
+        <w:pStyle w:val="16"/>
+        <w:spacing w:after="60" w:line="276" w:lineRule="auto"/>
+      </w:pPr>
+      <w:r>
+        <w:rPr>
+          <w:rFonts w:ascii="Microsoft YaHei" w:hAnsi="Microsoft YaHei" w:eastAsia="Microsoft YaHei"/>
+          <w:b/>
+          <w:color w:val="2F5597"/>
+          <w:sz w:val="20"/>
+        </w:rPr>
+        <w:t>筛选条件</w:t>
+      </w:r>
+      <w:r>
+        <w:rPr>
+          <w:rFonts w:ascii="Microsoft YaHei" w:hAnsi="Microsoft YaHei" w:eastAsia="Microsoft YaHei"/>
+          <w:b w:val="0"/>
+          <w:sz w:val="20"/>
+        </w:rPr>
+        <w:t>：支持按开始时间、结束时间和站点筛选数据。多站点运营时，建议先固定站点再查看，避免不同站点数据混在一起影响结算判断。</w:t>
+      </w:r>
+    </w:p>
+    <w:p>
+      <w:pPr>
+        <w:pStyle w:val="16"/>
+        <w:spacing w:after="60" w:line="276" w:lineRule="auto"/>
+      </w:pPr>
+      <w:r>
+        <w:rPr>
+          <w:rFonts w:ascii="Microsoft YaHei" w:hAnsi="Microsoft YaHei" w:eastAsia="Microsoft YaHei"/>
+          <w:b/>
+          <w:color w:val="2F5597"/>
+          <w:sz w:val="20"/>
+        </w:rPr>
+        <w:t>汇总字段</w:t>
+      </w:r>
+      <w:r>
+        <w:rPr>
+          <w:rFonts w:ascii="Microsoft YaHei" w:hAnsi="Microsoft YaHei" w:eastAsia="Microsoft YaHei"/>
+          <w:b w:val="0"/>
+          <w:sz w:val="20"/>
+        </w:rPr>
+        <w:t>：列表展示结算时间、站点名称、佣金和投注金额；顶部合计行会同步汇总当前筛选条件下的总佣金和总投注金额，方便快速掌握整体规模。</w:t>
+      </w:r>
+    </w:p>
+    <w:p>
+      <w:pPr>
+        <w:pStyle w:val="16"/>
+        <w:spacing w:after="60" w:line="276" w:lineRule="auto"/>
+      </w:pPr>
+      <w:r>
+        <w:rPr>
+          <w:rFonts w:ascii="Microsoft YaHei" w:hAnsi="Microsoft YaHei" w:eastAsia="Microsoft YaHei"/>
+          <w:b/>
+          <w:color w:val="2F5597"/>
+          <w:sz w:val="20"/>
+        </w:rPr>
+        <w:t>对账场景</w:t>
+      </w:r>
+      <w:r>
+        <w:rPr>
+          <w:rFonts w:ascii="Microsoft YaHei" w:hAnsi="Microsoft YaHei" w:eastAsia="Microsoft YaHei"/>
+          <w:b w:val="0"/>
+          <w:sz w:val="20"/>
+        </w:rPr>
+        <w:t>：结算前建议结合代理配置、代理返佣报表和相关账变记录核对佣金来源与投注基数，确认是否存在异常调整或跨站点口径差异。</w:t>
+      </w:r>
+    </w:p>
+    <w:p>
+      <w:pPr>
+        <w:pStyle w:val="16"/>
+        <w:spacing w:after="60" w:line="276" w:lineRule="auto"/>
+      </w:pPr>
+      <w:r>
+        <w:rPr>
+          <w:rFonts w:ascii="Microsoft YaHei" w:hAnsi="Microsoft YaHei" w:eastAsia="Microsoft YaHei"/>
+          <w:b/>
+          <w:color w:val="2F5597"/>
+          <w:sz w:val="20"/>
+        </w:rPr>
+        <w:t>使用要点</w:t>
+      </w:r>
+      <w:r>
+        <w:rPr>
+          <w:rFonts w:ascii="Microsoft YaHei" w:hAnsi="Microsoft YaHei" w:eastAsia="Microsoft YaHei"/>
+          <w:b w:val="0"/>
+          <w:sz w:val="20"/>
+        </w:rPr>
+        <w:t>：若某站点佣金与投注金额变化不匹配，应优先检查代理层级配置、返佣规则和统计时间范围是否一致，再决定是否进入明细级排查。</w:t>
       </w:r>
     </w:p>
     <w:p>
@@ -17699,61 +20399,528 @@
         <w:pStyle w:val="5"/>
         <w:keepNext/>
         <w:spacing w:before="180" w:after="100" w:line="259" w:lineRule="auto"/>
-      </w:pPr>
-      <w:r>
         <w:rPr>
           <w:rFonts w:ascii="微软雅黑" w:hAnsi="微软雅黑" w:eastAsia="微软雅黑"/>
           <w:b/>
           <w:color w:val="2F5597"/>
           <w:sz w:val="25"/>
         </w:rPr>
-        <w:t>打码管理</w:t>
-      </w:r>
-    </w:p>
-    <w:p>
-      <w:pPr>
-        <w:pStyle w:val="16"/>
-        <w:spacing w:after="60" w:line="276" w:lineRule="auto"/>
-      </w:pPr>
-      <w:r>
-        <w:rPr>
-          <w:rFonts w:ascii="微软雅黑" w:hAnsi="微软雅黑" w:eastAsia="微软雅黑"/>
-          <w:b/>
-          <w:color w:val="2F5597"/>
-          <w:sz w:val="20"/>
-        </w:rPr>
-        <w:t>打码管理</w:t>
-      </w:r>
-      <w:r>
-        <w:rPr>
-          <w:rFonts w:ascii="微软雅黑" w:hAnsi="微软雅黑" w:eastAsia="微软雅黑"/>
-          <w:b w:val="0"/>
-          <w:sz w:val="20"/>
-        </w:rPr>
-        <w:t>：用于查看和管理会员打码量要求。</w:t>
-      </w:r>
-    </w:p>
-    <w:p>
-      <w:pPr>
-        <w:pStyle w:val="16"/>
-        <w:spacing w:after="60" w:line="276" w:lineRule="auto"/>
-      </w:pPr>
-      <w:r>
-        <w:rPr>
-          <w:rFonts w:ascii="微软雅黑" w:hAnsi="微软雅黑" w:eastAsia="微软雅黑"/>
-          <w:b/>
-          <w:color w:val="2F5597"/>
-          <w:sz w:val="20"/>
-        </w:rPr>
-        <w:t>操作说明</w:t>
-      </w:r>
-      <w:r>
-        <w:rPr>
-          <w:rFonts w:ascii="微软雅黑" w:hAnsi="微软雅黑" w:eastAsia="微软雅黑"/>
-          <w:b w:val="0"/>
-          <w:sz w:val="20"/>
-        </w:rPr>
-        <w:t>：查询会员打码进度，核对活动、充值或人工调整产生的打码要求。</w:t>
+      </w:pPr>
+      <w:r>
+        <w:rPr>
+          <w:rFonts w:ascii="Microsoft YaHei" w:hAnsi="Microsoft YaHei" w:eastAsia="Microsoft YaHei"/>
+          <w:b/>
+          <w:color w:val="2F5597"/>
+          <w:sz w:val="25"/>
+        </w:rPr>
+        <w:t>VIP数据统计</w:t>
+      </w:r>
+    </w:p>
+    <w:p>
+      <w:pPr>
+        <w:spacing w:after="60" w:line="276" w:lineRule="auto"/>
+      </w:pPr>
+      <w:r>
+        <w:rPr>
+          <w:rFonts w:ascii="Microsoft YaHei" w:hAnsi="Microsoft YaHei" w:eastAsia="Microsoft YaHei"/>
+          <w:b w:val="0"/>
+          <w:sz w:val="20"/>
+        </w:rPr>
+        <w:t>VIP数据统计用于查看不同日期、不同 VIP 等级下的会员人数、升级人数以及充提表现，适合评估 VIP 体系运营效果和高价值会员活跃情况。</w:t>
+      </w:r>
+    </w:p>
+    <w:p>
+      <w:pPr>
+        <w:pStyle w:val="6"/>
+        <w:spacing w:after="60" w:line="276" w:lineRule="auto"/>
+      </w:pPr>
+      <w:r>
+        <w:rPr>
+          <w:rFonts w:ascii="Microsoft YaHei" w:hAnsi="Microsoft YaHei" w:eastAsia="Microsoft YaHei"/>
+          <w:b/>
+          <w:i/>
+          <w:color w:val="2F5597"/>
+          <w:sz w:val="21"/>
+        </w:rPr>
+        <w:t>页面概览</w:t>
+      </w:r>
+    </w:p>
+    <w:p>
+      <w:pPr>
+        <w:spacing w:after="60" w:line="276" w:lineRule="auto"/>
+      </w:pPr>
+      <w:r>
+        <w:rPr>
+          <w:rFonts w:ascii="Microsoft YaHei" w:hAnsi="Microsoft YaHei" w:eastAsia="Microsoft YaHei"/>
+          <w:b w:val="0"/>
+          <w:sz w:val="20"/>
+        </w:rPr>
+        <w:t>页面上方提供开始时间、结束时间、VIP 等级筛选、搜索、重置、导出报表和查看所有数据入口，下方列表展示 VIP 规模与充提相关指标。</w:t>
+      </w:r>
+    </w:p>
+    <w:p>
+      <w:pPr>
+        <w:spacing w:after="40"/>
+        <w:jc w:val="center"/>
+      </w:pPr>
+      <w:r>
+        <w:drawing>
+          <wp:inline xmlns:a="http://schemas.openxmlformats.org/drawingml/2006/main" xmlns:pic="http://schemas.openxmlformats.org/drawingml/2006/picture">
+            <wp:extent cx="5852160" cy="2040138"/>
+            <wp:docPr id="162" name="Picture 162"/>
+            <wp:cNvGraphicFramePr>
+              <a:graphicFrameLocks noChangeAspect="1"/>
+            </wp:cNvGraphicFramePr>
+            <a:graphic>
+              <a:graphicData uri="http://schemas.openxmlformats.org/drawingml/2006/picture">
+                <pic:pic>
+                  <pic:nvPicPr>
+                    <pic:cNvPr id="0" name="image.png"/>
+                    <pic:cNvPicPr/>
+                  </pic:nvPicPr>
+                  <pic:blipFill>
+                    <a:blip r:embed="rId96"/>
+                    <a:stretch>
+                      <a:fillRect/>
+                    </a:stretch>
+                  </pic:blipFill>
+                  <pic:spPr>
+                    <a:xfrm>
+                      <a:off x="0" y="0"/>
+                      <a:ext cx="5852160" cy="2040138"/>
+                    </a:xfrm>
+                    <a:prstGeom prst="rect"/>
+                  </pic:spPr>
+                </pic:pic>
+              </a:graphicData>
+            </a:graphic>
+          </wp:inline>
+        </w:drawing>
+      </w:r>
+    </w:p>
+    <w:p>
+      <w:pPr>
+        <w:pStyle w:val="15"/>
+        <w:spacing w:after="120"/>
+        <w:jc w:val="center"/>
+      </w:pPr>
+      <w:r>
+        <w:rPr>
+          <w:rFonts w:ascii="Microsoft YaHei" w:hAnsi="Microsoft YaHei" w:eastAsia="Microsoft YaHei"/>
+          <w:b w:val="0"/>
+          <w:color w:val="707E92"/>
+          <w:sz w:val="18"/>
+        </w:rPr>
+        <w:t>图：VIP数据统计页面，用于查看各 VIP 等级的人数、升级人数及充提差等指标。</w:t>
+      </w:r>
+    </w:p>
+    <w:p>
+      <w:pPr>
+        <w:pStyle w:val="16"/>
+        <w:spacing w:after="60" w:line="276" w:lineRule="auto"/>
+      </w:pPr>
+      <w:r>
+        <w:rPr>
+          <w:rFonts w:ascii="Microsoft YaHei" w:hAnsi="Microsoft YaHei" w:eastAsia="Microsoft YaHei"/>
+          <w:b/>
+          <w:color w:val="2F5597"/>
+          <w:sz w:val="20"/>
+        </w:rPr>
+        <w:t>筛选维度</w:t>
+      </w:r>
+      <w:r>
+        <w:rPr>
+          <w:rFonts w:ascii="Microsoft YaHei" w:hAnsi="Microsoft YaHei" w:eastAsia="Microsoft YaHei"/>
+          <w:b w:val="0"/>
+          <w:sz w:val="20"/>
+        </w:rPr>
+        <w:t>：支持按时间范围和 VIP 等级查询数据。做等级复盘时，可按单一等级查看；做整体评估时，可切换查看全部等级。</w:t>
+      </w:r>
+    </w:p>
+    <w:p>
+      <w:pPr>
+        <w:pStyle w:val="16"/>
+        <w:spacing w:after="60" w:line="276" w:lineRule="auto"/>
+      </w:pPr>
+      <w:r>
+        <w:rPr>
+          <w:rFonts w:ascii="Microsoft YaHei" w:hAnsi="Microsoft YaHei" w:eastAsia="Microsoft YaHei"/>
+          <w:b/>
+          <w:color w:val="2F5597"/>
+          <w:sz w:val="20"/>
+        </w:rPr>
+        <w:t>核心指标</w:t>
+      </w:r>
+      <w:r>
+        <w:rPr>
+          <w:rFonts w:ascii="Microsoft YaHei" w:hAnsi="Microsoft YaHei" w:eastAsia="Microsoft YaHei"/>
+          <w:b w:val="0"/>
+          <w:sz w:val="20"/>
+        </w:rPr>
+        <w:t>：列表包含日期、VIP 等级、VIP 人数、每日升级人数、充值人数、充值金额、提现人数、提现金额和充提差，可用于判断高价值会员规模变化与资金表现。</w:t>
+      </w:r>
+    </w:p>
+    <w:p>
+      <w:pPr>
+        <w:pStyle w:val="16"/>
+        <w:spacing w:after="60" w:line="276" w:lineRule="auto"/>
+      </w:pPr>
+      <w:r>
+        <w:rPr>
+          <w:rFonts w:ascii="Microsoft YaHei" w:hAnsi="Microsoft YaHei" w:eastAsia="Microsoft YaHei"/>
+          <w:b/>
+          <w:color w:val="2F5597"/>
+          <w:sz w:val="20"/>
+        </w:rPr>
+        <w:t>运营用途</w:t>
+      </w:r>
+      <w:r>
+        <w:rPr>
+          <w:rFonts w:ascii="Microsoft YaHei" w:hAnsi="Microsoft YaHei" w:eastAsia="Microsoft YaHei"/>
+          <w:b w:val="0"/>
+          <w:sz w:val="20"/>
+        </w:rPr>
+        <w:t>：当某等级 VIP 人数增长但充值金额未同步提升时，建议结合用户分析、会员活动和客服运营动作继续判断该等级会员的真实质量与活跃度。</w:t>
+      </w:r>
+    </w:p>
+    <w:p>
+      <w:pPr>
+        <w:pStyle w:val="16"/>
+        <w:spacing w:after="60" w:line="276" w:lineRule="auto"/>
+      </w:pPr>
+      <w:r>
+        <w:rPr>
+          <w:rFonts w:ascii="Microsoft YaHei" w:hAnsi="Microsoft YaHei" w:eastAsia="Microsoft YaHei"/>
+          <w:b/>
+          <w:color w:val="2F5597"/>
+          <w:sz w:val="20"/>
+        </w:rPr>
+        <w:t>查看所有数据</w:t>
+      </w:r>
+      <w:r>
+        <w:rPr>
+          <w:rFonts w:ascii="Microsoft YaHei" w:hAnsi="Microsoft YaHei" w:eastAsia="Microsoft YaHei"/>
+          <w:b w:val="0"/>
+          <w:sz w:val="20"/>
+        </w:rPr>
+        <w:t>：“查看所有数据”适合在筛选条件较多时回到全量视角重新核对；导出报表则更适合沉淀周期性 VIP 经营分析结果。</w:t>
+      </w:r>
+    </w:p>
+    <w:p>
+      <w:pPr>
+        <w:pStyle w:val="5"/>
+        <w:keepNext/>
+        <w:spacing w:before="180" w:after="100" w:line="259" w:lineRule="auto"/>
+      </w:pPr>
+      <w:r>
+        <w:rPr>
+          <w:rFonts w:ascii="微软雅黑" w:hAnsi="微软雅黑" w:eastAsia="微软雅黑"/>
+          <w:b/>
+          <w:color w:val="2F5597"/>
+          <w:sz w:val="25"/>
+        </w:rPr>
+        <w:t>数据排行</w:t>
+      </w:r>
+    </w:p>
+    <w:p>
+      <w:pPr>
+        <w:pStyle w:val="16"/>
+        <w:spacing w:after="60" w:line="276" w:lineRule="auto"/>
+      </w:pPr>
+      <w:r>
+        <w:rPr>
+          <w:rFonts w:ascii="微软雅黑" w:hAnsi="微软雅黑" w:eastAsia="微软雅黑"/>
+          <w:b/>
+          <w:color w:val="2F5597"/>
+          <w:sz w:val="20"/>
+        </w:rPr>
+        <w:t>数据排行</w:t>
+      </w:r>
+      <w:r>
+        <w:rPr>
+          <w:rFonts w:ascii="微软雅黑" w:hAnsi="微软雅黑" w:eastAsia="微软雅黑"/>
+          <w:b w:val="0"/>
+          <w:sz w:val="20"/>
+        </w:rPr>
+        <w:t>：用于查看会员、游戏或渠道相关排行。</w:t>
+      </w:r>
+    </w:p>
+    <w:p>
+      <w:pPr>
+        <w:pStyle w:val="16"/>
+        <w:spacing w:after="60" w:line="276" w:lineRule="auto"/>
+      </w:pPr>
+      <w:r>
+        <w:rPr>
+          <w:rFonts w:ascii="微软雅黑" w:hAnsi="微软雅黑" w:eastAsia="微软雅黑"/>
+          <w:b/>
+          <w:color w:val="2F5597"/>
+          <w:sz w:val="20"/>
+        </w:rPr>
+        <w:t>筛选与查看</w:t>
+      </w:r>
+      <w:r>
+        <w:rPr>
+          <w:rFonts w:ascii="微软雅黑" w:hAnsi="微软雅黑" w:eastAsia="微软雅黑"/>
+          <w:b w:val="0"/>
+          <w:sz w:val="20"/>
+        </w:rPr>
+        <w:t>：按指标和时间筛选，查看充值、投注、输赢等排名。</w:t>
+      </w:r>
+    </w:p>
+    <w:p>
+      <w:pPr>
+        <w:pStyle w:val="16"/>
+        <w:spacing w:after="60" w:line="276" w:lineRule="auto"/>
+      </w:pPr>
+      <w:r>
+        <w:rPr>
+          <w:rFonts w:ascii="微软雅黑" w:hAnsi="微软雅黑" w:eastAsia="微软雅黑"/>
+          <w:b/>
+          <w:color w:val="2F5597"/>
+          <w:sz w:val="20"/>
+        </w:rPr>
+        <w:t>核对要点</w:t>
+      </w:r>
+      <w:r>
+        <w:rPr>
+          <w:rFonts w:ascii="微软雅黑" w:hAnsi="微软雅黑" w:eastAsia="微软雅黑"/>
+          <w:b w:val="0"/>
+          <w:sz w:val="20"/>
+        </w:rPr>
+        <w:t>：排行用于发现重点会员和异常数据，需结合明细记录核对。</w:t>
+      </w:r>
+    </w:p>
+    <w:p>
+      <w:pPr>
+        <w:pStyle w:val="5"/>
+        <w:keepNext/>
+        <w:spacing w:before="180" w:after="100" w:line="259" w:lineRule="auto"/>
+      </w:pPr>
+      <w:r>
+        <w:rPr>
+          <w:rFonts w:ascii="微软雅黑" w:hAnsi="微软雅黑" w:eastAsia="微软雅黑"/>
+          <w:b/>
+          <w:color w:val="2F5597"/>
+          <w:sz w:val="25"/>
+        </w:rPr>
+        <w:t>游戏记录</w:t>
+      </w:r>
+    </w:p>
+    <w:p>
+      <w:pPr>
+        <w:pStyle w:val="16"/>
+        <w:spacing w:after="60" w:line="276" w:lineRule="auto"/>
+      </w:pPr>
+      <w:r>
+        <w:rPr>
+          <w:rFonts w:ascii="微软雅黑" w:hAnsi="微软雅黑" w:eastAsia="微软雅黑"/>
+          <w:b/>
+          <w:color w:val="2F5597"/>
+          <w:sz w:val="20"/>
+        </w:rPr>
+        <w:t>游戏记录</w:t>
+      </w:r>
+      <w:r>
+        <w:rPr>
+          <w:rFonts w:ascii="微软雅黑" w:hAnsi="微软雅黑" w:eastAsia="微软雅黑"/>
+          <w:b w:val="0"/>
+          <w:sz w:val="20"/>
+        </w:rPr>
+        <w:t>：用于查询玩家游戏投注记录。</w:t>
+      </w:r>
+    </w:p>
+    <w:p>
+      <w:pPr>
+        <w:pStyle w:val="16"/>
+        <w:spacing w:after="60" w:line="276" w:lineRule="auto"/>
+      </w:pPr>
+      <w:r>
+        <w:rPr>
+          <w:rFonts w:ascii="微软雅黑" w:hAnsi="微软雅黑" w:eastAsia="微软雅黑"/>
+          <w:b/>
+          <w:color w:val="2F5597"/>
+          <w:sz w:val="20"/>
+        </w:rPr>
+        <w:t>筛选与查看</w:t>
+      </w:r>
+      <w:r>
+        <w:rPr>
+          <w:rFonts w:ascii="微软雅黑" w:hAnsi="微软雅黑" w:eastAsia="微软雅黑"/>
+          <w:b w:val="0"/>
+          <w:sz w:val="20"/>
+        </w:rPr>
+        <w:t>：按玩家、游戏、订单号、状态或时间筛选，查看投注明细。</w:t>
+      </w:r>
+    </w:p>
+    <w:p>
+      <w:pPr>
+        <w:pStyle w:val="16"/>
+        <w:spacing w:after="60" w:line="276" w:lineRule="auto"/>
+      </w:pPr>
+      <w:r>
+        <w:rPr>
+          <w:rFonts w:ascii="微软雅黑" w:hAnsi="微软雅黑" w:eastAsia="微软雅黑"/>
+          <w:b/>
+          <w:color w:val="2F5597"/>
+          <w:sz w:val="20"/>
+        </w:rPr>
+        <w:t>排查要点</w:t>
+      </w:r>
+      <w:r>
+        <w:rPr>
+          <w:rFonts w:ascii="微软雅黑" w:hAnsi="微软雅黑" w:eastAsia="微软雅黑"/>
+          <w:b w:val="0"/>
+          <w:sz w:val="20"/>
+        </w:rPr>
+        <w:t>：排查输赢争议时应结合游戏记录、账变和订单状态。</w:t>
+      </w:r>
+    </w:p>
+    <w:p>
+      <w:pPr>
+        <w:pStyle w:val="5"/>
+        <w:keepNext/>
+        <w:spacing w:before="180" w:after="100" w:line="259" w:lineRule="auto"/>
+      </w:pPr>
+      <w:r>
+        <w:rPr>
+          <w:rFonts w:ascii="微软雅黑" w:hAnsi="微软雅黑" w:eastAsia="微软雅黑"/>
+          <w:b/>
+          <w:color w:val="2F5597"/>
+          <w:sz w:val="25"/>
+        </w:rPr>
+        <w:t>用户留存</w:t>
+      </w:r>
+    </w:p>
+    <w:p>
+      <w:pPr>
+        <w:pStyle w:val="16"/>
+        <w:spacing w:after="60" w:line="276" w:lineRule="auto"/>
+      </w:pPr>
+      <w:r>
+        <w:rPr>
+          <w:rFonts w:ascii="微软雅黑" w:hAnsi="微软雅黑" w:eastAsia="微软雅黑"/>
+          <w:b/>
+          <w:color w:val="2F5597"/>
+          <w:sz w:val="20"/>
+        </w:rPr>
+        <w:t>用户留存</w:t>
+      </w:r>
+      <w:r>
+        <w:rPr>
+          <w:rFonts w:ascii="微软雅黑" w:hAnsi="微软雅黑" w:eastAsia="微软雅黑"/>
+          <w:b w:val="0"/>
+          <w:sz w:val="20"/>
+        </w:rPr>
+        <w:t>：用于查看注册或活跃用户的留存情况。</w:t>
+      </w:r>
+    </w:p>
+    <w:p>
+      <w:pPr>
+        <w:pStyle w:val="16"/>
+        <w:spacing w:after="60" w:line="276" w:lineRule="auto"/>
+      </w:pPr>
+      <w:r>
+        <w:rPr>
+          <w:rFonts w:ascii="微软雅黑" w:hAnsi="微软雅黑" w:eastAsia="微软雅黑"/>
+          <w:b/>
+          <w:color w:val="2F5597"/>
+          <w:sz w:val="20"/>
+        </w:rPr>
+        <w:t>筛选与查看</w:t>
+      </w:r>
+      <w:r>
+        <w:rPr>
+          <w:rFonts w:ascii="微软雅黑" w:hAnsi="微软雅黑" w:eastAsia="微软雅黑"/>
+          <w:b w:val="0"/>
+          <w:sz w:val="20"/>
+        </w:rPr>
+        <w:t>：按日期、渠道或用户分组筛选，查看留存比例。</w:t>
+      </w:r>
+    </w:p>
+    <w:p>
+      <w:pPr>
+        <w:pStyle w:val="16"/>
+        <w:spacing w:after="60" w:line="276" w:lineRule="auto"/>
+      </w:pPr>
+      <w:r>
+        <w:rPr>
+          <w:rFonts w:ascii="微软雅黑" w:hAnsi="微软雅黑" w:eastAsia="微软雅黑"/>
+          <w:b/>
+          <w:color w:val="2F5597"/>
+          <w:sz w:val="20"/>
+        </w:rPr>
+        <w:t>分析要点</w:t>
+      </w:r>
+      <w:r>
+        <w:rPr>
+          <w:rFonts w:ascii="微软雅黑" w:hAnsi="微软雅黑" w:eastAsia="微软雅黑"/>
+          <w:b w:val="0"/>
+          <w:sz w:val="20"/>
+        </w:rPr>
+        <w:t>：留存分析用于评估渠道质量和运营活动效果。</w:t>
+      </w:r>
+    </w:p>
+    <w:p>
+      <w:pPr>
+        <w:pStyle w:val="5"/>
+        <w:keepNext/>
+        <w:spacing w:before="180" w:after="100" w:line="259" w:lineRule="auto"/>
+      </w:pPr>
+      <w:r>
+        <w:rPr>
+          <w:rFonts w:ascii="微软雅黑" w:hAnsi="微软雅黑" w:eastAsia="微软雅黑"/>
+          <w:b/>
+          <w:color w:val="2F5597"/>
+          <w:sz w:val="25"/>
+        </w:rPr>
+        <w:t>用户分析</w:t>
+      </w:r>
+    </w:p>
+    <w:p>
+      <w:pPr>
+        <w:pStyle w:val="16"/>
+        <w:spacing w:after="60" w:line="276" w:lineRule="auto"/>
+      </w:pPr>
+      <w:r>
+        <w:rPr>
+          <w:rFonts w:ascii="微软雅黑" w:hAnsi="微软雅黑" w:eastAsia="微软雅黑"/>
+          <w:b/>
+          <w:color w:val="2F5597"/>
+          <w:sz w:val="20"/>
+        </w:rPr>
+        <w:t>用户分析</w:t>
+      </w:r>
+      <w:r>
+        <w:rPr>
+          <w:rFonts w:ascii="微软雅黑" w:hAnsi="微软雅黑" w:eastAsia="微软雅黑"/>
+          <w:b w:val="0"/>
+          <w:sz w:val="20"/>
+        </w:rPr>
+        <w:t>：用于分析用户结构、活跃和行为数据。</w:t>
+      </w:r>
+    </w:p>
+    <w:p>
+      <w:pPr>
+        <w:pStyle w:val="16"/>
+        <w:spacing w:after="60" w:line="276" w:lineRule="auto"/>
+      </w:pPr>
+      <w:r>
+        <w:rPr>
+          <w:rFonts w:ascii="微软雅黑" w:hAnsi="微软雅黑" w:eastAsia="微软雅黑"/>
+          <w:b/>
+          <w:color w:val="2F5597"/>
+          <w:sz w:val="20"/>
+        </w:rPr>
+        <w:t>筛选与查看</w:t>
+      </w:r>
+      <w:r>
+        <w:rPr>
+          <w:rFonts w:ascii="微软雅黑" w:hAnsi="微软雅黑" w:eastAsia="微软雅黑"/>
+          <w:b w:val="0"/>
+          <w:sz w:val="20"/>
+        </w:rPr>
+        <w:t>：按时间、渠道或用户类型筛选，查看新增、活跃、充值等指标。</w:t>
       </w:r>
     </w:p>
     <w:p>
@@ -17776,7 +20943,262 @@
           <w:b w:val="0"/>
           <w:sz w:val="20"/>
         </w:rPr>
-        <w:t>：处理提现或活动问题时，应结合打码完成情况判断。</w:t>
+        <w:t>：用于用户运营决策，需结合留存、充值和活动数据判断。</w:t>
+      </w:r>
+    </w:p>
+    <w:p>
+      <w:pPr>
+        <w:pStyle w:val="5"/>
+        <w:keepNext/>
+        <w:spacing w:before="180" w:after="100" w:line="259" w:lineRule="auto"/>
+      </w:pPr>
+      <w:r>
+        <w:rPr>
+          <w:rFonts w:ascii="微软雅黑" w:hAnsi="微软雅黑" w:eastAsia="微软雅黑"/>
+          <w:b/>
+          <w:color w:val="2F5597"/>
+          <w:sz w:val="25"/>
+        </w:rPr>
+        <w:t>活动统计报表</w:t>
+      </w:r>
+    </w:p>
+    <w:p>
+      <w:pPr>
+        <w:pStyle w:val="16"/>
+        <w:spacing w:after="60" w:line="276" w:lineRule="auto"/>
+      </w:pPr>
+      <w:r>
+        <w:rPr>
+          <w:rFonts w:ascii="微软雅黑" w:hAnsi="微软雅黑" w:eastAsia="微软雅黑"/>
+          <w:b/>
+          <w:color w:val="2F5597"/>
+          <w:sz w:val="20"/>
+        </w:rPr>
+        <w:t>活动统计报表</w:t>
+      </w:r>
+      <w:r>
+        <w:rPr>
+          <w:rFonts w:ascii="微软雅黑" w:hAnsi="微软雅黑" w:eastAsia="微软雅黑"/>
+          <w:b w:val="0"/>
+          <w:sz w:val="20"/>
+        </w:rPr>
+        <w:t>：用于统计活动参与和奖励数据。</w:t>
+      </w:r>
+    </w:p>
+    <w:p>
+      <w:pPr>
+        <w:pStyle w:val="16"/>
+        <w:spacing w:after="60" w:line="276" w:lineRule="auto"/>
+      </w:pPr>
+      <w:r>
+        <w:rPr>
+          <w:rFonts w:ascii="微软雅黑" w:hAnsi="微软雅黑" w:eastAsia="微软雅黑"/>
+          <w:b/>
+          <w:color w:val="2F5597"/>
+          <w:sz w:val="20"/>
+        </w:rPr>
+        <w:t>筛选与查看</w:t>
+      </w:r>
+      <w:r>
+        <w:rPr>
+          <w:rFonts w:ascii="微软雅黑" w:hAnsi="微软雅黑" w:eastAsia="微软雅黑"/>
+          <w:b w:val="0"/>
+          <w:sz w:val="20"/>
+        </w:rPr>
+        <w:t>：按活动和时间筛选，查看参与人数、奖励金额和转化情况。</w:t>
+      </w:r>
+    </w:p>
+    <w:p>
+      <w:pPr>
+        <w:pStyle w:val="16"/>
+        <w:spacing w:after="60" w:line="276" w:lineRule="auto"/>
+      </w:pPr>
+      <w:r>
+        <w:rPr>
+          <w:rFonts w:ascii="微软雅黑" w:hAnsi="微软雅黑" w:eastAsia="微软雅黑"/>
+          <w:b/>
+          <w:color w:val="2F5597"/>
+          <w:sz w:val="20"/>
+        </w:rPr>
+        <w:t>核对要点</w:t>
+      </w:r>
+      <w:r>
+        <w:rPr>
+          <w:rFonts w:ascii="微软雅黑" w:hAnsi="微软雅黑" w:eastAsia="微软雅黑"/>
+          <w:b w:val="0"/>
+          <w:sz w:val="20"/>
+        </w:rPr>
+        <w:t>：用于活动效果复盘，需结合优惠数据和账变记录核对。</w:t>
+      </w:r>
+    </w:p>
+    <w:p>
+      <w:pPr>
+        <w:pStyle w:val="5"/>
+        <w:keepNext/>
+        <w:spacing w:before="180" w:after="100" w:line="259" w:lineRule="auto"/>
+      </w:pPr>
+      <w:r>
+        <w:rPr>
+          <w:rFonts w:ascii="微软雅黑" w:hAnsi="微软雅黑" w:eastAsia="微软雅黑"/>
+          <w:b/>
+          <w:color w:val="2F5597"/>
+          <w:sz w:val="25"/>
+        </w:rPr>
+        <w:t>充值分布表</w:t>
+      </w:r>
+    </w:p>
+    <w:p>
+      <w:pPr>
+        <w:pStyle w:val="16"/>
+        <w:spacing w:after="60" w:line="276" w:lineRule="auto"/>
+      </w:pPr>
+      <w:r>
+        <w:rPr>
+          <w:rFonts w:ascii="微软雅黑" w:hAnsi="微软雅黑" w:eastAsia="微软雅黑"/>
+          <w:b/>
+          <w:color w:val="2F5597"/>
+          <w:sz w:val="20"/>
+        </w:rPr>
+        <w:t>充值分布表</w:t>
+      </w:r>
+      <w:r>
+        <w:rPr>
+          <w:rFonts w:ascii="微软雅黑" w:hAnsi="微软雅黑" w:eastAsia="微软雅黑"/>
+          <w:b w:val="0"/>
+          <w:sz w:val="20"/>
+        </w:rPr>
+        <w:t>：用于查看充值金额、次数和用户分布。</w:t>
+      </w:r>
+    </w:p>
+    <w:p>
+      <w:pPr>
+        <w:pStyle w:val="16"/>
+        <w:spacing w:after="60" w:line="276" w:lineRule="auto"/>
+      </w:pPr>
+      <w:r>
+        <w:rPr>
+          <w:rFonts w:ascii="微软雅黑" w:hAnsi="微软雅黑" w:eastAsia="微软雅黑"/>
+          <w:b/>
+          <w:color w:val="2F5597"/>
+          <w:sz w:val="20"/>
+        </w:rPr>
+        <w:t>筛选与查看</w:t>
+      </w:r>
+      <w:r>
+        <w:rPr>
+          <w:rFonts w:ascii="微软雅黑" w:hAnsi="微软雅黑" w:eastAsia="微软雅黑"/>
+          <w:b w:val="0"/>
+          <w:sz w:val="20"/>
+        </w:rPr>
+        <w:t>：按时间、金额区间或渠道筛选，查看充值结构。</w:t>
+      </w:r>
+    </w:p>
+    <w:p>
+      <w:pPr>
+        <w:pStyle w:val="16"/>
+        <w:spacing w:after="60" w:line="276" w:lineRule="auto"/>
+      </w:pPr>
+      <w:r>
+        <w:rPr>
+          <w:rFonts w:ascii="微软雅黑" w:hAnsi="微软雅黑" w:eastAsia="微软雅黑"/>
+          <w:b/>
+          <w:color w:val="2F5597"/>
+          <w:sz w:val="20"/>
+        </w:rPr>
+        <w:t>分析要点</w:t>
+      </w:r>
+      <w:r>
+        <w:rPr>
+          <w:rFonts w:ascii="微软雅黑" w:hAnsi="微软雅黑" w:eastAsia="微软雅黑"/>
+          <w:b w:val="0"/>
+          <w:sz w:val="20"/>
+        </w:rPr>
+        <w:t>：用于分析充值习惯和优化充值配置。</w:t>
+      </w:r>
+    </w:p>
+    <w:p>
+      <w:pPr>
+        <w:pStyle w:val="5"/>
+        <w:keepNext/>
+        <w:spacing w:before="180" w:after="100" w:line="259" w:lineRule="auto"/>
+      </w:pPr>
+      <w:r>
+        <w:rPr>
+          <w:rFonts w:ascii="微软雅黑" w:hAnsi="微软雅黑" w:eastAsia="微软雅黑"/>
+          <w:b/>
+          <w:color w:val="2F5597"/>
+          <w:sz w:val="25"/>
+        </w:rPr>
+        <w:t>任务统计报表</w:t>
+      </w:r>
+    </w:p>
+    <w:p>
+      <w:pPr>
+        <w:pStyle w:val="16"/>
+        <w:spacing w:after="60" w:line="276" w:lineRule="auto"/>
+      </w:pPr>
+      <w:r>
+        <w:rPr>
+          <w:rFonts w:ascii="微软雅黑" w:hAnsi="微软雅黑" w:eastAsia="微软雅黑"/>
+          <w:b/>
+          <w:color w:val="2F5597"/>
+          <w:sz w:val="20"/>
+        </w:rPr>
+        <w:t>任务统计报表</w:t>
+      </w:r>
+      <w:r>
+        <w:rPr>
+          <w:rFonts w:ascii="微软雅黑" w:hAnsi="微软雅黑" w:eastAsia="微软雅黑"/>
+          <w:b w:val="0"/>
+          <w:sz w:val="20"/>
+        </w:rPr>
+        <w:t>：用于查看任务参与和完成数据。</w:t>
+      </w:r>
+    </w:p>
+    <w:p>
+      <w:pPr>
+        <w:pStyle w:val="16"/>
+        <w:spacing w:after="60" w:line="276" w:lineRule="auto"/>
+      </w:pPr>
+      <w:r>
+        <w:rPr>
+          <w:rFonts w:ascii="微软雅黑" w:hAnsi="微软雅黑" w:eastAsia="微软雅黑"/>
+          <w:b/>
+          <w:color w:val="2F5597"/>
+          <w:sz w:val="20"/>
+        </w:rPr>
+        <w:t>筛选与查看</w:t>
+      </w:r>
+      <w:r>
+        <w:rPr>
+          <w:rFonts w:ascii="微软雅黑" w:hAnsi="微软雅黑" w:eastAsia="微软雅黑"/>
+          <w:b w:val="0"/>
+          <w:sz w:val="20"/>
+        </w:rPr>
+        <w:t>：按任务和时间筛选，查看参与人数、完成数和奖励发放。</w:t>
+      </w:r>
+    </w:p>
+    <w:p>
+      <w:pPr>
+        <w:pStyle w:val="16"/>
+        <w:spacing w:after="60" w:line="276" w:lineRule="auto"/>
+      </w:pPr>
+      <w:r>
+        <w:rPr>
+          <w:rFonts w:ascii="微软雅黑" w:hAnsi="微软雅黑" w:eastAsia="微软雅黑"/>
+          <w:b/>
+          <w:color w:val="2F5597"/>
+          <w:sz w:val="20"/>
+        </w:rPr>
+        <w:t>使用要点</w:t>
+      </w:r>
+      <w:r>
+        <w:rPr>
+          <w:rFonts w:ascii="微软雅黑" w:hAnsi="微软雅黑" w:eastAsia="微软雅黑"/>
+          <w:b w:val="0"/>
+          <w:sz w:val="20"/>
+        </w:rPr>
+        <w:t>：用于评估任务效果，需结合任务配置和奖励记录。</w:t>
       </w:r>
     </w:p>
     <w:p>
@@ -17785,1342 +21207,8 @@
         <w:keepNext/>
         <w:spacing w:before="360" w:after="240" w:line="276" w:lineRule="auto"/>
       </w:pPr>
-      <w:r>
-        <w:rPr>
-          <w:rFonts w:ascii="微软雅黑" w:hAnsi="微软雅黑" w:eastAsia="微软雅黑"/>
-          <w:b/>
-          <w:color w:val="17365D"/>
-          <w:sz w:val="40"/>
-        </w:rPr>
-        <w:t>八、数据报表</w:t>
-      </w:r>
-    </w:p>
-    <w:p>
-      <w:pPr>
-        <w:pStyle w:val="4"/>
-        <w:keepNext/>
-        <w:spacing w:before="240" w:after="140" w:line="269" w:lineRule="auto"/>
-      </w:pPr>
-      <w:r>
-        <w:rPr>
-          <w:rFonts w:ascii="微软雅黑" w:hAnsi="微软雅黑" w:eastAsia="微软雅黑"/>
-          <w:b/>
-          <w:color w:val="1F4E79"/>
-          <w:sz w:val="30"/>
-        </w:rPr>
-        <w:t>模块定位</w:t>
-      </w:r>
-    </w:p>
-    <w:p>
-      <w:pPr>
-        <w:spacing w:after="60" w:line="276" w:lineRule="auto"/>
-      </w:pPr>
-      <w:r>
-        <w:rPr>
-          <w:rFonts w:ascii="微软雅黑" w:hAnsi="微软雅黑" w:eastAsia="微软雅黑"/>
-          <w:b w:val="0"/>
-          <w:sz w:val="20"/>
-        </w:rPr>
-        <w:t>本章节按后台真实菜单顺序整理，页面说明与后台左侧菜单保持一致，便于商户按菜单路径查找和操作。</w:t>
-      </w:r>
-    </w:p>
-    <w:p>
-      <w:pPr>
-        <w:pStyle w:val="4"/>
-        <w:keepNext/>
-        <w:spacing w:before="240" w:after="140" w:line="269" w:lineRule="auto"/>
-      </w:pPr>
-      <w:r>
-        <w:rPr>
-          <w:rFonts w:ascii="微软雅黑" w:hAnsi="微软雅黑" w:eastAsia="微软雅黑"/>
-          <w:b/>
-          <w:color w:val="1F4E79"/>
-          <w:sz w:val="30"/>
-        </w:rPr>
-        <w:t>页面说明</w:t>
-      </w:r>
-    </w:p>
-    <w:p>
-      <w:pPr>
-        <w:pStyle w:val="5"/>
-        <w:keepNext/>
-        <w:spacing w:before="180" w:after="100" w:line="259" w:lineRule="auto"/>
-      </w:pPr>
-      <w:r>
-        <w:rPr>
-          <w:rFonts w:ascii="微软雅黑" w:hAnsi="微软雅黑" w:eastAsia="微软雅黑"/>
-          <w:b/>
-          <w:color w:val="2F5597"/>
-          <w:sz w:val="25"/>
-        </w:rPr>
-        <w:t>综合数据报表</w:t>
-      </w:r>
-    </w:p>
-    <w:p>
-      <w:pPr>
-        <w:pStyle w:val="16"/>
-        <w:spacing w:after="60" w:line="276" w:lineRule="auto"/>
-      </w:pPr>
-      <w:r>
-        <w:rPr>
-          <w:rFonts w:ascii="微软雅黑" w:hAnsi="微软雅黑" w:eastAsia="微软雅黑"/>
-          <w:b/>
-          <w:color w:val="2F5597"/>
-          <w:sz w:val="20"/>
-        </w:rPr>
-        <w:t>综合数据报表</w:t>
-      </w:r>
-      <w:r>
-        <w:rPr>
-          <w:rFonts w:ascii="微软雅黑" w:hAnsi="微软雅黑" w:eastAsia="微软雅黑"/>
-          <w:b w:val="0"/>
-          <w:sz w:val="20"/>
-        </w:rPr>
-        <w:t>：用于查看站点综合运营数据。</w:t>
-      </w:r>
-    </w:p>
-    <w:p>
-      <w:pPr>
-        <w:pStyle w:val="16"/>
-        <w:spacing w:after="60" w:line="276" w:lineRule="auto"/>
-      </w:pPr>
-      <w:r>
-        <w:rPr>
-          <w:rFonts w:ascii="微软雅黑" w:hAnsi="微软雅黑" w:eastAsia="微软雅黑"/>
-          <w:b/>
-          <w:color w:val="2F5597"/>
-          <w:sz w:val="20"/>
-        </w:rPr>
-        <w:t>筛选条件</w:t>
-      </w:r>
-      <w:r>
-        <w:rPr>
-          <w:rFonts w:ascii="微软雅黑" w:hAnsi="微软雅黑" w:eastAsia="微软雅黑"/>
-          <w:b w:val="0"/>
-          <w:sz w:val="20"/>
-        </w:rPr>
-        <w:t>：按时间筛选充值、提现、投注、输赢、会员等关键指标。</w:t>
-      </w:r>
-    </w:p>
-    <w:p>
-      <w:pPr>
-        <w:pStyle w:val="16"/>
-        <w:spacing w:after="60" w:line="276" w:lineRule="auto"/>
-      </w:pPr>
-      <w:r>
-        <w:rPr>
-          <w:rFonts w:ascii="微软雅黑" w:hAnsi="微软雅黑" w:eastAsia="微软雅黑"/>
-          <w:b/>
-          <w:color w:val="2F5597"/>
-          <w:sz w:val="20"/>
-        </w:rPr>
-        <w:t>分析要点</w:t>
-      </w:r>
-      <w:r>
-        <w:rPr>
-          <w:rFonts w:ascii="微软雅黑" w:hAnsi="微软雅黑" w:eastAsia="微软雅黑"/>
-          <w:b w:val="0"/>
-          <w:sz w:val="20"/>
-        </w:rPr>
-        <w:t>：用于日常经营看板和趋势分析，需注意筛选时间口径。</w:t>
-      </w:r>
-    </w:p>
-    <w:p>
-      <w:pPr>
-        <w:pStyle w:val="5"/>
-        <w:keepNext/>
-        <w:spacing w:before="180" w:after="100" w:line="259" w:lineRule="auto"/>
-      </w:pPr>
-      <w:r>
-        <w:rPr>
-          <w:rFonts w:ascii="微软雅黑" w:hAnsi="微软雅黑" w:eastAsia="微软雅黑"/>
-          <w:b/>
-          <w:color w:val="2F5597"/>
-          <w:sz w:val="25"/>
-        </w:rPr>
-        <w:t>游戏人数据表</w:t>
-      </w:r>
-    </w:p>
-    <w:p>
-      <w:pPr>
-        <w:pStyle w:val="16"/>
-        <w:spacing w:after="60" w:line="276" w:lineRule="auto"/>
-      </w:pPr>
-      <w:r>
-        <w:rPr>
-          <w:rFonts w:ascii="微软雅黑" w:hAnsi="微软雅黑" w:eastAsia="微软雅黑"/>
-          <w:b/>
-          <w:color w:val="2F5597"/>
-          <w:sz w:val="20"/>
-        </w:rPr>
-        <w:t>游戏人数据表</w:t>
-      </w:r>
-      <w:r>
-        <w:rPr>
-          <w:rFonts w:ascii="微软雅黑" w:hAnsi="微软雅黑" w:eastAsia="微软雅黑"/>
-          <w:b w:val="0"/>
-          <w:sz w:val="20"/>
-        </w:rPr>
-        <w:t>：用于查看游戏维度的玩家人数数据。</w:t>
-      </w:r>
-    </w:p>
-    <w:p>
-      <w:pPr>
-        <w:pStyle w:val="16"/>
-        <w:spacing w:after="60" w:line="276" w:lineRule="auto"/>
-      </w:pPr>
-      <w:r>
-        <w:rPr>
-          <w:rFonts w:ascii="微软雅黑" w:hAnsi="微软雅黑" w:eastAsia="微软雅黑"/>
-          <w:b/>
-          <w:color w:val="2F5597"/>
-          <w:sz w:val="20"/>
-        </w:rPr>
-        <w:t>筛选与查看</w:t>
-      </w:r>
-      <w:r>
-        <w:rPr>
-          <w:rFonts w:ascii="微软雅黑" w:hAnsi="微软雅黑" w:eastAsia="微软雅黑"/>
-          <w:b w:val="0"/>
-          <w:sz w:val="20"/>
-        </w:rPr>
-        <w:t>：按时间、游戏或渠道筛选，查看活跃、投注和参与人数。</w:t>
-      </w:r>
-    </w:p>
-    <w:p>
-      <w:pPr>
-        <w:pStyle w:val="16"/>
-        <w:spacing w:after="60" w:line="276" w:lineRule="auto"/>
-      </w:pPr>
-      <w:r>
-        <w:rPr>
-          <w:rFonts w:ascii="微软雅黑" w:hAnsi="微软雅黑" w:eastAsia="微软雅黑"/>
-          <w:b/>
-          <w:color w:val="2F5597"/>
-          <w:sz w:val="20"/>
-        </w:rPr>
-        <w:t>分析要点</w:t>
-      </w:r>
-      <w:r>
-        <w:rPr>
-          <w:rFonts w:ascii="微软雅黑" w:hAnsi="微软雅黑" w:eastAsia="微软雅黑"/>
-          <w:b w:val="0"/>
-          <w:sz w:val="20"/>
-        </w:rPr>
-        <w:t>：用于判断游戏热度和玩家分布，分析时结合投注报表。</w:t>
-      </w:r>
-    </w:p>
-    <w:p>
-      <w:pPr>
-        <w:pStyle w:val="5"/>
-        <w:keepNext/>
-        <w:spacing w:before="180" w:after="100" w:line="259" w:lineRule="auto"/>
-      </w:pPr>
-      <w:r>
-        <w:rPr>
-          <w:rFonts w:ascii="微软雅黑" w:hAnsi="微软雅黑" w:eastAsia="微软雅黑"/>
-          <w:b/>
-          <w:color w:val="2F5597"/>
-          <w:sz w:val="25"/>
-        </w:rPr>
-        <w:t>优惠数据报表</w:t>
-      </w:r>
-    </w:p>
-    <w:p>
-      <w:pPr>
-        <w:pStyle w:val="16"/>
-        <w:spacing w:after="60" w:line="276" w:lineRule="auto"/>
-      </w:pPr>
-      <w:r>
-        <w:rPr>
-          <w:rFonts w:ascii="微软雅黑" w:hAnsi="微软雅黑" w:eastAsia="微软雅黑"/>
-          <w:b/>
-          <w:color w:val="2F5597"/>
-          <w:sz w:val="20"/>
-        </w:rPr>
-        <w:t>优惠数据报表</w:t>
-      </w:r>
-      <w:r>
-        <w:rPr>
-          <w:rFonts w:ascii="微软雅黑" w:hAnsi="微软雅黑" w:eastAsia="微软雅黑"/>
-          <w:b w:val="0"/>
-          <w:sz w:val="20"/>
-        </w:rPr>
-        <w:t>：用于统计优惠活动相关数据。</w:t>
-      </w:r>
-    </w:p>
-    <w:p>
-      <w:pPr>
-        <w:pStyle w:val="16"/>
-        <w:spacing w:after="60" w:line="276" w:lineRule="auto"/>
-      </w:pPr>
-      <w:r>
-        <w:rPr>
-          <w:rFonts w:ascii="微软雅黑" w:hAnsi="微软雅黑" w:eastAsia="微软雅黑"/>
-          <w:b/>
-          <w:color w:val="2F5597"/>
-          <w:sz w:val="20"/>
-        </w:rPr>
-        <w:t>筛选与查看</w:t>
-      </w:r>
-      <w:r>
-        <w:rPr>
-          <w:rFonts w:ascii="微软雅黑" w:hAnsi="微软雅黑" w:eastAsia="微软雅黑"/>
-          <w:b w:val="0"/>
-          <w:sz w:val="20"/>
-        </w:rPr>
-        <w:t>：按活动、时间、渠道或玩家筛选，查看领取、消耗和转化数据。</w:t>
-      </w:r>
-    </w:p>
-    <w:p>
-      <w:pPr>
-        <w:pStyle w:val="16"/>
-        <w:spacing w:after="60" w:line="276" w:lineRule="auto"/>
-      </w:pPr>
-      <w:r>
-        <w:rPr>
-          <w:rFonts w:ascii="微软雅黑" w:hAnsi="微软雅黑" w:eastAsia="微软雅黑"/>
-          <w:b/>
-          <w:color w:val="2F5597"/>
-          <w:sz w:val="20"/>
-        </w:rPr>
-        <w:t>使用要点</w:t>
-      </w:r>
-      <w:r>
-        <w:rPr>
-          <w:rFonts w:ascii="微软雅黑" w:hAnsi="微软雅黑" w:eastAsia="微软雅黑"/>
-          <w:b w:val="0"/>
-          <w:sz w:val="20"/>
-        </w:rPr>
-        <w:t>：报表数据用于活动复盘和成本控制，口径以页面筛选条件为准。</w:t>
-      </w:r>
-    </w:p>
-    <w:p>
-      <w:pPr>
-        <w:pStyle w:val="5"/>
-        <w:keepNext/>
-        <w:spacing w:before="180" w:after="100" w:line="259" w:lineRule="auto"/>
-      </w:pPr>
-      <w:r>
-        <w:rPr>
-          <w:rFonts w:ascii="微软雅黑" w:hAnsi="微软雅黑" w:eastAsia="微软雅黑"/>
-          <w:b/>
-          <w:color w:val="2F5597"/>
-          <w:sz w:val="25"/>
-        </w:rPr>
-        <w:t>充值留存报表</w:t>
-      </w:r>
-    </w:p>
-    <w:p>
-      <w:pPr>
-        <w:pStyle w:val="16"/>
-        <w:spacing w:after="60" w:line="276" w:lineRule="auto"/>
-      </w:pPr>
-      <w:r>
-        <w:rPr>
-          <w:rFonts w:ascii="微软雅黑" w:hAnsi="微软雅黑" w:eastAsia="微软雅黑"/>
-          <w:b/>
-          <w:color w:val="2F5597"/>
-          <w:sz w:val="20"/>
-        </w:rPr>
-        <w:t>充值留存报表</w:t>
-      </w:r>
-      <w:r>
-        <w:rPr>
-          <w:rFonts w:ascii="微软雅黑" w:hAnsi="微软雅黑" w:eastAsia="微软雅黑"/>
-          <w:b w:val="0"/>
-          <w:sz w:val="20"/>
-        </w:rPr>
-        <w:t>：用于查看充值用户后续留存情况。</w:t>
-      </w:r>
-    </w:p>
-    <w:p>
-      <w:pPr>
-        <w:pStyle w:val="16"/>
-        <w:spacing w:after="60" w:line="276" w:lineRule="auto"/>
-      </w:pPr>
-      <w:r>
-        <w:rPr>
-          <w:rFonts w:ascii="微软雅黑" w:hAnsi="微软雅黑" w:eastAsia="微软雅黑"/>
-          <w:b/>
-          <w:color w:val="2F5597"/>
-          <w:sz w:val="20"/>
-        </w:rPr>
-        <w:t>筛选与查看</w:t>
-      </w:r>
-      <w:r>
-        <w:rPr>
-          <w:rFonts w:ascii="微软雅黑" w:hAnsi="微软雅黑" w:eastAsia="微软雅黑"/>
-          <w:b w:val="0"/>
-          <w:sz w:val="20"/>
-        </w:rPr>
-        <w:t>：按首充日期、渠道或站点筛选，查看次日、多日留存。</w:t>
-      </w:r>
-    </w:p>
-    <w:p>
-      <w:pPr>
-        <w:pStyle w:val="16"/>
-        <w:spacing w:after="60" w:line="276" w:lineRule="auto"/>
-      </w:pPr>
-      <w:r>
-        <w:rPr>
-          <w:rFonts w:ascii="微软雅黑" w:hAnsi="微软雅黑" w:eastAsia="微软雅黑"/>
-          <w:b/>
-          <w:color w:val="2F5597"/>
-          <w:sz w:val="20"/>
-        </w:rPr>
-        <w:t>使用要点</w:t>
-      </w:r>
-      <w:r>
-        <w:rPr>
-          <w:rFonts w:ascii="微软雅黑" w:hAnsi="微软雅黑" w:eastAsia="微软雅黑"/>
-          <w:b w:val="0"/>
-          <w:sz w:val="20"/>
-        </w:rPr>
-        <w:t>：用于评估充值用户质量和运营活动效果。</w:t>
-      </w:r>
-    </w:p>
-    <w:p>
-      <w:pPr>
-        <w:pStyle w:val="5"/>
-        <w:keepNext/>
-        <w:spacing w:before="180" w:after="100" w:line="259" w:lineRule="auto"/>
-      </w:pPr>
-      <w:r>
-        <w:rPr>
-          <w:rFonts w:ascii="微软雅黑" w:hAnsi="微软雅黑" w:eastAsia="微软雅黑"/>
-          <w:b/>
-          <w:color w:val="2F5597"/>
-          <w:sz w:val="25"/>
-        </w:rPr>
-        <w:t>代理结算明细</w:t>
-      </w:r>
-    </w:p>
-    <w:p>
-      <w:pPr>
-        <w:pStyle w:val="16"/>
-        <w:spacing w:after="60" w:line="276" w:lineRule="auto"/>
-      </w:pPr>
-      <w:r>
-        <w:rPr>
-          <w:rFonts w:ascii="微软雅黑" w:hAnsi="微软雅黑" w:eastAsia="微软雅黑"/>
-          <w:b/>
-          <w:color w:val="2F5597"/>
-          <w:sz w:val="20"/>
-        </w:rPr>
-        <w:t>代理结算明细</w:t>
-      </w:r>
-      <w:r>
-        <w:rPr>
-          <w:rFonts w:ascii="微软雅黑" w:hAnsi="微软雅黑" w:eastAsia="微软雅黑"/>
-          <w:b w:val="0"/>
-          <w:sz w:val="20"/>
-        </w:rPr>
-        <w:t>：用于查看代理结算明细和结算结果。</w:t>
-      </w:r>
-    </w:p>
-    <w:p>
-      <w:pPr>
-        <w:pStyle w:val="16"/>
-        <w:spacing w:after="60" w:line="276" w:lineRule="auto"/>
-      </w:pPr>
-      <w:r>
-        <w:rPr>
-          <w:rFonts w:ascii="微软雅黑" w:hAnsi="微软雅黑" w:eastAsia="微软雅黑"/>
-          <w:b/>
-          <w:color w:val="2F5597"/>
-          <w:sz w:val="20"/>
-        </w:rPr>
-        <w:t>筛选与查看</w:t>
-      </w:r>
-      <w:r>
-        <w:rPr>
-          <w:rFonts w:ascii="微软雅黑" w:hAnsi="微软雅黑" w:eastAsia="微软雅黑"/>
-          <w:b w:val="0"/>
-          <w:sz w:val="20"/>
-        </w:rPr>
-        <w:t>：按代理、结算周期或状态筛选，查看佣金、返水和调整项。</w:t>
-      </w:r>
-    </w:p>
-    <w:p>
-      <w:pPr>
-        <w:pStyle w:val="16"/>
-        <w:spacing w:after="60" w:line="276" w:lineRule="auto"/>
-      </w:pPr>
-      <w:r>
-        <w:rPr>
-          <w:rFonts w:ascii="微软雅黑" w:hAnsi="微软雅黑" w:eastAsia="微软雅黑"/>
-          <w:b/>
-          <w:color w:val="2F5597"/>
-          <w:sz w:val="20"/>
-        </w:rPr>
-        <w:t>核对要点</w:t>
-      </w:r>
-      <w:r>
-        <w:rPr>
-          <w:rFonts w:ascii="微软雅黑" w:hAnsi="微软雅黑" w:eastAsia="微软雅黑"/>
-          <w:b w:val="0"/>
-          <w:sz w:val="20"/>
-        </w:rPr>
-        <w:t>：结算前需核对代理配置、会员数据和异常调整。</w:t>
-      </w:r>
-    </w:p>
-    <w:p>
-      <w:pPr>
-        <w:pStyle w:val="5"/>
-        <w:keepNext/>
-        <w:spacing w:before="180" w:after="100" w:line="259" w:lineRule="auto"/>
-      </w:pPr>
-      <w:r>
-        <w:rPr>
-          <w:rFonts w:ascii="微软雅黑" w:hAnsi="微软雅黑" w:eastAsia="微软雅黑"/>
-          <w:b/>
-          <w:color w:val="2F5597"/>
-          <w:sz w:val="25"/>
-        </w:rPr>
-        <w:t>VIP数据统计</w:t>
-      </w:r>
-    </w:p>
-    <w:p>
-      <w:pPr>
-        <w:pStyle w:val="16"/>
-        <w:spacing w:after="60" w:line="276" w:lineRule="auto"/>
-      </w:pPr>
-      <w:r>
-        <w:rPr>
-          <w:rFonts w:ascii="微软雅黑" w:hAnsi="微软雅黑" w:eastAsia="微软雅黑"/>
-          <w:b/>
-          <w:color w:val="2F5597"/>
-          <w:sz w:val="20"/>
-        </w:rPr>
-        <w:t>VIP数据统计</w:t>
-      </w:r>
-      <w:r>
-        <w:rPr>
-          <w:rFonts w:ascii="微软雅黑" w:hAnsi="微软雅黑" w:eastAsia="微软雅黑"/>
-          <w:b w:val="0"/>
-          <w:sz w:val="20"/>
-        </w:rPr>
-        <w:t>：用于统计各 VIP 等级会员数据。</w:t>
-      </w:r>
-    </w:p>
-    <w:p>
-      <w:pPr>
-        <w:pStyle w:val="16"/>
-        <w:spacing w:after="60" w:line="276" w:lineRule="auto"/>
-      </w:pPr>
-      <w:r>
-        <w:rPr>
-          <w:rFonts w:ascii="微软雅黑" w:hAnsi="微软雅黑" w:eastAsia="微软雅黑"/>
-          <w:b/>
-          <w:color w:val="2F5597"/>
-          <w:sz w:val="20"/>
-        </w:rPr>
-        <w:t>查看内容</w:t>
-      </w:r>
-      <w:r>
-        <w:rPr>
-          <w:rFonts w:ascii="微软雅黑" w:hAnsi="微软雅黑" w:eastAsia="微软雅黑"/>
-          <w:b w:val="0"/>
-          <w:sz w:val="20"/>
-        </w:rPr>
-        <w:t>：按时间或等级查看会员数量、充值、投注和升降级情况。</w:t>
-      </w:r>
-    </w:p>
-    <w:p>
-      <w:pPr>
-        <w:pStyle w:val="16"/>
-        <w:spacing w:after="60" w:line="276" w:lineRule="auto"/>
-      </w:pPr>
-      <w:r>
-        <w:rPr>
-          <w:rFonts w:ascii="微软雅黑" w:hAnsi="微软雅黑" w:eastAsia="微软雅黑"/>
-          <w:b/>
-          <w:color w:val="2F5597"/>
-          <w:sz w:val="20"/>
-        </w:rPr>
-        <w:t>使用要点</w:t>
-      </w:r>
-      <w:r>
-        <w:rPr>
-          <w:rFonts w:ascii="微软雅黑" w:hAnsi="微软雅黑" w:eastAsia="微软雅黑"/>
-          <w:b w:val="0"/>
-          <w:sz w:val="20"/>
-        </w:rPr>
-        <w:t>：用于评估 VIP 结构和高价值会员运营效果。</w:t>
-      </w:r>
-    </w:p>
-    <w:p>
-      <w:pPr>
-        <w:pStyle w:val="5"/>
-        <w:keepNext/>
-        <w:spacing w:before="180" w:after="100" w:line="259" w:lineRule="auto"/>
-      </w:pPr>
-      <w:r>
-        <w:rPr>
-          <w:rFonts w:ascii="微软雅黑" w:hAnsi="微软雅黑" w:eastAsia="微软雅黑"/>
-          <w:b/>
-          <w:color w:val="2F5597"/>
-          <w:sz w:val="25"/>
-        </w:rPr>
-        <w:t>数据排行</w:t>
-      </w:r>
-    </w:p>
-    <w:p>
-      <w:pPr>
-        <w:pStyle w:val="16"/>
-        <w:spacing w:after="60" w:line="276" w:lineRule="auto"/>
-      </w:pPr>
-      <w:r>
-        <w:rPr>
-          <w:rFonts w:ascii="微软雅黑" w:hAnsi="微软雅黑" w:eastAsia="微软雅黑"/>
-          <w:b/>
-          <w:color w:val="2F5597"/>
-          <w:sz w:val="20"/>
-        </w:rPr>
-        <w:t>数据排行</w:t>
-      </w:r>
-      <w:r>
-        <w:rPr>
-          <w:rFonts w:ascii="微软雅黑" w:hAnsi="微软雅黑" w:eastAsia="微软雅黑"/>
-          <w:b w:val="0"/>
-          <w:sz w:val="20"/>
-        </w:rPr>
-        <w:t>：用于查看会员、游戏或渠道相关排行。</w:t>
-      </w:r>
-    </w:p>
-    <w:p>
-      <w:pPr>
-        <w:pStyle w:val="16"/>
-        <w:spacing w:after="60" w:line="276" w:lineRule="auto"/>
-      </w:pPr>
-      <w:r>
-        <w:rPr>
-          <w:rFonts w:ascii="微软雅黑" w:hAnsi="微软雅黑" w:eastAsia="微软雅黑"/>
-          <w:b/>
-          <w:color w:val="2F5597"/>
-          <w:sz w:val="20"/>
-        </w:rPr>
-        <w:t>筛选与查看</w:t>
-      </w:r>
-      <w:r>
-        <w:rPr>
-          <w:rFonts w:ascii="微软雅黑" w:hAnsi="微软雅黑" w:eastAsia="微软雅黑"/>
-          <w:b w:val="0"/>
-          <w:sz w:val="20"/>
-        </w:rPr>
-        <w:t>：按指标和时间筛选，查看充值、投注、输赢等排名。</w:t>
-      </w:r>
-    </w:p>
-    <w:p>
-      <w:pPr>
-        <w:pStyle w:val="16"/>
-        <w:spacing w:after="60" w:line="276" w:lineRule="auto"/>
-      </w:pPr>
-      <w:r>
-        <w:rPr>
-          <w:rFonts w:ascii="微软雅黑" w:hAnsi="微软雅黑" w:eastAsia="微软雅黑"/>
-          <w:b/>
-          <w:color w:val="2F5597"/>
-          <w:sz w:val="20"/>
-        </w:rPr>
-        <w:t>核对要点</w:t>
-      </w:r>
-      <w:r>
-        <w:rPr>
-          <w:rFonts w:ascii="微软雅黑" w:hAnsi="微软雅黑" w:eastAsia="微软雅黑"/>
-          <w:b w:val="0"/>
-          <w:sz w:val="20"/>
-        </w:rPr>
-        <w:t>：排行用于发现重点会员和异常数据，需结合明细记录核对。</w:t>
-      </w:r>
-    </w:p>
-    <w:p>
-      <w:pPr>
-        <w:pStyle w:val="5"/>
-        <w:keepNext/>
-        <w:spacing w:before="180" w:after="100" w:line="259" w:lineRule="auto"/>
-      </w:pPr>
-      <w:r>
-        <w:rPr>
-          <w:rFonts w:ascii="微软雅黑" w:hAnsi="微软雅黑" w:eastAsia="微软雅黑"/>
-          <w:b/>
-          <w:color w:val="2F5597"/>
-          <w:sz w:val="25"/>
-        </w:rPr>
-        <w:t>游戏记录</w:t>
-      </w:r>
-    </w:p>
-    <w:p>
-      <w:pPr>
-        <w:pStyle w:val="16"/>
-        <w:spacing w:after="60" w:line="276" w:lineRule="auto"/>
-      </w:pPr>
-      <w:r>
-        <w:rPr>
-          <w:rFonts w:ascii="微软雅黑" w:hAnsi="微软雅黑" w:eastAsia="微软雅黑"/>
-          <w:b/>
-          <w:color w:val="2F5597"/>
-          <w:sz w:val="20"/>
-        </w:rPr>
-        <w:t>游戏记录</w:t>
-      </w:r>
-      <w:r>
-        <w:rPr>
-          <w:rFonts w:ascii="微软雅黑" w:hAnsi="微软雅黑" w:eastAsia="微软雅黑"/>
-          <w:b w:val="0"/>
-          <w:sz w:val="20"/>
-        </w:rPr>
-        <w:t>：用于查询玩家游戏投注记录。</w:t>
-      </w:r>
-    </w:p>
-    <w:p>
-      <w:pPr>
-        <w:pStyle w:val="16"/>
-        <w:spacing w:after="60" w:line="276" w:lineRule="auto"/>
-      </w:pPr>
-      <w:r>
-        <w:rPr>
-          <w:rFonts w:ascii="微软雅黑" w:hAnsi="微软雅黑" w:eastAsia="微软雅黑"/>
-          <w:b/>
-          <w:color w:val="2F5597"/>
-          <w:sz w:val="20"/>
-        </w:rPr>
-        <w:t>筛选与查看</w:t>
-      </w:r>
-      <w:r>
-        <w:rPr>
-          <w:rFonts w:ascii="微软雅黑" w:hAnsi="微软雅黑" w:eastAsia="微软雅黑"/>
-          <w:b w:val="0"/>
-          <w:sz w:val="20"/>
-        </w:rPr>
-        <w:t>：按玩家、游戏、订单号、状态或时间筛选，查看投注明细。</w:t>
-      </w:r>
-    </w:p>
-    <w:p>
-      <w:pPr>
-        <w:pStyle w:val="16"/>
-        <w:spacing w:after="60" w:line="276" w:lineRule="auto"/>
-      </w:pPr>
-      <w:r>
-        <w:rPr>
-          <w:rFonts w:ascii="微软雅黑" w:hAnsi="微软雅黑" w:eastAsia="微软雅黑"/>
-          <w:b/>
-          <w:color w:val="2F5597"/>
-          <w:sz w:val="20"/>
-        </w:rPr>
-        <w:t>排查要点</w:t>
-      </w:r>
-      <w:r>
-        <w:rPr>
-          <w:rFonts w:ascii="微软雅黑" w:hAnsi="微软雅黑" w:eastAsia="微软雅黑"/>
-          <w:b w:val="0"/>
-          <w:sz w:val="20"/>
-        </w:rPr>
-        <w:t>：排查输赢争议时应结合游戏记录、账变和订单状态。</w:t>
-      </w:r>
-    </w:p>
-    <w:p>
-      <w:pPr>
-        <w:pStyle w:val="5"/>
-        <w:keepNext/>
-        <w:spacing w:before="180" w:after="100" w:line="259" w:lineRule="auto"/>
-      </w:pPr>
-      <w:r>
-        <w:rPr>
-          <w:rFonts w:ascii="微软雅黑" w:hAnsi="微软雅黑" w:eastAsia="微软雅黑"/>
-          <w:b/>
-          <w:color w:val="2F5597"/>
-          <w:sz w:val="25"/>
-        </w:rPr>
-        <w:t>用户留存</w:t>
-      </w:r>
-    </w:p>
-    <w:p>
-      <w:pPr>
-        <w:pStyle w:val="16"/>
-        <w:spacing w:after="60" w:line="276" w:lineRule="auto"/>
-      </w:pPr>
-      <w:r>
-        <w:rPr>
-          <w:rFonts w:ascii="微软雅黑" w:hAnsi="微软雅黑" w:eastAsia="微软雅黑"/>
-          <w:b/>
-          <w:color w:val="2F5597"/>
-          <w:sz w:val="20"/>
-        </w:rPr>
-        <w:t>用户留存</w:t>
-      </w:r>
-      <w:r>
-        <w:rPr>
-          <w:rFonts w:ascii="微软雅黑" w:hAnsi="微软雅黑" w:eastAsia="微软雅黑"/>
-          <w:b w:val="0"/>
-          <w:sz w:val="20"/>
-        </w:rPr>
-        <w:t>：用于查看注册或活跃用户的留存情况。</w:t>
-      </w:r>
-    </w:p>
-    <w:p>
-      <w:pPr>
-        <w:pStyle w:val="16"/>
-        <w:spacing w:after="60" w:line="276" w:lineRule="auto"/>
-      </w:pPr>
-      <w:r>
-        <w:rPr>
-          <w:rFonts w:ascii="微软雅黑" w:hAnsi="微软雅黑" w:eastAsia="微软雅黑"/>
-          <w:b/>
-          <w:color w:val="2F5597"/>
-          <w:sz w:val="20"/>
-        </w:rPr>
-        <w:t>筛选与查看</w:t>
-      </w:r>
-      <w:r>
-        <w:rPr>
-          <w:rFonts w:ascii="微软雅黑" w:hAnsi="微软雅黑" w:eastAsia="微软雅黑"/>
-          <w:b w:val="0"/>
-          <w:sz w:val="20"/>
-        </w:rPr>
-        <w:t>：按日期、渠道或用户分组筛选，查看留存比例。</w:t>
-      </w:r>
-    </w:p>
-    <w:p>
-      <w:pPr>
-        <w:pStyle w:val="16"/>
-        <w:spacing w:after="60" w:line="276" w:lineRule="auto"/>
-      </w:pPr>
-      <w:r>
-        <w:rPr>
-          <w:rFonts w:ascii="微软雅黑" w:hAnsi="微软雅黑" w:eastAsia="微软雅黑"/>
-          <w:b/>
-          <w:color w:val="2F5597"/>
-          <w:sz w:val="20"/>
-        </w:rPr>
-        <w:t>分析要点</w:t>
-      </w:r>
-      <w:r>
-        <w:rPr>
-          <w:rFonts w:ascii="微软雅黑" w:hAnsi="微软雅黑" w:eastAsia="微软雅黑"/>
-          <w:b w:val="0"/>
-          <w:sz w:val="20"/>
-        </w:rPr>
-        <w:t>：留存分析用于评估渠道质量和运营活动效果。</w:t>
-      </w:r>
-    </w:p>
-    <w:p>
-      <w:pPr>
-        <w:pStyle w:val="5"/>
-        <w:keepNext/>
-        <w:spacing w:before="180" w:after="100" w:line="259" w:lineRule="auto"/>
-      </w:pPr>
-      <w:r>
-        <w:rPr>
-          <w:rFonts w:ascii="微软雅黑" w:hAnsi="微软雅黑" w:eastAsia="微软雅黑"/>
-          <w:b/>
-          <w:color w:val="2F5597"/>
-          <w:sz w:val="25"/>
-        </w:rPr>
-        <w:t>用户分析</w:t>
-      </w:r>
-    </w:p>
-    <w:p>
-      <w:pPr>
-        <w:pStyle w:val="16"/>
-        <w:spacing w:after="60" w:line="276" w:lineRule="auto"/>
-      </w:pPr>
-      <w:r>
-        <w:rPr>
-          <w:rFonts w:ascii="微软雅黑" w:hAnsi="微软雅黑" w:eastAsia="微软雅黑"/>
-          <w:b/>
-          <w:color w:val="2F5597"/>
-          <w:sz w:val="20"/>
-        </w:rPr>
-        <w:t>用户分析</w:t>
-      </w:r>
-      <w:r>
-        <w:rPr>
-          <w:rFonts w:ascii="微软雅黑" w:hAnsi="微软雅黑" w:eastAsia="微软雅黑"/>
-          <w:b w:val="0"/>
-          <w:sz w:val="20"/>
-        </w:rPr>
-        <w:t>：用于分析用户结构、活跃和行为数据。</w:t>
-      </w:r>
-    </w:p>
-    <w:p>
-      <w:pPr>
-        <w:pStyle w:val="16"/>
-        <w:spacing w:after="60" w:line="276" w:lineRule="auto"/>
-      </w:pPr>
-      <w:r>
-        <w:rPr>
-          <w:rFonts w:ascii="微软雅黑" w:hAnsi="微软雅黑" w:eastAsia="微软雅黑"/>
-          <w:b/>
-          <w:color w:val="2F5597"/>
-          <w:sz w:val="20"/>
-        </w:rPr>
-        <w:t>筛选与查看</w:t>
-      </w:r>
-      <w:r>
-        <w:rPr>
-          <w:rFonts w:ascii="微软雅黑" w:hAnsi="微软雅黑" w:eastAsia="微软雅黑"/>
-          <w:b w:val="0"/>
-          <w:sz w:val="20"/>
-        </w:rPr>
-        <w:t>：按时间、渠道或用户类型筛选，查看新增、活跃、充值等指标。</w:t>
-      </w:r>
-    </w:p>
-    <w:p>
-      <w:pPr>
-        <w:pStyle w:val="16"/>
-        <w:spacing w:after="60" w:line="276" w:lineRule="auto"/>
-      </w:pPr>
-      <w:r>
-        <w:rPr>
-          <w:rFonts w:ascii="微软雅黑" w:hAnsi="微软雅黑" w:eastAsia="微软雅黑"/>
-          <w:b/>
-          <w:color w:val="2F5597"/>
-          <w:sz w:val="20"/>
-        </w:rPr>
-        <w:t>使用要点</w:t>
-      </w:r>
-      <w:r>
-        <w:rPr>
-          <w:rFonts w:ascii="微软雅黑" w:hAnsi="微软雅黑" w:eastAsia="微软雅黑"/>
-          <w:b w:val="0"/>
-          <w:sz w:val="20"/>
-        </w:rPr>
-        <w:t>：用于用户运营决策，需结合留存、充值和活动数据判断。</w:t>
-      </w:r>
-    </w:p>
-    <w:p>
-      <w:pPr>
-        <w:pStyle w:val="5"/>
-        <w:keepNext/>
-        <w:spacing w:before="180" w:after="100" w:line="259" w:lineRule="auto"/>
-      </w:pPr>
-      <w:r>
-        <w:rPr>
-          <w:rFonts w:ascii="微软雅黑" w:hAnsi="微软雅黑" w:eastAsia="微软雅黑"/>
-          <w:b/>
-          <w:color w:val="2F5597"/>
-          <w:sz w:val="25"/>
-        </w:rPr>
-        <w:t>LTV</w:t>
-      </w:r>
-    </w:p>
-    <w:p>
-      <w:pPr>
-        <w:pStyle w:val="16"/>
-        <w:spacing w:after="60" w:line="276" w:lineRule="auto"/>
-      </w:pPr>
-      <w:r>
-        <w:rPr>
-          <w:rFonts w:ascii="微软雅黑" w:hAnsi="微软雅黑" w:eastAsia="微软雅黑"/>
-          <w:b/>
-          <w:color w:val="2F5597"/>
-          <w:sz w:val="20"/>
-        </w:rPr>
-        <w:t>LTV</w:t>
-      </w:r>
-      <w:r>
-        <w:rPr>
-          <w:rFonts w:ascii="微软雅黑" w:hAnsi="微软雅黑" w:eastAsia="微软雅黑"/>
-          <w:b w:val="0"/>
-          <w:sz w:val="20"/>
-        </w:rPr>
-        <w:t>：用于查看用户生命周期价值数据。</w:t>
-      </w:r>
-    </w:p>
-    <w:p>
-      <w:pPr>
-        <w:pStyle w:val="16"/>
-        <w:spacing w:after="60" w:line="276" w:lineRule="auto"/>
-      </w:pPr>
-      <w:r>
-        <w:rPr>
-          <w:rFonts w:ascii="微软雅黑" w:hAnsi="微软雅黑" w:eastAsia="微软雅黑"/>
-          <w:b/>
-          <w:color w:val="2F5597"/>
-          <w:sz w:val="20"/>
-        </w:rPr>
-        <w:t>筛选与查看</w:t>
-      </w:r>
-      <w:r>
-        <w:rPr>
-          <w:rFonts w:ascii="微软雅黑" w:hAnsi="微软雅黑" w:eastAsia="微软雅黑"/>
-          <w:b w:val="0"/>
-          <w:sz w:val="20"/>
-        </w:rPr>
-        <w:t>：按注册日期、渠道或用户分组筛选，查看不同周期价值表现。</w:t>
-      </w:r>
-    </w:p>
-    <w:p>
-      <w:pPr>
-        <w:pStyle w:val="16"/>
-        <w:spacing w:after="60" w:line="276" w:lineRule="auto"/>
-      </w:pPr>
-      <w:r>
-        <w:rPr>
-          <w:rFonts w:ascii="微软雅黑" w:hAnsi="微软雅黑" w:eastAsia="微软雅黑"/>
-          <w:b/>
-          <w:color w:val="2F5597"/>
-          <w:sz w:val="20"/>
-        </w:rPr>
-        <w:t>分析要点</w:t>
-      </w:r>
-      <w:r>
-        <w:rPr>
-          <w:rFonts w:ascii="微软雅黑" w:hAnsi="微软雅黑" w:eastAsia="微软雅黑"/>
-          <w:b w:val="0"/>
-          <w:sz w:val="20"/>
-        </w:rPr>
-        <w:t>：用于评估投放回收和用户质量，需与渠道成本结合分析。</w:t>
-      </w:r>
-    </w:p>
-    <w:p>
-      <w:pPr>
-        <w:pStyle w:val="5"/>
-        <w:keepNext/>
-        <w:spacing w:before="180" w:after="100" w:line="259" w:lineRule="auto"/>
-      </w:pPr>
-      <w:r>
-        <w:rPr>
-          <w:rFonts w:ascii="微软雅黑" w:hAnsi="微软雅黑" w:eastAsia="微软雅黑"/>
-          <w:b/>
-          <w:color w:val="2F5597"/>
-          <w:sz w:val="25"/>
-        </w:rPr>
-        <w:t>活动统计报表</w:t>
-      </w:r>
-    </w:p>
-    <w:p>
-      <w:pPr>
-        <w:pStyle w:val="16"/>
-        <w:spacing w:after="60" w:line="276" w:lineRule="auto"/>
-      </w:pPr>
-      <w:r>
-        <w:rPr>
-          <w:rFonts w:ascii="微软雅黑" w:hAnsi="微软雅黑" w:eastAsia="微软雅黑"/>
-          <w:b/>
-          <w:color w:val="2F5597"/>
-          <w:sz w:val="20"/>
-        </w:rPr>
-        <w:t>活动统计报表</w:t>
-      </w:r>
-      <w:r>
-        <w:rPr>
-          <w:rFonts w:ascii="微软雅黑" w:hAnsi="微软雅黑" w:eastAsia="微软雅黑"/>
-          <w:b w:val="0"/>
-          <w:sz w:val="20"/>
-        </w:rPr>
-        <w:t>：用于统计活动参与和奖励数据。</w:t>
-      </w:r>
-    </w:p>
-    <w:p>
-      <w:pPr>
-        <w:pStyle w:val="16"/>
-        <w:spacing w:after="60" w:line="276" w:lineRule="auto"/>
-      </w:pPr>
-      <w:r>
-        <w:rPr>
-          <w:rFonts w:ascii="微软雅黑" w:hAnsi="微软雅黑" w:eastAsia="微软雅黑"/>
-          <w:b/>
-          <w:color w:val="2F5597"/>
-          <w:sz w:val="20"/>
-        </w:rPr>
-        <w:t>筛选与查看</w:t>
-      </w:r>
-      <w:r>
-        <w:rPr>
-          <w:rFonts w:ascii="微软雅黑" w:hAnsi="微软雅黑" w:eastAsia="微软雅黑"/>
-          <w:b w:val="0"/>
-          <w:sz w:val="20"/>
-        </w:rPr>
-        <w:t>：按活动和时间筛选，查看参与人数、奖励金额和转化情况。</w:t>
-      </w:r>
-    </w:p>
-    <w:p>
-      <w:pPr>
-        <w:pStyle w:val="16"/>
-        <w:spacing w:after="60" w:line="276" w:lineRule="auto"/>
-      </w:pPr>
-      <w:r>
-        <w:rPr>
-          <w:rFonts w:ascii="微软雅黑" w:hAnsi="微软雅黑" w:eastAsia="微软雅黑"/>
-          <w:b/>
-          <w:color w:val="2F5597"/>
-          <w:sz w:val="20"/>
-        </w:rPr>
-        <w:t>核对要点</w:t>
-      </w:r>
-      <w:r>
-        <w:rPr>
-          <w:rFonts w:ascii="微软雅黑" w:hAnsi="微软雅黑" w:eastAsia="微软雅黑"/>
-          <w:b w:val="0"/>
-          <w:sz w:val="20"/>
-        </w:rPr>
-        <w:t>：用于活动效果复盘，需结合优惠数据和账变记录核对。</w:t>
-      </w:r>
-    </w:p>
-    <w:p>
-      <w:pPr>
-        <w:pStyle w:val="5"/>
-        <w:keepNext/>
-        <w:spacing w:before="180" w:after="100" w:line="259" w:lineRule="auto"/>
-      </w:pPr>
-      <w:r>
-        <w:rPr>
-          <w:rFonts w:ascii="微软雅黑" w:hAnsi="微软雅黑" w:eastAsia="微软雅黑"/>
-          <w:b/>
-          <w:color w:val="2F5597"/>
-          <w:sz w:val="25"/>
-        </w:rPr>
-        <w:t>充值分布表</w:t>
-      </w:r>
-    </w:p>
-    <w:p>
-      <w:pPr>
-        <w:pStyle w:val="16"/>
-        <w:spacing w:after="60" w:line="276" w:lineRule="auto"/>
-      </w:pPr>
-      <w:r>
-        <w:rPr>
-          <w:rFonts w:ascii="微软雅黑" w:hAnsi="微软雅黑" w:eastAsia="微软雅黑"/>
-          <w:b/>
-          <w:color w:val="2F5597"/>
-          <w:sz w:val="20"/>
-        </w:rPr>
-        <w:t>充值分布表</w:t>
-      </w:r>
-      <w:r>
-        <w:rPr>
-          <w:rFonts w:ascii="微软雅黑" w:hAnsi="微软雅黑" w:eastAsia="微软雅黑"/>
-          <w:b w:val="0"/>
-          <w:sz w:val="20"/>
-        </w:rPr>
-        <w:t>：用于查看充值金额、次数和用户分布。</w:t>
-      </w:r>
-    </w:p>
-    <w:p>
-      <w:pPr>
-        <w:pStyle w:val="16"/>
-        <w:spacing w:after="60" w:line="276" w:lineRule="auto"/>
-      </w:pPr>
-      <w:r>
-        <w:rPr>
-          <w:rFonts w:ascii="微软雅黑" w:hAnsi="微软雅黑" w:eastAsia="微软雅黑"/>
-          <w:b/>
-          <w:color w:val="2F5597"/>
-          <w:sz w:val="20"/>
-        </w:rPr>
-        <w:t>筛选与查看</w:t>
-      </w:r>
-      <w:r>
-        <w:rPr>
-          <w:rFonts w:ascii="微软雅黑" w:hAnsi="微软雅黑" w:eastAsia="微软雅黑"/>
-          <w:b w:val="0"/>
-          <w:sz w:val="20"/>
-        </w:rPr>
-        <w:t>：按时间、金额区间或渠道筛选，查看充值结构。</w:t>
-      </w:r>
-    </w:p>
-    <w:p>
-      <w:pPr>
-        <w:pStyle w:val="16"/>
-        <w:spacing w:after="60" w:line="276" w:lineRule="auto"/>
-      </w:pPr>
-      <w:r>
-        <w:rPr>
-          <w:rFonts w:ascii="微软雅黑" w:hAnsi="微软雅黑" w:eastAsia="微软雅黑"/>
-          <w:b/>
-          <w:color w:val="2F5597"/>
-          <w:sz w:val="20"/>
-        </w:rPr>
-        <w:t>分析要点</w:t>
-      </w:r>
-      <w:r>
-        <w:rPr>
-          <w:rFonts w:ascii="微软雅黑" w:hAnsi="微软雅黑" w:eastAsia="微软雅黑"/>
-          <w:b w:val="0"/>
-          <w:sz w:val="20"/>
-        </w:rPr>
-        <w:t>：用于分析充值习惯和优化充值配置。</w:t>
-      </w:r>
-    </w:p>
-    <w:p>
-      <w:pPr>
-        <w:pStyle w:val="5"/>
-        <w:keepNext/>
-        <w:spacing w:before="180" w:after="100" w:line="259" w:lineRule="auto"/>
-      </w:pPr>
-      <w:r>
-        <w:rPr>
-          <w:rFonts w:ascii="微软雅黑" w:hAnsi="微软雅黑" w:eastAsia="微软雅黑"/>
-          <w:b/>
-          <w:color w:val="2F5597"/>
-          <w:sz w:val="25"/>
-        </w:rPr>
-        <w:t>任务统计报表</w:t>
-      </w:r>
-    </w:p>
-    <w:p>
-      <w:pPr>
-        <w:pStyle w:val="16"/>
-        <w:spacing w:after="60" w:line="276" w:lineRule="auto"/>
-      </w:pPr>
-      <w:r>
-        <w:rPr>
-          <w:rFonts w:ascii="微软雅黑" w:hAnsi="微软雅黑" w:eastAsia="微软雅黑"/>
-          <w:b/>
-          <w:color w:val="2F5597"/>
-          <w:sz w:val="20"/>
-        </w:rPr>
-        <w:t>任务统计报表</w:t>
-      </w:r>
-      <w:r>
-        <w:rPr>
-          <w:rFonts w:ascii="微软雅黑" w:hAnsi="微软雅黑" w:eastAsia="微软雅黑"/>
-          <w:b w:val="0"/>
-          <w:sz w:val="20"/>
-        </w:rPr>
-        <w:t>：用于查看任务参与和完成数据。</w:t>
-      </w:r>
-    </w:p>
-    <w:p>
-      <w:pPr>
-        <w:pStyle w:val="16"/>
-        <w:spacing w:after="60" w:line="276" w:lineRule="auto"/>
-      </w:pPr>
-      <w:r>
-        <w:rPr>
-          <w:rFonts w:ascii="微软雅黑" w:hAnsi="微软雅黑" w:eastAsia="微软雅黑"/>
-          <w:b/>
-          <w:color w:val="2F5597"/>
-          <w:sz w:val="20"/>
-        </w:rPr>
-        <w:t>筛选与查看</w:t>
-      </w:r>
-      <w:r>
-        <w:rPr>
-          <w:rFonts w:ascii="微软雅黑" w:hAnsi="微软雅黑" w:eastAsia="微软雅黑"/>
-          <w:b w:val="0"/>
-          <w:sz w:val="20"/>
-        </w:rPr>
-        <w:t>：按任务和时间筛选，查看参与人数、完成数和奖励发放。</w:t>
-      </w:r>
-    </w:p>
-    <w:p>
-      <w:pPr>
-        <w:pStyle w:val="16"/>
-        <w:spacing w:after="60" w:line="276" w:lineRule="auto"/>
-      </w:pPr>
-      <w:r>
-        <w:rPr>
-          <w:rFonts w:ascii="微软雅黑" w:hAnsi="微软雅黑" w:eastAsia="微软雅黑"/>
-          <w:b/>
-          <w:color w:val="2F5597"/>
-          <w:sz w:val="20"/>
-        </w:rPr>
-        <w:t>使用要点</w:t>
-      </w:r>
-      <w:r>
-        <w:rPr>
-          <w:rFonts w:ascii="微软雅黑" w:hAnsi="微软雅黑" w:eastAsia="微软雅黑"/>
-          <w:b w:val="0"/>
-          <w:sz w:val="20"/>
-        </w:rPr>
-        <w:t>：用于评估任务效果，需结合任务配置和奖励记录。</w:t>
-      </w:r>
-    </w:p>
-    <w:p>
-      <w:pPr>
-        <w:pStyle w:val="5"/>
-        <w:keepNext/>
-        <w:spacing w:before="180" w:after="100" w:line="259" w:lineRule="auto"/>
-      </w:pPr>
-      <w:r>
-        <w:rPr>
-          <w:rFonts w:ascii="微软雅黑" w:hAnsi="微软雅黑" w:eastAsia="微软雅黑"/>
-          <w:b/>
-          <w:color w:val="2F5597"/>
-          <w:sz w:val="25"/>
-        </w:rPr>
-        <w:t>用户分群查询</w:t>
-      </w:r>
-    </w:p>
-    <w:p>
-      <w:pPr>
-        <w:pStyle w:val="16"/>
-        <w:spacing w:after="60" w:line="276" w:lineRule="auto"/>
-      </w:pPr>
-      <w:r>
-        <w:rPr>
-          <w:rFonts w:ascii="微软雅黑" w:hAnsi="微软雅黑" w:eastAsia="微软雅黑"/>
-          <w:b/>
-          <w:color w:val="2F5597"/>
-          <w:sz w:val="20"/>
-        </w:rPr>
-        <w:t>用户分群查询</w:t>
-      </w:r>
-      <w:r>
-        <w:rPr>
-          <w:rFonts w:ascii="微软雅黑" w:hAnsi="微软雅黑" w:eastAsia="微软雅黑"/>
-          <w:b w:val="0"/>
-          <w:sz w:val="20"/>
-        </w:rPr>
-        <w:t>：用于查询用户分群结果和分群成员。</w:t>
-      </w:r>
-    </w:p>
-    <w:p>
-      <w:pPr>
-        <w:pStyle w:val="16"/>
-        <w:spacing w:after="60" w:line="276" w:lineRule="auto"/>
-      </w:pPr>
-      <w:r>
-        <w:rPr>
-          <w:rFonts w:ascii="微软雅黑" w:hAnsi="微软雅黑" w:eastAsia="微软雅黑"/>
-          <w:b/>
-          <w:color w:val="2F5597"/>
-          <w:sz w:val="20"/>
-        </w:rPr>
-        <w:t>筛选与查看</w:t>
-      </w:r>
-      <w:r>
-        <w:rPr>
-          <w:rFonts w:ascii="微软雅黑" w:hAnsi="微软雅黑" w:eastAsia="微软雅黑"/>
-          <w:b w:val="0"/>
-          <w:sz w:val="20"/>
-        </w:rPr>
-        <w:t>：按分群条件、标签或会员信息筛选，查看命中用户。</w:t>
-      </w:r>
-    </w:p>
-    <w:p>
-      <w:pPr>
-        <w:pStyle w:val="16"/>
-        <w:spacing w:after="60" w:line="276" w:lineRule="auto"/>
-      </w:pPr>
-      <w:r>
-        <w:rPr>
-          <w:rFonts w:ascii="微软雅黑" w:hAnsi="微软雅黑" w:eastAsia="微软雅黑"/>
-          <w:b/>
-          <w:color w:val="2F5597"/>
-          <w:sz w:val="20"/>
-        </w:rPr>
-        <w:t>使用要点</w:t>
-      </w:r>
-      <w:r>
-        <w:rPr>
-          <w:rFonts w:ascii="微软雅黑" w:hAnsi="微软雅黑" w:eastAsia="微软雅黑"/>
-          <w:b w:val="0"/>
-          <w:sz w:val="20"/>
-        </w:rPr>
-        <w:t>：分群结果可用于活动、消息推送和精细化运营。</w:t>
-      </w:r>
-    </w:p>
-    <w:p>
-      <w:pPr>
-        <w:pStyle w:val="3"/>
-        <w:keepNext/>
-        <w:spacing w:before="360" w:after="240" w:line="276" w:lineRule="auto"/>
-      </w:pPr>
+      <w:bookmarkStart w:id="0" w:name="_GoBack"/>
+      <w:bookmarkEnd w:id="0"/>
       <w:r>
         <w:rPr>
           <w:rFonts w:ascii="微软雅黑" w:hAnsi="微软雅黑" w:eastAsia="微软雅黑"/>
@@ -25800,7 +27888,7 @@
     <w:lsdException w:unhideWhenUsed="0" w:uiPriority="72" w:semiHidden="0" w:name="Colorful List"/>
     <w:lsdException w:unhideWhenUsed="0" w:uiPriority="73" w:semiHidden="0" w:name="Colorful Grid"/>
     <w:lsdException w:qFormat="1" w:unhideWhenUsed="0" w:uiPriority="60" w:semiHidden="0" w:name="Light Shading Accent 1"/>
-    <w:lsdException w:unhideWhenUsed="0" w:uiPriority="61" w:semiHidden="0" w:name="Light List Accent 1"/>
+    <w:lsdException w:qFormat="1" w:unhideWhenUsed="0" w:uiPriority="61" w:semiHidden="0" w:name="Light List Accent 1"/>
     <w:lsdException w:qFormat="1" w:unhideWhenUsed="0" w:uiPriority="62" w:semiHidden="0" w:name="Light Grid Accent 1"/>
     <w:lsdException w:qFormat="1" w:unhideWhenUsed="0" w:uiPriority="63" w:semiHidden="0" w:name="Medium Shading 1 Accent 1"/>
     <w:lsdException w:qFormat="1" w:unhideWhenUsed="0" w:uiPriority="64" w:semiHidden="0" w:name="Medium Shading 2 Accent 1"/>
@@ -25873,7 +27961,7 @@
     <w:lsdException w:unhideWhenUsed="0" w:uiPriority="72" w:semiHidden="0" w:name="Colorful List Accent 5"/>
     <w:lsdException w:unhideWhenUsed="0" w:uiPriority="73" w:semiHidden="0" w:name="Colorful Grid Accent 5"/>
     <w:lsdException w:qFormat="1" w:unhideWhenUsed="0" w:uiPriority="60" w:semiHidden="0" w:name="Light Shading Accent 6"/>
-    <w:lsdException w:unhideWhenUsed="0" w:uiPriority="61" w:semiHidden="0" w:name="Light List Accent 6"/>
+    <w:lsdException w:qFormat="1" w:unhideWhenUsed="0" w:uiPriority="61" w:semiHidden="0" w:name="Light List Accent 6"/>
     <w:lsdException w:qFormat="1" w:unhideWhenUsed="0" w:uiPriority="62" w:semiHidden="0" w:name="Light Grid Accent 6"/>
     <w:lsdException w:qFormat="1" w:unhideWhenUsed="0" w:uiPriority="63" w:semiHidden="0" w:name="Medium Shading 1 Accent 6"/>
     <w:lsdException w:qFormat="1" w:unhideWhenUsed="0" w:uiPriority="64" w:semiHidden="0" w:name="Medium Shading 2 Accent 6"/>
@@ -27290,6 +29378,7 @@
   <w:style w:type="table" w:styleId="42">
     <w:name w:val="Light List Accent 1"/>
     <w:basedOn w:val="32"/>
+    <w:qFormat/>
     <w:uiPriority w:val="61"/>
     <w:pPr>
       <w:spacing w:after="0" w:line="240" w:lineRule="auto"/>
@@ -27759,6 +29848,7 @@
   <w:style w:type="table" w:styleId="47">
     <w:name w:val="Light List Accent 6"/>
     <w:basedOn w:val="32"/>
+    <w:qFormat/>
     <w:uiPriority w:val="61"/>
     <w:pPr>
       <w:spacing w:after="0" w:line="240" w:lineRule="auto"/>
@@ -38129,6 +40219,7 @@
     <w:name w:val="Macro Text Char"/>
     <w:basedOn w:val="132"/>
     <w:link w:val="2"/>
+    <w:qFormat/>
     <w:uiPriority w:val="99"/>
     <w:rPr>
       <w:rFonts w:ascii="Courier" w:hAnsi="Courier"/>
